--- a/DESIGN.docx
+++ b/DESIGN.docx
@@ -5,36 +5,120 @@
     <w:p>
       <w:pPr>
         <w:jc w:val="center"/>
-        <w:spacing w:before="1440" w:after="72"/>
+        <w:spacing w:before="720" w:after="120"/>
+      </w:pPr>
+      <w:r>
+        <w:drawing>
+          <wp:inline xmlns:a="http://schemas.openxmlformats.org/drawingml/2006/main" xmlns:pic="http://schemas.openxmlformats.org/drawingml/2006/picture">
+            <wp:extent cx="1828800" cy="1463040"/>
+            <wp:docPr id="1" name="Picture 1"/>
+            <wp:cNvGraphicFramePr>
+              <a:graphicFrameLocks noChangeAspect="1"/>
+            </wp:cNvGraphicFramePr>
+            <a:graphic>
+              <a:graphicData uri="http://schemas.openxmlformats.org/drawingml/2006/picture">
+                <pic:pic>
+                  <pic:nvPicPr>
+                    <pic:cNvPr id="0" name="logo.png"/>
+                    <pic:cNvPicPr/>
+                  </pic:nvPicPr>
+                  <pic:blipFill>
+                    <a:blip r:embed="rId9"/>
+                    <a:stretch>
+                      <a:fillRect/>
+                    </a:stretch>
+                  </pic:blipFill>
+                  <pic:spPr>
+                    <a:xfrm>
+                      <a:off x="0" y="0"/>
+                      <a:ext cx="1828800" cy="1463040"/>
+                    </a:xfrm>
+                    <a:prstGeom prst="rect"/>
+                  </pic:spPr>
+                </pic:pic>
+              </a:graphicData>
+            </a:graphic>
+          </wp:inline>
+        </w:drawing>
+      </w:r>
+    </w:p>
+    <w:p>
+      <w:pPr>
+        <w:jc w:val="center"/>
+        <w:spacing w:before="0" w:after="40"/>
       </w:pPr>
       <w:r>
         <w:rPr>
           <w:rFonts w:ascii="Calibri" w:hAnsi="Calibri"/>
           <w:b/>
-          <w:color w:val="000936"/>
-          <w:sz w:val="80"/>
-        </w:rPr>
-        <w:t>SelectEd</w:t>
+          <w:color w:val="56DBFF"/>
+          <w:sz w:val="84"/>
+        </w:rPr>
+        <w:t>Select</w:t>
+      </w:r>
+      <w:r>
+        <w:rPr>
+          <w:rFonts w:ascii="Calibri" w:hAnsi="Calibri"/>
+          <w:b/>
+          <w:color w:val="FDC800"/>
+          <w:sz w:val="84"/>
+        </w:rPr>
+        <w:t>Ed</w:t>
       </w:r>
     </w:p>
     <w:p>
       <w:pPr>
         <w:jc w:val="center"/>
-        <w:spacing w:before="0" w:after="72"/>
+        <w:spacing w:before="0" w:after="40"/>
       </w:pPr>
       <w:r>
         <w:rPr>
           <w:rFonts w:ascii="Calibri" w:hAnsi="Calibri"/>
-          <w:color w:val="0066CB"/>
-          <w:sz w:val="36"/>
-        </w:rPr>
-        <w:t>Design &amp; Architecture Document</w:t>
+          <w:b/>
+          <w:color w:val="FDC800"/>
+          <w:sz w:val="26"/>
+        </w:rPr>
+        <w:t>Sharpen</w:t>
+      </w:r>
+      <w:r>
+        <w:rPr>
+          <w:rFonts w:ascii="Calibri" w:hAnsi="Calibri"/>
+          <w:color w:val="475569"/>
+          <w:sz w:val="26"/>
+        </w:rPr>
+        <w:t xml:space="preserve">  ·  </w:t>
+      </w:r>
+      <w:r>
+        <w:rPr>
+          <w:rFonts w:ascii="Calibri" w:hAnsi="Calibri"/>
+          <w:b/>
+          <w:color w:val="1DA4F3"/>
+          <w:sz w:val="26"/>
+        </w:rPr>
+        <w:t>Sit</w:t>
+      </w:r>
+      <w:r>
+        <w:rPr>
+          <w:rFonts w:ascii="Calibri" w:hAnsi="Calibri"/>
+          <w:color w:val="475569"/>
+          <w:sz w:val="26"/>
+        </w:rPr>
+        <w:t xml:space="preserve">  ·  </w:t>
+      </w:r>
+      <w:r>
+        <w:rPr>
+          <w:rFonts w:ascii="Calibri" w:hAnsi="Calibri"/>
+          <w:b/>
+          <w:color w:val="E34C00"/>
+          <w:sz w:val="26"/>
+        </w:rPr>
+        <w:t>Succeed.</w:t>
       </w:r>
     </w:p>
     <w:p>
       <w:pPr>
         <w:jc w:val="center"/>
-        <w:spacing w:before="0" w:after="576"/>
+        <w:spacing w:before="20" w:after="60"/>
       </w:pPr>
       <w:r>
         <w:rPr>
@@ -49,20 +133,35 @@
     <w:p>
       <w:pPr>
         <w:jc w:val="center"/>
-        <w:spacing w:before="0" w:after="288"/>
-      </w:pPr>
-      <w:r>
-        <w:rPr>
-          <w:color w:val="56DBFF"/>
-          <w:sz w:val="26"/>
-        </w:rPr>
-        <w:t>──────────────────────────────────────────</w:t>
+        <w:spacing w:before="0" w:after="40"/>
+      </w:pPr>
+      <w:r>
+        <w:rPr>
+          <w:color w:val="FDC800"/>
+          <w:sz w:val="24"/>
+        </w:rPr>
+        <w:t>━━━━━━━━━━━━━━━━━━━━━━━━━━━━━━━━━━━━━━</w:t>
       </w:r>
     </w:p>
     <w:p>
       <w:pPr>
         <w:jc w:val="center"/>
-        <w:spacing w:before="0" w:after="0"/>
+        <w:spacing w:before="0" w:after="20"/>
+      </w:pPr>
+      <w:r>
+        <w:rPr>
+          <w:rFonts w:ascii="Calibri" w:hAnsi="Calibri"/>
+          <w:b/>
+          <w:color w:val="000936"/>
+          <w:sz w:val="32"/>
+        </w:rPr>
+        <w:t>Design &amp; Architecture Document</w:t>
+      </w:r>
+    </w:p>
+    <w:p>
+      <w:pPr>
+        <w:jc w:val="center"/>
+        <w:spacing w:before="0" w:after="720"/>
       </w:pPr>
       <w:r>
         <w:rPr>
@@ -81,6 +180,9 @@
     <w:p>
       <w:pPr>
         <w:pStyle w:val="Heading1"/>
+        <w:pBdr>
+          <w:left w:val="single" w:sz="24" w:space="12" w:color="FDC800"/>
+        </w:pBdr>
       </w:pPr>
       <w:r>
         <w:t>SelectEd — Design Document</w:t>
@@ -99,6 +201,7 @@
       <w:r>
         <w:rPr>
           <w:b/>
+          <w:color w:val="1E293B"/>
         </w:rPr>
         <w:t>AI-powered exam preparation for Australian selective exams.</w:t>
       </w:r>
@@ -116,6 +219,7 @@
       <w:r>
         <w:rPr>
           <w:i/>
+          <w:color w:val="1E293B"/>
         </w:rPr>
         <w:t>Sharpen. Sit. Succeed.</w:t>
       </w:r>
@@ -127,6 +231,7 @@
       <w:r>
         <w:rPr>
           <w:b/>
+          <w:color w:val="1E293B"/>
         </w:rPr>
         <w:t>Author:</w:t>
       </w:r>
@@ -144,6 +249,7 @@
       <w:r>
         <w:rPr>
           <w:b/>
+          <w:color w:val="1E293B"/>
         </w:rPr>
         <w:t>Role:</w:t>
       </w:r>
@@ -161,6 +267,7 @@
       <w:r>
         <w:rPr>
           <w:b/>
+          <w:color w:val="1E293B"/>
         </w:rPr>
         <w:t>Contact:</w:t>
       </w:r>
@@ -178,6 +285,7 @@
       <w:r>
         <w:rPr>
           <w:b/>
+          <w:color w:val="1E293B"/>
         </w:rPr>
         <w:t>Repository:</w:t>
       </w:r>
@@ -195,6 +303,7 @@
       <w:r>
         <w:rPr>
           <w:b/>
+          <w:color w:val="1E293B"/>
         </w:rPr>
         <w:t>Live URL:</w:t>
       </w:r>
@@ -207,15 +316,15 @@
     </w:p>
     <w:p>
       <w:pPr>
-        <w:spacing w:before="72" w:after="72"/>
+        <w:spacing w:before="60" w:after="60"/>
         <w:jc w:val="center"/>
       </w:pPr>
       <w:r>
         <w:rPr>
-          <w:color w:val="E2E8F0"/>
+          <w:color w:val="FDC800"/>
           <w:sz w:val="18"/>
         </w:rPr>
-        <w:t>───────────────────────────────────────────────────────</w:t>
+        <w:t>━━━━━━━━━━━━━━━━━━━━━━━━━━━━━━━━━━━━━━━━━━━━━━━━━━</w:t>
       </w:r>
     </w:p>
     <w:p>
@@ -564,15 +673,15 @@
     </w:p>
     <w:p>
       <w:pPr>
-        <w:spacing w:before="72" w:after="72"/>
+        <w:spacing w:before="60" w:after="60"/>
         <w:jc w:val="center"/>
       </w:pPr>
       <w:r>
         <w:rPr>
-          <w:color w:val="E2E8F0"/>
+          <w:color w:val="FDC800"/>
           <w:sz w:val="18"/>
         </w:rPr>
-        <w:t>───────────────────────────────────────────────────────</w:t>
+        <w:t>━━━━━━━━━━━━━━━━━━━━━━━━━━━━━━━━━━━━━━━━━━━━━━━━━━</w:t>
       </w:r>
     </w:p>
     <w:p>
@@ -602,6 +711,7 @@
       <w:r>
         <w:rPr>
           <w:b/>
+          <w:color w:val="1E293B"/>
         </w:rPr>
         <w:t>Chat</w:t>
       </w:r>
@@ -620,6 +730,7 @@
       <w:r>
         <w:rPr>
           <w:b/>
+          <w:color w:val="1E293B"/>
         </w:rPr>
         <w:t>Practice</w:t>
       </w:r>
@@ -638,6 +749,7 @@
       <w:r>
         <w:rPr>
           <w:b/>
+          <w:color w:val="1E293B"/>
         </w:rPr>
         <w:t>Exam</w:t>
       </w:r>
@@ -669,7 +781,6 @@
     </w:p>
     <w:tbl>
       <w:tblPr>
-        <w:tblStyle w:val="TableGrid"/>
         <w:tblW w:type="auto" w:w="0"/>
         <w:jc w:val="left"/>
         <w:tblLook w:firstColumn="1" w:firstRow="1" w:lastColumn="0" w:lastRow="0" w:noHBand="0" w:noVBand="1" w:val="04A0"/>
@@ -749,11 +860,10 @@
             </w:tcBorders>
           </w:tcPr>
           <w:p>
-            <w:r>
-              <w:rPr>
-                <w:sz w:val="18"/>
-              </w:rPr>
-            </w:r>
+            <w:pPr>
+              <w:spacing w:before="30" w:after="30"/>
+            </w:pPr>
+            <w:r/>
             <w:r>
               <w:rPr>
                 <w:color w:val="1E293B"/>
@@ -775,11 +885,10 @@
             </w:tcBorders>
           </w:tcPr>
           <w:p>
-            <w:r>
-              <w:rPr>
-                <w:sz w:val="18"/>
-              </w:rPr>
-            </w:r>
+            <w:pPr>
+              <w:spacing w:before="30" w:after="30"/>
+            </w:pPr>
+            <w:r/>
             <w:r>
               <w:rPr>
                 <w:color w:val="1E293B"/>
@@ -803,11 +912,10 @@
             </w:tcBorders>
           </w:tcPr>
           <w:p>
-            <w:r>
-              <w:rPr>
-                <w:sz w:val="18"/>
-              </w:rPr>
-            </w:r>
+            <w:pPr>
+              <w:spacing w:before="30" w:after="30"/>
+            </w:pPr>
+            <w:r/>
             <w:r>
               <w:rPr>
                 <w:color w:val="1E293B"/>
@@ -829,11 +937,10 @@
             </w:tcBorders>
           </w:tcPr>
           <w:p>
-            <w:r>
-              <w:rPr>
-                <w:sz w:val="18"/>
-              </w:rPr>
-            </w:r>
+            <w:pPr>
+              <w:spacing w:before="30" w:after="30"/>
+            </w:pPr>
+            <w:r/>
             <w:r>
               <w:rPr>
                 <w:color w:val="1E293B"/>
@@ -857,11 +964,10 @@
             </w:tcBorders>
           </w:tcPr>
           <w:p>
-            <w:r>
-              <w:rPr>
-                <w:sz w:val="18"/>
-              </w:rPr>
-            </w:r>
+            <w:pPr>
+              <w:spacing w:before="30" w:after="30"/>
+            </w:pPr>
+            <w:r/>
             <w:r>
               <w:rPr>
                 <w:color w:val="1E293B"/>
@@ -883,11 +989,10 @@
             </w:tcBorders>
           </w:tcPr>
           <w:p>
-            <w:r>
-              <w:rPr>
-                <w:sz w:val="18"/>
-              </w:rPr>
-            </w:r>
+            <w:pPr>
+              <w:spacing w:before="30" w:after="30"/>
+            </w:pPr>
+            <w:r/>
             <w:r>
               <w:rPr>
                 <w:color w:val="1E293B"/>
@@ -911,11 +1016,10 @@
             </w:tcBorders>
           </w:tcPr>
           <w:p>
-            <w:r>
-              <w:rPr>
-                <w:sz w:val="18"/>
-              </w:rPr>
-            </w:r>
+            <w:pPr>
+              <w:spacing w:before="30" w:after="30"/>
+            </w:pPr>
+            <w:r/>
             <w:r>
               <w:rPr>
                 <w:color w:val="1E293B"/>
@@ -937,11 +1041,10 @@
             </w:tcBorders>
           </w:tcPr>
           <w:p>
-            <w:r>
-              <w:rPr>
-                <w:sz w:val="18"/>
-              </w:rPr>
-            </w:r>
+            <w:pPr>
+              <w:spacing w:before="30" w:after="30"/>
+            </w:pPr>
+            <w:r/>
             <w:r>
               <w:rPr>
                 <w:color w:val="1E293B"/>
@@ -965,11 +1068,10 @@
             </w:tcBorders>
           </w:tcPr>
           <w:p>
-            <w:r>
-              <w:rPr>
-                <w:sz w:val="18"/>
-              </w:rPr>
-            </w:r>
+            <w:pPr>
+              <w:spacing w:before="30" w:after="30"/>
+            </w:pPr>
+            <w:r/>
             <w:r>
               <w:rPr>
                 <w:color w:val="1E293B"/>
@@ -991,11 +1093,10 @@
             </w:tcBorders>
           </w:tcPr>
           <w:p>
-            <w:r>
-              <w:rPr>
-                <w:sz w:val="18"/>
-              </w:rPr>
-            </w:r>
+            <w:pPr>
+              <w:spacing w:before="30" w:after="30"/>
+            </w:pPr>
+            <w:r/>
             <w:r>
               <w:rPr>
                 <w:color w:val="1E293B"/>
@@ -1019,11 +1120,10 @@
             </w:tcBorders>
           </w:tcPr>
           <w:p>
-            <w:r>
-              <w:rPr>
-                <w:sz w:val="18"/>
-              </w:rPr>
-            </w:r>
+            <w:pPr>
+              <w:spacing w:before="30" w:after="30"/>
+            </w:pPr>
+            <w:r/>
             <w:r>
               <w:rPr>
                 <w:color w:val="1E293B"/>
@@ -1045,11 +1145,10 @@
             </w:tcBorders>
           </w:tcPr>
           <w:p>
-            <w:r>
-              <w:rPr>
-                <w:sz w:val="18"/>
-              </w:rPr>
-            </w:r>
+            <w:pPr>
+              <w:spacing w:before="30" w:after="30"/>
+            </w:pPr>
+            <w:r/>
             <w:r>
               <w:rPr>
                 <w:color w:val="1E293B"/>
@@ -1073,11 +1172,10 @@
             </w:tcBorders>
           </w:tcPr>
           <w:p>
-            <w:r>
-              <w:rPr>
-                <w:sz w:val="18"/>
-              </w:rPr>
-            </w:r>
+            <w:pPr>
+              <w:spacing w:before="30" w:after="30"/>
+            </w:pPr>
+            <w:r/>
             <w:r>
               <w:rPr>
                 <w:color w:val="1E293B"/>
@@ -1099,11 +1197,10 @@
             </w:tcBorders>
           </w:tcPr>
           <w:p>
-            <w:r>
-              <w:rPr>
-                <w:sz w:val="18"/>
-              </w:rPr>
-            </w:r>
+            <w:pPr>
+              <w:spacing w:before="30" w:after="30"/>
+            </w:pPr>
+            <w:r/>
             <w:r>
               <w:rPr>
                 <w:color w:val="1E293B"/>
@@ -1127,11 +1224,10 @@
             </w:tcBorders>
           </w:tcPr>
           <w:p>
-            <w:r>
-              <w:rPr>
-                <w:sz w:val="18"/>
-              </w:rPr>
-            </w:r>
+            <w:pPr>
+              <w:spacing w:before="30" w:after="30"/>
+            </w:pPr>
+            <w:r/>
             <w:r>
               <w:rPr>
                 <w:color w:val="1E293B"/>
@@ -1153,11 +1249,10 @@
             </w:tcBorders>
           </w:tcPr>
           <w:p>
-            <w:r>
-              <w:rPr>
-                <w:sz w:val="18"/>
-              </w:rPr>
-            </w:r>
+            <w:pPr>
+              <w:spacing w:before="30" w:after="30"/>
+            </w:pPr>
+            <w:r/>
             <w:r>
               <w:rPr>
                 <w:color w:val="1E293B"/>
@@ -1172,15 +1267,15 @@
     <w:p/>
     <w:p>
       <w:pPr>
-        <w:spacing w:before="72" w:after="72"/>
+        <w:spacing w:before="60" w:after="60"/>
         <w:jc w:val="center"/>
       </w:pPr>
       <w:r>
         <w:rPr>
-          <w:color w:val="E2E8F0"/>
+          <w:color w:val="FDC800"/>
           <w:sz w:val="18"/>
         </w:rPr>
-        <w:t>───────────────────────────────────────────────────────</w:t>
+        <w:t>━━━━━━━━━━━━━━━━━━━━━━━━━━━━━━━━━━━━━━━━━━━━━━━━━━</w:t>
       </w:r>
     </w:p>
     <w:p>
@@ -1201,7 +1296,6 @@
     </w:p>
     <w:tbl>
       <w:tblPr>
-        <w:tblStyle w:val="TableGrid"/>
         <w:tblW w:type="auto" w:w="0"/>
         <w:jc w:val="left"/>
         <w:tblLook w:firstColumn="1" w:firstRow="1" w:lastColumn="0" w:lastRow="0" w:noHBand="0" w:noVBand="1" w:val="04A0"/>
@@ -1306,14 +1400,14 @@
             </w:tcBorders>
           </w:tcPr>
           <w:p>
-            <w:r>
-              <w:rPr>
-                <w:sz w:val="18"/>
-              </w:rPr>
-            </w:r>
+            <w:pPr>
+              <w:spacing w:before="30" w:after="30"/>
+            </w:pPr>
+            <w:r/>
             <w:r>
               <w:rPr>
                 <w:b/>
+                <w:color w:val="1E293B"/>
               </w:rPr>
               <w:t>Next.js</w:t>
             </w:r>
@@ -1338,11 +1432,10 @@
             </w:tcBorders>
           </w:tcPr>
           <w:p>
-            <w:r>
-              <w:rPr>
-                <w:sz w:val="18"/>
-              </w:rPr>
-            </w:r>
+            <w:pPr>
+              <w:spacing w:before="30" w:after="30"/>
+            </w:pPr>
+            <w:r/>
             <w:r>
               <w:rPr>
                 <w:color w:val="1E293B"/>
@@ -1364,11 +1457,10 @@
             </w:tcBorders>
           </w:tcPr>
           <w:p>
-            <w:r>
-              <w:rPr>
-                <w:sz w:val="18"/>
-              </w:rPr>
-            </w:r>
+            <w:pPr>
+              <w:spacing w:before="30" w:after="30"/>
+            </w:pPr>
+            <w:r/>
             <w:r>
               <w:rPr>
                 <w:color w:val="1E293B"/>
@@ -1392,14 +1484,14 @@
             </w:tcBorders>
           </w:tcPr>
           <w:p>
-            <w:r>
-              <w:rPr>
-                <w:sz w:val="18"/>
-              </w:rPr>
-            </w:r>
+            <w:pPr>
+              <w:spacing w:before="30" w:after="30"/>
+            </w:pPr>
+            <w:r/>
             <w:r>
               <w:rPr>
                 <w:b/>
+                <w:color w:val="1E293B"/>
               </w:rPr>
               <w:t>React</w:t>
             </w:r>
@@ -1417,11 +1509,10 @@
             </w:tcBorders>
           </w:tcPr>
           <w:p>
-            <w:r>
-              <w:rPr>
-                <w:sz w:val="18"/>
-              </w:rPr>
-            </w:r>
+            <w:pPr>
+              <w:spacing w:before="30" w:after="30"/>
+            </w:pPr>
+            <w:r/>
             <w:r>
               <w:rPr>
                 <w:color w:val="1E293B"/>
@@ -1443,11 +1534,10 @@
             </w:tcBorders>
           </w:tcPr>
           <w:p>
-            <w:r>
-              <w:rPr>
-                <w:sz w:val="18"/>
-              </w:rPr>
-            </w:r>
+            <w:pPr>
+              <w:spacing w:before="30" w:after="30"/>
+            </w:pPr>
+            <w:r/>
             <w:r>
               <w:rPr>
                 <w:color w:val="1E293B"/>
@@ -1471,14 +1561,14 @@
             </w:tcBorders>
           </w:tcPr>
           <w:p>
-            <w:r>
-              <w:rPr>
-                <w:sz w:val="18"/>
-              </w:rPr>
-            </w:r>
+            <w:pPr>
+              <w:spacing w:before="30" w:after="30"/>
+            </w:pPr>
+            <w:r/>
             <w:r>
               <w:rPr>
                 <w:b/>
+                <w:color w:val="1E293B"/>
               </w:rPr>
               <w:t>TypeScript</w:t>
             </w:r>
@@ -1496,11 +1586,10 @@
             </w:tcBorders>
           </w:tcPr>
           <w:p>
-            <w:r>
-              <w:rPr>
-                <w:sz w:val="18"/>
-              </w:rPr>
-            </w:r>
+            <w:pPr>
+              <w:spacing w:before="30" w:after="30"/>
+            </w:pPr>
+            <w:r/>
             <w:r>
               <w:rPr>
                 <w:color w:val="1E293B"/>
@@ -1522,11 +1611,10 @@
             </w:tcBorders>
           </w:tcPr>
           <w:p>
-            <w:r>
-              <w:rPr>
-                <w:sz w:val="18"/>
-              </w:rPr>
-            </w:r>
+            <w:pPr>
+              <w:spacing w:before="30" w:after="30"/>
+            </w:pPr>
+            <w:r/>
             <w:r>
               <w:rPr>
                 <w:color w:val="1E293B"/>
@@ -1550,14 +1638,14 @@
             </w:tcBorders>
           </w:tcPr>
           <w:p>
-            <w:r>
-              <w:rPr>
-                <w:sz w:val="18"/>
-              </w:rPr>
-            </w:r>
+            <w:pPr>
+              <w:spacing w:before="30" w:after="30"/>
+            </w:pPr>
+            <w:r/>
             <w:r>
               <w:rPr>
                 <w:b/>
+                <w:color w:val="1E293B"/>
               </w:rPr>
               <w:t>Tailwind CSS v4</w:t>
             </w:r>
@@ -1575,11 +1663,10 @@
             </w:tcBorders>
           </w:tcPr>
           <w:p>
-            <w:r>
-              <w:rPr>
-                <w:sz w:val="18"/>
-              </w:rPr>
-            </w:r>
+            <w:pPr>
+              <w:spacing w:before="30" w:after="30"/>
+            </w:pPr>
+            <w:r/>
             <w:r>
               <w:rPr>
                 <w:color w:val="1E293B"/>
@@ -1601,11 +1688,10 @@
             </w:tcBorders>
           </w:tcPr>
           <w:p>
-            <w:r>
-              <w:rPr>
-                <w:sz w:val="18"/>
-              </w:rPr>
-            </w:r>
+            <w:pPr>
+              <w:spacing w:before="30" w:after="30"/>
+            </w:pPr>
+            <w:r/>
             <w:r>
               <w:rPr>
                 <w:color w:val="1E293B"/>
@@ -1629,14 +1715,14 @@
             </w:tcBorders>
           </w:tcPr>
           <w:p>
-            <w:r>
-              <w:rPr>
-                <w:sz w:val="18"/>
-              </w:rPr>
-            </w:r>
+            <w:pPr>
+              <w:spacing w:before="30" w:after="30"/>
+            </w:pPr>
+            <w:r/>
             <w:r>
               <w:rPr>
                 <w:b/>
+                <w:color w:val="1E293B"/>
               </w:rPr>
               <w:t>@tailwindcss/typography</w:t>
             </w:r>
@@ -1654,11 +1740,10 @@
             </w:tcBorders>
           </w:tcPr>
           <w:p>
-            <w:r>
-              <w:rPr>
-                <w:sz w:val="18"/>
-              </w:rPr>
-            </w:r>
+            <w:pPr>
+              <w:spacing w:before="30" w:after="30"/>
+            </w:pPr>
+            <w:r/>
             <w:r>
               <w:rPr>
                 <w:color w:val="1E293B"/>
@@ -1680,11 +1765,10 @@
             </w:tcBorders>
           </w:tcPr>
           <w:p>
-            <w:r>
-              <w:rPr>
-                <w:sz w:val="18"/>
-              </w:rPr>
-            </w:r>
+            <w:pPr>
+              <w:spacing w:before="30" w:after="30"/>
+            </w:pPr>
+            <w:r/>
             <w:r>
               <w:rPr>
                 <w:rFonts w:ascii="Courier New" w:hAnsi="Courier New"/>
@@ -1716,14 +1800,14 @@
             </w:tcBorders>
           </w:tcPr>
           <w:p>
-            <w:r>
-              <w:rPr>
-                <w:sz w:val="18"/>
-              </w:rPr>
-            </w:r>
+            <w:pPr>
+              <w:spacing w:before="30" w:after="30"/>
+            </w:pPr>
+            <w:r/>
             <w:r>
               <w:rPr>
                 <w:b/>
+                <w:color w:val="1E293B"/>
               </w:rPr>
               <w:t>Caveat</w:t>
             </w:r>
@@ -1763,11 +1847,10 @@
             </w:tcBorders>
           </w:tcPr>
           <w:p>
-            <w:r>
-              <w:rPr>
-                <w:sz w:val="18"/>
-              </w:rPr>
-            </w:r>
+            <w:pPr>
+              <w:spacing w:before="30" w:after="30"/>
+            </w:pPr>
+            <w:r/>
             <w:r>
               <w:rPr>
                 <w:color w:val="1E293B"/>
@@ -1789,11 +1872,10 @@
             </w:tcBorders>
           </w:tcPr>
           <w:p>
-            <w:r>
-              <w:rPr>
-                <w:sz w:val="18"/>
-              </w:rPr>
-            </w:r>
+            <w:pPr>
+              <w:spacing w:before="30" w:after="30"/>
+            </w:pPr>
+            <w:r/>
             <w:r>
               <w:rPr>
                 <w:color w:val="1E293B"/>
@@ -1817,14 +1899,14 @@
             </w:tcBorders>
           </w:tcPr>
           <w:p>
-            <w:r>
-              <w:rPr>
-                <w:sz w:val="18"/>
-              </w:rPr>
-            </w:r>
+            <w:pPr>
+              <w:spacing w:before="30" w:after="30"/>
+            </w:pPr>
+            <w:r/>
             <w:r>
               <w:rPr>
                 <w:b/>
+                <w:color w:val="1E293B"/>
               </w:rPr>
               <w:t>Geist Sans / Geist Mono</w:t>
             </w:r>
@@ -1842,11 +1924,10 @@
             </w:tcBorders>
           </w:tcPr>
           <w:p>
-            <w:r>
-              <w:rPr>
-                <w:sz w:val="18"/>
-              </w:rPr>
-            </w:r>
+            <w:pPr>
+              <w:spacing w:before="30" w:after="30"/>
+            </w:pPr>
+            <w:r/>
             <w:r>
               <w:rPr>
                 <w:color w:val="1E293B"/>
@@ -1868,11 +1949,10 @@
             </w:tcBorders>
           </w:tcPr>
           <w:p>
-            <w:r>
-              <w:rPr>
-                <w:sz w:val="18"/>
-              </w:rPr>
-            </w:r>
+            <w:pPr>
+              <w:spacing w:before="30" w:after="30"/>
+            </w:pPr>
+            <w:r/>
             <w:r>
               <w:rPr>
                 <w:color w:val="1E293B"/>
@@ -1895,7 +1975,6 @@
     </w:p>
     <w:tbl>
       <w:tblPr>
-        <w:tblStyle w:val="TableGrid"/>
         <w:tblW w:type="auto" w:w="0"/>
         <w:jc w:val="left"/>
         <w:tblLook w:firstColumn="1" w:firstRow="1" w:lastColumn="0" w:lastRow="0" w:noHBand="0" w:noVBand="1" w:val="04A0"/>
@@ -2000,14 +2079,14 @@
             </w:tcBorders>
           </w:tcPr>
           <w:p>
-            <w:r>
-              <w:rPr>
-                <w:sz w:val="18"/>
-              </w:rPr>
-            </w:r>
+            <w:pPr>
+              <w:spacing w:before="30" w:after="30"/>
+            </w:pPr>
+            <w:r/>
             <w:r>
               <w:rPr>
                 <w:b/>
+                <w:color w:val="1E293B"/>
               </w:rPr>
               <w:t>Anthropic Claude</w:t>
             </w:r>
@@ -2047,11 +2126,10 @@
             </w:tcBorders>
           </w:tcPr>
           <w:p>
-            <w:r>
-              <w:rPr>
-                <w:sz w:val="18"/>
-              </w:rPr>
-            </w:r>
+            <w:pPr>
+              <w:spacing w:before="30" w:after="30"/>
+            </w:pPr>
+            <w:r/>
             <w:r>
               <w:rPr>
                 <w:color w:val="1E293B"/>
@@ -2073,11 +2151,10 @@
             </w:tcBorders>
           </w:tcPr>
           <w:p>
-            <w:r>
-              <w:rPr>
-                <w:sz w:val="18"/>
-              </w:rPr>
-            </w:r>
+            <w:pPr>
+              <w:spacing w:before="30" w:after="30"/>
+            </w:pPr>
+            <w:r/>
             <w:r>
               <w:rPr>
                 <w:color w:val="1E293B"/>
@@ -2101,14 +2178,14 @@
             </w:tcBorders>
           </w:tcPr>
           <w:p>
-            <w:r>
-              <w:rPr>
-                <w:sz w:val="18"/>
-              </w:rPr>
-            </w:r>
+            <w:pPr>
+              <w:spacing w:before="30" w:after="30"/>
+            </w:pPr>
+            <w:r/>
             <w:r>
               <w:rPr>
                 <w:b/>
+                <w:color w:val="1E293B"/>
               </w:rPr>
               <w:t>@anthropic-ai/sdk</w:t>
             </w:r>
@@ -2126,11 +2203,10 @@
             </w:tcBorders>
           </w:tcPr>
           <w:p>
-            <w:r>
-              <w:rPr>
-                <w:sz w:val="18"/>
-              </w:rPr>
-            </w:r>
+            <w:pPr>
+              <w:spacing w:before="30" w:after="30"/>
+            </w:pPr>
+            <w:r/>
             <w:r>
               <w:rPr>
                 <w:color w:val="1E293B"/>
@@ -2152,11 +2228,10 @@
             </w:tcBorders>
           </w:tcPr>
           <w:p>
-            <w:r>
-              <w:rPr>
-                <w:sz w:val="18"/>
-              </w:rPr>
-            </w:r>
+            <w:pPr>
+              <w:spacing w:before="30" w:after="30"/>
+            </w:pPr>
+            <w:r/>
             <w:r>
               <w:rPr>
                 <w:color w:val="1E293B"/>
@@ -2180,14 +2255,14 @@
             </w:tcBorders>
           </w:tcPr>
           <w:p>
-            <w:r>
-              <w:rPr>
-                <w:sz w:val="18"/>
-              </w:rPr>
-            </w:r>
+            <w:pPr>
+              <w:spacing w:before="30" w:after="30"/>
+            </w:pPr>
+            <w:r/>
             <w:r>
               <w:rPr>
                 <w:b/>
+                <w:color w:val="1E293B"/>
               </w:rPr>
               <w:t>react-markdown</w:t>
             </w:r>
@@ -2205,11 +2280,10 @@
             </w:tcBorders>
           </w:tcPr>
           <w:p>
-            <w:r>
-              <w:rPr>
-                <w:sz w:val="18"/>
-              </w:rPr>
-            </w:r>
+            <w:pPr>
+              <w:spacing w:before="30" w:after="30"/>
+            </w:pPr>
+            <w:r/>
             <w:r>
               <w:rPr>
                 <w:color w:val="1E293B"/>
@@ -2231,11 +2305,10 @@
             </w:tcBorders>
           </w:tcPr>
           <w:p>
-            <w:r>
-              <w:rPr>
-                <w:sz w:val="18"/>
-              </w:rPr>
-            </w:r>
+            <w:pPr>
+              <w:spacing w:before="30" w:after="30"/>
+            </w:pPr>
+            <w:r/>
             <w:r>
               <w:rPr>
                 <w:color w:val="1E293B"/>
@@ -2259,14 +2332,14 @@
             </w:tcBorders>
           </w:tcPr>
           <w:p>
-            <w:r>
-              <w:rPr>
-                <w:sz w:val="18"/>
-              </w:rPr>
-            </w:r>
+            <w:pPr>
+              <w:spacing w:before="30" w:after="30"/>
+            </w:pPr>
+            <w:r/>
             <w:r>
               <w:rPr>
                 <w:b/>
+                <w:color w:val="1E293B"/>
               </w:rPr>
               <w:t>remark-math</w:t>
             </w:r>
@@ -2284,11 +2357,10 @@
             </w:tcBorders>
           </w:tcPr>
           <w:p>
-            <w:r>
-              <w:rPr>
-                <w:sz w:val="18"/>
-              </w:rPr>
-            </w:r>
+            <w:pPr>
+              <w:spacing w:before="30" w:after="30"/>
+            </w:pPr>
+            <w:r/>
             <w:r>
               <w:rPr>
                 <w:color w:val="1E293B"/>
@@ -2310,11 +2382,10 @@
             </w:tcBorders>
           </w:tcPr>
           <w:p>
-            <w:r>
-              <w:rPr>
-                <w:sz w:val="18"/>
-              </w:rPr>
-            </w:r>
+            <w:pPr>
+              <w:spacing w:before="30" w:after="30"/>
+            </w:pPr>
+            <w:r/>
             <w:r>
               <w:rPr>
                 <w:color w:val="1E293B"/>
@@ -2368,14 +2439,14 @@
             </w:tcBorders>
           </w:tcPr>
           <w:p>
-            <w:r>
-              <w:rPr>
-                <w:sz w:val="18"/>
-              </w:rPr>
-            </w:r>
+            <w:pPr>
+              <w:spacing w:before="30" w:after="30"/>
+            </w:pPr>
+            <w:r/>
             <w:r>
               <w:rPr>
                 <w:b/>
+                <w:color w:val="1E293B"/>
               </w:rPr>
               <w:t>rehype-katex</w:t>
             </w:r>
@@ -2393,11 +2464,10 @@
             </w:tcBorders>
           </w:tcPr>
           <w:p>
-            <w:r>
-              <w:rPr>
-                <w:sz w:val="18"/>
-              </w:rPr>
-            </w:r>
+            <w:pPr>
+              <w:spacing w:before="30" w:after="30"/>
+            </w:pPr>
+            <w:r/>
             <w:r>
               <w:rPr>
                 <w:color w:val="1E293B"/>
@@ -2419,11 +2489,10 @@
             </w:tcBorders>
           </w:tcPr>
           <w:p>
-            <w:r>
-              <w:rPr>
-                <w:sz w:val="18"/>
-              </w:rPr>
-            </w:r>
+            <w:pPr>
+              <w:spacing w:before="30" w:after="30"/>
+            </w:pPr>
+            <w:r/>
             <w:r>
               <w:rPr>
                 <w:color w:val="1E293B"/>
@@ -2447,14 +2516,14 @@
             </w:tcBorders>
           </w:tcPr>
           <w:p>
-            <w:r>
-              <w:rPr>
-                <w:sz w:val="18"/>
-              </w:rPr>
-            </w:r>
+            <w:pPr>
+              <w:spacing w:before="30" w:after="30"/>
+            </w:pPr>
+            <w:r/>
             <w:r>
               <w:rPr>
                 <w:b/>
+                <w:color w:val="1E293B"/>
               </w:rPr>
               <w:t>rehype-raw</w:t>
             </w:r>
@@ -2472,11 +2541,10 @@
             </w:tcBorders>
           </w:tcPr>
           <w:p>
-            <w:r>
-              <w:rPr>
-                <w:sz w:val="18"/>
-              </w:rPr>
-            </w:r>
+            <w:pPr>
+              <w:spacing w:before="30" w:after="30"/>
+            </w:pPr>
+            <w:r/>
             <w:r>
               <w:rPr>
                 <w:color w:val="1E293B"/>
@@ -2498,11 +2566,10 @@
             </w:tcBorders>
           </w:tcPr>
           <w:p>
-            <w:r>
-              <w:rPr>
-                <w:sz w:val="18"/>
-              </w:rPr>
-            </w:r>
+            <w:pPr>
+              <w:spacing w:before="30" w:after="30"/>
+            </w:pPr>
+            <w:r/>
             <w:r>
               <w:rPr>
                 <w:color w:val="1E293B"/>
@@ -2526,14 +2593,14 @@
             </w:tcBorders>
           </w:tcPr>
           <w:p>
-            <w:r>
-              <w:rPr>
-                <w:sz w:val="18"/>
-              </w:rPr>
-            </w:r>
+            <w:pPr>
+              <w:spacing w:before="30" w:after="30"/>
+            </w:pPr>
+            <w:r/>
             <w:r>
               <w:rPr>
                 <w:b/>
+                <w:color w:val="1E293B"/>
               </w:rPr>
               <w:t>katex</w:t>
             </w:r>
@@ -2551,11 +2618,10 @@
             </w:tcBorders>
           </w:tcPr>
           <w:p>
-            <w:r>
-              <w:rPr>
-                <w:sz w:val="18"/>
-              </w:rPr>
-            </w:r>
+            <w:pPr>
+              <w:spacing w:before="30" w:after="30"/>
+            </w:pPr>
+            <w:r/>
             <w:r>
               <w:rPr>
                 <w:color w:val="1E293B"/>
@@ -2577,11 +2643,10 @@
             </w:tcBorders>
           </w:tcPr>
           <w:p>
-            <w:r>
-              <w:rPr>
-                <w:sz w:val="18"/>
-              </w:rPr>
-            </w:r>
+            <w:pPr>
+              <w:spacing w:before="30" w:after="30"/>
+            </w:pPr>
+            <w:r/>
             <w:r>
               <w:rPr>
                 <w:color w:val="1E293B"/>
@@ -2604,7 +2669,6 @@
     </w:p>
     <w:tbl>
       <w:tblPr>
-        <w:tblStyle w:val="TableGrid"/>
         <w:tblW w:type="auto" w:w="0"/>
         <w:jc w:val="left"/>
         <w:tblLook w:firstColumn="1" w:firstRow="1" w:lastColumn="0" w:lastRow="0" w:noHBand="0" w:noVBand="1" w:val="04A0"/>
@@ -2709,14 +2773,14 @@
             </w:tcBorders>
           </w:tcPr>
           <w:p>
-            <w:r>
-              <w:rPr>
-                <w:sz w:val="18"/>
-              </w:rPr>
-            </w:r>
+            <w:pPr>
+              <w:spacing w:before="30" w:after="30"/>
+            </w:pPr>
+            <w:r/>
             <w:r>
               <w:rPr>
                 <w:b/>
+                <w:color w:val="1E293B"/>
               </w:rPr>
               <w:t>Clerk</w:t>
             </w:r>
@@ -2756,11 +2820,10 @@
             </w:tcBorders>
           </w:tcPr>
           <w:p>
-            <w:r>
-              <w:rPr>
-                <w:sz w:val="18"/>
-              </w:rPr>
-            </w:r>
+            <w:pPr>
+              <w:spacing w:before="30" w:after="30"/>
+            </w:pPr>
+            <w:r/>
             <w:r>
               <w:rPr>
                 <w:color w:val="1E293B"/>
@@ -2782,11 +2845,10 @@
             </w:tcBorders>
           </w:tcPr>
           <w:p>
-            <w:r>
-              <w:rPr>
-                <w:sz w:val="18"/>
-              </w:rPr>
-            </w:r>
+            <w:pPr>
+              <w:spacing w:before="30" w:after="30"/>
+            </w:pPr>
+            <w:r/>
             <w:r>
               <w:rPr>
                 <w:color w:val="1E293B"/>
@@ -2824,7 +2886,6 @@
     </w:p>
     <w:tbl>
       <w:tblPr>
-        <w:tblStyle w:val="TableGrid"/>
         <w:tblW w:type="auto" w:w="0"/>
         <w:jc w:val="left"/>
         <w:tblLook w:firstColumn="1" w:firstRow="1" w:lastColumn="0" w:lastRow="0" w:noHBand="0" w:noVBand="1" w:val="04A0"/>
@@ -2929,14 +2990,14 @@
             </w:tcBorders>
           </w:tcPr>
           <w:p>
-            <w:r>
-              <w:rPr>
-                <w:sz w:val="18"/>
-              </w:rPr>
-            </w:r>
+            <w:pPr>
+              <w:spacing w:before="30" w:after="30"/>
+            </w:pPr>
+            <w:r/>
             <w:r>
               <w:rPr>
                 <w:b/>
+                <w:color w:val="1E293B"/>
               </w:rPr>
               <w:t>Neon</w:t>
             </w:r>
@@ -2961,11 +3022,10 @@
             </w:tcBorders>
           </w:tcPr>
           <w:p>
-            <w:r>
-              <w:rPr>
-                <w:sz w:val="18"/>
-              </w:rPr>
-            </w:r>
+            <w:pPr>
+              <w:spacing w:before="30" w:after="30"/>
+            </w:pPr>
+            <w:r/>
             <w:r>
               <w:rPr>
                 <w:color w:val="1E293B"/>
@@ -2987,11 +3047,10 @@
             </w:tcBorders>
           </w:tcPr>
           <w:p>
-            <w:r>
-              <w:rPr>
-                <w:sz w:val="18"/>
-              </w:rPr>
-            </w:r>
+            <w:pPr>
+              <w:spacing w:before="30" w:after="30"/>
+            </w:pPr>
+            <w:r/>
             <w:r>
               <w:rPr>
                 <w:color w:val="1E293B"/>
@@ -3015,14 +3074,14 @@
             </w:tcBorders>
           </w:tcPr>
           <w:p>
-            <w:r>
-              <w:rPr>
-                <w:sz w:val="18"/>
-              </w:rPr>
-            </w:r>
+            <w:pPr>
+              <w:spacing w:before="30" w:after="30"/>
+            </w:pPr>
+            <w:r/>
             <w:r>
               <w:rPr>
                 <w:b/>
+                <w:color w:val="1E293B"/>
               </w:rPr>
               <w:t>Prisma</w:t>
             </w:r>
@@ -3040,11 +3099,10 @@
             </w:tcBorders>
           </w:tcPr>
           <w:p>
-            <w:r>
-              <w:rPr>
-                <w:sz w:val="18"/>
-              </w:rPr>
-            </w:r>
+            <w:pPr>
+              <w:spacing w:before="30" w:after="30"/>
+            </w:pPr>
+            <w:r/>
             <w:r>
               <w:rPr>
                 <w:color w:val="1E293B"/>
@@ -3066,11 +3124,10 @@
             </w:tcBorders>
           </w:tcPr>
           <w:p>
-            <w:r>
-              <w:rPr>
-                <w:sz w:val="18"/>
-              </w:rPr>
-            </w:r>
+            <w:pPr>
+              <w:spacing w:before="30" w:after="30"/>
+            </w:pPr>
+            <w:r/>
             <w:r>
               <w:rPr>
                 <w:color w:val="1E293B"/>
@@ -3094,14 +3151,14 @@
             </w:tcBorders>
           </w:tcPr>
           <w:p>
-            <w:r>
-              <w:rPr>
-                <w:sz w:val="18"/>
-              </w:rPr>
-            </w:r>
+            <w:pPr>
+              <w:spacing w:before="30" w:after="30"/>
+            </w:pPr>
+            <w:r/>
             <w:r>
               <w:rPr>
                 <w:b/>
+                <w:color w:val="1E293B"/>
               </w:rPr>
               <w:t>@prisma/adapter-neon</w:t>
             </w:r>
@@ -3119,11 +3176,10 @@
             </w:tcBorders>
           </w:tcPr>
           <w:p>
-            <w:r>
-              <w:rPr>
-                <w:sz w:val="18"/>
-              </w:rPr>
-            </w:r>
+            <w:pPr>
+              <w:spacing w:before="30" w:after="30"/>
+            </w:pPr>
+            <w:r/>
             <w:r>
               <w:rPr>
                 <w:color w:val="1E293B"/>
@@ -3145,11 +3201,10 @@
             </w:tcBorders>
           </w:tcPr>
           <w:p>
-            <w:r>
-              <w:rPr>
-                <w:sz w:val="18"/>
-              </w:rPr>
-            </w:r>
+            <w:pPr>
+              <w:spacing w:before="30" w:after="30"/>
+            </w:pPr>
+            <w:r/>
             <w:r>
               <w:rPr>
                 <w:color w:val="1E293B"/>
@@ -3173,14 +3228,14 @@
             </w:tcBorders>
           </w:tcPr>
           <w:p>
-            <w:r>
-              <w:rPr>
-                <w:sz w:val="18"/>
-              </w:rPr>
-            </w:r>
+            <w:pPr>
+              <w:spacing w:before="30" w:after="30"/>
+            </w:pPr>
+            <w:r/>
             <w:r>
               <w:rPr>
                 <w:b/>
+                <w:color w:val="1E293B"/>
               </w:rPr>
               <w:t>@neondatabase/serverless</w:t>
             </w:r>
@@ -3198,11 +3253,10 @@
             </w:tcBorders>
           </w:tcPr>
           <w:p>
-            <w:r>
-              <w:rPr>
-                <w:sz w:val="18"/>
-              </w:rPr>
-            </w:r>
+            <w:pPr>
+              <w:spacing w:before="30" w:after="30"/>
+            </w:pPr>
+            <w:r/>
             <w:r>
               <w:rPr>
                 <w:color w:val="1E293B"/>
@@ -3224,11 +3278,10 @@
             </w:tcBorders>
           </w:tcPr>
           <w:p>
-            <w:r>
-              <w:rPr>
-                <w:sz w:val="18"/>
-              </w:rPr>
-            </w:r>
+            <w:pPr>
+              <w:spacing w:before="30" w:after="30"/>
+            </w:pPr>
+            <w:r/>
             <w:r>
               <w:rPr>
                 <w:color w:val="1E293B"/>
@@ -3251,7 +3304,6 @@
     </w:p>
     <w:tbl>
       <w:tblPr>
-        <w:tblStyle w:val="TableGrid"/>
         <w:tblW w:type="auto" w:w="0"/>
         <w:jc w:val="left"/>
         <w:tblLook w:firstColumn="1" w:firstRow="1" w:lastColumn="0" w:lastRow="0" w:noHBand="0" w:noVBand="1" w:val="04A0"/>
@@ -3356,14 +3408,14 @@
             </w:tcBorders>
           </w:tcPr>
           <w:p>
-            <w:r>
-              <w:rPr>
-                <w:sz w:val="18"/>
-              </w:rPr>
-            </w:r>
+            <w:pPr>
+              <w:spacing w:before="30" w:after="30"/>
+            </w:pPr>
+            <w:r/>
             <w:r>
               <w:rPr>
                 <w:b/>
+                <w:color w:val="1E293B"/>
               </w:rPr>
               <w:t>@vercel/analytics</w:t>
             </w:r>
@@ -3381,11 +3433,10 @@
             </w:tcBorders>
           </w:tcPr>
           <w:p>
-            <w:r>
-              <w:rPr>
-                <w:sz w:val="18"/>
-              </w:rPr>
-            </w:r>
+            <w:pPr>
+              <w:spacing w:before="30" w:after="30"/>
+            </w:pPr>
+            <w:r/>
             <w:r>
               <w:rPr>
                 <w:color w:val="1E293B"/>
@@ -3407,11 +3458,10 @@
             </w:tcBorders>
           </w:tcPr>
           <w:p>
-            <w:r>
-              <w:rPr>
-                <w:sz w:val="18"/>
-              </w:rPr>
-            </w:r>
+            <w:pPr>
+              <w:spacing w:before="30" w:after="30"/>
+            </w:pPr>
+            <w:r/>
             <w:r>
               <w:rPr>
                 <w:color w:val="1E293B"/>
@@ -3434,7 +3484,6 @@
     </w:p>
     <w:tbl>
       <w:tblPr>
-        <w:tblStyle w:val="TableGrid"/>
         <w:tblW w:type="auto" w:w="0"/>
         <w:jc w:val="left"/>
         <w:tblLook w:firstColumn="1" w:firstRow="1" w:lastColumn="0" w:lastRow="0" w:noHBand="0" w:noVBand="1" w:val="04A0"/>
@@ -3539,14 +3588,14 @@
             </w:tcBorders>
           </w:tcPr>
           <w:p>
-            <w:r>
-              <w:rPr>
-                <w:sz w:val="18"/>
-              </w:rPr>
-            </w:r>
+            <w:pPr>
+              <w:spacing w:before="30" w:after="30"/>
+            </w:pPr>
+            <w:r/>
             <w:r>
               <w:rPr>
                 <w:b/>
+                <w:color w:val="1E293B"/>
               </w:rPr>
               <w:t>Vercel</w:t>
             </w:r>
@@ -3564,11 +3613,10 @@
             </w:tcBorders>
           </w:tcPr>
           <w:p>
-            <w:r>
-              <w:rPr>
-                <w:sz w:val="18"/>
-              </w:rPr>
-            </w:r>
+            <w:pPr>
+              <w:spacing w:before="30" w:after="30"/>
+            </w:pPr>
+            <w:r/>
             <w:r>
               <w:rPr>
                 <w:color w:val="1E293B"/>
@@ -3590,11 +3638,10 @@
             </w:tcBorders>
           </w:tcPr>
           <w:p>
-            <w:r>
-              <w:rPr>
-                <w:sz w:val="18"/>
-              </w:rPr>
-            </w:r>
+            <w:pPr>
+              <w:spacing w:before="30" w:after="30"/>
+            </w:pPr>
+            <w:r/>
             <w:r>
               <w:rPr>
                 <w:color w:val="1E293B"/>
@@ -3618,14 +3665,14 @@
             </w:tcBorders>
           </w:tcPr>
           <w:p>
-            <w:r>
-              <w:rPr>
-                <w:sz w:val="18"/>
-              </w:rPr>
-            </w:r>
+            <w:pPr>
+              <w:spacing w:before="30" w:after="30"/>
+            </w:pPr>
+            <w:r/>
             <w:r>
               <w:rPr>
                 <w:b/>
+                <w:color w:val="1E293B"/>
               </w:rPr>
               <w:t>GitHub</w:t>
             </w:r>
@@ -3643,11 +3690,10 @@
             </w:tcBorders>
           </w:tcPr>
           <w:p>
-            <w:r>
-              <w:rPr>
-                <w:sz w:val="18"/>
-              </w:rPr>
-            </w:r>
+            <w:pPr>
+              <w:spacing w:before="30" w:after="30"/>
+            </w:pPr>
+            <w:r/>
             <w:r>
               <w:rPr>
                 <w:color w:val="1E293B"/>
@@ -3669,11 +3715,10 @@
             </w:tcBorders>
           </w:tcPr>
           <w:p>
-            <w:r>
-              <w:rPr>
-                <w:sz w:val="18"/>
-              </w:rPr>
-            </w:r>
+            <w:pPr>
+              <w:spacing w:before="30" w:after="30"/>
+            </w:pPr>
+            <w:r/>
             <w:r>
               <w:rPr>
                 <w:color w:val="1E293B"/>
@@ -3712,14 +3757,14 @@
             </w:tcBorders>
           </w:tcPr>
           <w:p>
-            <w:r>
-              <w:rPr>
-                <w:sz w:val="18"/>
-              </w:rPr>
-            </w:r>
+            <w:pPr>
+              <w:spacing w:before="30" w:after="30"/>
+            </w:pPr>
+            <w:r/>
             <w:r>
               <w:rPr>
                 <w:b/>
+                <w:color w:val="1E293B"/>
               </w:rPr>
               <w:t>dotenv</w:t>
             </w:r>
@@ -3737,11 +3782,10 @@
             </w:tcBorders>
           </w:tcPr>
           <w:p>
-            <w:r>
-              <w:rPr>
-                <w:sz w:val="18"/>
-              </w:rPr>
-            </w:r>
+            <w:pPr>
+              <w:spacing w:before="30" w:after="30"/>
+            </w:pPr>
+            <w:r/>
             <w:r>
               <w:rPr>
                 <w:color w:val="1E293B"/>
@@ -3763,11 +3807,10 @@
             </w:tcBorders>
           </w:tcPr>
           <w:p>
-            <w:r>
-              <w:rPr>
-                <w:sz w:val="18"/>
-              </w:rPr>
-            </w:r>
+            <w:pPr>
+              <w:spacing w:before="30" w:after="30"/>
+            </w:pPr>
+            <w:r/>
             <w:r>
               <w:rPr>
                 <w:color w:val="1E293B"/>
@@ -3812,15 +3855,15 @@
     <w:p/>
     <w:p>
       <w:pPr>
-        <w:spacing w:before="72" w:after="72"/>
+        <w:spacing w:before="60" w:after="60"/>
         <w:jc w:val="center"/>
       </w:pPr>
       <w:r>
         <w:rPr>
-          <w:color w:val="E2E8F0"/>
+          <w:color w:val="FDC800"/>
           <w:sz w:val="18"/>
         </w:rPr>
-        <w:t>───────────────────────────────────────────────────────</w:t>
+        <w:t>━━━━━━━━━━━━━━━━━━━━━━━━━━━━━━━━━━━━━━━━━━━━━━━━━━</w:t>
       </w:r>
     </w:p>
     <w:p>
@@ -4384,15 +4427,15 @@
     <w:p/>
     <w:p>
       <w:pPr>
-        <w:spacing w:before="72" w:after="72"/>
+        <w:spacing w:before="60" w:after="60"/>
         <w:jc w:val="center"/>
       </w:pPr>
       <w:r>
         <w:rPr>
-          <w:color w:val="E2E8F0"/>
+          <w:color w:val="FDC800"/>
           <w:sz w:val="18"/>
         </w:rPr>
-        <w:t>───────────────────────────────────────────────────────</w:t>
+        <w:t>━━━━━━━━━━━━━━━━━━━━━━━━━━━━━━━━━━━━━━━━━━━━━━━━━━</w:t>
       </w:r>
     </w:p>
     <w:p>
@@ -4756,15 +4799,15 @@
     <w:p/>
     <w:p>
       <w:pPr>
-        <w:spacing w:before="72" w:after="72"/>
+        <w:spacing w:before="60" w:after="60"/>
         <w:jc w:val="center"/>
       </w:pPr>
       <w:r>
         <w:rPr>
-          <w:color w:val="E2E8F0"/>
+          <w:color w:val="FDC800"/>
           <w:sz w:val="18"/>
         </w:rPr>
-        <w:t>───────────────────────────────────────────────────────</w:t>
+        <w:t>━━━━━━━━━━━━━━━━━━━━━━━━━━━━━━━━━━━━━━━━━━━━━━━━━━</w:t>
       </w:r>
     </w:p>
     <w:p>
@@ -5218,15 +5261,15 @@
     <w:p/>
     <w:p>
       <w:pPr>
-        <w:spacing w:before="72" w:after="72"/>
+        <w:spacing w:before="60" w:after="60"/>
         <w:jc w:val="center"/>
       </w:pPr>
       <w:r>
         <w:rPr>
-          <w:color w:val="E2E8F0"/>
+          <w:color w:val="FDC800"/>
           <w:sz w:val="18"/>
         </w:rPr>
-        <w:t>───────────────────────────────────────────────────────</w:t>
+        <w:t>━━━━━━━━━━━━━━━━━━━━━━━━━━━━━━━━━━━━━━━━━━━━━━━━━━</w:t>
       </w:r>
     </w:p>
     <w:p>
@@ -5286,6 +5329,7 @@
       <w:r>
         <w:rPr>
           <w:b/>
+          <w:color w:val="1E293B"/>
         </w:rPr>
         <w:t>SelectEd</w:t>
       </w:r>
@@ -5356,6 +5400,7 @@
       <w:r>
         <w:rPr>
           <w:b/>
+          <w:color w:val="1E293B"/>
         </w:rPr>
         <w:t>Hero</w:t>
       </w:r>
@@ -5415,6 +5460,7 @@
       <w:r>
         <w:rPr>
           <w:b/>
+          <w:color w:val="1E293B"/>
         </w:rPr>
         <w:t>Features section</w:t>
       </w:r>
@@ -5446,6 +5492,7 @@
       <w:r>
         <w:rPr>
           <w:b/>
+          <w:color w:val="1E293B"/>
         </w:rPr>
         <w:t>Exams section</w:t>
       </w:r>
@@ -5463,6 +5510,7 @@
       <w:r>
         <w:rPr>
           <w:b/>
+          <w:color w:val="1E293B"/>
         </w:rPr>
         <w:t>Trust strip</w:t>
       </w:r>
@@ -5480,6 +5528,7 @@
       <w:r>
         <w:rPr>
           <w:b/>
+          <w:color w:val="1E293B"/>
         </w:rPr>
         <w:t>Brain Break + Feedback</w:t>
       </w:r>
@@ -5497,6 +5546,7 @@
       <w:r>
         <w:rPr>
           <w:b/>
+          <w:color w:val="1E293B"/>
         </w:rPr>
         <w:t>Footer</w:t>
       </w:r>
@@ -5509,15 +5559,15 @@
     </w:p>
     <w:p>
       <w:pPr>
-        <w:spacing w:before="72" w:after="72"/>
+        <w:spacing w:before="60" w:after="60"/>
         <w:jc w:val="center"/>
       </w:pPr>
       <w:r>
         <w:rPr>
-          <w:color w:val="E2E8F0"/>
+          <w:color w:val="FDC800"/>
           <w:sz w:val="18"/>
         </w:rPr>
-        <w:t>───────────────────────────────────────────────────────</w:t>
+        <w:t>━━━━━━━━━━━━━━━━━━━━━━━━━━━━━━━━━━━━━━━━━━━━━━━━━━</w:t>
       </w:r>
     </w:p>
     <w:p>
@@ -5546,6 +5596,7 @@
       <w:r>
         <w:rPr>
           <w:b/>
+          <w:color w:val="1E293B"/>
         </w:rPr>
         <w:t>Notebook paper effect</w:t>
       </w:r>
@@ -5713,6 +5764,7 @@
       <w:r>
         <w:rPr>
           <w:b/>
+          <w:color w:val="1E293B"/>
         </w:rPr>
         <w:t>Caveat</w:t>
       </w:r>
@@ -5753,7 +5805,6 @@
     </w:p>
     <w:tbl>
       <w:tblPr>
-        <w:tblStyle w:val="TableGrid"/>
         <w:tblW w:type="auto" w:w="0"/>
         <w:jc w:val="left"/>
         <w:tblLook w:firstColumn="1" w:firstRow="1" w:lastColumn="0" w:lastRow="0" w:noHBand="0" w:noVBand="1" w:val="04A0"/>
@@ -5858,11 +5909,10 @@
             </w:tcBorders>
           </w:tcPr>
           <w:p>
-            <w:r>
-              <w:rPr>
-                <w:sz w:val="18"/>
-              </w:rPr>
-            </w:r>
+            <w:pPr>
+              <w:spacing w:before="30" w:after="30"/>
+            </w:pPr>
+            <w:r/>
             <w:r>
               <w:rPr>
                 <w:color w:val="1E293B"/>
@@ -5884,11 +5934,10 @@
             </w:tcBorders>
           </w:tcPr>
           <w:p>
-            <w:r>
-              <w:rPr>
-                <w:sz w:val="18"/>
-              </w:rPr>
-            </w:r>
+            <w:pPr>
+              <w:spacing w:before="30" w:after="30"/>
+            </w:pPr>
+            <w:r/>
             <w:r>
               <w:rPr>
                 <w:rFonts w:ascii="Courier New" w:hAnsi="Courier New"/>
@@ -5918,11 +5967,10 @@
             </w:tcBorders>
           </w:tcPr>
           <w:p>
-            <w:r>
-              <w:rPr>
-                <w:sz w:val="18"/>
-              </w:rPr>
-            </w:r>
+            <w:pPr>
+              <w:spacing w:before="30" w:after="30"/>
+            </w:pPr>
+            <w:r/>
             <w:r>
               <w:rPr>
                 <w:rFonts w:ascii="Courier New" w:hAnsi="Courier New"/>
@@ -5954,11 +6002,10 @@
             </w:tcBorders>
           </w:tcPr>
           <w:p>
-            <w:r>
-              <w:rPr>
-                <w:sz w:val="18"/>
-              </w:rPr>
-            </w:r>
+            <w:pPr>
+              <w:spacing w:before="30" w:after="30"/>
+            </w:pPr>
+            <w:r/>
             <w:r>
               <w:rPr>
                 <w:color w:val="1E293B"/>
@@ -5980,11 +6027,10 @@
             </w:tcBorders>
           </w:tcPr>
           <w:p>
-            <w:r>
-              <w:rPr>
-                <w:sz w:val="18"/>
-              </w:rPr>
-            </w:r>
+            <w:pPr>
+              <w:spacing w:before="30" w:after="30"/>
+            </w:pPr>
+            <w:r/>
             <w:r>
               <w:rPr>
                 <w:rFonts w:ascii="Courier New" w:hAnsi="Courier New"/>
@@ -6014,11 +6060,10 @@
             </w:tcBorders>
           </w:tcPr>
           <w:p>
-            <w:r>
-              <w:rPr>
-                <w:sz w:val="18"/>
-              </w:rPr>
-            </w:r>
+            <w:pPr>
+              <w:spacing w:before="30" w:after="30"/>
+            </w:pPr>
+            <w:r/>
             <w:r>
               <w:rPr>
                 <w:rFonts w:ascii="Courier New" w:hAnsi="Courier New"/>
@@ -6050,11 +6095,10 @@
             </w:tcBorders>
           </w:tcPr>
           <w:p>
-            <w:r>
-              <w:rPr>
-                <w:sz w:val="18"/>
-              </w:rPr>
-            </w:r>
+            <w:pPr>
+              <w:spacing w:before="30" w:after="30"/>
+            </w:pPr>
+            <w:r/>
             <w:r>
               <w:rPr>
                 <w:color w:val="1E293B"/>
@@ -6076,11 +6120,10 @@
             </w:tcBorders>
           </w:tcPr>
           <w:p>
-            <w:r>
-              <w:rPr>
-                <w:sz w:val="18"/>
-              </w:rPr>
-            </w:r>
+            <w:pPr>
+              <w:spacing w:before="30" w:after="30"/>
+            </w:pPr>
+            <w:r/>
             <w:r>
               <w:rPr>
                 <w:rFonts w:ascii="Courier New" w:hAnsi="Courier New"/>
@@ -6110,11 +6153,10 @@
             </w:tcBorders>
           </w:tcPr>
           <w:p>
-            <w:r>
-              <w:rPr>
-                <w:sz w:val="18"/>
-              </w:rPr>
-            </w:r>
+            <w:pPr>
+              <w:spacing w:before="30" w:after="30"/>
+            </w:pPr>
+            <w:r/>
             <w:r>
               <w:rPr>
                 <w:rFonts w:ascii="Courier New" w:hAnsi="Courier New"/>
@@ -6146,11 +6188,10 @@
             </w:tcBorders>
           </w:tcPr>
           <w:p>
-            <w:r>
-              <w:rPr>
-                <w:sz w:val="18"/>
-              </w:rPr>
-            </w:r>
+            <w:pPr>
+              <w:spacing w:before="30" w:after="30"/>
+            </w:pPr>
+            <w:r/>
             <w:r>
               <w:rPr>
                 <w:color w:val="1E293B"/>
@@ -6172,11 +6213,10 @@
             </w:tcBorders>
           </w:tcPr>
           <w:p>
-            <w:r>
-              <w:rPr>
-                <w:sz w:val="18"/>
-              </w:rPr>
-            </w:r>
+            <w:pPr>
+              <w:spacing w:before="30" w:after="30"/>
+            </w:pPr>
+            <w:r/>
             <w:r>
               <w:rPr>
                 <w:rFonts w:ascii="Courier New" w:hAnsi="Courier New"/>
@@ -6206,11 +6246,10 @@
             </w:tcBorders>
           </w:tcPr>
           <w:p>
-            <w:r>
-              <w:rPr>
-                <w:sz w:val="18"/>
-              </w:rPr>
-            </w:r>
+            <w:pPr>
+              <w:spacing w:before="30" w:after="30"/>
+            </w:pPr>
+            <w:r/>
             <w:r>
               <w:rPr>
                 <w:rFonts w:ascii="Courier New" w:hAnsi="Courier New"/>
@@ -6347,6 +6386,7 @@
       <w:r>
         <w:rPr>
           <w:b/>
+          <w:color w:val="1E293B"/>
         </w:rPr>
         <w:t>Rich content rendering:</w:t>
       </w:r>
@@ -6437,15 +6477,15 @@
     </w:p>
     <w:p>
       <w:pPr>
-        <w:spacing w:before="72" w:after="72"/>
+        <w:spacing w:before="60" w:after="60"/>
         <w:jc w:val="center"/>
       </w:pPr>
       <w:r>
         <w:rPr>
-          <w:color w:val="E2E8F0"/>
+          <w:color w:val="FDC800"/>
           <w:sz w:val="18"/>
         </w:rPr>
-        <w:t>───────────────────────────────────────────────────────</w:t>
+        <w:t>━━━━━━━━━━━━━━━━━━━━━━━━━━━━━━━━━━━━━━━━━━━━━━━━━━</w:t>
       </w:r>
     </w:p>
     <w:p>
@@ -6569,15 +6609,15 @@
     <w:p/>
     <w:p>
       <w:pPr>
-        <w:spacing w:before="72" w:after="72"/>
+        <w:spacing w:before="60" w:after="60"/>
         <w:jc w:val="center"/>
       </w:pPr>
       <w:r>
         <w:rPr>
-          <w:color w:val="E2E8F0"/>
+          <w:color w:val="FDC800"/>
           <w:sz w:val="18"/>
         </w:rPr>
-        <w:t>───────────────────────────────────────────────────────</w:t>
+        <w:t>━━━━━━━━━━━━━━━━━━━━━━━━━━━━━━━━━━━━━━━━━━━━━━━━━━</w:t>
       </w:r>
     </w:p>
     <w:p>
@@ -6795,6 +6835,7 @@
       <w:r>
         <w:rPr>
           <w:b/>
+          <w:color w:val="1E293B"/>
         </w:rPr>
         <w:t>Timer</w:t>
       </w:r>
@@ -6863,7 +6904,6 @@
     </w:p>
     <w:tbl>
       <w:tblPr>
-        <w:tblStyle w:val="TableGrid"/>
         <w:tblW w:type="auto" w:w="0"/>
         <w:jc w:val="left"/>
         <w:tblLook w:firstColumn="1" w:firstRow="1" w:lastColumn="0" w:lastRow="0" w:noHBand="0" w:noVBand="1" w:val="04A0"/>
@@ -6943,11 +6983,10 @@
             </w:tcBorders>
           </w:tcPr>
           <w:p>
-            <w:r>
-              <w:rPr>
-                <w:sz w:val="18"/>
-              </w:rPr>
-            </w:r>
+            <w:pPr>
+              <w:spacing w:before="30" w:after="30"/>
+            </w:pPr>
+            <w:r/>
             <w:r>
               <w:rPr>
                 <w:color w:val="1E293B"/>
@@ -6969,11 +7008,10 @@
             </w:tcBorders>
           </w:tcPr>
           <w:p>
-            <w:r>
-              <w:rPr>
-                <w:sz w:val="18"/>
-              </w:rPr>
-            </w:r>
+            <w:pPr>
+              <w:spacing w:before="30" w:after="30"/>
+            </w:pPr>
+            <w:r/>
             <w:r>
               <w:rPr>
                 <w:color w:val="1E293B"/>
@@ -6997,11 +7035,10 @@
             </w:tcBorders>
           </w:tcPr>
           <w:p>
-            <w:r>
-              <w:rPr>
-                <w:sz w:val="18"/>
-              </w:rPr>
-            </w:r>
+            <w:pPr>
+              <w:spacing w:before="30" w:after="30"/>
+            </w:pPr>
+            <w:r/>
             <w:r>
               <w:rPr>
                 <w:color w:val="1E293B"/>
@@ -7023,11 +7060,10 @@
             </w:tcBorders>
           </w:tcPr>
           <w:p>
-            <w:r>
-              <w:rPr>
-                <w:sz w:val="18"/>
-              </w:rPr>
-            </w:r>
+            <w:pPr>
+              <w:spacing w:before="30" w:after="30"/>
+            </w:pPr>
+            <w:r/>
             <w:r>
               <w:rPr>
                 <w:color w:val="1E293B"/>
@@ -7051,11 +7087,10 @@
             </w:tcBorders>
           </w:tcPr>
           <w:p>
-            <w:r>
-              <w:rPr>
-                <w:sz w:val="18"/>
-              </w:rPr>
-            </w:r>
+            <w:pPr>
+              <w:spacing w:before="30" w:after="30"/>
+            </w:pPr>
+            <w:r/>
             <w:r>
               <w:rPr>
                 <w:color w:val="1E293B"/>
@@ -7077,11 +7112,10 @@
             </w:tcBorders>
           </w:tcPr>
           <w:p>
-            <w:r>
-              <w:rPr>
-                <w:sz w:val="18"/>
-              </w:rPr>
-            </w:r>
+            <w:pPr>
+              <w:spacing w:before="30" w:after="30"/>
+            </w:pPr>
+            <w:r/>
             <w:r>
               <w:rPr>
                 <w:color w:val="1E293B"/>
@@ -7105,11 +7139,10 @@
             </w:tcBorders>
           </w:tcPr>
           <w:p>
-            <w:r>
-              <w:rPr>
-                <w:sz w:val="18"/>
-              </w:rPr>
-            </w:r>
+            <w:pPr>
+              <w:spacing w:before="30" w:after="30"/>
+            </w:pPr>
+            <w:r/>
             <w:r>
               <w:rPr>
                 <w:color w:val="1E293B"/>
@@ -7131,11 +7164,10 @@
             </w:tcBorders>
           </w:tcPr>
           <w:p>
-            <w:r>
-              <w:rPr>
-                <w:sz w:val="18"/>
-              </w:rPr>
-            </w:r>
+            <w:pPr>
+              <w:spacing w:before="30" w:after="30"/>
+            </w:pPr>
+            <w:r/>
             <w:r>
               <w:rPr>
                 <w:color w:val="1E293B"/>
@@ -7159,11 +7191,10 @@
             </w:tcBorders>
           </w:tcPr>
           <w:p>
-            <w:r>
-              <w:rPr>
-                <w:sz w:val="18"/>
-              </w:rPr>
-            </w:r>
+            <w:pPr>
+              <w:spacing w:before="30" w:after="30"/>
+            </w:pPr>
+            <w:r/>
             <w:r>
               <w:rPr>
                 <w:color w:val="1E293B"/>
@@ -7185,11 +7216,10 @@
             </w:tcBorders>
           </w:tcPr>
           <w:p>
-            <w:r>
-              <w:rPr>
-                <w:sz w:val="18"/>
-              </w:rPr>
-            </w:r>
+            <w:pPr>
+              <w:spacing w:before="30" w:after="30"/>
+            </w:pPr>
+            <w:r/>
             <w:r>
               <w:rPr>
                 <w:color w:val="1E293B"/>
@@ -7213,11 +7243,10 @@
             </w:tcBorders>
           </w:tcPr>
           <w:p>
-            <w:r>
-              <w:rPr>
-                <w:sz w:val="18"/>
-              </w:rPr>
-            </w:r>
+            <w:pPr>
+              <w:spacing w:before="30" w:after="30"/>
+            </w:pPr>
+            <w:r/>
             <w:r>
               <w:rPr>
                 <w:color w:val="1E293B"/>
@@ -7239,11 +7268,10 @@
             </w:tcBorders>
           </w:tcPr>
           <w:p>
-            <w:r>
-              <w:rPr>
-                <w:sz w:val="18"/>
-              </w:rPr>
-            </w:r>
+            <w:pPr>
+              <w:spacing w:before="30" w:after="30"/>
+            </w:pPr>
+            <w:r/>
             <w:r>
               <w:rPr>
                 <w:color w:val="1E293B"/>
@@ -7263,6 +7291,7 @@
       <w:r>
         <w:rPr>
           <w:b/>
+          <w:color w:val="1E293B"/>
         </w:rPr>
         <w:t>Rich question content:</w:t>
       </w:r>
@@ -7364,6 +7393,7 @@
       <w:r>
         <w:rPr>
           <w:b/>
+          <w:color w:val="1E293B"/>
         </w:rPr>
         <w:t>SVG strip before grading/review:</w:t>
       </w:r>
@@ -7418,15 +7448,15 @@
     </w:p>
     <w:p>
       <w:pPr>
-        <w:spacing w:before="72" w:after="72"/>
+        <w:spacing w:before="60" w:after="60"/>
         <w:jc w:val="center"/>
       </w:pPr>
       <w:r>
         <w:rPr>
-          <w:color w:val="E2E8F0"/>
+          <w:color w:val="FDC800"/>
           <w:sz w:val="18"/>
         </w:rPr>
-        <w:t>───────────────────────────────────────────────────────</w:t>
+        <w:t>━━━━━━━━━━━━━━━━━━━━━━━━━━━━━━━━━━━━━━━━━━━━━━━━━━</w:t>
       </w:r>
     </w:p>
     <w:p>
@@ -7450,6 +7480,7 @@
       <w:r>
         <w:rPr>
           <w:b/>
+          <w:color w:val="1E293B"/>
         </w:rPr>
         <w:t>"📖 Review N Mistakes with AI Tutor"</w:t>
       </w:r>
@@ -7476,15 +7507,15 @@
     </w:p>
     <w:p>
       <w:pPr>
-        <w:spacing w:before="72" w:after="72"/>
+        <w:spacing w:before="60" w:after="60"/>
         <w:jc w:val="center"/>
       </w:pPr>
       <w:r>
         <w:rPr>
-          <w:color w:val="E2E8F0"/>
+          <w:color w:val="FDC800"/>
           <w:sz w:val="18"/>
         </w:rPr>
-        <w:t>───────────────────────────────────────────────────────</w:t>
+        <w:t>━━━━━━━━━━━━━━━━━━━━━━━━━━━━━━━━━━━━━━━━━━━━━━━━━━</w:t>
       </w:r>
     </w:p>
     <w:p>
@@ -7502,6 +7533,7 @@
       <w:r>
         <w:rPr>
           <w:b/>
+          <w:color w:val="1E293B"/>
         </w:rPr>
         <w:t>Responsive behaviour:</w:t>
       </w:r>
@@ -7589,6 +7621,7 @@
       <w:r>
         <w:rPr>
           <w:b/>
+          <w:color w:val="1E293B"/>
         </w:rPr>
         <w:t>Storage:</w:t>
       </w:r>
@@ -7643,15 +7676,15 @@
     </w:p>
     <w:p>
       <w:pPr>
-        <w:spacing w:before="72" w:after="72"/>
+        <w:spacing w:before="60" w:after="60"/>
         <w:jc w:val="center"/>
       </w:pPr>
       <w:r>
         <w:rPr>
-          <w:color w:val="E2E8F0"/>
+          <w:color w:val="FDC800"/>
           <w:sz w:val="18"/>
         </w:rPr>
-        <w:t>───────────────────────────────────────────────────────</w:t>
+        <w:t>━━━━━━━━━━━━━━━━━━━━━━━━━━━━━━━━━━━━━━━━━━━━━━━━━━</w:t>
       </w:r>
     </w:p>
     <w:p>
@@ -7669,6 +7702,7 @@
       <w:r>
         <w:rPr>
           <w:b/>
+          <w:color w:val="1E293B"/>
         </w:rPr>
         <w:t>File:</w:t>
       </w:r>
@@ -7705,6 +7739,7 @@
       <w:r>
         <w:rPr>
           <w:b/>
+          <w:color w:val="1E293B"/>
         </w:rPr>
         <w:t>Page flow:</w:t>
       </w:r>
@@ -7747,6 +7782,7 @@
       <w:r>
         <w:rPr>
           <w:b/>
+          <w:color w:val="1E293B"/>
         </w:rPr>
         <w:t>Step 1 — Pick your exam:</w:t>
       </w:r>
@@ -7818,6 +7854,7 @@
       <w:r>
         <w:rPr>
           <w:b/>
+          <w:color w:val="1E293B"/>
         </w:rPr>
         <w:t>Step 2 — Pick year level + mode:</w:t>
       </w:r>
@@ -7939,6 +7976,7 @@
       <w:r>
         <w:rPr>
           <w:b/>
+          <w:color w:val="1E293B"/>
         </w:rPr>
         <w:t>State management:</w:t>
       </w:r>
@@ -8060,6 +8098,7 @@
       <w:r>
         <w:rPr>
           <w:b/>
+          <w:color w:val="1E293B"/>
         </w:rPr>
         <w:t>Design:</w:t>
       </w:r>
@@ -8086,15 +8125,15 @@
     </w:p>
     <w:p>
       <w:pPr>
-        <w:spacing w:before="72" w:after="72"/>
+        <w:spacing w:before="60" w:after="60"/>
         <w:jc w:val="center"/>
       </w:pPr>
       <w:r>
         <w:rPr>
-          <w:color w:val="E2E8F0"/>
+          <w:color w:val="FDC800"/>
           <w:sz w:val="18"/>
         </w:rPr>
-        <w:t>───────────────────────────────────────────────────────</w:t>
+        <w:t>━━━━━━━━━━━━━━━━━━━━━━━━━━━━━━━━━━━━━━━━━━━━━━━━━━</w:t>
       </w:r>
     </w:p>
     <w:p>
@@ -8112,6 +8151,7 @@
       <w:r>
         <w:rPr>
           <w:b/>
+          <w:color w:val="1E293B"/>
         </w:rPr>
         <w:t>File:</w:t>
       </w:r>
@@ -8162,6 +8202,7 @@
       <w:r>
         <w:rPr>
           <w:b/>
+          <w:color w:val="1E293B"/>
         </w:rPr>
         <w:t>State machine:</w:t>
       </w:r>
@@ -8187,6 +8228,7 @@
       <w:r>
         <w:rPr>
           <w:b/>
+          <w:color w:val="1E293B"/>
         </w:rPr>
         <w:t>Categories:</w:t>
       </w:r>
@@ -8204,6 +8246,7 @@
       <w:r>
         <w:rPr>
           <w:b/>
+          <w:color w:val="1E293B"/>
         </w:rPr>
         <w:t>Flow:</w:t>
       </w:r>
@@ -8295,15 +8338,15 @@
     </w:p>
     <w:p>
       <w:pPr>
-        <w:spacing w:before="72" w:after="72"/>
+        <w:spacing w:before="60" w:after="60"/>
         <w:jc w:val="center"/>
       </w:pPr>
       <w:r>
         <w:rPr>
-          <w:color w:val="E2E8F0"/>
+          <w:color w:val="FDC800"/>
           <w:sz w:val="18"/>
         </w:rPr>
-        <w:t>───────────────────────────────────────────────────────</w:t>
+        <w:t>━━━━━━━━━━━━━━━━━━━━━━━━━━━━━━━━━━━━━━━━━━━━━━━━━━</w:t>
       </w:r>
     </w:p>
     <w:p>
@@ -8321,6 +8364,7 @@
       <w:r>
         <w:rPr>
           <w:b/>
+          <w:color w:val="1E293B"/>
         </w:rPr>
         <w:t>File:</w:t>
       </w:r>
@@ -8371,6 +8415,7 @@
       <w:r>
         <w:rPr>
           <w:b/>
+          <w:color w:val="1E293B"/>
         </w:rPr>
         <w:t>Mood options:</w:t>
       </w:r>
@@ -8388,6 +8433,7 @@
       <w:r>
         <w:rPr>
           <w:b/>
+          <w:color w:val="1E293B"/>
         </w:rPr>
         <w:t>Flow:</w:t>
       </w:r>
@@ -8481,15 +8527,15 @@
     </w:p>
     <w:p>
       <w:pPr>
-        <w:spacing w:before="72" w:after="72"/>
+        <w:spacing w:before="60" w:after="60"/>
         <w:jc w:val="center"/>
       </w:pPr>
       <w:r>
         <w:rPr>
-          <w:color w:val="E2E8F0"/>
+          <w:color w:val="FDC800"/>
           <w:sz w:val="18"/>
         </w:rPr>
-        <w:t>───────────────────────────────────────────────────────</w:t>
+        <w:t>━━━━━━━━━━━━━━━━━━━━━━━━━━━━━━━━━━━━━━━━━━━━━━━━━━</w:t>
       </w:r>
     </w:p>
     <w:p>
@@ -8577,7 +8623,6 @@
     </w:p>
     <w:tbl>
       <w:tblPr>
-        <w:tblStyle w:val="TableGrid"/>
         <w:tblW w:type="auto" w:w="0"/>
         <w:jc w:val="left"/>
         <w:tblLook w:firstColumn="1" w:firstRow="1" w:lastColumn="0" w:lastRow="0" w:noHBand="0" w:noVBand="1" w:val="04A0"/>
@@ -8657,11 +8702,10 @@
             </w:tcBorders>
           </w:tcPr>
           <w:p>
-            <w:r>
-              <w:rPr>
-                <w:sz w:val="18"/>
-              </w:rPr>
-            </w:r>
+            <w:pPr>
+              <w:spacing w:before="30" w:after="30"/>
+            </w:pPr>
+            <w:r/>
             <w:r>
               <w:rPr>
                 <w:rFonts w:ascii="Courier New" w:hAnsi="Courier New"/>
@@ -8684,11 +8728,10 @@
             </w:tcBorders>
           </w:tcPr>
           <w:p>
-            <w:r>
-              <w:rPr>
-                <w:sz w:val="18"/>
-              </w:rPr>
-            </w:r>
+            <w:pPr>
+              <w:spacing w:before="30" w:after="30"/>
+            </w:pPr>
+            <w:r/>
             <w:r>
               <w:rPr>
                 <w:color w:val="1E293B"/>
@@ -8712,11 +8755,10 @@
             </w:tcBorders>
           </w:tcPr>
           <w:p>
-            <w:r>
-              <w:rPr>
-                <w:sz w:val="18"/>
-              </w:rPr>
-            </w:r>
+            <w:pPr>
+              <w:spacing w:before="30" w:after="30"/>
+            </w:pPr>
+            <w:r/>
             <w:r>
               <w:rPr>
                 <w:rFonts w:ascii="Courier New" w:hAnsi="Courier New"/>
@@ -8739,11 +8781,10 @@
             </w:tcBorders>
           </w:tcPr>
           <w:p>
-            <w:r>
-              <w:rPr>
-                <w:sz w:val="18"/>
-              </w:rPr>
-            </w:r>
+            <w:pPr>
+              <w:spacing w:before="30" w:after="30"/>
+            </w:pPr>
+            <w:r/>
             <w:r>
               <w:rPr>
                 <w:color w:val="1E293B"/>
@@ -8767,11 +8808,10 @@
             </w:tcBorders>
           </w:tcPr>
           <w:p>
-            <w:r>
-              <w:rPr>
-                <w:sz w:val="18"/>
-              </w:rPr>
-            </w:r>
+            <w:pPr>
+              <w:spacing w:before="30" w:after="30"/>
+            </w:pPr>
+            <w:r/>
             <w:r>
               <w:rPr>
                 <w:rFonts w:ascii="Courier New" w:hAnsi="Courier New"/>
@@ -8794,11 +8834,10 @@
             </w:tcBorders>
           </w:tcPr>
           <w:p>
-            <w:r>
-              <w:rPr>
-                <w:sz w:val="18"/>
-              </w:rPr>
-            </w:r>
+            <w:pPr>
+              <w:spacing w:before="30" w:after="30"/>
+            </w:pPr>
+            <w:r/>
             <w:r>
               <w:rPr>
                 <w:color w:val="1E293B"/>
@@ -8822,11 +8861,10 @@
             </w:tcBorders>
           </w:tcPr>
           <w:p>
-            <w:r>
-              <w:rPr>
-                <w:sz w:val="18"/>
-              </w:rPr>
-            </w:r>
+            <w:pPr>
+              <w:spacing w:before="30" w:after="30"/>
+            </w:pPr>
+            <w:r/>
             <w:r>
               <w:rPr>
                 <w:rFonts w:ascii="Courier New" w:hAnsi="Courier New"/>
@@ -8849,11 +8887,10 @@
             </w:tcBorders>
           </w:tcPr>
           <w:p>
-            <w:r>
-              <w:rPr>
-                <w:sz w:val="18"/>
-              </w:rPr>
-            </w:r>
+            <w:pPr>
+              <w:spacing w:before="30" w:after="30"/>
+            </w:pPr>
+            <w:r/>
             <w:r>
               <w:rPr>
                 <w:color w:val="1E293B"/>
@@ -8877,11 +8914,10 @@
             </w:tcBorders>
           </w:tcPr>
           <w:p>
-            <w:r>
-              <w:rPr>
-                <w:sz w:val="18"/>
-              </w:rPr>
-            </w:r>
+            <w:pPr>
+              <w:spacing w:before="30" w:after="30"/>
+            </w:pPr>
+            <w:r/>
             <w:r>
               <w:rPr>
                 <w:rFonts w:ascii="Courier New" w:hAnsi="Courier New"/>
@@ -8904,11 +8940,10 @@
             </w:tcBorders>
           </w:tcPr>
           <w:p>
-            <w:r>
-              <w:rPr>
-                <w:sz w:val="18"/>
-              </w:rPr>
-            </w:r>
+            <w:pPr>
+              <w:spacing w:before="30" w:after="30"/>
+            </w:pPr>
+            <w:r/>
             <w:r>
               <w:rPr>
                 <w:color w:val="1E293B"/>
@@ -8934,6 +8969,7 @@
       <w:r>
         <w:rPr>
           <w:b/>
+          <w:color w:val="1E293B"/>
         </w:rPr>
         <w:t>Note:</w:t>
       </w:r>
@@ -9493,15 +9529,15 @@
     <w:p/>
     <w:p>
       <w:pPr>
-        <w:spacing w:before="72" w:after="72"/>
+        <w:spacing w:before="60" w:after="60"/>
         <w:jc w:val="center"/>
       </w:pPr>
       <w:r>
         <w:rPr>
-          <w:color w:val="E2E8F0"/>
+          <w:color w:val="FDC800"/>
           <w:sz w:val="18"/>
         </w:rPr>
-        <w:t>───────────────────────────────────────────────────────</w:t>
+        <w:t>━━━━━━━━━━━━━━━━━━━━━━━━━━━━━━━━━━━━━━━━━━━━━━━━━━</w:t>
       </w:r>
     </w:p>
     <w:p>
@@ -9806,15 +9842,15 @@
     <w:p/>
     <w:p>
       <w:pPr>
-        <w:spacing w:before="72" w:after="72"/>
+        <w:spacing w:before="60" w:after="60"/>
         <w:jc w:val="center"/>
       </w:pPr>
       <w:r>
         <w:rPr>
-          <w:color w:val="E2E8F0"/>
+          <w:color w:val="FDC800"/>
           <w:sz w:val="18"/>
         </w:rPr>
-        <w:t>───────────────────────────────────────────────────────</w:t>
+        <w:t>━━━━━━━━━━━━━━━━━━━━━━━━━━━━━━━━━━━━━━━━━━━━━━━━━━</w:t>
       </w:r>
     </w:p>
     <w:p>
@@ -9854,7 +9890,6 @@
     </w:p>
     <w:tbl>
       <w:tblPr>
-        <w:tblStyle w:val="TableGrid"/>
         <w:tblW w:type="auto" w:w="0"/>
         <w:jc w:val="left"/>
         <w:tblLook w:firstColumn="1" w:firstRow="1" w:lastColumn="0" w:lastRow="0" w:noHBand="0" w:noVBand="1" w:val="04A0"/>
@@ -9959,11 +9994,10 @@
             </w:tcBorders>
           </w:tcPr>
           <w:p>
-            <w:r>
-              <w:rPr>
-                <w:sz w:val="18"/>
-              </w:rPr>
-            </w:r>
+            <w:pPr>
+              <w:spacing w:before="30" w:after="30"/>
+            </w:pPr>
+            <w:r/>
             <w:r>
               <w:rPr>
                 <w:rFonts w:ascii="Courier New" w:hAnsi="Courier New"/>
@@ -9986,11 +10020,10 @@
             </w:tcBorders>
           </w:tcPr>
           <w:p>
-            <w:r>
-              <w:rPr>
-                <w:sz w:val="18"/>
-              </w:rPr>
-            </w:r>
+            <w:pPr>
+              <w:spacing w:before="30" w:after="30"/>
+            </w:pPr>
+            <w:r/>
             <w:r>
               <w:rPr>
                 <w:rFonts w:ascii="Courier New" w:hAnsi="Courier New"/>
@@ -10013,11 +10046,10 @@
             </w:tcBorders>
           </w:tcPr>
           <w:p>
-            <w:r>
-              <w:rPr>
-                <w:sz w:val="18"/>
-              </w:rPr>
-            </w:r>
+            <w:pPr>
+              <w:spacing w:before="30" w:after="30"/>
+            </w:pPr>
+            <w:r/>
             <w:r>
               <w:rPr>
                 <w:color w:val="1E293B"/>
@@ -10041,11 +10073,10 @@
             </w:tcBorders>
           </w:tcPr>
           <w:p>
-            <w:r>
-              <w:rPr>
-                <w:sz w:val="18"/>
-              </w:rPr>
-            </w:r>
+            <w:pPr>
+              <w:spacing w:before="30" w:after="30"/>
+            </w:pPr>
+            <w:r/>
             <w:r>
               <w:rPr>
                 <w:rFonts w:ascii="Courier New" w:hAnsi="Courier New"/>
@@ -10068,11 +10099,10 @@
             </w:tcBorders>
           </w:tcPr>
           <w:p>
-            <w:r>
-              <w:rPr>
-                <w:sz w:val="18"/>
-              </w:rPr>
-            </w:r>
+            <w:pPr>
+              <w:spacing w:before="30" w:after="30"/>
+            </w:pPr>
+            <w:r/>
             <w:r>
               <w:rPr>
                 <w:rFonts w:ascii="Courier New" w:hAnsi="Courier New"/>
@@ -10095,11 +10125,10 @@
             </w:tcBorders>
           </w:tcPr>
           <w:p>
-            <w:r>
-              <w:rPr>
-                <w:sz w:val="18"/>
-              </w:rPr>
-            </w:r>
+            <w:pPr>
+              <w:spacing w:before="30" w:after="30"/>
+            </w:pPr>
+            <w:r/>
             <w:r>
               <w:rPr>
                 <w:color w:val="1E293B"/>
@@ -10123,11 +10152,10 @@
             </w:tcBorders>
           </w:tcPr>
           <w:p>
-            <w:r>
-              <w:rPr>
-                <w:sz w:val="18"/>
-              </w:rPr>
-            </w:r>
+            <w:pPr>
+              <w:spacing w:before="30" w:after="30"/>
+            </w:pPr>
+            <w:r/>
             <w:r>
               <w:rPr>
                 <w:rFonts w:ascii="Courier New" w:hAnsi="Courier New"/>
@@ -10150,11 +10178,10 @@
             </w:tcBorders>
           </w:tcPr>
           <w:p>
-            <w:r>
-              <w:rPr>
-                <w:sz w:val="18"/>
-              </w:rPr>
-            </w:r>
+            <w:pPr>
+              <w:spacing w:before="30" w:after="30"/>
+            </w:pPr>
+            <w:r/>
             <w:r>
               <w:rPr>
                 <w:rFonts w:ascii="Courier New" w:hAnsi="Courier New"/>
@@ -10177,11 +10204,10 @@
             </w:tcBorders>
           </w:tcPr>
           <w:p>
-            <w:r>
-              <w:rPr>
-                <w:sz w:val="18"/>
-              </w:rPr>
-            </w:r>
+            <w:pPr>
+              <w:spacing w:before="30" w:after="30"/>
+            </w:pPr>
+            <w:r/>
             <w:r>
               <w:rPr>
                 <w:color w:val="1E293B"/>
@@ -10205,11 +10231,10 @@
             </w:tcBorders>
           </w:tcPr>
           <w:p>
-            <w:r>
-              <w:rPr>
-                <w:sz w:val="18"/>
-              </w:rPr>
-            </w:r>
+            <w:pPr>
+              <w:spacing w:before="30" w:after="30"/>
+            </w:pPr>
+            <w:r/>
             <w:r>
               <w:rPr>
                 <w:rFonts w:ascii="Courier New" w:hAnsi="Courier New"/>
@@ -10232,11 +10257,10 @@
             </w:tcBorders>
           </w:tcPr>
           <w:p>
-            <w:r>
-              <w:rPr>
-                <w:sz w:val="18"/>
-              </w:rPr>
-            </w:r>
+            <w:pPr>
+              <w:spacing w:before="30" w:after="30"/>
+            </w:pPr>
+            <w:r/>
             <w:r>
               <w:rPr>
                 <w:rFonts w:ascii="Courier New" w:hAnsi="Courier New"/>
@@ -10259,11 +10283,10 @@
             </w:tcBorders>
           </w:tcPr>
           <w:p>
-            <w:r>
-              <w:rPr>
-                <w:sz w:val="18"/>
-              </w:rPr>
-            </w:r>
+            <w:pPr>
+              <w:spacing w:before="30" w:after="30"/>
+            </w:pPr>
+            <w:r/>
             <w:r>
               <w:rPr>
                 <w:color w:val="1E293B"/>
@@ -10287,11 +10310,10 @@
             </w:tcBorders>
           </w:tcPr>
           <w:p>
-            <w:r>
-              <w:rPr>
-                <w:sz w:val="18"/>
-              </w:rPr>
-            </w:r>
+            <w:pPr>
+              <w:spacing w:before="30" w:after="30"/>
+            </w:pPr>
+            <w:r/>
             <w:r>
               <w:rPr>
                 <w:rFonts w:ascii="Courier New" w:hAnsi="Courier New"/>
@@ -10314,11 +10336,10 @@
             </w:tcBorders>
           </w:tcPr>
           <w:p>
-            <w:r>
-              <w:rPr>
-                <w:sz w:val="18"/>
-              </w:rPr>
-            </w:r>
+            <w:pPr>
+              <w:spacing w:before="30" w:after="30"/>
+            </w:pPr>
+            <w:r/>
             <w:r>
               <w:rPr>
                 <w:color w:val="1E293B"/>
@@ -10340,11 +10361,10 @@
             </w:tcBorders>
           </w:tcPr>
           <w:p>
-            <w:r>
-              <w:rPr>
-                <w:sz w:val="18"/>
-              </w:rPr>
-            </w:r>
+            <w:pPr>
+              <w:spacing w:before="30" w:after="30"/>
+            </w:pPr>
+            <w:r/>
             <w:r>
               <w:rPr>
                 <w:color w:val="1E293B"/>
@@ -10368,11 +10388,10 @@
             </w:tcBorders>
           </w:tcPr>
           <w:p>
-            <w:r>
-              <w:rPr>
-                <w:sz w:val="18"/>
-              </w:rPr>
-            </w:r>
+            <w:pPr>
+              <w:spacing w:before="30" w:after="30"/>
+            </w:pPr>
+            <w:r/>
             <w:r>
               <w:rPr>
                 <w:rFonts w:ascii="Courier New" w:hAnsi="Courier New"/>
@@ -10395,11 +10414,10 @@
             </w:tcBorders>
           </w:tcPr>
           <w:p>
-            <w:r>
-              <w:rPr>
-                <w:sz w:val="18"/>
-              </w:rPr>
-            </w:r>
+            <w:pPr>
+              <w:spacing w:before="30" w:after="30"/>
+            </w:pPr>
+            <w:r/>
             <w:r>
               <w:rPr>
                 <w:rFonts w:ascii="Courier New" w:hAnsi="Courier New"/>
@@ -10422,11 +10440,10 @@
             </w:tcBorders>
           </w:tcPr>
           <w:p>
-            <w:r>
-              <w:rPr>
-                <w:sz w:val="18"/>
-              </w:rPr>
-            </w:r>
+            <w:pPr>
+              <w:spacing w:before="30" w:after="30"/>
+            </w:pPr>
+            <w:r/>
             <w:r>
               <w:rPr>
                 <w:color w:val="1E293B"/>
@@ -10450,11 +10467,10 @@
             </w:tcBorders>
           </w:tcPr>
           <w:p>
-            <w:r>
-              <w:rPr>
-                <w:sz w:val="18"/>
-              </w:rPr>
-            </w:r>
+            <w:pPr>
+              <w:spacing w:before="30" w:after="30"/>
+            </w:pPr>
+            <w:r/>
             <w:r>
               <w:rPr>
                 <w:rFonts w:ascii="Courier New" w:hAnsi="Courier New"/>
@@ -10477,11 +10493,10 @@
             </w:tcBorders>
           </w:tcPr>
           <w:p>
-            <w:r>
-              <w:rPr>
-                <w:sz w:val="18"/>
-              </w:rPr>
-            </w:r>
+            <w:pPr>
+              <w:spacing w:before="30" w:after="30"/>
+            </w:pPr>
+            <w:r/>
             <w:r>
               <w:rPr>
                 <w:rFonts w:ascii="Courier New" w:hAnsi="Courier New"/>
@@ -10504,11 +10519,10 @@
             </w:tcBorders>
           </w:tcPr>
           <w:p>
-            <w:r>
-              <w:rPr>
-                <w:sz w:val="18"/>
-              </w:rPr>
-            </w:r>
+            <w:pPr>
+              <w:spacing w:before="30" w:after="30"/>
+            </w:pPr>
+            <w:r/>
             <w:r>
               <w:rPr>
                 <w:color w:val="1E293B"/>
@@ -10532,11 +10546,10 @@
             </w:tcBorders>
           </w:tcPr>
           <w:p>
-            <w:r>
-              <w:rPr>
-                <w:sz w:val="18"/>
-              </w:rPr>
-            </w:r>
+            <w:pPr>
+              <w:spacing w:before="30" w:after="30"/>
+            </w:pPr>
+            <w:r/>
             <w:r>
               <w:rPr>
                 <w:rFonts w:ascii="Courier New" w:hAnsi="Courier New"/>
@@ -10559,11 +10572,10 @@
             </w:tcBorders>
           </w:tcPr>
           <w:p>
-            <w:r>
-              <w:rPr>
-                <w:sz w:val="18"/>
-              </w:rPr>
-            </w:r>
+            <w:pPr>
+              <w:spacing w:before="30" w:after="30"/>
+            </w:pPr>
+            <w:r/>
             <w:r>
               <w:rPr>
                 <w:color w:val="1E293B"/>
@@ -10585,11 +10597,10 @@
             </w:tcBorders>
           </w:tcPr>
           <w:p>
-            <w:r>
-              <w:rPr>
-                <w:sz w:val="18"/>
-              </w:rPr>
-            </w:r>
+            <w:pPr>
+              <w:spacing w:before="30" w:after="30"/>
+            </w:pPr>
+            <w:r/>
             <w:r>
               <w:rPr>
                 <w:color w:val="1E293B"/>
@@ -10613,11 +10624,10 @@
             </w:tcBorders>
           </w:tcPr>
           <w:p>
-            <w:r>
-              <w:rPr>
-                <w:sz w:val="18"/>
-              </w:rPr>
-            </w:r>
+            <w:pPr>
+              <w:spacing w:before="30" w:after="30"/>
+            </w:pPr>
+            <w:r/>
             <w:r>
               <w:rPr>
                 <w:rFonts w:ascii="Courier New" w:hAnsi="Courier New"/>
@@ -10640,11 +10650,10 @@
             </w:tcBorders>
           </w:tcPr>
           <w:p>
-            <w:r>
-              <w:rPr>
-                <w:sz w:val="18"/>
-              </w:rPr>
-            </w:r>
+            <w:pPr>
+              <w:spacing w:before="30" w:after="30"/>
+            </w:pPr>
+            <w:r/>
             <w:r>
               <w:rPr>
                 <w:rFonts w:ascii="Courier New" w:hAnsi="Courier New"/>
@@ -10667,11 +10676,10 @@
             </w:tcBorders>
           </w:tcPr>
           <w:p>
-            <w:r>
-              <w:rPr>
-                <w:sz w:val="18"/>
-              </w:rPr>
-            </w:r>
+            <w:pPr>
+              <w:spacing w:before="30" w:after="30"/>
+            </w:pPr>
+            <w:r/>
             <w:r>
               <w:rPr>
                 <w:color w:val="1E293B"/>
@@ -10695,11 +10703,10 @@
             </w:tcBorders>
           </w:tcPr>
           <w:p>
-            <w:r>
-              <w:rPr>
-                <w:sz w:val="18"/>
-              </w:rPr>
-            </w:r>
+            <w:pPr>
+              <w:spacing w:before="30" w:after="30"/>
+            </w:pPr>
+            <w:r/>
             <w:r>
               <w:rPr>
                 <w:rFonts w:ascii="Courier New" w:hAnsi="Courier New"/>
@@ -10722,11 +10729,10 @@
             </w:tcBorders>
           </w:tcPr>
           <w:p>
-            <w:r>
-              <w:rPr>
-                <w:sz w:val="18"/>
-              </w:rPr>
-            </w:r>
+            <w:pPr>
+              <w:spacing w:before="30" w:after="30"/>
+            </w:pPr>
+            <w:r/>
             <w:r>
               <w:rPr>
                 <w:rFonts w:ascii="Courier New" w:hAnsi="Courier New"/>
@@ -10749,11 +10755,10 @@
             </w:tcBorders>
           </w:tcPr>
           <w:p>
-            <w:r>
-              <w:rPr>
-                <w:sz w:val="18"/>
-              </w:rPr>
-            </w:r>
+            <w:pPr>
+              <w:spacing w:before="30" w:after="30"/>
+            </w:pPr>
+            <w:r/>
             <w:r>
               <w:rPr>
                 <w:color w:val="1E293B"/>
@@ -10777,11 +10782,10 @@
             </w:tcBorders>
           </w:tcPr>
           <w:p>
-            <w:r>
-              <w:rPr>
-                <w:sz w:val="18"/>
-              </w:rPr>
-            </w:r>
+            <w:pPr>
+              <w:spacing w:before="30" w:after="30"/>
+            </w:pPr>
+            <w:r/>
             <w:r>
               <w:rPr>
                 <w:rFonts w:ascii="Courier New" w:hAnsi="Courier New"/>
@@ -10804,11 +10808,10 @@
             </w:tcBorders>
           </w:tcPr>
           <w:p>
-            <w:r>
-              <w:rPr>
-                <w:sz w:val="18"/>
-              </w:rPr>
-            </w:r>
+            <w:pPr>
+              <w:spacing w:before="30" w:after="30"/>
+            </w:pPr>
+            <w:r/>
             <w:r>
               <w:rPr>
                 <w:rFonts w:ascii="Courier New" w:hAnsi="Courier New"/>
@@ -10831,11 +10834,10 @@
             </w:tcBorders>
           </w:tcPr>
           <w:p>
-            <w:r>
-              <w:rPr>
-                <w:sz w:val="18"/>
-              </w:rPr>
-            </w:r>
+            <w:pPr>
+              <w:spacing w:before="30" w:after="30"/>
+            </w:pPr>
+            <w:r/>
             <w:r>
               <w:rPr>
                 <w:color w:val="1E293B"/>
@@ -10889,11 +10891,10 @@
             </w:tcBorders>
           </w:tcPr>
           <w:p>
-            <w:r>
-              <w:rPr>
-                <w:sz w:val="18"/>
-              </w:rPr>
-            </w:r>
+            <w:pPr>
+              <w:spacing w:before="30" w:after="30"/>
+            </w:pPr>
+            <w:r/>
             <w:r>
               <w:rPr>
                 <w:rFonts w:ascii="Courier New" w:hAnsi="Courier New"/>
@@ -10916,11 +10917,10 @@
             </w:tcBorders>
           </w:tcPr>
           <w:p>
-            <w:r>
-              <w:rPr>
-                <w:sz w:val="18"/>
-              </w:rPr>
-            </w:r>
+            <w:pPr>
+              <w:spacing w:before="30" w:after="30"/>
+            </w:pPr>
+            <w:r/>
             <w:r>
               <w:rPr>
                 <w:rFonts w:ascii="Courier New" w:hAnsi="Courier New"/>
@@ -10943,11 +10943,10 @@
             </w:tcBorders>
           </w:tcPr>
           <w:p>
-            <w:r>
-              <w:rPr>
-                <w:sz w:val="18"/>
-              </w:rPr>
-            </w:r>
+            <w:pPr>
+              <w:spacing w:before="30" w:after="30"/>
+            </w:pPr>
+            <w:r/>
             <w:r>
               <w:rPr>
                 <w:color w:val="1E293B"/>
@@ -10971,11 +10970,10 @@
             </w:tcBorders>
           </w:tcPr>
           <w:p>
-            <w:r>
-              <w:rPr>
-                <w:sz w:val="18"/>
-              </w:rPr>
-            </w:r>
+            <w:pPr>
+              <w:spacing w:before="30" w:after="30"/>
+            </w:pPr>
+            <w:r/>
             <w:r>
               <w:rPr>
                 <w:rFonts w:ascii="Courier New" w:hAnsi="Courier New"/>
@@ -10998,11 +10996,10 @@
             </w:tcBorders>
           </w:tcPr>
           <w:p>
-            <w:r>
-              <w:rPr>
-                <w:sz w:val="18"/>
-              </w:rPr>
-            </w:r>
+            <w:pPr>
+              <w:spacing w:before="30" w:after="30"/>
+            </w:pPr>
+            <w:r/>
             <w:r>
               <w:rPr>
                 <w:rFonts w:ascii="Courier New" w:hAnsi="Courier New"/>
@@ -11025,11 +11022,10 @@
             </w:tcBorders>
           </w:tcPr>
           <w:p>
-            <w:r>
-              <w:rPr>
-                <w:sz w:val="18"/>
-              </w:rPr>
-            </w:r>
+            <w:pPr>
+              <w:spacing w:before="30" w:after="30"/>
+            </w:pPr>
+            <w:r/>
             <w:r>
               <w:rPr>
                 <w:color w:val="1E293B"/>
@@ -11060,7 +11056,6 @@
     </w:p>
     <w:tbl>
       <w:tblPr>
-        <w:tblStyle w:val="TableGrid"/>
         <w:tblW w:type="auto" w:w="0"/>
         <w:jc w:val="left"/>
         <w:tblLook w:firstColumn="1" w:firstRow="1" w:lastColumn="0" w:lastRow="0" w:noHBand="0" w:noVBand="1" w:val="04A0"/>
@@ -11165,11 +11160,10 @@
             </w:tcBorders>
           </w:tcPr>
           <w:p>
-            <w:r>
-              <w:rPr>
-                <w:sz w:val="18"/>
-              </w:rPr>
-            </w:r>
+            <w:pPr>
+              <w:spacing w:before="30" w:after="30"/>
+            </w:pPr>
+            <w:r/>
             <w:r>
               <w:rPr>
                 <w:rFonts w:ascii="Courier New" w:hAnsi="Courier New"/>
@@ -11192,11 +11186,10 @@
             </w:tcBorders>
           </w:tcPr>
           <w:p>
-            <w:r>
-              <w:rPr>
-                <w:sz w:val="18"/>
-              </w:rPr>
-            </w:r>
+            <w:pPr>
+              <w:spacing w:before="30" w:after="30"/>
+            </w:pPr>
+            <w:r/>
             <w:r>
               <w:rPr>
                 <w:rFonts w:ascii="Courier New" w:hAnsi="Courier New"/>
@@ -11219,11 +11212,10 @@
             </w:tcBorders>
           </w:tcPr>
           <w:p>
-            <w:r>
-              <w:rPr>
-                <w:sz w:val="18"/>
-              </w:rPr>
-            </w:r>
+            <w:pPr>
+              <w:spacing w:before="30" w:after="30"/>
+            </w:pPr>
+            <w:r/>
             <w:r>
               <w:rPr>
                 <w:color w:val="1E293B"/>
@@ -11247,11 +11239,10 @@
             </w:tcBorders>
           </w:tcPr>
           <w:p>
-            <w:r>
-              <w:rPr>
-                <w:sz w:val="18"/>
-              </w:rPr>
-            </w:r>
+            <w:pPr>
+              <w:spacing w:before="30" w:after="30"/>
+            </w:pPr>
+            <w:r/>
             <w:r>
               <w:rPr>
                 <w:rFonts w:ascii="Courier New" w:hAnsi="Courier New"/>
@@ -11274,11 +11265,10 @@
             </w:tcBorders>
           </w:tcPr>
           <w:p>
-            <w:r>
-              <w:rPr>
-                <w:sz w:val="18"/>
-              </w:rPr>
-            </w:r>
+            <w:pPr>
+              <w:spacing w:before="30" w:after="30"/>
+            </w:pPr>
+            <w:r/>
             <w:r>
               <w:rPr>
                 <w:rFonts w:ascii="Courier New" w:hAnsi="Courier New"/>
@@ -11301,11 +11291,10 @@
             </w:tcBorders>
           </w:tcPr>
           <w:p>
-            <w:r>
-              <w:rPr>
-                <w:sz w:val="18"/>
-              </w:rPr>
-            </w:r>
+            <w:pPr>
+              <w:spacing w:before="30" w:after="30"/>
+            </w:pPr>
+            <w:r/>
             <w:r>
               <w:rPr>
                 <w:color w:val="1E293B"/>
@@ -11329,11 +11318,10 @@
             </w:tcBorders>
           </w:tcPr>
           <w:p>
-            <w:r>
-              <w:rPr>
-                <w:sz w:val="18"/>
-              </w:rPr>
-            </w:r>
+            <w:pPr>
+              <w:spacing w:before="30" w:after="30"/>
+            </w:pPr>
+            <w:r/>
             <w:r>
               <w:rPr>
                 <w:rFonts w:ascii="Courier New" w:hAnsi="Courier New"/>
@@ -11356,11 +11344,10 @@
             </w:tcBorders>
           </w:tcPr>
           <w:p>
-            <w:r>
-              <w:rPr>
-                <w:sz w:val="18"/>
-              </w:rPr>
-            </w:r>
+            <w:pPr>
+              <w:spacing w:before="30" w:after="30"/>
+            </w:pPr>
+            <w:r/>
             <w:r>
               <w:rPr>
                 <w:rFonts w:ascii="Courier New" w:hAnsi="Courier New"/>
@@ -11383,11 +11370,10 @@
             </w:tcBorders>
           </w:tcPr>
           <w:p>
-            <w:r>
-              <w:rPr>
-                <w:sz w:val="18"/>
-              </w:rPr>
-            </w:r>
+            <w:pPr>
+              <w:spacing w:before="30" w:after="30"/>
+            </w:pPr>
+            <w:r/>
             <w:r>
               <w:rPr>
                 <w:color w:val="1E293B"/>
@@ -11411,11 +11397,10 @@
             </w:tcBorders>
           </w:tcPr>
           <w:p>
-            <w:r>
-              <w:rPr>
-                <w:sz w:val="18"/>
-              </w:rPr>
-            </w:r>
+            <w:pPr>
+              <w:spacing w:before="30" w:after="30"/>
+            </w:pPr>
+            <w:r/>
             <w:r>
               <w:rPr>
                 <w:rFonts w:ascii="Courier New" w:hAnsi="Courier New"/>
@@ -11438,11 +11423,10 @@
             </w:tcBorders>
           </w:tcPr>
           <w:p>
-            <w:r>
-              <w:rPr>
-                <w:sz w:val="18"/>
-              </w:rPr>
-            </w:r>
+            <w:pPr>
+              <w:spacing w:before="30" w:after="30"/>
+            </w:pPr>
+            <w:r/>
             <w:r>
               <w:rPr>
                 <w:rFonts w:ascii="Courier New" w:hAnsi="Courier New"/>
@@ -11465,11 +11449,10 @@
             </w:tcBorders>
           </w:tcPr>
           <w:p>
-            <w:r>
-              <w:rPr>
-                <w:sz w:val="18"/>
-              </w:rPr>
-            </w:r>
+            <w:pPr>
+              <w:spacing w:before="30" w:after="30"/>
+            </w:pPr>
+            <w:r/>
             <w:r>
               <w:rPr>
                 <w:color w:val="1E293B"/>
@@ -11493,11 +11476,10 @@
             </w:tcBorders>
           </w:tcPr>
           <w:p>
-            <w:r>
-              <w:rPr>
-                <w:sz w:val="18"/>
-              </w:rPr>
-            </w:r>
+            <w:pPr>
+              <w:spacing w:before="30" w:after="30"/>
+            </w:pPr>
+            <w:r/>
             <w:r>
               <w:rPr>
                 <w:rFonts w:ascii="Courier New" w:hAnsi="Courier New"/>
@@ -11520,11 +11502,10 @@
             </w:tcBorders>
           </w:tcPr>
           <w:p>
-            <w:r>
-              <w:rPr>
-                <w:sz w:val="18"/>
-              </w:rPr>
-            </w:r>
+            <w:pPr>
+              <w:spacing w:before="30" w:after="30"/>
+            </w:pPr>
+            <w:r/>
             <w:r>
               <w:rPr>
                 <w:rFonts w:ascii="Courier New" w:hAnsi="Courier New"/>
@@ -11547,11 +11528,10 @@
             </w:tcBorders>
           </w:tcPr>
           <w:p>
-            <w:r>
-              <w:rPr>
-                <w:sz w:val="18"/>
-              </w:rPr>
-            </w:r>
+            <w:pPr>
+              <w:spacing w:before="30" w:after="30"/>
+            </w:pPr>
+            <w:r/>
             <w:r>
               <w:rPr>
                 <w:color w:val="1E293B"/>
@@ -11575,11 +11555,10 @@
             </w:tcBorders>
           </w:tcPr>
           <w:p>
-            <w:r>
-              <w:rPr>
-                <w:sz w:val="18"/>
-              </w:rPr>
-            </w:r>
+            <w:pPr>
+              <w:spacing w:before="30" w:after="30"/>
+            </w:pPr>
+            <w:r/>
             <w:r>
               <w:rPr>
                 <w:rFonts w:ascii="Courier New" w:hAnsi="Courier New"/>
@@ -11602,11 +11581,10 @@
             </w:tcBorders>
           </w:tcPr>
           <w:p>
-            <w:r>
-              <w:rPr>
-                <w:sz w:val="18"/>
-              </w:rPr>
-            </w:r>
+            <w:pPr>
+              <w:spacing w:before="30" w:after="30"/>
+            </w:pPr>
+            <w:r/>
             <w:r>
               <w:rPr>
                 <w:rFonts w:ascii="Courier New" w:hAnsi="Courier New"/>
@@ -11629,11 +11607,10 @@
             </w:tcBorders>
           </w:tcPr>
           <w:p>
-            <w:r>
-              <w:rPr>
-                <w:sz w:val="18"/>
-              </w:rPr>
-            </w:r>
+            <w:pPr>
+              <w:spacing w:before="30" w:after="30"/>
+            </w:pPr>
+            <w:r/>
             <w:r>
               <w:rPr>
                 <w:color w:val="1E293B"/>
@@ -11657,11 +11634,10 @@
             </w:tcBorders>
           </w:tcPr>
           <w:p>
-            <w:r>
-              <w:rPr>
-                <w:sz w:val="18"/>
-              </w:rPr>
-            </w:r>
+            <w:pPr>
+              <w:spacing w:before="30" w:after="30"/>
+            </w:pPr>
+            <w:r/>
             <w:r>
               <w:rPr>
                 <w:rFonts w:ascii="Courier New" w:hAnsi="Courier New"/>
@@ -11684,11 +11660,10 @@
             </w:tcBorders>
           </w:tcPr>
           <w:p>
-            <w:r>
-              <w:rPr>
-                <w:sz w:val="18"/>
-              </w:rPr>
-            </w:r>
+            <w:pPr>
+              <w:spacing w:before="30" w:after="30"/>
+            </w:pPr>
+            <w:r/>
             <w:r>
               <w:rPr>
                 <w:rFonts w:ascii="Courier New" w:hAnsi="Courier New"/>
@@ -11711,11 +11686,10 @@
             </w:tcBorders>
           </w:tcPr>
           <w:p>
-            <w:r>
-              <w:rPr>
-                <w:sz w:val="18"/>
-              </w:rPr>
-            </w:r>
+            <w:pPr>
+              <w:spacing w:before="30" w:after="30"/>
+            </w:pPr>
+            <w:r/>
             <w:r>
               <w:rPr>
                 <w:color w:val="1E293B"/>
@@ -11739,11 +11713,10 @@
             </w:tcBorders>
           </w:tcPr>
           <w:p>
-            <w:r>
-              <w:rPr>
-                <w:sz w:val="18"/>
-              </w:rPr>
-            </w:r>
+            <w:pPr>
+              <w:spacing w:before="30" w:after="30"/>
+            </w:pPr>
+            <w:r/>
             <w:r>
               <w:rPr>
                 <w:rFonts w:ascii="Courier New" w:hAnsi="Courier New"/>
@@ -11766,11 +11739,10 @@
             </w:tcBorders>
           </w:tcPr>
           <w:p>
-            <w:r>
-              <w:rPr>
-                <w:sz w:val="18"/>
-              </w:rPr>
-            </w:r>
+            <w:pPr>
+              <w:spacing w:before="30" w:after="30"/>
+            </w:pPr>
+            <w:r/>
             <w:r>
               <w:rPr>
                 <w:rFonts w:ascii="Courier New" w:hAnsi="Courier New"/>
@@ -11793,11 +11765,10 @@
             </w:tcBorders>
           </w:tcPr>
           <w:p>
-            <w:r>
-              <w:rPr>
-                <w:sz w:val="18"/>
-              </w:rPr>
-            </w:r>
+            <w:pPr>
+              <w:spacing w:before="30" w:after="30"/>
+            </w:pPr>
+            <w:r/>
             <w:r>
               <w:rPr>
                 <w:color w:val="1E293B"/>
@@ -11821,11 +11792,10 @@
             </w:tcBorders>
           </w:tcPr>
           <w:p>
-            <w:r>
-              <w:rPr>
-                <w:sz w:val="18"/>
-              </w:rPr>
-            </w:r>
+            <w:pPr>
+              <w:spacing w:before="30" w:after="30"/>
+            </w:pPr>
+            <w:r/>
             <w:r>
               <w:rPr>
                 <w:rFonts w:ascii="Courier New" w:hAnsi="Courier New"/>
@@ -11848,11 +11818,10 @@
             </w:tcBorders>
           </w:tcPr>
           <w:p>
-            <w:r>
-              <w:rPr>
-                <w:sz w:val="18"/>
-              </w:rPr>
-            </w:r>
+            <w:pPr>
+              <w:spacing w:before="30" w:after="30"/>
+            </w:pPr>
+            <w:r/>
             <w:r>
               <w:rPr>
                 <w:rFonts w:ascii="Courier New" w:hAnsi="Courier New"/>
@@ -11875,11 +11844,10 @@
             </w:tcBorders>
           </w:tcPr>
           <w:p>
-            <w:r>
-              <w:rPr>
-                <w:sz w:val="18"/>
-              </w:rPr>
-            </w:r>
+            <w:pPr>
+              <w:spacing w:before="30" w:after="30"/>
+            </w:pPr>
+            <w:r/>
             <w:r>
               <w:rPr>
                 <w:color w:val="1E293B"/>
@@ -11903,11 +11871,10 @@
             </w:tcBorders>
           </w:tcPr>
           <w:p>
-            <w:r>
-              <w:rPr>
-                <w:sz w:val="18"/>
-              </w:rPr>
-            </w:r>
+            <w:pPr>
+              <w:spacing w:before="30" w:after="30"/>
+            </w:pPr>
+            <w:r/>
             <w:r>
               <w:rPr>
                 <w:rFonts w:ascii="Courier New" w:hAnsi="Courier New"/>
@@ -11930,11 +11897,10 @@
             </w:tcBorders>
           </w:tcPr>
           <w:p>
-            <w:r>
-              <w:rPr>
-                <w:sz w:val="18"/>
-              </w:rPr>
-            </w:r>
+            <w:pPr>
+              <w:spacing w:before="30" w:after="30"/>
+            </w:pPr>
+            <w:r/>
             <w:r>
               <w:rPr>
                 <w:rFonts w:ascii="Courier New" w:hAnsi="Courier New"/>
@@ -11957,11 +11923,10 @@
             </w:tcBorders>
           </w:tcPr>
           <w:p>
-            <w:r>
-              <w:rPr>
-                <w:sz w:val="18"/>
-              </w:rPr>
-            </w:r>
+            <w:pPr>
+              <w:spacing w:before="30" w:after="30"/>
+            </w:pPr>
+            <w:r/>
             <w:r>
               <w:rPr>
                 <w:color w:val="1E293B"/>
@@ -11985,11 +11950,10 @@
             </w:tcBorders>
           </w:tcPr>
           <w:p>
-            <w:r>
-              <w:rPr>
-                <w:sz w:val="18"/>
-              </w:rPr>
-            </w:r>
+            <w:pPr>
+              <w:spacing w:before="30" w:after="30"/>
+            </w:pPr>
+            <w:r/>
             <w:r>
               <w:rPr>
                 <w:rFonts w:ascii="Courier New" w:hAnsi="Courier New"/>
@@ -12012,11 +11976,10 @@
             </w:tcBorders>
           </w:tcPr>
           <w:p>
-            <w:r>
-              <w:rPr>
-                <w:sz w:val="18"/>
-              </w:rPr>
-            </w:r>
+            <w:pPr>
+              <w:spacing w:before="30" w:after="30"/>
+            </w:pPr>
+            <w:r/>
             <w:r>
               <w:rPr>
                 <w:rFonts w:ascii="Courier New" w:hAnsi="Courier New"/>
@@ -12039,11 +12002,10 @@
             </w:tcBorders>
           </w:tcPr>
           <w:p>
-            <w:r>
-              <w:rPr>
-                <w:sz w:val="18"/>
-              </w:rPr>
-            </w:r>
+            <w:pPr>
+              <w:spacing w:before="30" w:after="30"/>
+            </w:pPr>
+            <w:r/>
             <w:r>
               <w:rPr>
                 <w:color w:val="1E293B"/>
@@ -12067,11 +12029,10 @@
             </w:tcBorders>
           </w:tcPr>
           <w:p>
-            <w:r>
-              <w:rPr>
-                <w:sz w:val="18"/>
-              </w:rPr>
-            </w:r>
+            <w:pPr>
+              <w:spacing w:before="30" w:after="30"/>
+            </w:pPr>
+            <w:r/>
             <w:r>
               <w:rPr>
                 <w:rFonts w:ascii="Courier New" w:hAnsi="Courier New"/>
@@ -12094,11 +12055,10 @@
             </w:tcBorders>
           </w:tcPr>
           <w:p>
-            <w:r>
-              <w:rPr>
-                <w:sz w:val="18"/>
-              </w:rPr>
-            </w:r>
+            <w:pPr>
+              <w:spacing w:before="30" w:after="30"/>
+            </w:pPr>
+            <w:r/>
             <w:r>
               <w:rPr>
                 <w:rFonts w:ascii="Courier New" w:hAnsi="Courier New"/>
@@ -12121,11 +12081,10 @@
             </w:tcBorders>
           </w:tcPr>
           <w:p>
-            <w:r>
-              <w:rPr>
-                <w:sz w:val="18"/>
-              </w:rPr>
-            </w:r>
+            <w:pPr>
+              <w:spacing w:before="30" w:after="30"/>
+            </w:pPr>
+            <w:r/>
             <w:r>
               <w:rPr>
                 <w:color w:val="1E293B"/>
@@ -12140,15 +12099,15 @@
     <w:p/>
     <w:p>
       <w:pPr>
-        <w:spacing w:before="72" w:after="72"/>
+        <w:spacing w:before="60" w:after="60"/>
         <w:jc w:val="center"/>
       </w:pPr>
       <w:r>
         <w:rPr>
-          <w:color w:val="E2E8F0"/>
+          <w:color w:val="FDC800"/>
           <w:sz w:val="18"/>
         </w:rPr>
-        <w:t>───────────────────────────────────────────────────────</w:t>
+        <w:t>━━━━━━━━━━━━━━━━━━━━━━━━━━━━━━━━━━━━━━━━━━━━━━━━━━</w:t>
       </w:r>
     </w:p>
     <w:p>
@@ -12169,7 +12128,6 @@
     </w:p>
     <w:tbl>
       <w:tblPr>
-        <w:tblStyle w:val="TableGrid"/>
         <w:tblW w:type="auto" w:w="0"/>
         <w:jc w:val="left"/>
         <w:tblLook w:firstColumn="1" w:firstRow="1" w:lastColumn="0" w:lastRow="0" w:noHBand="0" w:noVBand="1" w:val="04A0"/>
@@ -12274,11 +12232,10 @@
             </w:tcBorders>
           </w:tcPr>
           <w:p>
-            <w:r>
-              <w:rPr>
-                <w:sz w:val="18"/>
-              </w:rPr>
-            </w:r>
+            <w:pPr>
+              <w:spacing w:before="30" w:after="30"/>
+            </w:pPr>
+            <w:r/>
             <w:r>
               <w:rPr>
                 <w:color w:val="1E293B"/>
@@ -12300,11 +12257,10 @@
             </w:tcBorders>
           </w:tcPr>
           <w:p>
-            <w:r>
-              <w:rPr>
-                <w:sz w:val="18"/>
-              </w:rPr>
-            </w:r>
+            <w:pPr>
+              <w:spacing w:before="30" w:after="30"/>
+            </w:pPr>
+            <w:r/>
             <w:r>
               <w:rPr>
                 <w:color w:val="1E293B"/>
@@ -12326,11 +12282,10 @@
             </w:tcBorders>
           </w:tcPr>
           <w:p>
-            <w:r>
-              <w:rPr>
-                <w:sz w:val="18"/>
-              </w:rPr>
-            </w:r>
+            <w:pPr>
+              <w:spacing w:before="30" w:after="30"/>
+            </w:pPr>
+            <w:r/>
             <w:r>
               <w:rPr>
                 <w:rFonts w:ascii="Courier New" w:hAnsi="Courier New"/>
@@ -12385,11 +12340,10 @@
             </w:tcBorders>
           </w:tcPr>
           <w:p>
-            <w:r>
-              <w:rPr>
-                <w:sz w:val="18"/>
-              </w:rPr>
-            </w:r>
+            <w:pPr>
+              <w:spacing w:before="30" w:after="30"/>
+            </w:pPr>
+            <w:r/>
             <w:r>
               <w:rPr>
                 <w:color w:val="1E293B"/>
@@ -12411,11 +12365,10 @@
             </w:tcBorders>
           </w:tcPr>
           <w:p>
-            <w:r>
-              <w:rPr>
-                <w:sz w:val="18"/>
-              </w:rPr>
-            </w:r>
+            <w:pPr>
+              <w:spacing w:before="30" w:after="30"/>
+            </w:pPr>
+            <w:r/>
             <w:r>
               <w:rPr>
                 <w:color w:val="1E293B"/>
@@ -12437,11 +12390,10 @@
             </w:tcBorders>
           </w:tcPr>
           <w:p>
-            <w:r>
-              <w:rPr>
-                <w:sz w:val="18"/>
-              </w:rPr>
-            </w:r>
+            <w:pPr>
+              <w:spacing w:before="30" w:after="30"/>
+            </w:pPr>
+            <w:r/>
             <w:r>
               <w:rPr>
                 <w:rFonts w:ascii="Courier New" w:hAnsi="Courier New"/>
@@ -13018,15 +12970,15 @@
     <w:p/>
     <w:p>
       <w:pPr>
-        <w:spacing w:before="72" w:after="72"/>
+        <w:spacing w:before="60" w:after="60"/>
         <w:jc w:val="center"/>
       </w:pPr>
       <w:r>
         <w:rPr>
-          <w:color w:val="E2E8F0"/>
+          <w:color w:val="FDC800"/>
           <w:sz w:val="18"/>
         </w:rPr>
-        <w:t>───────────────────────────────────────────────────────</w:t>
+        <w:t>━━━━━━━━━━━━━━━━━━━━━━━━━━━━━━━━━━━━━━━━━━━━━━━━━━</w:t>
       </w:r>
     </w:p>
     <w:p>
@@ -13050,6 +13002,7 @@
       <w:r>
         <w:rPr>
           <w:b/>
+          <w:color w:val="1E293B"/>
         </w:rPr>
         <w:t>Clerk</w:t>
       </w:r>
@@ -13301,7 +13254,6 @@
     </w:p>
     <w:tbl>
       <w:tblPr>
-        <w:tblStyle w:val="TableGrid"/>
         <w:tblW w:type="auto" w:w="0"/>
         <w:jc w:val="left"/>
         <w:tblLook w:firstColumn="1" w:firstRow="1" w:lastColumn="0" w:lastRow="0" w:noHBand="0" w:noVBand="1" w:val="04A0"/>
@@ -13406,11 +13358,10 @@
             </w:tcBorders>
           </w:tcPr>
           <w:p>
-            <w:r>
-              <w:rPr>
-                <w:sz w:val="18"/>
-              </w:rPr>
-            </w:r>
+            <w:pPr>
+              <w:spacing w:before="30" w:after="30"/>
+            </w:pPr>
+            <w:r/>
             <w:r>
               <w:rPr>
                 <w:rFonts w:ascii="Courier New" w:hAnsi="Courier New"/>
@@ -13433,11 +13384,10 @@
             </w:tcBorders>
           </w:tcPr>
           <w:p>
-            <w:r>
-              <w:rPr>
-                <w:sz w:val="18"/>
-              </w:rPr>
-            </w:r>
+            <w:pPr>
+              <w:spacing w:before="30" w:after="30"/>
+            </w:pPr>
+            <w:r/>
             <w:r>
               <w:rPr>
                 <w:rFonts w:ascii="Courier New" w:hAnsi="Courier New"/>
@@ -13460,11 +13410,10 @@
             </w:tcBorders>
           </w:tcPr>
           <w:p>
-            <w:r>
-              <w:rPr>
-                <w:sz w:val="18"/>
-              </w:rPr>
-            </w:r>
+            <w:pPr>
+              <w:spacing w:before="30" w:after="30"/>
+            </w:pPr>
+            <w:r/>
             <w:r>
               <w:rPr>
                 <w:color w:val="1E293B"/>
@@ -13503,11 +13452,10 @@
             </w:tcBorders>
           </w:tcPr>
           <w:p>
-            <w:r>
-              <w:rPr>
-                <w:sz w:val="18"/>
-              </w:rPr>
-            </w:r>
+            <w:pPr>
+              <w:spacing w:before="30" w:after="30"/>
+            </w:pPr>
+            <w:r/>
             <w:r>
               <w:rPr>
                 <w:rFonts w:ascii="Courier New" w:hAnsi="Courier New"/>
@@ -13530,11 +13478,10 @@
             </w:tcBorders>
           </w:tcPr>
           <w:p>
-            <w:r>
-              <w:rPr>
-                <w:sz w:val="18"/>
-              </w:rPr>
-            </w:r>
+            <w:pPr>
+              <w:spacing w:before="30" w:after="30"/>
+            </w:pPr>
+            <w:r/>
             <w:r>
               <w:rPr>
                 <w:rFonts w:ascii="Courier New" w:hAnsi="Courier New"/>
@@ -13557,11 +13504,10 @@
             </w:tcBorders>
           </w:tcPr>
           <w:p>
-            <w:r>
-              <w:rPr>
-                <w:sz w:val="18"/>
-              </w:rPr>
-            </w:r>
+            <w:pPr>
+              <w:spacing w:before="30" w:after="30"/>
+            </w:pPr>
+            <w:r/>
             <w:r>
               <w:rPr>
                 <w:color w:val="1E293B"/>
@@ -13646,15 +13592,15 @@
     </w:p>
     <w:p>
       <w:pPr>
-        <w:spacing w:before="72" w:after="72"/>
+        <w:spacing w:before="60" w:after="60"/>
         <w:jc w:val="center"/>
       </w:pPr>
       <w:r>
         <w:rPr>
-          <w:color w:val="E2E8F0"/>
+          <w:color w:val="FDC800"/>
           <w:sz w:val="18"/>
         </w:rPr>
-        <w:t>───────────────────────────────────────────────────────</w:t>
+        <w:t>━━━━━━━━━━━━━━━━━━━━━━━━━━━━━━━━━━━━━━━━━━━━━━━━━━</w:t>
       </w:r>
     </w:p>
     <w:p>
@@ -13675,7 +13621,6 @@
     </w:p>
     <w:tbl>
       <w:tblPr>
-        <w:tblStyle w:val="TableGrid"/>
         <w:tblW w:type="auto" w:w="0"/>
         <w:jc w:val="left"/>
         <w:tblLook w:firstColumn="1" w:firstRow="1" w:lastColumn="0" w:lastRow="0" w:noHBand="0" w:noVBand="1" w:val="04A0"/>
@@ -13780,11 +13725,10 @@
             </w:tcBorders>
           </w:tcPr>
           <w:p>
-            <w:r>
-              <w:rPr>
-                <w:sz w:val="18"/>
-              </w:rPr>
-            </w:r>
+            <w:pPr>
+              <w:spacing w:before="30" w:after="30"/>
+            </w:pPr>
+            <w:r/>
             <w:r>
               <w:rPr>
                 <w:color w:val="1E293B"/>
@@ -13806,11 +13750,10 @@
             </w:tcBorders>
           </w:tcPr>
           <w:p>
-            <w:r>
-              <w:rPr>
-                <w:sz w:val="18"/>
-              </w:rPr>
-            </w:r>
+            <w:pPr>
+              <w:spacing w:before="30" w:after="30"/>
+            </w:pPr>
+            <w:r/>
             <w:r>
               <w:rPr>
                 <w:rFonts w:ascii="Courier New" w:hAnsi="Courier New"/>
@@ -13840,11 +13783,10 @@
             </w:tcBorders>
           </w:tcPr>
           <w:p>
-            <w:r>
-              <w:rPr>
-                <w:sz w:val="18"/>
-              </w:rPr>
-            </w:r>
+            <w:pPr>
+              <w:spacing w:before="30" w:after="30"/>
+            </w:pPr>
+            <w:r/>
             <w:r>
               <w:rPr>
                 <w:color w:val="1E293B"/>
@@ -13868,11 +13810,10 @@
             </w:tcBorders>
           </w:tcPr>
           <w:p>
-            <w:r>
-              <w:rPr>
-                <w:sz w:val="18"/>
-              </w:rPr>
-            </w:r>
+            <w:pPr>
+              <w:spacing w:before="30" w:after="30"/>
+            </w:pPr>
+            <w:r/>
             <w:r>
               <w:rPr>
                 <w:color w:val="1E293B"/>
@@ -13894,11 +13835,10 @@
             </w:tcBorders>
           </w:tcPr>
           <w:p>
-            <w:r>
-              <w:rPr>
-                <w:sz w:val="18"/>
-              </w:rPr>
-            </w:r>
+            <w:pPr>
+              <w:spacing w:before="30" w:after="30"/>
+            </w:pPr>
+            <w:r/>
             <w:r>
               <w:rPr>
                 <w:rFonts w:ascii="Courier New" w:hAnsi="Courier New"/>
@@ -13921,11 +13861,10 @@
             </w:tcBorders>
           </w:tcPr>
           <w:p>
-            <w:r>
-              <w:rPr>
-                <w:sz w:val="18"/>
-              </w:rPr>
-            </w:r>
+            <w:pPr>
+              <w:spacing w:before="30" w:after="30"/>
+            </w:pPr>
+            <w:r/>
             <w:r>
               <w:rPr>
                 <w:color w:val="1E293B"/>
@@ -13949,11 +13888,10 @@
             </w:tcBorders>
           </w:tcPr>
           <w:p>
-            <w:r>
-              <w:rPr>
-                <w:sz w:val="18"/>
-              </w:rPr>
-            </w:r>
+            <w:pPr>
+              <w:spacing w:before="30" w:after="30"/>
+            </w:pPr>
+            <w:r/>
             <w:r>
               <w:rPr>
                 <w:color w:val="1E293B"/>
@@ -13975,11 +13913,10 @@
             </w:tcBorders>
           </w:tcPr>
           <w:p>
-            <w:r>
-              <w:rPr>
-                <w:sz w:val="18"/>
-              </w:rPr>
-            </w:r>
+            <w:pPr>
+              <w:spacing w:before="30" w:after="30"/>
+            </w:pPr>
+            <w:r/>
             <w:r>
               <w:rPr>
                 <w:rFonts w:ascii="Courier New" w:hAnsi="Courier New"/>
@@ -14002,11 +13939,10 @@
             </w:tcBorders>
           </w:tcPr>
           <w:p>
-            <w:r>
-              <w:rPr>
-                <w:sz w:val="18"/>
-              </w:rPr>
-            </w:r>
+            <w:pPr>
+              <w:spacing w:before="30" w:after="30"/>
+            </w:pPr>
+            <w:r/>
             <w:r>
               <w:rPr>
                 <w:color w:val="1E293B"/>
@@ -14030,11 +13966,10 @@
             </w:tcBorders>
           </w:tcPr>
           <w:p>
-            <w:r>
-              <w:rPr>
-                <w:sz w:val="18"/>
-              </w:rPr>
-            </w:r>
+            <w:pPr>
+              <w:spacing w:before="30" w:after="30"/>
+            </w:pPr>
+            <w:r/>
             <w:r>
               <w:rPr>
                 <w:color w:val="1E293B"/>
@@ -14056,11 +13991,10 @@
             </w:tcBorders>
           </w:tcPr>
           <w:p>
-            <w:r>
-              <w:rPr>
-                <w:sz w:val="18"/>
-              </w:rPr>
-            </w:r>
+            <w:pPr>
+              <w:spacing w:before="30" w:after="30"/>
+            </w:pPr>
+            <w:r/>
             <w:r>
               <w:rPr>
                 <w:rFonts w:ascii="Courier New" w:hAnsi="Courier New"/>
@@ -14083,11 +14017,10 @@
             </w:tcBorders>
           </w:tcPr>
           <w:p>
-            <w:r>
-              <w:rPr>
-                <w:sz w:val="18"/>
-              </w:rPr>
-            </w:r>
+            <w:pPr>
+              <w:spacing w:before="30" w:after="30"/>
+            </w:pPr>
+            <w:r/>
             <w:r>
               <w:rPr>
                 <w:color w:val="1E293B"/>
@@ -14111,11 +14044,10 @@
             </w:tcBorders>
           </w:tcPr>
           <w:p>
-            <w:r>
-              <w:rPr>
-                <w:sz w:val="18"/>
-              </w:rPr>
-            </w:r>
+            <w:pPr>
+              <w:spacing w:before="30" w:after="30"/>
+            </w:pPr>
+            <w:r/>
             <w:r>
               <w:rPr>
                 <w:color w:val="1E293B"/>
@@ -14137,11 +14069,10 @@
             </w:tcBorders>
           </w:tcPr>
           <w:p>
-            <w:r>
-              <w:rPr>
-                <w:sz w:val="18"/>
-              </w:rPr>
-            </w:r>
+            <w:pPr>
+              <w:spacing w:before="30" w:after="30"/>
+            </w:pPr>
+            <w:r/>
             <w:r>
               <w:rPr>
                 <w:rFonts w:ascii="Courier New" w:hAnsi="Courier New"/>
@@ -14164,11 +14095,10 @@
             </w:tcBorders>
           </w:tcPr>
           <w:p>
-            <w:r>
-              <w:rPr>
-                <w:sz w:val="18"/>
-              </w:rPr>
-            </w:r>
+            <w:pPr>
+              <w:spacing w:before="30" w:after="30"/>
+            </w:pPr>
+            <w:r/>
             <w:r>
               <w:rPr>
                 <w:color w:val="1E293B"/>
@@ -14192,11 +14122,10 @@
             </w:tcBorders>
           </w:tcPr>
           <w:p>
-            <w:r>
-              <w:rPr>
-                <w:sz w:val="18"/>
-              </w:rPr>
-            </w:r>
+            <w:pPr>
+              <w:spacing w:before="30" w:after="30"/>
+            </w:pPr>
+            <w:r/>
             <w:r>
               <w:rPr>
                 <w:color w:val="1E293B"/>
@@ -14218,11 +14147,10 @@
             </w:tcBorders>
           </w:tcPr>
           <w:p>
-            <w:r>
-              <w:rPr>
-                <w:sz w:val="18"/>
-              </w:rPr>
-            </w:r>
+            <w:pPr>
+              <w:spacing w:before="30" w:after="30"/>
+            </w:pPr>
+            <w:r/>
             <w:r>
               <w:rPr>
                 <w:rFonts w:ascii="Courier New" w:hAnsi="Courier New"/>
@@ -14245,11 +14173,10 @@
             </w:tcBorders>
           </w:tcPr>
           <w:p>
-            <w:r>
-              <w:rPr>
-                <w:sz w:val="18"/>
-              </w:rPr>
-            </w:r>
+            <w:pPr>
+              <w:spacing w:before="30" w:after="30"/>
+            </w:pPr>
+            <w:r/>
             <w:r>
               <w:rPr>
                 <w:color w:val="1E293B"/>
@@ -14273,11 +14200,10 @@
             </w:tcBorders>
           </w:tcPr>
           <w:p>
-            <w:r>
-              <w:rPr>
-                <w:sz w:val="18"/>
-              </w:rPr>
-            </w:r>
+            <w:pPr>
+              <w:spacing w:before="30" w:after="30"/>
+            </w:pPr>
+            <w:r/>
             <w:r>
               <w:rPr>
                 <w:color w:val="1E293B"/>
@@ -14299,11 +14225,10 @@
             </w:tcBorders>
           </w:tcPr>
           <w:p>
-            <w:r>
-              <w:rPr>
-                <w:sz w:val="18"/>
-              </w:rPr>
-            </w:r>
+            <w:pPr>
+              <w:spacing w:before="30" w:after="30"/>
+            </w:pPr>
+            <w:r/>
             <w:r>
               <w:rPr>
                 <w:rFonts w:ascii="Courier New" w:hAnsi="Courier New"/>
@@ -14326,11 +14251,10 @@
             </w:tcBorders>
           </w:tcPr>
           <w:p>
-            <w:r>
-              <w:rPr>
-                <w:sz w:val="18"/>
-              </w:rPr>
-            </w:r>
+            <w:pPr>
+              <w:spacing w:before="30" w:after="30"/>
+            </w:pPr>
+            <w:r/>
             <w:r>
               <w:rPr>
                 <w:color w:val="1E293B"/>
@@ -14354,11 +14278,10 @@
             </w:tcBorders>
           </w:tcPr>
           <w:p>
-            <w:r>
-              <w:rPr>
-                <w:sz w:val="18"/>
-              </w:rPr>
-            </w:r>
+            <w:pPr>
+              <w:spacing w:before="30" w:after="30"/>
+            </w:pPr>
+            <w:r/>
             <w:r>
               <w:rPr>
                 <w:color w:val="1E293B"/>
@@ -14380,11 +14303,10 @@
             </w:tcBorders>
           </w:tcPr>
           <w:p>
-            <w:r>
-              <w:rPr>
-                <w:sz w:val="18"/>
-              </w:rPr>
-            </w:r>
+            <w:pPr>
+              <w:spacing w:before="30" w:after="30"/>
+            </w:pPr>
+            <w:r/>
             <w:r>
               <w:rPr>
                 <w:rFonts w:ascii="Courier New" w:hAnsi="Courier New"/>
@@ -14407,11 +14329,10 @@
             </w:tcBorders>
           </w:tcPr>
           <w:p>
-            <w:r>
-              <w:rPr>
-                <w:sz w:val="18"/>
-              </w:rPr>
-            </w:r>
+            <w:pPr>
+              <w:spacing w:before="30" w:after="30"/>
+            </w:pPr>
+            <w:r/>
             <w:r>
               <w:rPr>
                 <w:color w:val="1E293B"/>
@@ -14435,11 +14356,10 @@
             </w:tcBorders>
           </w:tcPr>
           <w:p>
-            <w:r>
-              <w:rPr>
-                <w:sz w:val="18"/>
-              </w:rPr>
-            </w:r>
+            <w:pPr>
+              <w:spacing w:before="30" w:after="30"/>
+            </w:pPr>
+            <w:r/>
             <w:r>
               <w:rPr>
                 <w:color w:val="1E293B"/>
@@ -14461,11 +14381,10 @@
             </w:tcBorders>
           </w:tcPr>
           <w:p>
-            <w:r>
-              <w:rPr>
-                <w:sz w:val="18"/>
-              </w:rPr>
-            </w:r>
+            <w:pPr>
+              <w:spacing w:before="30" w:after="30"/>
+            </w:pPr>
+            <w:r/>
             <w:r>
               <w:rPr>
                 <w:rFonts w:ascii="Courier New" w:hAnsi="Courier New"/>
@@ -14488,11 +14407,10 @@
             </w:tcBorders>
           </w:tcPr>
           <w:p>
-            <w:r>
-              <w:rPr>
-                <w:sz w:val="18"/>
-              </w:rPr>
-            </w:r>
+            <w:pPr>
+              <w:spacing w:before="30" w:after="30"/>
+            </w:pPr>
+            <w:r/>
             <w:r>
               <w:rPr>
                 <w:color w:val="1E293B"/>
@@ -14516,11 +14434,10 @@
             </w:tcBorders>
           </w:tcPr>
           <w:p>
-            <w:r>
-              <w:rPr>
-                <w:sz w:val="18"/>
-              </w:rPr>
-            </w:r>
+            <w:pPr>
+              <w:spacing w:before="30" w:after="30"/>
+            </w:pPr>
+            <w:r/>
             <w:r>
               <w:rPr>
                 <w:color w:val="1E293B"/>
@@ -14542,11 +14459,10 @@
             </w:tcBorders>
           </w:tcPr>
           <w:p>
-            <w:r>
-              <w:rPr>
-                <w:sz w:val="18"/>
-              </w:rPr>
-            </w:r>
+            <w:pPr>
+              <w:spacing w:before="30" w:after="30"/>
+            </w:pPr>
+            <w:r/>
             <w:r>
               <w:rPr>
                 <w:rFonts w:ascii="Courier New" w:hAnsi="Courier New"/>
@@ -14569,11 +14485,10 @@
             </w:tcBorders>
           </w:tcPr>
           <w:p>
-            <w:r>
-              <w:rPr>
-                <w:sz w:val="18"/>
-              </w:rPr>
-            </w:r>
+            <w:pPr>
+              <w:spacing w:before="30" w:after="30"/>
+            </w:pPr>
+            <w:r/>
             <w:r>
               <w:rPr>
                 <w:color w:val="1E293B"/>
@@ -14597,11 +14512,10 @@
             </w:tcBorders>
           </w:tcPr>
           <w:p>
-            <w:r>
-              <w:rPr>
-                <w:sz w:val="18"/>
-              </w:rPr>
-            </w:r>
+            <w:pPr>
+              <w:spacing w:before="30" w:after="30"/>
+            </w:pPr>
+            <w:r/>
             <w:r>
               <w:rPr>
                 <w:color w:val="1E293B"/>
@@ -14623,11 +14537,10 @@
             </w:tcBorders>
           </w:tcPr>
           <w:p>
-            <w:r>
-              <w:rPr>
-                <w:sz w:val="18"/>
-              </w:rPr>
-            </w:r>
+            <w:pPr>
+              <w:spacing w:before="30" w:after="30"/>
+            </w:pPr>
+            <w:r/>
             <w:r>
               <w:rPr>
                 <w:rFonts w:ascii="Courier New" w:hAnsi="Courier New"/>
@@ -14650,11 +14563,10 @@
             </w:tcBorders>
           </w:tcPr>
           <w:p>
-            <w:r>
-              <w:rPr>
-                <w:sz w:val="18"/>
-              </w:rPr>
-            </w:r>
+            <w:pPr>
+              <w:spacing w:before="30" w:after="30"/>
+            </w:pPr>
+            <w:r/>
             <w:r>
               <w:rPr>
                 <w:color w:val="1E293B"/>
@@ -14677,7 +14589,6 @@
     </w:p>
     <w:tbl>
       <w:tblPr>
-        <w:tblStyle w:val="TableGrid"/>
         <w:tblW w:type="auto" w:w="0"/>
         <w:jc w:val="left"/>
         <w:tblLook w:firstColumn="1" w:firstRow="1" w:lastColumn="0" w:lastRow="0" w:noHBand="0" w:noVBand="1" w:val="04A0"/>
@@ -14782,11 +14693,10 @@
             </w:tcBorders>
           </w:tcPr>
           <w:p>
-            <w:r>
-              <w:rPr>
-                <w:sz w:val="18"/>
-              </w:rPr>
-            </w:r>
+            <w:pPr>
+              <w:spacing w:before="30" w:after="30"/>
+            </w:pPr>
+            <w:r/>
             <w:r>
               <w:rPr>
                 <w:color w:val="1E293B"/>
@@ -14808,11 +14718,10 @@
             </w:tcBorders>
           </w:tcPr>
           <w:p>
-            <w:r>
-              <w:rPr>
-                <w:sz w:val="18"/>
-              </w:rPr>
-            </w:r>
+            <w:pPr>
+              <w:spacing w:before="30" w:after="30"/>
+            </w:pPr>
+            <w:r/>
             <w:r>
               <w:rPr>
                 <w:color w:val="1E293B"/>
@@ -14834,11 +14743,10 @@
             </w:tcBorders>
           </w:tcPr>
           <w:p>
-            <w:r>
-              <w:rPr>
-                <w:sz w:val="18"/>
-              </w:rPr>
-            </w:r>
+            <w:pPr>
+              <w:spacing w:before="30" w:after="30"/>
+            </w:pPr>
+            <w:r/>
             <w:r>
               <w:rPr>
                 <w:color w:val="1E293B"/>
@@ -14862,11 +14770,10 @@
             </w:tcBorders>
           </w:tcPr>
           <w:p>
-            <w:r>
-              <w:rPr>
-                <w:sz w:val="18"/>
-              </w:rPr>
-            </w:r>
+            <w:pPr>
+              <w:spacing w:before="30" w:after="30"/>
+            </w:pPr>
+            <w:r/>
             <w:r>
               <w:rPr>
                 <w:color w:val="1E293B"/>
@@ -14888,11 +14795,10 @@
             </w:tcBorders>
           </w:tcPr>
           <w:p>
-            <w:r>
-              <w:rPr>
-                <w:sz w:val="18"/>
-              </w:rPr>
-            </w:r>
+            <w:pPr>
+              <w:spacing w:before="30" w:after="30"/>
+            </w:pPr>
+            <w:r/>
             <w:r>
               <w:rPr>
                 <w:color w:val="1E293B"/>
@@ -14914,11 +14820,10 @@
             </w:tcBorders>
           </w:tcPr>
           <w:p>
-            <w:r>
-              <w:rPr>
-                <w:sz w:val="18"/>
-              </w:rPr>
-            </w:r>
+            <w:pPr>
+              <w:spacing w:before="30" w:after="30"/>
+            </w:pPr>
+            <w:r/>
             <w:r>
               <w:rPr>
                 <w:color w:val="1E293B"/>
@@ -14942,11 +14847,10 @@
             </w:tcBorders>
           </w:tcPr>
           <w:p>
-            <w:r>
-              <w:rPr>
-                <w:sz w:val="18"/>
-              </w:rPr>
-            </w:r>
+            <w:pPr>
+              <w:spacing w:before="30" w:after="30"/>
+            </w:pPr>
+            <w:r/>
             <w:r>
               <w:rPr>
                 <w:color w:val="1E293B"/>
@@ -14968,11 +14872,10 @@
             </w:tcBorders>
           </w:tcPr>
           <w:p>
-            <w:r>
-              <w:rPr>
-                <w:sz w:val="18"/>
-              </w:rPr>
-            </w:r>
+            <w:pPr>
+              <w:spacing w:before="30" w:after="30"/>
+            </w:pPr>
+            <w:r/>
             <w:r>
               <w:rPr>
                 <w:color w:val="1E293B"/>
@@ -14994,11 +14897,10 @@
             </w:tcBorders>
           </w:tcPr>
           <w:p>
-            <w:r>
-              <w:rPr>
-                <w:sz w:val="18"/>
-              </w:rPr>
-            </w:r>
+            <w:pPr>
+              <w:spacing w:before="30" w:after="30"/>
+            </w:pPr>
+            <w:r/>
             <w:r>
               <w:rPr>
                 <w:color w:val="1E293B"/>
@@ -15022,11 +14924,10 @@
             </w:tcBorders>
           </w:tcPr>
           <w:p>
-            <w:r>
-              <w:rPr>
-                <w:sz w:val="18"/>
-              </w:rPr>
-            </w:r>
+            <w:pPr>
+              <w:spacing w:before="30" w:after="30"/>
+            </w:pPr>
+            <w:r/>
             <w:r>
               <w:rPr>
                 <w:color w:val="1E293B"/>
@@ -15048,11 +14949,10 @@
             </w:tcBorders>
           </w:tcPr>
           <w:p>
-            <w:r>
-              <w:rPr>
-                <w:sz w:val="18"/>
-              </w:rPr>
-            </w:r>
+            <w:pPr>
+              <w:spacing w:before="30" w:after="30"/>
+            </w:pPr>
+            <w:r/>
             <w:r>
               <w:rPr>
                 <w:color w:val="1E293B"/>
@@ -15074,11 +14974,10 @@
             </w:tcBorders>
           </w:tcPr>
           <w:p>
-            <w:r>
-              <w:rPr>
-                <w:sz w:val="18"/>
-              </w:rPr>
-            </w:r>
+            <w:pPr>
+              <w:spacing w:before="30" w:after="30"/>
+            </w:pPr>
+            <w:r/>
             <w:r>
               <w:rPr>
                 <w:color w:val="1E293B"/>
@@ -15102,11 +15001,10 @@
             </w:tcBorders>
           </w:tcPr>
           <w:p>
-            <w:r>
-              <w:rPr>
-                <w:sz w:val="18"/>
-              </w:rPr>
-            </w:r>
+            <w:pPr>
+              <w:spacing w:before="30" w:after="30"/>
+            </w:pPr>
+            <w:r/>
             <w:r>
               <w:rPr>
                 <w:color w:val="1E293B"/>
@@ -15128,11 +15026,10 @@
             </w:tcBorders>
           </w:tcPr>
           <w:p>
-            <w:r>
-              <w:rPr>
-                <w:sz w:val="18"/>
-              </w:rPr>
-            </w:r>
+            <w:pPr>
+              <w:spacing w:before="30" w:after="30"/>
+            </w:pPr>
+            <w:r/>
             <w:r>
               <w:rPr>
                 <w:color w:val="1E293B"/>
@@ -15154,11 +15051,10 @@
             </w:tcBorders>
           </w:tcPr>
           <w:p>
-            <w:r>
-              <w:rPr>
-                <w:sz w:val="18"/>
-              </w:rPr>
-            </w:r>
+            <w:pPr>
+              <w:spacing w:before="30" w:after="30"/>
+            </w:pPr>
+            <w:r/>
             <w:r>
               <w:rPr>
                 <w:rFonts w:ascii="Courier New" w:hAnsi="Courier New"/>
@@ -15310,7 +15206,6 @@
     </w:p>
     <w:tbl>
       <w:tblPr>
-        <w:tblStyle w:val="TableGrid"/>
         <w:tblW w:type="auto" w:w="0"/>
         <w:jc w:val="left"/>
         <w:tblLook w:firstColumn="1" w:firstRow="1" w:lastColumn="0" w:lastRow="0" w:noHBand="0" w:noVBand="1" w:val="04A0"/>
@@ -15415,11 +15310,10 @@
             </w:tcBorders>
           </w:tcPr>
           <w:p>
-            <w:r>
-              <w:rPr>
-                <w:sz w:val="18"/>
-              </w:rPr>
-            </w:r>
+            <w:pPr>
+              <w:spacing w:before="30" w:after="30"/>
+            </w:pPr>
+            <w:r/>
             <w:r>
               <w:rPr>
                 <w:color w:val="1E293B"/>
@@ -15441,11 +15335,10 @@
             </w:tcBorders>
           </w:tcPr>
           <w:p>
-            <w:r>
-              <w:rPr>
-                <w:sz w:val="18"/>
-              </w:rPr>
-            </w:r>
+            <w:pPr>
+              <w:spacing w:before="30" w:after="30"/>
+            </w:pPr>
+            <w:r/>
             <w:r>
               <w:rPr>
                 <w:color w:val="1E293B"/>
@@ -15467,11 +15360,10 @@
             </w:tcBorders>
           </w:tcPr>
           <w:p>
-            <w:r>
-              <w:rPr>
-                <w:sz w:val="18"/>
-              </w:rPr>
-            </w:r>
+            <w:pPr>
+              <w:spacing w:before="30" w:after="30"/>
+            </w:pPr>
+            <w:r/>
             <w:r>
               <w:rPr>
                 <w:color w:val="1E293B"/>
@@ -15495,11 +15387,10 @@
             </w:tcBorders>
           </w:tcPr>
           <w:p>
-            <w:r>
-              <w:rPr>
-                <w:sz w:val="18"/>
-              </w:rPr>
-            </w:r>
+            <w:pPr>
+              <w:spacing w:before="30" w:after="30"/>
+            </w:pPr>
+            <w:r/>
             <w:r>
               <w:rPr>
                 <w:color w:val="1E293B"/>
@@ -15521,11 +15412,10 @@
             </w:tcBorders>
           </w:tcPr>
           <w:p>
-            <w:r>
-              <w:rPr>
-                <w:sz w:val="18"/>
-              </w:rPr>
-            </w:r>
+            <w:pPr>
+              <w:spacing w:before="30" w:after="30"/>
+            </w:pPr>
+            <w:r/>
             <w:r>
               <w:rPr>
                 <w:color w:val="1E293B"/>
@@ -15547,11 +15437,10 @@
             </w:tcBorders>
           </w:tcPr>
           <w:p>
-            <w:r>
-              <w:rPr>
-                <w:sz w:val="18"/>
-              </w:rPr>
-            </w:r>
+            <w:pPr>
+              <w:spacing w:before="30" w:after="30"/>
+            </w:pPr>
+            <w:r/>
             <w:r>
               <w:rPr>
                 <w:color w:val="1E293B"/>
@@ -15575,11 +15464,10 @@
             </w:tcBorders>
           </w:tcPr>
           <w:p>
-            <w:r>
-              <w:rPr>
-                <w:sz w:val="18"/>
-              </w:rPr>
-            </w:r>
+            <w:pPr>
+              <w:spacing w:before="30" w:after="30"/>
+            </w:pPr>
+            <w:r/>
             <w:r>
               <w:rPr>
                 <w:color w:val="1E293B"/>
@@ -15601,11 +15489,10 @@
             </w:tcBorders>
           </w:tcPr>
           <w:p>
-            <w:r>
-              <w:rPr>
-                <w:sz w:val="18"/>
-              </w:rPr>
-            </w:r>
+            <w:pPr>
+              <w:spacing w:before="30" w:after="30"/>
+            </w:pPr>
+            <w:r/>
             <w:r>
               <w:rPr>
                 <w:rFonts w:ascii="Courier New" w:hAnsi="Courier New"/>
@@ -15628,11 +15515,10 @@
             </w:tcBorders>
           </w:tcPr>
           <w:p>
-            <w:r>
-              <w:rPr>
-                <w:sz w:val="18"/>
-              </w:rPr>
-            </w:r>
+            <w:pPr>
+              <w:spacing w:before="30" w:after="30"/>
+            </w:pPr>
+            <w:r/>
             <w:r>
               <w:rPr>
                 <w:rFonts w:ascii="Courier New" w:hAnsi="Courier New"/>
@@ -15657,11 +15543,10 @@
             </w:tcBorders>
           </w:tcPr>
           <w:p>
-            <w:r>
-              <w:rPr>
-                <w:sz w:val="18"/>
-              </w:rPr>
-            </w:r>
+            <w:pPr>
+              <w:spacing w:before="30" w:after="30"/>
+            </w:pPr>
+            <w:r/>
             <w:r>
               <w:rPr>
                 <w:color w:val="1E293B"/>
@@ -15683,11 +15568,10 @@
             </w:tcBorders>
           </w:tcPr>
           <w:p>
-            <w:r>
-              <w:rPr>
-                <w:sz w:val="18"/>
-              </w:rPr>
-            </w:r>
+            <w:pPr>
+              <w:spacing w:before="30" w:after="30"/>
+            </w:pPr>
+            <w:r/>
             <w:r>
               <w:rPr>
                 <w:rFonts w:ascii="Courier New" w:hAnsi="Courier New"/>
@@ -15710,11 +15594,10 @@
             </w:tcBorders>
           </w:tcPr>
           <w:p>
-            <w:r>
-              <w:rPr>
-                <w:sz w:val="18"/>
-              </w:rPr>
-            </w:r>
+            <w:pPr>
+              <w:spacing w:before="30" w:after="30"/>
+            </w:pPr>
+            <w:r/>
             <w:r>
               <w:rPr>
                 <w:color w:val="1E293B"/>
@@ -15738,11 +15621,10 @@
             </w:tcBorders>
           </w:tcPr>
           <w:p>
-            <w:r>
-              <w:rPr>
-                <w:sz w:val="18"/>
-              </w:rPr>
-            </w:r>
+            <w:pPr>
+              <w:spacing w:before="30" w:after="30"/>
+            </w:pPr>
+            <w:r/>
             <w:r>
               <w:rPr>
                 <w:color w:val="1E293B"/>
@@ -15764,11 +15646,10 @@
             </w:tcBorders>
           </w:tcPr>
           <w:p>
-            <w:r>
-              <w:rPr>
-                <w:sz w:val="18"/>
-              </w:rPr>
-            </w:r>
+            <w:pPr>
+              <w:spacing w:before="30" w:after="30"/>
+            </w:pPr>
+            <w:r/>
             <w:r>
               <w:rPr>
                 <w:rFonts w:ascii="Courier New" w:hAnsi="Courier New"/>
@@ -15791,11 +15672,10 @@
             </w:tcBorders>
           </w:tcPr>
           <w:p>
-            <w:r>
-              <w:rPr>
-                <w:sz w:val="18"/>
-              </w:rPr>
-            </w:r>
+            <w:pPr>
+              <w:spacing w:before="30" w:after="30"/>
+            </w:pPr>
+            <w:r/>
             <w:r>
               <w:rPr>
                 <w:color w:val="1E293B"/>
@@ -15819,11 +15699,10 @@
             </w:tcBorders>
           </w:tcPr>
           <w:p>
-            <w:r>
-              <w:rPr>
-                <w:sz w:val="18"/>
-              </w:rPr>
-            </w:r>
+            <w:pPr>
+              <w:spacing w:before="30" w:after="30"/>
+            </w:pPr>
+            <w:r/>
             <w:r>
               <w:rPr>
                 <w:color w:val="1E293B"/>
@@ -15845,11 +15724,10 @@
             </w:tcBorders>
           </w:tcPr>
           <w:p>
-            <w:r>
-              <w:rPr>
-                <w:sz w:val="18"/>
-              </w:rPr>
-            </w:r>
+            <w:pPr>
+              <w:spacing w:before="30" w:after="30"/>
+            </w:pPr>
+            <w:r/>
             <w:r>
               <w:rPr>
                 <w:color w:val="1E293B"/>
@@ -15871,11 +15749,10 @@
             </w:tcBorders>
           </w:tcPr>
           <w:p>
-            <w:r>
-              <w:rPr>
-                <w:sz w:val="18"/>
-              </w:rPr>
-            </w:r>
+            <w:pPr>
+              <w:spacing w:before="30" w:after="30"/>
+            </w:pPr>
+            <w:r/>
             <w:r>
               <w:rPr>
                 <w:color w:val="1E293B"/>
@@ -15898,7 +15775,6 @@
     </w:p>
     <w:tbl>
       <w:tblPr>
-        <w:tblStyle w:val="TableGrid"/>
         <w:tblW w:type="auto" w:w="0"/>
         <w:jc w:val="left"/>
         <w:tblLook w:firstColumn="1" w:firstRow="1" w:lastColumn="0" w:lastRow="0" w:noHBand="0" w:noVBand="1" w:val="04A0"/>
@@ -15978,11 +15854,10 @@
             </w:tcBorders>
           </w:tcPr>
           <w:p>
-            <w:r>
-              <w:rPr>
-                <w:sz w:val="18"/>
-              </w:rPr>
-            </w:r>
+            <w:pPr>
+              <w:spacing w:before="30" w:after="30"/>
+            </w:pPr>
+            <w:r/>
             <w:r>
               <w:rPr>
                 <w:rFonts w:ascii="Courier New" w:hAnsi="Courier New"/>
@@ -16005,11 +15880,10 @@
             </w:tcBorders>
           </w:tcPr>
           <w:p>
-            <w:r>
-              <w:rPr>
-                <w:sz w:val="18"/>
-              </w:rPr>
-            </w:r>
+            <w:pPr>
+              <w:spacing w:before="30" w:after="30"/>
+            </w:pPr>
+            <w:r/>
             <w:r>
               <w:rPr>
                 <w:color w:val="1E293B"/>
@@ -16048,11 +15922,10 @@
             </w:tcBorders>
           </w:tcPr>
           <w:p>
-            <w:r>
-              <w:rPr>
-                <w:sz w:val="18"/>
-              </w:rPr>
-            </w:r>
+            <w:pPr>
+              <w:spacing w:before="30" w:after="30"/>
+            </w:pPr>
+            <w:r/>
             <w:r>
               <w:rPr>
                 <w:rFonts w:ascii="Courier New" w:hAnsi="Courier New"/>
@@ -16075,11 +15948,10 @@
             </w:tcBorders>
           </w:tcPr>
           <w:p>
-            <w:r>
-              <w:rPr>
-                <w:sz w:val="18"/>
-              </w:rPr>
-            </w:r>
+            <w:pPr>
+              <w:spacing w:before="30" w:after="30"/>
+            </w:pPr>
+            <w:r/>
             <w:r>
               <w:rPr>
                 <w:color w:val="1E293B"/>
@@ -16118,11 +15990,10 @@
             </w:tcBorders>
           </w:tcPr>
           <w:p>
-            <w:r>
-              <w:rPr>
-                <w:sz w:val="18"/>
-              </w:rPr>
-            </w:r>
+            <w:pPr>
+              <w:spacing w:before="30" w:after="30"/>
+            </w:pPr>
+            <w:r/>
             <w:r>
               <w:rPr>
                 <w:rFonts w:ascii="Courier New" w:hAnsi="Courier New"/>
@@ -16145,11 +16016,10 @@
             </w:tcBorders>
           </w:tcPr>
           <w:p>
-            <w:r>
-              <w:rPr>
-                <w:sz w:val="18"/>
-              </w:rPr>
-            </w:r>
+            <w:pPr>
+              <w:spacing w:before="30" w:after="30"/>
+            </w:pPr>
+            <w:r/>
             <w:r>
               <w:rPr>
                 <w:color w:val="1E293B"/>
@@ -16179,15 +16049,15 @@
     <w:p/>
     <w:p>
       <w:pPr>
-        <w:spacing w:before="72" w:after="72"/>
+        <w:spacing w:before="60" w:after="60"/>
         <w:jc w:val="center"/>
       </w:pPr>
       <w:r>
         <w:rPr>
-          <w:color w:val="E2E8F0"/>
+          <w:color w:val="FDC800"/>
           <w:sz w:val="18"/>
         </w:rPr>
-        <w:t>───────────────────────────────────────────────────────</w:t>
+        <w:t>━━━━━━━━━━━━━━━━━━━━━━━━━━━━━━━━━━━━━━━━━━━━━━━━━━</w:t>
       </w:r>
     </w:p>
     <w:p>
@@ -16239,6 +16109,7 @@
       <w:r>
         <w:rPr>
           <w:b/>
+          <w:color w:val="1E293B"/>
         </w:rPr>
         <w:t>never committed</w:t>
       </w:r>
@@ -16251,7 +16122,6 @@
     </w:p>
     <w:tbl>
       <w:tblPr>
-        <w:tblStyle w:val="TableGrid"/>
         <w:tblW w:type="auto" w:w="0"/>
         <w:jc w:val="left"/>
         <w:tblLook w:firstColumn="1" w:firstRow="1" w:lastColumn="0" w:lastRow="0" w:noHBand="0" w:noVBand="1" w:val="04A0"/>
@@ -16356,11 +16226,10 @@
             </w:tcBorders>
           </w:tcPr>
           <w:p>
-            <w:r>
-              <w:rPr>
-                <w:sz w:val="18"/>
-              </w:rPr>
-            </w:r>
+            <w:pPr>
+              <w:spacing w:before="30" w:after="30"/>
+            </w:pPr>
+            <w:r/>
             <w:r>
               <w:rPr>
                 <w:rFonts w:ascii="Courier New" w:hAnsi="Courier New"/>
@@ -16383,11 +16252,10 @@
             </w:tcBorders>
           </w:tcPr>
           <w:p>
-            <w:r>
-              <w:rPr>
-                <w:sz w:val="18"/>
-              </w:rPr>
-            </w:r>
+            <w:pPr>
+              <w:spacing w:before="30" w:after="30"/>
+            </w:pPr>
+            <w:r/>
             <w:r>
               <w:rPr>
                 <w:color w:val="1E293B"/>
@@ -16409,11 +16277,10 @@
             </w:tcBorders>
           </w:tcPr>
           <w:p>
-            <w:r>
-              <w:rPr>
-                <w:sz w:val="18"/>
-              </w:rPr>
-            </w:r>
+            <w:pPr>
+              <w:spacing w:before="30" w:after="30"/>
+            </w:pPr>
+            <w:r/>
             <w:r>
               <w:rPr>
                 <w:color w:val="1E293B"/>
@@ -16445,11 +16312,10 @@
             </w:tcBorders>
           </w:tcPr>
           <w:p>
-            <w:r>
-              <w:rPr>
-                <w:sz w:val="18"/>
-              </w:rPr>
-            </w:r>
+            <w:pPr>
+              <w:spacing w:before="30" w:after="30"/>
+            </w:pPr>
+            <w:r/>
             <w:r>
               <w:rPr>
                 <w:rFonts w:ascii="Courier New" w:hAnsi="Courier New"/>
@@ -16472,11 +16338,10 @@
             </w:tcBorders>
           </w:tcPr>
           <w:p>
-            <w:r>
-              <w:rPr>
-                <w:sz w:val="18"/>
-              </w:rPr>
-            </w:r>
+            <w:pPr>
+              <w:spacing w:before="30" w:after="30"/>
+            </w:pPr>
+            <w:r/>
             <w:r>
               <w:rPr>
                 <w:color w:val="1E293B"/>
@@ -16498,11 +16363,10 @@
             </w:tcBorders>
           </w:tcPr>
           <w:p>
-            <w:r>
-              <w:rPr>
-                <w:sz w:val="18"/>
-              </w:rPr>
-            </w:r>
+            <w:pPr>
+              <w:spacing w:before="30" w:after="30"/>
+            </w:pPr>
+            <w:r/>
             <w:r>
               <w:rPr>
                 <w:color w:val="1E293B"/>
@@ -16534,11 +16398,10 @@
             </w:tcBorders>
           </w:tcPr>
           <w:p>
-            <w:r>
-              <w:rPr>
-                <w:sz w:val="18"/>
-              </w:rPr>
-            </w:r>
+            <w:pPr>
+              <w:spacing w:before="30" w:after="30"/>
+            </w:pPr>
+            <w:r/>
             <w:r>
               <w:rPr>
                 <w:rFonts w:ascii="Courier New" w:hAnsi="Courier New"/>
@@ -16561,11 +16424,10 @@
             </w:tcBorders>
           </w:tcPr>
           <w:p>
-            <w:r>
-              <w:rPr>
-                <w:sz w:val="18"/>
-              </w:rPr>
-            </w:r>
+            <w:pPr>
+              <w:spacing w:before="30" w:after="30"/>
+            </w:pPr>
+            <w:r/>
             <w:r>
               <w:rPr>
                 <w:color w:val="1E293B"/>
@@ -16587,11 +16449,10 @@
             </w:tcBorders>
           </w:tcPr>
           <w:p>
-            <w:r>
-              <w:rPr>
-                <w:sz w:val="18"/>
-              </w:rPr>
-            </w:r>
+            <w:pPr>
+              <w:spacing w:before="30" w:after="30"/>
+            </w:pPr>
+            <w:r/>
             <w:r>
               <w:rPr>
                 <w:color w:val="1E293B"/>
@@ -16623,11 +16484,10 @@
             </w:tcBorders>
           </w:tcPr>
           <w:p>
-            <w:r>
-              <w:rPr>
-                <w:sz w:val="18"/>
-              </w:rPr>
-            </w:r>
+            <w:pPr>
+              <w:spacing w:before="30" w:after="30"/>
+            </w:pPr>
+            <w:r/>
             <w:r>
               <w:rPr>
                 <w:rFonts w:ascii="Courier New" w:hAnsi="Courier New"/>
@@ -16650,11 +16510,10 @@
             </w:tcBorders>
           </w:tcPr>
           <w:p>
-            <w:r>
-              <w:rPr>
-                <w:sz w:val="18"/>
-              </w:rPr>
-            </w:r>
+            <w:pPr>
+              <w:spacing w:before="30" w:after="30"/>
+            </w:pPr>
+            <w:r/>
             <w:r>
               <w:rPr>
                 <w:color w:val="1E293B"/>
@@ -16676,11 +16535,10 @@
             </w:tcBorders>
           </w:tcPr>
           <w:p>
-            <w:r>
-              <w:rPr>
-                <w:sz w:val="18"/>
-              </w:rPr>
-            </w:r>
+            <w:pPr>
+              <w:spacing w:before="30" w:after="30"/>
+            </w:pPr>
+            <w:r/>
             <w:r>
               <w:rPr>
                 <w:rFonts w:ascii="Courier New" w:hAnsi="Courier New"/>
@@ -16705,11 +16563,10 @@
             </w:tcBorders>
           </w:tcPr>
           <w:p>
-            <w:r>
-              <w:rPr>
-                <w:sz w:val="18"/>
-              </w:rPr>
-            </w:r>
+            <w:pPr>
+              <w:spacing w:before="30" w:after="30"/>
+            </w:pPr>
+            <w:r/>
             <w:r>
               <w:rPr>
                 <w:rFonts w:ascii="Courier New" w:hAnsi="Courier New"/>
@@ -16732,11 +16589,10 @@
             </w:tcBorders>
           </w:tcPr>
           <w:p>
-            <w:r>
-              <w:rPr>
-                <w:sz w:val="18"/>
-              </w:rPr>
-            </w:r>
+            <w:pPr>
+              <w:spacing w:before="30" w:after="30"/>
+            </w:pPr>
+            <w:r/>
             <w:r>
               <w:rPr>
                 <w:color w:val="1E293B"/>
@@ -16758,11 +16614,10 @@
             </w:tcBorders>
           </w:tcPr>
           <w:p>
-            <w:r>
-              <w:rPr>
-                <w:sz w:val="18"/>
-              </w:rPr>
-            </w:r>
+            <w:pPr>
+              <w:spacing w:before="30" w:after="30"/>
+            </w:pPr>
+            <w:r/>
             <w:r>
               <w:rPr>
                 <w:rFonts w:ascii="Courier New" w:hAnsi="Courier New"/>
@@ -16787,11 +16642,10 @@
             </w:tcBorders>
           </w:tcPr>
           <w:p>
-            <w:r>
-              <w:rPr>
-                <w:sz w:val="18"/>
-              </w:rPr>
-            </w:r>
+            <w:pPr>
+              <w:spacing w:before="30" w:after="30"/>
+            </w:pPr>
+            <w:r/>
             <w:r>
               <w:rPr>
                 <w:rFonts w:ascii="Courier New" w:hAnsi="Courier New"/>
@@ -16814,11 +16668,10 @@
             </w:tcBorders>
           </w:tcPr>
           <w:p>
-            <w:r>
-              <w:rPr>
-                <w:sz w:val="18"/>
-              </w:rPr>
-            </w:r>
+            <w:pPr>
+              <w:spacing w:before="30" w:after="30"/>
+            </w:pPr>
+            <w:r/>
             <w:r>
               <w:rPr>
                 <w:color w:val="1E293B"/>
@@ -16840,11 +16693,10 @@
             </w:tcBorders>
           </w:tcPr>
           <w:p>
-            <w:r>
-              <w:rPr>
-                <w:sz w:val="18"/>
-              </w:rPr>
-            </w:r>
+            <w:pPr>
+              <w:spacing w:before="30" w:after="30"/>
+            </w:pPr>
+            <w:r/>
             <w:r>
               <w:rPr>
                 <w:rFonts w:ascii="Courier New" w:hAnsi="Courier New"/>
@@ -16869,11 +16721,10 @@
             </w:tcBorders>
           </w:tcPr>
           <w:p>
-            <w:r>
-              <w:rPr>
-                <w:sz w:val="18"/>
-              </w:rPr>
-            </w:r>
+            <w:pPr>
+              <w:spacing w:before="30" w:after="30"/>
+            </w:pPr>
+            <w:r/>
             <w:r>
               <w:rPr>
                 <w:rFonts w:ascii="Courier New" w:hAnsi="Courier New"/>
@@ -16896,11 +16747,10 @@
             </w:tcBorders>
           </w:tcPr>
           <w:p>
-            <w:r>
-              <w:rPr>
-                <w:sz w:val="18"/>
-              </w:rPr>
-            </w:r>
+            <w:pPr>
+              <w:spacing w:before="30" w:after="30"/>
+            </w:pPr>
+            <w:r/>
             <w:r>
               <w:rPr>
                 <w:color w:val="1E293B"/>
@@ -16922,11 +16772,10 @@
             </w:tcBorders>
           </w:tcPr>
           <w:p>
-            <w:r>
-              <w:rPr>
-                <w:sz w:val="18"/>
-              </w:rPr>
-            </w:r>
+            <w:pPr>
+              <w:spacing w:before="30" w:after="30"/>
+            </w:pPr>
+            <w:r/>
             <w:r>
               <w:rPr>
                 <w:rFonts w:ascii="Courier New" w:hAnsi="Courier New"/>
@@ -16951,11 +16800,10 @@
             </w:tcBorders>
           </w:tcPr>
           <w:p>
-            <w:r>
-              <w:rPr>
-                <w:sz w:val="18"/>
-              </w:rPr>
-            </w:r>
+            <w:pPr>
+              <w:spacing w:before="30" w:after="30"/>
+            </w:pPr>
+            <w:r/>
             <w:r>
               <w:rPr>
                 <w:rFonts w:ascii="Courier New" w:hAnsi="Courier New"/>
@@ -16978,11 +16826,10 @@
             </w:tcBorders>
           </w:tcPr>
           <w:p>
-            <w:r>
-              <w:rPr>
-                <w:sz w:val="18"/>
-              </w:rPr>
-            </w:r>
+            <w:pPr>
+              <w:spacing w:before="30" w:after="30"/>
+            </w:pPr>
+            <w:r/>
             <w:r>
               <w:rPr>
                 <w:color w:val="1E293B"/>
@@ -17004,11 +16851,10 @@
             </w:tcBorders>
           </w:tcPr>
           <w:p>
-            <w:r>
-              <w:rPr>
-                <w:sz w:val="18"/>
-              </w:rPr>
-            </w:r>
+            <w:pPr>
+              <w:spacing w:before="30" w:after="30"/>
+            </w:pPr>
+            <w:r/>
             <w:r>
               <w:rPr>
                 <w:color w:val="1E293B"/>
@@ -17032,11 +16878,10 @@
             </w:tcBorders>
           </w:tcPr>
           <w:p>
-            <w:r>
-              <w:rPr>
-                <w:sz w:val="18"/>
-              </w:rPr>
-            </w:r>
+            <w:pPr>
+              <w:spacing w:before="30" w:after="30"/>
+            </w:pPr>
+            <w:r/>
             <w:r>
               <w:rPr>
                 <w:rFonts w:ascii="Courier New" w:hAnsi="Courier New"/>
@@ -17059,11 +16904,10 @@
             </w:tcBorders>
           </w:tcPr>
           <w:p>
-            <w:r>
-              <w:rPr>
-                <w:sz w:val="18"/>
-              </w:rPr>
-            </w:r>
+            <w:pPr>
+              <w:spacing w:before="30" w:after="30"/>
+            </w:pPr>
+            <w:r/>
             <w:r>
               <w:rPr>
                 <w:color w:val="1E293B"/>
@@ -17085,11 +16929,10 @@
             </w:tcBorders>
           </w:tcPr>
           <w:p>
-            <w:r>
-              <w:rPr>
-                <w:sz w:val="18"/>
-              </w:rPr>
-            </w:r>
+            <w:pPr>
+              <w:spacing w:before="30" w:after="30"/>
+            </w:pPr>
+            <w:r/>
             <w:r>
               <w:rPr>
                 <w:color w:val="1E293B"/>
@@ -17113,11 +16956,10 @@
             </w:tcBorders>
           </w:tcPr>
           <w:p>
-            <w:r>
-              <w:rPr>
-                <w:sz w:val="18"/>
-              </w:rPr>
-            </w:r>
+            <w:pPr>
+              <w:spacing w:before="30" w:after="30"/>
+            </w:pPr>
+            <w:r/>
             <w:r>
               <w:rPr>
                 <w:rFonts w:ascii="Courier New" w:hAnsi="Courier New"/>
@@ -17140,11 +16982,10 @@
             </w:tcBorders>
           </w:tcPr>
           <w:p>
-            <w:r>
-              <w:rPr>
-                <w:sz w:val="18"/>
-              </w:rPr>
-            </w:r>
+            <w:pPr>
+              <w:spacing w:before="30" w:after="30"/>
+            </w:pPr>
+            <w:r/>
             <w:r>
               <w:rPr>
                 <w:color w:val="1E293B"/>
@@ -17166,11 +17007,10 @@
             </w:tcBorders>
           </w:tcPr>
           <w:p>
-            <w:r>
-              <w:rPr>
-                <w:sz w:val="18"/>
-              </w:rPr>
-            </w:r>
+            <w:pPr>
+              <w:spacing w:before="30" w:after="30"/>
+            </w:pPr>
+            <w:r/>
             <w:r>
               <w:rPr>
                 <w:color w:val="1E293B"/>
@@ -17238,15 +17078,15 @@
     </w:p>
     <w:p>
       <w:pPr>
-        <w:spacing w:before="72" w:after="72"/>
+        <w:spacing w:before="60" w:after="60"/>
         <w:jc w:val="center"/>
       </w:pPr>
       <w:r>
         <w:rPr>
-          <w:color w:val="E2E8F0"/>
+          <w:color w:val="FDC800"/>
           <w:sz w:val="18"/>
         </w:rPr>
-        <w:t>───────────────────────────────────────────────────────</w:t>
+        <w:t>━━━━━━━━━━━━━━━━━━━━━━━━━━━━━━━━━━━━━━━━━━━━━━━━━━</w:t>
       </w:r>
     </w:p>
     <w:p>
@@ -17267,7 +17107,6 @@
     </w:p>
     <w:tbl>
       <w:tblPr>
-        <w:tblStyle w:val="TableGrid"/>
         <w:tblW w:type="auto" w:w="0"/>
         <w:jc w:val="left"/>
         <w:tblLook w:firstColumn="1" w:firstRow="1" w:lastColumn="0" w:lastRow="0" w:noHBand="0" w:noVBand="1" w:val="04A0"/>
@@ -17372,11 +17211,10 @@
             </w:tcBorders>
           </w:tcPr>
           <w:p>
-            <w:r>
-              <w:rPr>
-                <w:sz w:val="18"/>
-              </w:rPr>
-            </w:r>
+            <w:pPr>
+              <w:spacing w:before="30" w:after="30"/>
+            </w:pPr>
+            <w:r/>
             <w:r>
               <w:rPr>
                 <w:color w:val="1E293B"/>
@@ -17398,11 +17236,10 @@
             </w:tcBorders>
           </w:tcPr>
           <w:p>
-            <w:r>
-              <w:rPr>
-                <w:sz w:val="18"/>
-              </w:rPr>
-            </w:r>
+            <w:pPr>
+              <w:spacing w:before="30" w:after="30"/>
+            </w:pPr>
+            <w:r/>
             <w:r>
               <w:rPr>
                 <w:color w:val="1E293B"/>
@@ -17424,11 +17261,10 @@
             </w:tcBorders>
           </w:tcPr>
           <w:p>
-            <w:r>
-              <w:rPr>
-                <w:sz w:val="18"/>
-              </w:rPr>
-            </w:r>
+            <w:pPr>
+              <w:spacing w:before="30" w:after="30"/>
+            </w:pPr>
+            <w:r/>
             <w:r>
               <w:rPr>
                 <w:rFonts w:ascii="Courier New" w:hAnsi="Courier New"/>
@@ -17453,11 +17289,10 @@
             </w:tcBorders>
           </w:tcPr>
           <w:p>
-            <w:r>
-              <w:rPr>
-                <w:sz w:val="18"/>
-              </w:rPr>
-            </w:r>
+            <w:pPr>
+              <w:spacing w:before="30" w:after="30"/>
+            </w:pPr>
+            <w:r/>
             <w:r>
               <w:rPr>
                 <w:color w:val="1E293B"/>
@@ -17479,11 +17314,10 @@
             </w:tcBorders>
           </w:tcPr>
           <w:p>
-            <w:r>
-              <w:rPr>
-                <w:sz w:val="18"/>
-              </w:rPr>
-            </w:r>
+            <w:pPr>
+              <w:spacing w:before="30" w:after="30"/>
+            </w:pPr>
+            <w:r/>
             <w:r>
               <w:rPr>
                 <w:color w:val="1E293B"/>
@@ -17505,11 +17339,10 @@
             </w:tcBorders>
           </w:tcPr>
           <w:p>
-            <w:r>
-              <w:rPr>
-                <w:sz w:val="18"/>
-              </w:rPr>
-            </w:r>
+            <w:pPr>
+              <w:spacing w:before="30" w:after="30"/>
+            </w:pPr>
+            <w:r/>
             <w:r>
               <w:rPr>
                 <w:rFonts w:ascii="Courier New" w:hAnsi="Courier New"/>
@@ -17534,11 +17367,10 @@
             </w:tcBorders>
           </w:tcPr>
           <w:p>
-            <w:r>
-              <w:rPr>
-                <w:sz w:val="18"/>
-              </w:rPr>
-            </w:r>
+            <w:pPr>
+              <w:spacing w:before="30" w:after="30"/>
+            </w:pPr>
+            <w:r/>
             <w:r>
               <w:rPr>
                 <w:color w:val="1E293B"/>
@@ -17560,11 +17392,10 @@
             </w:tcBorders>
           </w:tcPr>
           <w:p>
-            <w:r>
-              <w:rPr>
-                <w:sz w:val="18"/>
-              </w:rPr>
-            </w:r>
+            <w:pPr>
+              <w:spacing w:before="30" w:after="30"/>
+            </w:pPr>
+            <w:r/>
             <w:r>
               <w:rPr>
                 <w:color w:val="1E293B"/>
@@ -17586,11 +17417,10 @@
             </w:tcBorders>
           </w:tcPr>
           <w:p>
-            <w:r>
-              <w:rPr>
-                <w:sz w:val="18"/>
-              </w:rPr>
-            </w:r>
+            <w:pPr>
+              <w:spacing w:before="30" w:after="30"/>
+            </w:pPr>
+            <w:r/>
             <w:r>
               <w:rPr>
                 <w:rFonts w:ascii="Courier New" w:hAnsi="Courier New"/>
@@ -17615,11 +17445,10 @@
             </w:tcBorders>
           </w:tcPr>
           <w:p>
-            <w:r>
-              <w:rPr>
-                <w:sz w:val="18"/>
-              </w:rPr>
-            </w:r>
+            <w:pPr>
+              <w:spacing w:before="30" w:after="30"/>
+            </w:pPr>
+            <w:r/>
             <w:r>
               <w:rPr>
                 <w:color w:val="1E293B"/>
@@ -17641,11 +17470,10 @@
             </w:tcBorders>
           </w:tcPr>
           <w:p>
-            <w:r>
-              <w:rPr>
-                <w:sz w:val="18"/>
-              </w:rPr>
-            </w:r>
+            <w:pPr>
+              <w:spacing w:before="30" w:after="30"/>
+            </w:pPr>
+            <w:r/>
             <w:r>
               <w:rPr>
                 <w:color w:val="1E293B"/>
@@ -17667,11 +17495,10 @@
             </w:tcBorders>
           </w:tcPr>
           <w:p>
-            <w:r>
-              <w:rPr>
-                <w:sz w:val="18"/>
-              </w:rPr>
-            </w:r>
+            <w:pPr>
+              <w:spacing w:before="30" w:after="30"/>
+            </w:pPr>
+            <w:r/>
             <w:r>
               <w:rPr>
                 <w:rFonts w:ascii="Courier New" w:hAnsi="Courier New"/>
@@ -18064,15 +17891,15 @@
     <w:p/>
     <w:p>
       <w:pPr>
-        <w:spacing w:before="72" w:after="72"/>
+        <w:spacing w:before="60" w:after="60"/>
         <w:jc w:val="center"/>
       </w:pPr>
       <w:r>
         <w:rPr>
-          <w:color w:val="E2E8F0"/>
+          <w:color w:val="FDC800"/>
           <w:sz w:val="18"/>
         </w:rPr>
-        <w:t>───────────────────────────────────────────────────────</w:t>
+        <w:t>━━━━━━━━━━━━━━━━━━━━━━━━━━━━━━━━━━━━━━━━━━━━━━━━━━</w:t>
       </w:r>
     </w:p>
     <w:p>
@@ -18155,6 +17982,7 @@
       <w:r>
         <w:rPr>
           <w:b/>
+          <w:color w:val="1E293B"/>
         </w:rPr>
         <w:t>Streaks</w:t>
       </w:r>
@@ -18173,6 +18001,7 @@
       <w:r>
         <w:rPr>
           <w:b/>
+          <w:color w:val="1E293B"/>
         </w:rPr>
         <w:t>Leaderboard</w:t>
       </w:r>
@@ -18191,6 +18020,7 @@
       <w:r>
         <w:rPr>
           <w:b/>
+          <w:color w:val="1E293B"/>
         </w:rPr>
         <w:t>Badges</w:t>
       </w:r>
@@ -18247,15 +18077,15 @@
     </w:p>
     <w:p>
       <w:pPr>
-        <w:spacing w:before="72" w:after="72"/>
+        <w:spacing w:before="60" w:after="60"/>
         <w:jc w:val="center"/>
       </w:pPr>
       <w:r>
         <w:rPr>
-          <w:color w:val="E2E8F0"/>
+          <w:color w:val="FDC800"/>
           <w:sz w:val="18"/>
         </w:rPr>
-        <w:t>───────────────────────────────────────────────────────</w:t>
+        <w:t>━━━━━━━━━━━━━━━━━━━━━━━━━━━━━━━━━━━━━━━━━━━━━━━━━━</w:t>
       </w:r>
     </w:p>
     <w:p>
@@ -18276,7 +18106,6 @@
     </w:p>
     <w:tbl>
       <w:tblPr>
-        <w:tblStyle w:val="TableGrid"/>
         <w:tblW w:type="auto" w:w="0"/>
         <w:jc w:val="left"/>
         <w:tblLook w:firstColumn="1" w:firstRow="1" w:lastColumn="0" w:lastRow="0" w:noHBand="0" w:noVBand="1" w:val="04A0"/>
@@ -18356,11 +18185,10 @@
             </w:tcBorders>
           </w:tcPr>
           <w:p>
-            <w:r>
-              <w:rPr>
-                <w:sz w:val="18"/>
-              </w:rPr>
-            </w:r>
+            <w:pPr>
+              <w:spacing w:before="30" w:after="30"/>
+            </w:pPr>
+            <w:r/>
             <w:r>
               <w:rPr>
                 <w:rFonts w:ascii="Courier New" w:hAnsi="Courier New"/>
@@ -18383,11 +18211,10 @@
             </w:tcBorders>
           </w:tcPr>
           <w:p>
-            <w:r>
-              <w:rPr>
-                <w:sz w:val="18"/>
-              </w:rPr>
-            </w:r>
+            <w:pPr>
+              <w:spacing w:before="30" w:after="30"/>
+            </w:pPr>
+            <w:r/>
             <w:r>
               <w:rPr>
                 <w:color w:val="1E293B"/>
@@ -18411,11 +18238,10 @@
             </w:tcBorders>
           </w:tcPr>
           <w:p>
-            <w:r>
-              <w:rPr>
-                <w:sz w:val="18"/>
-              </w:rPr>
-            </w:r>
+            <w:pPr>
+              <w:spacing w:before="30" w:after="30"/>
+            </w:pPr>
+            <w:r/>
             <w:r>
               <w:rPr>
                 <w:rFonts w:ascii="Courier New" w:hAnsi="Courier New"/>
@@ -18438,11 +18264,10 @@
             </w:tcBorders>
           </w:tcPr>
           <w:p>
-            <w:r>
-              <w:rPr>
-                <w:sz w:val="18"/>
-              </w:rPr>
-            </w:r>
+            <w:pPr>
+              <w:spacing w:before="30" w:after="30"/>
+            </w:pPr>
+            <w:r/>
             <w:r>
               <w:rPr>
                 <w:color w:val="1E293B"/>
@@ -18476,6 +18301,7 @@
       <w:r>
         <w:rPr>
           <w:b/>
+          <w:color w:val="1E293B"/>
         </w:rPr>
         <w:t>Vercel</w:t>
       </w:r>
@@ -18513,6 +18339,7 @@
       <w:r>
         <w:rPr>
           <w:b/>
+          <w:color w:val="1E293B"/>
         </w:rPr>
         <w:t>Note:</w:t>
       </w:r>
@@ -18613,6 +18440,7 @@
       <w:r>
         <w:rPr>
           <w:b/>
+          <w:color w:val="1E293B"/>
         </w:rPr>
         <w:t>Vercel dashboard → Project → Settings → Environment Variables</w:t>
       </w:r>
@@ -18625,15 +18453,15 @@
     </w:p>
     <w:p>
       <w:pPr>
-        <w:spacing w:before="72" w:after="72"/>
+        <w:spacing w:before="60" w:after="60"/>
         <w:jc w:val="center"/>
       </w:pPr>
       <w:r>
         <w:rPr>
-          <w:color w:val="E2E8F0"/>
+          <w:color w:val="FDC800"/>
           <w:sz w:val="18"/>
         </w:rPr>
-        <w:t>───────────────────────────────────────────────────────</w:t>
+        <w:t>━━━━━━━━━━━━━━━━━━━━━━━━━━━━━━━━━━━━━━━━━━━━━━━━━━</w:t>
       </w:r>
     </w:p>
     <w:p>
@@ -18781,6 +18609,7 @@
       <w:r>
         <w:rPr>
           <w:b/>
+          <w:color w:val="1E293B"/>
         </w:rPr>
         <w:t>Root (`app/opengraph-image.tsx`)</w:t>
       </w:r>
@@ -18902,6 +18731,7 @@
       <w:r>
         <w:rPr>
           <w:b/>
+          <w:color w:val="1E293B"/>
         </w:rPr>
         <w:t>About (`app/about/opengraph-image.tsx`)</w:t>
       </w:r>
@@ -19087,15 +18917,15 @@
     </w:p>
     <w:p>
       <w:pPr>
-        <w:spacing w:before="72" w:after="72"/>
+        <w:spacing w:before="60" w:after="60"/>
         <w:jc w:val="center"/>
       </w:pPr>
       <w:r>
         <w:rPr>
-          <w:color w:val="E2E8F0"/>
+          <w:color w:val="FDC800"/>
           <w:sz w:val="18"/>
         </w:rPr>
-        <w:t>───────────────────────────────────────────────────────</w:t>
+        <w:t>━━━━━━━━━━━━━━━━━━━━━━━━━━━━━━━━━━━━━━━━━━━━━━━━━━</w:t>
       </w:r>
     </w:p>
     <w:p>
@@ -19113,6 +18943,7 @@
       <w:r>
         <w:rPr>
           <w:b/>
+          <w:color w:val="1E293B"/>
         </w:rPr>
         <w:t>Route:</w:t>
       </w:r>
@@ -19138,6 +18969,7 @@
       <w:r>
         <w:rPr>
           <w:b/>
+          <w:color w:val="1E293B"/>
         </w:rPr>
         <w:t>File:</w:t>
       </w:r>
@@ -19163,6 +18995,7 @@
       <w:r>
         <w:rPr>
           <w:b/>
+          <w:color w:val="1E293B"/>
         </w:rPr>
         <w:t>Type:</w:t>
       </w:r>
@@ -19257,15 +19090,15 @@
     </w:p>
     <w:p>
       <w:pPr>
-        <w:spacing w:before="72" w:after="72"/>
+        <w:spacing w:before="60" w:after="60"/>
         <w:jc w:val="center"/>
       </w:pPr>
       <w:r>
         <w:rPr>
-          <w:color w:val="E2E8F0"/>
+          <w:color w:val="FDC800"/>
           <w:sz w:val="18"/>
         </w:rPr>
-        <w:t>───────────────────────────────────────────────────────</w:t>
+        <w:t>━━━━━━━━━━━━━━━━━━━━━━━━━━━━━━━━━━━━━━━━━━━━━━━━━━</w:t>
       </w:r>
     </w:p>
     <w:p>
@@ -19283,6 +19116,7 @@
       <w:r>
         <w:rPr>
           <w:b/>
+          <w:color w:val="1E293B"/>
         </w:rPr>
         <w:t>Route:</w:t>
       </w:r>
@@ -19308,6 +19142,7 @@
       <w:r>
         <w:rPr>
           <w:b/>
+          <w:color w:val="1E293B"/>
         </w:rPr>
         <w:t>File:</w:t>
       </w:r>
@@ -19333,6 +19168,7 @@
       <w:r>
         <w:rPr>
           <w:b/>
+          <w:color w:val="1E293B"/>
         </w:rPr>
         <w:t>Type:</w:t>
       </w:r>
@@ -19356,7 +19192,6 @@
     </w:p>
     <w:tbl>
       <w:tblPr>
-        <w:tblStyle w:val="TableGrid"/>
         <w:tblW w:type="auto" w:w="0"/>
         <w:jc w:val="left"/>
         <w:tblLook w:firstColumn="1" w:firstRow="1" w:lastColumn="0" w:lastRow="0" w:noHBand="0" w:noVBand="1" w:val="04A0"/>
@@ -19436,11 +19271,10 @@
             </w:tcBorders>
           </w:tcPr>
           <w:p>
-            <w:r>
-              <w:rPr>
-                <w:sz w:val="18"/>
-              </w:rPr>
-            </w:r>
+            <w:pPr>
+              <w:spacing w:before="30" w:after="30"/>
+            </w:pPr>
+            <w:r/>
             <w:r>
               <w:rPr>
                 <w:color w:val="1E293B"/>
@@ -19462,11 +19296,10 @@
             </w:tcBorders>
           </w:tcPr>
           <w:p>
-            <w:r>
-              <w:rPr>
-                <w:sz w:val="18"/>
-              </w:rPr>
-            </w:r>
+            <w:pPr>
+              <w:spacing w:before="30" w:after="30"/>
+            </w:pPr>
+            <w:r/>
             <w:r>
               <w:rPr>
                 <w:color w:val="1E293B"/>
@@ -19490,11 +19323,10 @@
             </w:tcBorders>
           </w:tcPr>
           <w:p>
-            <w:r>
-              <w:rPr>
-                <w:sz w:val="18"/>
-              </w:rPr>
-            </w:r>
+            <w:pPr>
+              <w:spacing w:before="30" w:after="30"/>
+            </w:pPr>
+            <w:r/>
             <w:r>
               <w:rPr>
                 <w:color w:val="1E293B"/>
@@ -19516,11 +19348,10 @@
             </w:tcBorders>
           </w:tcPr>
           <w:p>
-            <w:r>
-              <w:rPr>
-                <w:sz w:val="18"/>
-              </w:rPr>
-            </w:r>
+            <w:pPr>
+              <w:spacing w:before="30" w:after="30"/>
+            </w:pPr>
+            <w:r/>
             <w:r>
               <w:rPr>
                 <w:color w:val="1E293B"/>
@@ -19559,11 +19390,10 @@
             </w:tcBorders>
           </w:tcPr>
           <w:p>
-            <w:r>
-              <w:rPr>
-                <w:sz w:val="18"/>
-              </w:rPr>
-            </w:r>
+            <w:pPr>
+              <w:spacing w:before="30" w:after="30"/>
+            </w:pPr>
+            <w:r/>
             <w:r>
               <w:rPr>
                 <w:color w:val="1E293B"/>
@@ -19585,11 +19415,10 @@
             </w:tcBorders>
           </w:tcPr>
           <w:p>
-            <w:r>
-              <w:rPr>
-                <w:sz w:val="18"/>
-              </w:rPr>
-            </w:r>
+            <w:pPr>
+              <w:spacing w:before="30" w:after="30"/>
+            </w:pPr>
+            <w:r/>
             <w:r>
               <w:rPr>
                 <w:color w:val="1E293B"/>
@@ -19613,11 +19442,10 @@
             </w:tcBorders>
           </w:tcPr>
           <w:p>
-            <w:r>
-              <w:rPr>
-                <w:sz w:val="18"/>
-              </w:rPr>
-            </w:r>
+            <w:pPr>
+              <w:spacing w:before="30" w:after="30"/>
+            </w:pPr>
+            <w:r/>
             <w:r>
               <w:rPr>
                 <w:color w:val="1E293B"/>
@@ -19639,11 +19467,10 @@
             </w:tcBorders>
           </w:tcPr>
           <w:p>
-            <w:r>
-              <w:rPr>
-                <w:sz w:val="18"/>
-              </w:rPr>
-            </w:r>
+            <w:pPr>
+              <w:spacing w:before="30" w:after="30"/>
+            </w:pPr>
+            <w:r/>
             <w:r>
               <w:rPr>
                 <w:color w:val="1E293B"/>
@@ -19667,11 +19494,10 @@
             </w:tcBorders>
           </w:tcPr>
           <w:p>
-            <w:r>
-              <w:rPr>
-                <w:sz w:val="18"/>
-              </w:rPr>
-            </w:r>
+            <w:pPr>
+              <w:spacing w:before="30" w:after="30"/>
+            </w:pPr>
+            <w:r/>
             <w:r>
               <w:rPr>
                 <w:color w:val="1E293B"/>
@@ -19693,11 +19519,10 @@
             </w:tcBorders>
           </w:tcPr>
           <w:p>
-            <w:r>
-              <w:rPr>
-                <w:sz w:val="18"/>
-              </w:rPr>
-            </w:r>
+            <w:pPr>
+              <w:spacing w:before="30" w:after="30"/>
+            </w:pPr>
+            <w:r/>
             <w:r>
               <w:rPr>
                 <w:color w:val="1E293B"/>
@@ -19773,15 +19598,15 @@
     </w:p>
     <w:p>
       <w:pPr>
-        <w:spacing w:before="72" w:after="72"/>
+        <w:spacing w:before="60" w:after="60"/>
         <w:jc w:val="center"/>
       </w:pPr>
       <w:r>
         <w:rPr>
-          <w:color w:val="E2E8F0"/>
+          <w:color w:val="FDC800"/>
           <w:sz w:val="18"/>
         </w:rPr>
-        <w:t>───────────────────────────────────────────────────────</w:t>
+        <w:t>━━━━━━━━━━━━━━━━━━━━━━━━━━━━━━━━━━━━━━━━━━━━━━━━━━</w:t>
       </w:r>
     </w:p>
     <w:p>
@@ -19794,7 +19619,6 @@
     </w:p>
     <w:tbl>
       <w:tblPr>
-        <w:tblStyle w:val="TableGrid"/>
         <w:tblW w:type="auto" w:w="0"/>
         <w:jc w:val="left"/>
         <w:tblLook w:firstColumn="1" w:firstRow="1" w:lastColumn="0" w:lastRow="0" w:noHBand="0" w:noVBand="1" w:val="04A0"/>
@@ -19899,14 +19723,14 @@
             </w:tcBorders>
           </w:tcPr>
           <w:p>
-            <w:r>
-              <w:rPr>
-                <w:sz w:val="18"/>
-              </w:rPr>
-            </w:r>
+            <w:pPr>
+              <w:spacing w:before="30" w:after="30"/>
+            </w:pPr>
+            <w:r/>
             <w:r>
               <w:rPr>
                 <w:b/>
+                <w:color w:val="1E293B"/>
               </w:rPr>
               <w:t>v0.1.0</w:t>
             </w:r>
@@ -19924,11 +19748,10 @@
             </w:tcBorders>
           </w:tcPr>
           <w:p>
-            <w:r>
-              <w:rPr>
-                <w:sz w:val="18"/>
-              </w:rPr>
-            </w:r>
+            <w:pPr>
+              <w:spacing w:before="30" w:after="30"/>
+            </w:pPr>
+            <w:r/>
             <w:r>
               <w:rPr>
                 <w:color w:val="1E293B"/>
@@ -19950,11 +19773,10 @@
             </w:tcBorders>
           </w:tcPr>
           <w:p>
-            <w:r>
-              <w:rPr>
-                <w:sz w:val="18"/>
-              </w:rPr>
-            </w:r>
+            <w:pPr>
+              <w:spacing w:before="30" w:after="30"/>
+            </w:pPr>
+            <w:r/>
             <w:r>
               <w:rPr>
                 <w:color w:val="1E293B"/>
@@ -19978,14 +19800,14 @@
             </w:tcBorders>
           </w:tcPr>
           <w:p>
-            <w:r>
-              <w:rPr>
-                <w:sz w:val="18"/>
-              </w:rPr>
-            </w:r>
+            <w:pPr>
+              <w:spacing w:before="30" w:after="30"/>
+            </w:pPr>
+            <w:r/>
             <w:r>
               <w:rPr>
                 <w:b/>
+                <w:color w:val="1E293B"/>
               </w:rPr>
               <w:t>v0.2.0</w:t>
             </w:r>
@@ -20003,11 +19825,10 @@
             </w:tcBorders>
           </w:tcPr>
           <w:p>
-            <w:r>
-              <w:rPr>
-                <w:sz w:val="18"/>
-              </w:rPr>
-            </w:r>
+            <w:pPr>
+              <w:spacing w:before="30" w:after="30"/>
+            </w:pPr>
+            <w:r/>
             <w:r>
               <w:rPr>
                 <w:color w:val="1E293B"/>
@@ -20029,11 +19850,10 @@
             </w:tcBorders>
           </w:tcPr>
           <w:p>
-            <w:r>
-              <w:rPr>
-                <w:sz w:val="18"/>
-              </w:rPr>
-            </w:r>
+            <w:pPr>
+              <w:spacing w:before="30" w:after="30"/>
+            </w:pPr>
+            <w:r/>
             <w:r>
               <w:rPr>
                 <w:color w:val="1E293B"/>
@@ -20057,14 +19877,14 @@
             </w:tcBorders>
           </w:tcPr>
           <w:p>
-            <w:r>
-              <w:rPr>
-                <w:sz w:val="18"/>
-              </w:rPr>
-            </w:r>
+            <w:pPr>
+              <w:spacing w:before="30" w:after="30"/>
+            </w:pPr>
+            <w:r/>
             <w:r>
               <w:rPr>
                 <w:b/>
+                <w:color w:val="1E293B"/>
               </w:rPr>
               <w:t>v0.3.0</w:t>
             </w:r>
@@ -20082,11 +19902,10 @@
             </w:tcBorders>
           </w:tcPr>
           <w:p>
-            <w:r>
-              <w:rPr>
-                <w:sz w:val="18"/>
-              </w:rPr>
-            </w:r>
+            <w:pPr>
+              <w:spacing w:before="30" w:after="30"/>
+            </w:pPr>
+            <w:r/>
             <w:r>
               <w:rPr>
                 <w:color w:val="1E293B"/>
@@ -20108,11 +19927,10 @@
             </w:tcBorders>
           </w:tcPr>
           <w:p>
-            <w:r>
-              <w:rPr>
-                <w:sz w:val="18"/>
-              </w:rPr>
-            </w:r>
+            <w:pPr>
+              <w:spacing w:before="30" w:after="30"/>
+            </w:pPr>
+            <w:r/>
             <w:r>
               <w:rPr>
                 <w:color w:val="1E293B"/>
@@ -20136,14 +19954,14 @@
             </w:tcBorders>
           </w:tcPr>
           <w:p>
-            <w:r>
-              <w:rPr>
-                <w:sz w:val="18"/>
-              </w:rPr>
-            </w:r>
+            <w:pPr>
+              <w:spacing w:before="30" w:after="30"/>
+            </w:pPr>
+            <w:r/>
             <w:r>
               <w:rPr>
                 <w:b/>
+                <w:color w:val="1E293B"/>
               </w:rPr>
               <w:t>v0.4.0</w:t>
             </w:r>
@@ -20161,11 +19979,10 @@
             </w:tcBorders>
           </w:tcPr>
           <w:p>
-            <w:r>
-              <w:rPr>
-                <w:sz w:val="18"/>
-              </w:rPr>
-            </w:r>
+            <w:pPr>
+              <w:spacing w:before="30" w:after="30"/>
+            </w:pPr>
+            <w:r/>
             <w:r>
               <w:rPr>
                 <w:color w:val="1E293B"/>
@@ -20187,11 +20004,10 @@
             </w:tcBorders>
           </w:tcPr>
           <w:p>
-            <w:r>
-              <w:rPr>
-                <w:sz w:val="18"/>
-              </w:rPr>
-            </w:r>
+            <w:pPr>
+              <w:spacing w:before="30" w:after="30"/>
+            </w:pPr>
+            <w:r/>
             <w:r>
               <w:rPr>
                 <w:color w:val="1E293B"/>
@@ -20275,14 +20091,14 @@
             </w:tcBorders>
           </w:tcPr>
           <w:p>
-            <w:r>
-              <w:rPr>
-                <w:sz w:val="18"/>
-              </w:rPr>
-            </w:r>
+            <w:pPr>
+              <w:spacing w:before="30" w:after="30"/>
+            </w:pPr>
+            <w:r/>
             <w:r>
               <w:rPr>
                 <w:b/>
+                <w:color w:val="1E293B"/>
               </w:rPr>
               <w:t>v0.5.0</w:t>
             </w:r>
@@ -20300,11 +20116,10 @@
             </w:tcBorders>
           </w:tcPr>
           <w:p>
-            <w:r>
-              <w:rPr>
-                <w:sz w:val="18"/>
-              </w:rPr>
-            </w:r>
+            <w:pPr>
+              <w:spacing w:before="30" w:after="30"/>
+            </w:pPr>
+            <w:r/>
             <w:r>
               <w:rPr>
                 <w:color w:val="1E293B"/>
@@ -20326,11 +20141,10 @@
             </w:tcBorders>
           </w:tcPr>
           <w:p>
-            <w:r>
-              <w:rPr>
-                <w:sz w:val="18"/>
-              </w:rPr>
-            </w:r>
+            <w:pPr>
+              <w:spacing w:before="30" w:after="30"/>
+            </w:pPr>
+            <w:r/>
             <w:r>
               <w:rPr>
                 <w:color w:val="1E293B"/>
@@ -20444,14 +20258,14 @@
             </w:tcBorders>
           </w:tcPr>
           <w:p>
-            <w:r>
-              <w:rPr>
-                <w:sz w:val="18"/>
-              </w:rPr>
-            </w:r>
+            <w:pPr>
+              <w:spacing w:before="30" w:after="30"/>
+            </w:pPr>
+            <w:r/>
             <w:r>
               <w:rPr>
                 <w:b/>
+                <w:color w:val="1E293B"/>
               </w:rPr>
               <w:t>v0.6.0</w:t>
             </w:r>
@@ -20469,11 +20283,10 @@
             </w:tcBorders>
           </w:tcPr>
           <w:p>
-            <w:r>
-              <w:rPr>
-                <w:sz w:val="18"/>
-              </w:rPr>
-            </w:r>
+            <w:pPr>
+              <w:spacing w:before="30" w:after="30"/>
+            </w:pPr>
+            <w:r/>
             <w:r>
               <w:rPr>
                 <w:color w:val="1E293B"/>
@@ -20495,11 +20308,10 @@
             </w:tcBorders>
           </w:tcPr>
           <w:p>
-            <w:r>
-              <w:rPr>
-                <w:sz w:val="18"/>
-              </w:rPr>
-            </w:r>
+            <w:pPr>
+              <w:spacing w:before="30" w:after="30"/>
+            </w:pPr>
+            <w:r/>
             <w:r>
               <w:rPr>
                 <w:color w:val="1E293B"/>
@@ -20538,14 +20350,14 @@
             </w:tcBorders>
           </w:tcPr>
           <w:p>
-            <w:r>
-              <w:rPr>
-                <w:sz w:val="18"/>
-              </w:rPr>
-            </w:r>
+            <w:pPr>
+              <w:spacing w:before="30" w:after="30"/>
+            </w:pPr>
+            <w:r/>
             <w:r>
               <w:rPr>
                 <w:b/>
+                <w:color w:val="1E293B"/>
               </w:rPr>
               <w:t>v0.7.0</w:t>
             </w:r>
@@ -20563,11 +20375,10 @@
             </w:tcBorders>
           </w:tcPr>
           <w:p>
-            <w:r>
-              <w:rPr>
-                <w:sz w:val="18"/>
-              </w:rPr>
-            </w:r>
+            <w:pPr>
+              <w:spacing w:before="30" w:after="30"/>
+            </w:pPr>
+            <w:r/>
             <w:r>
               <w:rPr>
                 <w:color w:val="1E293B"/>
@@ -20589,11 +20400,10 @@
             </w:tcBorders>
           </w:tcPr>
           <w:p>
-            <w:r>
-              <w:rPr>
-                <w:sz w:val="18"/>
-              </w:rPr>
-            </w:r>
+            <w:pPr>
+              <w:spacing w:before="30" w:after="30"/>
+            </w:pPr>
+            <w:r/>
             <w:r>
               <w:rPr>
                 <w:color w:val="1E293B"/>
@@ -20632,14 +20442,14 @@
             </w:tcBorders>
           </w:tcPr>
           <w:p>
-            <w:r>
-              <w:rPr>
-                <w:sz w:val="18"/>
-              </w:rPr>
-            </w:r>
+            <w:pPr>
+              <w:spacing w:before="30" w:after="30"/>
+            </w:pPr>
+            <w:r/>
             <w:r>
               <w:rPr>
                 <w:b/>
+                <w:color w:val="1E293B"/>
               </w:rPr>
               <w:t>v0.8.0</w:t>
             </w:r>
@@ -20657,11 +20467,10 @@
             </w:tcBorders>
           </w:tcPr>
           <w:p>
-            <w:r>
-              <w:rPr>
-                <w:sz w:val="18"/>
-              </w:rPr>
-            </w:r>
+            <w:pPr>
+              <w:spacing w:before="30" w:after="30"/>
+            </w:pPr>
+            <w:r/>
             <w:r>
               <w:rPr>
                 <w:color w:val="1E293B"/>
@@ -20683,11 +20492,10 @@
             </w:tcBorders>
           </w:tcPr>
           <w:p>
-            <w:r>
-              <w:rPr>
-                <w:sz w:val="18"/>
-              </w:rPr>
-            </w:r>
+            <w:pPr>
+              <w:spacing w:before="30" w:after="30"/>
+            </w:pPr>
+            <w:r/>
             <w:r>
               <w:rPr>
                 <w:color w:val="1E293B"/>
@@ -20711,14 +20519,14 @@
             </w:tcBorders>
           </w:tcPr>
           <w:p>
-            <w:r>
-              <w:rPr>
-                <w:sz w:val="18"/>
-              </w:rPr>
-            </w:r>
+            <w:pPr>
+              <w:spacing w:before="30" w:after="30"/>
+            </w:pPr>
+            <w:r/>
             <w:r>
               <w:rPr>
                 <w:b/>
+                <w:color w:val="1E293B"/>
               </w:rPr>
               <w:t>v0.9.0</w:t>
             </w:r>
@@ -20736,11 +20544,10 @@
             </w:tcBorders>
           </w:tcPr>
           <w:p>
-            <w:r>
-              <w:rPr>
-                <w:sz w:val="18"/>
-              </w:rPr>
-            </w:r>
+            <w:pPr>
+              <w:spacing w:before="30" w:after="30"/>
+            </w:pPr>
+            <w:r/>
             <w:r>
               <w:rPr>
                 <w:color w:val="1E293B"/>
@@ -20762,11 +20569,10 @@
             </w:tcBorders>
           </w:tcPr>
           <w:p>
-            <w:r>
-              <w:rPr>
-                <w:sz w:val="18"/>
-              </w:rPr>
-            </w:r>
+            <w:pPr>
+              <w:spacing w:before="30" w:after="30"/>
+            </w:pPr>
+            <w:r/>
             <w:r>
               <w:rPr>
                 <w:color w:val="1E293B"/>
@@ -20865,14 +20671,14 @@
             </w:tcBorders>
           </w:tcPr>
           <w:p>
-            <w:r>
-              <w:rPr>
-                <w:sz w:val="18"/>
-              </w:rPr>
-            </w:r>
+            <w:pPr>
+              <w:spacing w:before="30" w:after="30"/>
+            </w:pPr>
+            <w:r/>
             <w:r>
               <w:rPr>
                 <w:b/>
+                <w:color w:val="1E293B"/>
               </w:rPr>
               <w:t>v0.10.0</w:t>
             </w:r>
@@ -20890,11 +20696,10 @@
             </w:tcBorders>
           </w:tcPr>
           <w:p>
-            <w:r>
-              <w:rPr>
-                <w:sz w:val="18"/>
-              </w:rPr>
-            </w:r>
+            <w:pPr>
+              <w:spacing w:before="30" w:after="30"/>
+            </w:pPr>
+            <w:r/>
             <w:r>
               <w:rPr>
                 <w:color w:val="1E293B"/>
@@ -20916,11 +20721,10 @@
             </w:tcBorders>
           </w:tcPr>
           <w:p>
-            <w:r>
-              <w:rPr>
-                <w:sz w:val="18"/>
-              </w:rPr>
-            </w:r>
+            <w:pPr>
+              <w:spacing w:before="30" w:after="30"/>
+            </w:pPr>
+            <w:r/>
             <w:r>
               <w:rPr>
                 <w:color w:val="1E293B"/>
@@ -20989,14 +20793,14 @@
             </w:tcBorders>
           </w:tcPr>
           <w:p>
-            <w:r>
-              <w:rPr>
-                <w:sz w:val="18"/>
-              </w:rPr>
-            </w:r>
+            <w:pPr>
+              <w:spacing w:before="30" w:after="30"/>
+            </w:pPr>
+            <w:r/>
             <w:r>
               <w:rPr>
                 <w:b/>
+                <w:color w:val="1E293B"/>
               </w:rPr>
               <w:t>v0.11.0</w:t>
             </w:r>
@@ -21014,11 +20818,10 @@
             </w:tcBorders>
           </w:tcPr>
           <w:p>
-            <w:r>
-              <w:rPr>
-                <w:sz w:val="18"/>
-              </w:rPr>
-            </w:r>
+            <w:pPr>
+              <w:spacing w:before="30" w:after="30"/>
+            </w:pPr>
+            <w:r/>
             <w:r>
               <w:rPr>
                 <w:color w:val="1E293B"/>
@@ -21040,11 +20843,10 @@
             </w:tcBorders>
           </w:tcPr>
           <w:p>
-            <w:r>
-              <w:rPr>
-                <w:sz w:val="18"/>
-              </w:rPr>
-            </w:r>
+            <w:pPr>
+              <w:spacing w:before="30" w:after="30"/>
+            </w:pPr>
+            <w:r/>
             <w:r>
               <w:rPr>
                 <w:color w:val="1E293B"/>
@@ -21098,14 +20900,14 @@
             </w:tcBorders>
           </w:tcPr>
           <w:p>
-            <w:r>
-              <w:rPr>
-                <w:sz w:val="18"/>
-              </w:rPr>
-            </w:r>
+            <w:pPr>
+              <w:spacing w:before="30" w:after="30"/>
+            </w:pPr>
+            <w:r/>
             <w:r>
               <w:rPr>
                 <w:b/>
+                <w:color w:val="1E293B"/>
               </w:rPr>
               <w:t>v0.12.0</w:t>
             </w:r>
@@ -21123,11 +20925,10 @@
             </w:tcBorders>
           </w:tcPr>
           <w:p>
-            <w:r>
-              <w:rPr>
-                <w:sz w:val="18"/>
-              </w:rPr>
-            </w:r>
+            <w:pPr>
+              <w:spacing w:before="30" w:after="30"/>
+            </w:pPr>
+            <w:r/>
             <w:r>
               <w:rPr>
                 <w:color w:val="1E293B"/>
@@ -21149,11 +20950,10 @@
             </w:tcBorders>
           </w:tcPr>
           <w:p>
-            <w:r>
-              <w:rPr>
-                <w:sz w:val="18"/>
-              </w:rPr>
-            </w:r>
+            <w:pPr>
+              <w:spacing w:before="30" w:after="30"/>
+            </w:pPr>
+            <w:r/>
             <w:r>
               <w:rPr>
                 <w:color w:val="1E293B"/>
@@ -21297,14 +21097,14 @@
             </w:tcBorders>
           </w:tcPr>
           <w:p>
-            <w:r>
-              <w:rPr>
-                <w:sz w:val="18"/>
-              </w:rPr>
-            </w:r>
+            <w:pPr>
+              <w:spacing w:before="30" w:after="30"/>
+            </w:pPr>
+            <w:r/>
             <w:r>
               <w:rPr>
                 <w:b/>
+                <w:color w:val="1E293B"/>
               </w:rPr>
               <w:t>v0.13.0</w:t>
             </w:r>
@@ -21322,11 +21122,10 @@
             </w:tcBorders>
           </w:tcPr>
           <w:p>
-            <w:r>
-              <w:rPr>
-                <w:sz w:val="18"/>
-              </w:rPr>
-            </w:r>
+            <w:pPr>
+              <w:spacing w:before="30" w:after="30"/>
+            </w:pPr>
+            <w:r/>
             <w:r>
               <w:rPr>
                 <w:color w:val="1E293B"/>
@@ -21348,11 +21147,10 @@
             </w:tcBorders>
           </w:tcPr>
           <w:p>
-            <w:r>
-              <w:rPr>
-                <w:sz w:val="18"/>
-              </w:rPr>
-            </w:r>
+            <w:pPr>
+              <w:spacing w:before="30" w:after="30"/>
+            </w:pPr>
+            <w:r/>
             <w:r>
               <w:rPr>
                 <w:color w:val="1E293B"/>
@@ -21376,14 +21174,14 @@
             </w:tcBorders>
           </w:tcPr>
           <w:p>
-            <w:r>
-              <w:rPr>
-                <w:sz w:val="18"/>
-              </w:rPr>
-            </w:r>
+            <w:pPr>
+              <w:spacing w:before="30" w:after="30"/>
+            </w:pPr>
+            <w:r/>
             <w:r>
               <w:rPr>
                 <w:b/>
+                <w:color w:val="1E293B"/>
               </w:rPr>
               <w:t>v0.15.0</w:t>
             </w:r>
@@ -21401,11 +21199,10 @@
             </w:tcBorders>
           </w:tcPr>
           <w:p>
-            <w:r>
-              <w:rPr>
-                <w:sz w:val="18"/>
-              </w:rPr>
-            </w:r>
+            <w:pPr>
+              <w:spacing w:before="30" w:after="30"/>
+            </w:pPr>
+            <w:r/>
             <w:r>
               <w:rPr>
                 <w:color w:val="1E293B"/>
@@ -21427,11 +21224,10 @@
             </w:tcBorders>
           </w:tcPr>
           <w:p>
-            <w:r>
-              <w:rPr>
-                <w:sz w:val="18"/>
-              </w:rPr>
-            </w:r>
+            <w:pPr>
+              <w:spacing w:before="30" w:after="30"/>
+            </w:pPr>
+            <w:r/>
             <w:r>
               <w:rPr>
                 <w:color w:val="1E293B"/>
@@ -21500,14 +21296,14 @@
             </w:tcBorders>
           </w:tcPr>
           <w:p>
-            <w:r>
-              <w:rPr>
-                <w:sz w:val="18"/>
-              </w:rPr>
-            </w:r>
+            <w:pPr>
+              <w:spacing w:before="30" w:after="30"/>
+            </w:pPr>
+            <w:r/>
             <w:r>
               <w:rPr>
                 <w:b/>
+                <w:color w:val="1E293B"/>
               </w:rPr>
               <w:t>v0.14.0</w:t>
             </w:r>
@@ -21525,11 +21321,10 @@
             </w:tcBorders>
           </w:tcPr>
           <w:p>
-            <w:r>
-              <w:rPr>
-                <w:sz w:val="18"/>
-              </w:rPr>
-            </w:r>
+            <w:pPr>
+              <w:spacing w:before="30" w:after="30"/>
+            </w:pPr>
+            <w:r/>
             <w:r>
               <w:rPr>
                 <w:color w:val="1E293B"/>
@@ -21551,11 +21346,10 @@
             </w:tcBorders>
           </w:tcPr>
           <w:p>
-            <w:r>
-              <w:rPr>
-                <w:sz w:val="18"/>
-              </w:rPr>
-            </w:r>
+            <w:pPr>
+              <w:spacing w:before="30" w:after="30"/>
+            </w:pPr>
+            <w:r/>
             <w:r>
               <w:rPr>
                 <w:color w:val="1E293B"/>
@@ -21579,14 +21373,14 @@
             </w:tcBorders>
           </w:tcPr>
           <w:p>
-            <w:r>
-              <w:rPr>
-                <w:sz w:val="18"/>
-              </w:rPr>
-            </w:r>
+            <w:pPr>
+              <w:spacing w:before="30" w:after="30"/>
+            </w:pPr>
+            <w:r/>
             <w:r>
               <w:rPr>
                 <w:b/>
+                <w:color w:val="1E293B"/>
               </w:rPr>
               <w:t>v0.15.0</w:t>
             </w:r>
@@ -21604,11 +21398,10 @@
             </w:tcBorders>
           </w:tcPr>
           <w:p>
-            <w:r>
-              <w:rPr>
-                <w:sz w:val="18"/>
-              </w:rPr>
-            </w:r>
+            <w:pPr>
+              <w:spacing w:before="30" w:after="30"/>
+            </w:pPr>
+            <w:r/>
             <w:r>
               <w:rPr>
                 <w:color w:val="1E293B"/>
@@ -21630,11 +21423,10 @@
             </w:tcBorders>
           </w:tcPr>
           <w:p>
-            <w:r>
-              <w:rPr>
-                <w:sz w:val="18"/>
-              </w:rPr>
-            </w:r>
+            <w:pPr>
+              <w:spacing w:before="30" w:after="30"/>
+            </w:pPr>
+            <w:r/>
             <w:r>
               <w:rPr>
                 <w:color w:val="1E293B"/>
@@ -21763,14 +21555,14 @@
             </w:tcBorders>
           </w:tcPr>
           <w:p>
-            <w:r>
-              <w:rPr>
-                <w:sz w:val="18"/>
-              </w:rPr>
-            </w:r>
+            <w:pPr>
+              <w:spacing w:before="30" w:after="30"/>
+            </w:pPr>
+            <w:r/>
             <w:r>
               <w:rPr>
                 <w:b/>
+                <w:color w:val="1E293B"/>
               </w:rPr>
               <w:t>v0.17.0</w:t>
             </w:r>
@@ -21788,11 +21580,10 @@
             </w:tcBorders>
           </w:tcPr>
           <w:p>
-            <w:r>
-              <w:rPr>
-                <w:sz w:val="18"/>
-              </w:rPr>
-            </w:r>
+            <w:pPr>
+              <w:spacing w:before="30" w:after="30"/>
+            </w:pPr>
+            <w:r/>
             <w:r>
               <w:rPr>
                 <w:color w:val="1E293B"/>
@@ -21814,11 +21605,10 @@
             </w:tcBorders>
           </w:tcPr>
           <w:p>
-            <w:r>
-              <w:rPr>
-                <w:sz w:val="18"/>
-              </w:rPr>
-            </w:r>
+            <w:pPr>
+              <w:spacing w:before="30" w:after="30"/>
+            </w:pPr>
+            <w:r/>
             <w:r>
               <w:rPr>
                 <w:color w:val="1E293B"/>
@@ -21842,14 +21632,14 @@
             </w:tcBorders>
           </w:tcPr>
           <w:p>
-            <w:r>
-              <w:rPr>
-                <w:sz w:val="18"/>
-              </w:rPr>
-            </w:r>
+            <w:pPr>
+              <w:spacing w:before="30" w:after="30"/>
+            </w:pPr>
+            <w:r/>
             <w:r>
               <w:rPr>
                 <w:b/>
+                <w:color w:val="1E293B"/>
               </w:rPr>
               <w:t>v0.18.0</w:t>
             </w:r>
@@ -21867,11 +21657,10 @@
             </w:tcBorders>
           </w:tcPr>
           <w:p>
-            <w:r>
-              <w:rPr>
-                <w:sz w:val="18"/>
-              </w:rPr>
-            </w:r>
+            <w:pPr>
+              <w:spacing w:before="30" w:after="30"/>
+            </w:pPr>
+            <w:r/>
             <w:r>
               <w:rPr>
                 <w:color w:val="1E293B"/>
@@ -21893,11 +21682,10 @@
             </w:tcBorders>
           </w:tcPr>
           <w:p>
-            <w:r>
-              <w:rPr>
-                <w:sz w:val="18"/>
-              </w:rPr>
-            </w:r>
+            <w:pPr>
+              <w:spacing w:before="30" w:after="30"/>
+            </w:pPr>
+            <w:r/>
             <w:r>
               <w:rPr>
                 <w:color w:val="1E293B"/>
@@ -22034,14 +21822,14 @@
             </w:tcBorders>
           </w:tcPr>
           <w:p>
-            <w:r>
-              <w:rPr>
-                <w:sz w:val="18"/>
-              </w:rPr>
-            </w:r>
+            <w:pPr>
+              <w:spacing w:before="30" w:after="30"/>
+            </w:pPr>
+            <w:r/>
             <w:r>
               <w:rPr>
                 <w:b/>
+                <w:color w:val="1E293B"/>
               </w:rPr>
               <w:t>v0.19.0</w:t>
             </w:r>
@@ -22059,11 +21847,10 @@
             </w:tcBorders>
           </w:tcPr>
           <w:p>
-            <w:r>
-              <w:rPr>
-                <w:sz w:val="18"/>
-              </w:rPr>
-            </w:r>
+            <w:pPr>
+              <w:spacing w:before="30" w:after="30"/>
+            </w:pPr>
+            <w:r/>
             <w:r>
               <w:rPr>
                 <w:color w:val="1E293B"/>
@@ -22085,11 +21872,10 @@
             </w:tcBorders>
           </w:tcPr>
           <w:p>
-            <w:r>
-              <w:rPr>
-                <w:sz w:val="18"/>
-              </w:rPr>
-            </w:r>
+            <w:pPr>
+              <w:spacing w:before="30" w:after="30"/>
+            </w:pPr>
+            <w:r/>
             <w:r>
               <w:rPr>
                 <w:color w:val="1E293B"/>
@@ -22248,14 +22034,14 @@
             </w:tcBorders>
           </w:tcPr>
           <w:p>
-            <w:r>
-              <w:rPr>
-                <w:sz w:val="18"/>
-              </w:rPr>
-            </w:r>
+            <w:pPr>
+              <w:spacing w:before="30" w:after="30"/>
+            </w:pPr>
+            <w:r/>
             <w:r>
               <w:rPr>
                 <w:b/>
+                <w:color w:val="1E293B"/>
               </w:rPr>
               <w:t>v0.16.0</w:t>
             </w:r>
@@ -22273,11 +22059,10 @@
             </w:tcBorders>
           </w:tcPr>
           <w:p>
-            <w:r>
-              <w:rPr>
-                <w:sz w:val="18"/>
-              </w:rPr>
-            </w:r>
+            <w:pPr>
+              <w:spacing w:before="30" w:after="30"/>
+            </w:pPr>
+            <w:r/>
             <w:r>
               <w:rPr>
                 <w:color w:val="1E293B"/>
@@ -22299,11 +22084,10 @@
             </w:tcBorders>
           </w:tcPr>
           <w:p>
-            <w:r>
-              <w:rPr>
-                <w:sz w:val="18"/>
-              </w:rPr>
-            </w:r>
+            <w:pPr>
+              <w:spacing w:before="30" w:after="30"/>
+            </w:pPr>
+            <w:r/>
             <w:r>
               <w:rPr>
                 <w:color w:val="1E293B"/>
@@ -22408,15 +22192,15 @@
     <w:p/>
     <w:p>
       <w:pPr>
-        <w:spacing w:before="72" w:after="72"/>
+        <w:spacing w:before="60" w:after="60"/>
         <w:jc w:val="center"/>
       </w:pPr>
       <w:r>
         <w:rPr>
-          <w:color w:val="E2E8F0"/>
+          <w:color w:val="FDC800"/>
           <w:sz w:val="18"/>
         </w:rPr>
-        <w:t>───────────────────────────────────────────────────────</w:t>
+        <w:t>━━━━━━━━━━━━━━━━━━━━━━━━━━━━━━━━━━━━━━━━━━━━━━━━━━</w:t>
       </w:r>
     </w:p>
     <w:p>
@@ -22438,13 +22222,127 @@
       </w:r>
     </w:p>
     <w:sectPr>
+      <w:headerReference w:type="default" r:id="rId10"/>
+      <w:footerReference w:type="default" r:id="rId11"/>
       <w:pgSz w:w="12240" w:h="15840"/>
-      <w:pgMar w:top="1440" w:right="1584" w:bottom="1440" w:left="1584" w:header="720" w:footer="720" w:gutter="0"/>
+      <w:pgMar w:top="1584" w:right="1584" w:bottom="1296" w:left="1584" w:header="720" w:footer="720" w:gutter="0"/>
       <w:cols w:space="720"/>
       <w:docGrid w:linePitch="360"/>
     </w:sectPr>
   </w:body>
 </w:document>
+</file>
+
+<file path=word/footer1.xml><?xml version="1.0" encoding="utf-8"?>
+<w:ftr xmlns:m="http://schemas.openxmlformats.org/officeDocument/2006/math" xmlns:mc="http://schemas.openxmlformats.org/markup-compatibility/2006" xmlns:mo="http://schemas.microsoft.com/office/mac/office/2008/main" xmlns:mv="urn:schemas-microsoft-com:mac:vml" xmlns:o="urn:schemas-microsoft-com:office:office" xmlns:r="http://schemas.openxmlformats.org/officeDocument/2006/relationships" xmlns:v="urn:schemas-microsoft-com:vml" xmlns:w10="urn:schemas-microsoft-com:office:word" xmlns:w14="http://schemas.microsoft.com/office/word/2010/wordml" xmlns:w="http://schemas.openxmlformats.org/wordprocessingml/2006/main" xmlns:wne="http://schemas.microsoft.com/office/word/2006/wordml" xmlns:wp14="http://schemas.microsoft.com/office/word/2010/wordprocessingDrawing" xmlns:wp="http://schemas.openxmlformats.org/drawingml/2006/wordprocessingDrawing" xmlns:wpc="http://schemas.microsoft.com/office/word/2010/wordprocessingCanvas" xmlns:wpg="http://schemas.microsoft.com/office/word/2010/wordprocessingGroup" xmlns:wpi="http://schemas.microsoft.com/office/word/2010/wordprocessingInk" xmlns:wps="http://schemas.microsoft.com/office/word/2010/wordprocessingShape" mc:Ignorable="w14 wp14">
+  <w:p>
+    <w:pPr>
+      <w:pStyle w:val="Footer"/>
+      <w:jc w:val="center"/>
+      <w:spacing w:before="60" w:after="0"/>
+      <w:pBdr>
+        <w:top w:val="single" w:sz="4" w:space="4" w:color="E2E8F0"/>
+      </w:pBdr>
+    </w:pPr>
+    <w:r>
+      <w:rPr>
+        <w:rFonts w:ascii="Calibri" w:hAnsi="Calibri"/>
+        <w:color w:val="475569"/>
+        <w:sz w:val="16"/>
+      </w:rPr>
+      <w:t xml:space="preserve">SelectEd  ·  Confidential  ·  Page </w:t>
+    </w:r>
+    <w:fldChar w:fldCharType="begin"/>
+    <w:instrText xml:space="preserve"> PAGE </w:instrText>
+    <w:fldChar w:fldCharType="end"/>
+    <w:r>
+      <w:rPr>
+        <w:rFonts w:ascii="Calibri" w:hAnsi="Calibri"/>
+        <w:color w:val="475569"/>
+        <w:sz w:val="16"/>
+      </w:rPr>
+      <w:t xml:space="preserve">  of  </w:t>
+    </w:r>
+    <w:fldChar w:fldCharType="begin"/>
+    <w:instrText xml:space="preserve"> NUMPAGES </w:instrText>
+    <w:fldChar w:fldCharType="end"/>
+  </w:p>
+</w:ftr>
+</file>
+
+<file path=word/header1.xml><?xml version="1.0" encoding="utf-8"?>
+<w:hdr xmlns:m="http://schemas.openxmlformats.org/officeDocument/2006/math" xmlns:mc="http://schemas.openxmlformats.org/markup-compatibility/2006" xmlns:mo="http://schemas.microsoft.com/office/mac/office/2008/main" xmlns:mv="urn:schemas-microsoft-com:mac:vml" xmlns:o="urn:schemas-microsoft-com:office:office" xmlns:r="http://schemas.openxmlformats.org/officeDocument/2006/relationships" xmlns:v="urn:schemas-microsoft-com:vml" xmlns:w10="urn:schemas-microsoft-com:office:word" xmlns:w14="http://schemas.microsoft.com/office/word/2010/wordml" xmlns:w="http://schemas.openxmlformats.org/wordprocessingml/2006/main" xmlns:wne="http://schemas.microsoft.com/office/word/2006/wordml" xmlns:wp14="http://schemas.microsoft.com/office/word/2010/wordprocessingDrawing" xmlns:wp="http://schemas.openxmlformats.org/drawingml/2006/wordprocessingDrawing" xmlns:wpc="http://schemas.microsoft.com/office/word/2010/wordprocessingCanvas" xmlns:wpg="http://schemas.microsoft.com/office/word/2010/wordprocessingGroup" xmlns:wpi="http://schemas.microsoft.com/office/word/2010/wordprocessingInk" xmlns:wps="http://schemas.microsoft.com/office/word/2010/wordprocessingShape" mc:Ignorable="w14 wp14">
+  <w:p>
+    <w:pPr>
+      <w:pStyle w:val="Header"/>
+      <w:jc w:val="left"/>
+      <w:spacing w:before="0" w:after="80"/>
+      <w:pBdr>
+        <w:bottom w:val="single" w:sz="6" w:space="4" w:color="FDC800"/>
+      </w:pBdr>
+    </w:pPr>
+    <w:r>
+      <w:drawing>
+        <wp:inline xmlns:a="http://schemas.openxmlformats.org/drawingml/2006/main" xmlns:pic="http://schemas.openxmlformats.org/drawingml/2006/picture">
+          <wp:extent cx="292608" cy="234086"/>
+          <wp:docPr id="1" name="Picture 1"/>
+          <wp:cNvGraphicFramePr>
+            <a:graphicFrameLocks noChangeAspect="1"/>
+          </wp:cNvGraphicFramePr>
+          <a:graphic>
+            <a:graphicData uri="http://schemas.openxmlformats.org/drawingml/2006/picture">
+              <pic:pic>
+                <pic:nvPicPr>
+                  <pic:cNvPr id="0" name="logo.png"/>
+                  <pic:cNvPicPr/>
+                </pic:nvPicPr>
+                <pic:blipFill>
+                  <a:blip r:embed="rId1"/>
+                  <a:stretch>
+                    <a:fillRect/>
+                  </a:stretch>
+                </pic:blipFill>
+                <pic:spPr>
+                  <a:xfrm>
+                    <a:off x="0" y="0"/>
+                    <a:ext cx="292608" cy="234086"/>
+                  </a:xfrm>
+                  <a:prstGeom prst="rect"/>
+                </pic:spPr>
+              </pic:pic>
+            </a:graphicData>
+          </a:graphic>
+        </wp:inline>
+      </w:drawing>
+    </w:r>
+    <w:r>
+      <w:rPr>
+        <w:rFonts w:ascii="Calibri" w:hAnsi="Calibri"/>
+        <w:b/>
+        <w:color w:val="56DBFF"/>
+        <w:sz w:val="22"/>
+      </w:rPr>
+      <w:t xml:space="preserve">  Select</w:t>
+    </w:r>
+    <w:r>
+      <w:rPr>
+        <w:rFonts w:ascii="Calibri" w:hAnsi="Calibri"/>
+        <w:b/>
+        <w:color w:val="FDC800"/>
+        <w:sz w:val="22"/>
+      </w:rPr>
+      <w:t>Ed</w:t>
+    </w:r>
+    <w:r>
+      <w:rPr>
+        <w:rFonts w:ascii="Calibri" w:hAnsi="Calibri"/>
+        <w:color w:val="475569"/>
+        <w:sz w:val="18"/>
+      </w:rPr>
+      <w:t xml:space="preserve">  ·  Design &amp; Architecture Document</w:t>
+    </w:r>
+  </w:p>
+</w:hdr>
 </file>
 
 <file path=word/numbering.xml><?xml version="1.0" encoding="utf-8"?>
@@ -22871,7 +22769,7 @@
     <w:pPr>
       <w:keepNext/>
       <w:keepLines/>
-      <w:spacing w:before="360" w:after="120"/>
+      <w:spacing w:before="400" w:after="120"/>
       <w:outlineLvl w:val="0"/>
     </w:pPr>
     <w:rPr>
@@ -22879,7 +22777,7 @@
       <w:b/>
       <w:bCs/>
       <w:color w:val="000936"/>
-      <w:sz w:val="44"/>
+      <w:sz w:val="40"/>
       <w:szCs w:val="28"/>
     </w:rPr>
   </w:style>
@@ -22903,7 +22801,7 @@
       <w:b/>
       <w:bCs/>
       <w:color w:val="0066CB"/>
-      <w:sz w:val="30"/>
+      <w:sz w:val="28"/>
       <w:szCs w:val="26"/>
     </w:rPr>
   </w:style>
@@ -22927,7 +22825,7 @@
       <w:b/>
       <w:bCs/>
       <w:color w:val="475569"/>
-      <w:sz w:val="24"/>
+      <w:sz w:val="23"/>
     </w:rPr>
   </w:style>
   <w:style w:type="paragraph" w:styleId="Heading4">
@@ -34515,7 +34413,7 @@
     <w:name w:val="MD Code"/>
     <w:basedOn w:val="Normal"/>
     <w:pPr>
-      <w:spacing w:before="20" w:after="20"/>
+      <w:spacing w:before="0" w:after="0"/>
       <w:ind w:left="340"/>
     </w:pPr>
     <w:rPr>

--- a/DESIGN.docx
+++ b/DESIGN.docx
@@ -5,7 +5,7 @@
     <w:p>
       <w:pPr>
         <w:jc w:val="center"/>
-        <w:spacing w:before="720" w:after="120"/>
+        <w:spacing w:before="720" w:after="100"/>
       </w:pPr>
       <w:r>
         <w:drawing>
@@ -45,7 +45,7 @@
     <w:p>
       <w:pPr>
         <w:jc w:val="center"/>
-        <w:spacing w:before="0" w:after="40"/>
+        <w:spacing w:before="0" w:after="30"/>
       </w:pPr>
       <w:r>
         <w:rPr>
@@ -69,7 +69,7 @@
     <w:p>
       <w:pPr>
         <w:jc w:val="center"/>
-        <w:spacing w:before="0" w:after="40"/>
+        <w:spacing w:before="0" w:after="30"/>
       </w:pPr>
       <w:r>
         <w:rPr>
@@ -83,10 +83,11 @@
       <w:r>
         <w:rPr>
           <w:rFonts w:ascii="Calibri" w:hAnsi="Calibri"/>
+          <w:b w:val="0"/>
           <w:color w:val="475569"/>
           <w:sz w:val="26"/>
         </w:rPr>
-        <w:t xml:space="preserve">  ·  </w:t>
+        <w:t xml:space="preserve">  -  </w:t>
       </w:r>
       <w:r>
         <w:rPr>
@@ -100,10 +101,11 @@
       <w:r>
         <w:rPr>
           <w:rFonts w:ascii="Calibri" w:hAnsi="Calibri"/>
+          <w:b w:val="0"/>
           <w:color w:val="475569"/>
           <w:sz w:val="26"/>
         </w:rPr>
-        <w:t xml:space="preserve">  ·  </w:t>
+        <w:t xml:space="preserve">  -  </w:t>
       </w:r>
       <w:r>
         <w:rPr>
@@ -118,7 +120,7 @@
     <w:p>
       <w:pPr>
         <w:jc w:val="center"/>
-        <w:spacing w:before="20" w:after="60"/>
+        <w:spacing w:before="20" w:after="50"/>
       </w:pPr>
       <w:r>
         <w:rPr>
@@ -133,14 +135,14 @@
     <w:p>
       <w:pPr>
         <w:jc w:val="center"/>
-        <w:spacing w:before="0" w:after="40"/>
+        <w:spacing w:before="0" w:after="30"/>
       </w:pPr>
       <w:r>
         <w:rPr>
           <w:color w:val="FDC800"/>
-          <w:sz w:val="24"/>
-        </w:rPr>
-        <w:t>━━━━━━━━━━━━━━━━━━━━━━━━━━━━━━━━━━━━━━</w:t>
+          <w:sz w:val="20"/>
+        </w:rPr>
+        <w:t>------------------------------------------------------------</w:t>
       </w:r>
     </w:p>
     <w:p>
@@ -169,7 +171,7 @@
           <w:color w:val="475569"/>
           <w:sz w:val="20"/>
         </w:rPr>
-        <w:t>Santrupta Mishra (San)  ·  Founder, SelectEd  ·  June 2026</w:t>
+        <w:t>Santrupta Mishra (San)  -  Founder, SelectEd  -  June 2026</w:t>
       </w:r>
     </w:p>
     <w:p>
@@ -180,9 +182,6 @@
     <w:p>
       <w:pPr>
         <w:pStyle w:val="Heading1"/>
-        <w:pBdr>
-          <w:left w:val="single" w:sz="24" w:space="12" w:color="FDC800"/>
-        </w:pBdr>
       </w:pPr>
       <w:r>
         <w:t>SelectEd — Design Document</w:t>
@@ -324,7 +323,7 @@
           <w:color w:val="FDC800"/>
           <w:sz w:val="18"/>
         </w:rPr>
-        <w:t>━━━━━━━━━━━━━━━━━━━━━━━━━━━━━━━━━━━━━━━━━━━━━━━━━━</w:t>
+        <w:t>------------------------------------------------------------</w:t>
       </w:r>
     </w:p>
     <w:p>
@@ -681,7 +680,7 @@
           <w:color w:val="FDC800"/>
           <w:sz w:val="18"/>
         </w:rPr>
-        <w:t>━━━━━━━━━━━━━━━━━━━━━━━━━━━━━━━━━━━━━━━━━━━━━━━━━━</w:t>
+        <w:t>------------------------------------------------------------</w:t>
       </w:r>
     </w:p>
     <w:p>
@@ -781,17 +780,10 @@
     </w:p>
     <w:tbl>
       <w:tblPr>
+        <w:tblStyle w:val="TableGrid"/>
         <w:tblW w:type="auto" w:w="0"/>
         <w:jc w:val="left"/>
         <w:tblLook w:firstColumn="1" w:firstRow="1" w:lastColumn="0" w:lastRow="0" w:noHBand="0" w:noVBand="1" w:val="04A0"/>
-        <w:tblBorders>
-          <w:top w:val="single" w:sz="4" w:space="0" w:color="D1D5DB"/>
-          <w:left w:val="single" w:sz="4" w:space="0" w:color="D1D5DB"/>
-          <w:bottom w:val="single" w:sz="4" w:space="0" w:color="D1D5DB"/>
-          <w:right w:val="single" w:sz="4" w:space="0" w:color="D1D5DB"/>
-          <w:insideH w:val="single" w:sz="4" w:space="0" w:color="D1D5DB"/>
-          <w:insideV w:val="single" w:sz="4" w:space="0" w:color="D1D5DB"/>
-        </w:tblBorders>
       </w:tblPr>
       <w:tblGrid>
         <w:gridCol w:w="4536"/>
@@ -1275,7 +1267,7 @@
           <w:color w:val="FDC800"/>
           <w:sz w:val="18"/>
         </w:rPr>
-        <w:t>━━━━━━━━━━━━━━━━━━━━━━━━━━━━━━━━━━━━━━━━━━━━━━━━━━</w:t>
+        <w:t>------------------------------------------------------------</w:t>
       </w:r>
     </w:p>
     <w:p>
@@ -1296,17 +1288,10 @@
     </w:p>
     <w:tbl>
       <w:tblPr>
+        <w:tblStyle w:val="TableGrid"/>
         <w:tblW w:type="auto" w:w="0"/>
         <w:jc w:val="left"/>
         <w:tblLook w:firstColumn="1" w:firstRow="1" w:lastColumn="0" w:lastRow="0" w:noHBand="0" w:noVBand="1" w:val="04A0"/>
-        <w:tblBorders>
-          <w:top w:val="single" w:sz="4" w:space="0" w:color="D1D5DB"/>
-          <w:left w:val="single" w:sz="4" w:space="0" w:color="D1D5DB"/>
-          <w:bottom w:val="single" w:sz="4" w:space="0" w:color="D1D5DB"/>
-          <w:right w:val="single" w:sz="4" w:space="0" w:color="D1D5DB"/>
-          <w:insideH w:val="single" w:sz="4" w:space="0" w:color="D1D5DB"/>
-          <w:insideV w:val="single" w:sz="4" w:space="0" w:color="D1D5DB"/>
-        </w:tblBorders>
       </w:tblPr>
       <w:tblGrid>
         <w:gridCol w:w="3024"/>
@@ -1975,17 +1960,10 @@
     </w:p>
     <w:tbl>
       <w:tblPr>
+        <w:tblStyle w:val="TableGrid"/>
         <w:tblW w:type="auto" w:w="0"/>
         <w:jc w:val="left"/>
         <w:tblLook w:firstColumn="1" w:firstRow="1" w:lastColumn="0" w:lastRow="0" w:noHBand="0" w:noVBand="1" w:val="04A0"/>
-        <w:tblBorders>
-          <w:top w:val="single" w:sz="4" w:space="0" w:color="D1D5DB"/>
-          <w:left w:val="single" w:sz="4" w:space="0" w:color="D1D5DB"/>
-          <w:bottom w:val="single" w:sz="4" w:space="0" w:color="D1D5DB"/>
-          <w:right w:val="single" w:sz="4" w:space="0" w:color="D1D5DB"/>
-          <w:insideH w:val="single" w:sz="4" w:space="0" w:color="D1D5DB"/>
-          <w:insideV w:val="single" w:sz="4" w:space="0" w:color="D1D5DB"/>
-        </w:tblBorders>
       </w:tblPr>
       <w:tblGrid>
         <w:gridCol w:w="3024"/>
@@ -2669,17 +2647,10 @@
     </w:p>
     <w:tbl>
       <w:tblPr>
+        <w:tblStyle w:val="TableGrid"/>
         <w:tblW w:type="auto" w:w="0"/>
         <w:jc w:val="left"/>
         <w:tblLook w:firstColumn="1" w:firstRow="1" w:lastColumn="0" w:lastRow="0" w:noHBand="0" w:noVBand="1" w:val="04A0"/>
-        <w:tblBorders>
-          <w:top w:val="single" w:sz="4" w:space="0" w:color="D1D5DB"/>
-          <w:left w:val="single" w:sz="4" w:space="0" w:color="D1D5DB"/>
-          <w:bottom w:val="single" w:sz="4" w:space="0" w:color="D1D5DB"/>
-          <w:right w:val="single" w:sz="4" w:space="0" w:color="D1D5DB"/>
-          <w:insideH w:val="single" w:sz="4" w:space="0" w:color="D1D5DB"/>
-          <w:insideV w:val="single" w:sz="4" w:space="0" w:color="D1D5DB"/>
-        </w:tblBorders>
       </w:tblPr>
       <w:tblGrid>
         <w:gridCol w:w="3024"/>
@@ -2886,17 +2857,10 @@
     </w:p>
     <w:tbl>
       <w:tblPr>
+        <w:tblStyle w:val="TableGrid"/>
         <w:tblW w:type="auto" w:w="0"/>
         <w:jc w:val="left"/>
         <w:tblLook w:firstColumn="1" w:firstRow="1" w:lastColumn="0" w:lastRow="0" w:noHBand="0" w:noVBand="1" w:val="04A0"/>
-        <w:tblBorders>
-          <w:top w:val="single" w:sz="4" w:space="0" w:color="D1D5DB"/>
-          <w:left w:val="single" w:sz="4" w:space="0" w:color="D1D5DB"/>
-          <w:bottom w:val="single" w:sz="4" w:space="0" w:color="D1D5DB"/>
-          <w:right w:val="single" w:sz="4" w:space="0" w:color="D1D5DB"/>
-          <w:insideH w:val="single" w:sz="4" w:space="0" w:color="D1D5DB"/>
-          <w:insideV w:val="single" w:sz="4" w:space="0" w:color="D1D5DB"/>
-        </w:tblBorders>
       </w:tblPr>
       <w:tblGrid>
         <w:gridCol w:w="3024"/>
@@ -3304,17 +3268,10 @@
     </w:p>
     <w:tbl>
       <w:tblPr>
+        <w:tblStyle w:val="TableGrid"/>
         <w:tblW w:type="auto" w:w="0"/>
         <w:jc w:val="left"/>
         <w:tblLook w:firstColumn="1" w:firstRow="1" w:lastColumn="0" w:lastRow="0" w:noHBand="0" w:noVBand="1" w:val="04A0"/>
-        <w:tblBorders>
-          <w:top w:val="single" w:sz="4" w:space="0" w:color="D1D5DB"/>
-          <w:left w:val="single" w:sz="4" w:space="0" w:color="D1D5DB"/>
-          <w:bottom w:val="single" w:sz="4" w:space="0" w:color="D1D5DB"/>
-          <w:right w:val="single" w:sz="4" w:space="0" w:color="D1D5DB"/>
-          <w:insideH w:val="single" w:sz="4" w:space="0" w:color="D1D5DB"/>
-          <w:insideV w:val="single" w:sz="4" w:space="0" w:color="D1D5DB"/>
-        </w:tblBorders>
       </w:tblPr>
       <w:tblGrid>
         <w:gridCol w:w="3024"/>
@@ -3484,17 +3441,10 @@
     </w:p>
     <w:tbl>
       <w:tblPr>
+        <w:tblStyle w:val="TableGrid"/>
         <w:tblW w:type="auto" w:w="0"/>
         <w:jc w:val="left"/>
         <w:tblLook w:firstColumn="1" w:firstRow="1" w:lastColumn="0" w:lastRow="0" w:noHBand="0" w:noVBand="1" w:val="04A0"/>
-        <w:tblBorders>
-          <w:top w:val="single" w:sz="4" w:space="0" w:color="D1D5DB"/>
-          <w:left w:val="single" w:sz="4" w:space="0" w:color="D1D5DB"/>
-          <w:bottom w:val="single" w:sz="4" w:space="0" w:color="D1D5DB"/>
-          <w:right w:val="single" w:sz="4" w:space="0" w:color="D1D5DB"/>
-          <w:insideH w:val="single" w:sz="4" w:space="0" w:color="D1D5DB"/>
-          <w:insideV w:val="single" w:sz="4" w:space="0" w:color="D1D5DB"/>
-        </w:tblBorders>
       </w:tblPr>
       <w:tblGrid>
         <w:gridCol w:w="3024"/>
@@ -3863,7 +3813,7 @@
           <w:color w:val="FDC800"/>
           <w:sz w:val="18"/>
         </w:rPr>
-        <w:t>━━━━━━━━━━━━━━━━━━━━━━━━━━━━━━━━━━━━━━━━━━━━━━━━━━</w:t>
+        <w:t>------------------------------------------------------------</w:t>
       </w:r>
     </w:p>
     <w:p>
@@ -3877,548 +3827,548 @@
     <w:p>
       <w:pPr>
         <w:pStyle w:val="MDCode"/>
+        <w:shd w:val="clear" w:color="auto" w:fill="F1F5F9"/>
         <w:spacing w:before="0" w:after="0"/>
+      </w:pPr>
+      <w:r>
+        <w:t>ai-tutor/</w:t>
+      </w:r>
+    </w:p>
+    <w:p>
+      <w:pPr>
+        <w:pStyle w:val="MDCode"/>
         <w:shd w:val="clear" w:color="auto" w:fill="F1F5F9"/>
-      </w:pPr>
-      <w:r>
-        <w:t>ai-tutor/</w:t>
+        <w:spacing w:before="0" w:after="0"/>
+      </w:pPr>
+      <w:r>
+        <w:t>├── app/</w:t>
       </w:r>
     </w:p>
     <w:p>
       <w:pPr>
         <w:pStyle w:val="MDCode"/>
+        <w:shd w:val="clear" w:color="auto" w:fill="F1F5F9"/>
         <w:spacing w:before="0" w:after="0"/>
+      </w:pPr>
+      <w:r>
+        <w:t>│   ├── about/</w:t>
+      </w:r>
+    </w:p>
+    <w:p>
+      <w:pPr>
+        <w:pStyle w:val="MDCode"/>
         <w:shd w:val="clear" w:color="auto" w:fill="F1F5F9"/>
-      </w:pPr>
-      <w:r>
-        <w:t>├── app/</w:t>
+        <w:spacing w:before="0" w:after="0"/>
+      </w:pPr>
+      <w:r>
+        <w:t>│   │   └── page.tsx                  # Founder story page (/about)</w:t>
       </w:r>
     </w:p>
     <w:p>
       <w:pPr>
         <w:pStyle w:val="MDCode"/>
+        <w:shd w:val="clear" w:color="auto" w:fill="F1F5F9"/>
         <w:spacing w:before="0" w:after="0"/>
+      </w:pPr>
+      <w:r>
+        <w:t>│   ├── privacy/</w:t>
+      </w:r>
+    </w:p>
+    <w:p>
+      <w:pPr>
+        <w:pStyle w:val="MDCode"/>
         <w:shd w:val="clear" w:color="auto" w:fill="F1F5F9"/>
-      </w:pPr>
-      <w:r>
-        <w:t>│   ├── about/</w:t>
+        <w:spacing w:before="0" w:after="0"/>
+      </w:pPr>
+      <w:r>
+        <w:t>│   │   └── page.tsx                  # Privacy policy page (/privacy)</w:t>
       </w:r>
     </w:p>
     <w:p>
       <w:pPr>
         <w:pStyle w:val="MDCode"/>
+        <w:shd w:val="clear" w:color="auto" w:fill="F1F5F9"/>
         <w:spacing w:before="0" w:after="0"/>
+      </w:pPr>
+      <w:r>
+        <w:t>│   ├── icon.tsx                      # Branded favicon (32×32 PNG via ImageResponse)</w:t>
+      </w:r>
+    </w:p>
+    <w:p>
+      <w:pPr>
+        <w:pStyle w:val="MDCode"/>
         <w:shd w:val="clear" w:color="auto" w:fill="F1F5F9"/>
-      </w:pPr>
-      <w:r>
-        <w:t>│   │   └── page.tsx                  # Founder story page (/about)</w:t>
+        <w:spacing w:before="0" w:after="0"/>
+      </w:pPr>
+      <w:r>
+        <w:t>│   ├── opengraph-image.tsx           # Social preview card (1200×630 PNG via ImageResponse)</w:t>
       </w:r>
     </w:p>
     <w:p>
       <w:pPr>
         <w:pStyle w:val="MDCode"/>
+        <w:shd w:val="clear" w:color="auto" w:fill="F1F5F9"/>
         <w:spacing w:before="0" w:after="0"/>
+      </w:pPr>
+      <w:r>
+        <w:t>│   ├── api/</w:t>
+      </w:r>
+    </w:p>
+    <w:p>
+      <w:pPr>
+        <w:pStyle w:val="MDCode"/>
         <w:shd w:val="clear" w:color="auto" w:fill="F1F5F9"/>
-      </w:pPr>
-      <w:r>
-        <w:t>│   ├── privacy/</w:t>
+        <w:spacing w:before="0" w:after="0"/>
+      </w:pPr>
+      <w:r>
+        <w:t>│   │   ├── chat/</w:t>
       </w:r>
     </w:p>
     <w:p>
       <w:pPr>
         <w:pStyle w:val="MDCode"/>
+        <w:shd w:val="clear" w:color="auto" w:fill="F1F5F9"/>
         <w:spacing w:before="0" w:after="0"/>
+      </w:pPr>
+      <w:r>
+        <w:t>│   │   │   └── route.ts              # Socratic tutor (chat + practice)</w:t>
+      </w:r>
+    </w:p>
+    <w:p>
+      <w:pPr>
+        <w:pStyle w:val="MDCode"/>
         <w:shd w:val="clear" w:color="auto" w:fill="F1F5F9"/>
-      </w:pPr>
-      <w:r>
-        <w:t>│   │   └── page.tsx                  # Privacy policy page (/privacy)</w:t>
+        <w:spacing w:before="0" w:after="0"/>
+      </w:pPr>
+      <w:r>
+        <w:t>│   │   ├── conversations/</w:t>
       </w:r>
     </w:p>
     <w:p>
       <w:pPr>
         <w:pStyle w:val="MDCode"/>
+        <w:shd w:val="clear" w:color="auto" w:fill="F1F5F9"/>
         <w:spacing w:before="0" w:after="0"/>
+      </w:pPr>
+      <w:r>
+        <w:t>│   │   │   └── route.ts              # GET/POST/DELETE user conversations (auth-protected)</w:t>
+      </w:r>
+    </w:p>
+    <w:p>
+      <w:pPr>
+        <w:pStyle w:val="MDCode"/>
         <w:shd w:val="clear" w:color="auto" w:fill="F1F5F9"/>
-      </w:pPr>
-      <w:r>
-        <w:t>│   ├── icon.tsx                      # Branded favicon (32×32 PNG via ImageResponse)</w:t>
+        <w:spacing w:before="0" w:after="0"/>
+      </w:pPr>
+      <w:r>
+        <w:t>│   │   ├── exam/</w:t>
       </w:r>
     </w:p>
     <w:p>
       <w:pPr>
         <w:pStyle w:val="MDCode"/>
+        <w:shd w:val="clear" w:color="auto" w:fill="F1F5F9"/>
         <w:spacing w:before="0" w:after="0"/>
+      </w:pPr>
+      <w:r>
+        <w:t>│   │   │   ├── generate/route.ts     # Generates 10 exam questions</w:t>
+      </w:r>
+    </w:p>
+    <w:p>
+      <w:pPr>
+        <w:pStyle w:val="MDCode"/>
         <w:shd w:val="clear" w:color="auto" w:fill="F1F5F9"/>
-      </w:pPr>
-      <w:r>
-        <w:t>│   ├── opengraph-image.tsx           # Social preview card (1200×630 PNG via ImageResponse)</w:t>
+        <w:spacing w:before="0" w:after="0"/>
+      </w:pPr>
+      <w:r>
+        <w:t>│   │   │   ├── grade/route.ts        # Grades submitted answers</w:t>
       </w:r>
     </w:p>
     <w:p>
       <w:pPr>
         <w:pStyle w:val="MDCode"/>
+        <w:shd w:val="clear" w:color="auto" w:fill="F1F5F9"/>
         <w:spacing w:before="0" w:after="0"/>
+      </w:pPr>
+      <w:r>
+        <w:t>│   │   │   └── review/route.ts       # Step-by-step AI walkthroughs for wrong answers</w:t>
+      </w:r>
+    </w:p>
+    <w:p>
+      <w:pPr>
+        <w:pStyle w:val="MDCode"/>
         <w:shd w:val="clear" w:color="auto" w:fill="F1F5F9"/>
-      </w:pPr>
-      <w:r>
-        <w:t>│   ├── api/</w:t>
+        <w:spacing w:before="0" w:after="0"/>
+      </w:pPr>
+      <w:r>
+        <w:t>│   │   ├── exam-results/</w:t>
       </w:r>
     </w:p>
     <w:p>
       <w:pPr>
         <w:pStyle w:val="MDCode"/>
+        <w:shd w:val="clear" w:color="auto" w:fill="F1F5F9"/>
         <w:spacing w:before="0" w:after="0"/>
+      </w:pPr>
+      <w:r>
+        <w:t>│   │   │   └── route.ts              # GET/POST exam results (auth-protected)</w:t>
+      </w:r>
+    </w:p>
+    <w:p>
+      <w:pPr>
+        <w:pStyle w:val="MDCode"/>
         <w:shd w:val="clear" w:color="auto" w:fill="F1F5F9"/>
-      </w:pPr>
-      <w:r>
-        <w:t>│   │   ├── chat/</w:t>
+        <w:spacing w:before="0" w:after="0"/>
+      </w:pPr>
+      <w:r>
+        <w:t>│   │   ├── feedback/</w:t>
       </w:r>
     </w:p>
     <w:p>
       <w:pPr>
         <w:pStyle w:val="MDCode"/>
+        <w:shd w:val="clear" w:color="auto" w:fill="F1F5F9"/>
         <w:spacing w:before="0" w:after="0"/>
+      </w:pPr>
+      <w:r>
+        <w:t>│   │   │   └── route.ts              # POST feedback (auth-optional, saves to Feedback table)</w:t>
+      </w:r>
+    </w:p>
+    <w:p>
+      <w:pPr>
+        <w:pStyle w:val="MDCode"/>
         <w:shd w:val="clear" w:color="auto" w:fill="F1F5F9"/>
-      </w:pPr>
-      <w:r>
-        <w:t>│   │   │   └── route.ts              # Socratic tutor (chat + practice)</w:t>
+        <w:spacing w:before="0" w:after="0"/>
+      </w:pPr>
+      <w:r>
+        <w:t>│   │   ├── practice-results/</w:t>
       </w:r>
     </w:p>
     <w:p>
       <w:pPr>
         <w:pStyle w:val="MDCode"/>
+        <w:shd w:val="clear" w:color="auto" w:fill="F1F5F9"/>
         <w:spacing w:before="0" w:after="0"/>
+      </w:pPr>
+      <w:r>
+        <w:t>│   │   │   └── route.ts              # POST practice results (auth-protected)</w:t>
+      </w:r>
+    </w:p>
+    <w:p>
+      <w:pPr>
+        <w:pStyle w:val="MDCode"/>
         <w:shd w:val="clear" w:color="auto" w:fill="F1F5F9"/>
-      </w:pPr>
-      <w:r>
-        <w:t>│   │   ├── conversations/</w:t>
+        <w:spacing w:before="0" w:after="0"/>
+      </w:pPr>
+      <w:r>
+        <w:t>│   │   └── trivia/</w:t>
       </w:r>
     </w:p>
     <w:p>
       <w:pPr>
         <w:pStyle w:val="MDCode"/>
+        <w:shd w:val="clear" w:color="auto" w:fill="F1F5F9"/>
         <w:spacing w:before="0" w:after="0"/>
+      </w:pPr>
+      <w:r>
+        <w:t>│   │       └── route.ts              # POST trivia questions (Brain Break, no auth)</w:t>
+      </w:r>
+    </w:p>
+    <w:p>
+      <w:pPr>
+        <w:pStyle w:val="MDCode"/>
         <w:shd w:val="clear" w:color="auto" w:fill="F1F5F9"/>
-      </w:pPr>
-      <w:r>
-        <w:t>│   │   │   └── route.ts              # GET/POST/DELETE user conversations (auth-protected)</w:t>
+        <w:spacing w:before="0" w:after="0"/>
+      </w:pPr>
+      <w:r>
+        <w:t>│   ├── components/</w:t>
       </w:r>
     </w:p>
     <w:p>
       <w:pPr>
         <w:pStyle w:val="MDCode"/>
+        <w:shd w:val="clear" w:color="auto" w:fill="F1F5F9"/>
         <w:spacing w:before="0" w:after="0"/>
+      </w:pPr>
+      <w:r>
+        <w:t>│   │   ├── BreakZone.tsx             # Brain Break trivia quiz (landing page)</w:t>
+      </w:r>
+    </w:p>
+    <w:p>
+      <w:pPr>
+        <w:pStyle w:val="MDCode"/>
         <w:shd w:val="clear" w:color="auto" w:fill="F1F5F9"/>
-      </w:pPr>
-      <w:r>
-        <w:t>│   │   ├── exam/</w:t>
+        <w:spacing w:before="0" w:after="0"/>
+      </w:pPr>
+      <w:r>
+        <w:t>│   │   ├── ExamView.tsx              # All exam UI (setup → in-progress → results → review)</w:t>
       </w:r>
     </w:p>
     <w:p>
       <w:pPr>
         <w:pStyle w:val="MDCode"/>
+        <w:shd w:val="clear" w:color="auto" w:fill="F1F5F9"/>
         <w:spacing w:before="0" w:after="0"/>
+      </w:pPr>
+      <w:r>
+        <w:t>│   │   ├── FeedbackForm.tsx          # Emoji mood + text feedback form (landing page)</w:t>
+      </w:r>
+    </w:p>
+    <w:p>
+      <w:pPr>
+        <w:pStyle w:val="MDCode"/>
         <w:shd w:val="clear" w:color="auto" w:fill="F1F5F9"/>
-      </w:pPr>
-      <w:r>
-        <w:t>│   │   │   ├── generate/route.ts     # Generates 10 exam questions</w:t>
+        <w:spacing w:before="0" w:after="0"/>
+      </w:pPr>
+      <w:r>
+        <w:t>│   │   ├── Sidebar.tsx               # Chat history sidebar</w:t>
       </w:r>
     </w:p>
     <w:p>
       <w:pPr>
         <w:pStyle w:val="MDCode"/>
+        <w:shd w:val="clear" w:color="auto" w:fill="F1F5F9"/>
         <w:spacing w:before="0" w:after="0"/>
+      </w:pPr>
+      <w:r>
+        <w:t>│   │   └── WelcomeScreen.tsx         # "Choose your mission" onboarding (between splash and app)</w:t>
+      </w:r>
+    </w:p>
+    <w:p>
+      <w:pPr>
+        <w:pStyle w:val="MDCode"/>
         <w:shd w:val="clear" w:color="auto" w:fill="F1F5F9"/>
-      </w:pPr>
-      <w:r>
-        <w:t>│   │   │   ├── grade/route.ts        # Grades submitted answers</w:t>
+        <w:spacing w:before="0" w:after="0"/>
+      </w:pPr>
+      <w:r>
+        <w:t>│   ├── generated/</w:t>
       </w:r>
     </w:p>
     <w:p>
       <w:pPr>
         <w:pStyle w:val="MDCode"/>
+        <w:shd w:val="clear" w:color="auto" w:fill="F1F5F9"/>
         <w:spacing w:before="0" w:after="0"/>
+      </w:pPr>
+      <w:r>
+        <w:t>│   │   └── prisma/                   # Auto-generated Prisma client (do not edit)</w:t>
+      </w:r>
+    </w:p>
+    <w:p>
+      <w:pPr>
+        <w:pStyle w:val="MDCode"/>
         <w:shd w:val="clear" w:color="auto" w:fill="F1F5F9"/>
-      </w:pPr>
-      <w:r>
-        <w:t>│   │   │   └── review/route.ts       # Step-by-step AI walkthroughs for wrong answers</w:t>
+        <w:spacing w:before="0" w:after="0"/>
+      </w:pPr>
+      <w:r>
+        <w:t>│   ├── sign-in/[[...sign-in]]/</w:t>
       </w:r>
     </w:p>
     <w:p>
       <w:pPr>
         <w:pStyle w:val="MDCode"/>
+        <w:shd w:val="clear" w:color="auto" w:fill="F1F5F9"/>
         <w:spacing w:before="0" w:after="0"/>
+      </w:pPr>
+      <w:r>
+        <w:t>│   │   └── page.tsx                  # Clerk sign-in page (/sign-in)</w:t>
+      </w:r>
+    </w:p>
+    <w:p>
+      <w:pPr>
+        <w:pStyle w:val="MDCode"/>
         <w:shd w:val="clear" w:color="auto" w:fill="F1F5F9"/>
-      </w:pPr>
-      <w:r>
-        <w:t>│   │   ├── exam-results/</w:t>
+        <w:spacing w:before="0" w:after="0"/>
+      </w:pPr>
+      <w:r>
+        <w:t>│   ├── sign-up/[[...sign-up]]/</w:t>
       </w:r>
     </w:p>
     <w:p>
       <w:pPr>
         <w:pStyle w:val="MDCode"/>
+        <w:shd w:val="clear" w:color="auto" w:fill="F1F5F9"/>
         <w:spacing w:before="0" w:after="0"/>
+      </w:pPr>
+      <w:r>
+        <w:t>│   │   └── page.tsx                  # Clerk sign-up page (/sign-up)</w:t>
+      </w:r>
+    </w:p>
+    <w:p>
+      <w:pPr>
+        <w:pStyle w:val="MDCode"/>
         <w:shd w:val="clear" w:color="auto" w:fill="F1F5F9"/>
-      </w:pPr>
-      <w:r>
-        <w:t>│   │   │   └── route.ts              # GET/POST exam results (auth-protected)</w:t>
+        <w:spacing w:before="0" w:after="0"/>
+      </w:pPr>
+      <w:r>
+        <w:t>│   ├── globals.css                   # Tailwind import, dark-mode custom properties</w:t>
       </w:r>
     </w:p>
     <w:p>
       <w:pPr>
         <w:pStyle w:val="MDCode"/>
+        <w:shd w:val="clear" w:color="auto" w:fill="F1F5F9"/>
         <w:spacing w:before="0" w:after="0"/>
+      </w:pPr>
+      <w:r>
+        <w:t>│   ├── layout.tsx                    # Root layout: fonts, KaTeX CSS, ClerkProvider, Analytics</w:t>
+      </w:r>
+    </w:p>
+    <w:p>
+      <w:pPr>
+        <w:pStyle w:val="MDCode"/>
         <w:shd w:val="clear" w:color="auto" w:fill="F1F5F9"/>
-      </w:pPr>
-      <w:r>
-        <w:t>│   │   ├── feedback/</w:t>
+        <w:spacing w:before="0" w:after="0"/>
+      </w:pPr>
+      <w:r>
+        <w:t>│   ├── page.tsx                      # Main page: splash, header, controls, chat/practice/exam</w:t>
       </w:r>
     </w:p>
     <w:p>
       <w:pPr>
         <w:pStyle w:val="MDCode"/>
+        <w:shd w:val="clear" w:color="auto" w:fill="F1F5F9"/>
         <w:spacing w:before="0" w:after="0"/>
+      </w:pPr>
+      <w:r>
+        <w:t>│   └── types.ts                      # Shared TypeScript types</w:t>
+      </w:r>
+    </w:p>
+    <w:p>
+      <w:pPr>
+        <w:pStyle w:val="MDCode"/>
         <w:shd w:val="clear" w:color="auto" w:fill="F1F5F9"/>
-      </w:pPr>
-      <w:r>
-        <w:t>│   │   │   └── route.ts              # POST feedback (auth-optional, saves to Feedback table)</w:t>
+        <w:spacing w:before="0" w:after="0"/>
+      </w:pPr>
+      <w:r>
+        <w:t>├── lib/</w:t>
       </w:r>
     </w:p>
     <w:p>
       <w:pPr>
         <w:pStyle w:val="MDCode"/>
+        <w:shd w:val="clear" w:color="auto" w:fill="F1F5F9"/>
         <w:spacing w:before="0" w:after="0"/>
+      </w:pPr>
+      <w:r>
+        <w:t>│   ├── db.ts                         # Prisma client singleton (with Neon HTTP adapter)</w:t>
+      </w:r>
+    </w:p>
+    <w:p>
+      <w:pPr>
+        <w:pStyle w:val="MDCode"/>
         <w:shd w:val="clear" w:color="auto" w:fill="F1F5F9"/>
-      </w:pPr>
-      <w:r>
-        <w:t>│   │   ├── practice-results/</w:t>
+        <w:spacing w:before="0" w:after="0"/>
+      </w:pPr>
+      <w:r>
+        <w:t>│   └── ratelimit.ts                  # In-memory rate limiter (createRateLimiter + getIp)</w:t>
       </w:r>
     </w:p>
     <w:p>
       <w:pPr>
         <w:pStyle w:val="MDCode"/>
+        <w:shd w:val="clear" w:color="auto" w:fill="F1F5F9"/>
         <w:spacing w:before="0" w:after="0"/>
+      </w:pPr>
+      <w:r>
+        <w:t>├── prisma/</w:t>
+      </w:r>
+    </w:p>
+    <w:p>
+      <w:pPr>
+        <w:pStyle w:val="MDCode"/>
         <w:shd w:val="clear" w:color="auto" w:fill="F1F5F9"/>
-      </w:pPr>
-      <w:r>
-        <w:t>│   │   │   └── route.ts              # POST practice results (auth-protected)</w:t>
+        <w:spacing w:before="0" w:after="0"/>
+      </w:pPr>
+      <w:r>
+        <w:t>│   ├── migrations/                   # Prisma migration history</w:t>
       </w:r>
     </w:p>
     <w:p>
       <w:pPr>
         <w:pStyle w:val="MDCode"/>
+        <w:shd w:val="clear" w:color="auto" w:fill="F1F5F9"/>
         <w:spacing w:before="0" w:after="0"/>
+      </w:pPr>
+      <w:r>
+        <w:t>│   └── schema.prisma                 # Database schema (Conversation, ExamResult, PracticeResult, Feedback)</w:t>
+      </w:r>
+    </w:p>
+    <w:p>
+      <w:pPr>
+        <w:pStyle w:val="MDCode"/>
         <w:shd w:val="clear" w:color="auto" w:fill="F1F5F9"/>
-      </w:pPr>
-      <w:r>
-        <w:t>│   │   └── trivia/</w:t>
+        <w:spacing w:before="0" w:after="0"/>
+      </w:pPr>
+      <w:r>
+        <w:t>├── public/</w:t>
       </w:r>
     </w:p>
     <w:p>
       <w:pPr>
         <w:pStyle w:val="MDCode"/>
+        <w:shd w:val="clear" w:color="auto" w:fill="F1F5F9"/>
         <w:spacing w:before="0" w:after="0"/>
+      </w:pPr>
+      <w:r>
+        <w:t>│   └── san.jpeg                      # Founder photo (About page)</w:t>
+      </w:r>
+    </w:p>
+    <w:p>
+      <w:pPr>
+        <w:pStyle w:val="MDCode"/>
         <w:shd w:val="clear" w:color="auto" w:fill="F1F5F9"/>
-      </w:pPr>
-      <w:r>
-        <w:t>│   │       └── route.ts              # POST trivia questions (Brain Break, no auth)</w:t>
+        <w:spacing w:before="0" w:after="0"/>
+      </w:pPr>
+      <w:r>
+        <w:t>├── middleware.ts                     # Clerk auth middleware (runs on every request)</w:t>
       </w:r>
     </w:p>
     <w:p>
       <w:pPr>
         <w:pStyle w:val="MDCode"/>
+        <w:shd w:val="clear" w:color="auto" w:fill="F1F5F9"/>
         <w:spacing w:before="0" w:after="0"/>
+      </w:pPr>
+      <w:r>
+        <w:t>├── prisma.config.ts                  # Prisma 7 config (datasource URL, migration path)</w:t>
+      </w:r>
+    </w:p>
+    <w:p>
+      <w:pPr>
+        <w:pStyle w:val="MDCode"/>
         <w:shd w:val="clear" w:color="auto" w:fill="F1F5F9"/>
-      </w:pPr>
-      <w:r>
-        <w:t>│   ├── components/</w:t>
+        <w:spacing w:before="0" w:after="0"/>
+      </w:pPr>
+      <w:r>
+        <w:t>├── .env.local                        # All secrets — never committed (see Section 12)</w:t>
       </w:r>
     </w:p>
     <w:p>
       <w:pPr>
         <w:pStyle w:val="MDCode"/>
+        <w:shd w:val="clear" w:color="auto" w:fill="F1F5F9"/>
         <w:spacing w:before="0" w:after="0"/>
+      </w:pPr>
+      <w:r>
+        <w:t>├── package.json</w:t>
+      </w:r>
+    </w:p>
+    <w:p>
+      <w:pPr>
+        <w:pStyle w:val="MDCode"/>
         <w:shd w:val="clear" w:color="auto" w:fill="F1F5F9"/>
-      </w:pPr>
-      <w:r>
-        <w:t>│   │   ├── BreakZone.tsx             # Brain Break trivia quiz (landing page)</w:t>
+        <w:spacing w:before="0" w:after="0"/>
+      </w:pPr>
+      <w:r>
+        <w:t>├── tsconfig.json</w:t>
       </w:r>
     </w:p>
     <w:p>
       <w:pPr>
         <w:pStyle w:val="MDCode"/>
+        <w:shd w:val="clear" w:color="auto" w:fill="F1F5F9"/>
         <w:spacing w:before="0" w:after="0"/>
-        <w:shd w:val="clear" w:color="auto" w:fill="F1F5F9"/>
-      </w:pPr>
-      <w:r>
-        <w:t>│   │   ├── ExamView.tsx              # All exam UI (setup → in-progress → results → review)</w:t>
-      </w:r>
-    </w:p>
-    <w:p>
-      <w:pPr>
-        <w:pStyle w:val="MDCode"/>
-        <w:spacing w:before="0" w:after="0"/>
-        <w:shd w:val="clear" w:color="auto" w:fill="F1F5F9"/>
-      </w:pPr>
-      <w:r>
-        <w:t>│   │   ├── FeedbackForm.tsx          # Emoji mood + text feedback form (landing page)</w:t>
-      </w:r>
-    </w:p>
-    <w:p>
-      <w:pPr>
-        <w:pStyle w:val="MDCode"/>
-        <w:spacing w:before="0" w:after="0"/>
-        <w:shd w:val="clear" w:color="auto" w:fill="F1F5F9"/>
-      </w:pPr>
-      <w:r>
-        <w:t>│   │   ├── Sidebar.tsx               # Chat history sidebar</w:t>
-      </w:r>
-    </w:p>
-    <w:p>
-      <w:pPr>
-        <w:pStyle w:val="MDCode"/>
-        <w:spacing w:before="0" w:after="0"/>
-        <w:shd w:val="clear" w:color="auto" w:fill="F1F5F9"/>
-      </w:pPr>
-      <w:r>
-        <w:t>│   │   └── WelcomeScreen.tsx         # "Choose your mission" onboarding (between splash and app)</w:t>
-      </w:r>
-    </w:p>
-    <w:p>
-      <w:pPr>
-        <w:pStyle w:val="MDCode"/>
-        <w:spacing w:before="0" w:after="0"/>
-        <w:shd w:val="clear" w:color="auto" w:fill="F1F5F9"/>
-      </w:pPr>
-      <w:r>
-        <w:t>│   ├── generated/</w:t>
-      </w:r>
-    </w:p>
-    <w:p>
-      <w:pPr>
-        <w:pStyle w:val="MDCode"/>
-        <w:spacing w:before="0" w:after="0"/>
-        <w:shd w:val="clear" w:color="auto" w:fill="F1F5F9"/>
-      </w:pPr>
-      <w:r>
-        <w:t>│   │   └── prisma/                   # Auto-generated Prisma client (do not edit)</w:t>
-      </w:r>
-    </w:p>
-    <w:p>
-      <w:pPr>
-        <w:pStyle w:val="MDCode"/>
-        <w:spacing w:before="0" w:after="0"/>
-        <w:shd w:val="clear" w:color="auto" w:fill="F1F5F9"/>
-      </w:pPr>
-      <w:r>
-        <w:t>│   ├── sign-in/[[...sign-in]]/</w:t>
-      </w:r>
-    </w:p>
-    <w:p>
-      <w:pPr>
-        <w:pStyle w:val="MDCode"/>
-        <w:spacing w:before="0" w:after="0"/>
-        <w:shd w:val="clear" w:color="auto" w:fill="F1F5F9"/>
-      </w:pPr>
-      <w:r>
-        <w:t>│   │   └── page.tsx                  # Clerk sign-in page (/sign-in)</w:t>
-      </w:r>
-    </w:p>
-    <w:p>
-      <w:pPr>
-        <w:pStyle w:val="MDCode"/>
-        <w:spacing w:before="0" w:after="0"/>
-        <w:shd w:val="clear" w:color="auto" w:fill="F1F5F9"/>
-      </w:pPr>
-      <w:r>
-        <w:t>│   ├── sign-up/[[...sign-up]]/</w:t>
-      </w:r>
-    </w:p>
-    <w:p>
-      <w:pPr>
-        <w:pStyle w:val="MDCode"/>
-        <w:spacing w:before="0" w:after="0"/>
-        <w:shd w:val="clear" w:color="auto" w:fill="F1F5F9"/>
-      </w:pPr>
-      <w:r>
-        <w:t>│   │   └── page.tsx                  # Clerk sign-up page (/sign-up)</w:t>
-      </w:r>
-    </w:p>
-    <w:p>
-      <w:pPr>
-        <w:pStyle w:val="MDCode"/>
-        <w:spacing w:before="0" w:after="0"/>
-        <w:shd w:val="clear" w:color="auto" w:fill="F1F5F9"/>
-      </w:pPr>
-      <w:r>
-        <w:t>│   ├── globals.css                   # Tailwind import, dark-mode custom properties</w:t>
-      </w:r>
-    </w:p>
-    <w:p>
-      <w:pPr>
-        <w:pStyle w:val="MDCode"/>
-        <w:spacing w:before="0" w:after="0"/>
-        <w:shd w:val="clear" w:color="auto" w:fill="F1F5F9"/>
-      </w:pPr>
-      <w:r>
-        <w:t>│   ├── layout.tsx                    # Root layout: fonts, KaTeX CSS, ClerkProvider, Analytics</w:t>
-      </w:r>
-    </w:p>
-    <w:p>
-      <w:pPr>
-        <w:pStyle w:val="MDCode"/>
-        <w:spacing w:before="0" w:after="0"/>
-        <w:shd w:val="clear" w:color="auto" w:fill="F1F5F9"/>
-      </w:pPr>
-      <w:r>
-        <w:t>│   ├── page.tsx                      # Main page: splash, header, controls, chat/practice/exam</w:t>
-      </w:r>
-    </w:p>
-    <w:p>
-      <w:pPr>
-        <w:pStyle w:val="MDCode"/>
-        <w:spacing w:before="0" w:after="0"/>
-        <w:shd w:val="clear" w:color="auto" w:fill="F1F5F9"/>
-      </w:pPr>
-      <w:r>
-        <w:t>│   └── types.ts                      # Shared TypeScript types</w:t>
-      </w:r>
-    </w:p>
-    <w:p>
-      <w:pPr>
-        <w:pStyle w:val="MDCode"/>
-        <w:spacing w:before="0" w:after="0"/>
-        <w:shd w:val="clear" w:color="auto" w:fill="F1F5F9"/>
-      </w:pPr>
-      <w:r>
-        <w:t>├── lib/</w:t>
-      </w:r>
-    </w:p>
-    <w:p>
-      <w:pPr>
-        <w:pStyle w:val="MDCode"/>
-        <w:spacing w:before="0" w:after="0"/>
-        <w:shd w:val="clear" w:color="auto" w:fill="F1F5F9"/>
-      </w:pPr>
-      <w:r>
-        <w:t>│   ├── db.ts                         # Prisma client singleton (with Neon HTTP adapter)</w:t>
-      </w:r>
-    </w:p>
-    <w:p>
-      <w:pPr>
-        <w:pStyle w:val="MDCode"/>
-        <w:spacing w:before="0" w:after="0"/>
-        <w:shd w:val="clear" w:color="auto" w:fill="F1F5F9"/>
-      </w:pPr>
-      <w:r>
-        <w:t>│   └── ratelimit.ts                  # In-memory rate limiter (createRateLimiter + getIp)</w:t>
-      </w:r>
-    </w:p>
-    <w:p>
-      <w:pPr>
-        <w:pStyle w:val="MDCode"/>
-        <w:spacing w:before="0" w:after="0"/>
-        <w:shd w:val="clear" w:color="auto" w:fill="F1F5F9"/>
-      </w:pPr>
-      <w:r>
-        <w:t>├── prisma/</w:t>
-      </w:r>
-    </w:p>
-    <w:p>
-      <w:pPr>
-        <w:pStyle w:val="MDCode"/>
-        <w:spacing w:before="0" w:after="0"/>
-        <w:shd w:val="clear" w:color="auto" w:fill="F1F5F9"/>
-      </w:pPr>
-      <w:r>
-        <w:t>│   ├── migrations/                   # Prisma migration history</w:t>
-      </w:r>
-    </w:p>
-    <w:p>
-      <w:pPr>
-        <w:pStyle w:val="MDCode"/>
-        <w:spacing w:before="0" w:after="0"/>
-        <w:shd w:val="clear" w:color="auto" w:fill="F1F5F9"/>
-      </w:pPr>
-      <w:r>
-        <w:t>│   └── schema.prisma                 # Database schema (Conversation, ExamResult, PracticeResult, Feedback)</w:t>
-      </w:r>
-    </w:p>
-    <w:p>
-      <w:pPr>
-        <w:pStyle w:val="MDCode"/>
-        <w:spacing w:before="0" w:after="0"/>
-        <w:shd w:val="clear" w:color="auto" w:fill="F1F5F9"/>
-      </w:pPr>
-      <w:r>
-        <w:t>├── public/</w:t>
-      </w:r>
-    </w:p>
-    <w:p>
-      <w:pPr>
-        <w:pStyle w:val="MDCode"/>
-        <w:spacing w:before="0" w:after="0"/>
-        <w:shd w:val="clear" w:color="auto" w:fill="F1F5F9"/>
-      </w:pPr>
-      <w:r>
-        <w:t>│   └── san.jpeg                      # Founder photo (About page)</w:t>
-      </w:r>
-    </w:p>
-    <w:p>
-      <w:pPr>
-        <w:pStyle w:val="MDCode"/>
-        <w:spacing w:before="0" w:after="0"/>
-        <w:shd w:val="clear" w:color="auto" w:fill="F1F5F9"/>
-      </w:pPr>
-      <w:r>
-        <w:t>├── middleware.ts                     # Clerk auth middleware (runs on every request)</w:t>
-      </w:r>
-    </w:p>
-    <w:p>
-      <w:pPr>
-        <w:pStyle w:val="MDCode"/>
-        <w:spacing w:before="0" w:after="0"/>
-        <w:shd w:val="clear" w:color="auto" w:fill="F1F5F9"/>
-      </w:pPr>
-      <w:r>
-        <w:t>├── prisma.config.ts                  # Prisma 7 config (datasource URL, migration path)</w:t>
-      </w:r>
-    </w:p>
-    <w:p>
-      <w:pPr>
-        <w:pStyle w:val="MDCode"/>
-        <w:spacing w:before="0" w:after="0"/>
-        <w:shd w:val="clear" w:color="auto" w:fill="F1F5F9"/>
-      </w:pPr>
-      <w:r>
-        <w:t>├── .env.local                        # All secrets — never committed (see Section 12)</w:t>
-      </w:r>
-    </w:p>
-    <w:p>
-      <w:pPr>
-        <w:pStyle w:val="MDCode"/>
-        <w:spacing w:before="0" w:after="0"/>
-        <w:shd w:val="clear" w:color="auto" w:fill="F1F5F9"/>
-      </w:pPr>
-      <w:r>
-        <w:t>├── package.json</w:t>
-      </w:r>
-    </w:p>
-    <w:p>
-      <w:pPr>
-        <w:pStyle w:val="MDCode"/>
-        <w:spacing w:before="0" w:after="0"/>
-        <w:shd w:val="clear" w:color="auto" w:fill="F1F5F9"/>
-      </w:pPr>
-      <w:r>
-        <w:t>├── tsconfig.json</w:t>
-      </w:r>
-    </w:p>
-    <w:p>
-      <w:pPr>
-        <w:pStyle w:val="MDCode"/>
-        <w:spacing w:before="0" w:after="0"/>
-        <w:shd w:val="clear" w:color="auto" w:fill="F1F5F9"/>
       </w:pPr>
       <w:r>
         <w:t>└── DESIGN.md                         # ← this file</w:t>
@@ -4435,7 +4385,7 @@
           <w:color w:val="FDC800"/>
           <w:sz w:val="18"/>
         </w:rPr>
-        <w:t>━━━━━━━━━━━━━━━━━━━━━━━━━━━━━━━━━━━━━━━━━━━━━━━━━━</w:t>
+        <w:t>------------------------------------------------------------</w:t>
       </w:r>
     </w:p>
     <w:p>
@@ -4449,8 +4399,158 @@
     <w:p>
       <w:pPr>
         <w:pStyle w:val="MDCode"/>
+        <w:shd w:val="clear" w:color="auto" w:fill="F1F5F9"/>
         <w:spacing w:before="0" w:after="0"/>
+      </w:pPr>
+      <w:r>
+        <w:t>┌──────────────────────────────────────────────────────────────┐</w:t>
+      </w:r>
+    </w:p>
+    <w:p>
+      <w:pPr>
+        <w:pStyle w:val="MDCode"/>
         <w:shd w:val="clear" w:color="auto" w:fill="F1F5F9"/>
+        <w:spacing w:before="0" w:after="0"/>
+      </w:pPr>
+      <w:r>
+        <w:t>│                           Browser                            │</w:t>
+      </w:r>
+    </w:p>
+    <w:p>
+      <w:pPr>
+        <w:pStyle w:val="MDCode"/>
+        <w:shd w:val="clear" w:color="auto" w:fill="F1F5F9"/>
+        <w:spacing w:before="0" w:after="0"/>
+      </w:pPr>
+      <w:r>
+        <w:t>│                                                              │</w:t>
+      </w:r>
+    </w:p>
+    <w:p>
+      <w:pPr>
+        <w:pStyle w:val="MDCode"/>
+        <w:shd w:val="clear" w:color="auto" w:fill="F1F5F9"/>
+        <w:spacing w:before="0" w:after="0"/>
+      </w:pPr>
+      <w:r>
+        <w:t>│  ┌──────────┐   ┌──────────────┐   ┌─────────────────────┐  │</w:t>
+      </w:r>
+    </w:p>
+    <w:p>
+      <w:pPr>
+        <w:pStyle w:val="MDCode"/>
+        <w:shd w:val="clear" w:color="auto" w:fill="F1F5F9"/>
+        <w:spacing w:before="0" w:after="0"/>
+      </w:pPr>
+      <w:r>
+        <w:t>│  │  Splash  │   │  page.tsx    │   │   ExamView.tsx       │  │</w:t>
+      </w:r>
+    </w:p>
+    <w:p>
+      <w:pPr>
+        <w:pStyle w:val="MDCode"/>
+        <w:shd w:val="clear" w:color="auto" w:fill="F1F5F9"/>
+        <w:spacing w:before="0" w:after="0"/>
+      </w:pPr>
+      <w:r>
+        <w:t>│  │  Screen  │──▶│  (main app)  │──▶│   (exam flow)        │  │</w:t>
+      </w:r>
+    </w:p>
+    <w:p>
+      <w:pPr>
+        <w:pStyle w:val="MDCode"/>
+        <w:shd w:val="clear" w:color="auto" w:fill="F1F5F9"/>
+        <w:spacing w:before="0" w:after="0"/>
+      </w:pPr>
+      <w:r>
+        <w:t>│  └──────────┘   └──────┬───────┘   └──────────┬──────────┘  │</w:t>
+      </w:r>
+    </w:p>
+    <w:p>
+      <w:pPr>
+        <w:pStyle w:val="MDCode"/>
+        <w:shd w:val="clear" w:color="auto" w:fill="F1F5F9"/>
+        <w:spacing w:before="0" w:after="0"/>
+      </w:pPr>
+      <w:r>
+        <w:t>│                        │                      │              │</w:t>
+      </w:r>
+    </w:p>
+    <w:p>
+      <w:pPr>
+        <w:pStyle w:val="MDCode"/>
+        <w:shd w:val="clear" w:color="auto" w:fill="F1F5F9"/>
+        <w:spacing w:before="0" w:after="0"/>
+      </w:pPr>
+      <w:r>
+        <w:t>│             ┌──────────┼──────────────────────┘              │</w:t>
+      </w:r>
+    </w:p>
+    <w:p>
+      <w:pPr>
+        <w:pStyle w:val="MDCode"/>
+        <w:shd w:val="clear" w:color="auto" w:fill="F1F5F9"/>
+        <w:spacing w:before="0" w:after="0"/>
+      </w:pPr>
+      <w:r>
+        <w:t>│             │          │                                     │</w:t>
+      </w:r>
+    </w:p>
+    <w:p>
+      <w:pPr>
+        <w:pStyle w:val="MDCode"/>
+        <w:shd w:val="clear" w:color="auto" w:fill="F1F5F9"/>
+        <w:spacing w:before="0" w:after="0"/>
+      </w:pPr>
+      <w:r>
+        <w:t>│       Sidebar.tsx   localStorage (guest)                     │</w:t>
+      </w:r>
+    </w:p>
+    <w:p>
+      <w:pPr>
+        <w:pStyle w:val="MDCode"/>
+        <w:shd w:val="clear" w:color="auto" w:fill="F1F5F9"/>
+        <w:spacing w:before="0" w:after="0"/>
+      </w:pPr>
+      <w:r>
+        <w:t>│       (history)     OR /api/conversations (signed in)        │</w:t>
+      </w:r>
+    </w:p>
+    <w:p>
+      <w:pPr>
+        <w:pStyle w:val="MDCode"/>
+        <w:shd w:val="clear" w:color="auto" w:fill="F1F5F9"/>
+        <w:spacing w:before="0" w:after="0"/>
+      </w:pPr>
+      <w:r>
+        <w:t>└─────────────┼────────────────────────────────────────────────┘</w:t>
+      </w:r>
+    </w:p>
+    <w:p>
+      <w:pPr>
+        <w:pStyle w:val="MDCode"/>
+        <w:shd w:val="clear" w:color="auto" w:fill="F1F5F9"/>
+        <w:spacing w:before="0" w:after="0"/>
+      </w:pPr>
+      <w:r>
+        <w:t xml:space="preserve">              │  fetch (JSON over HTTPS)</w:t>
+      </w:r>
+    </w:p>
+    <w:p>
+      <w:pPr>
+        <w:pStyle w:val="MDCode"/>
+        <w:shd w:val="clear" w:color="auto" w:fill="F1F5F9"/>
+        <w:spacing w:before="0" w:after="0"/>
+      </w:pPr>
+      <w:r>
+        <w:t xml:space="preserve">              ▼</w:t>
+      </w:r>
+    </w:p>
+    <w:p>
+      <w:pPr>
+        <w:pStyle w:val="MDCode"/>
+        <w:shd w:val="clear" w:color="auto" w:fill="F1F5F9"/>
+        <w:spacing w:before="0" w:after="0"/>
       </w:pPr>
       <w:r>
         <w:t>┌──────────────────────────────────────────────────────────────┐</w:t>
@@ -4459,338 +4559,188 @@
     <w:p>
       <w:pPr>
         <w:pStyle w:val="MDCode"/>
+        <w:shd w:val="clear" w:color="auto" w:fill="F1F5F9"/>
         <w:spacing w:before="0" w:after="0"/>
+      </w:pPr>
+      <w:r>
+        <w:t>│                    Next.js API Routes                        │</w:t>
+      </w:r>
+    </w:p>
+    <w:p>
+      <w:pPr>
+        <w:pStyle w:val="MDCode"/>
         <w:shd w:val="clear" w:color="auto" w:fill="F1F5F9"/>
-      </w:pPr>
-      <w:r>
-        <w:t>│                           Browser                            │</w:t>
+        <w:spacing w:before="0" w:after="0"/>
+      </w:pPr>
+      <w:r>
+        <w:t>│                                                              │</w:t>
       </w:r>
     </w:p>
     <w:p>
       <w:pPr>
         <w:pStyle w:val="MDCode"/>
+        <w:shd w:val="clear" w:color="auto" w:fill="F1F5F9"/>
         <w:spacing w:before="0" w:after="0"/>
+      </w:pPr>
+      <w:r>
+        <w:t>│  POST  /api/chat                POST /api/exam/generate      │</w:t>
+      </w:r>
+    </w:p>
+    <w:p>
+      <w:pPr>
+        <w:pStyle w:val="MDCode"/>
         <w:shd w:val="clear" w:color="auto" w:fill="F1F5F9"/>
-      </w:pPr>
-      <w:r>
-        <w:t>│                                                              │</w:t>
+        <w:spacing w:before="0" w:after="0"/>
+      </w:pPr>
+      <w:r>
+        <w:t>│  POST  /api/exam/grade          POST /api/exam/review        │</w:t>
       </w:r>
     </w:p>
     <w:p>
       <w:pPr>
         <w:pStyle w:val="MDCode"/>
+        <w:shd w:val="clear" w:color="auto" w:fill="F1F5F9"/>
         <w:spacing w:before="0" w:after="0"/>
+      </w:pPr>
+      <w:r>
+        <w:t>│  GET   /api/conversations       POST /api/conversations      │</w:t>
+      </w:r>
+    </w:p>
+    <w:p>
+      <w:pPr>
+        <w:pStyle w:val="MDCode"/>
         <w:shd w:val="clear" w:color="auto" w:fill="F1F5F9"/>
-      </w:pPr>
-      <w:r>
-        <w:t>│  ┌──────────┐   ┌──────────────┐   ┌─────────────────────┐  │</w:t>
+        <w:spacing w:before="0" w:after="0"/>
+      </w:pPr>
+      <w:r>
+        <w:t>│  DELETE /api/conversations      POST /api/exam-results       │</w:t>
       </w:r>
     </w:p>
     <w:p>
       <w:pPr>
         <w:pStyle w:val="MDCode"/>
+        <w:shd w:val="clear" w:color="auto" w:fill="F1F5F9"/>
         <w:spacing w:before="0" w:after="0"/>
+      </w:pPr>
+      <w:r>
+        <w:t>│  POST  /api/practice-results                                 │</w:t>
+      </w:r>
+    </w:p>
+    <w:p>
+      <w:pPr>
+        <w:pStyle w:val="MDCode"/>
         <w:shd w:val="clear" w:color="auto" w:fill="F1F5F9"/>
-      </w:pPr>
-      <w:r>
-        <w:t>│  │  Splash  │   │  page.tsx    │   │   ExamView.tsx       │  │</w:t>
+        <w:spacing w:before="0" w:after="0"/>
+      </w:pPr>
+      <w:r>
+        <w:t>└──────────┬──────────────────────────┬───────────────────────┘</w:t>
       </w:r>
     </w:p>
     <w:p>
       <w:pPr>
         <w:pStyle w:val="MDCode"/>
+        <w:shd w:val="clear" w:color="auto" w:fill="F1F5F9"/>
         <w:spacing w:before="0" w:after="0"/>
+      </w:pPr>
+      <w:r>
+        <w:t xml:space="preserve">           │  @anthropic-ai/sdk       │  Prisma + Neon adapter</w:t>
+      </w:r>
+    </w:p>
+    <w:p>
+      <w:pPr>
+        <w:pStyle w:val="MDCode"/>
         <w:shd w:val="clear" w:color="auto" w:fill="F1F5F9"/>
-      </w:pPr>
-      <w:r>
-        <w:t>│  │  Screen  │──▶│  (main app)  │──▶│   (exam flow)        │  │</w:t>
+        <w:spacing w:before="0" w:after="0"/>
+      </w:pPr>
+      <w:r>
+        <w:t xml:space="preserve">           ▼                          ▼</w:t>
       </w:r>
     </w:p>
     <w:p>
       <w:pPr>
         <w:pStyle w:val="MDCode"/>
+        <w:shd w:val="clear" w:color="auto" w:fill="F1F5F9"/>
         <w:spacing w:before="0" w:after="0"/>
+      </w:pPr>
+      <w:r>
+        <w:t>┌─────────────────────┐   ┌──────────────────────────────────┐</w:t>
+      </w:r>
+    </w:p>
+    <w:p>
+      <w:pPr>
+        <w:pStyle w:val="MDCode"/>
         <w:shd w:val="clear" w:color="auto" w:fill="F1F5F9"/>
-      </w:pPr>
-      <w:r>
-        <w:t>│  └──────────┘   └──────┬───────┘   └──────────┬──────────┘  │</w:t>
+        <w:spacing w:before="0" w:after="0"/>
+      </w:pPr>
+      <w:r>
+        <w:t>│  Anthropic API      │   │  Neon PostgreSQL (AWS Sydney)     │</w:t>
       </w:r>
     </w:p>
     <w:p>
       <w:pPr>
         <w:pStyle w:val="MDCode"/>
+        <w:shd w:val="clear" w:color="auto" w:fill="F1F5F9"/>
         <w:spacing w:before="0" w:after="0"/>
+      </w:pPr>
+      <w:r>
+        <w:t>│  claude-sonnet-4-6  │   │  Conversation, ExamResult,        │</w:t>
+      </w:r>
+    </w:p>
+    <w:p>
+      <w:pPr>
+        <w:pStyle w:val="MDCode"/>
         <w:shd w:val="clear" w:color="auto" w:fill="F1F5F9"/>
-      </w:pPr>
-      <w:r>
-        <w:t>│                        │                      │              │</w:t>
+        <w:spacing w:before="0" w:after="0"/>
+      </w:pPr>
+      <w:r>
+        <w:t>└─────────────────────┘   │  PracticeResult tables            │</w:t>
       </w:r>
     </w:p>
     <w:p>
       <w:pPr>
         <w:pStyle w:val="MDCode"/>
+        <w:shd w:val="clear" w:color="auto" w:fill="F1F5F9"/>
         <w:spacing w:before="0" w:after="0"/>
+      </w:pPr>
+      <w:r>
+        <w:t xml:space="preserve">                          └──────────────────────────────────┘</w:t>
+      </w:r>
+    </w:p>
+    <w:p>
+      <w:pPr>
+        <w:pStyle w:val="MDCode"/>
         <w:shd w:val="clear" w:color="auto" w:fill="F1F5F9"/>
-      </w:pPr>
-      <w:r>
-        <w:t>│             ┌──────────┼──────────────────────┘              │</w:t>
+        <w:spacing w:before="0" w:after="0"/>
+      </w:pPr>
+      <w:r>
+        <w:t xml:space="preserve"> </w:t>
       </w:r>
     </w:p>
     <w:p>
       <w:pPr>
         <w:pStyle w:val="MDCode"/>
+        <w:shd w:val="clear" w:color="auto" w:fill="F1F5F9"/>
         <w:spacing w:before="0" w:after="0"/>
+      </w:pPr>
+      <w:r>
+        <w:t>Auth layer (middleware.ts + Clerk):</w:t>
+      </w:r>
+    </w:p>
+    <w:p>
+      <w:pPr>
+        <w:pStyle w:val="MDCode"/>
         <w:shd w:val="clear" w:color="auto" w:fill="F1F5F9"/>
-      </w:pPr>
-      <w:r>
-        <w:t>│             │          │                                     │</w:t>
+        <w:spacing w:before="0" w:after="0"/>
+      </w:pPr>
+      <w:r>
+        <w:t xml:space="preserve">  Every request → Clerk middleware → session validated</w:t>
       </w:r>
     </w:p>
     <w:p>
       <w:pPr>
         <w:pStyle w:val="MDCode"/>
+        <w:shd w:val="clear" w:color="auto" w:fill="F1F5F9"/>
         <w:spacing w:before="0" w:after="0"/>
-        <w:shd w:val="clear" w:color="auto" w:fill="F1F5F9"/>
-      </w:pPr>
-      <w:r>
-        <w:t>│       Sidebar.tsx   localStorage (guest)                     │</w:t>
-      </w:r>
-    </w:p>
-    <w:p>
-      <w:pPr>
-        <w:pStyle w:val="MDCode"/>
-        <w:spacing w:before="0" w:after="0"/>
-        <w:shd w:val="clear" w:color="auto" w:fill="F1F5F9"/>
-      </w:pPr>
-      <w:r>
-        <w:t>│       (history)     OR /api/conversations (signed in)        │</w:t>
-      </w:r>
-    </w:p>
-    <w:p>
-      <w:pPr>
-        <w:pStyle w:val="MDCode"/>
-        <w:spacing w:before="0" w:after="0"/>
-        <w:shd w:val="clear" w:color="auto" w:fill="F1F5F9"/>
-      </w:pPr>
-      <w:r>
-        <w:t>└─────────────┼────────────────────────────────────────────────┘</w:t>
-      </w:r>
-    </w:p>
-    <w:p>
-      <w:pPr>
-        <w:pStyle w:val="MDCode"/>
-        <w:spacing w:before="0" w:after="0"/>
-        <w:shd w:val="clear" w:color="auto" w:fill="F1F5F9"/>
-      </w:pPr>
-      <w:r>
-        <w:t xml:space="preserve">              │  fetch (JSON over HTTPS)</w:t>
-      </w:r>
-    </w:p>
-    <w:p>
-      <w:pPr>
-        <w:pStyle w:val="MDCode"/>
-        <w:spacing w:before="0" w:after="0"/>
-        <w:shd w:val="clear" w:color="auto" w:fill="F1F5F9"/>
-      </w:pPr>
-      <w:r>
-        <w:t xml:space="preserve">              ▼</w:t>
-      </w:r>
-    </w:p>
-    <w:p>
-      <w:pPr>
-        <w:pStyle w:val="MDCode"/>
-        <w:spacing w:before="0" w:after="0"/>
-        <w:shd w:val="clear" w:color="auto" w:fill="F1F5F9"/>
-      </w:pPr>
-      <w:r>
-        <w:t>┌──────────────────────────────────────────────────────────────┐</w:t>
-      </w:r>
-    </w:p>
-    <w:p>
-      <w:pPr>
-        <w:pStyle w:val="MDCode"/>
-        <w:spacing w:before="0" w:after="0"/>
-        <w:shd w:val="clear" w:color="auto" w:fill="F1F5F9"/>
-      </w:pPr>
-      <w:r>
-        <w:t>│                    Next.js API Routes                        │</w:t>
-      </w:r>
-    </w:p>
-    <w:p>
-      <w:pPr>
-        <w:pStyle w:val="MDCode"/>
-        <w:spacing w:before="0" w:after="0"/>
-        <w:shd w:val="clear" w:color="auto" w:fill="F1F5F9"/>
-      </w:pPr>
-      <w:r>
-        <w:t>│                                                              │</w:t>
-      </w:r>
-    </w:p>
-    <w:p>
-      <w:pPr>
-        <w:pStyle w:val="MDCode"/>
-        <w:spacing w:before="0" w:after="0"/>
-        <w:shd w:val="clear" w:color="auto" w:fill="F1F5F9"/>
-      </w:pPr>
-      <w:r>
-        <w:t>│  POST  /api/chat                POST /api/exam/generate      │</w:t>
-      </w:r>
-    </w:p>
-    <w:p>
-      <w:pPr>
-        <w:pStyle w:val="MDCode"/>
-        <w:spacing w:before="0" w:after="0"/>
-        <w:shd w:val="clear" w:color="auto" w:fill="F1F5F9"/>
-      </w:pPr>
-      <w:r>
-        <w:t>│  POST  /api/exam/grade          POST /api/exam/review        │</w:t>
-      </w:r>
-    </w:p>
-    <w:p>
-      <w:pPr>
-        <w:pStyle w:val="MDCode"/>
-        <w:spacing w:before="0" w:after="0"/>
-        <w:shd w:val="clear" w:color="auto" w:fill="F1F5F9"/>
-      </w:pPr>
-      <w:r>
-        <w:t>│  GET   /api/conversations       POST /api/conversations      │</w:t>
-      </w:r>
-    </w:p>
-    <w:p>
-      <w:pPr>
-        <w:pStyle w:val="MDCode"/>
-        <w:spacing w:before="0" w:after="0"/>
-        <w:shd w:val="clear" w:color="auto" w:fill="F1F5F9"/>
-      </w:pPr>
-      <w:r>
-        <w:t>│  DELETE /api/conversations      POST /api/exam-results       │</w:t>
-      </w:r>
-    </w:p>
-    <w:p>
-      <w:pPr>
-        <w:pStyle w:val="MDCode"/>
-        <w:spacing w:before="0" w:after="0"/>
-        <w:shd w:val="clear" w:color="auto" w:fill="F1F5F9"/>
-      </w:pPr>
-      <w:r>
-        <w:t>│  POST  /api/practice-results                                 │</w:t>
-      </w:r>
-    </w:p>
-    <w:p>
-      <w:pPr>
-        <w:pStyle w:val="MDCode"/>
-        <w:spacing w:before="0" w:after="0"/>
-        <w:shd w:val="clear" w:color="auto" w:fill="F1F5F9"/>
-      </w:pPr>
-      <w:r>
-        <w:t>└──────────┬──────────────────────────┬───────────────────────┘</w:t>
-      </w:r>
-    </w:p>
-    <w:p>
-      <w:pPr>
-        <w:pStyle w:val="MDCode"/>
-        <w:spacing w:before="0" w:after="0"/>
-        <w:shd w:val="clear" w:color="auto" w:fill="F1F5F9"/>
-      </w:pPr>
-      <w:r>
-        <w:t xml:space="preserve">           │  @anthropic-ai/sdk       │  Prisma + Neon adapter</w:t>
-      </w:r>
-    </w:p>
-    <w:p>
-      <w:pPr>
-        <w:pStyle w:val="MDCode"/>
-        <w:spacing w:before="0" w:after="0"/>
-        <w:shd w:val="clear" w:color="auto" w:fill="F1F5F9"/>
-      </w:pPr>
-      <w:r>
-        <w:t xml:space="preserve">           ▼                          ▼</w:t>
-      </w:r>
-    </w:p>
-    <w:p>
-      <w:pPr>
-        <w:pStyle w:val="MDCode"/>
-        <w:spacing w:before="0" w:after="0"/>
-        <w:shd w:val="clear" w:color="auto" w:fill="F1F5F9"/>
-      </w:pPr>
-      <w:r>
-        <w:t>┌─────────────────────┐   ┌──────────────────────────────────┐</w:t>
-      </w:r>
-    </w:p>
-    <w:p>
-      <w:pPr>
-        <w:pStyle w:val="MDCode"/>
-        <w:spacing w:before="0" w:after="0"/>
-        <w:shd w:val="clear" w:color="auto" w:fill="F1F5F9"/>
-      </w:pPr>
-      <w:r>
-        <w:t>│  Anthropic API      │   │  Neon PostgreSQL (AWS Sydney)     │</w:t>
-      </w:r>
-    </w:p>
-    <w:p>
-      <w:pPr>
-        <w:pStyle w:val="MDCode"/>
-        <w:spacing w:before="0" w:after="0"/>
-        <w:shd w:val="clear" w:color="auto" w:fill="F1F5F9"/>
-      </w:pPr>
-      <w:r>
-        <w:t>│  claude-sonnet-4-6  │   │  Conversation, ExamResult,        │</w:t>
-      </w:r>
-    </w:p>
-    <w:p>
-      <w:pPr>
-        <w:pStyle w:val="MDCode"/>
-        <w:spacing w:before="0" w:after="0"/>
-        <w:shd w:val="clear" w:color="auto" w:fill="F1F5F9"/>
-      </w:pPr>
-      <w:r>
-        <w:t>└─────────────────────┘   │  PracticeResult tables            │</w:t>
-      </w:r>
-    </w:p>
-    <w:p>
-      <w:pPr>
-        <w:pStyle w:val="MDCode"/>
-        <w:spacing w:before="0" w:after="0"/>
-        <w:shd w:val="clear" w:color="auto" w:fill="F1F5F9"/>
-      </w:pPr>
-      <w:r>
-        <w:t xml:space="preserve">                          └──────────────────────────────────┘</w:t>
-      </w:r>
-    </w:p>
-    <w:p>
-      <w:pPr>
-        <w:pStyle w:val="MDCode"/>
-        <w:spacing w:before="0" w:after="0"/>
-        <w:shd w:val="clear" w:color="auto" w:fill="F1F5F9"/>
-      </w:pPr>
-      <w:r>
-        <w:t xml:space="preserve"> </w:t>
-      </w:r>
-    </w:p>
-    <w:p>
-      <w:pPr>
-        <w:pStyle w:val="MDCode"/>
-        <w:spacing w:before="0" w:after="0"/>
-        <w:shd w:val="clear" w:color="auto" w:fill="F1F5F9"/>
-      </w:pPr>
-      <w:r>
-        <w:t>Auth layer (middleware.ts + Clerk):</w:t>
-      </w:r>
-    </w:p>
-    <w:p>
-      <w:pPr>
-        <w:pStyle w:val="MDCode"/>
-        <w:spacing w:before="0" w:after="0"/>
-        <w:shd w:val="clear" w:color="auto" w:fill="F1F5F9"/>
-      </w:pPr>
-      <w:r>
-        <w:t xml:space="preserve">  Every request → Clerk middleware → session validated</w:t>
-      </w:r>
-    </w:p>
-    <w:p>
-      <w:pPr>
-        <w:pStyle w:val="MDCode"/>
-        <w:spacing w:before="0" w:after="0"/>
-        <w:shd w:val="clear" w:color="auto" w:fill="F1F5F9"/>
       </w:pPr>
       <w:r>
         <w:t xml:space="preserve">  API routes call auth() to get userId before touching DB</w:t>
@@ -4807,7 +4757,7 @@
           <w:color w:val="FDC800"/>
           <w:sz w:val="18"/>
         </w:rPr>
-        <w:t>━━━━━━━━━━━━━━━━━━━━━━━━━━━━━━━━━━━━━━━━━━━━━━━━━━</w:t>
+        <w:t>------------------------------------------------------------</w:t>
       </w:r>
     </w:p>
     <w:p>
@@ -4821,18 +4771,38 @@
     <w:p>
       <w:pPr>
         <w:pStyle w:val="MDCode"/>
+        <w:shd w:val="clear" w:color="auto" w:fill="F1F5F9"/>
         <w:spacing w:before="0" w:after="0"/>
+      </w:pPr>
+      <w:r>
+        <w:t>Home (page.tsx)</w:t>
+      </w:r>
+    </w:p>
+    <w:p>
+      <w:pPr>
+        <w:pStyle w:val="MDCode"/>
         <w:shd w:val="clear" w:color="auto" w:fill="F1F5F9"/>
-      </w:pPr>
-      <w:r>
-        <w:t>Home (page.tsx)</w:t>
+        <w:spacing w:before="0" w:after="0"/>
+      </w:pPr>
+      <w:r>
+        <w:t>│</w:t>
       </w:r>
     </w:p>
     <w:p>
       <w:pPr>
         <w:pStyle w:val="MDCode"/>
+        <w:shd w:val="clear" w:color="auto" w:fill="F1F5F9"/>
         <w:spacing w:before="0" w:after="0"/>
+      </w:pPr>
+      <w:r>
+        <w:t>├── [Splash Screen]          shown when splashDone === false</w:t>
+      </w:r>
+    </w:p>
+    <w:p>
+      <w:pPr>
+        <w:pStyle w:val="MDCode"/>
         <w:shd w:val="clear" w:color="auto" w:fill="F1F5F9"/>
+        <w:spacing w:before="0" w:after="0"/>
       </w:pPr>
       <w:r>
         <w:t>│</w:t>
@@ -4841,68 +4811,158 @@
     <w:p>
       <w:pPr>
         <w:pStyle w:val="MDCode"/>
+        <w:shd w:val="clear" w:color="auto" w:fill="F1F5F9"/>
         <w:spacing w:before="0" w:after="0"/>
+      </w:pPr>
+      <w:r>
+        <w:t>├── [WelcomeScreen]          shown when splashDone === true &amp;&amp; introSeen === false</w:t>
+      </w:r>
+    </w:p>
+    <w:p>
+      <w:pPr>
+        <w:pStyle w:val="MDCode"/>
         <w:shd w:val="clear" w:color="auto" w:fill="F1F5F9"/>
-      </w:pPr>
-      <w:r>
-        <w:t>├── [Splash Screen]          shown when splashDone === false</w:t>
+        <w:spacing w:before="0" w:after="0"/>
+      </w:pPr>
+      <w:r>
+        <w:t>│       └── Step 1: exam card grid → Step 2: year pills + mode buttons → sets introSeen</w:t>
       </w:r>
     </w:p>
     <w:p>
       <w:pPr>
         <w:pStyle w:val="MDCode"/>
+        <w:shd w:val="clear" w:color="auto" w:fill="F1F5F9"/>
         <w:spacing w:before="0" w:after="0"/>
+      </w:pPr>
+      <w:r>
+        <w:t>│</w:t>
+      </w:r>
+    </w:p>
+    <w:p>
+      <w:pPr>
+        <w:pStyle w:val="MDCode"/>
         <w:shd w:val="clear" w:color="auto" w:fill="F1F5F9"/>
-      </w:pPr>
-      <w:r>
-        <w:t>│</w:t>
+        <w:spacing w:before="0" w:after="0"/>
+      </w:pPr>
+      <w:r>
+        <w:t>└── [Main App]               shown when splashDone === true &amp;&amp; introSeen === true</w:t>
       </w:r>
     </w:p>
     <w:p>
       <w:pPr>
         <w:pStyle w:val="MDCode"/>
+        <w:shd w:val="clear" w:color="auto" w:fill="F1F5F9"/>
         <w:spacing w:before="0" w:after="0"/>
+      </w:pPr>
+      <w:r>
+        <w:t xml:space="preserve">    │</w:t>
+      </w:r>
+    </w:p>
+    <w:p>
+      <w:pPr>
+        <w:pStyle w:val="MDCode"/>
         <w:shd w:val="clear" w:color="auto" w:fill="F1F5F9"/>
-      </w:pPr>
-      <w:r>
-        <w:t>├── [WelcomeScreen]          shown when splashDone === true &amp;&amp; introSeen === false</w:t>
+        <w:spacing w:before="0" w:after="0"/>
+      </w:pPr>
+      <w:r>
+        <w:t xml:space="preserve">    ├── &lt;header&gt;</w:t>
       </w:r>
     </w:p>
     <w:p>
       <w:pPr>
         <w:pStyle w:val="MDCode"/>
+        <w:shd w:val="clear" w:color="auto" w:fill="F1F5F9"/>
         <w:spacing w:before="0" w:after="0"/>
+      </w:pPr>
+      <w:r>
+        <w:t xml:space="preserve">    │   ├── ☰ sidebar toggle button</w:t>
+      </w:r>
+    </w:p>
+    <w:p>
+      <w:pPr>
+        <w:pStyle w:val="MDCode"/>
         <w:shd w:val="clear" w:color="auto" w:fill="F1F5F9"/>
-      </w:pPr>
-      <w:r>
-        <w:t>│       └── Step 1: exam card grid → Step 2: year pills + mode buttons → sets introSeen</w:t>
+        <w:spacing w:before="0" w:after="0"/>
+      </w:pPr>
+      <w:r>
+        <w:t xml:space="preserve">    │   ├── &lt;Wordmark /&gt;          gradient "SelectEd" + coloured tagline</w:t>
       </w:r>
     </w:p>
     <w:p>
       <w:pPr>
         <w:pStyle w:val="MDCode"/>
+        <w:shd w:val="clear" w:color="auto" w:fill="F1F5F9"/>
         <w:spacing w:before="0" w:after="0"/>
+      </w:pPr>
+      <w:r>
+        <w:t xml:space="preserve">    │   ├── &lt;AuthButton /&gt;        "Sign in" (guest) | &lt;UserButton /&gt; (signed in)</w:t>
+      </w:r>
+    </w:p>
+    <w:p>
+      <w:pPr>
+        <w:pStyle w:val="MDCode"/>
         <w:shd w:val="clear" w:color="auto" w:fill="F1F5F9"/>
-      </w:pPr>
-      <w:r>
-        <w:t>│</w:t>
+        <w:spacing w:before="0" w:after="0"/>
+      </w:pPr>
+      <w:r>
+        <w:t xml:space="preserve">    │   └── &lt;Logo /&gt;              illustrated SVG icon (student + stairs)</w:t>
       </w:r>
     </w:p>
     <w:p>
       <w:pPr>
         <w:pStyle w:val="MDCode"/>
+        <w:shd w:val="clear" w:color="auto" w:fill="F1F5F9"/>
         <w:spacing w:before="0" w:after="0"/>
+      </w:pPr>
+      <w:r>
+        <w:t xml:space="preserve">    │</w:t>
+      </w:r>
+    </w:p>
+    <w:p>
+      <w:pPr>
+        <w:pStyle w:val="MDCode"/>
         <w:shd w:val="clear" w:color="auto" w:fill="F1F5F9"/>
-      </w:pPr>
-      <w:r>
-        <w:t>└── [Main App]               shown when splashDone === true &amp;&amp; introSeen === true</w:t>
+        <w:spacing w:before="0" w:after="0"/>
+      </w:pPr>
+      <w:r>
+        <w:t xml:space="preserve">    ├── &lt;Sidebar /&gt;               slide-in chat history</w:t>
       </w:r>
     </w:p>
     <w:p>
       <w:pPr>
         <w:pStyle w:val="MDCode"/>
+        <w:shd w:val="clear" w:color="auto" w:fill="F1F5F9"/>
         <w:spacing w:before="0" w:after="0"/>
+      </w:pPr>
+      <w:r>
+        <w:t xml:space="preserve">    │   ├── conversation list (reverse-chronological)</w:t>
+      </w:r>
+    </w:p>
+    <w:p>
+      <w:pPr>
+        <w:pStyle w:val="MDCode"/>
         <w:shd w:val="clear" w:color="auto" w:fill="F1F5F9"/>
+        <w:spacing w:before="0" w:after="0"/>
+      </w:pPr>
+      <w:r>
+        <w:t xml:space="preserve">    │   ├── per-item: title, subject badge, date, delete button</w:t>
+      </w:r>
+    </w:p>
+    <w:p>
+      <w:pPr>
+        <w:pStyle w:val="MDCode"/>
+        <w:shd w:val="clear" w:color="auto" w:fill="F1F5F9"/>
+        <w:spacing w:before="0" w:after="0"/>
+      </w:pPr>
+      <w:r>
+        <w:t xml:space="preserve">    │   └── "New Chat" button</w:t>
+      </w:r>
+    </w:p>
+    <w:p>
+      <w:pPr>
+        <w:pStyle w:val="MDCode"/>
+        <w:shd w:val="clear" w:color="auto" w:fill="F1F5F9"/>
+        <w:spacing w:before="0" w:after="0"/>
       </w:pPr>
       <w:r>
         <w:t xml:space="preserve">    │</w:t>
@@ -4911,348 +4971,238 @@
     <w:p>
       <w:pPr>
         <w:pStyle w:val="MDCode"/>
+        <w:shd w:val="clear" w:color="auto" w:fill="F1F5F9"/>
         <w:spacing w:before="0" w:after="0"/>
+      </w:pPr>
+      <w:r>
+        <w:t xml:space="preserve">    └── &lt;main&gt;</w:t>
+      </w:r>
+    </w:p>
+    <w:p>
+      <w:pPr>
+        <w:pStyle w:val="MDCode"/>
         <w:shd w:val="clear" w:color="auto" w:fill="F1F5F9"/>
-      </w:pPr>
-      <w:r>
-        <w:t xml:space="preserve">    ├── &lt;header&gt;</w:t>
+        <w:spacing w:before="0" w:after="0"/>
+      </w:pPr>
+      <w:r>
+        <w:t xml:space="preserve">        ├── Controls bar</w:t>
       </w:r>
     </w:p>
     <w:p>
       <w:pPr>
         <w:pStyle w:val="MDCode"/>
+        <w:shd w:val="clear" w:color="auto" w:fill="F1F5F9"/>
         <w:spacing w:before="0" w:after="0"/>
+      </w:pPr>
+      <w:r>
+        <w:t xml:space="preserve">        │   ├── Subject &lt;select&gt;</w:t>
+      </w:r>
+    </w:p>
+    <w:p>
+      <w:pPr>
+        <w:pStyle w:val="MDCode"/>
         <w:shd w:val="clear" w:color="auto" w:fill="F1F5F9"/>
-      </w:pPr>
-      <w:r>
-        <w:t xml:space="preserve">    │   ├── ☰ sidebar toggle button</w:t>
+        <w:spacing w:before="0" w:after="0"/>
+      </w:pPr>
+      <w:r>
+        <w:t xml:space="preserve">        │   ├── Year Level &lt;select&gt;</w:t>
       </w:r>
     </w:p>
     <w:p>
       <w:pPr>
         <w:pStyle w:val="MDCode"/>
+        <w:shd w:val="clear" w:color="auto" w:fill="F1F5F9"/>
         <w:spacing w:before="0" w:after="0"/>
+      </w:pPr>
+      <w:r>
+        <w:t xml:space="preserve">        │   └── Mode toggle  [Chat | Practice | Exam]</w:t>
+      </w:r>
+    </w:p>
+    <w:p>
+      <w:pPr>
+        <w:pStyle w:val="MDCode"/>
         <w:shd w:val="clear" w:color="auto" w:fill="F1F5F9"/>
-      </w:pPr>
-      <w:r>
-        <w:t xml:space="preserve">    │   ├── &lt;Wordmark /&gt;          gradient "SelectEd" + coloured tagline</w:t>
+        <w:spacing w:before="0" w:after="0"/>
+      </w:pPr>
+      <w:r>
+        <w:t xml:space="preserve">        │</w:t>
       </w:r>
     </w:p>
     <w:p>
       <w:pPr>
         <w:pStyle w:val="MDCode"/>
+        <w:shd w:val="clear" w:color="auto" w:fill="F1F5F9"/>
         <w:spacing w:before="0" w:after="0"/>
+      </w:pPr>
+      <w:r>
+        <w:t xml:space="preserve">        ├── {mode === "exam"}  →  &lt;ExamView /&gt;</w:t>
+      </w:r>
+    </w:p>
+    <w:p>
+      <w:pPr>
+        <w:pStyle w:val="MDCode"/>
         <w:shd w:val="clear" w:color="auto" w:fill="F1F5F9"/>
-      </w:pPr>
-      <w:r>
-        <w:t xml:space="preserve">    │   ├── &lt;AuthButton /&gt;        "Sign in" (guest) | &lt;UserButton /&gt; (signed in)</w:t>
+        <w:spacing w:before="0" w:after="0"/>
+      </w:pPr>
+      <w:r>
+        <w:t xml:space="preserve">        │       ├── setup screen</w:t>
       </w:r>
     </w:p>
     <w:p>
       <w:pPr>
         <w:pStyle w:val="MDCode"/>
+        <w:shd w:val="clear" w:color="auto" w:fill="F1F5F9"/>
         <w:spacing w:before="0" w:after="0"/>
+      </w:pPr>
+      <w:r>
+        <w:t xml:space="preserve">        │       ├── generating spinner</w:t>
+      </w:r>
+    </w:p>
+    <w:p>
+      <w:pPr>
+        <w:pStyle w:val="MDCode"/>
         <w:shd w:val="clear" w:color="auto" w:fill="F1F5F9"/>
-      </w:pPr>
-      <w:r>
-        <w:t xml:space="preserve">    │   └── &lt;Logo /&gt;              illustrated SVG icon (student + stairs)</w:t>
+        <w:spacing w:before="0" w:after="0"/>
+      </w:pPr>
+      <w:r>
+        <w:t xml:space="preserve">        │       ├── in-progress (timer + navigator + question card)</w:t>
       </w:r>
     </w:p>
     <w:p>
       <w:pPr>
         <w:pStyle w:val="MDCode"/>
+        <w:shd w:val="clear" w:color="auto" w:fill="F1F5F9"/>
         <w:spacing w:before="0" w:after="0"/>
+      </w:pPr>
+      <w:r>
+        <w:t xml:space="preserve">        │       ├── submitting spinner</w:t>
+      </w:r>
+    </w:p>
+    <w:p>
+      <w:pPr>
+        <w:pStyle w:val="MDCode"/>
         <w:shd w:val="clear" w:color="auto" w:fill="F1F5F9"/>
-      </w:pPr>
-      <w:r>
-        <w:t xml:space="preserve">    │</w:t>
+        <w:spacing w:before="0" w:after="0"/>
+      </w:pPr>
+      <w:r>
+        <w:t xml:space="preserve">        │       ├── results summary  (+  "Review Mistakes" button)</w:t>
       </w:r>
     </w:p>
     <w:p>
       <w:pPr>
         <w:pStyle w:val="MDCode"/>
+        <w:shd w:val="clear" w:color="auto" w:fill="F1F5F9"/>
         <w:spacing w:before="0" w:after="0"/>
+      </w:pPr>
+      <w:r>
+        <w:t xml:space="preserve">        │       └── review screen   (AI walkthroughs per wrong answer)</w:t>
+      </w:r>
+    </w:p>
+    <w:p>
+      <w:pPr>
+        <w:pStyle w:val="MDCode"/>
         <w:shd w:val="clear" w:color="auto" w:fill="F1F5F9"/>
-      </w:pPr>
-      <w:r>
-        <w:t xml:space="preserve">    ├── &lt;Sidebar /&gt;               slide-in chat history</w:t>
+        <w:spacing w:before="0" w:after="0"/>
+      </w:pPr>
+      <w:r>
+        <w:t xml:space="preserve">        │</w:t>
       </w:r>
     </w:p>
     <w:p>
       <w:pPr>
         <w:pStyle w:val="MDCode"/>
+        <w:shd w:val="clear" w:color="auto" w:fill="F1F5F9"/>
         <w:spacing w:before="0" w:after="0"/>
+      </w:pPr>
+      <w:r>
+        <w:t xml:space="preserve">        ├── {mode === "chat"}  →  Notebook UI</w:t>
+      </w:r>
+    </w:p>
+    <w:p>
+      <w:pPr>
+        <w:pStyle w:val="MDCode"/>
         <w:shd w:val="clear" w:color="auto" w:fill="F1F5F9"/>
-      </w:pPr>
-      <w:r>
-        <w:t xml:space="preserve">    │   ├── conversation list (reverse-chronological)</w:t>
+        <w:spacing w:before="0" w:after="0"/>
+      </w:pPr>
+      <w:r>
+        <w:t xml:space="preserve">        │       └── ruled paper bg + Caveat font</w:t>
       </w:r>
     </w:p>
     <w:p>
       <w:pPr>
         <w:pStyle w:val="MDCode"/>
+        <w:shd w:val="clear" w:color="auto" w:fill="F1F5F9"/>
         <w:spacing w:before="0" w:after="0"/>
+      </w:pPr>
+      <w:r>
+        <w:t xml:space="preserve">        │           ├── "You" entries  (ink blue / sky in dark)</w:t>
+      </w:r>
+    </w:p>
+    <w:p>
+      <w:pPr>
+        <w:pStyle w:val="MDCode"/>
         <w:shd w:val="clear" w:color="auto" w:fill="F1F5F9"/>
-      </w:pPr>
-      <w:r>
-        <w:t xml:space="preserve">    │   ├── per-item: title, subject badge, date, delete button</w:t>
+        <w:spacing w:before="0" w:after="0"/>
+      </w:pPr>
+      <w:r>
+        <w:t xml:space="preserve">        │           └── "Tutor" entries (dark brown / white in dark)</w:t>
       </w:r>
     </w:p>
     <w:p>
       <w:pPr>
         <w:pStyle w:val="MDCode"/>
+        <w:shd w:val="clear" w:color="auto" w:fill="F1F5F9"/>
         <w:spacing w:before="0" w:after="0"/>
+      </w:pPr>
+      <w:r>
+        <w:t xml:space="preserve">        │</w:t>
+      </w:r>
+    </w:p>
+    <w:p>
+      <w:pPr>
+        <w:pStyle w:val="MDCode"/>
         <w:shd w:val="clear" w:color="auto" w:fill="F1F5F9"/>
-      </w:pPr>
-      <w:r>
-        <w:t xml:space="preserve">    │   └── "New Chat" button</w:t>
+        <w:spacing w:before="0" w:after="0"/>
+      </w:pPr>
+      <w:r>
+        <w:t xml:space="preserve">        ├── {mode === "practice"}  →  Chat bubble UI</w:t>
       </w:r>
     </w:p>
     <w:p>
       <w:pPr>
         <w:pStyle w:val="MDCode"/>
+        <w:shd w:val="clear" w:color="auto" w:fill="F1F5F9"/>
         <w:spacing w:before="0" w:after="0"/>
+      </w:pPr>
+      <w:r>
+        <w:t xml:space="preserve">        │</w:t>
+      </w:r>
+    </w:p>
+    <w:p>
+      <w:pPr>
+        <w:pStyle w:val="MDCode"/>
         <w:shd w:val="clear" w:color="auto" w:fill="F1F5F9"/>
-      </w:pPr>
-      <w:r>
-        <w:t xml:space="preserve">    │</w:t>
+        <w:spacing w:before="0" w:after="0"/>
+      </w:pPr>
+      <w:r>
+        <w:t xml:space="preserve">        ├── Practice controls bar  (Get Problem / attempt counter / Reveal Answer)</w:t>
       </w:r>
     </w:p>
     <w:p>
       <w:pPr>
         <w:pStyle w:val="MDCode"/>
+        <w:shd w:val="clear" w:color="auto" w:fill="F1F5F9"/>
         <w:spacing w:before="0" w:after="0"/>
+      </w:pPr>
+      <w:r>
+        <w:t xml:space="preserve">        │</w:t>
+      </w:r>
+    </w:p>
+    <w:p>
+      <w:pPr>
+        <w:pStyle w:val="MDCode"/>
         <w:shd w:val="clear" w:color="auto" w:fill="F1F5F9"/>
-      </w:pPr>
-      <w:r>
-        <w:t xml:space="preserve">    └── &lt;main&gt;</w:t>
-      </w:r>
-    </w:p>
-    <w:p>
-      <w:pPr>
-        <w:pStyle w:val="MDCode"/>
         <w:spacing w:before="0" w:after="0"/>
-        <w:shd w:val="clear" w:color="auto" w:fill="F1F5F9"/>
-      </w:pPr>
-      <w:r>
-        <w:t xml:space="preserve">        ├── Controls bar</w:t>
-      </w:r>
-    </w:p>
-    <w:p>
-      <w:pPr>
-        <w:pStyle w:val="MDCode"/>
-        <w:spacing w:before="0" w:after="0"/>
-        <w:shd w:val="clear" w:color="auto" w:fill="F1F5F9"/>
-      </w:pPr>
-      <w:r>
-        <w:t xml:space="preserve">        │   ├── Subject &lt;select&gt;</w:t>
-      </w:r>
-    </w:p>
-    <w:p>
-      <w:pPr>
-        <w:pStyle w:val="MDCode"/>
-        <w:spacing w:before="0" w:after="0"/>
-        <w:shd w:val="clear" w:color="auto" w:fill="F1F5F9"/>
-      </w:pPr>
-      <w:r>
-        <w:t xml:space="preserve">        │   ├── Year Level &lt;select&gt;</w:t>
-      </w:r>
-    </w:p>
-    <w:p>
-      <w:pPr>
-        <w:pStyle w:val="MDCode"/>
-        <w:spacing w:before="0" w:after="0"/>
-        <w:shd w:val="clear" w:color="auto" w:fill="F1F5F9"/>
-      </w:pPr>
-      <w:r>
-        <w:t xml:space="preserve">        │   └── Mode toggle  [Chat | Practice | Exam]</w:t>
-      </w:r>
-    </w:p>
-    <w:p>
-      <w:pPr>
-        <w:pStyle w:val="MDCode"/>
-        <w:spacing w:before="0" w:after="0"/>
-        <w:shd w:val="clear" w:color="auto" w:fill="F1F5F9"/>
-      </w:pPr>
-      <w:r>
-        <w:t xml:space="preserve">        │</w:t>
-      </w:r>
-    </w:p>
-    <w:p>
-      <w:pPr>
-        <w:pStyle w:val="MDCode"/>
-        <w:spacing w:before="0" w:after="0"/>
-        <w:shd w:val="clear" w:color="auto" w:fill="F1F5F9"/>
-      </w:pPr>
-      <w:r>
-        <w:t xml:space="preserve">        ├── {mode === "exam"}  →  &lt;ExamView /&gt;</w:t>
-      </w:r>
-    </w:p>
-    <w:p>
-      <w:pPr>
-        <w:pStyle w:val="MDCode"/>
-        <w:spacing w:before="0" w:after="0"/>
-        <w:shd w:val="clear" w:color="auto" w:fill="F1F5F9"/>
-      </w:pPr>
-      <w:r>
-        <w:t xml:space="preserve">        │       ├── setup screen</w:t>
-      </w:r>
-    </w:p>
-    <w:p>
-      <w:pPr>
-        <w:pStyle w:val="MDCode"/>
-        <w:spacing w:before="0" w:after="0"/>
-        <w:shd w:val="clear" w:color="auto" w:fill="F1F5F9"/>
-      </w:pPr>
-      <w:r>
-        <w:t xml:space="preserve">        │       ├── generating spinner</w:t>
-      </w:r>
-    </w:p>
-    <w:p>
-      <w:pPr>
-        <w:pStyle w:val="MDCode"/>
-        <w:spacing w:before="0" w:after="0"/>
-        <w:shd w:val="clear" w:color="auto" w:fill="F1F5F9"/>
-      </w:pPr>
-      <w:r>
-        <w:t xml:space="preserve">        │       ├── in-progress (timer + navigator + question card)</w:t>
-      </w:r>
-    </w:p>
-    <w:p>
-      <w:pPr>
-        <w:pStyle w:val="MDCode"/>
-        <w:spacing w:before="0" w:after="0"/>
-        <w:shd w:val="clear" w:color="auto" w:fill="F1F5F9"/>
-      </w:pPr>
-      <w:r>
-        <w:t xml:space="preserve">        │       ├── submitting spinner</w:t>
-      </w:r>
-    </w:p>
-    <w:p>
-      <w:pPr>
-        <w:pStyle w:val="MDCode"/>
-        <w:spacing w:before="0" w:after="0"/>
-        <w:shd w:val="clear" w:color="auto" w:fill="F1F5F9"/>
-      </w:pPr>
-      <w:r>
-        <w:t xml:space="preserve">        │       ├── results summary  (+  "Review Mistakes" button)</w:t>
-      </w:r>
-    </w:p>
-    <w:p>
-      <w:pPr>
-        <w:pStyle w:val="MDCode"/>
-        <w:spacing w:before="0" w:after="0"/>
-        <w:shd w:val="clear" w:color="auto" w:fill="F1F5F9"/>
-      </w:pPr>
-      <w:r>
-        <w:t xml:space="preserve">        │       └── review screen   (AI walkthroughs per wrong answer)</w:t>
-      </w:r>
-    </w:p>
-    <w:p>
-      <w:pPr>
-        <w:pStyle w:val="MDCode"/>
-        <w:spacing w:before="0" w:after="0"/>
-        <w:shd w:val="clear" w:color="auto" w:fill="F1F5F9"/>
-      </w:pPr>
-      <w:r>
-        <w:t xml:space="preserve">        │</w:t>
-      </w:r>
-    </w:p>
-    <w:p>
-      <w:pPr>
-        <w:pStyle w:val="MDCode"/>
-        <w:spacing w:before="0" w:after="0"/>
-        <w:shd w:val="clear" w:color="auto" w:fill="F1F5F9"/>
-      </w:pPr>
-      <w:r>
-        <w:t xml:space="preserve">        ├── {mode === "chat"}  →  Notebook UI</w:t>
-      </w:r>
-    </w:p>
-    <w:p>
-      <w:pPr>
-        <w:pStyle w:val="MDCode"/>
-        <w:spacing w:before="0" w:after="0"/>
-        <w:shd w:val="clear" w:color="auto" w:fill="F1F5F9"/>
-      </w:pPr>
-      <w:r>
-        <w:t xml:space="preserve">        │       └── ruled paper bg + Caveat font</w:t>
-      </w:r>
-    </w:p>
-    <w:p>
-      <w:pPr>
-        <w:pStyle w:val="MDCode"/>
-        <w:spacing w:before="0" w:after="0"/>
-        <w:shd w:val="clear" w:color="auto" w:fill="F1F5F9"/>
-      </w:pPr>
-      <w:r>
-        <w:t xml:space="preserve">        │           ├── "You" entries  (ink blue / sky in dark)</w:t>
-      </w:r>
-    </w:p>
-    <w:p>
-      <w:pPr>
-        <w:pStyle w:val="MDCode"/>
-        <w:spacing w:before="0" w:after="0"/>
-        <w:shd w:val="clear" w:color="auto" w:fill="F1F5F9"/>
-      </w:pPr>
-      <w:r>
-        <w:t xml:space="preserve">        │           └── "Tutor" entries (dark brown / white in dark)</w:t>
-      </w:r>
-    </w:p>
-    <w:p>
-      <w:pPr>
-        <w:pStyle w:val="MDCode"/>
-        <w:spacing w:before="0" w:after="0"/>
-        <w:shd w:val="clear" w:color="auto" w:fill="F1F5F9"/>
-      </w:pPr>
-      <w:r>
-        <w:t xml:space="preserve">        │</w:t>
-      </w:r>
-    </w:p>
-    <w:p>
-      <w:pPr>
-        <w:pStyle w:val="MDCode"/>
-        <w:spacing w:before="0" w:after="0"/>
-        <w:shd w:val="clear" w:color="auto" w:fill="F1F5F9"/>
-      </w:pPr>
-      <w:r>
-        <w:t xml:space="preserve">        ├── {mode === "practice"}  →  Chat bubble UI</w:t>
-      </w:r>
-    </w:p>
-    <w:p>
-      <w:pPr>
-        <w:pStyle w:val="MDCode"/>
-        <w:spacing w:before="0" w:after="0"/>
-        <w:shd w:val="clear" w:color="auto" w:fill="F1F5F9"/>
-      </w:pPr>
-      <w:r>
-        <w:t xml:space="preserve">        │</w:t>
-      </w:r>
-    </w:p>
-    <w:p>
-      <w:pPr>
-        <w:pStyle w:val="MDCode"/>
-        <w:spacing w:before="0" w:after="0"/>
-        <w:shd w:val="clear" w:color="auto" w:fill="F1F5F9"/>
-      </w:pPr>
-      <w:r>
-        <w:t xml:space="preserve">        ├── Practice controls bar  (Get Problem / attempt counter / Reveal Answer)</w:t>
-      </w:r>
-    </w:p>
-    <w:p>
-      <w:pPr>
-        <w:pStyle w:val="MDCode"/>
-        <w:spacing w:before="0" w:after="0"/>
-        <w:shd w:val="clear" w:color="auto" w:fill="F1F5F9"/>
-      </w:pPr>
-      <w:r>
-        <w:t xml:space="preserve">        │</w:t>
-      </w:r>
-    </w:p>
-    <w:p>
-      <w:pPr>
-        <w:pStyle w:val="MDCode"/>
-        <w:spacing w:before="0" w:after="0"/>
-        <w:shd w:val="clear" w:color="auto" w:fill="F1F5F9"/>
       </w:pPr>
       <w:r>
         <w:t xml:space="preserve">        └── Input row  (text input + Send button)</w:t>
@@ -5269,7 +5219,7 @@
           <w:color w:val="FDC800"/>
           <w:sz w:val="18"/>
         </w:rPr>
-        <w:t>━━━━━━━━━━━━━━━━━━━━━━━━━━━━━━━━━━━━━━━━━━━━━━━━━━</w:t>
+        <w:t>------------------------------------------------------------</w:t>
       </w:r>
     </w:p>
     <w:p>
@@ -5567,7 +5517,7 @@
           <w:color w:val="FDC800"/>
           <w:sz w:val="18"/>
         </w:rPr>
-        <w:t>━━━━━━━━━━━━━━━━━━━━━━━━━━━━━━━━━━━━━━━━━━━━━━━━━━</w:t>
+        <w:t>------------------------------------------------------------</w:t>
       </w:r>
     </w:p>
     <w:p>
@@ -5581,8 +5531,8 @@
     <w:p>
       <w:pPr>
         <w:pStyle w:val="MDCode"/>
+        <w:shd w:val="clear" w:color="auto" w:fill="F1F5F9"/>
         <w:spacing w:before="0" w:after="0"/>
-        <w:shd w:val="clear" w:color="auto" w:fill="F1F5F9"/>
       </w:pPr>
       <w:r>
         <w:t>User types → sendMessage() → POST /api/chat → reply appended → scrolls to bottom</w:t>
@@ -5624,28 +5574,88 @@
     <w:p>
       <w:pPr>
         <w:pStyle w:val="MDCode"/>
+        <w:shd w:val="clear" w:color="auto" w:fill="F1F5F9"/>
         <w:spacing w:before="0" w:after="0"/>
+      </w:pPr>
+      <w:r>
+        <w:t>Light mode:</w:t>
+      </w:r>
+    </w:p>
+    <w:p>
+      <w:pPr>
+        <w:pStyle w:val="MDCode"/>
         <w:shd w:val="clear" w:color="auto" w:fill="F1F5F9"/>
-      </w:pPr>
-      <w:r>
-        <w:t>Light mode:</w:t>
+        <w:spacing w:before="0" w:after="0"/>
+      </w:pPr>
+      <w:r>
+        <w:t xml:space="preserve">  backgroundColor: #fefce8            (cream paper)</w:t>
       </w:r>
     </w:p>
     <w:p>
       <w:pPr>
         <w:pStyle w:val="MDCode"/>
+        <w:shd w:val="clear" w:color="auto" w:fill="F1F5F9"/>
         <w:spacing w:before="0" w:after="0"/>
+      </w:pPr>
+      <w:r>
+        <w:t xml:space="preserve">  backgroundImage:</w:t>
+      </w:r>
+    </w:p>
+    <w:p>
+      <w:pPr>
+        <w:pStyle w:val="MDCode"/>
         <w:shd w:val="clear" w:color="auto" w:fill="F1F5F9"/>
-      </w:pPr>
-      <w:r>
-        <w:t xml:space="preserve">  backgroundColor: #fefce8            (cream paper)</w:t>
+        <w:spacing w:before="0" w:after="0"/>
+      </w:pPr>
+      <w:r>
+        <w:t xml:space="preserve">    linear-gradient(...)              (red margin line at x=72–74px)</w:t>
       </w:r>
     </w:p>
     <w:p>
       <w:pPr>
         <w:pStyle w:val="MDCode"/>
+        <w:shd w:val="clear" w:color="auto" w:fill="F1F5F9"/>
         <w:spacing w:before="0" w:after="0"/>
+      </w:pPr>
+      <w:r>
+        <w:t xml:space="preserve">    repeating-linear-gradient(...)    (blue ruled lines every 32px)</w:t>
+      </w:r>
+    </w:p>
+    <w:p>
+      <w:pPr>
+        <w:pStyle w:val="MDCode"/>
         <w:shd w:val="clear" w:color="auto" w:fill="F1F5F9"/>
+        <w:spacing w:before="0" w:after="0"/>
+      </w:pPr>
+      <w:r>
+        <w:t xml:space="preserve"> </w:t>
+      </w:r>
+    </w:p>
+    <w:p>
+      <w:pPr>
+        <w:pStyle w:val="MDCode"/>
+        <w:shd w:val="clear" w:color="auto" w:fill="F1F5F9"/>
+        <w:spacing w:before="0" w:after="0"/>
+      </w:pPr>
+      <w:r>
+        <w:t>Dark mode (isDark detected via window.matchMedia):</w:t>
+      </w:r>
+    </w:p>
+    <w:p>
+      <w:pPr>
+        <w:pStyle w:val="MDCode"/>
+        <w:shd w:val="clear" w:color="auto" w:fill="F1F5F9"/>
+        <w:spacing w:before="0" w:after="0"/>
+      </w:pPr>
+      <w:r>
+        <w:t xml:space="preserve">  backgroundColor: #0d1117            (dark paper)</w:t>
+      </w:r>
+    </w:p>
+    <w:p>
+      <w:pPr>
+        <w:pStyle w:val="MDCode"/>
+        <w:shd w:val="clear" w:color="auto" w:fill="F1F5F9"/>
+        <w:spacing w:before="0" w:after="0"/>
       </w:pPr>
       <w:r>
         <w:t xml:space="preserve">  backgroundImage:</w:t>
@@ -5654,78 +5664,18 @@
     <w:p>
       <w:pPr>
         <w:pStyle w:val="MDCode"/>
+        <w:shd w:val="clear" w:color="auto" w:fill="F1F5F9"/>
         <w:spacing w:before="0" w:after="0"/>
+      </w:pPr>
+      <w:r>
+        <w:t xml:space="preserve">    linear-gradient(...)              (maroon margin line)</w:t>
+      </w:r>
+    </w:p>
+    <w:p>
+      <w:pPr>
+        <w:pStyle w:val="MDCode"/>
         <w:shd w:val="clear" w:color="auto" w:fill="F1F5F9"/>
-      </w:pPr>
-      <w:r>
-        <w:t xml:space="preserve">    linear-gradient(...)              (red margin line at x=72–74px)</w:t>
-      </w:r>
-    </w:p>
-    <w:p>
-      <w:pPr>
-        <w:pStyle w:val="MDCode"/>
         <w:spacing w:before="0" w:after="0"/>
-        <w:shd w:val="clear" w:color="auto" w:fill="F1F5F9"/>
-      </w:pPr>
-      <w:r>
-        <w:t xml:space="preserve">    repeating-linear-gradient(...)    (blue ruled lines every 32px)</w:t>
-      </w:r>
-    </w:p>
-    <w:p>
-      <w:pPr>
-        <w:pStyle w:val="MDCode"/>
-        <w:spacing w:before="0" w:after="0"/>
-        <w:shd w:val="clear" w:color="auto" w:fill="F1F5F9"/>
-      </w:pPr>
-      <w:r>
-        <w:t xml:space="preserve"> </w:t>
-      </w:r>
-    </w:p>
-    <w:p>
-      <w:pPr>
-        <w:pStyle w:val="MDCode"/>
-        <w:spacing w:before="0" w:after="0"/>
-        <w:shd w:val="clear" w:color="auto" w:fill="F1F5F9"/>
-      </w:pPr>
-      <w:r>
-        <w:t>Dark mode (isDark detected via window.matchMedia):</w:t>
-      </w:r>
-    </w:p>
-    <w:p>
-      <w:pPr>
-        <w:pStyle w:val="MDCode"/>
-        <w:spacing w:before="0" w:after="0"/>
-        <w:shd w:val="clear" w:color="auto" w:fill="F1F5F9"/>
-      </w:pPr>
-      <w:r>
-        <w:t xml:space="preserve">  backgroundColor: #0d1117            (dark paper)</w:t>
-      </w:r>
-    </w:p>
-    <w:p>
-      <w:pPr>
-        <w:pStyle w:val="MDCode"/>
-        <w:spacing w:before="0" w:after="0"/>
-        <w:shd w:val="clear" w:color="auto" w:fill="F1F5F9"/>
-      </w:pPr>
-      <w:r>
-        <w:t xml:space="preserve">  backgroundImage:</w:t>
-      </w:r>
-    </w:p>
-    <w:p>
-      <w:pPr>
-        <w:pStyle w:val="MDCode"/>
-        <w:spacing w:before="0" w:after="0"/>
-        <w:shd w:val="clear" w:color="auto" w:fill="F1F5F9"/>
-      </w:pPr>
-      <w:r>
-        <w:t xml:space="preserve">    linear-gradient(...)              (maroon margin line)</w:t>
-      </w:r>
-    </w:p>
-    <w:p>
-      <w:pPr>
-        <w:pStyle w:val="MDCode"/>
-        <w:spacing w:before="0" w:after="0"/>
-        <w:shd w:val="clear" w:color="auto" w:fill="F1F5F9"/>
       </w:pPr>
       <w:r>
         <w:t xml:space="preserve">    repeating-linear-gradient(...)    (navy ruled lines)</w:t>
@@ -5805,17 +5755,10 @@
     </w:p>
     <w:tbl>
       <w:tblPr>
+        <w:tblStyle w:val="TableGrid"/>
         <w:tblW w:type="auto" w:w="0"/>
         <w:jc w:val="left"/>
         <w:tblLook w:firstColumn="1" w:firstRow="1" w:lastColumn="0" w:lastRow="0" w:noHBand="0" w:noVBand="1" w:val="04A0"/>
-        <w:tblBorders>
-          <w:top w:val="single" w:sz="4" w:space="0" w:color="D1D5DB"/>
-          <w:left w:val="single" w:sz="4" w:space="0" w:color="D1D5DB"/>
-          <w:bottom w:val="single" w:sz="4" w:space="0" w:color="D1D5DB"/>
-          <w:right w:val="single" w:sz="4" w:space="0" w:color="D1D5DB"/>
-          <w:insideH w:val="single" w:sz="4" w:space="0" w:color="D1D5DB"/>
-          <w:insideV w:val="single" w:sz="4" w:space="0" w:color="D1D5DB"/>
-        </w:tblBorders>
       </w:tblPr>
       <w:tblGrid>
         <w:gridCol w:w="3024"/>
@@ -6485,7 +6428,7 @@
           <w:color w:val="FDC800"/>
           <w:sz w:val="18"/>
         </w:rPr>
-        <w:t>━━━━━━━━━━━━━━━━━━━━━━━━━━━━━━━━━━━━━━━━━━━━━━━━━━</w:t>
+        <w:t>------------------------------------------------------------</w:t>
       </w:r>
     </w:p>
     <w:p>
@@ -6499,38 +6442,88 @@
     <w:p>
       <w:pPr>
         <w:pStyle w:val="MDCode"/>
+        <w:shd w:val="clear" w:color="auto" w:fill="F1F5F9"/>
         <w:spacing w:before="0" w:after="0"/>
+      </w:pPr>
+      <w:r>
+        <w:t>"Get Practice Problem" clicked</w:t>
+      </w:r>
+    </w:p>
+    <w:p>
+      <w:pPr>
+        <w:pStyle w:val="MDCode"/>
         <w:shd w:val="clear" w:color="auto" w:fill="F1F5F9"/>
-      </w:pPr>
-      <w:r>
-        <w:t>"Get Practice Problem" clicked</w:t>
+        <w:spacing w:before="0" w:after="0"/>
+      </w:pPr>
+      <w:r>
+        <w:t xml:space="preserve">  → POST /api/chat  (mode="practice" system prompt)</w:t>
       </w:r>
     </w:p>
     <w:p>
       <w:pPr>
         <w:pStyle w:val="MDCode"/>
+        <w:shd w:val="clear" w:color="auto" w:fill="F1F5F9"/>
         <w:spacing w:before="0" w:after="0"/>
+      </w:pPr>
+      <w:r>
+        <w:t xml:space="preserve">  → problem appears as assistant message</w:t>
+      </w:r>
+    </w:p>
+    <w:p>
+      <w:pPr>
+        <w:pStyle w:val="MDCode"/>
         <w:shd w:val="clear" w:color="auto" w:fill="F1F5F9"/>
-      </w:pPr>
-      <w:r>
-        <w:t xml:space="preserve">  → POST /api/chat  (mode="practice" system prompt)</w:t>
+        <w:spacing w:before="0" w:after="0"/>
+      </w:pPr>
+      <w:r>
+        <w:t xml:space="preserve"> </w:t>
       </w:r>
     </w:p>
     <w:p>
       <w:pPr>
         <w:pStyle w:val="MDCode"/>
+        <w:shd w:val="clear" w:color="auto" w:fill="F1F5F9"/>
         <w:spacing w:before="0" w:after="0"/>
+      </w:pPr>
+      <w:r>
+        <w:t>Student types answer</w:t>
+      </w:r>
+    </w:p>
+    <w:p>
+      <w:pPr>
+        <w:pStyle w:val="MDCode"/>
         <w:shd w:val="clear" w:color="auto" w:fill="F1F5F9"/>
-      </w:pPr>
-      <w:r>
-        <w:t xml:space="preserve">  → problem appears as assistant message</w:t>
+        <w:spacing w:before="0" w:after="0"/>
+      </w:pPr>
+      <w:r>
+        <w:t xml:space="preserve">  → POST /api/chat  (mode="practice" system prompt, full history)</w:t>
       </w:r>
     </w:p>
     <w:p>
       <w:pPr>
         <w:pStyle w:val="MDCode"/>
+        <w:shd w:val="clear" w:color="auto" w:fill="F1F5F9"/>
         <w:spacing w:before="0" w:after="0"/>
+      </w:pPr>
+      <w:r>
+        <w:t xml:space="preserve">  → Claude gives Socratic hint, never answer directly</w:t>
+      </w:r>
+    </w:p>
+    <w:p>
+      <w:pPr>
+        <w:pStyle w:val="MDCode"/>
         <w:shd w:val="clear" w:color="auto" w:fill="F1F5F9"/>
+        <w:spacing w:before="0" w:after="0"/>
+      </w:pPr>
+      <w:r>
+        <w:t xml:space="preserve">  → attemptCount incremented each send</w:t>
+      </w:r>
+    </w:p>
+    <w:p>
+      <w:pPr>
+        <w:pStyle w:val="MDCode"/>
+        <w:shd w:val="clear" w:color="auto" w:fill="F1F5F9"/>
+        <w:spacing w:before="0" w:after="0"/>
       </w:pPr>
       <w:r>
         <w:t xml:space="preserve"> </w:t>
@@ -6539,68 +6532,18 @@
     <w:p>
       <w:pPr>
         <w:pStyle w:val="MDCode"/>
+        <w:shd w:val="clear" w:color="auto" w:fill="F1F5F9"/>
         <w:spacing w:before="0" w:after="0"/>
+      </w:pPr>
+      <w:r>
+        <w:t>attemptCount &gt;= 5  → "Reveal Answer" button appears</w:t>
+      </w:r>
+    </w:p>
+    <w:p>
+      <w:pPr>
+        <w:pStyle w:val="MDCode"/>
         <w:shd w:val="clear" w:color="auto" w:fill="F1F5F9"/>
-      </w:pPr>
-      <w:r>
-        <w:t>Student types answer</w:t>
-      </w:r>
-    </w:p>
-    <w:p>
-      <w:pPr>
-        <w:pStyle w:val="MDCode"/>
         <w:spacing w:before="0" w:after="0"/>
-        <w:shd w:val="clear" w:color="auto" w:fill="F1F5F9"/>
-      </w:pPr>
-      <w:r>
-        <w:t xml:space="preserve">  → POST /api/chat  (mode="practice" system prompt, full history)</w:t>
-      </w:r>
-    </w:p>
-    <w:p>
-      <w:pPr>
-        <w:pStyle w:val="MDCode"/>
-        <w:spacing w:before="0" w:after="0"/>
-        <w:shd w:val="clear" w:color="auto" w:fill="F1F5F9"/>
-      </w:pPr>
-      <w:r>
-        <w:t xml:space="preserve">  → Claude gives Socratic hint, never answer directly</w:t>
-      </w:r>
-    </w:p>
-    <w:p>
-      <w:pPr>
-        <w:pStyle w:val="MDCode"/>
-        <w:spacing w:before="0" w:after="0"/>
-        <w:shd w:val="clear" w:color="auto" w:fill="F1F5F9"/>
-      </w:pPr>
-      <w:r>
-        <w:t xml:space="preserve">  → attemptCount incremented each send</w:t>
-      </w:r>
-    </w:p>
-    <w:p>
-      <w:pPr>
-        <w:pStyle w:val="MDCode"/>
-        <w:spacing w:before="0" w:after="0"/>
-        <w:shd w:val="clear" w:color="auto" w:fill="F1F5F9"/>
-      </w:pPr>
-      <w:r>
-        <w:t xml:space="preserve"> </w:t>
-      </w:r>
-    </w:p>
-    <w:p>
-      <w:pPr>
-        <w:pStyle w:val="MDCode"/>
-        <w:spacing w:before="0" w:after="0"/>
-        <w:shd w:val="clear" w:color="auto" w:fill="F1F5F9"/>
-      </w:pPr>
-      <w:r>
-        <w:t>attemptCount &gt;= 5  → "Reveal Answer" button appears</w:t>
-      </w:r>
-    </w:p>
-    <w:p>
-      <w:pPr>
-        <w:pStyle w:val="MDCode"/>
-        <w:spacing w:before="0" w:after="0"/>
-        <w:shd w:val="clear" w:color="auto" w:fill="F1F5F9"/>
       </w:pPr>
       <w:r>
         <w:t xml:space="preserve">  → sends "I give up. Please reveal the full solution."</w:t>
@@ -6617,7 +6560,7 @@
           <w:color w:val="FDC800"/>
           <w:sz w:val="18"/>
         </w:rPr>
-        <w:t>━━━━━━━━━━━━━━━━━━━━━━━━━━━━━━━━━━━━━━━━━━━━━━━━━━</w:t>
+        <w:t>------------------------------------------------------------</w:t>
       </w:r>
     </w:p>
     <w:p>
@@ -6650,178 +6593,178 @@
     <w:p>
       <w:pPr>
         <w:pStyle w:val="MDCode"/>
+        <w:shd w:val="clear" w:color="auto" w:fill="F1F5F9"/>
         <w:spacing w:before="0" w:after="0"/>
+      </w:pPr>
+      <w:r>
+        <w:t xml:space="preserve">  ┌─────────┐</w:t>
+      </w:r>
+    </w:p>
+    <w:p>
+      <w:pPr>
+        <w:pStyle w:val="MDCode"/>
         <w:shd w:val="clear" w:color="auto" w:fill="F1F5F9"/>
-      </w:pPr>
-      <w:r>
-        <w:t xml:space="preserve">  ┌─────────┐</w:t>
+        <w:spacing w:before="0" w:after="0"/>
+      </w:pPr>
+      <w:r>
+        <w:t xml:space="preserve">  │  setup  │  ← user picks duration (30 / 45 / 60 min)</w:t>
       </w:r>
     </w:p>
     <w:p>
       <w:pPr>
         <w:pStyle w:val="MDCode"/>
+        <w:shd w:val="clear" w:color="auto" w:fill="F1F5F9"/>
         <w:spacing w:before="0" w:after="0"/>
+      </w:pPr>
+      <w:r>
+        <w:t xml:space="preserve">  └────┬────┘</w:t>
+      </w:r>
+    </w:p>
+    <w:p>
+      <w:pPr>
+        <w:pStyle w:val="MDCode"/>
         <w:shd w:val="clear" w:color="auto" w:fill="F1F5F9"/>
-      </w:pPr>
-      <w:r>
-        <w:t xml:space="preserve">  │  setup  │  ← user picks duration (30 / 45 / 60 min)</w:t>
+        <w:spacing w:before="0" w:after="0"/>
+      </w:pPr>
+      <w:r>
+        <w:t xml:space="preserve">       │ "Start Exam" clicked</w:t>
       </w:r>
     </w:p>
     <w:p>
       <w:pPr>
         <w:pStyle w:val="MDCode"/>
+        <w:shd w:val="clear" w:color="auto" w:fill="F1F5F9"/>
         <w:spacing w:before="0" w:after="0"/>
+      </w:pPr>
+      <w:r>
+        <w:t xml:space="preserve">       ▼</w:t>
+      </w:r>
+    </w:p>
+    <w:p>
+      <w:pPr>
+        <w:pStyle w:val="MDCode"/>
         <w:shd w:val="clear" w:color="auto" w:fill="F1F5F9"/>
-      </w:pPr>
-      <w:r>
-        <w:t xml:space="preserve">  └────┬────┘</w:t>
+        <w:spacing w:before="0" w:after="0"/>
+      </w:pPr>
+      <w:r>
+        <w:t xml:space="preserve">  ┌───────────┐</w:t>
       </w:r>
     </w:p>
     <w:p>
       <w:pPr>
         <w:pStyle w:val="MDCode"/>
+        <w:shd w:val="clear" w:color="auto" w:fill="F1F5F9"/>
         <w:spacing w:before="0" w:after="0"/>
+      </w:pPr>
+      <w:r>
+        <w:t xml:space="preserve">  │ generating │  POST /api/exam/generate → 10 questions JSON</w:t>
+      </w:r>
+    </w:p>
+    <w:p>
+      <w:pPr>
+        <w:pStyle w:val="MDCode"/>
         <w:shd w:val="clear" w:color="auto" w:fill="F1F5F9"/>
-      </w:pPr>
-      <w:r>
-        <w:t xml:space="preserve">       │ "Start Exam" clicked</w:t>
+        <w:spacing w:before="0" w:after="0"/>
+      </w:pPr>
+      <w:r>
+        <w:t xml:space="preserve">  └─────┬─────┘</w:t>
       </w:r>
     </w:p>
     <w:p>
       <w:pPr>
         <w:pStyle w:val="MDCode"/>
+        <w:shd w:val="clear" w:color="auto" w:fill="F1F5F9"/>
         <w:spacing w:before="0" w:after="0"/>
+      </w:pPr>
+      <w:r>
+        <w:t xml:space="preserve">        ▼</w:t>
+      </w:r>
+    </w:p>
+    <w:p>
+      <w:pPr>
+        <w:pStyle w:val="MDCode"/>
         <w:shd w:val="clear" w:color="auto" w:fill="F1F5F9"/>
-      </w:pPr>
-      <w:r>
-        <w:t xml:space="preserve">       ▼</w:t>
+        <w:spacing w:before="0" w:after="0"/>
+      </w:pPr>
+      <w:r>
+        <w:t xml:space="preserve">  ┌─────────────┐     timer hits 0 or "Submit" clicked</w:t>
       </w:r>
     </w:p>
     <w:p>
       <w:pPr>
         <w:pStyle w:val="MDCode"/>
+        <w:shd w:val="clear" w:color="auto" w:fill="F1F5F9"/>
         <w:spacing w:before="0" w:after="0"/>
+      </w:pPr>
+      <w:r>
+        <w:t xml:space="preserve">  │ in_progress  │ ──────────────────────────────────▶ ┌────────────┐</w:t>
+      </w:r>
+    </w:p>
+    <w:p>
+      <w:pPr>
+        <w:pStyle w:val="MDCode"/>
         <w:shd w:val="clear" w:color="auto" w:fill="F1F5F9"/>
-      </w:pPr>
-      <w:r>
-        <w:t xml:space="preserve">  ┌───────────┐</w:t>
+        <w:spacing w:before="0" w:after="0"/>
+      </w:pPr>
+      <w:r>
+        <w:t xml:space="preserve">  └─────────────┘                                       │ submitting │</w:t>
       </w:r>
     </w:p>
     <w:p>
       <w:pPr>
         <w:pStyle w:val="MDCode"/>
+        <w:shd w:val="clear" w:color="auto" w:fill="F1F5F9"/>
         <w:spacing w:before="0" w:after="0"/>
+      </w:pPr>
+      <w:r>
+        <w:t xml:space="preserve">                                                        └─────┬──────┘</w:t>
+      </w:r>
+    </w:p>
+    <w:p>
+      <w:pPr>
+        <w:pStyle w:val="MDCode"/>
         <w:shd w:val="clear" w:color="auto" w:fill="F1F5F9"/>
-      </w:pPr>
-      <w:r>
-        <w:t xml:space="preserve">  │ generating │  POST /api/exam/generate → 10 questions JSON</w:t>
+        <w:spacing w:before="0" w:after="0"/>
+      </w:pPr>
+      <w:r>
+        <w:t xml:space="preserve">                                                              │ POST /api/exam/grade</w:t>
       </w:r>
     </w:p>
     <w:p>
       <w:pPr>
         <w:pStyle w:val="MDCode"/>
+        <w:shd w:val="clear" w:color="auto" w:fill="F1F5F9"/>
         <w:spacing w:before="0" w:after="0"/>
+      </w:pPr>
+      <w:r>
+        <w:t xml:space="preserve">                                                              ▼</w:t>
+      </w:r>
+    </w:p>
+    <w:p>
+      <w:pPr>
+        <w:pStyle w:val="MDCode"/>
         <w:shd w:val="clear" w:color="auto" w:fill="F1F5F9"/>
-      </w:pPr>
-      <w:r>
-        <w:t xml:space="preserve">  └─────┬─────┘</w:t>
+        <w:spacing w:before="0" w:after="0"/>
+      </w:pPr>
+      <w:r>
+        <w:t xml:space="preserve">                                                        ┌─────────┐</w:t>
       </w:r>
     </w:p>
     <w:p>
       <w:pPr>
         <w:pStyle w:val="MDCode"/>
+        <w:shd w:val="clear" w:color="auto" w:fill="F1F5F9"/>
         <w:spacing w:before="0" w:after="0"/>
+      </w:pPr>
+      <w:r>
+        <w:t xml:space="preserve">                                                        │ results │ → onFinish() saves to cloud</w:t>
+      </w:r>
+    </w:p>
+    <w:p>
+      <w:pPr>
+        <w:pStyle w:val="MDCode"/>
         <w:shd w:val="clear" w:color="auto" w:fill="F1F5F9"/>
-      </w:pPr>
-      <w:r>
-        <w:t xml:space="preserve">        ▼</w:t>
-      </w:r>
-    </w:p>
-    <w:p>
-      <w:pPr>
-        <w:pStyle w:val="MDCode"/>
         <w:spacing w:before="0" w:after="0"/>
-        <w:shd w:val="clear" w:color="auto" w:fill="F1F5F9"/>
-      </w:pPr>
-      <w:r>
-        <w:t xml:space="preserve">  ┌─────────────┐     timer hits 0 or "Submit" clicked</w:t>
-      </w:r>
-    </w:p>
-    <w:p>
-      <w:pPr>
-        <w:pStyle w:val="MDCode"/>
-        <w:spacing w:before="0" w:after="0"/>
-        <w:shd w:val="clear" w:color="auto" w:fill="F1F5F9"/>
-      </w:pPr>
-      <w:r>
-        <w:t xml:space="preserve">  │ in_progress  │ ──────────────────────────────────▶ ┌────────────┐</w:t>
-      </w:r>
-    </w:p>
-    <w:p>
-      <w:pPr>
-        <w:pStyle w:val="MDCode"/>
-        <w:spacing w:before="0" w:after="0"/>
-        <w:shd w:val="clear" w:color="auto" w:fill="F1F5F9"/>
-      </w:pPr>
-      <w:r>
-        <w:t xml:space="preserve">  └─────────────┘                                       │ submitting │</w:t>
-      </w:r>
-    </w:p>
-    <w:p>
-      <w:pPr>
-        <w:pStyle w:val="MDCode"/>
-        <w:spacing w:before="0" w:after="0"/>
-        <w:shd w:val="clear" w:color="auto" w:fill="F1F5F9"/>
-      </w:pPr>
-      <w:r>
-        <w:t xml:space="preserve">                                                        └─────┬──────┘</w:t>
-      </w:r>
-    </w:p>
-    <w:p>
-      <w:pPr>
-        <w:pStyle w:val="MDCode"/>
-        <w:spacing w:before="0" w:after="0"/>
-        <w:shd w:val="clear" w:color="auto" w:fill="F1F5F9"/>
-      </w:pPr>
-      <w:r>
-        <w:t xml:space="preserve">                                                              │ POST /api/exam/grade</w:t>
-      </w:r>
-    </w:p>
-    <w:p>
-      <w:pPr>
-        <w:pStyle w:val="MDCode"/>
-        <w:spacing w:before="0" w:after="0"/>
-        <w:shd w:val="clear" w:color="auto" w:fill="F1F5F9"/>
-      </w:pPr>
-      <w:r>
-        <w:t xml:space="preserve">                                                              ▼</w:t>
-      </w:r>
-    </w:p>
-    <w:p>
-      <w:pPr>
-        <w:pStyle w:val="MDCode"/>
-        <w:spacing w:before="0" w:after="0"/>
-        <w:shd w:val="clear" w:color="auto" w:fill="F1F5F9"/>
-      </w:pPr>
-      <w:r>
-        <w:t xml:space="preserve">                                                        ┌─────────┐</w:t>
-      </w:r>
-    </w:p>
-    <w:p>
-      <w:pPr>
-        <w:pStyle w:val="MDCode"/>
-        <w:spacing w:before="0" w:after="0"/>
-        <w:shd w:val="clear" w:color="auto" w:fill="F1F5F9"/>
-      </w:pPr>
-      <w:r>
-        <w:t xml:space="preserve">                                                        │ results │ → onFinish() saves to cloud</w:t>
-      </w:r>
-    </w:p>
-    <w:p>
-      <w:pPr>
-        <w:pStyle w:val="MDCode"/>
-        <w:spacing w:before="0" w:after="0"/>
-        <w:shd w:val="clear" w:color="auto" w:fill="F1F5F9"/>
       </w:pPr>
       <w:r>
         <w:t xml:space="preserve">                                                        └─────────┘</w:t>
@@ -6904,17 +6847,10 @@
     </w:p>
     <w:tbl>
       <w:tblPr>
+        <w:tblStyle w:val="TableGrid"/>
         <w:tblW w:type="auto" w:w="0"/>
         <w:jc w:val="left"/>
         <w:tblLook w:firstColumn="1" w:firstRow="1" w:lastColumn="0" w:lastRow="0" w:noHBand="0" w:noVBand="1" w:val="04A0"/>
-        <w:tblBorders>
-          <w:top w:val="single" w:sz="4" w:space="0" w:color="D1D5DB"/>
-          <w:left w:val="single" w:sz="4" w:space="0" w:color="D1D5DB"/>
-          <w:bottom w:val="single" w:sz="4" w:space="0" w:color="D1D5DB"/>
-          <w:right w:val="single" w:sz="4" w:space="0" w:color="D1D5DB"/>
-          <w:insideH w:val="single" w:sz="4" w:space="0" w:color="D1D5DB"/>
-          <w:insideV w:val="single" w:sz="4" w:space="0" w:color="D1D5DB"/>
-        </w:tblBorders>
       </w:tblPr>
       <w:tblGrid>
         <w:gridCol w:w="4536"/>
@@ -7456,7 +7392,7 @@
           <w:color w:val="FDC800"/>
           <w:sz w:val="18"/>
         </w:rPr>
-        <w:t>━━━━━━━━━━━━━━━━━━━━━━━━━━━━━━━━━━━━━━━━━━━━━━━━━━</w:t>
+        <w:t>------------------------------------------------------------</w:t>
       </w:r>
     </w:p>
     <w:p>
@@ -7515,7 +7451,7 @@
           <w:color w:val="FDC800"/>
           <w:sz w:val="18"/>
         </w:rPr>
-        <w:t>━━━━━━━━━━━━━━━━━━━━━━━━━━━━━━━━━━━━━━━━━━━━━━━━━━</w:t>
+        <w:t>------------------------------------------------------------</w:t>
       </w:r>
     </w:p>
     <w:p>
@@ -7684,7 +7620,7 @@
           <w:color w:val="FDC800"/>
           <w:sz w:val="18"/>
         </w:rPr>
-        <w:t>━━━━━━━━━━━━━━━━━━━━━━━━━━━━━━━━━━━━━━━━━━━━━━━━━━</w:t>
+        <w:t>------------------------------------------------------------</w:t>
       </w:r>
     </w:p>
     <w:p>
@@ -7747,28 +7683,28 @@
     <w:p>
       <w:pPr>
         <w:pStyle w:val="MDCode"/>
+        <w:shd w:val="clear" w:color="auto" w:fill="F1F5F9"/>
         <w:spacing w:before="0" w:after="0"/>
+      </w:pPr>
+      <w:r>
+        <w:t>Landing page  →  [Start Learning]  →  WelcomeScreen  →  Main app</w:t>
+      </w:r>
+    </w:p>
+    <w:p>
+      <w:pPr>
+        <w:pStyle w:val="MDCode"/>
         <w:shd w:val="clear" w:color="auto" w:fill="F1F5F9"/>
-      </w:pPr>
-      <w:r>
-        <w:t>Landing page  →  [Start Learning]  →  WelcomeScreen  →  Main app</w:t>
+        <w:spacing w:before="0" w:after="0"/>
+      </w:pPr>
+      <w:r>
+        <w:t xml:space="preserve">                                       (splashDone=true,     (introSeen=true,</w:t>
       </w:r>
     </w:p>
     <w:p>
       <w:pPr>
         <w:pStyle w:val="MDCode"/>
+        <w:shd w:val="clear" w:color="auto" w:fill="F1F5F9"/>
         <w:spacing w:before="0" w:after="0"/>
-        <w:shd w:val="clear" w:color="auto" w:fill="F1F5F9"/>
-      </w:pPr>
-      <w:r>
-        <w:t xml:space="preserve">                                       (splashDone=true,     (introSeen=true,</w:t>
-      </w:r>
-    </w:p>
-    <w:p>
-      <w:pPr>
-        <w:pStyle w:val="MDCode"/>
-        <w:spacing w:before="0" w:after="0"/>
-        <w:shd w:val="clear" w:color="auto" w:fill="F1F5F9"/>
       </w:pPr>
       <w:r>
         <w:t xml:space="preserve">                                        introSeen=false)      subject/year/mode set)</w:t>
@@ -8133,7 +8069,7 @@
           <w:color w:val="FDC800"/>
           <w:sz w:val="18"/>
         </w:rPr>
-        <w:t>━━━━━━━━━━━━━━━━━━━━━━━━━━━━━━━━━━━━━━━━━━━━━━━━━━</w:t>
+        <w:t>------------------------------------------------------------</w:t>
       </w:r>
     </w:p>
     <w:p>
@@ -8346,7 +8282,7 @@
           <w:color w:val="FDC800"/>
           <w:sz w:val="18"/>
         </w:rPr>
-        <w:t>━━━━━━━━━━━━━━━━━━━━━━━━━━━━━━━━━━━━━━━━━━━━━━━━━━</w:t>
+        <w:t>------------------------------------------------------------</w:t>
       </w:r>
     </w:p>
     <w:p>
@@ -8535,7 +8471,7 @@
           <w:color w:val="FDC800"/>
           <w:sz w:val="18"/>
         </w:rPr>
-        <w:t>━━━━━━━━━━━━━━━━━━━━━━━━━━━━━━━━━━━━━━━━━━━━━━━━━━</w:t>
+        <w:t>------------------------------------------------------------</w:t>
       </w:r>
     </w:p>
     <w:p>
@@ -8623,17 +8559,10 @@
     </w:p>
     <w:tbl>
       <w:tblPr>
+        <w:tblStyle w:val="TableGrid"/>
         <w:tblW w:type="auto" w:w="0"/>
         <w:jc w:val="left"/>
         <w:tblLook w:firstColumn="1" w:firstRow="1" w:lastColumn="0" w:lastRow="0" w:noHBand="0" w:noVBand="1" w:val="04A0"/>
-        <w:tblBorders>
-          <w:top w:val="single" w:sz="4" w:space="0" w:color="D1D5DB"/>
-          <w:left w:val="single" w:sz="4" w:space="0" w:color="D1D5DB"/>
-          <w:bottom w:val="single" w:sz="4" w:space="0" w:color="D1D5DB"/>
-          <w:right w:val="single" w:sz="4" w:space="0" w:color="D1D5DB"/>
-          <w:insideH w:val="single" w:sz="4" w:space="0" w:color="D1D5DB"/>
-          <w:insideV w:val="single" w:sz="4" w:space="0" w:color="D1D5DB"/>
-        </w:tblBorders>
       </w:tblPr>
       <w:tblGrid>
         <w:gridCol w:w="4536"/>
@@ -9021,48 +8950,48 @@
     <w:p>
       <w:pPr>
         <w:pStyle w:val="MDCode"/>
+        <w:shd w:val="clear" w:color="auto" w:fill="F1F5F9"/>
         <w:spacing w:before="0" w:after="0"/>
+      </w:pPr>
+      <w:r>
+        <w:t>// Request</w:t>
+      </w:r>
+    </w:p>
+    <w:p>
+      <w:pPr>
+        <w:pStyle w:val="MDCode"/>
         <w:shd w:val="clear" w:color="auto" w:fill="F1F5F9"/>
-      </w:pPr>
-      <w:r>
-        <w:t>// Request</w:t>
+        <w:spacing w:before="0" w:after="0"/>
+      </w:pPr>
+      <w:r>
+        <w:t>{ "messages": [...], "subject": "string", "yearLevel": "string", "mode": "chat|practice" }</w:t>
       </w:r>
     </w:p>
     <w:p>
       <w:pPr>
         <w:pStyle w:val="MDCode"/>
+        <w:shd w:val="clear" w:color="auto" w:fill="F1F5F9"/>
         <w:spacing w:before="0" w:after="0"/>
+      </w:pPr>
+      <w:r>
+        <w:t xml:space="preserve"> </w:t>
+      </w:r>
+    </w:p>
+    <w:p>
+      <w:pPr>
+        <w:pStyle w:val="MDCode"/>
         <w:shd w:val="clear" w:color="auto" w:fill="F1F5F9"/>
-      </w:pPr>
-      <w:r>
-        <w:t>{ "messages": [...], "subject": "string", "yearLevel": "string", "mode": "chat|practice" }</w:t>
+        <w:spacing w:before="0" w:after="0"/>
+      </w:pPr>
+      <w:r>
+        <w:t>// Response</w:t>
       </w:r>
     </w:p>
     <w:p>
       <w:pPr>
         <w:pStyle w:val="MDCode"/>
+        <w:shd w:val="clear" w:color="auto" w:fill="F1F5F9"/>
         <w:spacing w:before="0" w:after="0"/>
-        <w:shd w:val="clear" w:color="auto" w:fill="F1F5F9"/>
-      </w:pPr>
-      <w:r>
-        <w:t xml:space="preserve"> </w:t>
-      </w:r>
-    </w:p>
-    <w:p>
-      <w:pPr>
-        <w:pStyle w:val="MDCode"/>
-        <w:spacing w:before="0" w:after="0"/>
-        <w:shd w:val="clear" w:color="auto" w:fill="F1F5F9"/>
-      </w:pPr>
-      <w:r>
-        <w:t>// Response</w:t>
-      </w:r>
-    </w:p>
-    <w:p>
-      <w:pPr>
-        <w:pStyle w:val="MDCode"/>
-        <w:spacing w:before="0" w:after="0"/>
-        <w:shd w:val="clear" w:color="auto" w:fill="F1F5F9"/>
       </w:pPr>
       <w:r>
         <w:t>{ "reply": "string" }</w:t>
@@ -9116,48 +9045,48 @@
     <w:p>
       <w:pPr>
         <w:pStyle w:val="MDCode"/>
+        <w:shd w:val="clear" w:color="auto" w:fill="F1F5F9"/>
         <w:spacing w:before="0" w:after="0"/>
+      </w:pPr>
+      <w:r>
+        <w:t>// Request</w:t>
+      </w:r>
+    </w:p>
+    <w:p>
+      <w:pPr>
+        <w:pStyle w:val="MDCode"/>
         <w:shd w:val="clear" w:color="auto" w:fill="F1F5F9"/>
-      </w:pPr>
-      <w:r>
-        <w:t>// Request</w:t>
+        <w:spacing w:before="0" w:after="0"/>
+      </w:pPr>
+      <w:r>
+        <w:t>{ "subject": "string", "yearLevel": "string" }</w:t>
       </w:r>
     </w:p>
     <w:p>
       <w:pPr>
         <w:pStyle w:val="MDCode"/>
+        <w:shd w:val="clear" w:color="auto" w:fill="F1F5F9"/>
         <w:spacing w:before="0" w:after="0"/>
+      </w:pPr>
+      <w:r>
+        <w:t xml:space="preserve"> </w:t>
+      </w:r>
+    </w:p>
+    <w:p>
+      <w:pPr>
+        <w:pStyle w:val="MDCode"/>
         <w:shd w:val="clear" w:color="auto" w:fill="F1F5F9"/>
-      </w:pPr>
-      <w:r>
-        <w:t>{ "subject": "string", "yearLevel": "string" }</w:t>
+        <w:spacing w:before="0" w:after="0"/>
+      </w:pPr>
+      <w:r>
+        <w:t>// Response — question text and options may contain LaTeX and inline SVG</w:t>
       </w:r>
     </w:p>
     <w:p>
       <w:pPr>
         <w:pStyle w:val="MDCode"/>
+        <w:shd w:val="clear" w:color="auto" w:fill="F1F5F9"/>
         <w:spacing w:before="0" w:after="0"/>
-        <w:shd w:val="clear" w:color="auto" w:fill="F1F5F9"/>
-      </w:pPr>
-      <w:r>
-        <w:t xml:space="preserve"> </w:t>
-      </w:r>
-    </w:p>
-    <w:p>
-      <w:pPr>
-        <w:pStyle w:val="MDCode"/>
-        <w:spacing w:before="0" w:after="0"/>
-        <w:shd w:val="clear" w:color="auto" w:fill="F1F5F9"/>
-      </w:pPr>
-      <w:r>
-        <w:t>// Response — question text and options may contain LaTeX and inline SVG</w:t>
-      </w:r>
-    </w:p>
-    <w:p>
-      <w:pPr>
-        <w:pStyle w:val="MDCode"/>
-        <w:spacing w:before="0" w:after="0"/>
-        <w:shd w:val="clear" w:color="auto" w:fill="F1F5F9"/>
       </w:pPr>
       <w:r>
         <w:t>{ "questions": [{ "id": 1, "text": "string (may contain $LaTeX$ or &lt;svg&gt;)&lt;/svg&gt;)", "type": "multiple_choice", "options": ["A. text or &lt;svg&gt;...&lt;/svg&gt;", ...] }] }</w:t>
@@ -9211,48 +9140,48 @@
     <w:p>
       <w:pPr>
         <w:pStyle w:val="MDCode"/>
+        <w:shd w:val="clear" w:color="auto" w:fill="F1F5F9"/>
         <w:spacing w:before="0" w:after="0"/>
+      </w:pPr>
+      <w:r>
+        <w:t>// Request</w:t>
+      </w:r>
+    </w:p>
+    <w:p>
+      <w:pPr>
+        <w:pStyle w:val="MDCode"/>
         <w:shd w:val="clear" w:color="auto" w:fill="F1F5F9"/>
-      </w:pPr>
-      <w:r>
-        <w:t>// Request</w:t>
+        <w:spacing w:before="0" w:after="0"/>
+      </w:pPr>
+      <w:r>
+        <w:t>{ "subject": "string", "questions": [...], "answers": { "1": "A", "2": "B" } }</w:t>
       </w:r>
     </w:p>
     <w:p>
       <w:pPr>
         <w:pStyle w:val="MDCode"/>
+        <w:shd w:val="clear" w:color="auto" w:fill="F1F5F9"/>
         <w:spacing w:before="0" w:after="0"/>
+      </w:pPr>
+      <w:r>
+        <w:t xml:space="preserve"> </w:t>
+      </w:r>
+    </w:p>
+    <w:p>
+      <w:pPr>
+        <w:pStyle w:val="MDCode"/>
         <w:shd w:val="clear" w:color="auto" w:fill="F1F5F9"/>
-      </w:pPr>
-      <w:r>
-        <w:t>{ "subject": "string", "questions": [...], "answers": { "1": "A", "2": "B" } }</w:t>
+        <w:spacing w:before="0" w:after="0"/>
+      </w:pPr>
+      <w:r>
+        <w:t>// Response — correctAnswer and explanation use LaTeX</w:t>
       </w:r>
     </w:p>
     <w:p>
       <w:pPr>
         <w:pStyle w:val="MDCode"/>
+        <w:shd w:val="clear" w:color="auto" w:fill="F1F5F9"/>
         <w:spacing w:before="0" w:after="0"/>
-        <w:shd w:val="clear" w:color="auto" w:fill="F1F5F9"/>
-      </w:pPr>
-      <w:r>
-        <w:t xml:space="preserve"> </w:t>
-      </w:r>
-    </w:p>
-    <w:p>
-      <w:pPr>
-        <w:pStyle w:val="MDCode"/>
-        <w:spacing w:before="0" w:after="0"/>
-        <w:shd w:val="clear" w:color="auto" w:fill="F1F5F9"/>
-      </w:pPr>
-      <w:r>
-        <w:t>// Response — correctAnswer and explanation use LaTeX</w:t>
-      </w:r>
-    </w:p>
-    <w:p>
-      <w:pPr>
-        <w:pStyle w:val="MDCode"/>
-        <w:spacing w:before="0" w:after="0"/>
-        <w:shd w:val="clear" w:color="auto" w:fill="F1F5F9"/>
       </w:pPr>
       <w:r>
         <w:t>{ "results": [{ "id": 1, "correct": true, "correctAnswer": "B", "explanation": "$x = \\frac{-b}{2a}$...", "question": {...} }] }</w:t>
@@ -9306,48 +9235,48 @@
     <w:p>
       <w:pPr>
         <w:pStyle w:val="MDCode"/>
+        <w:shd w:val="clear" w:color="auto" w:fill="F1F5F9"/>
         <w:spacing w:before="0" w:after="0"/>
+      </w:pPr>
+      <w:r>
+        <w:t>// Request</w:t>
+      </w:r>
+    </w:p>
+    <w:p>
+      <w:pPr>
+        <w:pStyle w:val="MDCode"/>
         <w:shd w:val="clear" w:color="auto" w:fill="F1F5F9"/>
-      </w:pPr>
-      <w:r>
-        <w:t>// Request</w:t>
+        <w:spacing w:before="0" w:after="0"/>
+      </w:pPr>
+      <w:r>
+        <w:t>{ "subject": "string", "wrongQuestions": [{ "id": 1, "text": "...(SVG stripped)...", "studentAnswer": "A", "correctAnswer": "B" }] }</w:t>
       </w:r>
     </w:p>
     <w:p>
       <w:pPr>
         <w:pStyle w:val="MDCode"/>
+        <w:shd w:val="clear" w:color="auto" w:fill="F1F5F9"/>
         <w:spacing w:before="0" w:after="0"/>
+      </w:pPr>
+      <w:r>
+        <w:t xml:space="preserve"> </w:t>
+      </w:r>
+    </w:p>
+    <w:p>
+      <w:pPr>
+        <w:pStyle w:val="MDCode"/>
         <w:shd w:val="clear" w:color="auto" w:fill="F1F5F9"/>
-      </w:pPr>
-      <w:r>
-        <w:t>{ "subject": "string", "wrongQuestions": [{ "id": 1, "text": "...(SVG stripped)...", "studentAnswer": "A", "correctAnswer": "B" }] }</w:t>
+        <w:spacing w:before="0" w:after="0"/>
+      </w:pPr>
+      <w:r>
+        <w:t>// Response — walkthroughs are full Markdown with LaTeX and optional SVG</w:t>
       </w:r>
     </w:p>
     <w:p>
       <w:pPr>
         <w:pStyle w:val="MDCode"/>
+        <w:shd w:val="clear" w:color="auto" w:fill="F1F5F9"/>
         <w:spacing w:before="0" w:after="0"/>
-        <w:shd w:val="clear" w:color="auto" w:fill="F1F5F9"/>
-      </w:pPr>
-      <w:r>
-        <w:t xml:space="preserve"> </w:t>
-      </w:r>
-    </w:p>
-    <w:p>
-      <w:pPr>
-        <w:pStyle w:val="MDCode"/>
-        <w:spacing w:before="0" w:after="0"/>
-        <w:shd w:val="clear" w:color="auto" w:fill="F1F5F9"/>
-      </w:pPr>
-      <w:r>
-        <w:t>// Response — walkthroughs are full Markdown with LaTeX and optional SVG</w:t>
-      </w:r>
-    </w:p>
-    <w:p>
-      <w:pPr>
-        <w:pStyle w:val="MDCode"/>
-        <w:spacing w:before="0" w:after="0"/>
-        <w:shd w:val="clear" w:color="auto" w:fill="F1F5F9"/>
       </w:pPr>
       <w:r>
         <w:t>{ "reviews": [{ "id": 1, "walkthrough": "Full markdown + LaTeX + optional &lt;svg&gt;...&lt;/svg&gt;..." }] }</w:t>
@@ -9387,48 +9316,48 @@
     <w:p>
       <w:pPr>
         <w:pStyle w:val="MDCode"/>
+        <w:shd w:val="clear" w:color="auto" w:fill="F1F5F9"/>
         <w:spacing w:before="0" w:after="0"/>
+      </w:pPr>
+      <w:r>
+        <w:t>// Request</w:t>
+      </w:r>
+    </w:p>
+    <w:p>
+      <w:pPr>
+        <w:pStyle w:val="MDCode"/>
         <w:shd w:val="clear" w:color="auto" w:fill="F1F5F9"/>
-      </w:pPr>
-      <w:r>
-        <w:t>// Request</w:t>
+        <w:spacing w:before="0" w:after="0"/>
+      </w:pPr>
+      <w:r>
+        <w:t>{ "category": "animals" | "space" | "sports" | "popculture" | "records" | "random" }</w:t>
       </w:r>
     </w:p>
     <w:p>
       <w:pPr>
         <w:pStyle w:val="MDCode"/>
+        <w:shd w:val="clear" w:color="auto" w:fill="F1F5F9"/>
         <w:spacing w:before="0" w:after="0"/>
+      </w:pPr>
+      <w:r>
+        <w:t xml:space="preserve"> </w:t>
+      </w:r>
+    </w:p>
+    <w:p>
+      <w:pPr>
+        <w:pStyle w:val="MDCode"/>
         <w:shd w:val="clear" w:color="auto" w:fill="F1F5F9"/>
-      </w:pPr>
-      <w:r>
-        <w:t>{ "category": "animals" | "space" | "sports" | "popculture" | "records" | "random" }</w:t>
+        <w:spacing w:before="0" w:after="0"/>
+      </w:pPr>
+      <w:r>
+        <w:t>// Response</w:t>
       </w:r>
     </w:p>
     <w:p>
       <w:pPr>
         <w:pStyle w:val="MDCode"/>
+        <w:shd w:val="clear" w:color="auto" w:fill="F1F5F9"/>
         <w:spacing w:before="0" w:after="0"/>
-        <w:shd w:val="clear" w:color="auto" w:fill="F1F5F9"/>
-      </w:pPr>
-      <w:r>
-        <w:t xml:space="preserve"> </w:t>
-      </w:r>
-    </w:p>
-    <w:p>
-      <w:pPr>
-        <w:pStyle w:val="MDCode"/>
-        <w:spacing w:before="0" w:after="0"/>
-        <w:shd w:val="clear" w:color="auto" w:fill="F1F5F9"/>
-      </w:pPr>
-      <w:r>
-        <w:t>// Response</w:t>
-      </w:r>
-    </w:p>
-    <w:p>
-      <w:pPr>
-        <w:pStyle w:val="MDCode"/>
-        <w:spacing w:before="0" w:after="0"/>
-        <w:shd w:val="clear" w:color="auto" w:fill="F1F5F9"/>
       </w:pPr>
       <w:r>
         <w:t>{ "questions": [{ "question": "string", "options": ["A. ...", "B. ...", "C. ...", "D. ..."], "answer": "A", "funFact": "string" }] }</w:t>
@@ -9479,48 +9408,48 @@
     <w:p>
       <w:pPr>
         <w:pStyle w:val="MDCode"/>
+        <w:shd w:val="clear" w:color="auto" w:fill="F1F5F9"/>
         <w:spacing w:before="0" w:after="0"/>
+      </w:pPr>
+      <w:r>
+        <w:t>// Request</w:t>
+      </w:r>
+    </w:p>
+    <w:p>
+      <w:pPr>
+        <w:pStyle w:val="MDCode"/>
         <w:shd w:val="clear" w:color="auto" w:fill="F1F5F9"/>
-      </w:pPr>
-      <w:r>
-        <w:t>// Request</w:t>
+        <w:spacing w:before="0" w:after="0"/>
+      </w:pPr>
+      <w:r>
+        <w:t>{ "mood": "love" | "like" | "okay" | "confused" | "idea", "message": "optional string" }</w:t>
       </w:r>
     </w:p>
     <w:p>
       <w:pPr>
         <w:pStyle w:val="MDCode"/>
+        <w:shd w:val="clear" w:color="auto" w:fill="F1F5F9"/>
         <w:spacing w:before="0" w:after="0"/>
+      </w:pPr>
+      <w:r>
+        <w:t xml:space="preserve"> </w:t>
+      </w:r>
+    </w:p>
+    <w:p>
+      <w:pPr>
+        <w:pStyle w:val="MDCode"/>
         <w:shd w:val="clear" w:color="auto" w:fill="F1F5F9"/>
-      </w:pPr>
-      <w:r>
-        <w:t>{ "mood": "love" | "like" | "okay" | "confused" | "idea", "message": "optional string" }</w:t>
+        <w:spacing w:before="0" w:after="0"/>
+      </w:pPr>
+      <w:r>
+        <w:t>// Response</w:t>
       </w:r>
     </w:p>
     <w:p>
       <w:pPr>
         <w:pStyle w:val="MDCode"/>
+        <w:shd w:val="clear" w:color="auto" w:fill="F1F5F9"/>
         <w:spacing w:before="0" w:after="0"/>
-        <w:shd w:val="clear" w:color="auto" w:fill="F1F5F9"/>
-      </w:pPr>
-      <w:r>
-        <w:t xml:space="preserve"> </w:t>
-      </w:r>
-    </w:p>
-    <w:p>
-      <w:pPr>
-        <w:pStyle w:val="MDCode"/>
-        <w:spacing w:before="0" w:after="0"/>
-        <w:shd w:val="clear" w:color="auto" w:fill="F1F5F9"/>
-      </w:pPr>
-      <w:r>
-        <w:t>// Response</w:t>
-      </w:r>
-    </w:p>
-    <w:p>
-      <w:pPr>
-        <w:pStyle w:val="MDCode"/>
-        <w:spacing w:before="0" w:after="0"/>
-        <w:shd w:val="clear" w:color="auto" w:fill="F1F5F9"/>
       </w:pPr>
       <w:r>
         <w:t>{ "ok": true }</w:t>
@@ -9537,7 +9466,7 @@
           <w:color w:val="FDC800"/>
           <w:sz w:val="18"/>
         </w:rPr>
-        <w:t>━━━━━━━━━━━━━━━━━━━━━━━━━━━━━━━━━━━━━━━━━━━━━━━━━━</w:t>
+        <w:t>------------------------------------------------------------</w:t>
       </w:r>
     </w:p>
     <w:p>
@@ -9625,18 +9554,18 @@
     <w:p>
       <w:pPr>
         <w:pStyle w:val="MDCode"/>
+        <w:shd w:val="clear" w:color="auto" w:fill="F1F5F9"/>
         <w:spacing w:before="0" w:after="0"/>
+      </w:pPr>
+      <w:r>
+        <w:t>// Request body</w:t>
+      </w:r>
+    </w:p>
+    <w:p>
+      <w:pPr>
+        <w:pStyle w:val="MDCode"/>
         <w:shd w:val="clear" w:color="auto" w:fill="F1F5F9"/>
-      </w:pPr>
-      <w:r>
-        <w:t>// Request body</w:t>
-      </w:r>
-    </w:p>
-    <w:p>
-      <w:pPr>
-        <w:pStyle w:val="MDCode"/>
         <w:spacing w:before="0" w:after="0"/>
-        <w:shd w:val="clear" w:color="auto" w:fill="F1F5F9"/>
       </w:pPr>
       <w:r>
         <w:t>{ "id": "string", "title": "string", "subject": "string", "yearLevel": "string", "mode": "chat|practice", "messages": [...] }</w:t>
@@ -9676,18 +9605,18 @@
     <w:p>
       <w:pPr>
         <w:pStyle w:val="MDCode"/>
+        <w:shd w:val="clear" w:color="auto" w:fill="F1F5F9"/>
         <w:spacing w:before="0" w:after="0"/>
+      </w:pPr>
+      <w:r>
+        <w:t>// Request body</w:t>
+      </w:r>
+    </w:p>
+    <w:p>
+      <w:pPr>
+        <w:pStyle w:val="MDCode"/>
         <w:shd w:val="clear" w:color="auto" w:fill="F1F5F9"/>
-      </w:pPr>
-      <w:r>
-        <w:t>// Request body</w:t>
-      </w:r>
-    </w:p>
-    <w:p>
-      <w:pPr>
-        <w:pStyle w:val="MDCode"/>
         <w:spacing w:before="0" w:after="0"/>
-        <w:shd w:val="clear" w:color="auto" w:fill="F1F5F9"/>
       </w:pPr>
       <w:r>
         <w:t>{ "id": "string" }</w:t>
@@ -9727,18 +9656,18 @@
     <w:p>
       <w:pPr>
         <w:pStyle w:val="MDCode"/>
+        <w:shd w:val="clear" w:color="auto" w:fill="F1F5F9"/>
         <w:spacing w:before="0" w:after="0"/>
+      </w:pPr>
+      <w:r>
+        <w:t>// Request body</w:t>
+      </w:r>
+    </w:p>
+    <w:p>
+      <w:pPr>
+        <w:pStyle w:val="MDCode"/>
         <w:shd w:val="clear" w:color="auto" w:fill="F1F5F9"/>
-      </w:pPr>
-      <w:r>
-        <w:t>// Request body</w:t>
-      </w:r>
-    </w:p>
-    <w:p>
-      <w:pPr>
-        <w:pStyle w:val="MDCode"/>
         <w:spacing w:before="0" w:after="0"/>
-        <w:shd w:val="clear" w:color="auto" w:fill="F1F5F9"/>
       </w:pPr>
       <w:r>
         <w:t>{ "subject": "string", "yearLevel": "string", "score": 7, "total": 10, "timeTaken": 1823, "wrongAnswers": [...] }</w:t>
@@ -9822,18 +9751,18 @@
     <w:p>
       <w:pPr>
         <w:pStyle w:val="MDCode"/>
+        <w:shd w:val="clear" w:color="auto" w:fill="F1F5F9"/>
         <w:spacing w:before="0" w:after="0"/>
+      </w:pPr>
+      <w:r>
+        <w:t>// Request body</w:t>
+      </w:r>
+    </w:p>
+    <w:p>
+      <w:pPr>
+        <w:pStyle w:val="MDCode"/>
         <w:shd w:val="clear" w:color="auto" w:fill="F1F5F9"/>
-      </w:pPr>
-      <w:r>
-        <w:t>// Request body</w:t>
-      </w:r>
-    </w:p>
-    <w:p>
-      <w:pPr>
-        <w:pStyle w:val="MDCode"/>
         <w:spacing w:before="0" w:after="0"/>
-        <w:shd w:val="clear" w:color="auto" w:fill="F1F5F9"/>
       </w:pPr>
       <w:r>
         <w:t>{ "subject": "string", "yearLevel": "string", "question": "string", "correct": true }</w:t>
@@ -9850,7 +9779,7 @@
           <w:color w:val="FDC800"/>
           <w:sz w:val="18"/>
         </w:rPr>
-        <w:t>━━━━━━━━━━━━━━━━━━━━━━━━━━━━━━━━━━━━━━━━━━━━━━━━━━</w:t>
+        <w:t>------------------------------------------------------------</w:t>
       </w:r>
     </w:p>
     <w:p>
@@ -9890,17 +9819,10 @@
     </w:p>
     <w:tbl>
       <w:tblPr>
+        <w:tblStyle w:val="TableGrid"/>
         <w:tblW w:type="auto" w:w="0"/>
         <w:jc w:val="left"/>
         <w:tblLook w:firstColumn="1" w:firstRow="1" w:lastColumn="0" w:lastRow="0" w:noHBand="0" w:noVBand="1" w:val="04A0"/>
-        <w:tblBorders>
-          <w:top w:val="single" w:sz="4" w:space="0" w:color="D1D5DB"/>
-          <w:left w:val="single" w:sz="4" w:space="0" w:color="D1D5DB"/>
-          <w:bottom w:val="single" w:sz="4" w:space="0" w:color="D1D5DB"/>
-          <w:right w:val="single" w:sz="4" w:space="0" w:color="D1D5DB"/>
-          <w:insideH w:val="single" w:sz="4" w:space="0" w:color="D1D5DB"/>
-          <w:insideV w:val="single" w:sz="4" w:space="0" w:color="D1D5DB"/>
-        </w:tblBorders>
       </w:tblPr>
       <w:tblGrid>
         <w:gridCol w:w="3024"/>
@@ -11056,17 +10978,10 @@
     </w:p>
     <w:tbl>
       <w:tblPr>
+        <w:tblStyle w:val="TableGrid"/>
         <w:tblW w:type="auto" w:w="0"/>
         <w:jc w:val="left"/>
         <w:tblLook w:firstColumn="1" w:firstRow="1" w:lastColumn="0" w:lastRow="0" w:noHBand="0" w:noVBand="1" w:val="04A0"/>
-        <w:tblBorders>
-          <w:top w:val="single" w:sz="4" w:space="0" w:color="D1D5DB"/>
-          <w:left w:val="single" w:sz="4" w:space="0" w:color="D1D5DB"/>
-          <w:bottom w:val="single" w:sz="4" w:space="0" w:color="D1D5DB"/>
-          <w:right w:val="single" w:sz="4" w:space="0" w:color="D1D5DB"/>
-          <w:insideH w:val="single" w:sz="4" w:space="0" w:color="D1D5DB"/>
-          <w:insideV w:val="single" w:sz="4" w:space="0" w:color="D1D5DB"/>
-        </w:tblBorders>
       </w:tblPr>
       <w:tblGrid>
         <w:gridCol w:w="3024"/>
@@ -12107,7 +12022,7 @@
           <w:color w:val="FDC800"/>
           <w:sz w:val="18"/>
         </w:rPr>
-        <w:t>━━━━━━━━━━━━━━━━━━━━━━━━━━━━━━━━━━━━━━━━━━━━━━━━━━</w:t>
+        <w:t>------------------------------------------------------------</w:t>
       </w:r>
     </w:p>
     <w:p>
@@ -12128,17 +12043,10 @@
     </w:p>
     <w:tbl>
       <w:tblPr>
+        <w:tblStyle w:val="TableGrid"/>
         <w:tblW w:type="auto" w:w="0"/>
         <w:jc w:val="left"/>
         <w:tblLook w:firstColumn="1" w:firstRow="1" w:lastColumn="0" w:lastRow="0" w:noHBand="0" w:noVBand="1" w:val="04A0"/>
-        <w:tblBorders>
-          <w:top w:val="single" w:sz="4" w:space="0" w:color="D1D5DB"/>
-          <w:left w:val="single" w:sz="4" w:space="0" w:color="D1D5DB"/>
-          <w:bottom w:val="single" w:sz="4" w:space="0" w:color="D1D5DB"/>
-          <w:right w:val="single" w:sz="4" w:space="0" w:color="D1D5DB"/>
-          <w:insideH w:val="single" w:sz="4" w:space="0" w:color="D1D5DB"/>
-          <w:insideV w:val="single" w:sz="4" w:space="0" w:color="D1D5DB"/>
-        </w:tblBorders>
       </w:tblPr>
       <w:tblGrid>
         <w:gridCol w:w="3024"/>
@@ -12501,48 +12409,298 @@
     <w:p>
       <w:pPr>
         <w:pStyle w:val="MDCode"/>
+        <w:shd w:val="clear" w:color="auto" w:fill="F1F5F9"/>
         <w:spacing w:before="0" w:after="0"/>
+      </w:pPr>
+      <w:r>
+        <w:t>model Conversation {</w:t>
+      </w:r>
+    </w:p>
+    <w:p>
+      <w:pPr>
+        <w:pStyle w:val="MDCode"/>
         <w:shd w:val="clear" w:color="auto" w:fill="F1F5F9"/>
-      </w:pPr>
-      <w:r>
-        <w:t>model Conversation {</w:t>
+        <w:spacing w:before="0" w:after="0"/>
+      </w:pPr>
+      <w:r>
+        <w:t xml:space="preserve">  id        String   @id</w:t>
       </w:r>
     </w:p>
     <w:p>
       <w:pPr>
         <w:pStyle w:val="MDCode"/>
+        <w:shd w:val="clear" w:color="auto" w:fill="F1F5F9"/>
         <w:spacing w:before="0" w:after="0"/>
+      </w:pPr>
+      <w:r>
+        <w:t xml:space="preserve">  userId    String                   // Clerk user ID</w:t>
+      </w:r>
+    </w:p>
+    <w:p>
+      <w:pPr>
+        <w:pStyle w:val="MDCode"/>
         <w:shd w:val="clear" w:color="auto" w:fill="F1F5F9"/>
-      </w:pPr>
-      <w:r>
-        <w:t xml:space="preserve">  id        String   @id</w:t>
+        <w:spacing w:before="0" w:after="0"/>
+      </w:pPr>
+      <w:r>
+        <w:t xml:space="preserve">  title     String</w:t>
       </w:r>
     </w:p>
     <w:p>
       <w:pPr>
         <w:pStyle w:val="MDCode"/>
+        <w:shd w:val="clear" w:color="auto" w:fill="F1F5F9"/>
         <w:spacing w:before="0" w:after="0"/>
+      </w:pPr>
+      <w:r>
+        <w:t xml:space="preserve">  subject   String</w:t>
+      </w:r>
+    </w:p>
+    <w:p>
+      <w:pPr>
+        <w:pStyle w:val="MDCode"/>
         <w:shd w:val="clear" w:color="auto" w:fill="F1F5F9"/>
-      </w:pPr>
-      <w:r>
-        <w:t xml:space="preserve">  userId    String                   // Clerk user ID</w:t>
+        <w:spacing w:before="0" w:after="0"/>
+      </w:pPr>
+      <w:r>
+        <w:t xml:space="preserve">  yearLevel String</w:t>
       </w:r>
     </w:p>
     <w:p>
       <w:pPr>
         <w:pStyle w:val="MDCode"/>
+        <w:shd w:val="clear" w:color="auto" w:fill="F1F5F9"/>
         <w:spacing w:before="0" w:after="0"/>
+      </w:pPr>
+      <w:r>
+        <w:t xml:space="preserve">  mode      String</w:t>
+      </w:r>
+    </w:p>
+    <w:p>
+      <w:pPr>
+        <w:pStyle w:val="MDCode"/>
         <w:shd w:val="clear" w:color="auto" w:fill="F1F5F9"/>
-      </w:pPr>
-      <w:r>
-        <w:t xml:space="preserve">  title     String</w:t>
+        <w:spacing w:before="0" w:after="0"/>
+      </w:pPr>
+      <w:r>
+        <w:t xml:space="preserve">  messages  Json                     // Message[] serialised as JSON</w:t>
       </w:r>
     </w:p>
     <w:p>
       <w:pPr>
         <w:pStyle w:val="MDCode"/>
+        <w:shd w:val="clear" w:color="auto" w:fill="F1F5F9"/>
         <w:spacing w:before="0" w:after="0"/>
+      </w:pPr>
+      <w:r>
+        <w:t xml:space="preserve">  createdAt DateTime @default(now())</w:t>
+      </w:r>
+    </w:p>
+    <w:p>
+      <w:pPr>
+        <w:pStyle w:val="MDCode"/>
         <w:shd w:val="clear" w:color="auto" w:fill="F1F5F9"/>
+        <w:spacing w:before="0" w:after="0"/>
+      </w:pPr>
+      <w:r>
+        <w:t xml:space="preserve">  updatedAt DateTime @updatedAt</w:t>
+      </w:r>
+    </w:p>
+    <w:p>
+      <w:pPr>
+        <w:pStyle w:val="MDCode"/>
+        <w:shd w:val="clear" w:color="auto" w:fill="F1F5F9"/>
+        <w:spacing w:before="0" w:after="0"/>
+      </w:pPr>
+      <w:r>
+        <w:t xml:space="preserve">  @@index([userId])</w:t>
+      </w:r>
+    </w:p>
+    <w:p>
+      <w:pPr>
+        <w:pStyle w:val="MDCode"/>
+        <w:shd w:val="clear" w:color="auto" w:fill="F1F5F9"/>
+        <w:spacing w:before="0" w:after="0"/>
+      </w:pPr>
+      <w:r>
+        <w:t>}</w:t>
+      </w:r>
+    </w:p>
+    <w:p>
+      <w:pPr>
+        <w:pStyle w:val="MDCode"/>
+        <w:shd w:val="clear" w:color="auto" w:fill="F1F5F9"/>
+        <w:spacing w:before="0" w:after="0"/>
+      </w:pPr>
+      <w:r>
+        <w:t xml:space="preserve"> </w:t>
+      </w:r>
+    </w:p>
+    <w:p>
+      <w:pPr>
+        <w:pStyle w:val="MDCode"/>
+        <w:shd w:val="clear" w:color="auto" w:fill="F1F5F9"/>
+        <w:spacing w:before="0" w:after="0"/>
+      </w:pPr>
+      <w:r>
+        <w:t>model ExamResult {</w:t>
+      </w:r>
+    </w:p>
+    <w:p>
+      <w:pPr>
+        <w:pStyle w:val="MDCode"/>
+        <w:shd w:val="clear" w:color="auto" w:fill="F1F5F9"/>
+        <w:spacing w:before="0" w:after="0"/>
+      </w:pPr>
+      <w:r>
+        <w:t xml:space="preserve">  id           String   @id @default(cuid())</w:t>
+      </w:r>
+    </w:p>
+    <w:p>
+      <w:pPr>
+        <w:pStyle w:val="MDCode"/>
+        <w:shd w:val="clear" w:color="auto" w:fill="F1F5F9"/>
+        <w:spacing w:before="0" w:after="0"/>
+      </w:pPr>
+      <w:r>
+        <w:t xml:space="preserve">  userId       String</w:t>
+      </w:r>
+    </w:p>
+    <w:p>
+      <w:pPr>
+        <w:pStyle w:val="MDCode"/>
+        <w:shd w:val="clear" w:color="auto" w:fill="F1F5F9"/>
+        <w:spacing w:before="0" w:after="0"/>
+      </w:pPr>
+      <w:r>
+        <w:t xml:space="preserve">  subject      String</w:t>
+      </w:r>
+    </w:p>
+    <w:p>
+      <w:pPr>
+        <w:pStyle w:val="MDCode"/>
+        <w:shd w:val="clear" w:color="auto" w:fill="F1F5F9"/>
+        <w:spacing w:before="0" w:after="0"/>
+      </w:pPr>
+      <w:r>
+        <w:t xml:space="preserve">  yearLevel    String</w:t>
+      </w:r>
+    </w:p>
+    <w:p>
+      <w:pPr>
+        <w:pStyle w:val="MDCode"/>
+        <w:shd w:val="clear" w:color="auto" w:fill="F1F5F9"/>
+        <w:spacing w:before="0" w:after="0"/>
+      </w:pPr>
+      <w:r>
+        <w:t xml:space="preserve">  score        Int</w:t>
+      </w:r>
+    </w:p>
+    <w:p>
+      <w:pPr>
+        <w:pStyle w:val="MDCode"/>
+        <w:shd w:val="clear" w:color="auto" w:fill="F1F5F9"/>
+        <w:spacing w:before="0" w:after="0"/>
+      </w:pPr>
+      <w:r>
+        <w:t xml:space="preserve">  total        Int</w:t>
+      </w:r>
+    </w:p>
+    <w:p>
+      <w:pPr>
+        <w:pStyle w:val="MDCode"/>
+        <w:shd w:val="clear" w:color="auto" w:fill="F1F5F9"/>
+        <w:spacing w:before="0" w:after="0"/>
+      </w:pPr>
+      <w:r>
+        <w:t xml:space="preserve">  timeTaken    Int?                  // seconds</w:t>
+      </w:r>
+    </w:p>
+    <w:p>
+      <w:pPr>
+        <w:pStyle w:val="MDCode"/>
+        <w:shd w:val="clear" w:color="auto" w:fill="F1F5F9"/>
+        <w:spacing w:before="0" w:after="0"/>
+      </w:pPr>
+      <w:r>
+        <w:t xml:space="preserve">  wrongAnswers Json</w:t>
+      </w:r>
+    </w:p>
+    <w:p>
+      <w:pPr>
+        <w:pStyle w:val="MDCode"/>
+        <w:shd w:val="clear" w:color="auto" w:fill="F1F5F9"/>
+        <w:spacing w:before="0" w:after="0"/>
+      </w:pPr>
+      <w:r>
+        <w:t xml:space="preserve">  createdAt    DateTime @default(now())</w:t>
+      </w:r>
+    </w:p>
+    <w:p>
+      <w:pPr>
+        <w:pStyle w:val="MDCode"/>
+        <w:shd w:val="clear" w:color="auto" w:fill="F1F5F9"/>
+        <w:spacing w:before="0" w:after="0"/>
+      </w:pPr>
+      <w:r>
+        <w:t xml:space="preserve">  @@index([userId])</w:t>
+      </w:r>
+    </w:p>
+    <w:p>
+      <w:pPr>
+        <w:pStyle w:val="MDCode"/>
+        <w:shd w:val="clear" w:color="auto" w:fill="F1F5F9"/>
+        <w:spacing w:before="0" w:after="0"/>
+      </w:pPr>
+      <w:r>
+        <w:t>}</w:t>
+      </w:r>
+    </w:p>
+    <w:p>
+      <w:pPr>
+        <w:pStyle w:val="MDCode"/>
+        <w:shd w:val="clear" w:color="auto" w:fill="F1F5F9"/>
+        <w:spacing w:before="0" w:after="0"/>
+      </w:pPr>
+      <w:r>
+        <w:t xml:space="preserve"> </w:t>
+      </w:r>
+    </w:p>
+    <w:p>
+      <w:pPr>
+        <w:pStyle w:val="MDCode"/>
+        <w:shd w:val="clear" w:color="auto" w:fill="F1F5F9"/>
+        <w:spacing w:before="0" w:after="0"/>
+      </w:pPr>
+      <w:r>
+        <w:t>model PracticeResult {</w:t>
+      </w:r>
+    </w:p>
+    <w:p>
+      <w:pPr>
+        <w:pStyle w:val="MDCode"/>
+        <w:shd w:val="clear" w:color="auto" w:fill="F1F5F9"/>
+        <w:spacing w:before="0" w:after="0"/>
+      </w:pPr>
+      <w:r>
+        <w:t xml:space="preserve">  id        String   @id @default(cuid())</w:t>
+      </w:r>
+    </w:p>
+    <w:p>
+      <w:pPr>
+        <w:pStyle w:val="MDCode"/>
+        <w:shd w:val="clear" w:color="auto" w:fill="F1F5F9"/>
+        <w:spacing w:before="0" w:after="0"/>
+      </w:pPr>
+      <w:r>
+        <w:t xml:space="preserve">  userId    String</w:t>
+      </w:r>
+    </w:p>
+    <w:p>
+      <w:pPr>
+        <w:pStyle w:val="MDCode"/>
+        <w:shd w:val="clear" w:color="auto" w:fill="F1F5F9"/>
+        <w:spacing w:before="0" w:after="0"/>
       </w:pPr>
       <w:r>
         <w:t xml:space="preserve">  subject   String</w:t>
@@ -12551,38 +12709,128 @@
     <w:p>
       <w:pPr>
         <w:pStyle w:val="MDCode"/>
+        <w:shd w:val="clear" w:color="auto" w:fill="F1F5F9"/>
         <w:spacing w:before="0" w:after="0"/>
+      </w:pPr>
+      <w:r>
+        <w:t xml:space="preserve">  yearLevel String</w:t>
+      </w:r>
+    </w:p>
+    <w:p>
+      <w:pPr>
+        <w:pStyle w:val="MDCode"/>
         <w:shd w:val="clear" w:color="auto" w:fill="F1F5F9"/>
-      </w:pPr>
-      <w:r>
-        <w:t xml:space="preserve">  yearLevel String</w:t>
+        <w:spacing w:before="0" w:after="0"/>
+      </w:pPr>
+      <w:r>
+        <w:t xml:space="preserve">  question  String</w:t>
       </w:r>
     </w:p>
     <w:p>
       <w:pPr>
         <w:pStyle w:val="MDCode"/>
+        <w:shd w:val="clear" w:color="auto" w:fill="F1F5F9"/>
         <w:spacing w:before="0" w:after="0"/>
+      </w:pPr>
+      <w:r>
+        <w:t xml:space="preserve">  correct   Boolean</w:t>
+      </w:r>
+    </w:p>
+    <w:p>
+      <w:pPr>
+        <w:pStyle w:val="MDCode"/>
         <w:shd w:val="clear" w:color="auto" w:fill="F1F5F9"/>
-      </w:pPr>
-      <w:r>
-        <w:t xml:space="preserve">  mode      String</w:t>
+        <w:spacing w:before="0" w:after="0"/>
+      </w:pPr>
+      <w:r>
+        <w:t xml:space="preserve">  createdAt DateTime @default(now())</w:t>
       </w:r>
     </w:p>
     <w:p>
       <w:pPr>
         <w:pStyle w:val="MDCode"/>
+        <w:shd w:val="clear" w:color="auto" w:fill="F1F5F9"/>
         <w:spacing w:before="0" w:after="0"/>
+      </w:pPr>
+      <w:r>
+        <w:t xml:space="preserve">  @@index([userId])</w:t>
+      </w:r>
+    </w:p>
+    <w:p>
+      <w:pPr>
+        <w:pStyle w:val="MDCode"/>
         <w:shd w:val="clear" w:color="auto" w:fill="F1F5F9"/>
-      </w:pPr>
-      <w:r>
-        <w:t xml:space="preserve">  messages  Json                     // Message[] serialised as JSON</w:t>
+        <w:spacing w:before="0" w:after="0"/>
+      </w:pPr>
+      <w:r>
+        <w:t>}</w:t>
       </w:r>
     </w:p>
     <w:p>
       <w:pPr>
         <w:pStyle w:val="MDCode"/>
+        <w:shd w:val="clear" w:color="auto" w:fill="F1F5F9"/>
         <w:spacing w:before="0" w:after="0"/>
+      </w:pPr>
+      <w:r>
+        <w:t xml:space="preserve"> </w:t>
+      </w:r>
+    </w:p>
+    <w:p>
+      <w:pPr>
+        <w:pStyle w:val="MDCode"/>
         <w:shd w:val="clear" w:color="auto" w:fill="F1F5F9"/>
+        <w:spacing w:before="0" w:after="0"/>
+      </w:pPr>
+      <w:r>
+        <w:t>model Feedback {</w:t>
+      </w:r>
+    </w:p>
+    <w:p>
+      <w:pPr>
+        <w:pStyle w:val="MDCode"/>
+        <w:shd w:val="clear" w:color="auto" w:fill="F1F5F9"/>
+        <w:spacing w:before="0" w:after="0"/>
+      </w:pPr>
+      <w:r>
+        <w:t xml:space="preserve">  id        String   @id @default(cuid())</w:t>
+      </w:r>
+    </w:p>
+    <w:p>
+      <w:pPr>
+        <w:pStyle w:val="MDCode"/>
+        <w:shd w:val="clear" w:color="auto" w:fill="F1F5F9"/>
+        <w:spacing w:before="0" w:after="0"/>
+      </w:pPr>
+      <w:r>
+        <w:t xml:space="preserve">  userId    String?                   // null for guest submissions</w:t>
+      </w:r>
+    </w:p>
+    <w:p>
+      <w:pPr>
+        <w:pStyle w:val="MDCode"/>
+        <w:shd w:val="clear" w:color="auto" w:fill="F1F5F9"/>
+        <w:spacing w:before="0" w:after="0"/>
+      </w:pPr>
+      <w:r>
+        <w:t xml:space="preserve">  mood      String                    // "love" | "like" | "okay" | "confused" | "idea"</w:t>
+      </w:r>
+    </w:p>
+    <w:p>
+      <w:pPr>
+        <w:pStyle w:val="MDCode"/>
+        <w:shd w:val="clear" w:color="auto" w:fill="F1F5F9"/>
+        <w:spacing w:before="0" w:after="0"/>
+      </w:pPr>
+      <w:r>
+        <w:t xml:space="preserve">  message   String?</w:t>
+      </w:r>
+    </w:p>
+    <w:p>
+      <w:pPr>
+        <w:pStyle w:val="MDCode"/>
+        <w:shd w:val="clear" w:color="auto" w:fill="F1F5F9"/>
+        <w:spacing w:before="0" w:after="0"/>
       </w:pPr>
       <w:r>
         <w:t xml:space="preserve">  createdAt DateTime @default(now())</w:t>
@@ -12591,377 +12839,37 @@
     <w:p>
       <w:pPr>
         <w:pStyle w:val="MDCode"/>
+        <w:shd w:val="clear" w:color="auto" w:fill="F1F5F9"/>
         <w:spacing w:before="0" w:after="0"/>
+      </w:pPr>
+      <w:r>
+        <w:t>}</w:t>
+      </w:r>
+    </w:p>
+    <w:p/>
+    <w:p>
+      <w:pPr>
+        <w:pStyle w:val="Heading3"/>
+      </w:pPr>
+      <w:r>
+        <w:t>localStorage key (guest fallback)</w:t>
+      </w:r>
+    </w:p>
+    <w:p>
+      <w:pPr>
+        <w:pStyle w:val="MDCode"/>
         <w:shd w:val="clear" w:color="auto" w:fill="F1F5F9"/>
-      </w:pPr>
-      <w:r>
-        <w:t xml:space="preserve">  updatedAt DateTime @updatedAt</w:t>
+        <w:spacing w:before="0" w:after="0"/>
+      </w:pPr>
+      <w:r>
+        <w:t>Key:   "tutormate_conversations"</w:t>
       </w:r>
     </w:p>
     <w:p>
       <w:pPr>
         <w:pStyle w:val="MDCode"/>
+        <w:shd w:val="clear" w:color="auto" w:fill="F1F5F9"/>
         <w:spacing w:before="0" w:after="0"/>
-        <w:shd w:val="clear" w:color="auto" w:fill="F1F5F9"/>
-      </w:pPr>
-      <w:r>
-        <w:t xml:space="preserve">  @@index([userId])</w:t>
-      </w:r>
-    </w:p>
-    <w:p>
-      <w:pPr>
-        <w:pStyle w:val="MDCode"/>
-        <w:spacing w:before="0" w:after="0"/>
-        <w:shd w:val="clear" w:color="auto" w:fill="F1F5F9"/>
-      </w:pPr>
-      <w:r>
-        <w:t>}</w:t>
-      </w:r>
-    </w:p>
-    <w:p>
-      <w:pPr>
-        <w:pStyle w:val="MDCode"/>
-        <w:spacing w:before="0" w:after="0"/>
-        <w:shd w:val="clear" w:color="auto" w:fill="F1F5F9"/>
-      </w:pPr>
-      <w:r>
-        <w:t xml:space="preserve"> </w:t>
-      </w:r>
-    </w:p>
-    <w:p>
-      <w:pPr>
-        <w:pStyle w:val="MDCode"/>
-        <w:spacing w:before="0" w:after="0"/>
-        <w:shd w:val="clear" w:color="auto" w:fill="F1F5F9"/>
-      </w:pPr>
-      <w:r>
-        <w:t>model ExamResult {</w:t>
-      </w:r>
-    </w:p>
-    <w:p>
-      <w:pPr>
-        <w:pStyle w:val="MDCode"/>
-        <w:spacing w:before="0" w:after="0"/>
-        <w:shd w:val="clear" w:color="auto" w:fill="F1F5F9"/>
-      </w:pPr>
-      <w:r>
-        <w:t xml:space="preserve">  id           String   @id @default(cuid())</w:t>
-      </w:r>
-    </w:p>
-    <w:p>
-      <w:pPr>
-        <w:pStyle w:val="MDCode"/>
-        <w:spacing w:before="0" w:after="0"/>
-        <w:shd w:val="clear" w:color="auto" w:fill="F1F5F9"/>
-      </w:pPr>
-      <w:r>
-        <w:t xml:space="preserve">  userId       String</w:t>
-      </w:r>
-    </w:p>
-    <w:p>
-      <w:pPr>
-        <w:pStyle w:val="MDCode"/>
-        <w:spacing w:before="0" w:after="0"/>
-        <w:shd w:val="clear" w:color="auto" w:fill="F1F5F9"/>
-      </w:pPr>
-      <w:r>
-        <w:t xml:space="preserve">  subject      String</w:t>
-      </w:r>
-    </w:p>
-    <w:p>
-      <w:pPr>
-        <w:pStyle w:val="MDCode"/>
-        <w:spacing w:before="0" w:after="0"/>
-        <w:shd w:val="clear" w:color="auto" w:fill="F1F5F9"/>
-      </w:pPr>
-      <w:r>
-        <w:t xml:space="preserve">  yearLevel    String</w:t>
-      </w:r>
-    </w:p>
-    <w:p>
-      <w:pPr>
-        <w:pStyle w:val="MDCode"/>
-        <w:spacing w:before="0" w:after="0"/>
-        <w:shd w:val="clear" w:color="auto" w:fill="F1F5F9"/>
-      </w:pPr>
-      <w:r>
-        <w:t xml:space="preserve">  score        Int</w:t>
-      </w:r>
-    </w:p>
-    <w:p>
-      <w:pPr>
-        <w:pStyle w:val="MDCode"/>
-        <w:spacing w:before="0" w:after="0"/>
-        <w:shd w:val="clear" w:color="auto" w:fill="F1F5F9"/>
-      </w:pPr>
-      <w:r>
-        <w:t xml:space="preserve">  total        Int</w:t>
-      </w:r>
-    </w:p>
-    <w:p>
-      <w:pPr>
-        <w:pStyle w:val="MDCode"/>
-        <w:spacing w:before="0" w:after="0"/>
-        <w:shd w:val="clear" w:color="auto" w:fill="F1F5F9"/>
-      </w:pPr>
-      <w:r>
-        <w:t xml:space="preserve">  timeTaken    Int?                  // seconds</w:t>
-      </w:r>
-    </w:p>
-    <w:p>
-      <w:pPr>
-        <w:pStyle w:val="MDCode"/>
-        <w:spacing w:before="0" w:after="0"/>
-        <w:shd w:val="clear" w:color="auto" w:fill="F1F5F9"/>
-      </w:pPr>
-      <w:r>
-        <w:t xml:space="preserve">  wrongAnswers Json</w:t>
-      </w:r>
-    </w:p>
-    <w:p>
-      <w:pPr>
-        <w:pStyle w:val="MDCode"/>
-        <w:spacing w:before="0" w:after="0"/>
-        <w:shd w:val="clear" w:color="auto" w:fill="F1F5F9"/>
-      </w:pPr>
-      <w:r>
-        <w:t xml:space="preserve">  createdAt    DateTime @default(now())</w:t>
-      </w:r>
-    </w:p>
-    <w:p>
-      <w:pPr>
-        <w:pStyle w:val="MDCode"/>
-        <w:spacing w:before="0" w:after="0"/>
-        <w:shd w:val="clear" w:color="auto" w:fill="F1F5F9"/>
-      </w:pPr>
-      <w:r>
-        <w:t xml:space="preserve">  @@index([userId])</w:t>
-      </w:r>
-    </w:p>
-    <w:p>
-      <w:pPr>
-        <w:pStyle w:val="MDCode"/>
-        <w:spacing w:before="0" w:after="0"/>
-        <w:shd w:val="clear" w:color="auto" w:fill="F1F5F9"/>
-      </w:pPr>
-      <w:r>
-        <w:t>}</w:t>
-      </w:r>
-    </w:p>
-    <w:p>
-      <w:pPr>
-        <w:pStyle w:val="MDCode"/>
-        <w:spacing w:before="0" w:after="0"/>
-        <w:shd w:val="clear" w:color="auto" w:fill="F1F5F9"/>
-      </w:pPr>
-      <w:r>
-        <w:t xml:space="preserve"> </w:t>
-      </w:r>
-    </w:p>
-    <w:p>
-      <w:pPr>
-        <w:pStyle w:val="MDCode"/>
-        <w:spacing w:before="0" w:after="0"/>
-        <w:shd w:val="clear" w:color="auto" w:fill="F1F5F9"/>
-      </w:pPr>
-      <w:r>
-        <w:t>model PracticeResult {</w:t>
-      </w:r>
-    </w:p>
-    <w:p>
-      <w:pPr>
-        <w:pStyle w:val="MDCode"/>
-        <w:spacing w:before="0" w:after="0"/>
-        <w:shd w:val="clear" w:color="auto" w:fill="F1F5F9"/>
-      </w:pPr>
-      <w:r>
-        <w:t xml:space="preserve">  id        String   @id @default(cuid())</w:t>
-      </w:r>
-    </w:p>
-    <w:p>
-      <w:pPr>
-        <w:pStyle w:val="MDCode"/>
-        <w:spacing w:before="0" w:after="0"/>
-        <w:shd w:val="clear" w:color="auto" w:fill="F1F5F9"/>
-      </w:pPr>
-      <w:r>
-        <w:t xml:space="preserve">  userId    String</w:t>
-      </w:r>
-    </w:p>
-    <w:p>
-      <w:pPr>
-        <w:pStyle w:val="MDCode"/>
-        <w:spacing w:before="0" w:after="0"/>
-        <w:shd w:val="clear" w:color="auto" w:fill="F1F5F9"/>
-      </w:pPr>
-      <w:r>
-        <w:t xml:space="preserve">  subject   String</w:t>
-      </w:r>
-    </w:p>
-    <w:p>
-      <w:pPr>
-        <w:pStyle w:val="MDCode"/>
-        <w:spacing w:before="0" w:after="0"/>
-        <w:shd w:val="clear" w:color="auto" w:fill="F1F5F9"/>
-      </w:pPr>
-      <w:r>
-        <w:t xml:space="preserve">  yearLevel String</w:t>
-      </w:r>
-    </w:p>
-    <w:p>
-      <w:pPr>
-        <w:pStyle w:val="MDCode"/>
-        <w:spacing w:before="0" w:after="0"/>
-        <w:shd w:val="clear" w:color="auto" w:fill="F1F5F9"/>
-      </w:pPr>
-      <w:r>
-        <w:t xml:space="preserve">  question  String</w:t>
-      </w:r>
-    </w:p>
-    <w:p>
-      <w:pPr>
-        <w:pStyle w:val="MDCode"/>
-        <w:spacing w:before="0" w:after="0"/>
-        <w:shd w:val="clear" w:color="auto" w:fill="F1F5F9"/>
-      </w:pPr>
-      <w:r>
-        <w:t xml:space="preserve">  correct   Boolean</w:t>
-      </w:r>
-    </w:p>
-    <w:p>
-      <w:pPr>
-        <w:pStyle w:val="MDCode"/>
-        <w:spacing w:before="0" w:after="0"/>
-        <w:shd w:val="clear" w:color="auto" w:fill="F1F5F9"/>
-      </w:pPr>
-      <w:r>
-        <w:t xml:space="preserve">  createdAt DateTime @default(now())</w:t>
-      </w:r>
-    </w:p>
-    <w:p>
-      <w:pPr>
-        <w:pStyle w:val="MDCode"/>
-        <w:spacing w:before="0" w:after="0"/>
-        <w:shd w:val="clear" w:color="auto" w:fill="F1F5F9"/>
-      </w:pPr>
-      <w:r>
-        <w:t xml:space="preserve">  @@index([userId])</w:t>
-      </w:r>
-    </w:p>
-    <w:p>
-      <w:pPr>
-        <w:pStyle w:val="MDCode"/>
-        <w:spacing w:before="0" w:after="0"/>
-        <w:shd w:val="clear" w:color="auto" w:fill="F1F5F9"/>
-      </w:pPr>
-      <w:r>
-        <w:t>}</w:t>
-      </w:r>
-    </w:p>
-    <w:p>
-      <w:pPr>
-        <w:pStyle w:val="MDCode"/>
-        <w:spacing w:before="0" w:after="0"/>
-        <w:shd w:val="clear" w:color="auto" w:fill="F1F5F9"/>
-      </w:pPr>
-      <w:r>
-        <w:t xml:space="preserve"> </w:t>
-      </w:r>
-    </w:p>
-    <w:p>
-      <w:pPr>
-        <w:pStyle w:val="MDCode"/>
-        <w:spacing w:before="0" w:after="0"/>
-        <w:shd w:val="clear" w:color="auto" w:fill="F1F5F9"/>
-      </w:pPr>
-      <w:r>
-        <w:t>model Feedback {</w:t>
-      </w:r>
-    </w:p>
-    <w:p>
-      <w:pPr>
-        <w:pStyle w:val="MDCode"/>
-        <w:spacing w:before="0" w:after="0"/>
-        <w:shd w:val="clear" w:color="auto" w:fill="F1F5F9"/>
-      </w:pPr>
-      <w:r>
-        <w:t xml:space="preserve">  id        String   @id @default(cuid())</w:t>
-      </w:r>
-    </w:p>
-    <w:p>
-      <w:pPr>
-        <w:pStyle w:val="MDCode"/>
-        <w:spacing w:before="0" w:after="0"/>
-        <w:shd w:val="clear" w:color="auto" w:fill="F1F5F9"/>
-      </w:pPr>
-      <w:r>
-        <w:t xml:space="preserve">  userId    String?                   // null for guest submissions</w:t>
-      </w:r>
-    </w:p>
-    <w:p>
-      <w:pPr>
-        <w:pStyle w:val="MDCode"/>
-        <w:spacing w:before="0" w:after="0"/>
-        <w:shd w:val="clear" w:color="auto" w:fill="F1F5F9"/>
-      </w:pPr>
-      <w:r>
-        <w:t xml:space="preserve">  mood      String                    // "love" | "like" | "okay" | "confused" | "idea"</w:t>
-      </w:r>
-    </w:p>
-    <w:p>
-      <w:pPr>
-        <w:pStyle w:val="MDCode"/>
-        <w:spacing w:before="0" w:after="0"/>
-        <w:shd w:val="clear" w:color="auto" w:fill="F1F5F9"/>
-      </w:pPr>
-      <w:r>
-        <w:t xml:space="preserve">  message   String?</w:t>
-      </w:r>
-    </w:p>
-    <w:p>
-      <w:pPr>
-        <w:pStyle w:val="MDCode"/>
-        <w:spacing w:before="0" w:after="0"/>
-        <w:shd w:val="clear" w:color="auto" w:fill="F1F5F9"/>
-      </w:pPr>
-      <w:r>
-        <w:t xml:space="preserve">  createdAt DateTime @default(now())</w:t>
-      </w:r>
-    </w:p>
-    <w:p>
-      <w:pPr>
-        <w:pStyle w:val="MDCode"/>
-        <w:spacing w:before="0" w:after="0"/>
-        <w:shd w:val="clear" w:color="auto" w:fill="F1F5F9"/>
-      </w:pPr>
-      <w:r>
-        <w:t>}</w:t>
-      </w:r>
-    </w:p>
-    <w:p/>
-    <w:p>
-      <w:pPr>
-        <w:pStyle w:val="Heading3"/>
-      </w:pPr>
-      <w:r>
-        <w:t>localStorage key (guest fallback)</w:t>
-      </w:r>
-    </w:p>
-    <w:p>
-      <w:pPr>
-        <w:pStyle w:val="MDCode"/>
-        <w:spacing w:before="0" w:after="0"/>
-        <w:shd w:val="clear" w:color="auto" w:fill="F1F5F9"/>
-      </w:pPr>
-      <w:r>
-        <w:t>Key:   "tutormate_conversations"</w:t>
-      </w:r>
-    </w:p>
-    <w:p>
-      <w:pPr>
-        <w:pStyle w:val="MDCode"/>
-        <w:spacing w:before="0" w:after="0"/>
-        <w:shd w:val="clear" w:color="auto" w:fill="F1F5F9"/>
       </w:pPr>
       <w:r>
         <w:t>Value: JSON array of Conversation objects</w:t>
@@ -12978,7 +12886,7 @@
           <w:color w:val="FDC800"/>
           <w:sz w:val="18"/>
         </w:rPr>
-        <w:t>━━━━━━━━━━━━━━━━━━━━━━━━━━━━━━━━━━━━━━━━━━━━━━━━━━</w:t>
+        <w:t>------------------------------------------------------------</w:t>
       </w:r>
     </w:p>
     <w:p>
@@ -13106,38 +13014,108 @@
     <w:p>
       <w:pPr>
         <w:pStyle w:val="MDCode"/>
+        <w:shd w:val="clear" w:color="auto" w:fill="F1F5F9"/>
         <w:spacing w:before="0" w:after="0"/>
+      </w:pPr>
+      <w:r>
+        <w:t>middleware.ts  (clerkMiddleware)</w:t>
+      </w:r>
+    </w:p>
+    <w:p>
+      <w:pPr>
+        <w:pStyle w:val="MDCode"/>
         <w:shd w:val="clear" w:color="auto" w:fill="F1F5F9"/>
-      </w:pPr>
-      <w:r>
-        <w:t>middleware.ts  (clerkMiddleware)</w:t>
+        <w:spacing w:before="0" w:after="0"/>
+      </w:pPr>
+      <w:r>
+        <w:t xml:space="preserve">  └── runs on every request</w:t>
       </w:r>
     </w:p>
     <w:p>
       <w:pPr>
         <w:pStyle w:val="MDCode"/>
+        <w:shd w:val="clear" w:color="auto" w:fill="F1F5F9"/>
         <w:spacing w:before="0" w:after="0"/>
+      </w:pPr>
+      <w:r>
+        <w:t xml:space="preserve">  └── makes session available to server components and API routes</w:t>
+      </w:r>
+    </w:p>
+    <w:p>
+      <w:pPr>
+        <w:pStyle w:val="MDCode"/>
         <w:shd w:val="clear" w:color="auto" w:fill="F1F5F9"/>
-      </w:pPr>
-      <w:r>
-        <w:t xml:space="preserve">  └── runs on every request</w:t>
+        <w:spacing w:before="0" w:after="0"/>
+      </w:pPr>
+      <w:r>
+        <w:t xml:space="preserve"> </w:t>
       </w:r>
     </w:p>
     <w:p>
       <w:pPr>
         <w:pStyle w:val="MDCode"/>
+        <w:shd w:val="clear" w:color="auto" w:fill="F1F5F9"/>
         <w:spacing w:before="0" w:after="0"/>
+      </w:pPr>
+      <w:r>
+        <w:t>app/layout.tsx</w:t>
+      </w:r>
+    </w:p>
+    <w:p>
+      <w:pPr>
+        <w:pStyle w:val="MDCode"/>
         <w:shd w:val="clear" w:color="auto" w:fill="F1F5F9"/>
-      </w:pPr>
-      <w:r>
-        <w:t xml:space="preserve">  └── makes session available to server components and API routes</w:t>
+        <w:spacing w:before="0" w:after="0"/>
+      </w:pPr>
+      <w:r>
+        <w:t xml:space="preserve">  └── &lt;ClerkProvider&gt; wraps the entire app</w:t>
       </w:r>
     </w:p>
     <w:p>
       <w:pPr>
         <w:pStyle w:val="MDCode"/>
+        <w:shd w:val="clear" w:color="auto" w:fill="F1F5F9"/>
         <w:spacing w:before="0" w:after="0"/>
+      </w:pPr>
+      <w:r>
+        <w:t xml:space="preserve"> </w:t>
+      </w:r>
+    </w:p>
+    <w:p>
+      <w:pPr>
+        <w:pStyle w:val="MDCode"/>
         <w:shd w:val="clear" w:color="auto" w:fill="F1F5F9"/>
+        <w:spacing w:before="0" w:after="0"/>
+      </w:pPr>
+      <w:r>
+        <w:t>page.tsx</w:t>
+      </w:r>
+    </w:p>
+    <w:p>
+      <w:pPr>
+        <w:pStyle w:val="MDCode"/>
+        <w:shd w:val="clear" w:color="auto" w:fill="F1F5F9"/>
+        <w:spacing w:before="0" w:after="0"/>
+      </w:pPr>
+      <w:r>
+        <w:t xml:space="preserve">  └── &lt;AuthButton /&gt; — renders "Sign in" button (guest) or &lt;UserButton /&gt; (signed in)</w:t>
+      </w:r>
+    </w:p>
+    <w:p>
+      <w:pPr>
+        <w:pStyle w:val="MDCode"/>
+        <w:shd w:val="clear" w:color="auto" w:fill="F1F5F9"/>
+        <w:spacing w:before="0" w:after="0"/>
+      </w:pPr>
+      <w:r>
+        <w:t xml:space="preserve">  └── useUser() — reads isSignedIn to decide localStorage vs cloud</w:t>
+      </w:r>
+    </w:p>
+    <w:p>
+      <w:pPr>
+        <w:pStyle w:val="MDCode"/>
+        <w:shd w:val="clear" w:color="auto" w:fill="F1F5F9"/>
+        <w:spacing w:before="0" w:after="0"/>
       </w:pPr>
       <w:r>
         <w:t xml:space="preserve"> </w:t>
@@ -13146,98 +13124,28 @@
     <w:p>
       <w:pPr>
         <w:pStyle w:val="MDCode"/>
+        <w:shd w:val="clear" w:color="auto" w:fill="F1F5F9"/>
         <w:spacing w:before="0" w:after="0"/>
+      </w:pPr>
+      <w:r>
+        <w:t>API routes</w:t>
+      </w:r>
+    </w:p>
+    <w:p>
+      <w:pPr>
+        <w:pStyle w:val="MDCode"/>
         <w:shd w:val="clear" w:color="auto" w:fill="F1F5F9"/>
-      </w:pPr>
-      <w:r>
-        <w:t>app/layout.tsx</w:t>
+        <w:spacing w:before="0" w:after="0"/>
+      </w:pPr>
+      <w:r>
+        <w:t xml:space="preserve">  └── auth() from "@clerk/nextjs/server" → returns { userId }</w:t>
       </w:r>
     </w:p>
     <w:p>
       <w:pPr>
         <w:pStyle w:val="MDCode"/>
+        <w:shd w:val="clear" w:color="auto" w:fill="F1F5F9"/>
         <w:spacing w:before="0" w:after="0"/>
-        <w:shd w:val="clear" w:color="auto" w:fill="F1F5F9"/>
-      </w:pPr>
-      <w:r>
-        <w:t xml:space="preserve">  └── &lt;ClerkProvider&gt; wraps the entire app</w:t>
-      </w:r>
-    </w:p>
-    <w:p>
-      <w:pPr>
-        <w:pStyle w:val="MDCode"/>
-        <w:spacing w:before="0" w:after="0"/>
-        <w:shd w:val="clear" w:color="auto" w:fill="F1F5F9"/>
-      </w:pPr>
-      <w:r>
-        <w:t xml:space="preserve"> </w:t>
-      </w:r>
-    </w:p>
-    <w:p>
-      <w:pPr>
-        <w:pStyle w:val="MDCode"/>
-        <w:spacing w:before="0" w:after="0"/>
-        <w:shd w:val="clear" w:color="auto" w:fill="F1F5F9"/>
-      </w:pPr>
-      <w:r>
-        <w:t>page.tsx</w:t>
-      </w:r>
-    </w:p>
-    <w:p>
-      <w:pPr>
-        <w:pStyle w:val="MDCode"/>
-        <w:spacing w:before="0" w:after="0"/>
-        <w:shd w:val="clear" w:color="auto" w:fill="F1F5F9"/>
-      </w:pPr>
-      <w:r>
-        <w:t xml:space="preserve">  └── &lt;AuthButton /&gt; — renders "Sign in" button (guest) or &lt;UserButton /&gt; (signed in)</w:t>
-      </w:r>
-    </w:p>
-    <w:p>
-      <w:pPr>
-        <w:pStyle w:val="MDCode"/>
-        <w:spacing w:before="0" w:after="0"/>
-        <w:shd w:val="clear" w:color="auto" w:fill="F1F5F9"/>
-      </w:pPr>
-      <w:r>
-        <w:t xml:space="preserve">  └── useUser() — reads isSignedIn to decide localStorage vs cloud</w:t>
-      </w:r>
-    </w:p>
-    <w:p>
-      <w:pPr>
-        <w:pStyle w:val="MDCode"/>
-        <w:spacing w:before="0" w:after="0"/>
-        <w:shd w:val="clear" w:color="auto" w:fill="F1F5F9"/>
-      </w:pPr>
-      <w:r>
-        <w:t xml:space="preserve"> </w:t>
-      </w:r>
-    </w:p>
-    <w:p>
-      <w:pPr>
-        <w:pStyle w:val="MDCode"/>
-        <w:spacing w:before="0" w:after="0"/>
-        <w:shd w:val="clear" w:color="auto" w:fill="F1F5F9"/>
-      </w:pPr>
-      <w:r>
-        <w:t>API routes</w:t>
-      </w:r>
-    </w:p>
-    <w:p>
-      <w:pPr>
-        <w:pStyle w:val="MDCode"/>
-        <w:spacing w:before="0" w:after="0"/>
-        <w:shd w:val="clear" w:color="auto" w:fill="F1F5F9"/>
-      </w:pPr>
-      <w:r>
-        <w:t xml:space="preserve">  └── auth() from "@clerk/nextjs/server" → returns { userId }</w:t>
-      </w:r>
-    </w:p>
-    <w:p>
-      <w:pPr>
-        <w:pStyle w:val="MDCode"/>
-        <w:spacing w:before="0" w:after="0"/>
-        <w:shd w:val="clear" w:color="auto" w:fill="F1F5F9"/>
       </w:pPr>
       <w:r>
         <w:t xml:space="preserve">  └── 401 returned if no session</w:t>
@@ -13254,17 +13162,10 @@
     </w:p>
     <w:tbl>
       <w:tblPr>
+        <w:tblStyle w:val="TableGrid"/>
         <w:tblW w:type="auto" w:w="0"/>
         <w:jc w:val="left"/>
         <w:tblLook w:firstColumn="1" w:firstRow="1" w:lastColumn="0" w:lastRow="0" w:noHBand="0" w:noVBand="1" w:val="04A0"/>
-        <w:tblBorders>
-          <w:top w:val="single" w:sz="4" w:space="0" w:color="D1D5DB"/>
-          <w:left w:val="single" w:sz="4" w:space="0" w:color="D1D5DB"/>
-          <w:bottom w:val="single" w:sz="4" w:space="0" w:color="D1D5DB"/>
-          <w:right w:val="single" w:sz="4" w:space="0" w:color="D1D5DB"/>
-          <w:insideH w:val="single" w:sz="4" w:space="0" w:color="D1D5DB"/>
-          <w:insideV w:val="single" w:sz="4" w:space="0" w:color="D1D5DB"/>
-        </w:tblBorders>
       </w:tblPr>
       <w:tblGrid>
         <w:gridCol w:w="3024"/>
@@ -13600,7 +13501,7 @@
           <w:color w:val="FDC800"/>
           <w:sz w:val="18"/>
         </w:rPr>
-        <w:t>━━━━━━━━━━━━━━━━━━━━━━━━━━━━━━━━━━━━━━━━━━━━━━━━━━</w:t>
+        <w:t>------------------------------------------------------------</w:t>
       </w:r>
     </w:p>
     <w:p>
@@ -13621,17 +13522,10 @@
     </w:p>
     <w:tbl>
       <w:tblPr>
+        <w:tblStyle w:val="TableGrid"/>
         <w:tblW w:type="auto" w:w="0"/>
         <w:jc w:val="left"/>
         <w:tblLook w:firstColumn="1" w:firstRow="1" w:lastColumn="0" w:lastRow="0" w:noHBand="0" w:noVBand="1" w:val="04A0"/>
-        <w:tblBorders>
-          <w:top w:val="single" w:sz="4" w:space="0" w:color="D1D5DB"/>
-          <w:left w:val="single" w:sz="4" w:space="0" w:color="D1D5DB"/>
-          <w:bottom w:val="single" w:sz="4" w:space="0" w:color="D1D5DB"/>
-          <w:right w:val="single" w:sz="4" w:space="0" w:color="D1D5DB"/>
-          <w:insideH w:val="single" w:sz="4" w:space="0" w:color="D1D5DB"/>
-          <w:insideV w:val="single" w:sz="4" w:space="0" w:color="D1D5DB"/>
-        </w:tblBorders>
       </w:tblPr>
       <w:tblGrid>
         <w:gridCol w:w="3024"/>
@@ -14589,17 +14483,10 @@
     </w:p>
     <w:tbl>
       <w:tblPr>
+        <w:tblStyle w:val="TableGrid"/>
         <w:tblW w:type="auto" w:w="0"/>
         <w:jc w:val="left"/>
         <w:tblLook w:firstColumn="1" w:firstRow="1" w:lastColumn="0" w:lastRow="0" w:noHBand="0" w:noVBand="1" w:val="04A0"/>
-        <w:tblBorders>
-          <w:top w:val="single" w:sz="4" w:space="0" w:color="D1D5DB"/>
-          <w:left w:val="single" w:sz="4" w:space="0" w:color="D1D5DB"/>
-          <w:bottom w:val="single" w:sz="4" w:space="0" w:color="D1D5DB"/>
-          <w:right w:val="single" w:sz="4" w:space="0" w:color="D1D5DB"/>
-          <w:insideH w:val="single" w:sz="4" w:space="0" w:color="D1D5DB"/>
-          <w:insideV w:val="single" w:sz="4" w:space="0" w:color="D1D5DB"/>
-        </w:tblBorders>
       </w:tblPr>
       <w:tblGrid>
         <w:gridCol w:w="3024"/>
@@ -15206,17 +15093,10 @@
     </w:p>
     <w:tbl>
       <w:tblPr>
+        <w:tblStyle w:val="TableGrid"/>
         <w:tblW w:type="auto" w:w="0"/>
         <w:jc w:val="left"/>
         <w:tblLook w:firstColumn="1" w:firstRow="1" w:lastColumn="0" w:lastRow="0" w:noHBand="0" w:noVBand="1" w:val="04A0"/>
-        <w:tblBorders>
-          <w:top w:val="single" w:sz="4" w:space="0" w:color="D1D5DB"/>
-          <w:left w:val="single" w:sz="4" w:space="0" w:color="D1D5DB"/>
-          <w:bottom w:val="single" w:sz="4" w:space="0" w:color="D1D5DB"/>
-          <w:right w:val="single" w:sz="4" w:space="0" w:color="D1D5DB"/>
-          <w:insideH w:val="single" w:sz="4" w:space="0" w:color="D1D5DB"/>
-          <w:insideV w:val="single" w:sz="4" w:space="0" w:color="D1D5DB"/>
-        </w:tblBorders>
       </w:tblPr>
       <w:tblGrid>
         <w:gridCol w:w="3024"/>
@@ -15775,17 +15655,10 @@
     </w:p>
     <w:tbl>
       <w:tblPr>
+        <w:tblStyle w:val="TableGrid"/>
         <w:tblW w:type="auto" w:w="0"/>
         <w:jc w:val="left"/>
         <w:tblLook w:firstColumn="1" w:firstRow="1" w:lastColumn="0" w:lastRow="0" w:noHBand="0" w:noVBand="1" w:val="04A0"/>
-        <w:tblBorders>
-          <w:top w:val="single" w:sz="4" w:space="0" w:color="D1D5DB"/>
-          <w:left w:val="single" w:sz="4" w:space="0" w:color="D1D5DB"/>
-          <w:bottom w:val="single" w:sz="4" w:space="0" w:color="D1D5DB"/>
-          <w:right w:val="single" w:sz="4" w:space="0" w:color="D1D5DB"/>
-          <w:insideH w:val="single" w:sz="4" w:space="0" w:color="D1D5DB"/>
-          <w:insideV w:val="single" w:sz="4" w:space="0" w:color="D1D5DB"/>
-        </w:tblBorders>
       </w:tblPr>
       <w:tblGrid>
         <w:gridCol w:w="4536"/>
@@ -16057,7 +15930,7 @@
           <w:color w:val="FDC800"/>
           <w:sz w:val="18"/>
         </w:rPr>
-        <w:t>━━━━━━━━━━━━━━━━━━━━━━━━━━━━━━━━━━━━━━━━━━━━━━━━━━</w:t>
+        <w:t>------------------------------------------------------------</w:t>
       </w:r>
     </w:p>
     <w:p>
@@ -16122,17 +15995,10 @@
     </w:p>
     <w:tbl>
       <w:tblPr>
+        <w:tblStyle w:val="TableGrid"/>
         <w:tblW w:type="auto" w:w="0"/>
         <w:jc w:val="left"/>
         <w:tblLook w:firstColumn="1" w:firstRow="1" w:lastColumn="0" w:lastRow="0" w:noHBand="0" w:noVBand="1" w:val="04A0"/>
-        <w:tblBorders>
-          <w:top w:val="single" w:sz="4" w:space="0" w:color="D1D5DB"/>
-          <w:left w:val="single" w:sz="4" w:space="0" w:color="D1D5DB"/>
-          <w:bottom w:val="single" w:sz="4" w:space="0" w:color="D1D5DB"/>
-          <w:right w:val="single" w:sz="4" w:space="0" w:color="D1D5DB"/>
-          <w:insideH w:val="single" w:sz="4" w:space="0" w:color="D1D5DB"/>
-          <w:insideV w:val="single" w:sz="4" w:space="0" w:color="D1D5DB"/>
-        </w:tblBorders>
       </w:tblPr>
       <w:tblGrid>
         <w:gridCol w:w="3024"/>
@@ -17086,7 +16952,7 @@
           <w:color w:val="FDC800"/>
           <w:sz w:val="18"/>
         </w:rPr>
-        <w:t>━━━━━━━━━━━━━━━━━━━━━━━━━━━━━━━━━━━━━━━━━━━━━━━━━━</w:t>
+        <w:t>------------------------------------------------------------</w:t>
       </w:r>
     </w:p>
     <w:p>
@@ -17107,17 +16973,10 @@
     </w:p>
     <w:tbl>
       <w:tblPr>
+        <w:tblStyle w:val="TableGrid"/>
         <w:tblW w:type="auto" w:w="0"/>
         <w:jc w:val="left"/>
         <w:tblLook w:firstColumn="1" w:firstRow="1" w:lastColumn="0" w:lastRow="0" w:noHBand="0" w:noVBand="1" w:val="04A0"/>
-        <w:tblBorders>
-          <w:top w:val="single" w:sz="4" w:space="0" w:color="D1D5DB"/>
-          <w:left w:val="single" w:sz="4" w:space="0" w:color="D1D5DB"/>
-          <w:bottom w:val="single" w:sz="4" w:space="0" w:color="D1D5DB"/>
-          <w:right w:val="single" w:sz="4" w:space="0" w:color="D1D5DB"/>
-          <w:insideH w:val="single" w:sz="4" w:space="0" w:color="D1D5DB"/>
-          <w:insideV w:val="single" w:sz="4" w:space="0" w:color="D1D5DB"/>
-        </w:tblBorders>
       </w:tblPr>
       <w:tblGrid>
         <w:gridCol w:w="3024"/>
@@ -17523,38 +17382,98 @@
     <w:p>
       <w:pPr>
         <w:pStyle w:val="MDCode"/>
+        <w:shd w:val="clear" w:color="auto" w:fill="F1F5F9"/>
         <w:spacing w:before="0" w:after="0"/>
+      </w:pPr>
+      <w:r>
+        <w:t># 1. Clone the repository</w:t>
+      </w:r>
+    </w:p>
+    <w:p>
+      <w:pPr>
+        <w:pStyle w:val="MDCode"/>
         <w:shd w:val="clear" w:color="auto" w:fill="F1F5F9"/>
-      </w:pPr>
-      <w:r>
-        <w:t># 1. Clone the repository</w:t>
+        <w:spacing w:before="0" w:after="0"/>
+      </w:pPr>
+      <w:r>
+        <w:t>git clone https://github.com/SanMishAI/ai-tutor.git</w:t>
       </w:r>
     </w:p>
     <w:p>
       <w:pPr>
         <w:pStyle w:val="MDCode"/>
+        <w:shd w:val="clear" w:color="auto" w:fill="F1F5F9"/>
         <w:spacing w:before="0" w:after="0"/>
+      </w:pPr>
+      <w:r>
+        <w:t>cd ai-tutor</w:t>
+      </w:r>
+    </w:p>
+    <w:p>
+      <w:pPr>
+        <w:pStyle w:val="MDCode"/>
         <w:shd w:val="clear" w:color="auto" w:fill="F1F5F9"/>
-      </w:pPr>
-      <w:r>
-        <w:t>git clone https://github.com/SanMishAI/ai-tutor.git</w:t>
+        <w:spacing w:before="0" w:after="0"/>
+      </w:pPr>
+      <w:r>
+        <w:t xml:space="preserve"> </w:t>
       </w:r>
     </w:p>
     <w:p>
       <w:pPr>
         <w:pStyle w:val="MDCode"/>
+        <w:shd w:val="clear" w:color="auto" w:fill="F1F5F9"/>
         <w:spacing w:before="0" w:after="0"/>
+      </w:pPr>
+      <w:r>
+        <w:t># 2. Install dependencies</w:t>
+      </w:r>
+    </w:p>
+    <w:p>
+      <w:pPr>
+        <w:pStyle w:val="MDCode"/>
         <w:shd w:val="clear" w:color="auto" w:fill="F1F5F9"/>
-      </w:pPr>
-      <w:r>
-        <w:t>cd ai-tutor</w:t>
+        <w:spacing w:before="0" w:after="0"/>
+      </w:pPr>
+      <w:r>
+        <w:t>npm install</w:t>
       </w:r>
     </w:p>
     <w:p>
       <w:pPr>
         <w:pStyle w:val="MDCode"/>
+        <w:shd w:val="clear" w:color="auto" w:fill="F1F5F9"/>
         <w:spacing w:before="0" w:after="0"/>
+      </w:pPr>
+      <w:r>
+        <w:t xml:space="preserve"> </w:t>
+      </w:r>
+    </w:p>
+    <w:p>
+      <w:pPr>
+        <w:pStyle w:val="MDCode"/>
         <w:shd w:val="clear" w:color="auto" w:fill="F1F5F9"/>
+        <w:spacing w:before="0" w:after="0"/>
+      </w:pPr>
+      <w:r>
+        <w:t># 3. Pull all environment variables from Vercel (includes Neon + Clerk keys)</w:t>
+      </w:r>
+    </w:p>
+    <w:p>
+      <w:pPr>
+        <w:pStyle w:val="MDCode"/>
+        <w:shd w:val="clear" w:color="auto" w:fill="F1F5F9"/>
+        <w:spacing w:before="0" w:after="0"/>
+      </w:pPr>
+      <w:r>
+        <w:t>vercel env pull .env.local</w:t>
+      </w:r>
+    </w:p>
+    <w:p>
+      <w:pPr>
+        <w:pStyle w:val="MDCode"/>
+        <w:shd w:val="clear" w:color="auto" w:fill="F1F5F9"/>
+        <w:spacing w:before="0" w:after="0"/>
       </w:pPr>
       <w:r>
         <w:t xml:space="preserve"> </w:t>
@@ -17563,28 +17482,98 @@
     <w:p>
       <w:pPr>
         <w:pStyle w:val="MDCode"/>
+        <w:shd w:val="clear" w:color="auto" w:fill="F1F5F9"/>
         <w:spacing w:before="0" w:after="0"/>
+      </w:pPr>
+      <w:r>
+        <w:t># 4. Re-add Clerk keys if they were removed by the pull</w:t>
+      </w:r>
+    </w:p>
+    <w:p>
+      <w:pPr>
+        <w:pStyle w:val="MDCode"/>
         <w:shd w:val="clear" w:color="auto" w:fill="F1F5F9"/>
-      </w:pPr>
-      <w:r>
-        <w:t># 2. Install dependencies</w:t>
+        <w:spacing w:before="0" w:after="0"/>
+      </w:pPr>
+      <w:r>
+        <w:t>#    (Clerk keys are only in the Production environment on Vercel)</w:t>
       </w:r>
     </w:p>
     <w:p>
       <w:pPr>
         <w:pStyle w:val="MDCode"/>
+        <w:shd w:val="clear" w:color="auto" w:fill="F1F5F9"/>
         <w:spacing w:before="0" w:after="0"/>
+      </w:pPr>
+      <w:r>
+        <w:t>#    Add to .env.local:</w:t>
+      </w:r>
+    </w:p>
+    <w:p>
+      <w:pPr>
+        <w:pStyle w:val="MDCode"/>
         <w:shd w:val="clear" w:color="auto" w:fill="F1F5F9"/>
-      </w:pPr>
-      <w:r>
-        <w:t>npm install</w:t>
+        <w:spacing w:before="0" w:after="0"/>
+      </w:pPr>
+      <w:r>
+        <w:t>#      NEXT_PUBLIC_CLERK_PUBLISHABLE_KEY=pk_test_...</w:t>
       </w:r>
     </w:p>
     <w:p>
       <w:pPr>
         <w:pStyle w:val="MDCode"/>
+        <w:shd w:val="clear" w:color="auto" w:fill="F1F5F9"/>
         <w:spacing w:before="0" w:after="0"/>
+      </w:pPr>
+      <w:r>
+        <w:t>#      CLERK_SECRET_KEY=sk_test_...</w:t>
+      </w:r>
+    </w:p>
+    <w:p>
+      <w:pPr>
+        <w:pStyle w:val="MDCode"/>
         <w:shd w:val="clear" w:color="auto" w:fill="F1F5F9"/>
+        <w:spacing w:before="0" w:after="0"/>
+      </w:pPr>
+      <w:r>
+        <w:t>#      NEXT_PUBLIC_CLERK_SIGN_IN_URL=/sign-in</w:t>
+      </w:r>
+    </w:p>
+    <w:p>
+      <w:pPr>
+        <w:pStyle w:val="MDCode"/>
+        <w:shd w:val="clear" w:color="auto" w:fill="F1F5F9"/>
+        <w:spacing w:before="0" w:after="0"/>
+      </w:pPr>
+      <w:r>
+        <w:t>#      NEXT_PUBLIC_CLERK_SIGN_UP_URL=/sign-up</w:t>
+      </w:r>
+    </w:p>
+    <w:p>
+      <w:pPr>
+        <w:pStyle w:val="MDCode"/>
+        <w:shd w:val="clear" w:color="auto" w:fill="F1F5F9"/>
+        <w:spacing w:before="0" w:after="0"/>
+      </w:pPr>
+      <w:r>
+        <w:t>#      NEXT_PUBLIC_CLERK_AFTER_SIGN_IN_URL=/</w:t>
+      </w:r>
+    </w:p>
+    <w:p>
+      <w:pPr>
+        <w:pStyle w:val="MDCode"/>
+        <w:shd w:val="clear" w:color="auto" w:fill="F1F5F9"/>
+        <w:spacing w:before="0" w:after="0"/>
+      </w:pPr>
+      <w:r>
+        <w:t>#      NEXT_PUBLIC_CLERK_AFTER_SIGN_UP_URL=/</w:t>
+      </w:r>
+    </w:p>
+    <w:p>
+      <w:pPr>
+        <w:pStyle w:val="MDCode"/>
+        <w:shd w:val="clear" w:color="auto" w:fill="F1F5F9"/>
+        <w:spacing w:before="0" w:after="0"/>
       </w:pPr>
       <w:r>
         <w:t xml:space="preserve"> </w:t>
@@ -17593,28 +17582,58 @@
     <w:p>
       <w:pPr>
         <w:pStyle w:val="MDCode"/>
+        <w:shd w:val="clear" w:color="auto" w:fill="F1F5F9"/>
         <w:spacing w:before="0" w:after="0"/>
+      </w:pPr>
+      <w:r>
+        <w:t># 5. Generate Prisma client</w:t>
+      </w:r>
+    </w:p>
+    <w:p>
+      <w:pPr>
+        <w:pStyle w:val="MDCode"/>
         <w:shd w:val="clear" w:color="auto" w:fill="F1F5F9"/>
-      </w:pPr>
-      <w:r>
-        <w:t># 3. Pull all environment variables from Vercel (includes Neon + Clerk keys)</w:t>
+        <w:spacing w:before="0" w:after="0"/>
+      </w:pPr>
+      <w:r>
+        <w:t>npx prisma generate</w:t>
       </w:r>
     </w:p>
     <w:p>
       <w:pPr>
         <w:pStyle w:val="MDCode"/>
+        <w:shd w:val="clear" w:color="auto" w:fill="F1F5F9"/>
         <w:spacing w:before="0" w:after="0"/>
+      </w:pPr>
+      <w:r>
+        <w:t xml:space="preserve"> </w:t>
+      </w:r>
+    </w:p>
+    <w:p>
+      <w:pPr>
+        <w:pStyle w:val="MDCode"/>
         <w:shd w:val="clear" w:color="auto" w:fill="F1F5F9"/>
-      </w:pPr>
-      <w:r>
-        <w:t>vercel env pull .env.local</w:t>
+        <w:spacing w:before="0" w:after="0"/>
+      </w:pPr>
+      <w:r>
+        <w:t># 6. Start the dev server</w:t>
       </w:r>
     </w:p>
     <w:p>
       <w:pPr>
         <w:pStyle w:val="MDCode"/>
+        <w:shd w:val="clear" w:color="auto" w:fill="F1F5F9"/>
         <w:spacing w:before="0" w:after="0"/>
+      </w:pPr>
+      <w:r>
+        <w:t>npm run dev</w:t>
+      </w:r>
+    </w:p>
+    <w:p>
+      <w:pPr>
+        <w:pStyle w:val="MDCode"/>
         <w:shd w:val="clear" w:color="auto" w:fill="F1F5F9"/>
+        <w:spacing w:before="0" w:after="0"/>
       </w:pPr>
       <w:r>
         <w:t xml:space="preserve"> </w:t>
@@ -17623,266 +17642,106 @@
     <w:p>
       <w:pPr>
         <w:pStyle w:val="MDCode"/>
+        <w:shd w:val="clear" w:color="auto" w:fill="F1F5F9"/>
         <w:spacing w:before="0" w:after="0"/>
+      </w:pPr>
+      <w:r>
+        <w:t># 7. Open http://localhost:3000</w:t>
+      </w:r>
+    </w:p>
+    <w:p/>
+    <w:p>
+      <w:pPr>
+        <w:pStyle w:val="Heading3"/>
+      </w:pPr>
+      <w:r>
+        <w:t>Database commands</w:t>
+      </w:r>
+    </w:p>
+    <w:p>
+      <w:pPr>
+        <w:pStyle w:val="MDCode"/>
         <w:shd w:val="clear" w:color="auto" w:fill="F1F5F9"/>
-      </w:pPr>
-      <w:r>
-        <w:t># 4. Re-add Clerk keys if they were removed by the pull</w:t>
+        <w:spacing w:before="0" w:after="0"/>
+      </w:pPr>
+      <w:r>
+        <w:t>npx prisma generate           # Regenerate the Prisma client after schema changes</w:t>
       </w:r>
     </w:p>
     <w:p>
       <w:pPr>
         <w:pStyle w:val="MDCode"/>
+        <w:shd w:val="clear" w:color="auto" w:fill="F1F5F9"/>
         <w:spacing w:before="0" w:after="0"/>
+      </w:pPr>
+      <w:r>
+        <w:t>npx prisma migrate dev        # Apply schema changes to Neon (creates a new migration)</w:t>
+      </w:r>
+    </w:p>
+    <w:p>
+      <w:pPr>
+        <w:pStyle w:val="MDCode"/>
         <w:shd w:val="clear" w:color="auto" w:fill="F1F5F9"/>
-      </w:pPr>
-      <w:r>
-        <w:t>#    (Clerk keys are only in the Production environment on Vercel)</w:t>
+        <w:spacing w:before="0" w:after="0"/>
+      </w:pPr>
+      <w:r>
+        <w:t>npx prisma studio             # Open Prisma Studio to browse data visually</w:t>
+      </w:r>
+    </w:p>
+    <w:p/>
+    <w:p>
+      <w:pPr>
+        <w:pStyle w:val="Heading3"/>
+      </w:pPr>
+      <w:r>
+        <w:t>Useful commands</w:t>
       </w:r>
     </w:p>
     <w:p>
       <w:pPr>
         <w:pStyle w:val="MDCode"/>
+        <w:shd w:val="clear" w:color="auto" w:fill="F1F5F9"/>
         <w:spacing w:before="0" w:after="0"/>
+      </w:pPr>
+      <w:r>
+        <w:t>npm run dev          # Start dev server with hot reload</w:t>
+      </w:r>
+    </w:p>
+    <w:p>
+      <w:pPr>
+        <w:pStyle w:val="MDCode"/>
         <w:shd w:val="clear" w:color="auto" w:fill="F1F5F9"/>
-      </w:pPr>
-      <w:r>
-        <w:t>#    Add to .env.local:</w:t>
+        <w:spacing w:before="0" w:after="0"/>
+      </w:pPr>
+      <w:r>
+        <w:t>npm run build        # Production build (runs prisma generate first)</w:t>
       </w:r>
     </w:p>
     <w:p>
       <w:pPr>
         <w:pStyle w:val="MDCode"/>
+        <w:shd w:val="clear" w:color="auto" w:fill="F1F5F9"/>
         <w:spacing w:before="0" w:after="0"/>
+      </w:pPr>
+      <w:r>
+        <w:t>npm run lint         # ESLint</w:t>
+      </w:r>
+    </w:p>
+    <w:p>
+      <w:pPr>
+        <w:pStyle w:val="MDCode"/>
         <w:shd w:val="clear" w:color="auto" w:fill="F1F5F9"/>
-      </w:pPr>
-      <w:r>
-        <w:t>#      NEXT_PUBLIC_CLERK_PUBLISHABLE_KEY=pk_test_...</w:t>
+        <w:spacing w:before="0" w:after="0"/>
+      </w:pPr>
+      <w:r>
+        <w:t>npx tsc --noEmit     # Type-check without building</w:t>
       </w:r>
     </w:p>
     <w:p>
       <w:pPr>
         <w:pStyle w:val="MDCode"/>
+        <w:shd w:val="clear" w:color="auto" w:fill="F1F5F9"/>
         <w:spacing w:before="0" w:after="0"/>
-        <w:shd w:val="clear" w:color="auto" w:fill="F1F5F9"/>
-      </w:pPr>
-      <w:r>
-        <w:t>#      CLERK_SECRET_KEY=sk_test_...</w:t>
-      </w:r>
-    </w:p>
-    <w:p>
-      <w:pPr>
-        <w:pStyle w:val="MDCode"/>
-        <w:spacing w:before="0" w:after="0"/>
-        <w:shd w:val="clear" w:color="auto" w:fill="F1F5F9"/>
-      </w:pPr>
-      <w:r>
-        <w:t>#      NEXT_PUBLIC_CLERK_SIGN_IN_URL=/sign-in</w:t>
-      </w:r>
-    </w:p>
-    <w:p>
-      <w:pPr>
-        <w:pStyle w:val="MDCode"/>
-        <w:spacing w:before="0" w:after="0"/>
-        <w:shd w:val="clear" w:color="auto" w:fill="F1F5F9"/>
-      </w:pPr>
-      <w:r>
-        <w:t>#      NEXT_PUBLIC_CLERK_SIGN_UP_URL=/sign-up</w:t>
-      </w:r>
-    </w:p>
-    <w:p>
-      <w:pPr>
-        <w:pStyle w:val="MDCode"/>
-        <w:spacing w:before="0" w:after="0"/>
-        <w:shd w:val="clear" w:color="auto" w:fill="F1F5F9"/>
-      </w:pPr>
-      <w:r>
-        <w:t>#      NEXT_PUBLIC_CLERK_AFTER_SIGN_IN_URL=/</w:t>
-      </w:r>
-    </w:p>
-    <w:p>
-      <w:pPr>
-        <w:pStyle w:val="MDCode"/>
-        <w:spacing w:before="0" w:after="0"/>
-        <w:shd w:val="clear" w:color="auto" w:fill="F1F5F9"/>
-      </w:pPr>
-      <w:r>
-        <w:t>#      NEXT_PUBLIC_CLERK_AFTER_SIGN_UP_URL=/</w:t>
-      </w:r>
-    </w:p>
-    <w:p>
-      <w:pPr>
-        <w:pStyle w:val="MDCode"/>
-        <w:spacing w:before="0" w:after="0"/>
-        <w:shd w:val="clear" w:color="auto" w:fill="F1F5F9"/>
-      </w:pPr>
-      <w:r>
-        <w:t xml:space="preserve"> </w:t>
-      </w:r>
-    </w:p>
-    <w:p>
-      <w:pPr>
-        <w:pStyle w:val="MDCode"/>
-        <w:spacing w:before="0" w:after="0"/>
-        <w:shd w:val="clear" w:color="auto" w:fill="F1F5F9"/>
-      </w:pPr>
-      <w:r>
-        <w:t># 5. Generate Prisma client</w:t>
-      </w:r>
-    </w:p>
-    <w:p>
-      <w:pPr>
-        <w:pStyle w:val="MDCode"/>
-        <w:spacing w:before="0" w:after="0"/>
-        <w:shd w:val="clear" w:color="auto" w:fill="F1F5F9"/>
-      </w:pPr>
-      <w:r>
-        <w:t>npx prisma generate</w:t>
-      </w:r>
-    </w:p>
-    <w:p>
-      <w:pPr>
-        <w:pStyle w:val="MDCode"/>
-        <w:spacing w:before="0" w:after="0"/>
-        <w:shd w:val="clear" w:color="auto" w:fill="F1F5F9"/>
-      </w:pPr>
-      <w:r>
-        <w:t xml:space="preserve"> </w:t>
-      </w:r>
-    </w:p>
-    <w:p>
-      <w:pPr>
-        <w:pStyle w:val="MDCode"/>
-        <w:spacing w:before="0" w:after="0"/>
-        <w:shd w:val="clear" w:color="auto" w:fill="F1F5F9"/>
-      </w:pPr>
-      <w:r>
-        <w:t># 6. Start the dev server</w:t>
-      </w:r>
-    </w:p>
-    <w:p>
-      <w:pPr>
-        <w:pStyle w:val="MDCode"/>
-        <w:spacing w:before="0" w:after="0"/>
-        <w:shd w:val="clear" w:color="auto" w:fill="F1F5F9"/>
-      </w:pPr>
-      <w:r>
-        <w:t>npm run dev</w:t>
-      </w:r>
-    </w:p>
-    <w:p>
-      <w:pPr>
-        <w:pStyle w:val="MDCode"/>
-        <w:spacing w:before="0" w:after="0"/>
-        <w:shd w:val="clear" w:color="auto" w:fill="F1F5F9"/>
-      </w:pPr>
-      <w:r>
-        <w:t xml:space="preserve"> </w:t>
-      </w:r>
-    </w:p>
-    <w:p>
-      <w:pPr>
-        <w:pStyle w:val="MDCode"/>
-        <w:spacing w:before="0" w:after="0"/>
-        <w:shd w:val="clear" w:color="auto" w:fill="F1F5F9"/>
-      </w:pPr>
-      <w:r>
-        <w:t># 7. Open http://localhost:3000</w:t>
-      </w:r>
-    </w:p>
-    <w:p/>
-    <w:p>
-      <w:pPr>
-        <w:pStyle w:val="Heading3"/>
-      </w:pPr>
-      <w:r>
-        <w:t>Database commands</w:t>
-      </w:r>
-    </w:p>
-    <w:p>
-      <w:pPr>
-        <w:pStyle w:val="MDCode"/>
-        <w:spacing w:before="0" w:after="0"/>
-        <w:shd w:val="clear" w:color="auto" w:fill="F1F5F9"/>
-      </w:pPr>
-      <w:r>
-        <w:t>npx prisma generate           # Regenerate the Prisma client after schema changes</w:t>
-      </w:r>
-    </w:p>
-    <w:p>
-      <w:pPr>
-        <w:pStyle w:val="MDCode"/>
-        <w:spacing w:before="0" w:after="0"/>
-        <w:shd w:val="clear" w:color="auto" w:fill="F1F5F9"/>
-      </w:pPr>
-      <w:r>
-        <w:t>npx prisma migrate dev        # Apply schema changes to Neon (creates a new migration)</w:t>
-      </w:r>
-    </w:p>
-    <w:p>
-      <w:pPr>
-        <w:pStyle w:val="MDCode"/>
-        <w:spacing w:before="0" w:after="0"/>
-        <w:shd w:val="clear" w:color="auto" w:fill="F1F5F9"/>
-      </w:pPr>
-      <w:r>
-        <w:t>npx prisma studio             # Open Prisma Studio to browse data visually</w:t>
-      </w:r>
-    </w:p>
-    <w:p/>
-    <w:p>
-      <w:pPr>
-        <w:pStyle w:val="Heading3"/>
-      </w:pPr>
-      <w:r>
-        <w:t>Useful commands</w:t>
-      </w:r>
-    </w:p>
-    <w:p>
-      <w:pPr>
-        <w:pStyle w:val="MDCode"/>
-        <w:spacing w:before="0" w:after="0"/>
-        <w:shd w:val="clear" w:color="auto" w:fill="F1F5F9"/>
-      </w:pPr>
-      <w:r>
-        <w:t>npm run dev          # Start dev server with hot reload</w:t>
-      </w:r>
-    </w:p>
-    <w:p>
-      <w:pPr>
-        <w:pStyle w:val="MDCode"/>
-        <w:spacing w:before="0" w:after="0"/>
-        <w:shd w:val="clear" w:color="auto" w:fill="F1F5F9"/>
-      </w:pPr>
-      <w:r>
-        <w:t>npm run build        # Production build (runs prisma generate first)</w:t>
-      </w:r>
-    </w:p>
-    <w:p>
-      <w:pPr>
-        <w:pStyle w:val="MDCode"/>
-        <w:spacing w:before="0" w:after="0"/>
-        <w:shd w:val="clear" w:color="auto" w:fill="F1F5F9"/>
-      </w:pPr>
-      <w:r>
-        <w:t>npm run lint         # ESLint</w:t>
-      </w:r>
-    </w:p>
-    <w:p>
-      <w:pPr>
-        <w:pStyle w:val="MDCode"/>
-        <w:spacing w:before="0" w:after="0"/>
-        <w:shd w:val="clear" w:color="auto" w:fill="F1F5F9"/>
-      </w:pPr>
-      <w:r>
-        <w:t>npx tsc --noEmit     # Type-check without building</w:t>
-      </w:r>
-    </w:p>
-    <w:p>
-      <w:pPr>
-        <w:pStyle w:val="MDCode"/>
-        <w:spacing w:before="0" w:after="0"/>
-        <w:shd w:val="clear" w:color="auto" w:fill="F1F5F9"/>
       </w:pPr>
       <w:r>
         <w:t>vercel --prod --yes  # Deploy to production</w:t>
@@ -17899,7 +17758,7 @@
           <w:color w:val="FDC800"/>
           <w:sz w:val="18"/>
         </w:rPr>
-        <w:t>━━━━━━━━━━━━━━━━━━━━━━━━━━━━━━━━━━━━━━━━━━━━━━━━━━</w:t>
+        <w:t>------------------------------------------------------------</w:t>
       </w:r>
     </w:p>
     <w:p>
@@ -18085,7 +17944,7 @@
           <w:color w:val="FDC800"/>
           <w:sz w:val="18"/>
         </w:rPr>
-        <w:t>━━━━━━━━━━━━━━━━━━━━━━━━━━━━━━━━━━━━━━━━━━━━━━━━━━</w:t>
+        <w:t>------------------------------------------------------------</w:t>
       </w:r>
     </w:p>
     <w:p>
@@ -18106,17 +17965,10 @@
     </w:p>
     <w:tbl>
       <w:tblPr>
+        <w:tblStyle w:val="TableGrid"/>
         <w:tblW w:type="auto" w:w="0"/>
         <w:jc w:val="left"/>
         <w:tblLook w:firstColumn="1" w:firstRow="1" w:lastColumn="0" w:lastRow="0" w:noHBand="0" w:noVBand="1" w:val="04A0"/>
-        <w:tblBorders>
-          <w:top w:val="single" w:sz="4" w:space="0" w:color="D1D5DB"/>
-          <w:left w:val="single" w:sz="4" w:space="0" w:color="D1D5DB"/>
-          <w:bottom w:val="single" w:sz="4" w:space="0" w:color="D1D5DB"/>
-          <w:right w:val="single" w:sz="4" w:space="0" w:color="D1D5DB"/>
-          <w:insideH w:val="single" w:sz="4" w:space="0" w:color="D1D5DB"/>
-          <w:insideV w:val="single" w:sz="4" w:space="0" w:color="D1D5DB"/>
-        </w:tblBorders>
       </w:tblPr>
       <w:tblGrid>
         <w:gridCol w:w="4536"/>
@@ -18389,30 +18241,30 @@
     <w:p>
       <w:pPr>
         <w:pStyle w:val="MDCode"/>
+        <w:shd w:val="clear" w:color="auto" w:fill="F1F5F9"/>
         <w:spacing w:before="0" w:after="0"/>
+      </w:pPr>
+      <w:r>
+        <w:t>vercel --prod --yes</w:t>
+      </w:r>
+    </w:p>
+    <w:p/>
+    <w:p>
+      <w:pPr>
+        <w:spacing w:before="2" w:after="4"/>
+      </w:pPr>
+      <w:r>
+        <w:rPr>
+          <w:color w:val="1E293B"/>
+        </w:rPr>
+        <w:t>After deploying, update the custom alias:</w:t>
+      </w:r>
+    </w:p>
+    <w:p>
+      <w:pPr>
+        <w:pStyle w:val="MDCode"/>
         <w:shd w:val="clear" w:color="auto" w:fill="F1F5F9"/>
-      </w:pPr>
-      <w:r>
-        <w:t>vercel --prod --yes</w:t>
-      </w:r>
-    </w:p>
-    <w:p/>
-    <w:p>
-      <w:pPr>
-        <w:spacing w:before="2" w:after="4"/>
-      </w:pPr>
-      <w:r>
-        <w:rPr>
-          <w:color w:val="1E293B"/>
-        </w:rPr>
-        <w:t>After deploying, update the custom alias:</w:t>
-      </w:r>
-    </w:p>
-    <w:p>
-      <w:pPr>
-        <w:pStyle w:val="MDCode"/>
         <w:spacing w:before="0" w:after="0"/>
-        <w:shd w:val="clear" w:color="auto" w:fill="F1F5F9"/>
       </w:pPr>
       <w:r>
         <w:t>vercel ls --prod | grep "Ready" | head -1 | awk '{print $3}' | xargs -I{} vercel alias set {} selected-ed.vercel.app</w:t>
@@ -18461,7 +18313,7 @@
           <w:color w:val="FDC800"/>
           <w:sz w:val="18"/>
         </w:rPr>
-        <w:t>━━━━━━━━━━━━━━━━━━━━━━━━━━━━━━━━━━━━━━━━━━━━━━━━━━</w:t>
+        <w:t>------------------------------------------------------------</w:t>
       </w:r>
     </w:p>
     <w:p>
@@ -18925,7 +18777,7 @@
           <w:color w:val="FDC800"/>
           <w:sz w:val="18"/>
         </w:rPr>
-        <w:t>━━━━━━━━━━━━━━━━━━━━━━━━━━━━━━━━━━━━━━━━━━━━━━━━━━</w:t>
+        <w:t>------------------------------------------------------------</w:t>
       </w:r>
     </w:p>
     <w:p>
@@ -19098,7 +18950,7 @@
           <w:color w:val="FDC800"/>
           <w:sz w:val="18"/>
         </w:rPr>
-        <w:t>━━━━━━━━━━━━━━━━━━━━━━━━━━━━━━━━━━━━━━━━━━━━━━━━━━</w:t>
+        <w:t>------------------------------------------------------------</w:t>
       </w:r>
     </w:p>
     <w:p>
@@ -19192,17 +19044,10 @@
     </w:p>
     <w:tbl>
       <w:tblPr>
+        <w:tblStyle w:val="TableGrid"/>
         <w:tblW w:type="auto" w:w="0"/>
         <w:jc w:val="left"/>
         <w:tblLook w:firstColumn="1" w:firstRow="1" w:lastColumn="0" w:lastRow="0" w:noHBand="0" w:noVBand="1" w:val="04A0"/>
-        <w:tblBorders>
-          <w:top w:val="single" w:sz="4" w:space="0" w:color="D1D5DB"/>
-          <w:left w:val="single" w:sz="4" w:space="0" w:color="D1D5DB"/>
-          <w:bottom w:val="single" w:sz="4" w:space="0" w:color="D1D5DB"/>
-          <w:right w:val="single" w:sz="4" w:space="0" w:color="D1D5DB"/>
-          <w:insideH w:val="single" w:sz="4" w:space="0" w:color="D1D5DB"/>
-          <w:insideV w:val="single" w:sz="4" w:space="0" w:color="D1D5DB"/>
-        </w:tblBorders>
       </w:tblPr>
       <w:tblGrid>
         <w:gridCol w:w="4536"/>
@@ -19606,7 +19451,7 @@
           <w:color w:val="FDC800"/>
           <w:sz w:val="18"/>
         </w:rPr>
-        <w:t>━━━━━━━━━━━━━━━━━━━━━━━━━━━━━━━━━━━━━━━━━━━━━━━━━━</w:t>
+        <w:t>------------------------------------------------------------</w:t>
       </w:r>
     </w:p>
     <w:p>
@@ -19619,17 +19464,10 @@
     </w:p>
     <w:tbl>
       <w:tblPr>
+        <w:tblStyle w:val="TableGrid"/>
         <w:tblW w:type="auto" w:w="0"/>
         <w:jc w:val="left"/>
         <w:tblLook w:firstColumn="1" w:firstRow="1" w:lastColumn="0" w:lastRow="0" w:noHBand="0" w:noVBand="1" w:val="04A0"/>
-        <w:tblBorders>
-          <w:top w:val="single" w:sz="4" w:space="0" w:color="D1D5DB"/>
-          <w:left w:val="single" w:sz="4" w:space="0" w:color="D1D5DB"/>
-          <w:bottom w:val="single" w:sz="4" w:space="0" w:color="D1D5DB"/>
-          <w:right w:val="single" w:sz="4" w:space="0" w:color="D1D5DB"/>
-          <w:insideH w:val="single" w:sz="4" w:space="0" w:color="D1D5DB"/>
-          <w:insideV w:val="single" w:sz="4" w:space="0" w:color="D1D5DB"/>
-        </w:tblBorders>
       </w:tblPr>
       <w:tblGrid>
         <w:gridCol w:w="3024"/>
@@ -22200,24 +22038,30 @@
           <w:color w:val="FDC800"/>
           <w:sz w:val="18"/>
         </w:rPr>
-        <w:t>━━━━━━━━━━━━━━━━━━━━━━━━━━━━━━━━━━━━━━━━━━━━━━━━━━</w:t>
-      </w:r>
-    </w:p>
-    <w:p>
-      <w:pPr>
-        <w:pStyle w:val="MDNote"/>
-        <w:spacing w:before="4" w:after="4"/>
-      </w:pPr>
-      <w:r>
+        <w:t>------------------------------------------------------------</w:t>
+      </w:r>
+    </w:p>
+    <w:p>
+      <w:pPr>
+        <w:spacing w:before="2" w:after="4"/>
+      </w:pPr>
+      <w:r>
+        <w:rPr>
+          <w:i/>
+          <w:color w:val="1E293B"/>
+        </w:rPr>
         <w:t>Document last updated: 30 June 2026 (v0.19). Updated alongside the codebase whenever routes, components, or UX decisions change.</w:t>
       </w:r>
     </w:p>
     <w:p>
       <w:pPr>
-        <w:pStyle w:val="MDNote"/>
-        <w:spacing w:before="4" w:after="4"/>
-      </w:pPr>
-      <w:r>
+        <w:spacing w:before="2" w:after="4"/>
+      </w:pPr>
+      <w:r>
+        <w:rPr>
+          <w:i/>
+          <w:color w:val="1E293B"/>
+        </w:rPr>
         <w:t>Author: Santrupta Mishra (San) — Founder, SelectEd</w:t>
       </w:r>
     </w:p>
@@ -22238,34 +22082,46 @@
   <w:p>
     <w:pPr>
       <w:pStyle w:val="Footer"/>
-      <w:jc w:val="center"/>
-      <w:spacing w:before="60" w:after="0"/>
       <w:pBdr>
         <w:top w:val="single" w:sz="4" w:space="4" w:color="E2E8F0"/>
       </w:pBdr>
+      <w:jc w:val="center"/>
+      <w:spacing w:before="60" w:after="0"/>
     </w:pPr>
     <w:r>
       <w:rPr>
         <w:rFonts w:ascii="Calibri" w:hAnsi="Calibri"/>
+        <w:sz w:val="16"/>
         <w:color w:val="475569"/>
+      </w:rPr>
+      <w:t xml:space="preserve">SelectEd  -  Confidential  -  Page </w:t>
+    </w:r>
+    <w:r>
+      <w:fldChar w:fldCharType="begin"/>
+    </w:r>
+    <w:r>
+      <w:instrText xml:space="preserve"> PAGE </w:instrText>
+    </w:r>
+    <w:r>
+      <w:fldChar w:fldCharType="end"/>
+    </w:r>
+    <w:r>
+      <w:rPr>
+        <w:rFonts w:ascii="Calibri" w:hAnsi="Calibri"/>
         <w:sz w:val="16"/>
-      </w:rPr>
-      <w:t xml:space="preserve">SelectEd  ·  Confidential  ·  Page </w:t>
+        <w:color w:val="475569"/>
+      </w:rPr>
+      <w:t xml:space="preserve"> of </w:t>
     </w:r>
-    <w:fldChar w:fldCharType="begin"/>
-    <w:instrText xml:space="preserve"> PAGE </w:instrText>
-    <w:fldChar w:fldCharType="end"/>
     <w:r>
-      <w:rPr>
-        <w:rFonts w:ascii="Calibri" w:hAnsi="Calibri"/>
-        <w:color w:val="475569"/>
-        <w:sz w:val="16"/>
-      </w:rPr>
-      <w:t xml:space="preserve">  of  </w:t>
+      <w:fldChar w:fldCharType="begin"/>
     </w:r>
-    <w:fldChar w:fldCharType="begin"/>
-    <w:instrText xml:space="preserve"> NUMPAGES </w:instrText>
-    <w:fldChar w:fldCharType="end"/>
+    <w:r>
+      <w:instrText xml:space="preserve"> NUMPAGES </w:instrText>
+    </w:r>
+    <w:r>
+      <w:fldChar w:fldCharType="end"/>
+    </w:r>
   </w:p>
 </w:ftr>
 </file>
@@ -22275,16 +22131,16 @@
   <w:p>
     <w:pPr>
       <w:pStyle w:val="Header"/>
-      <w:jc w:val="left"/>
-      <w:spacing w:before="0" w:after="80"/>
       <w:pBdr>
         <w:bottom w:val="single" w:sz="6" w:space="4" w:color="FDC800"/>
       </w:pBdr>
+      <w:jc w:val="left"/>
+      <w:spacing w:before="0" w:after="60"/>
     </w:pPr>
     <w:r>
       <w:drawing>
         <wp:inline xmlns:a="http://schemas.openxmlformats.org/drawingml/2006/main" xmlns:pic="http://schemas.openxmlformats.org/drawingml/2006/picture">
-          <wp:extent cx="292608" cy="234086"/>
+          <wp:extent cx="256032" cy="204826"/>
           <wp:docPr id="1" name="Picture 1"/>
           <wp:cNvGraphicFramePr>
             <a:graphicFrameLocks noChangeAspect="1"/>
@@ -22305,7 +22161,7 @@
                 <pic:spPr>
                   <a:xfrm>
                     <a:off x="0" y="0"/>
-                    <a:ext cx="292608" cy="234086"/>
+                    <a:ext cx="256032" cy="204826"/>
                   </a:xfrm>
                   <a:prstGeom prst="rect"/>
                 </pic:spPr>
@@ -22320,7 +22176,7 @@
         <w:rFonts w:ascii="Calibri" w:hAnsi="Calibri"/>
         <w:b/>
         <w:color w:val="56DBFF"/>
-        <w:sz w:val="22"/>
+        <w:sz w:val="20"/>
       </w:rPr>
       <w:t xml:space="preserve">  Select</w:t>
     </w:r>
@@ -22329,7 +22185,7 @@
         <w:rFonts w:ascii="Calibri" w:hAnsi="Calibri"/>
         <w:b/>
         <w:color w:val="FDC800"/>
-        <w:sz w:val="22"/>
+        <w:sz w:val="20"/>
       </w:rPr>
       <w:t>Ed</w:t>
     </w:r>
@@ -22337,9 +22193,9 @@
       <w:rPr>
         <w:rFonts w:ascii="Calibri" w:hAnsi="Calibri"/>
         <w:color w:val="475569"/>
-        <w:sz w:val="18"/>
-      </w:rPr>
-      <w:t xml:space="preserve">  ·  Design &amp; Architecture Document</w:t>
+        <w:sz w:val="17"/>
+      </w:rPr>
+      <w:t xml:space="preserve">  -  Design &amp; Architecture Document</w:t>
     </w:r>
   </w:p>
 </w:hdr>
@@ -34397,18 +34253,6 @@
       </w:tcPr>
     </w:tblStylePr>
   </w:style>
-  <w:style w:type="paragraph" w:customStyle="1" w:styleId="MDBullet">
-    <w:name w:val="MD Bullet"/>
-    <w:basedOn w:val="Normal"/>
-    <w:pPr>
-      <w:spacing w:before="20" w:after="20"/>
-      <w:ind w:left="454"/>
-    </w:pPr>
-    <w:rPr>
-      <w:rFonts w:ascii="Calibri" w:hAnsi="Calibri"/>
-      <w:sz w:val="21"/>
-    </w:rPr>
-  </w:style>
   <w:style w:type="paragraph" w:customStyle="1" w:styleId="MDCode">
     <w:name w:val="MD Code"/>
     <w:basedOn w:val="Normal"/>
@@ -34426,10 +34270,7 @@
     <w:name w:val="MD Note"/>
     <w:basedOn w:val="Normal"/>
     <w:rPr>
-      <w:rFonts w:ascii="Calibri" w:hAnsi="Calibri"/>
       <w:i/>
-      <w:color w:val="475569"/>
-      <w:sz w:val="19"/>
     </w:rPr>
   </w:style>
 </w:styles>

--- a/DESIGN.docx
+++ b/DESIGN.docx
@@ -27777,7 +27777,7 @@
                 <w:b/>
                 <w:color w:val="1E293B"/>
               </w:rPr>
-              <w:t>v0.26.0</w:t>
+              <w:t>v0.27.0</w:t>
             </w:r>
           </w:p>
         </w:tc>
@@ -27827,112 +27827,7 @@
                 <w:color w:val="1E293B"/>
                 <w:sz w:val="18"/>
               </w:rPr>
-              <w:t xml:space="preserve">DoS protection — three-layer defence: (1) Upstash Redis distributed rate limiting replaces the defunct in-memory </w:t>
-            </w:r>
-            <w:r>
-              <w:rPr>
-                <w:rFonts w:ascii="Courier New" w:hAnsi="Courier New"/>
-                <w:color w:val="0F172A"/>
-                <w:sz w:val="18"/>
-              </w:rPr>
-              <w:t>Map</w:t>
-            </w:r>
-            <w:r>
-              <w:rPr>
-                <w:color w:val="1E293B"/>
-                <w:sz w:val="18"/>
-              </w:rPr>
-              <w:t xml:space="preserve"> in </w:t>
-            </w:r>
-            <w:r>
-              <w:rPr>
-                <w:rFonts w:ascii="Courier New" w:hAnsi="Courier New"/>
-                <w:color w:val="0F172A"/>
-                <w:sz w:val="18"/>
-              </w:rPr>
-              <w:t>lib/ratelimit.ts</w:t>
-            </w:r>
-            <w:r>
-              <w:rPr>
-                <w:color w:val="1E293B"/>
-                <w:sz w:val="18"/>
-              </w:rPr>
-              <w:t xml:space="preserve"> — sliding window, graceful in-memory fallback when env vars absent, unique Redis prefix per endpoint. </w:t>
-            </w:r>
-            <w:r>
-              <w:rPr>
-                <w:rFonts w:ascii="Courier New" w:hAnsi="Courier New"/>
-                <w:color w:val="0F172A"/>
-                <w:sz w:val="18"/>
-              </w:rPr>
-              <w:t>middleware.ts</w:t>
-            </w:r>
-            <w:r>
-              <w:rPr>
-                <w:color w:val="1E293B"/>
-                <w:sz w:val="18"/>
-              </w:rPr>
-              <w:t xml:space="preserve"> deprecated → renamed to </w:t>
-            </w:r>
-            <w:r>
-              <w:rPr>
-                <w:rFonts w:ascii="Courier New" w:hAnsi="Courier New"/>
-                <w:color w:val="0F172A"/>
-                <w:sz w:val="18"/>
-              </w:rPr>
-              <w:t>proxy.ts</w:t>
-            </w:r>
-            <w:r>
-              <w:rPr>
-                <w:color w:val="1E293B"/>
-                <w:sz w:val="18"/>
-              </w:rPr>
-              <w:t xml:space="preserve"> per Next.js 16 proxy convention; proxy runs a blanket 120-req/60s-per-IP gate on all </w:t>
-            </w:r>
-            <w:r>
-              <w:rPr>
-                <w:rFonts w:ascii="Courier New" w:hAnsi="Courier New"/>
-                <w:color w:val="0F172A"/>
-                <w:sz w:val="18"/>
-              </w:rPr>
-              <w:t>/api/*</w:t>
-            </w:r>
-            <w:r>
-              <w:rPr>
-                <w:color w:val="1E293B"/>
-                <w:sz w:val="18"/>
-              </w:rPr>
-              <w:t xml:space="preserve"> routes before any serverless function is invoked. (2) Per-endpoint fine-grained limits: </w:t>
-            </w:r>
-            <w:r>
-              <w:rPr>
-                <w:rFonts w:ascii="Courier New" w:hAnsi="Courier New"/>
-                <w:color w:val="0F172A"/>
-                <w:sz w:val="18"/>
-              </w:rPr>
-              <w:t>/api/chat</w:t>
-            </w:r>
-            <w:r>
-              <w:rPr>
-                <w:color w:val="1E293B"/>
-                <w:sz w:val="18"/>
-              </w:rPr>
-              <w:t xml:space="preserve"> 30/60s, </w:t>
-            </w:r>
-            <w:r>
-              <w:rPr>
-                <w:rFonts w:ascii="Courier New" w:hAnsi="Courier New"/>
-                <w:color w:val="0F172A"/>
-                <w:sz w:val="18"/>
-              </w:rPr>
-              <w:t>/api/trivia</w:t>
-            </w:r>
-            <w:r>
-              <w:rPr>
-                <w:color w:val="1E293B"/>
-                <w:sz w:val="18"/>
-              </w:rPr>
-              <w:t xml:space="preserve"> 10/60s, `/api/exam/generate</w:t>
+              <w:t>Landing page copy fixes — FAQ "Do I need an account?" updated to mention 20-question/day guest limit and midnight reset; correctly states Exam Mode and Adventure Mode require an account. Trust badge "Free to use / no premium tier" corrected to "Free to start / 7-day trial then $9.99/month AUD". Guest badge updated to "20 free questions a day"</w:t>
             </w:r>
           </w:p>
         </w:tc>
@@ -27959,7 +27854,7 @@
                 <w:b/>
                 <w:color w:val="1E293B"/>
               </w:rPr>
-              <w:t>v0.25.0</w:t>
+              <w:t>v0.26.0</w:t>
             </w:r>
           </w:p>
         </w:tc>
@@ -28009,7 +27904,7 @@
                 <w:color w:val="1E293B"/>
                 <w:sz w:val="18"/>
               </w:rPr>
-              <w:t xml:space="preserve">Automated security agent — (1) </w:t>
+              <w:t xml:space="preserve">DoS protection — three-layer defence: (1) Upstash Redis distributed rate limiting replaces the defunct in-memory </w:t>
             </w:r>
             <w:r>
               <w:rPr>
@@ -28017,14 +27912,14 @@
                 <w:color w:val="0F172A"/>
                 <w:sz w:val="18"/>
               </w:rPr>
-              <w:t>next.config.ts</w:t>
+              <w:t>Map</w:t>
             </w:r>
             <w:r>
               <w:rPr>
                 <w:color w:val="1E293B"/>
                 <w:sz w:val="18"/>
               </w:rPr>
-              <w:t xml:space="preserve"> now sets 7 HTTP security headers on every route: </w:t>
+              <w:t xml:space="preserve"> in </w:t>
             </w:r>
             <w:r>
               <w:rPr>
@@ -28032,14 +27927,14 @@
                 <w:color w:val="0F172A"/>
                 <w:sz w:val="18"/>
               </w:rPr>
-              <w:t>X-Frame-Options: SAMEORIGIN</w:t>
+              <w:t>lib/ratelimit.ts</w:t>
             </w:r>
             <w:r>
               <w:rPr>
                 <w:color w:val="1E293B"/>
                 <w:sz w:val="18"/>
               </w:rPr>
-              <w:t xml:space="preserve">, </w:t>
+              <w:t xml:space="preserve"> — sliding window, graceful in-memory fallback when env vars absent, unique Redis prefix per endpoint. </w:t>
             </w:r>
             <w:r>
               <w:rPr>
@@ -28047,14 +27942,14 @@
                 <w:color w:val="0F172A"/>
                 <w:sz w:val="18"/>
               </w:rPr>
-              <w:t>X-Content-Type-Options: nosniff</w:t>
+              <w:t>middleware.ts</w:t>
             </w:r>
             <w:r>
               <w:rPr>
                 <w:color w:val="1E293B"/>
                 <w:sz w:val="18"/>
               </w:rPr>
-              <w:t xml:space="preserve">, </w:t>
+              <w:t xml:space="preserve"> deprecated → renamed to </w:t>
             </w:r>
             <w:r>
               <w:rPr>
@@ -28062,14 +27957,14 @@
                 <w:color w:val="0F172A"/>
                 <w:sz w:val="18"/>
               </w:rPr>
-              <w:t>Referrer-Policy: strict-origin-when-cross-origin</w:t>
+              <w:t>proxy.ts</w:t>
             </w:r>
             <w:r>
               <w:rPr>
                 <w:color w:val="1E293B"/>
                 <w:sz w:val="18"/>
               </w:rPr>
-              <w:t xml:space="preserve">, </w:t>
+              <w:t xml:space="preserve"> per Next.js 16 proxy convention; proxy runs a blanket 120-req/60s-per-IP gate on all </w:t>
             </w:r>
             <w:r>
               <w:rPr>
@@ -28077,14 +27972,14 @@
                 <w:color w:val="0F172A"/>
                 <w:sz w:val="18"/>
               </w:rPr>
-              <w:t>Permissions-Policy</w:t>
+              <w:t>/api/*</w:t>
             </w:r>
             <w:r>
               <w:rPr>
                 <w:color w:val="1E293B"/>
                 <w:sz w:val="18"/>
               </w:rPr>
-              <w:t xml:space="preserve"> (blocks camera/mic/geo/payment), </w:t>
+              <w:t xml:space="preserve"> routes before any serverless function is invoked. (2) Per-endpoint fine-grained limits: </w:t>
             </w:r>
             <w:r>
               <w:rPr>
@@ -28092,14 +27987,14 @@
                 <w:color w:val="0F172A"/>
                 <w:sz w:val="18"/>
               </w:rPr>
-              <w:t>Strict-Transport-Security</w:t>
+              <w:t>/api/chat</w:t>
             </w:r>
             <w:r>
               <w:rPr>
                 <w:color w:val="1E293B"/>
                 <w:sz w:val="18"/>
               </w:rPr>
-              <w:t xml:space="preserve"> (2yr + preload), </w:t>
+              <w:t xml:space="preserve"> 30/60s, </w:t>
             </w:r>
             <w:r>
               <w:rPr>
@@ -28107,44 +28002,14 @@
                 <w:color w:val="0F172A"/>
                 <w:sz w:val="18"/>
               </w:rPr>
-              <w:t>X-DNS-Prefetch-Control</w:t>
+              <w:t>/api/trivia</w:t>
             </w:r>
             <w:r>
               <w:rPr>
                 <w:color w:val="1E293B"/>
                 <w:sz w:val="18"/>
               </w:rPr>
-              <w:t xml:space="preserve">, and a full </w:t>
-            </w:r>
-            <w:r>
-              <w:rPr>
-                <w:rFonts w:ascii="Courier New" w:hAnsi="Courier New"/>
-                <w:color w:val="0F172A"/>
-                <w:sz w:val="18"/>
-              </w:rPr>
-              <w:t>Content-Security-Policy</w:t>
-            </w:r>
-            <w:r>
-              <w:rPr>
-                <w:color w:val="1E293B"/>
-                <w:sz w:val="18"/>
-              </w:rPr>
-              <w:t xml:space="preserve"> covering script/style/font/img/connect/frame origins for Clerk, Stripe, KaTeX, Google Fonts, and Vercel Analytics. (2) </w:t>
-            </w:r>
-            <w:r>
-              <w:rPr>
-                <w:rFonts w:ascii="Courier New" w:hAnsi="Courier New"/>
-                <w:color w:val="0F172A"/>
-                <w:sz w:val="18"/>
-              </w:rPr>
-              <w:t>scripts/pentest.mjs</w:t>
-            </w:r>
-            <w:r>
-              <w:rPr>
-                <w:color w:val="1E293B"/>
-                <w:sz w:val="18"/>
-              </w:rPr>
-              <w:t xml:space="preserve"> — runnable Node.js audit that checks headers, probes 7 API endpoints for unauthenticated access, runs npm audit, scans codebase for dangerous patterns (dangerouslySetInnerHTML, eval, hardcoded secrets, SQL injection, wildcard CORS, sensitive console.log, NEXT_PUBLIC_ secrets, missing auth on API routes), and checks TLS redirect; outputs structured JSON. (3) Weekly Claude Code agent scheduled trigger (every Monday 18:00 UTC) — runs the audit, auto-fixes CRITICAL/HIGH findings, rebuilds, deploys, re-audits to confirm, updates DESIGN.md, and emails the founder a markdown report</w:t>
+              <w:t xml:space="preserve"> 10/60s, `/api/exam/generate</w:t>
             </w:r>
           </w:p>
         </w:tc>
@@ -28171,7 +28036,7 @@
                 <w:b/>
                 <w:color w:val="1E293B"/>
               </w:rPr>
-              <w:t>v0.24.0</w:t>
+              <w:t>v0.25.0</w:t>
             </w:r>
           </w:p>
         </w:tc>
@@ -28221,7 +28086,7 @@
                 <w:color w:val="1E293B"/>
                 <w:sz w:val="18"/>
               </w:rPr>
-              <w:t>Guest 20-questions/day limit — anonymous users (no Clerk session, no child session) are now gated at 20 questions per day via localStorage (</w:t>
+              <w:t xml:space="preserve">Automated security agent — (1) </w:t>
             </w:r>
             <w:r>
               <w:rPr>
@@ -28229,14 +28094,14 @@
                 <w:color w:val="0F172A"/>
                 <w:sz w:val="18"/>
               </w:rPr>
-              <w:t>selected_guest_usage: {count, date}</w:t>
+              <w:t>next.config.ts</w:t>
             </w:r>
             <w:r>
               <w:rPr>
                 <w:color w:val="1E293B"/>
                 <w:sz w:val="18"/>
               </w:rPr>
-              <w:t xml:space="preserve">). On limit hit or locked-mode attempt, </w:t>
+              <w:t xml:space="preserve"> now sets 7 HTTP security headers on every route: </w:t>
             </w:r>
             <w:r>
               <w:rPr>
@@ -28244,14 +28109,14 @@
                 <w:color w:val="0F172A"/>
                 <w:sz w:val="18"/>
               </w:rPr>
-              <w:t>GuestLimitModal</w:t>
+              <w:t>X-Frame-Options: SAMEORIGIN</w:t>
             </w:r>
             <w:r>
               <w:rPr>
                 <w:color w:val="1E293B"/>
                 <w:sz w:val="18"/>
               </w:rPr>
-              <w:t xml:space="preserve"> opens: shows reset countdown to midnight, "Start free 7-day trial" (Clerk SignUpButton modal) and "I already have an account" (SignInButton modal). Header badge shows </w:t>
+              <w:t xml:space="preserve">, </w:t>
             </w:r>
             <w:r>
               <w:rPr>
@@ -28259,14 +28124,14 @@
                 <w:color w:val="0F172A"/>
                 <w:sz w:val="18"/>
               </w:rPr>
-              <w:t>X/20 questions today</w:t>
+              <w:t>X-Content-Type-Options: nosniff</w:t>
             </w:r>
             <w:r>
               <w:rPr>
                 <w:color w:val="1E293B"/>
                 <w:sz w:val="18"/>
               </w:rPr>
-              <w:t xml:space="preserve"> for guests (turns red at limit). Signed-in parents and child sessions continue to use server-side tracking. </w:t>
+              <w:t xml:space="preserve">, </w:t>
             </w:r>
             <w:r>
               <w:rPr>
@@ -28274,14 +28139,89 @@
                 <w:color w:val="0F172A"/>
                 <w:sz w:val="18"/>
               </w:rPr>
-              <w:t>app/components/GuestLimitModal.tsx</w:t>
+              <w:t>Referrer-Policy: strict-origin-when-cross-origin</w:t>
             </w:r>
             <w:r>
               <w:rPr>
                 <w:color w:val="1E293B"/>
                 <w:sz w:val="18"/>
               </w:rPr>
-              <w:t xml:space="preserve"> added</w:t>
+              <w:t xml:space="preserve">, </w:t>
+            </w:r>
+            <w:r>
+              <w:rPr>
+                <w:rFonts w:ascii="Courier New" w:hAnsi="Courier New"/>
+                <w:color w:val="0F172A"/>
+                <w:sz w:val="18"/>
+              </w:rPr>
+              <w:t>Permissions-Policy</w:t>
+            </w:r>
+            <w:r>
+              <w:rPr>
+                <w:color w:val="1E293B"/>
+                <w:sz w:val="18"/>
+              </w:rPr>
+              <w:t xml:space="preserve"> (blocks camera/mic/geo/payment), </w:t>
+            </w:r>
+            <w:r>
+              <w:rPr>
+                <w:rFonts w:ascii="Courier New" w:hAnsi="Courier New"/>
+                <w:color w:val="0F172A"/>
+                <w:sz w:val="18"/>
+              </w:rPr>
+              <w:t>Strict-Transport-Security</w:t>
+            </w:r>
+            <w:r>
+              <w:rPr>
+                <w:color w:val="1E293B"/>
+                <w:sz w:val="18"/>
+              </w:rPr>
+              <w:t xml:space="preserve"> (2yr + preload), </w:t>
+            </w:r>
+            <w:r>
+              <w:rPr>
+                <w:rFonts w:ascii="Courier New" w:hAnsi="Courier New"/>
+                <w:color w:val="0F172A"/>
+                <w:sz w:val="18"/>
+              </w:rPr>
+              <w:t>X-DNS-Prefetch-Control</w:t>
+            </w:r>
+            <w:r>
+              <w:rPr>
+                <w:color w:val="1E293B"/>
+                <w:sz w:val="18"/>
+              </w:rPr>
+              <w:t xml:space="preserve">, and a full </w:t>
+            </w:r>
+            <w:r>
+              <w:rPr>
+                <w:rFonts w:ascii="Courier New" w:hAnsi="Courier New"/>
+                <w:color w:val="0F172A"/>
+                <w:sz w:val="18"/>
+              </w:rPr>
+              <w:t>Content-Security-Policy</w:t>
+            </w:r>
+            <w:r>
+              <w:rPr>
+                <w:color w:val="1E293B"/>
+                <w:sz w:val="18"/>
+              </w:rPr>
+              <w:t xml:space="preserve"> covering script/style/font/img/connect/frame origins for Clerk, Stripe, KaTeX, Google Fonts, and Vercel Analytics. (2) </w:t>
+            </w:r>
+            <w:r>
+              <w:rPr>
+                <w:rFonts w:ascii="Courier New" w:hAnsi="Courier New"/>
+                <w:color w:val="0F172A"/>
+                <w:sz w:val="18"/>
+              </w:rPr>
+              <w:t>scripts/pentest.mjs</w:t>
+            </w:r>
+            <w:r>
+              <w:rPr>
+                <w:color w:val="1E293B"/>
+                <w:sz w:val="18"/>
+              </w:rPr>
+              <w:t xml:space="preserve"> — runnable Node.js audit that checks headers, probes 7 API endpoints for unauthenticated access, runs npm audit, scans codebase for dangerous patterns (dangerouslySetInnerHTML, eval, hardcoded secrets, SQL injection, wildcard CORS, sensitive console.log, NEXT_PUBLIC_ secrets, missing auth on API routes), and checks TLS redirect; outputs structured JSON. (3) Weekly Claude Code agent scheduled trigger (every Monday 18:00 UTC) — runs the audit, auto-fixes CRITICAL/HIGH findings, rebuilds, deploys, re-audits to confirm, updates DESIGN.md, and emails the founder a markdown report</w:t>
             </w:r>
           </w:p>
         </w:tc>
@@ -28308,7 +28248,7 @@
                 <w:b/>
                 <w:color w:val="1E293B"/>
               </w:rPr>
-              <w:t>v0.23.0</w:t>
+              <w:t>v0.24.0</w:t>
             </w:r>
           </w:p>
         </w:tc>
@@ -28358,6 +28298,143 @@
                 <w:color w:val="1E293B"/>
                 <w:sz w:val="18"/>
               </w:rPr>
+              <w:t>Guest 20-questions/day limit — anonymous users (no Clerk session, no child session) are now gated at 20 questions per day via localStorage (</w:t>
+            </w:r>
+            <w:r>
+              <w:rPr>
+                <w:rFonts w:ascii="Courier New" w:hAnsi="Courier New"/>
+                <w:color w:val="0F172A"/>
+                <w:sz w:val="18"/>
+              </w:rPr>
+              <w:t>selected_guest_usage: {count, date}</w:t>
+            </w:r>
+            <w:r>
+              <w:rPr>
+                <w:color w:val="1E293B"/>
+                <w:sz w:val="18"/>
+              </w:rPr>
+              <w:t xml:space="preserve">). On limit hit or locked-mode attempt, </w:t>
+            </w:r>
+            <w:r>
+              <w:rPr>
+                <w:rFonts w:ascii="Courier New" w:hAnsi="Courier New"/>
+                <w:color w:val="0F172A"/>
+                <w:sz w:val="18"/>
+              </w:rPr>
+              <w:t>GuestLimitModal</w:t>
+            </w:r>
+            <w:r>
+              <w:rPr>
+                <w:color w:val="1E293B"/>
+                <w:sz w:val="18"/>
+              </w:rPr>
+              <w:t xml:space="preserve"> opens: shows reset countdown to midnight, "Start free 7-day trial" (Clerk SignUpButton modal) and "I already have an account" (SignInButton modal). Header badge shows </w:t>
+            </w:r>
+            <w:r>
+              <w:rPr>
+                <w:rFonts w:ascii="Courier New" w:hAnsi="Courier New"/>
+                <w:color w:val="0F172A"/>
+                <w:sz w:val="18"/>
+              </w:rPr>
+              <w:t>X/20 questions today</w:t>
+            </w:r>
+            <w:r>
+              <w:rPr>
+                <w:color w:val="1E293B"/>
+                <w:sz w:val="18"/>
+              </w:rPr>
+              <w:t xml:space="preserve"> for guests (turns red at limit). Signed-in parents and child sessions continue to use server-side tracking. </w:t>
+            </w:r>
+            <w:r>
+              <w:rPr>
+                <w:rFonts w:ascii="Courier New" w:hAnsi="Courier New"/>
+                <w:color w:val="0F172A"/>
+                <w:sz w:val="18"/>
+              </w:rPr>
+              <w:t>app/components/GuestLimitModal.tsx</w:t>
+            </w:r>
+            <w:r>
+              <w:rPr>
+                <w:color w:val="1E293B"/>
+                <w:sz w:val="18"/>
+              </w:rPr>
+              <w:t xml:space="preserve"> added</w:t>
+            </w:r>
+          </w:p>
+        </w:tc>
+      </w:tr>
+      <w:tr>
+        <w:tc>
+          <w:tcPr>
+            <w:tcW w:type="dxa" w:w="3024"/>
+            <w:shd w:val="clear" w:color="auto" w:fill="F8FAFC"/>
+            <w:tcBorders>
+              <w:top w:val="single" w:sz="4" w:space="0" w:color="E2E8F0"/>
+              <w:left w:val="single" w:sz="4" w:space="0" w:color="E2E8F0"/>
+              <w:bottom w:val="single" w:sz="4" w:space="0" w:color="E2E8F0"/>
+              <w:right w:val="single" w:sz="4" w:space="0" w:color="E2E8F0"/>
+            </w:tcBorders>
+          </w:tcPr>
+          <w:p>
+            <w:pPr>
+              <w:spacing w:before="30" w:after="30"/>
+            </w:pPr>
+            <w:r/>
+            <w:r>
+              <w:rPr>
+                <w:b/>
+                <w:color w:val="1E293B"/>
+              </w:rPr>
+              <w:t>v0.23.0</w:t>
+            </w:r>
+          </w:p>
+        </w:tc>
+        <w:tc>
+          <w:tcPr>
+            <w:tcW w:type="dxa" w:w="3024"/>
+            <w:shd w:val="clear" w:color="auto" w:fill="F8FAFC"/>
+            <w:tcBorders>
+              <w:top w:val="single" w:sz="4" w:space="0" w:color="E2E8F0"/>
+              <w:left w:val="single" w:sz="4" w:space="0" w:color="E2E8F0"/>
+              <w:bottom w:val="single" w:sz="4" w:space="0" w:color="E2E8F0"/>
+              <w:right w:val="single" w:sz="4" w:space="0" w:color="E2E8F0"/>
+            </w:tcBorders>
+          </w:tcPr>
+          <w:p>
+            <w:pPr>
+              <w:spacing w:before="30" w:after="30"/>
+            </w:pPr>
+            <w:r/>
+            <w:r>
+              <w:rPr>
+                <w:color w:val="1E293B"/>
+                <w:sz w:val="18"/>
+              </w:rPr>
+              <w:t>July 2026</w:t>
+            </w:r>
+          </w:p>
+        </w:tc>
+        <w:tc>
+          <w:tcPr>
+            <w:tcW w:type="dxa" w:w="3024"/>
+            <w:shd w:val="clear" w:color="auto" w:fill="F8FAFC"/>
+            <w:tcBorders>
+              <w:top w:val="single" w:sz="4" w:space="0" w:color="E2E8F0"/>
+              <w:left w:val="single" w:sz="4" w:space="0" w:color="E2E8F0"/>
+              <w:bottom w:val="single" w:sz="4" w:space="0" w:color="E2E8F0"/>
+              <w:right w:val="single" w:sz="4" w:space="0" w:color="E2E8F0"/>
+            </w:tcBorders>
+          </w:tcPr>
+          <w:p>
+            <w:pPr>
+              <w:spacing w:before="30" w:after="30"/>
+            </w:pPr>
+            <w:r/>
+            <w:r>
+              <w:rPr>
+                <w:color w:val="1E293B"/>
+                <w:sz w:val="18"/>
+              </w:rPr>
               <w:t xml:space="preserve">Landing page: exam coverage panel, testimonials section, FAQ accordion — (1) Hero redesigned to two-column layout on desktop: text/CTAs left, exam coverage panel right. Panel shows 8 colour-coded exam badges (AMC, Olympiad, ACER, ICAS, ATAR, NAPLAN, Bebras, KSF) with name, full title, year range, and coloured accent bar. Includes legal disclaimer: "SelectEd is an independent preparation platform. Not affiliated with, endorsed by, or connected to the organisations that administer these assessments." (2) Testimonials section added (after Founder card): 3 hardcoded seed cards + fetched approved DB testimonials; "Share your experience →" opens inline form (name, location, star rating, quote); </w:t>
             </w:r>
             <w:r>
@@ -28462,7 +28539,7 @@
           <w:i/>
           <w:color w:val="1E293B"/>
         </w:rPr>
-        <w:t>Document last updated: 1 July 2026 (v0.26). Updated alongside the codebase whenever routes, components, or UX decisions change.</w:t>
+        <w:t>Document last updated: 1 July 2026 (v0.27). Updated alongside the codebase whenever routes, components, or UX decisions change.</w:t>
       </w:r>
     </w:p>
     <w:p>

--- a/DESIGN.docx
+++ b/DESIGN.docx
@@ -27777,7 +27777,7 @@
                 <w:b/>
                 <w:color w:val="1E293B"/>
               </w:rPr>
-              <w:t>v0.27.0</w:t>
+              <w:t>v0.28.0</w:t>
             </w:r>
           </w:p>
         </w:tc>
@@ -27827,7 +27827,283 @@
                 <w:color w:val="1E293B"/>
                 <w:sz w:val="18"/>
               </w:rPr>
-              <w:t>Landing page copy fixes — FAQ "Do I need an account?" updated to mention 20-question/day guest limit and midnight reset; correctly states Exam Mode and Adventure Mode require an account. Trust badge "Free to use / no premium tier" corrected to "Free to start / 7-day trial then $9.99/month AUD". Guest badge updated to "20 free questions a day"</w:t>
+              <w:t xml:space="preserve">Landing page visual overhaul + Adventure Mode game-feel + CAPTCHA + professional diagrams — (1) </w:t>
+            </w:r>
+            <w:r>
+              <w:rPr>
+                <w:b/>
+                <w:color w:val="1E293B"/>
+              </w:rPr>
+              <w:t>Sign-in button</w:t>
+            </w:r>
+            <w:r>
+              <w:rPr>
+                <w:color w:val="1E293B"/>
+                <w:sz w:val="18"/>
+              </w:rPr>
+              <w:t xml:space="preserve"> made prominent: navy-bordered outlined button with </w:t>
+            </w:r>
+            <w:r>
+              <w:rPr>
+                <w:rFonts w:ascii="Courier New" w:hAnsi="Courier New"/>
+                <w:color w:val="0F172A"/>
+                <w:sz w:val="18"/>
+              </w:rPr>
+              <w:t>Sign in →</w:t>
+            </w:r>
+            <w:r>
+              <w:rPr>
+                <w:color w:val="1E293B"/>
+                <w:sz w:val="18"/>
+              </w:rPr>
+              <w:t xml:space="preserve"> text. (2) </w:t>
+            </w:r>
+            <w:r>
+              <w:rPr>
+                <w:b/>
+                <w:color w:val="1E293B"/>
+              </w:rPr>
+              <w:t>"Our story"</w:t>
+            </w:r>
+            <w:r>
+              <w:rPr>
+                <w:color w:val="1E293B"/>
+                <w:sz w:val="18"/>
+              </w:rPr>
+              <w:t xml:space="preserve"> nav link coloured blue with arrow; </w:t>
+            </w:r>
+            <w:r>
+              <w:rPr>
+                <w:b/>
+                <w:color w:val="1E293B"/>
+              </w:rPr>
+              <w:t>Pricing</w:t>
+            </w:r>
+            <w:r>
+              <w:rPr>
+                <w:color w:val="1E293B"/>
+                <w:sz w:val="18"/>
+              </w:rPr>
+              <w:t xml:space="preserve"> becomes a gold pill button. (3) </w:t>
+            </w:r>
+            <w:r>
+              <w:rPr>
+                <w:b/>
+                <w:color w:val="1E293B"/>
+              </w:rPr>
+              <w:t>Rolling banner</w:t>
+            </w:r>
+            <w:r>
+              <w:rPr>
+                <w:color w:val="1E293B"/>
+                <w:sz w:val="18"/>
+              </w:rPr>
+              <w:t xml:space="preserve"> (navy ticker) below stats strip: auto-scrolling marquee of testimonial snippets, exam names, and feature highlights using CSS </w:t>
+            </w:r>
+            <w:r>
+              <w:rPr>
+                <w:rFonts w:ascii="Courier New" w:hAnsi="Courier New"/>
+                <w:color w:val="0F172A"/>
+                <w:sz w:val="18"/>
+              </w:rPr>
+              <w:t>marquee-scroll</w:t>
+            </w:r>
+            <w:r>
+              <w:rPr>
+                <w:color w:val="1E293B"/>
+                <w:sz w:val="18"/>
+              </w:rPr>
+              <w:t xml:space="preserve"> keyframe. (4) </w:t>
+            </w:r>
+            <w:r>
+              <w:rPr>
+                <w:b/>
+                <w:color w:val="1E293B"/>
+              </w:rPr>
+              <w:t>Animated motion background</w:t>
+            </w:r>
+            <w:r>
+              <w:rPr>
+                <w:color w:val="1E293B"/>
+                <w:sz w:val="18"/>
+              </w:rPr>
+              <w:t xml:space="preserve"> on hero: 16 floating maths symbols (π, ∑, √, ∫, Δ, etc.) drift upward with staggered fade using </w:t>
+            </w:r>
+            <w:r>
+              <w:rPr>
+                <w:rFonts w:ascii="Courier New" w:hAnsi="Courier New"/>
+                <w:color w:val="0F172A"/>
+                <w:sz w:val="18"/>
+              </w:rPr>
+              <w:t>float-symbol</w:t>
+            </w:r>
+            <w:r>
+              <w:rPr>
+                <w:color w:val="1E293B"/>
+                <w:sz w:val="18"/>
+              </w:rPr>
+              <w:t xml:space="preserve"> keyframe; three gradient orbs pulse with </w:t>
+            </w:r>
+            <w:r>
+              <w:rPr>
+                <w:rFonts w:ascii="Courier New" w:hAnsi="Courier New"/>
+                <w:color w:val="0F172A"/>
+                <w:sz w:val="18"/>
+              </w:rPr>
+              <w:t>pulse-orb</w:t>
+            </w:r>
+            <w:r>
+              <w:rPr>
+                <w:color w:val="1E293B"/>
+                <w:sz w:val="18"/>
+              </w:rPr>
+              <w:t xml:space="preserve"> animation. (5) </w:t>
+            </w:r>
+            <w:r>
+              <w:rPr>
+                <w:b/>
+                <w:color w:val="1E293B"/>
+              </w:rPr>
+              <w:t>Visual exam badges</w:t>
+            </w:r>
+            <w:r>
+              <w:rPr>
+                <w:color w:val="1E293B"/>
+                <w:sz w:val="18"/>
+              </w:rPr>
+              <w:t xml:space="preserve">: hero right panel and Exams section now display circular coloured badges with abbreviation text and emoji icon per exam instead of plain text with left-bar accent. (6) </w:t>
+            </w:r>
+            <w:r>
+              <w:rPr>
+                <w:b/>
+                <w:color w:val="1E293B"/>
+              </w:rPr>
+              <w:t>Human verification CAPTCHA</w:t>
+            </w:r>
+            <w:r>
+              <w:rPr>
+                <w:color w:val="1E293B"/>
+                <w:sz w:val="18"/>
+              </w:rPr>
+              <w:t xml:space="preserve"> on testimonial form: math challenge (</w:t>
+            </w:r>
+            <w:r>
+              <w:rPr>
+                <w:rFonts w:ascii="Courier New" w:hAnsi="Courier New"/>
+                <w:color w:val="0F172A"/>
+                <w:sz w:val="18"/>
+              </w:rPr>
+              <w:t>What is A + B?</w:t>
+            </w:r>
+            <w:r>
+              <w:rPr>
+                <w:color w:val="1E293B"/>
+                <w:sz w:val="18"/>
+              </w:rPr>
+              <w:t xml:space="preserve">) + invisible honeypot field. Bot submissions rejected client-side before API call. (7) </w:t>
+            </w:r>
+            <w:r>
+              <w:rPr>
+                <w:b/>
+                <w:color w:val="1E293B"/>
+              </w:rPr>
+              <w:t>Adventure Mode overhaul</w:t>
+            </w:r>
+            <w:r>
+              <w:rPr>
+                <w:color w:val="1E293B"/>
+                <w:sz w:val="18"/>
+              </w:rPr>
+              <w:t xml:space="preserve">: rank system (Novice → Explorer → Scholar → Expert → Champion → Legend) with animated rank-glow border and XP progress bar to next rank; combo multiplier system (×2 at 3-streak, ×3 at 5-streak) with </w:t>
+            </w:r>
+            <w:r>
+              <w:rPr>
+                <w:rFonts w:ascii="Courier New" w:hAnsi="Courier New"/>
+                <w:color w:val="0F172A"/>
+                <w:sz w:val="18"/>
+              </w:rPr>
+              <w:t>combo-pop</w:t>
+            </w:r>
+            <w:r>
+              <w:rPr>
+                <w:color w:val="1E293B"/>
+                <w:sz w:val="18"/>
+              </w:rPr>
+              <w:t xml:space="preserve"> animation in HUD; block shake animation on wrong answer (</w:t>
+            </w:r>
+            <w:r>
+              <w:rPr>
+                <w:rFonts w:ascii="Courier New" w:hAnsi="Courier New"/>
+                <w:color w:val="0F172A"/>
+                <w:sz w:val="18"/>
+              </w:rPr>
+              <w:t>shake-x</w:t>
+            </w:r>
+            <w:r>
+              <w:rPr>
+                <w:color w:val="1E293B"/>
+                <w:sz w:val="18"/>
+              </w:rPr>
+              <w:t>); block bounce on correct answer (</w:t>
+            </w:r>
+            <w:r>
+              <w:rPr>
+                <w:rFonts w:ascii="Courier New" w:hAnsi="Courier New"/>
+                <w:color w:val="0F172A"/>
+                <w:sz w:val="18"/>
+              </w:rPr>
+              <w:t>correct-bounce</w:t>
+            </w:r>
+            <w:r>
+              <w:rPr>
+                <w:color w:val="1E293B"/>
+                <w:sz w:val="18"/>
+              </w:rPr>
+              <w:t xml:space="preserve">); spinning loader while fetching questions; chapter numbers in world map; best-combo display on stage-complete and game-over screens; animated sequential star reveal on stage-complete; animated skull bounce on game-over with red-pulse background flash. (8) </w:t>
+            </w:r>
+            <w:r>
+              <w:rPr>
+                <w:b/>
+                <w:color w:val="1E293B"/>
+              </w:rPr>
+              <w:t>DESIGN.docx</w:t>
+            </w:r>
+            <w:r>
+              <w:rPr>
+                <w:color w:val="1E293B"/>
+                <w:sz w:val="18"/>
+              </w:rPr>
+              <w:t xml:space="preserve"> now includes a visual appendix of three matplotlib-generated diagrams: system architecture (component boxes with arrows), user journey funnel, and learning modes overview — auto-generated by </w:t>
+            </w:r>
+            <w:r>
+              <w:rPr>
+                <w:rFonts w:ascii="Courier New" w:hAnsi="Courier New"/>
+                <w:color w:val="0F172A"/>
+                <w:sz w:val="18"/>
+              </w:rPr>
+              <w:t>scripts/generate_design_doc.py</w:t>
+            </w:r>
+            <w:r>
+              <w:rPr>
+                <w:color w:val="1E293B"/>
+                <w:sz w:val="18"/>
+              </w:rPr>
+              <w:t xml:space="preserve"> when </w:t>
+            </w:r>
+            <w:r>
+              <w:rPr>
+                <w:rFonts w:ascii="Courier New" w:hAnsi="Courier New"/>
+                <w:color w:val="0F172A"/>
+                <w:sz w:val="18"/>
+              </w:rPr>
+              <w:t>matplotlib</w:t>
+            </w:r>
+            <w:r>
+              <w:rPr>
+                <w:color w:val="1E293B"/>
+                <w:sz w:val="18"/>
+              </w:rPr>
+              <w:t xml:space="preserve"> is installed</w:t>
             </w:r>
           </w:p>
         </w:tc>
@@ -27854,7 +28130,7 @@
                 <w:b/>
                 <w:color w:val="1E293B"/>
               </w:rPr>
-              <w:t>v0.26.0</w:t>
+              <w:t>v0.27.0</w:t>
             </w:r>
           </w:p>
         </w:tc>
@@ -27904,112 +28180,7 @@
                 <w:color w:val="1E293B"/>
                 <w:sz w:val="18"/>
               </w:rPr>
-              <w:t xml:space="preserve">DoS protection — three-layer defence: (1) Upstash Redis distributed rate limiting replaces the defunct in-memory </w:t>
-            </w:r>
-            <w:r>
-              <w:rPr>
-                <w:rFonts w:ascii="Courier New" w:hAnsi="Courier New"/>
-                <w:color w:val="0F172A"/>
-                <w:sz w:val="18"/>
-              </w:rPr>
-              <w:t>Map</w:t>
-            </w:r>
-            <w:r>
-              <w:rPr>
-                <w:color w:val="1E293B"/>
-                <w:sz w:val="18"/>
-              </w:rPr>
-              <w:t xml:space="preserve"> in </w:t>
-            </w:r>
-            <w:r>
-              <w:rPr>
-                <w:rFonts w:ascii="Courier New" w:hAnsi="Courier New"/>
-                <w:color w:val="0F172A"/>
-                <w:sz w:val="18"/>
-              </w:rPr>
-              <w:t>lib/ratelimit.ts</w:t>
-            </w:r>
-            <w:r>
-              <w:rPr>
-                <w:color w:val="1E293B"/>
-                <w:sz w:val="18"/>
-              </w:rPr>
-              <w:t xml:space="preserve"> — sliding window, graceful in-memory fallback when env vars absent, unique Redis prefix per endpoint. </w:t>
-            </w:r>
-            <w:r>
-              <w:rPr>
-                <w:rFonts w:ascii="Courier New" w:hAnsi="Courier New"/>
-                <w:color w:val="0F172A"/>
-                <w:sz w:val="18"/>
-              </w:rPr>
-              <w:t>middleware.ts</w:t>
-            </w:r>
-            <w:r>
-              <w:rPr>
-                <w:color w:val="1E293B"/>
-                <w:sz w:val="18"/>
-              </w:rPr>
-              <w:t xml:space="preserve"> deprecated → renamed to </w:t>
-            </w:r>
-            <w:r>
-              <w:rPr>
-                <w:rFonts w:ascii="Courier New" w:hAnsi="Courier New"/>
-                <w:color w:val="0F172A"/>
-                <w:sz w:val="18"/>
-              </w:rPr>
-              <w:t>proxy.ts</w:t>
-            </w:r>
-            <w:r>
-              <w:rPr>
-                <w:color w:val="1E293B"/>
-                <w:sz w:val="18"/>
-              </w:rPr>
-              <w:t xml:space="preserve"> per Next.js 16 proxy convention; proxy runs a blanket 120-req/60s-per-IP gate on all </w:t>
-            </w:r>
-            <w:r>
-              <w:rPr>
-                <w:rFonts w:ascii="Courier New" w:hAnsi="Courier New"/>
-                <w:color w:val="0F172A"/>
-                <w:sz w:val="18"/>
-              </w:rPr>
-              <w:t>/api/*</w:t>
-            </w:r>
-            <w:r>
-              <w:rPr>
-                <w:color w:val="1E293B"/>
-                <w:sz w:val="18"/>
-              </w:rPr>
-              <w:t xml:space="preserve"> routes before any serverless function is invoked. (2) Per-endpoint fine-grained limits: </w:t>
-            </w:r>
-            <w:r>
-              <w:rPr>
-                <w:rFonts w:ascii="Courier New" w:hAnsi="Courier New"/>
-                <w:color w:val="0F172A"/>
-                <w:sz w:val="18"/>
-              </w:rPr>
-              <w:t>/api/chat</w:t>
-            </w:r>
-            <w:r>
-              <w:rPr>
-                <w:color w:val="1E293B"/>
-                <w:sz w:val="18"/>
-              </w:rPr>
-              <w:t xml:space="preserve"> 30/60s, </w:t>
-            </w:r>
-            <w:r>
-              <w:rPr>
-                <w:rFonts w:ascii="Courier New" w:hAnsi="Courier New"/>
-                <w:color w:val="0F172A"/>
-                <w:sz w:val="18"/>
-              </w:rPr>
-              <w:t>/api/trivia</w:t>
-            </w:r>
-            <w:r>
-              <w:rPr>
-                <w:color w:val="1E293B"/>
-                <w:sz w:val="18"/>
-              </w:rPr>
-              <w:t xml:space="preserve"> 10/60s, `/api/exam/generate</w:t>
+              <w:t>Landing page copy fixes — FAQ "Do I need an account?" updated to mention 20-question/day guest limit and midnight reset; correctly states Exam Mode and Adventure Mode require an account. Trust badge "Free to use / no premium tier" corrected to "Free to start / 7-day trial then $9.99/month AUD". Guest badge updated to "20 free questions a day"</w:t>
             </w:r>
           </w:p>
         </w:tc>
@@ -28036,7 +28207,7 @@
                 <w:b/>
                 <w:color w:val="1E293B"/>
               </w:rPr>
-              <w:t>v0.25.0</w:t>
+              <w:t>v0.26.0</w:t>
             </w:r>
           </w:p>
         </w:tc>
@@ -28086,7 +28257,7 @@
                 <w:color w:val="1E293B"/>
                 <w:sz w:val="18"/>
               </w:rPr>
-              <w:t xml:space="preserve">Automated security agent — (1) </w:t>
+              <w:t xml:space="preserve">DoS protection — three-layer defence: (1) Upstash Redis distributed rate limiting replaces the defunct in-memory </w:t>
             </w:r>
             <w:r>
               <w:rPr>
@@ -28094,14 +28265,14 @@
                 <w:color w:val="0F172A"/>
                 <w:sz w:val="18"/>
               </w:rPr>
-              <w:t>next.config.ts</w:t>
-            </w:r>
-            <w:r>
-              <w:rPr>
-                <w:color w:val="1E293B"/>
-                <w:sz w:val="18"/>
-              </w:rPr>
-              <w:t xml:space="preserve"> now sets 7 HTTP security headers on every route: </w:t>
+              <w:t>Map</w:t>
+            </w:r>
+            <w:r>
+              <w:rPr>
+                <w:color w:val="1E293B"/>
+                <w:sz w:val="18"/>
+              </w:rPr>
+              <w:t xml:space="preserve"> in </w:t>
             </w:r>
             <w:r>
               <w:rPr>
@@ -28109,14 +28280,14 @@
                 <w:color w:val="0F172A"/>
                 <w:sz w:val="18"/>
               </w:rPr>
-              <w:t>X-Frame-Options: SAMEORIGIN</w:t>
-            </w:r>
-            <w:r>
-              <w:rPr>
-                <w:color w:val="1E293B"/>
-                <w:sz w:val="18"/>
-              </w:rPr>
-              <w:t xml:space="preserve">, </w:t>
+              <w:t>lib/ratelimit.ts</w:t>
+            </w:r>
+            <w:r>
+              <w:rPr>
+                <w:color w:val="1E293B"/>
+                <w:sz w:val="18"/>
+              </w:rPr>
+              <w:t xml:space="preserve"> — sliding window, graceful in-memory fallback when env vars absent, unique Redis prefix per endpoint. </w:t>
             </w:r>
             <w:r>
               <w:rPr>
@@ -28124,14 +28295,14 @@
                 <w:color w:val="0F172A"/>
                 <w:sz w:val="18"/>
               </w:rPr>
-              <w:t>X-Content-Type-Options: nosniff</w:t>
-            </w:r>
-            <w:r>
-              <w:rPr>
-                <w:color w:val="1E293B"/>
-                <w:sz w:val="18"/>
-              </w:rPr>
-              <w:t xml:space="preserve">, </w:t>
+              <w:t>middleware.ts</w:t>
+            </w:r>
+            <w:r>
+              <w:rPr>
+                <w:color w:val="1E293B"/>
+                <w:sz w:val="18"/>
+              </w:rPr>
+              <w:t xml:space="preserve"> deprecated → renamed to </w:t>
             </w:r>
             <w:r>
               <w:rPr>
@@ -28139,14 +28310,14 @@
                 <w:color w:val="0F172A"/>
                 <w:sz w:val="18"/>
               </w:rPr>
-              <w:t>Referrer-Policy: strict-origin-when-cross-origin</w:t>
-            </w:r>
-            <w:r>
-              <w:rPr>
-                <w:color w:val="1E293B"/>
-                <w:sz w:val="18"/>
-              </w:rPr>
-              <w:t xml:space="preserve">, </w:t>
+              <w:t>proxy.ts</w:t>
+            </w:r>
+            <w:r>
+              <w:rPr>
+                <w:color w:val="1E293B"/>
+                <w:sz w:val="18"/>
+              </w:rPr>
+              <w:t xml:space="preserve"> per Next.js 16 proxy convention; proxy runs a blanket 120-req/60s-per-IP gate on all </w:t>
             </w:r>
             <w:r>
               <w:rPr>
@@ -28154,14 +28325,14 @@
                 <w:color w:val="0F172A"/>
                 <w:sz w:val="18"/>
               </w:rPr>
-              <w:t>Permissions-Policy</w:t>
-            </w:r>
-            <w:r>
-              <w:rPr>
-                <w:color w:val="1E293B"/>
-                <w:sz w:val="18"/>
-              </w:rPr>
-              <w:t xml:space="preserve"> (blocks camera/mic/geo/payment), </w:t>
+              <w:t>/api/*</w:t>
+            </w:r>
+            <w:r>
+              <w:rPr>
+                <w:color w:val="1E293B"/>
+                <w:sz w:val="18"/>
+              </w:rPr>
+              <w:t xml:space="preserve"> routes before any serverless function is invoked. (2) Per-endpoint fine-grained limits: </w:t>
             </w:r>
             <w:r>
               <w:rPr>
@@ -28169,14 +28340,14 @@
                 <w:color w:val="0F172A"/>
                 <w:sz w:val="18"/>
               </w:rPr>
-              <w:t>Strict-Transport-Security</w:t>
-            </w:r>
-            <w:r>
-              <w:rPr>
-                <w:color w:val="1E293B"/>
-                <w:sz w:val="18"/>
-              </w:rPr>
-              <w:t xml:space="preserve"> (2yr + preload), </w:t>
+              <w:t>/api/chat</w:t>
+            </w:r>
+            <w:r>
+              <w:rPr>
+                <w:color w:val="1E293B"/>
+                <w:sz w:val="18"/>
+              </w:rPr>
+              <w:t xml:space="preserve"> 30/60s, </w:t>
             </w:r>
             <w:r>
               <w:rPr>
@@ -28184,44 +28355,14 @@
                 <w:color w:val="0F172A"/>
                 <w:sz w:val="18"/>
               </w:rPr>
-              <w:t>X-DNS-Prefetch-Control</w:t>
-            </w:r>
-            <w:r>
-              <w:rPr>
-                <w:color w:val="1E293B"/>
-                <w:sz w:val="18"/>
-              </w:rPr>
-              <w:t xml:space="preserve">, and a full </w:t>
-            </w:r>
-            <w:r>
-              <w:rPr>
-                <w:rFonts w:ascii="Courier New" w:hAnsi="Courier New"/>
-                <w:color w:val="0F172A"/>
-                <w:sz w:val="18"/>
-              </w:rPr>
-              <w:t>Content-Security-Policy</w:t>
-            </w:r>
-            <w:r>
-              <w:rPr>
-                <w:color w:val="1E293B"/>
-                <w:sz w:val="18"/>
-              </w:rPr>
-              <w:t xml:space="preserve"> covering script/style/font/img/connect/frame origins for Clerk, Stripe, KaTeX, Google Fonts, and Vercel Analytics. (2) </w:t>
-            </w:r>
-            <w:r>
-              <w:rPr>
-                <w:rFonts w:ascii="Courier New" w:hAnsi="Courier New"/>
-                <w:color w:val="0F172A"/>
-                <w:sz w:val="18"/>
-              </w:rPr>
-              <w:t>scripts/pentest.mjs</w:t>
-            </w:r>
-            <w:r>
-              <w:rPr>
-                <w:color w:val="1E293B"/>
-                <w:sz w:val="18"/>
-              </w:rPr>
-              <w:t xml:space="preserve"> — runnable Node.js audit that checks headers, probes 7 API endpoints for unauthenticated access, runs npm audit, scans codebase for dangerous patterns (dangerouslySetInnerHTML, eval, hardcoded secrets, SQL injection, wildcard CORS, sensitive console.log, NEXT_PUBLIC_ secrets, missing auth on API routes), and checks TLS redirect; outputs structured JSON. (3) Weekly Claude Code agent scheduled trigger (every Monday 18:00 UTC) — runs the audit, auto-fixes CRITICAL/HIGH findings, rebuilds, deploys, re-audits to confirm, updates DESIGN.md, and emails the founder a markdown report</w:t>
+              <w:t>/api/trivia</w:t>
+            </w:r>
+            <w:r>
+              <w:rPr>
+                <w:color w:val="1E293B"/>
+                <w:sz w:val="18"/>
+              </w:rPr>
+              <w:t xml:space="preserve"> 10/60s, `/api/exam/generate</w:t>
             </w:r>
           </w:p>
         </w:tc>
@@ -28248,7 +28389,7 @@
                 <w:b/>
                 <w:color w:val="1E293B"/>
               </w:rPr>
-              <w:t>v0.24.0</w:t>
+              <w:t>v0.25.0</w:t>
             </w:r>
           </w:p>
         </w:tc>
@@ -28298,7 +28439,7 @@
                 <w:color w:val="1E293B"/>
                 <w:sz w:val="18"/>
               </w:rPr>
-              <w:t>Guest 20-questions/day limit — anonymous users (no Clerk session, no child session) are now gated at 20 questions per day via localStorage (</w:t>
+              <w:t xml:space="preserve">Automated security agent — (1) </w:t>
             </w:r>
             <w:r>
               <w:rPr>
@@ -28306,14 +28447,14 @@
                 <w:color w:val="0F172A"/>
                 <w:sz w:val="18"/>
               </w:rPr>
-              <w:t>selected_guest_usage: {count, date}</w:t>
-            </w:r>
-            <w:r>
-              <w:rPr>
-                <w:color w:val="1E293B"/>
-                <w:sz w:val="18"/>
-              </w:rPr>
-              <w:t xml:space="preserve">). On limit hit or locked-mode attempt, </w:t>
+              <w:t>next.config.ts</w:t>
+            </w:r>
+            <w:r>
+              <w:rPr>
+                <w:color w:val="1E293B"/>
+                <w:sz w:val="18"/>
+              </w:rPr>
+              <w:t xml:space="preserve"> now sets 7 HTTP security headers on every route: </w:t>
             </w:r>
             <w:r>
               <w:rPr>
@@ -28321,14 +28462,14 @@
                 <w:color w:val="0F172A"/>
                 <w:sz w:val="18"/>
               </w:rPr>
-              <w:t>GuestLimitModal</w:t>
-            </w:r>
-            <w:r>
-              <w:rPr>
-                <w:color w:val="1E293B"/>
-                <w:sz w:val="18"/>
-              </w:rPr>
-              <w:t xml:space="preserve"> opens: shows reset countdown to midnight, "Start free 7-day trial" (Clerk SignUpButton modal) and "I already have an account" (SignInButton modal). Header badge shows </w:t>
+              <w:t>X-Frame-Options: SAMEORIGIN</w:t>
+            </w:r>
+            <w:r>
+              <w:rPr>
+                <w:color w:val="1E293B"/>
+                <w:sz w:val="18"/>
+              </w:rPr>
+              <w:t xml:space="preserve">, </w:t>
             </w:r>
             <w:r>
               <w:rPr>
@@ -28336,14 +28477,14 @@
                 <w:color w:val="0F172A"/>
                 <w:sz w:val="18"/>
               </w:rPr>
-              <w:t>X/20 questions today</w:t>
-            </w:r>
-            <w:r>
-              <w:rPr>
-                <w:color w:val="1E293B"/>
-                <w:sz w:val="18"/>
-              </w:rPr>
-              <w:t xml:space="preserve"> for guests (turns red at limit). Signed-in parents and child sessions continue to use server-side tracking. </w:t>
+              <w:t>X-Content-Type-Options: nosniff</w:t>
+            </w:r>
+            <w:r>
+              <w:rPr>
+                <w:color w:val="1E293B"/>
+                <w:sz w:val="18"/>
+              </w:rPr>
+              <w:t xml:space="preserve">, </w:t>
             </w:r>
             <w:r>
               <w:rPr>
@@ -28351,14 +28492,89 @@
                 <w:color w:val="0F172A"/>
                 <w:sz w:val="18"/>
               </w:rPr>
-              <w:t>app/components/GuestLimitModal.tsx</w:t>
-            </w:r>
-            <w:r>
-              <w:rPr>
-                <w:color w:val="1E293B"/>
-                <w:sz w:val="18"/>
-              </w:rPr>
-              <w:t xml:space="preserve"> added</w:t>
+              <w:t>Referrer-Policy: strict-origin-when-cross-origin</w:t>
+            </w:r>
+            <w:r>
+              <w:rPr>
+                <w:color w:val="1E293B"/>
+                <w:sz w:val="18"/>
+              </w:rPr>
+              <w:t xml:space="preserve">, </w:t>
+            </w:r>
+            <w:r>
+              <w:rPr>
+                <w:rFonts w:ascii="Courier New" w:hAnsi="Courier New"/>
+                <w:color w:val="0F172A"/>
+                <w:sz w:val="18"/>
+              </w:rPr>
+              <w:t>Permissions-Policy</w:t>
+            </w:r>
+            <w:r>
+              <w:rPr>
+                <w:color w:val="1E293B"/>
+                <w:sz w:val="18"/>
+              </w:rPr>
+              <w:t xml:space="preserve"> (blocks camera/mic/geo/payment), </w:t>
+            </w:r>
+            <w:r>
+              <w:rPr>
+                <w:rFonts w:ascii="Courier New" w:hAnsi="Courier New"/>
+                <w:color w:val="0F172A"/>
+                <w:sz w:val="18"/>
+              </w:rPr>
+              <w:t>Strict-Transport-Security</w:t>
+            </w:r>
+            <w:r>
+              <w:rPr>
+                <w:color w:val="1E293B"/>
+                <w:sz w:val="18"/>
+              </w:rPr>
+              <w:t xml:space="preserve"> (2yr + preload), </w:t>
+            </w:r>
+            <w:r>
+              <w:rPr>
+                <w:rFonts w:ascii="Courier New" w:hAnsi="Courier New"/>
+                <w:color w:val="0F172A"/>
+                <w:sz w:val="18"/>
+              </w:rPr>
+              <w:t>X-DNS-Prefetch-Control</w:t>
+            </w:r>
+            <w:r>
+              <w:rPr>
+                <w:color w:val="1E293B"/>
+                <w:sz w:val="18"/>
+              </w:rPr>
+              <w:t xml:space="preserve">, and a full </w:t>
+            </w:r>
+            <w:r>
+              <w:rPr>
+                <w:rFonts w:ascii="Courier New" w:hAnsi="Courier New"/>
+                <w:color w:val="0F172A"/>
+                <w:sz w:val="18"/>
+              </w:rPr>
+              <w:t>Content-Security-Policy</w:t>
+            </w:r>
+            <w:r>
+              <w:rPr>
+                <w:color w:val="1E293B"/>
+                <w:sz w:val="18"/>
+              </w:rPr>
+              <w:t xml:space="preserve"> covering script/style/font/img/connect/frame origins for Clerk, Stripe, KaTeX, Google Fonts, and Vercel Analytics. (2) </w:t>
+            </w:r>
+            <w:r>
+              <w:rPr>
+                <w:rFonts w:ascii="Courier New" w:hAnsi="Courier New"/>
+                <w:color w:val="0F172A"/>
+                <w:sz w:val="18"/>
+              </w:rPr>
+              <w:t>scripts/pentest.mjs</w:t>
+            </w:r>
+            <w:r>
+              <w:rPr>
+                <w:color w:val="1E293B"/>
+                <w:sz w:val="18"/>
+              </w:rPr>
+              <w:t xml:space="preserve"> — runnable Node.js audit that checks headers, probes 7 API endpoints for unauthenticated access, runs npm audit, scans codebase for dangerous patterns (dangerouslySetInnerHTML, eval, hardcoded secrets, SQL injection, wildcard CORS, sensitive console.log, NEXT_PUBLIC_ secrets, missing auth on API routes), and checks TLS redirect; outputs structured JSON. (3) Weekly Claude Code agent scheduled trigger (every Monday 18:00 UTC) — runs the audit, auto-fixes CRITICAL/HIGH findings, rebuilds, deploys, re-audits to confirm, updates DESIGN.md, and emails the founder a markdown report</w:t>
             </w:r>
           </w:p>
         </w:tc>
@@ -28385,7 +28601,7 @@
                 <w:b/>
                 <w:color w:val="1E293B"/>
               </w:rPr>
-              <w:t>v0.23.0</w:t>
+              <w:t>v0.24.0</w:t>
             </w:r>
           </w:p>
         </w:tc>
@@ -28435,6 +28651,143 @@
                 <w:color w:val="1E293B"/>
                 <w:sz w:val="18"/>
               </w:rPr>
+              <w:t>Guest 20-questions/day limit — anonymous users (no Clerk session, no child session) are now gated at 20 questions per day via localStorage (</w:t>
+            </w:r>
+            <w:r>
+              <w:rPr>
+                <w:rFonts w:ascii="Courier New" w:hAnsi="Courier New"/>
+                <w:color w:val="0F172A"/>
+                <w:sz w:val="18"/>
+              </w:rPr>
+              <w:t>selected_guest_usage: {count, date}</w:t>
+            </w:r>
+            <w:r>
+              <w:rPr>
+                <w:color w:val="1E293B"/>
+                <w:sz w:val="18"/>
+              </w:rPr>
+              <w:t xml:space="preserve">). On limit hit or locked-mode attempt, </w:t>
+            </w:r>
+            <w:r>
+              <w:rPr>
+                <w:rFonts w:ascii="Courier New" w:hAnsi="Courier New"/>
+                <w:color w:val="0F172A"/>
+                <w:sz w:val="18"/>
+              </w:rPr>
+              <w:t>GuestLimitModal</w:t>
+            </w:r>
+            <w:r>
+              <w:rPr>
+                <w:color w:val="1E293B"/>
+                <w:sz w:val="18"/>
+              </w:rPr>
+              <w:t xml:space="preserve"> opens: shows reset countdown to midnight, "Start free 7-day trial" (Clerk SignUpButton modal) and "I already have an account" (SignInButton modal). Header badge shows </w:t>
+            </w:r>
+            <w:r>
+              <w:rPr>
+                <w:rFonts w:ascii="Courier New" w:hAnsi="Courier New"/>
+                <w:color w:val="0F172A"/>
+                <w:sz w:val="18"/>
+              </w:rPr>
+              <w:t>X/20 questions today</w:t>
+            </w:r>
+            <w:r>
+              <w:rPr>
+                <w:color w:val="1E293B"/>
+                <w:sz w:val="18"/>
+              </w:rPr>
+              <w:t xml:space="preserve"> for guests (turns red at limit). Signed-in parents and child sessions continue to use server-side tracking. </w:t>
+            </w:r>
+            <w:r>
+              <w:rPr>
+                <w:rFonts w:ascii="Courier New" w:hAnsi="Courier New"/>
+                <w:color w:val="0F172A"/>
+                <w:sz w:val="18"/>
+              </w:rPr>
+              <w:t>app/components/GuestLimitModal.tsx</w:t>
+            </w:r>
+            <w:r>
+              <w:rPr>
+                <w:color w:val="1E293B"/>
+                <w:sz w:val="18"/>
+              </w:rPr>
+              <w:t xml:space="preserve"> added</w:t>
+            </w:r>
+          </w:p>
+        </w:tc>
+      </w:tr>
+      <w:tr>
+        <w:tc>
+          <w:tcPr>
+            <w:tcW w:type="dxa" w:w="3024"/>
+            <w:shd w:val="clear" w:color="auto" w:fill="FFFFFF"/>
+            <w:tcBorders>
+              <w:top w:val="single" w:sz="4" w:space="0" w:color="E2E8F0"/>
+              <w:left w:val="single" w:sz="4" w:space="0" w:color="E2E8F0"/>
+              <w:bottom w:val="single" w:sz="4" w:space="0" w:color="E2E8F0"/>
+              <w:right w:val="single" w:sz="4" w:space="0" w:color="E2E8F0"/>
+            </w:tcBorders>
+          </w:tcPr>
+          <w:p>
+            <w:pPr>
+              <w:spacing w:before="30" w:after="30"/>
+            </w:pPr>
+            <w:r/>
+            <w:r>
+              <w:rPr>
+                <w:b/>
+                <w:color w:val="1E293B"/>
+              </w:rPr>
+              <w:t>v0.23.0</w:t>
+            </w:r>
+          </w:p>
+        </w:tc>
+        <w:tc>
+          <w:tcPr>
+            <w:tcW w:type="dxa" w:w="3024"/>
+            <w:shd w:val="clear" w:color="auto" w:fill="FFFFFF"/>
+            <w:tcBorders>
+              <w:top w:val="single" w:sz="4" w:space="0" w:color="E2E8F0"/>
+              <w:left w:val="single" w:sz="4" w:space="0" w:color="E2E8F0"/>
+              <w:bottom w:val="single" w:sz="4" w:space="0" w:color="E2E8F0"/>
+              <w:right w:val="single" w:sz="4" w:space="0" w:color="E2E8F0"/>
+            </w:tcBorders>
+          </w:tcPr>
+          <w:p>
+            <w:pPr>
+              <w:spacing w:before="30" w:after="30"/>
+            </w:pPr>
+            <w:r/>
+            <w:r>
+              <w:rPr>
+                <w:color w:val="1E293B"/>
+                <w:sz w:val="18"/>
+              </w:rPr>
+              <w:t>July 2026</w:t>
+            </w:r>
+          </w:p>
+        </w:tc>
+        <w:tc>
+          <w:tcPr>
+            <w:tcW w:type="dxa" w:w="3024"/>
+            <w:shd w:val="clear" w:color="auto" w:fill="FFFFFF"/>
+            <w:tcBorders>
+              <w:top w:val="single" w:sz="4" w:space="0" w:color="E2E8F0"/>
+              <w:left w:val="single" w:sz="4" w:space="0" w:color="E2E8F0"/>
+              <w:bottom w:val="single" w:sz="4" w:space="0" w:color="E2E8F0"/>
+              <w:right w:val="single" w:sz="4" w:space="0" w:color="E2E8F0"/>
+            </w:tcBorders>
+          </w:tcPr>
+          <w:p>
+            <w:pPr>
+              <w:spacing w:before="30" w:after="30"/>
+            </w:pPr>
+            <w:r/>
+            <w:r>
+              <w:rPr>
+                <w:color w:val="1E293B"/>
+                <w:sz w:val="18"/>
+              </w:rPr>
               <w:t xml:space="preserve">Landing page: exam coverage panel, testimonials section, FAQ accordion — (1) Hero redesigned to two-column layout on desktop: text/CTAs left, exam coverage panel right. Panel shows 8 colour-coded exam badges (AMC, Olympiad, ACER, ICAS, ATAR, NAPLAN, Bebras, KSF) with name, full title, year range, and coloured accent bar. Includes legal disclaimer: "SelectEd is an independent preparation platform. Not affiliated with, endorsed by, or connected to the organisations that administer these assessments." (2) Testimonials section added (after Founder card): 3 hardcoded seed cards + fetched approved DB testimonials; "Share your experience →" opens inline form (name, location, star rating, quote); </w:t>
             </w:r>
             <w:r>
@@ -28539,7 +28892,7 @@
           <w:i/>
           <w:color w:val="1E293B"/>
         </w:rPr>
-        <w:t>Document last updated: 1 July 2026 (v0.27). Updated alongside the codebase whenever routes, components, or UX decisions change.</w:t>
+        <w:t>Document last updated: 1 July 2026 (v0.28). Updated alongside the codebase whenever routes, components, or UX decisions change.</w:t>
       </w:r>
     </w:p>
     <w:p>
@@ -28552,6 +28905,208 @@
           <w:color w:val="1E293B"/>
         </w:rPr>
         <w:t>Author: Santrupta Mishra (San) — Founder, SelectEd</w:t>
+      </w:r>
+    </w:p>
+    <w:p>
+      <w:r>
+        <w:br w:type="page"/>
+      </w:r>
+    </w:p>
+    <w:p>
+      <w:pPr>
+        <w:pStyle w:val="Heading1"/>
+      </w:pPr>
+      <w:r>
+        <w:t>Visual Architecture Diagrams</w:t>
+      </w:r>
+    </w:p>
+    <w:p>
+      <w:pPr>
+        <w:pStyle w:val="Heading2"/>
+      </w:pPr>
+      <w:r>
+        <w:t>System Architecture</w:t>
+      </w:r>
+    </w:p>
+    <w:p>
+      <w:pPr>
+        <w:jc w:val="center"/>
+        <w:spacing w:before="60" w:after="20"/>
+      </w:pPr>
+      <w:r>
+        <w:drawing>
+          <wp:inline xmlns:a="http://schemas.openxmlformats.org/drawingml/2006/main" xmlns:pic="http://schemas.openxmlformats.org/drawingml/2006/picture">
+            <wp:extent cx="5486400" cy="2793830"/>
+            <wp:docPr id="2" name="Picture 2"/>
+            <wp:cNvGraphicFramePr>
+              <a:graphicFrameLocks noChangeAspect="1"/>
+            </wp:cNvGraphicFramePr>
+            <a:graphic>
+              <a:graphicData uri="http://schemas.openxmlformats.org/drawingml/2006/picture">
+                <pic:pic>
+                  <pic:nvPicPr>
+                    <pic:cNvPr id="0" name="image.png"/>
+                    <pic:cNvPicPr/>
+                  </pic:nvPicPr>
+                  <pic:blipFill>
+                    <a:blip r:embed="rId12"/>
+                    <a:stretch>
+                      <a:fillRect/>
+                    </a:stretch>
+                  </pic:blipFill>
+                  <pic:spPr>
+                    <a:xfrm>
+                      <a:off x="0" y="0"/>
+                      <a:ext cx="5486400" cy="2793830"/>
+                    </a:xfrm>
+                    <a:prstGeom prst="rect"/>
+                  </pic:spPr>
+                </pic:pic>
+              </a:graphicData>
+            </a:graphic>
+          </wp:inline>
+        </w:drawing>
+      </w:r>
+    </w:p>
+    <w:p>
+      <w:pPr>
+        <w:jc w:val="center"/>
+        <w:spacing w:before="0" w:after="80"/>
+      </w:pPr>
+      <w:r>
+        <w:rPr>
+          <w:rFonts w:ascii="Calibri" w:hAnsi="Calibri"/>
+          <w:i/>
+          <w:color w:val="475569"/>
+          <w:sz w:val="17"/>
+        </w:rPr>
+        <w:t>Figure 1 — SelectEd system architecture overview</w:t>
+      </w:r>
+    </w:p>
+    <w:p>
+      <w:pPr>
+        <w:pStyle w:val="Heading2"/>
+      </w:pPr>
+      <w:r>
+        <w:t>User Journey &amp; Conversion Funnel</w:t>
+      </w:r>
+    </w:p>
+    <w:p>
+      <w:pPr>
+        <w:jc w:val="center"/>
+        <w:spacing w:before="60" w:after="20"/>
+      </w:pPr>
+      <w:r>
+        <w:drawing>
+          <wp:inline xmlns:a="http://schemas.openxmlformats.org/drawingml/2006/main" xmlns:pic="http://schemas.openxmlformats.org/drawingml/2006/picture">
+            <wp:extent cx="5486400" cy="1946932"/>
+            <wp:docPr id="3" name="Picture 3"/>
+            <wp:cNvGraphicFramePr>
+              <a:graphicFrameLocks noChangeAspect="1"/>
+            </wp:cNvGraphicFramePr>
+            <a:graphic>
+              <a:graphicData uri="http://schemas.openxmlformats.org/drawingml/2006/picture">
+                <pic:pic>
+                  <pic:nvPicPr>
+                    <pic:cNvPr id="0" name="image.png"/>
+                    <pic:cNvPicPr/>
+                  </pic:nvPicPr>
+                  <pic:blipFill>
+                    <a:blip r:embed="rId13"/>
+                    <a:stretch>
+                      <a:fillRect/>
+                    </a:stretch>
+                  </pic:blipFill>
+                  <pic:spPr>
+                    <a:xfrm>
+                      <a:off x="0" y="0"/>
+                      <a:ext cx="5486400" cy="1946932"/>
+                    </a:xfrm>
+                    <a:prstGeom prst="rect"/>
+                  </pic:spPr>
+                </pic:pic>
+              </a:graphicData>
+            </a:graphic>
+          </wp:inline>
+        </w:drawing>
+      </w:r>
+    </w:p>
+    <w:p>
+      <w:pPr>
+        <w:jc w:val="center"/>
+        <w:spacing w:before="0" w:after="80"/>
+      </w:pPr>
+      <w:r>
+        <w:rPr>
+          <w:rFonts w:ascii="Calibri" w:hAnsi="Calibri"/>
+          <w:i/>
+          <w:color w:val="475569"/>
+          <w:sz w:val="17"/>
+        </w:rPr>
+        <w:t>Figure 2 — User journey from guest to premium family plan</w:t>
+      </w:r>
+    </w:p>
+    <w:p>
+      <w:pPr>
+        <w:pStyle w:val="Heading2"/>
+      </w:pPr>
+      <w:r>
+        <w:t>Four Learning Modes</w:t>
+      </w:r>
+    </w:p>
+    <w:p>
+      <w:pPr>
+        <w:jc w:val="center"/>
+        <w:spacing w:before="60" w:after="20"/>
+      </w:pPr>
+      <w:r>
+        <w:drawing>
+          <wp:inline xmlns:a="http://schemas.openxmlformats.org/drawingml/2006/main" xmlns:pic="http://schemas.openxmlformats.org/drawingml/2006/picture">
+            <wp:extent cx="5486400" cy="3472622"/>
+            <wp:docPr id="4" name="Picture 4"/>
+            <wp:cNvGraphicFramePr>
+              <a:graphicFrameLocks noChangeAspect="1"/>
+            </wp:cNvGraphicFramePr>
+            <a:graphic>
+              <a:graphicData uri="http://schemas.openxmlformats.org/drawingml/2006/picture">
+                <pic:pic>
+                  <pic:nvPicPr>
+                    <pic:cNvPr id="0" name="image.png"/>
+                    <pic:cNvPicPr/>
+                  </pic:nvPicPr>
+                  <pic:blipFill>
+                    <a:blip r:embed="rId14"/>
+                    <a:stretch>
+                      <a:fillRect/>
+                    </a:stretch>
+                  </pic:blipFill>
+                  <pic:spPr>
+                    <a:xfrm>
+                      <a:off x="0" y="0"/>
+                      <a:ext cx="5486400" cy="3472622"/>
+                    </a:xfrm>
+                    <a:prstGeom prst="rect"/>
+                  </pic:spPr>
+                </pic:pic>
+              </a:graphicData>
+            </a:graphic>
+          </wp:inline>
+        </w:drawing>
+      </w:r>
+    </w:p>
+    <w:p>
+      <w:pPr>
+        <w:jc w:val="center"/>
+        <w:spacing w:before="0" w:after="80"/>
+      </w:pPr>
+      <w:r>
+        <w:rPr>
+          <w:rFonts w:ascii="Calibri" w:hAnsi="Calibri"/>
+          <w:i/>
+          <w:color w:val="475569"/>
+          <w:sz w:val="17"/>
+        </w:rPr>
+        <w:t>Figure 3 — Overview of the four learning modes</w:t>
       </w:r>
     </w:p>
     <w:sectPr>

--- a/DESIGN.docx
+++ b/DESIGN.docx
@@ -27777,7 +27777,7 @@
                 <w:b/>
                 <w:color w:val="1E293B"/>
               </w:rPr>
-              <w:t>v0.28.0</w:t>
+              <w:t>v0.29.0</w:t>
             </w:r>
           </w:p>
         </w:tc>
@@ -27827,21 +27827,7 @@
                 <w:color w:val="1E293B"/>
                 <w:sz w:val="18"/>
               </w:rPr>
-              <w:t xml:space="preserve">Landing page visual overhaul + Adventure Mode game-feel + CAPTCHA + professional diagrams — (1) </w:t>
-            </w:r>
-            <w:r>
-              <w:rPr>
-                <w:b/>
-                <w:color w:val="1E293B"/>
-              </w:rPr>
-              <w:t>Sign-in button</w:t>
-            </w:r>
-            <w:r>
-              <w:rPr>
-                <w:color w:val="1E293B"/>
-                <w:sz w:val="18"/>
-              </w:rPr>
-              <w:t xml:space="preserve"> made prominent: navy-bordered outlined button with </w:t>
+              <w:t xml:space="preserve">Guest limit reduced 20 → 10 questions/day — updated in </w:t>
             </w:r>
             <w:r>
               <w:rPr>
@@ -27849,56 +27835,14 @@
                 <w:color w:val="0F172A"/>
                 <w:sz w:val="18"/>
               </w:rPr>
-              <w:t>Sign in →</w:t>
-            </w:r>
-            <w:r>
-              <w:rPr>
-                <w:color w:val="1E293B"/>
-                <w:sz w:val="18"/>
-              </w:rPr>
-              <w:t xml:space="preserve"> text. (2) </w:t>
-            </w:r>
-            <w:r>
-              <w:rPr>
-                <w:b/>
-                <w:color w:val="1E293B"/>
-              </w:rPr>
-              <w:t>"Our story"</w:t>
-            </w:r>
-            <w:r>
-              <w:rPr>
-                <w:color w:val="1E293B"/>
-                <w:sz w:val="18"/>
-              </w:rPr>
-              <w:t xml:space="preserve"> nav link coloured blue with arrow; </w:t>
-            </w:r>
-            <w:r>
-              <w:rPr>
-                <w:b/>
-                <w:color w:val="1E293B"/>
-              </w:rPr>
-              <w:t>Pricing</w:t>
-            </w:r>
-            <w:r>
-              <w:rPr>
-                <w:color w:val="1E293B"/>
-                <w:sz w:val="18"/>
-              </w:rPr>
-              <w:t xml:space="preserve"> becomes a gold pill button. (3) </w:t>
-            </w:r>
-            <w:r>
-              <w:rPr>
-                <w:b/>
-                <w:color w:val="1E293B"/>
-              </w:rPr>
-              <w:t>Rolling banner</w:t>
-            </w:r>
-            <w:r>
-              <w:rPr>
-                <w:color w:val="1E293B"/>
-                <w:sz w:val="18"/>
-              </w:rPr>
-              <w:t xml:space="preserve"> (navy ticker) below stats strip: auto-scrolling marquee of testimonial snippets, exam names, and feature highlights using CSS </w:t>
+              <w:t>GUEST_DAILY_LIMIT</w:t>
+            </w:r>
+            <w:r>
+              <w:rPr>
+                <w:color w:val="1E293B"/>
+                <w:sz w:val="18"/>
+              </w:rPr>
+              <w:t xml:space="preserve"> constant (</w:t>
             </w:r>
             <w:r>
               <w:rPr>
@@ -27906,28 +27850,14 @@
                 <w:color w:val="0F172A"/>
                 <w:sz w:val="18"/>
               </w:rPr>
-              <w:t>marquee-scroll</w:t>
-            </w:r>
-            <w:r>
-              <w:rPr>
-                <w:color w:val="1E293B"/>
-                <w:sz w:val="18"/>
-              </w:rPr>
-              <w:t xml:space="preserve"> keyframe. (4) </w:t>
-            </w:r>
-            <w:r>
-              <w:rPr>
-                <w:b/>
-                <w:color w:val="1E293B"/>
-              </w:rPr>
-              <w:t>Animated motion background</w:t>
-            </w:r>
-            <w:r>
-              <w:rPr>
-                <w:color w:val="1E293B"/>
-                <w:sz w:val="18"/>
-              </w:rPr>
-              <w:t xml:space="preserve"> on hero: 16 floating maths symbols (π, ∑, √, ∫, Δ, etc.) drift upward with staggered fade using </w:t>
+              <w:t>app/page.tsx</w:t>
+            </w:r>
+            <w:r>
+              <w:rPr>
+                <w:color w:val="1E293B"/>
+                <w:sz w:val="18"/>
+              </w:rPr>
+              <w:t xml:space="preserve">, </w:t>
             </w:r>
             <w:r>
               <w:rPr>
@@ -27935,14 +27865,14 @@
                 <w:color w:val="0F172A"/>
                 <w:sz w:val="18"/>
               </w:rPr>
-              <w:t>float-symbol</w:t>
-            </w:r>
-            <w:r>
-              <w:rPr>
-                <w:color w:val="1E293B"/>
-                <w:sz w:val="18"/>
-              </w:rPr>
-              <w:t xml:space="preserve"> keyframe; three gradient orbs pulse with </w:t>
+              <w:t>GuestLimitModal.tsx</w:t>
+            </w:r>
+            <w:r>
+              <w:rPr>
+                <w:color w:val="1E293B"/>
+                <w:sz w:val="18"/>
+              </w:rPr>
+              <w:t xml:space="preserve">), rolling banner copy, FAQ answer, trust badge, and parent dashboard label. CAPTCHA gate on sign-up — (1) </w:t>
             </w:r>
             <w:r>
               <w:rPr>
@@ -27950,42 +27880,14 @@
                 <w:color w:val="0F172A"/>
                 <w:sz w:val="18"/>
               </w:rPr>
-              <w:t>pulse-orb</w:t>
-            </w:r>
-            <w:r>
-              <w:rPr>
-                <w:color w:val="1E293B"/>
-                <w:sz w:val="18"/>
-              </w:rPr>
-              <w:t xml:space="preserve"> animation. (5) </w:t>
-            </w:r>
-            <w:r>
-              <w:rPr>
-                <w:b/>
-                <w:color w:val="1E293B"/>
-              </w:rPr>
-              <w:t>Visual exam badges</w:t>
-            </w:r>
-            <w:r>
-              <w:rPr>
-                <w:color w:val="1E293B"/>
-                <w:sz w:val="18"/>
-              </w:rPr>
-              <w:t xml:space="preserve">: hero right panel and Exams section now display circular coloured badges with abbreviation text and emoji icon per exam instead of plain text with left-bar accent. (6) </w:t>
-            </w:r>
-            <w:r>
-              <w:rPr>
-                <w:b/>
-                <w:color w:val="1E293B"/>
-              </w:rPr>
-              <w:t>Human verification CAPTCHA</w:t>
-            </w:r>
-            <w:r>
-              <w:rPr>
-                <w:color w:val="1E293B"/>
-                <w:sz w:val="18"/>
-              </w:rPr>
-              <w:t xml:space="preserve"> on testimonial form: math challenge (</w:t>
+              <w:t>/sign-up</w:t>
+            </w:r>
+            <w:r>
+              <w:rPr>
+                <w:color w:val="1E293B"/>
+                <w:sz w:val="18"/>
+              </w:rPr>
+              <w:t xml:space="preserve"> page now shows a math CAPTCHA challenge before the Clerk </w:t>
             </w:r>
             <w:r>
               <w:rPr>
@@ -27993,28 +27895,14 @@
                 <w:color w:val="0F172A"/>
                 <w:sz w:val="18"/>
               </w:rPr>
-              <w:t>What is A + B?</w:t>
-            </w:r>
-            <w:r>
-              <w:rPr>
-                <w:color w:val="1E293B"/>
-                <w:sz w:val="18"/>
-              </w:rPr>
-              <w:t xml:space="preserve">) + invisible honeypot field. Bot submissions rejected client-side before API call. (7) </w:t>
-            </w:r>
-            <w:r>
-              <w:rPr>
-                <w:b/>
-                <w:color w:val="1E293B"/>
-              </w:rPr>
-              <w:t>Adventure Mode overhaul</w:t>
-            </w:r>
-            <w:r>
-              <w:rPr>
-                <w:color w:val="1E293B"/>
-                <w:sz w:val="18"/>
-              </w:rPr>
-              <w:t xml:space="preserve">: rank system (Novice → Explorer → Scholar → Expert → Champion → Legend) with animated rank-glow border and XP progress bar to next rank; combo multiplier system (×2 at 3-streak, ×3 at 5-streak) with </w:t>
+              <w:t>&lt;SignUp /&gt;</w:t>
+            </w:r>
+            <w:r>
+              <w:rPr>
+                <w:color w:val="1E293B"/>
+                <w:sz w:val="18"/>
+              </w:rPr>
+              <w:t xml:space="preserve"> form renders (client component with </w:t>
             </w:r>
             <w:r>
               <w:rPr>
@@ -28022,14 +27910,14 @@
                 <w:color w:val="0F172A"/>
                 <w:sz w:val="18"/>
               </w:rPr>
-              <w:t>combo-pop</w:t>
-            </w:r>
-            <w:r>
-              <w:rPr>
-                <w:color w:val="1E293B"/>
-                <w:sz w:val="18"/>
-              </w:rPr>
-              <w:t xml:space="preserve"> animation in HUD; block shake animation on wrong answer (</w:t>
+              <w:t>useState</w:t>
+            </w:r>
+            <w:r>
+              <w:rPr>
+                <w:color w:val="1E293B"/>
+                <w:sz w:val="18"/>
+              </w:rPr>
+              <w:t xml:space="preserve"> gate). (2) New </w:t>
             </w:r>
             <w:r>
               <w:rPr>
@@ -28037,14 +27925,14 @@
                 <w:color w:val="0F172A"/>
                 <w:sz w:val="18"/>
               </w:rPr>
-              <w:t>shake-x</w:t>
-            </w:r>
-            <w:r>
-              <w:rPr>
-                <w:color w:val="1E293B"/>
-                <w:sz w:val="18"/>
-              </w:rPr>
-              <w:t>); block bounce on correct answer (</w:t>
+              <w:t>CaptchaSignUpGate</w:t>
+            </w:r>
+            <w:r>
+              <w:rPr>
+                <w:color w:val="1E293B"/>
+                <w:sz w:val="18"/>
+              </w:rPr>
+              <w:t xml:space="preserve"> component (</w:t>
             </w:r>
             <w:r>
               <w:rPr>
@@ -28052,28 +27940,14 @@
                 <w:color w:val="0F172A"/>
                 <w:sz w:val="18"/>
               </w:rPr>
-              <w:t>correct-bounce</w:t>
-            </w:r>
-            <w:r>
-              <w:rPr>
-                <w:color w:val="1E293B"/>
-                <w:sz w:val="18"/>
-              </w:rPr>
-              <w:t xml:space="preserve">); spinning loader while fetching questions; chapter numbers in world map; best-combo display on stage-complete and game-over screens; animated sequential star reveal on stage-complete; animated skull bounce on game-over with red-pulse background flash. (8) </w:t>
-            </w:r>
-            <w:r>
-              <w:rPr>
-                <w:b/>
-                <w:color w:val="1E293B"/>
-              </w:rPr>
-              <w:t>DESIGN.docx</w:t>
-            </w:r>
-            <w:r>
-              <w:rPr>
-                <w:color w:val="1E293B"/>
-                <w:sz w:val="18"/>
-              </w:rPr>
-              <w:t xml:space="preserve"> now includes a visual appendix of three matplotlib-generated diagrams: system architecture (component boxes with arrows), user journey funnel, and learning modes overview — auto-generated by </w:t>
+              <w:t>app/components/CaptchaSignUpGate.tsx</w:t>
+            </w:r>
+            <w:r>
+              <w:rPr>
+                <w:color w:val="1E293B"/>
+                <w:sz w:val="18"/>
+              </w:rPr>
+              <w:t xml:space="preserve">) wraps any button with a CAPTCHA modal; uses </w:t>
             </w:r>
             <w:r>
               <w:rPr>
@@ -28081,14 +27955,14 @@
                 <w:color w:val="0F172A"/>
                 <w:sz w:val="18"/>
               </w:rPr>
-              <w:t>scripts/generate_design_doc.py</w:t>
-            </w:r>
-            <w:r>
-              <w:rPr>
-                <w:color w:val="1E293B"/>
-                <w:sz w:val="18"/>
-              </w:rPr>
-              <w:t xml:space="preserve"> when </w:t>
+              <w:t>useClerk().openSignUp()</w:t>
+            </w:r>
+            <w:r>
+              <w:rPr>
+                <w:color w:val="1E293B"/>
+                <w:sz w:val="18"/>
+              </w:rPr>
+              <w:t xml:space="preserve"> to open Clerk's sign-up modal after successful verification. </w:t>
             </w:r>
             <w:r>
               <w:rPr>
@@ -28096,14 +27970,37 @@
                 <w:color w:val="0F172A"/>
                 <w:sz w:val="18"/>
               </w:rPr>
-              <w:t>matplotlib</w:t>
-            </w:r>
-            <w:r>
-              <w:rPr>
-                <w:color w:val="1E293B"/>
-                <w:sz w:val="18"/>
-              </w:rPr>
-              <w:t xml:space="preserve"> is installed</w:t>
+              <w:t>GuestLimitModal</w:t>
+            </w:r>
+            <w:r>
+              <w:rPr>
+                <w:color w:val="1E293B"/>
+                <w:sz w:val="18"/>
+              </w:rPr>
+              <w:t xml:space="preserve">'s "Start free 7-day trial →" button now uses </w:t>
+            </w:r>
+            <w:r>
+              <w:rPr>
+                <w:rFonts w:ascii="Courier New" w:hAnsi="Courier New"/>
+                <w:color w:val="0F172A"/>
+                <w:sz w:val="18"/>
+              </w:rPr>
+              <w:t>CaptchaSignUpGate</w:t>
+            </w:r>
+            <w:r>
+              <w:rPr>
+                <w:color w:val="1E293B"/>
+                <w:sz w:val="18"/>
+              </w:rPr>
+              <w:t xml:space="preserve"> instead of </w:t>
+            </w:r>
+            <w:r>
+              <w:rPr>
+                <w:rFonts w:ascii="Courier New" w:hAnsi="Courier New"/>
+                <w:color w:val="0F172A"/>
+                <w:sz w:val="18"/>
+              </w:rPr>
+              <w:t>&lt;SignUpButton&gt;</w:t>
             </w:r>
           </w:p>
         </w:tc>
@@ -28130,7 +28027,7 @@
                 <w:b/>
                 <w:color w:val="1E293B"/>
               </w:rPr>
-              <w:t>v0.27.0</w:t>
+              <w:t>v0.28.0</w:t>
             </w:r>
           </w:p>
         </w:tc>
@@ -28180,7 +28077,283 @@
                 <w:color w:val="1E293B"/>
                 <w:sz w:val="18"/>
               </w:rPr>
-              <w:t>Landing page copy fixes — FAQ "Do I need an account?" updated to mention 20-question/day guest limit and midnight reset; correctly states Exam Mode and Adventure Mode require an account. Trust badge "Free to use / no premium tier" corrected to "Free to start / 7-day trial then $9.99/month AUD". Guest badge updated to "20 free questions a day"</w:t>
+              <w:t xml:space="preserve">Landing page visual overhaul + Adventure Mode game-feel + CAPTCHA + professional diagrams — (1) </w:t>
+            </w:r>
+            <w:r>
+              <w:rPr>
+                <w:b/>
+                <w:color w:val="1E293B"/>
+              </w:rPr>
+              <w:t>Sign-in button</w:t>
+            </w:r>
+            <w:r>
+              <w:rPr>
+                <w:color w:val="1E293B"/>
+                <w:sz w:val="18"/>
+              </w:rPr>
+              <w:t xml:space="preserve"> made prominent: navy-bordered outlined button with </w:t>
+            </w:r>
+            <w:r>
+              <w:rPr>
+                <w:rFonts w:ascii="Courier New" w:hAnsi="Courier New"/>
+                <w:color w:val="0F172A"/>
+                <w:sz w:val="18"/>
+              </w:rPr>
+              <w:t>Sign in →</w:t>
+            </w:r>
+            <w:r>
+              <w:rPr>
+                <w:color w:val="1E293B"/>
+                <w:sz w:val="18"/>
+              </w:rPr>
+              <w:t xml:space="preserve"> text. (2) </w:t>
+            </w:r>
+            <w:r>
+              <w:rPr>
+                <w:b/>
+                <w:color w:val="1E293B"/>
+              </w:rPr>
+              <w:t>"Our story"</w:t>
+            </w:r>
+            <w:r>
+              <w:rPr>
+                <w:color w:val="1E293B"/>
+                <w:sz w:val="18"/>
+              </w:rPr>
+              <w:t xml:space="preserve"> nav link coloured blue with arrow; </w:t>
+            </w:r>
+            <w:r>
+              <w:rPr>
+                <w:b/>
+                <w:color w:val="1E293B"/>
+              </w:rPr>
+              <w:t>Pricing</w:t>
+            </w:r>
+            <w:r>
+              <w:rPr>
+                <w:color w:val="1E293B"/>
+                <w:sz w:val="18"/>
+              </w:rPr>
+              <w:t xml:space="preserve"> becomes a gold pill button. (3) </w:t>
+            </w:r>
+            <w:r>
+              <w:rPr>
+                <w:b/>
+                <w:color w:val="1E293B"/>
+              </w:rPr>
+              <w:t>Rolling banner</w:t>
+            </w:r>
+            <w:r>
+              <w:rPr>
+                <w:color w:val="1E293B"/>
+                <w:sz w:val="18"/>
+              </w:rPr>
+              <w:t xml:space="preserve"> (navy ticker) below stats strip: auto-scrolling marquee of testimonial snippets, exam names, and feature highlights using CSS </w:t>
+            </w:r>
+            <w:r>
+              <w:rPr>
+                <w:rFonts w:ascii="Courier New" w:hAnsi="Courier New"/>
+                <w:color w:val="0F172A"/>
+                <w:sz w:val="18"/>
+              </w:rPr>
+              <w:t>marquee-scroll</w:t>
+            </w:r>
+            <w:r>
+              <w:rPr>
+                <w:color w:val="1E293B"/>
+                <w:sz w:val="18"/>
+              </w:rPr>
+              <w:t xml:space="preserve"> keyframe. (4) </w:t>
+            </w:r>
+            <w:r>
+              <w:rPr>
+                <w:b/>
+                <w:color w:val="1E293B"/>
+              </w:rPr>
+              <w:t>Animated motion background</w:t>
+            </w:r>
+            <w:r>
+              <w:rPr>
+                <w:color w:val="1E293B"/>
+                <w:sz w:val="18"/>
+              </w:rPr>
+              <w:t xml:space="preserve"> on hero: 16 floating maths symbols (π, ∑, √, ∫, Δ, etc.) drift upward with staggered fade using </w:t>
+            </w:r>
+            <w:r>
+              <w:rPr>
+                <w:rFonts w:ascii="Courier New" w:hAnsi="Courier New"/>
+                <w:color w:val="0F172A"/>
+                <w:sz w:val="18"/>
+              </w:rPr>
+              <w:t>float-symbol</w:t>
+            </w:r>
+            <w:r>
+              <w:rPr>
+                <w:color w:val="1E293B"/>
+                <w:sz w:val="18"/>
+              </w:rPr>
+              <w:t xml:space="preserve"> keyframe; three gradient orbs pulse with </w:t>
+            </w:r>
+            <w:r>
+              <w:rPr>
+                <w:rFonts w:ascii="Courier New" w:hAnsi="Courier New"/>
+                <w:color w:val="0F172A"/>
+                <w:sz w:val="18"/>
+              </w:rPr>
+              <w:t>pulse-orb</w:t>
+            </w:r>
+            <w:r>
+              <w:rPr>
+                <w:color w:val="1E293B"/>
+                <w:sz w:val="18"/>
+              </w:rPr>
+              <w:t xml:space="preserve"> animation. (5) </w:t>
+            </w:r>
+            <w:r>
+              <w:rPr>
+                <w:b/>
+                <w:color w:val="1E293B"/>
+              </w:rPr>
+              <w:t>Visual exam badges</w:t>
+            </w:r>
+            <w:r>
+              <w:rPr>
+                <w:color w:val="1E293B"/>
+                <w:sz w:val="18"/>
+              </w:rPr>
+              <w:t xml:space="preserve">: hero right panel and Exams section now display circular coloured badges with abbreviation text and emoji icon per exam instead of plain text with left-bar accent. (6) </w:t>
+            </w:r>
+            <w:r>
+              <w:rPr>
+                <w:b/>
+                <w:color w:val="1E293B"/>
+              </w:rPr>
+              <w:t>Human verification CAPTCHA</w:t>
+            </w:r>
+            <w:r>
+              <w:rPr>
+                <w:color w:val="1E293B"/>
+                <w:sz w:val="18"/>
+              </w:rPr>
+              <w:t xml:space="preserve"> on testimonial form: math challenge (</w:t>
+            </w:r>
+            <w:r>
+              <w:rPr>
+                <w:rFonts w:ascii="Courier New" w:hAnsi="Courier New"/>
+                <w:color w:val="0F172A"/>
+                <w:sz w:val="18"/>
+              </w:rPr>
+              <w:t>What is A + B?</w:t>
+            </w:r>
+            <w:r>
+              <w:rPr>
+                <w:color w:val="1E293B"/>
+                <w:sz w:val="18"/>
+              </w:rPr>
+              <w:t xml:space="preserve">) + invisible honeypot field. Bot submissions rejected client-side before API call. (7) </w:t>
+            </w:r>
+            <w:r>
+              <w:rPr>
+                <w:b/>
+                <w:color w:val="1E293B"/>
+              </w:rPr>
+              <w:t>Adventure Mode overhaul</w:t>
+            </w:r>
+            <w:r>
+              <w:rPr>
+                <w:color w:val="1E293B"/>
+                <w:sz w:val="18"/>
+              </w:rPr>
+              <w:t xml:space="preserve">: rank system (Novice → Explorer → Scholar → Expert → Champion → Legend) with animated rank-glow border and XP progress bar to next rank; combo multiplier system (×2 at 3-streak, ×3 at 5-streak) with </w:t>
+            </w:r>
+            <w:r>
+              <w:rPr>
+                <w:rFonts w:ascii="Courier New" w:hAnsi="Courier New"/>
+                <w:color w:val="0F172A"/>
+                <w:sz w:val="18"/>
+              </w:rPr>
+              <w:t>combo-pop</w:t>
+            </w:r>
+            <w:r>
+              <w:rPr>
+                <w:color w:val="1E293B"/>
+                <w:sz w:val="18"/>
+              </w:rPr>
+              <w:t xml:space="preserve"> animation in HUD; block shake animation on wrong answer (</w:t>
+            </w:r>
+            <w:r>
+              <w:rPr>
+                <w:rFonts w:ascii="Courier New" w:hAnsi="Courier New"/>
+                <w:color w:val="0F172A"/>
+                <w:sz w:val="18"/>
+              </w:rPr>
+              <w:t>shake-x</w:t>
+            </w:r>
+            <w:r>
+              <w:rPr>
+                <w:color w:val="1E293B"/>
+                <w:sz w:val="18"/>
+              </w:rPr>
+              <w:t>); block bounce on correct answer (</w:t>
+            </w:r>
+            <w:r>
+              <w:rPr>
+                <w:rFonts w:ascii="Courier New" w:hAnsi="Courier New"/>
+                <w:color w:val="0F172A"/>
+                <w:sz w:val="18"/>
+              </w:rPr>
+              <w:t>correct-bounce</w:t>
+            </w:r>
+            <w:r>
+              <w:rPr>
+                <w:color w:val="1E293B"/>
+                <w:sz w:val="18"/>
+              </w:rPr>
+              <w:t xml:space="preserve">); spinning loader while fetching questions; chapter numbers in world map; best-combo display on stage-complete and game-over screens; animated sequential star reveal on stage-complete; animated skull bounce on game-over with red-pulse background flash. (8) </w:t>
+            </w:r>
+            <w:r>
+              <w:rPr>
+                <w:b/>
+                <w:color w:val="1E293B"/>
+              </w:rPr>
+              <w:t>DESIGN.docx</w:t>
+            </w:r>
+            <w:r>
+              <w:rPr>
+                <w:color w:val="1E293B"/>
+                <w:sz w:val="18"/>
+              </w:rPr>
+              <w:t xml:space="preserve"> now includes a visual appendix of three matplotlib-generated diagrams: system architecture (component boxes with arrows), user journey funnel, and learning modes overview — auto-generated by </w:t>
+            </w:r>
+            <w:r>
+              <w:rPr>
+                <w:rFonts w:ascii="Courier New" w:hAnsi="Courier New"/>
+                <w:color w:val="0F172A"/>
+                <w:sz w:val="18"/>
+              </w:rPr>
+              <w:t>scripts/generate_design_doc.py</w:t>
+            </w:r>
+            <w:r>
+              <w:rPr>
+                <w:color w:val="1E293B"/>
+                <w:sz w:val="18"/>
+              </w:rPr>
+              <w:t xml:space="preserve"> when </w:t>
+            </w:r>
+            <w:r>
+              <w:rPr>
+                <w:rFonts w:ascii="Courier New" w:hAnsi="Courier New"/>
+                <w:color w:val="0F172A"/>
+                <w:sz w:val="18"/>
+              </w:rPr>
+              <w:t>matplotlib</w:t>
+            </w:r>
+            <w:r>
+              <w:rPr>
+                <w:color w:val="1E293B"/>
+                <w:sz w:val="18"/>
+              </w:rPr>
+              <w:t xml:space="preserve"> is installed</w:t>
             </w:r>
           </w:p>
         </w:tc>
@@ -28207,7 +28380,7 @@
                 <w:b/>
                 <w:color w:val="1E293B"/>
               </w:rPr>
-              <w:t>v0.26.0</w:t>
+              <w:t>v0.27.0</w:t>
             </w:r>
           </w:p>
         </w:tc>
@@ -28257,112 +28430,7 @@
                 <w:color w:val="1E293B"/>
                 <w:sz w:val="18"/>
               </w:rPr>
-              <w:t xml:space="preserve">DoS protection — three-layer defence: (1) Upstash Redis distributed rate limiting replaces the defunct in-memory </w:t>
-            </w:r>
-            <w:r>
-              <w:rPr>
-                <w:rFonts w:ascii="Courier New" w:hAnsi="Courier New"/>
-                <w:color w:val="0F172A"/>
-                <w:sz w:val="18"/>
-              </w:rPr>
-              <w:t>Map</w:t>
-            </w:r>
-            <w:r>
-              <w:rPr>
-                <w:color w:val="1E293B"/>
-                <w:sz w:val="18"/>
-              </w:rPr>
-              <w:t xml:space="preserve"> in </w:t>
-            </w:r>
-            <w:r>
-              <w:rPr>
-                <w:rFonts w:ascii="Courier New" w:hAnsi="Courier New"/>
-                <w:color w:val="0F172A"/>
-                <w:sz w:val="18"/>
-              </w:rPr>
-              <w:t>lib/ratelimit.ts</w:t>
-            </w:r>
-            <w:r>
-              <w:rPr>
-                <w:color w:val="1E293B"/>
-                <w:sz w:val="18"/>
-              </w:rPr>
-              <w:t xml:space="preserve"> — sliding window, graceful in-memory fallback when env vars absent, unique Redis prefix per endpoint. </w:t>
-            </w:r>
-            <w:r>
-              <w:rPr>
-                <w:rFonts w:ascii="Courier New" w:hAnsi="Courier New"/>
-                <w:color w:val="0F172A"/>
-                <w:sz w:val="18"/>
-              </w:rPr>
-              <w:t>middleware.ts</w:t>
-            </w:r>
-            <w:r>
-              <w:rPr>
-                <w:color w:val="1E293B"/>
-                <w:sz w:val="18"/>
-              </w:rPr>
-              <w:t xml:space="preserve"> deprecated → renamed to </w:t>
-            </w:r>
-            <w:r>
-              <w:rPr>
-                <w:rFonts w:ascii="Courier New" w:hAnsi="Courier New"/>
-                <w:color w:val="0F172A"/>
-                <w:sz w:val="18"/>
-              </w:rPr>
-              <w:t>proxy.ts</w:t>
-            </w:r>
-            <w:r>
-              <w:rPr>
-                <w:color w:val="1E293B"/>
-                <w:sz w:val="18"/>
-              </w:rPr>
-              <w:t xml:space="preserve"> per Next.js 16 proxy convention; proxy runs a blanket 120-req/60s-per-IP gate on all </w:t>
-            </w:r>
-            <w:r>
-              <w:rPr>
-                <w:rFonts w:ascii="Courier New" w:hAnsi="Courier New"/>
-                <w:color w:val="0F172A"/>
-                <w:sz w:val="18"/>
-              </w:rPr>
-              <w:t>/api/*</w:t>
-            </w:r>
-            <w:r>
-              <w:rPr>
-                <w:color w:val="1E293B"/>
-                <w:sz w:val="18"/>
-              </w:rPr>
-              <w:t xml:space="preserve"> routes before any serverless function is invoked. (2) Per-endpoint fine-grained limits: </w:t>
-            </w:r>
-            <w:r>
-              <w:rPr>
-                <w:rFonts w:ascii="Courier New" w:hAnsi="Courier New"/>
-                <w:color w:val="0F172A"/>
-                <w:sz w:val="18"/>
-              </w:rPr>
-              <w:t>/api/chat</w:t>
-            </w:r>
-            <w:r>
-              <w:rPr>
-                <w:color w:val="1E293B"/>
-                <w:sz w:val="18"/>
-              </w:rPr>
-              <w:t xml:space="preserve"> 30/60s, </w:t>
-            </w:r>
-            <w:r>
-              <w:rPr>
-                <w:rFonts w:ascii="Courier New" w:hAnsi="Courier New"/>
-                <w:color w:val="0F172A"/>
-                <w:sz w:val="18"/>
-              </w:rPr>
-              <w:t>/api/trivia</w:t>
-            </w:r>
-            <w:r>
-              <w:rPr>
-                <w:color w:val="1E293B"/>
-                <w:sz w:val="18"/>
-              </w:rPr>
-              <w:t xml:space="preserve"> 10/60s, `/api/exam/generate</w:t>
+              <w:t>Landing page copy fixes — FAQ "Do I need an account?" updated to mention 20-question/day guest limit and midnight reset; correctly states Exam Mode and Adventure Mode require an account. Trust badge "Free to use / no premium tier" corrected to "Free to start / 7-day trial then $9.99/month AUD". Guest badge updated to "20 free questions a day"</w:t>
             </w:r>
           </w:p>
         </w:tc>
@@ -28389,7 +28457,7 @@
                 <w:b/>
                 <w:color w:val="1E293B"/>
               </w:rPr>
-              <w:t>v0.25.0</w:t>
+              <w:t>v0.26.0</w:t>
             </w:r>
           </w:p>
         </w:tc>
@@ -28439,7 +28507,7 @@
                 <w:color w:val="1E293B"/>
                 <w:sz w:val="18"/>
               </w:rPr>
-              <w:t xml:space="preserve">Automated security agent — (1) </w:t>
+              <w:t xml:space="preserve">DoS protection — three-layer defence: (1) Upstash Redis distributed rate limiting replaces the defunct in-memory </w:t>
             </w:r>
             <w:r>
               <w:rPr>
@@ -28447,14 +28515,14 @@
                 <w:color w:val="0F172A"/>
                 <w:sz w:val="18"/>
               </w:rPr>
-              <w:t>next.config.ts</w:t>
-            </w:r>
-            <w:r>
-              <w:rPr>
-                <w:color w:val="1E293B"/>
-                <w:sz w:val="18"/>
-              </w:rPr>
-              <w:t xml:space="preserve"> now sets 7 HTTP security headers on every route: </w:t>
+              <w:t>Map</w:t>
+            </w:r>
+            <w:r>
+              <w:rPr>
+                <w:color w:val="1E293B"/>
+                <w:sz w:val="18"/>
+              </w:rPr>
+              <w:t xml:space="preserve"> in </w:t>
             </w:r>
             <w:r>
               <w:rPr>
@@ -28462,14 +28530,14 @@
                 <w:color w:val="0F172A"/>
                 <w:sz w:val="18"/>
               </w:rPr>
-              <w:t>X-Frame-Options: SAMEORIGIN</w:t>
-            </w:r>
-            <w:r>
-              <w:rPr>
-                <w:color w:val="1E293B"/>
-                <w:sz w:val="18"/>
-              </w:rPr>
-              <w:t xml:space="preserve">, </w:t>
+              <w:t>lib/ratelimit.ts</w:t>
+            </w:r>
+            <w:r>
+              <w:rPr>
+                <w:color w:val="1E293B"/>
+                <w:sz w:val="18"/>
+              </w:rPr>
+              <w:t xml:space="preserve"> — sliding window, graceful in-memory fallback when env vars absent, unique Redis prefix per endpoint. </w:t>
             </w:r>
             <w:r>
               <w:rPr>
@@ -28477,14 +28545,14 @@
                 <w:color w:val="0F172A"/>
                 <w:sz w:val="18"/>
               </w:rPr>
-              <w:t>X-Content-Type-Options: nosniff</w:t>
-            </w:r>
-            <w:r>
-              <w:rPr>
-                <w:color w:val="1E293B"/>
-                <w:sz w:val="18"/>
-              </w:rPr>
-              <w:t xml:space="preserve">, </w:t>
+              <w:t>middleware.ts</w:t>
+            </w:r>
+            <w:r>
+              <w:rPr>
+                <w:color w:val="1E293B"/>
+                <w:sz w:val="18"/>
+              </w:rPr>
+              <w:t xml:space="preserve"> deprecated → renamed to </w:t>
             </w:r>
             <w:r>
               <w:rPr>
@@ -28492,14 +28560,14 @@
                 <w:color w:val="0F172A"/>
                 <w:sz w:val="18"/>
               </w:rPr>
-              <w:t>Referrer-Policy: strict-origin-when-cross-origin</w:t>
-            </w:r>
-            <w:r>
-              <w:rPr>
-                <w:color w:val="1E293B"/>
-                <w:sz w:val="18"/>
-              </w:rPr>
-              <w:t xml:space="preserve">, </w:t>
+              <w:t>proxy.ts</w:t>
+            </w:r>
+            <w:r>
+              <w:rPr>
+                <w:color w:val="1E293B"/>
+                <w:sz w:val="18"/>
+              </w:rPr>
+              <w:t xml:space="preserve"> per Next.js 16 proxy convention; proxy runs a blanket 120-req/60s-per-IP gate on all </w:t>
             </w:r>
             <w:r>
               <w:rPr>
@@ -28507,14 +28575,14 @@
                 <w:color w:val="0F172A"/>
                 <w:sz w:val="18"/>
               </w:rPr>
-              <w:t>Permissions-Policy</w:t>
-            </w:r>
-            <w:r>
-              <w:rPr>
-                <w:color w:val="1E293B"/>
-                <w:sz w:val="18"/>
-              </w:rPr>
-              <w:t xml:space="preserve"> (blocks camera/mic/geo/payment), </w:t>
+              <w:t>/api/*</w:t>
+            </w:r>
+            <w:r>
+              <w:rPr>
+                <w:color w:val="1E293B"/>
+                <w:sz w:val="18"/>
+              </w:rPr>
+              <w:t xml:space="preserve"> routes before any serverless function is invoked. (2) Per-endpoint fine-grained limits: </w:t>
             </w:r>
             <w:r>
               <w:rPr>
@@ -28522,14 +28590,14 @@
                 <w:color w:val="0F172A"/>
                 <w:sz w:val="18"/>
               </w:rPr>
-              <w:t>Strict-Transport-Security</w:t>
-            </w:r>
-            <w:r>
-              <w:rPr>
-                <w:color w:val="1E293B"/>
-                <w:sz w:val="18"/>
-              </w:rPr>
-              <w:t xml:space="preserve"> (2yr + preload), </w:t>
+              <w:t>/api/chat</w:t>
+            </w:r>
+            <w:r>
+              <w:rPr>
+                <w:color w:val="1E293B"/>
+                <w:sz w:val="18"/>
+              </w:rPr>
+              <w:t xml:space="preserve"> 30/60s, </w:t>
             </w:r>
             <w:r>
               <w:rPr>
@@ -28537,44 +28605,14 @@
                 <w:color w:val="0F172A"/>
                 <w:sz w:val="18"/>
               </w:rPr>
-              <w:t>X-DNS-Prefetch-Control</w:t>
-            </w:r>
-            <w:r>
-              <w:rPr>
-                <w:color w:val="1E293B"/>
-                <w:sz w:val="18"/>
-              </w:rPr>
-              <w:t xml:space="preserve">, and a full </w:t>
-            </w:r>
-            <w:r>
-              <w:rPr>
-                <w:rFonts w:ascii="Courier New" w:hAnsi="Courier New"/>
-                <w:color w:val="0F172A"/>
-                <w:sz w:val="18"/>
-              </w:rPr>
-              <w:t>Content-Security-Policy</w:t>
-            </w:r>
-            <w:r>
-              <w:rPr>
-                <w:color w:val="1E293B"/>
-                <w:sz w:val="18"/>
-              </w:rPr>
-              <w:t xml:space="preserve"> covering script/style/font/img/connect/frame origins for Clerk, Stripe, KaTeX, Google Fonts, and Vercel Analytics. (2) </w:t>
-            </w:r>
-            <w:r>
-              <w:rPr>
-                <w:rFonts w:ascii="Courier New" w:hAnsi="Courier New"/>
-                <w:color w:val="0F172A"/>
-                <w:sz w:val="18"/>
-              </w:rPr>
-              <w:t>scripts/pentest.mjs</w:t>
-            </w:r>
-            <w:r>
-              <w:rPr>
-                <w:color w:val="1E293B"/>
-                <w:sz w:val="18"/>
-              </w:rPr>
-              <w:t xml:space="preserve"> — runnable Node.js audit that checks headers, probes 7 API endpoints for unauthenticated access, runs npm audit, scans codebase for dangerous patterns (dangerouslySetInnerHTML, eval, hardcoded secrets, SQL injection, wildcard CORS, sensitive console.log, NEXT_PUBLIC_ secrets, missing auth on API routes), and checks TLS redirect; outputs structured JSON. (3) Weekly Claude Code agent scheduled trigger (every Monday 18:00 UTC) — runs the audit, auto-fixes CRITICAL/HIGH findings, rebuilds, deploys, re-audits to confirm, updates DESIGN.md, and emails the founder a markdown report</w:t>
+              <w:t>/api/trivia</w:t>
+            </w:r>
+            <w:r>
+              <w:rPr>
+                <w:color w:val="1E293B"/>
+                <w:sz w:val="18"/>
+              </w:rPr>
+              <w:t xml:space="preserve"> 10/60s, `/api/exam/generate</w:t>
             </w:r>
           </w:p>
         </w:tc>
@@ -28601,7 +28639,7 @@
                 <w:b/>
                 <w:color w:val="1E293B"/>
               </w:rPr>
-              <w:t>v0.24.0</w:t>
+              <w:t>v0.25.0</w:t>
             </w:r>
           </w:p>
         </w:tc>
@@ -28651,7 +28689,7 @@
                 <w:color w:val="1E293B"/>
                 <w:sz w:val="18"/>
               </w:rPr>
-              <w:t>Guest 20-questions/day limit — anonymous users (no Clerk session, no child session) are now gated at 20 questions per day via localStorage (</w:t>
+              <w:t xml:space="preserve">Automated security agent — (1) </w:t>
             </w:r>
             <w:r>
               <w:rPr>
@@ -28659,14 +28697,14 @@
                 <w:color w:val="0F172A"/>
                 <w:sz w:val="18"/>
               </w:rPr>
-              <w:t>selected_guest_usage: {count, date}</w:t>
-            </w:r>
-            <w:r>
-              <w:rPr>
-                <w:color w:val="1E293B"/>
-                <w:sz w:val="18"/>
-              </w:rPr>
-              <w:t xml:space="preserve">). On limit hit or locked-mode attempt, </w:t>
+              <w:t>next.config.ts</w:t>
+            </w:r>
+            <w:r>
+              <w:rPr>
+                <w:color w:val="1E293B"/>
+                <w:sz w:val="18"/>
+              </w:rPr>
+              <w:t xml:space="preserve"> now sets 7 HTTP security headers on every route: </w:t>
             </w:r>
             <w:r>
               <w:rPr>
@@ -28674,14 +28712,14 @@
                 <w:color w:val="0F172A"/>
                 <w:sz w:val="18"/>
               </w:rPr>
-              <w:t>GuestLimitModal</w:t>
-            </w:r>
-            <w:r>
-              <w:rPr>
-                <w:color w:val="1E293B"/>
-                <w:sz w:val="18"/>
-              </w:rPr>
-              <w:t xml:space="preserve"> opens: shows reset countdown to midnight, "Start free 7-day trial" (Clerk SignUpButton modal) and "I already have an account" (SignInButton modal). Header badge shows </w:t>
+              <w:t>X-Frame-Options: SAMEORIGIN</w:t>
+            </w:r>
+            <w:r>
+              <w:rPr>
+                <w:color w:val="1E293B"/>
+                <w:sz w:val="18"/>
+              </w:rPr>
+              <w:t xml:space="preserve">, </w:t>
             </w:r>
             <w:r>
               <w:rPr>
@@ -28689,14 +28727,14 @@
                 <w:color w:val="0F172A"/>
                 <w:sz w:val="18"/>
               </w:rPr>
-              <w:t>X/20 questions today</w:t>
-            </w:r>
-            <w:r>
-              <w:rPr>
-                <w:color w:val="1E293B"/>
-                <w:sz w:val="18"/>
-              </w:rPr>
-              <w:t xml:space="preserve"> for guests (turns red at limit). Signed-in parents and child sessions continue to use server-side tracking. </w:t>
+              <w:t>X-Content-Type-Options: nosniff</w:t>
+            </w:r>
+            <w:r>
+              <w:rPr>
+                <w:color w:val="1E293B"/>
+                <w:sz w:val="18"/>
+              </w:rPr>
+              <w:t xml:space="preserve">, </w:t>
             </w:r>
             <w:r>
               <w:rPr>
@@ -28704,14 +28742,89 @@
                 <w:color w:val="0F172A"/>
                 <w:sz w:val="18"/>
               </w:rPr>
-              <w:t>app/components/GuestLimitModal.tsx</w:t>
-            </w:r>
-            <w:r>
-              <w:rPr>
-                <w:color w:val="1E293B"/>
-                <w:sz w:val="18"/>
-              </w:rPr>
-              <w:t xml:space="preserve"> added</w:t>
+              <w:t>Referrer-Policy: strict-origin-when-cross-origin</w:t>
+            </w:r>
+            <w:r>
+              <w:rPr>
+                <w:color w:val="1E293B"/>
+                <w:sz w:val="18"/>
+              </w:rPr>
+              <w:t xml:space="preserve">, </w:t>
+            </w:r>
+            <w:r>
+              <w:rPr>
+                <w:rFonts w:ascii="Courier New" w:hAnsi="Courier New"/>
+                <w:color w:val="0F172A"/>
+                <w:sz w:val="18"/>
+              </w:rPr>
+              <w:t>Permissions-Policy</w:t>
+            </w:r>
+            <w:r>
+              <w:rPr>
+                <w:color w:val="1E293B"/>
+                <w:sz w:val="18"/>
+              </w:rPr>
+              <w:t xml:space="preserve"> (blocks camera/mic/geo/payment), </w:t>
+            </w:r>
+            <w:r>
+              <w:rPr>
+                <w:rFonts w:ascii="Courier New" w:hAnsi="Courier New"/>
+                <w:color w:val="0F172A"/>
+                <w:sz w:val="18"/>
+              </w:rPr>
+              <w:t>Strict-Transport-Security</w:t>
+            </w:r>
+            <w:r>
+              <w:rPr>
+                <w:color w:val="1E293B"/>
+                <w:sz w:val="18"/>
+              </w:rPr>
+              <w:t xml:space="preserve"> (2yr + preload), </w:t>
+            </w:r>
+            <w:r>
+              <w:rPr>
+                <w:rFonts w:ascii="Courier New" w:hAnsi="Courier New"/>
+                <w:color w:val="0F172A"/>
+                <w:sz w:val="18"/>
+              </w:rPr>
+              <w:t>X-DNS-Prefetch-Control</w:t>
+            </w:r>
+            <w:r>
+              <w:rPr>
+                <w:color w:val="1E293B"/>
+                <w:sz w:val="18"/>
+              </w:rPr>
+              <w:t xml:space="preserve">, and a full </w:t>
+            </w:r>
+            <w:r>
+              <w:rPr>
+                <w:rFonts w:ascii="Courier New" w:hAnsi="Courier New"/>
+                <w:color w:val="0F172A"/>
+                <w:sz w:val="18"/>
+              </w:rPr>
+              <w:t>Content-Security-Policy</w:t>
+            </w:r>
+            <w:r>
+              <w:rPr>
+                <w:color w:val="1E293B"/>
+                <w:sz w:val="18"/>
+              </w:rPr>
+              <w:t xml:space="preserve"> covering script/style/font/img/connect/frame origins for Clerk, Stripe, KaTeX, Google Fonts, and Vercel Analytics. (2) </w:t>
+            </w:r>
+            <w:r>
+              <w:rPr>
+                <w:rFonts w:ascii="Courier New" w:hAnsi="Courier New"/>
+                <w:color w:val="0F172A"/>
+                <w:sz w:val="18"/>
+              </w:rPr>
+              <w:t>scripts/pentest.mjs</w:t>
+            </w:r>
+            <w:r>
+              <w:rPr>
+                <w:color w:val="1E293B"/>
+                <w:sz w:val="18"/>
+              </w:rPr>
+              <w:t xml:space="preserve"> — runnable Node.js audit that checks headers, probes 7 API endpoints for unauthenticated access, runs npm audit, scans codebase for dangerous patterns (dangerouslySetInnerHTML, eval, hardcoded secrets, SQL injection, wildcard CORS, sensitive console.log, NEXT_PUBLIC_ secrets, missing auth on API routes), and checks TLS redirect; outputs structured JSON. (3) Weekly Claude Code agent scheduled trigger (every Monday 18:00 UTC) — runs the audit, auto-fixes CRITICAL/HIGH findings, rebuilds, deploys, re-audits to confirm, updates DESIGN.md, and emails the founder a markdown report</w:t>
             </w:r>
           </w:p>
         </w:tc>
@@ -28738,7 +28851,7 @@
                 <w:b/>
                 <w:color w:val="1E293B"/>
               </w:rPr>
-              <w:t>v0.23.0</w:t>
+              <w:t>v0.24.0</w:t>
             </w:r>
           </w:p>
         </w:tc>
@@ -28788,6 +28901,143 @@
                 <w:color w:val="1E293B"/>
                 <w:sz w:val="18"/>
               </w:rPr>
+              <w:t>Guest 20-questions/day limit — anonymous users (no Clerk session, no child session) are now gated at 20 questions per day via localStorage (</w:t>
+            </w:r>
+            <w:r>
+              <w:rPr>
+                <w:rFonts w:ascii="Courier New" w:hAnsi="Courier New"/>
+                <w:color w:val="0F172A"/>
+                <w:sz w:val="18"/>
+              </w:rPr>
+              <w:t>selected_guest_usage: {count, date}</w:t>
+            </w:r>
+            <w:r>
+              <w:rPr>
+                <w:color w:val="1E293B"/>
+                <w:sz w:val="18"/>
+              </w:rPr>
+              <w:t xml:space="preserve">). On limit hit or locked-mode attempt, </w:t>
+            </w:r>
+            <w:r>
+              <w:rPr>
+                <w:rFonts w:ascii="Courier New" w:hAnsi="Courier New"/>
+                <w:color w:val="0F172A"/>
+                <w:sz w:val="18"/>
+              </w:rPr>
+              <w:t>GuestLimitModal</w:t>
+            </w:r>
+            <w:r>
+              <w:rPr>
+                <w:color w:val="1E293B"/>
+                <w:sz w:val="18"/>
+              </w:rPr>
+              <w:t xml:space="preserve"> opens: shows reset countdown to midnight, "Start free 7-day trial" (Clerk SignUpButton modal) and "I already have an account" (SignInButton modal). Header badge shows </w:t>
+            </w:r>
+            <w:r>
+              <w:rPr>
+                <w:rFonts w:ascii="Courier New" w:hAnsi="Courier New"/>
+                <w:color w:val="0F172A"/>
+                <w:sz w:val="18"/>
+              </w:rPr>
+              <w:t>X/20 questions today</w:t>
+            </w:r>
+            <w:r>
+              <w:rPr>
+                <w:color w:val="1E293B"/>
+                <w:sz w:val="18"/>
+              </w:rPr>
+              <w:t xml:space="preserve"> for guests (turns red at limit). Signed-in parents and child sessions continue to use server-side tracking. </w:t>
+            </w:r>
+            <w:r>
+              <w:rPr>
+                <w:rFonts w:ascii="Courier New" w:hAnsi="Courier New"/>
+                <w:color w:val="0F172A"/>
+                <w:sz w:val="18"/>
+              </w:rPr>
+              <w:t>app/components/GuestLimitModal.tsx</w:t>
+            </w:r>
+            <w:r>
+              <w:rPr>
+                <w:color w:val="1E293B"/>
+                <w:sz w:val="18"/>
+              </w:rPr>
+              <w:t xml:space="preserve"> added</w:t>
+            </w:r>
+          </w:p>
+        </w:tc>
+      </w:tr>
+      <w:tr>
+        <w:tc>
+          <w:tcPr>
+            <w:tcW w:type="dxa" w:w="3024"/>
+            <w:shd w:val="clear" w:color="auto" w:fill="F8FAFC"/>
+            <w:tcBorders>
+              <w:top w:val="single" w:sz="4" w:space="0" w:color="E2E8F0"/>
+              <w:left w:val="single" w:sz="4" w:space="0" w:color="E2E8F0"/>
+              <w:bottom w:val="single" w:sz="4" w:space="0" w:color="E2E8F0"/>
+              <w:right w:val="single" w:sz="4" w:space="0" w:color="E2E8F0"/>
+            </w:tcBorders>
+          </w:tcPr>
+          <w:p>
+            <w:pPr>
+              <w:spacing w:before="30" w:after="30"/>
+            </w:pPr>
+            <w:r/>
+            <w:r>
+              <w:rPr>
+                <w:b/>
+                <w:color w:val="1E293B"/>
+              </w:rPr>
+              <w:t>v0.23.0</w:t>
+            </w:r>
+          </w:p>
+        </w:tc>
+        <w:tc>
+          <w:tcPr>
+            <w:tcW w:type="dxa" w:w="3024"/>
+            <w:shd w:val="clear" w:color="auto" w:fill="F8FAFC"/>
+            <w:tcBorders>
+              <w:top w:val="single" w:sz="4" w:space="0" w:color="E2E8F0"/>
+              <w:left w:val="single" w:sz="4" w:space="0" w:color="E2E8F0"/>
+              <w:bottom w:val="single" w:sz="4" w:space="0" w:color="E2E8F0"/>
+              <w:right w:val="single" w:sz="4" w:space="0" w:color="E2E8F0"/>
+            </w:tcBorders>
+          </w:tcPr>
+          <w:p>
+            <w:pPr>
+              <w:spacing w:before="30" w:after="30"/>
+            </w:pPr>
+            <w:r/>
+            <w:r>
+              <w:rPr>
+                <w:color w:val="1E293B"/>
+                <w:sz w:val="18"/>
+              </w:rPr>
+              <w:t>July 2026</w:t>
+            </w:r>
+          </w:p>
+        </w:tc>
+        <w:tc>
+          <w:tcPr>
+            <w:tcW w:type="dxa" w:w="3024"/>
+            <w:shd w:val="clear" w:color="auto" w:fill="F8FAFC"/>
+            <w:tcBorders>
+              <w:top w:val="single" w:sz="4" w:space="0" w:color="E2E8F0"/>
+              <w:left w:val="single" w:sz="4" w:space="0" w:color="E2E8F0"/>
+              <w:bottom w:val="single" w:sz="4" w:space="0" w:color="E2E8F0"/>
+              <w:right w:val="single" w:sz="4" w:space="0" w:color="E2E8F0"/>
+            </w:tcBorders>
+          </w:tcPr>
+          <w:p>
+            <w:pPr>
+              <w:spacing w:before="30" w:after="30"/>
+            </w:pPr>
+            <w:r/>
+            <w:r>
+              <w:rPr>
+                <w:color w:val="1E293B"/>
+                <w:sz w:val="18"/>
+              </w:rPr>
               <w:t xml:space="preserve">Landing page: exam coverage panel, testimonials section, FAQ accordion — (1) Hero redesigned to two-column layout on desktop: text/CTAs left, exam coverage panel right. Panel shows 8 colour-coded exam badges (AMC, Olympiad, ACER, ICAS, ATAR, NAPLAN, Bebras, KSF) with name, full title, year range, and coloured accent bar. Includes legal disclaimer: "SelectEd is an independent preparation platform. Not affiliated with, endorsed by, or connected to the organisations that administer these assessments." (2) Testimonials section added (after Founder card): 3 hardcoded seed cards + fetched approved DB testimonials; "Share your experience →" opens inline form (name, location, star rating, quote); </w:t>
             </w:r>
             <w:r>
@@ -28892,7 +29142,7 @@
           <w:i/>
           <w:color w:val="1E293B"/>
         </w:rPr>
-        <w:t>Document last updated: 1 July 2026 (v0.28). Updated alongside the codebase whenever routes, components, or UX decisions change.</w:t>
+        <w:t>Document last updated: 1 July 2026 (v0.29). Updated alongside the codebase whenever routes, components, or UX decisions change.</w:t>
       </w:r>
     </w:p>
     <w:p>

--- a/DESIGN.docx
+++ b/DESIGN.docx
@@ -27777,7 +27777,7 @@
                 <w:b/>
                 <w:color w:val="1E293B"/>
               </w:rPr>
-              <w:t>v0.29.0</w:t>
+              <w:t>v0.30.0</w:t>
             </w:r>
           </w:p>
         </w:tc>
@@ -27827,7 +27827,21 @@
                 <w:color w:val="1E293B"/>
                 <w:sz w:val="18"/>
               </w:rPr>
-              <w:t xml:space="preserve">Guest limit reduced 20 → 10 questions/day — updated in </w:t>
+              <w:t xml:space="preserve">Cinematic hero background — (1) </w:t>
+            </w:r>
+            <w:r>
+              <w:rPr>
+                <w:b/>
+                <w:color w:val="1E293B"/>
+              </w:rPr>
+              <w:t>Video background infrastructure</w:t>
+            </w:r>
+            <w:r>
+              <w:rPr>
+                <w:color w:val="1E293B"/>
+                <w:sz w:val="18"/>
+              </w:rPr>
+              <w:t xml:space="preserve">: hero section now mounts an HTML5 </w:t>
             </w:r>
             <w:r>
               <w:rPr>
@@ -27835,14 +27849,14 @@
                 <w:color w:val="0F172A"/>
                 <w:sz w:val="18"/>
               </w:rPr>
-              <w:t>GUEST_DAILY_LIMIT</w:t>
-            </w:r>
-            <w:r>
-              <w:rPr>
-                <w:color w:val="1E293B"/>
-                <w:sz w:val="18"/>
-              </w:rPr>
-              <w:t xml:space="preserve"> constant (</w:t>
+              <w:t>&lt;video autoPlay muted loop playsInline&gt;</w:t>
+            </w:r>
+            <w:r>
+              <w:rPr>
+                <w:color w:val="1E293B"/>
+                <w:sz w:val="18"/>
+              </w:rPr>
+              <w:t xml:space="preserve"> element pointing to </w:t>
             </w:r>
             <w:r>
               <w:rPr>
@@ -27850,14 +27864,14 @@
                 <w:color w:val="0F172A"/>
                 <w:sz w:val="18"/>
               </w:rPr>
-              <w:t>app/page.tsx</w:t>
-            </w:r>
-            <w:r>
-              <w:rPr>
-                <w:color w:val="1E293B"/>
-                <w:sz w:val="18"/>
-              </w:rPr>
-              <w:t xml:space="preserve">, </w:t>
+              <w:t>/public/tutor-bg.mp4</w:t>
+            </w:r>
+            <w:r>
+              <w:rPr>
+                <w:color w:val="1E293B"/>
+                <w:sz w:val="18"/>
+              </w:rPr>
+              <w:t xml:space="preserve">. </w:t>
             </w:r>
             <w:r>
               <w:rPr>
@@ -27865,14 +27879,14 @@
                 <w:color w:val="0F172A"/>
                 <w:sz w:val="18"/>
               </w:rPr>
-              <w:t>GuestLimitModal.tsx</w:t>
-            </w:r>
-            <w:r>
-              <w:rPr>
-                <w:color w:val="1E293B"/>
-                <w:sz w:val="18"/>
-              </w:rPr>
-              <w:t xml:space="preserve">), rolling banner copy, FAQ answer, trust badge, and parent dashboard label. CAPTCHA gate on sign-up — (1) </w:t>
+              <w:t>videoBgReady</w:t>
+            </w:r>
+            <w:r>
+              <w:rPr>
+                <w:color w:val="1E293B"/>
+                <w:sz w:val="18"/>
+              </w:rPr>
+              <w:t xml:space="preserve"> React state tracks </w:t>
             </w:r>
             <w:r>
               <w:rPr>
@@ -27880,14 +27894,14 @@
                 <w:color w:val="0F172A"/>
                 <w:sz w:val="18"/>
               </w:rPr>
-              <w:t>/sign-up</w:t>
-            </w:r>
-            <w:r>
-              <w:rPr>
-                <w:color w:val="1E293B"/>
-                <w:sz w:val="18"/>
-              </w:rPr>
-              <w:t xml:space="preserve"> page now shows a math CAPTCHA challenge before the Clerk </w:t>
+              <w:t>onCanPlay</w:t>
+            </w:r>
+            <w:r>
+              <w:rPr>
+                <w:color w:val="1E293B"/>
+                <w:sz w:val="18"/>
+              </w:rPr>
+              <w:t xml:space="preserve">; the video fades in with a 1.2 s opacity transition once loaded. When no video file is present (or on load failure), </w:t>
             </w:r>
             <w:r>
               <w:rPr>
@@ -27895,14 +27909,14 @@
                 <w:color w:val="0F172A"/>
                 <w:sz w:val="18"/>
               </w:rPr>
-              <w:t>&lt;SignUp /&gt;</w:t>
-            </w:r>
-            <w:r>
-              <w:rPr>
-                <w:color w:val="1E293B"/>
-                <w:sz w:val="18"/>
-              </w:rPr>
-              <w:t xml:space="preserve"> form renders (client component with </w:t>
+              <w:t>videoBgReady</w:t>
+            </w:r>
+            <w:r>
+              <w:rPr>
+                <w:color w:val="1E293B"/>
+                <w:sz w:val="18"/>
+              </w:rPr>
+              <w:t xml:space="preserve"> stays </w:t>
             </w:r>
             <w:r>
               <w:rPr>
@@ -27910,14 +27924,28 @@
                 <w:color w:val="0F172A"/>
                 <w:sz w:val="18"/>
               </w:rPr>
-              <w:t>useState</w:t>
-            </w:r>
-            <w:r>
-              <w:rPr>
-                <w:color w:val="1E293B"/>
-                <w:sz w:val="18"/>
-              </w:rPr>
-              <w:t xml:space="preserve"> gate). (2) New </w:t>
+              <w:t>false</w:t>
+            </w:r>
+            <w:r>
+              <w:rPr>
+                <w:color w:val="1E293B"/>
+                <w:sz w:val="18"/>
+              </w:rPr>
+              <w:t xml:space="preserve"> and the full CSS-animated scene renders instead. (2) </w:t>
+            </w:r>
+            <w:r>
+              <w:rPr>
+                <w:b/>
+                <w:color w:val="1E293B"/>
+              </w:rPr>
+              <w:t>CSS animated tutor scene</w:t>
+            </w:r>
+            <w:r>
+              <w:rPr>
+                <w:color w:val="1E293B"/>
+                <w:sz w:val="18"/>
+              </w:rPr>
+              <w:t xml:space="preserve"> (fallback + always-on decoration): deep navy base gradient (</w:t>
             </w:r>
             <w:r>
               <w:rPr>
@@ -27925,14 +27953,14 @@
                 <w:color w:val="0F172A"/>
                 <w:sz w:val="18"/>
               </w:rPr>
-              <w:t>CaptchaSignUpGate</w:t>
-            </w:r>
-            <w:r>
-              <w:rPr>
-                <w:color w:val="1E293B"/>
-                <w:sz w:val="18"/>
-              </w:rPr>
-              <w:t xml:space="preserve"> component (</w:t>
+              <w:t>#000936 → #060e3f → #0c1848</w:t>
+            </w:r>
+            <w:r>
+              <w:rPr>
+                <w:color w:val="1E293B"/>
+                <w:sz w:val="18"/>
+              </w:rPr>
+              <w:t xml:space="preserve">); a large 340 px blue radial-gradient AI orb (top-left) with </w:t>
             </w:r>
             <w:r>
               <w:rPr>
@@ -27940,14 +27968,14 @@
                 <w:color w:val="0F172A"/>
                 <w:sz w:val="18"/>
               </w:rPr>
-              <w:t>app/components/CaptchaSignUpGate.tsx</w:t>
-            </w:r>
-            <w:r>
-              <w:rPr>
-                <w:color w:val="1E293B"/>
-                <w:sz w:val="18"/>
-              </w:rPr>
-              <w:t xml:space="preserve">) wraps any button with a CAPTCHA modal; uses </w:t>
+              <w:t>ai-orb-pulse</w:t>
+            </w:r>
+            <w:r>
+              <w:rPr>
+                <w:color w:val="1E293B"/>
+                <w:sz w:val="18"/>
+              </w:rPr>
+              <w:t xml:space="preserve"> keyframe (scale 1 → 1.09, opacity pulse); a 520 px outer ambient glow around the orb; a 380 px warm amber/orange </w:t>
             </w:r>
             <w:r>
               <w:rPr>
@@ -27955,14 +27983,14 @@
                 <w:color w:val="0F172A"/>
                 <w:sz w:val="18"/>
               </w:rPr>
-              <w:t>useClerk().openSignUp()</w:t>
-            </w:r>
-            <w:r>
-              <w:rPr>
-                <w:color w:val="1E293B"/>
-                <w:sz w:val="18"/>
-              </w:rPr>
-              <w:t xml:space="preserve"> to open Clerk's sign-up modal after successful verification. </w:t>
+              <w:t>warm-glow</w:t>
+            </w:r>
+            <w:r>
+              <w:rPr>
+                <w:color w:val="1E293B"/>
+                <w:sz w:val="18"/>
+              </w:rPr>
+              <w:t xml:space="preserve"> radial gradient (right, </w:t>
             </w:r>
             <w:r>
               <w:rPr>
@@ -27970,14 +27998,14 @@
                 <w:color w:val="0F172A"/>
                 <w:sz w:val="18"/>
               </w:rPr>
-              <w:t>GuestLimitModal</w:t>
-            </w:r>
-            <w:r>
-              <w:rPr>
-                <w:color w:val="1E293B"/>
-                <w:sz w:val="18"/>
-              </w:rPr>
-              <w:t xml:space="preserve">'s "Start free 7-day trial →" button now uses </w:t>
+              <w:t>warm-glow</w:t>
+            </w:r>
+            <w:r>
+              <w:rPr>
+                <w:color w:val="1E293B"/>
+                <w:sz w:val="18"/>
+              </w:rPr>
+              <w:t xml:space="preserve"> keyframe) representing the student; a 2 px horizontal </w:t>
             </w:r>
             <w:r>
               <w:rPr>
@@ -27985,14 +28013,14 @@
                 <w:color w:val="0F172A"/>
                 <w:sz w:val="18"/>
               </w:rPr>
-              <w:t>CaptchaSignUpGate</w:t>
-            </w:r>
-            <w:r>
-              <w:rPr>
-                <w:color w:val="1E293B"/>
-                <w:sz w:val="18"/>
-              </w:rPr>
-              <w:t xml:space="preserve"> instead of </w:t>
+              <w:t>beam-pulse</w:t>
+            </w:r>
+            <w:r>
+              <w:rPr>
+                <w:color w:val="1E293B"/>
+                <w:sz w:val="18"/>
+              </w:rPr>
+              <w:t xml:space="preserve"> connection line between orb and student; 20 rising dot particles (</w:t>
             </w:r>
             <w:r>
               <w:rPr>
@@ -28000,7 +28028,520 @@
                 <w:color w:val="0F172A"/>
                 <w:sz w:val="18"/>
               </w:rPr>
-              <w:t>&lt;SignUpButton&gt;</w:t>
+              <w:t>particle-rise</w:t>
+            </w:r>
+            <w:r>
+              <w:rPr>
+                <w:color w:val="1E293B"/>
+                <w:sz w:val="18"/>
+              </w:rPr>
+              <w:t xml:space="preserve"> keyframe); 5 floating maths equations (</w:t>
+            </w:r>
+            <w:r>
+              <w:rPr>
+                <w:rFonts w:ascii="Courier New" w:hAnsi="Courier New"/>
+                <w:color w:val="0F172A"/>
+                <w:sz w:val="18"/>
+              </w:rPr>
+              <w:t>float-equation</w:t>
+            </w:r>
+            <w:r>
+              <w:rPr>
+                <w:color w:val="1E293B"/>
+                <w:sz w:val="18"/>
+              </w:rPr>
+              <w:t xml:space="preserve"> keyframe — e.g. </w:t>
+            </w:r>
+            <w:r>
+              <w:rPr>
+                <w:rFonts w:ascii="Courier New" w:hAnsi="Courier New"/>
+                <w:color w:val="0F172A"/>
+                <w:sz w:val="18"/>
+              </w:rPr>
+              <w:t>y = mx + b</w:t>
+            </w:r>
+            <w:r>
+              <w:rPr>
+                <w:color w:val="1E293B"/>
+                <w:sz w:val="18"/>
+              </w:rPr>
+              <w:t xml:space="preserve">, </w:t>
+            </w:r>
+            <w:r>
+              <w:rPr>
+                <w:rFonts w:ascii="Courier New" w:hAnsi="Courier New"/>
+                <w:color w:val="0F172A"/>
+                <w:sz w:val="18"/>
+              </w:rPr>
+              <w:t>E = mc²</w:t>
+            </w:r>
+            <w:r>
+              <w:rPr>
+                <w:color w:val="1E293B"/>
+                <w:sz w:val="18"/>
+              </w:rPr>
+              <w:t xml:space="preserve">, </w:t>
+            </w:r>
+            <w:r>
+              <w:rPr>
+                <w:rFonts w:ascii="Courier New" w:hAnsi="Courier New"/>
+                <w:color w:val="0F172A"/>
+                <w:sz w:val="18"/>
+              </w:rPr>
+              <w:t>P(A) = n(A)/n(S)</w:t>
+            </w:r>
+            <w:r>
+              <w:rPr>
+                <w:color w:val="1E293B"/>
+                <w:sz w:val="18"/>
+              </w:rPr>
+              <w:t xml:space="preserve">, </w:t>
+            </w:r>
+            <w:r>
+              <w:rPr>
+                <w:rFonts w:ascii="Courier New" w:hAnsi="Courier New"/>
+                <w:color w:val="0F172A"/>
+                <w:sz w:val="18"/>
+              </w:rPr>
+              <w:t>∫₀¹ f(x) dx</w:t>
+            </w:r>
+            <w:r>
+              <w:rPr>
+                <w:color w:val="1E293B"/>
+                <w:sz w:val="18"/>
+              </w:rPr>
+              <w:t xml:space="preserve">, </w:t>
+            </w:r>
+            <w:r>
+              <w:rPr>
+                <w:rFonts w:ascii="Courier New" w:hAnsi="Courier New"/>
+                <w:color w:val="0F172A"/>
+                <w:sz w:val="18"/>
+              </w:rPr>
+              <w:t>ax² + bx + c = 0</w:t>
+            </w:r>
+            <w:r>
+              <w:rPr>
+                <w:color w:val="1E293B"/>
+                <w:sz w:val="18"/>
+              </w:rPr>
+              <w:t>); 16 floating maths symbols (</w:t>
+            </w:r>
+            <w:r>
+              <w:rPr>
+                <w:rFonts w:ascii="Courier New" w:hAnsi="Courier New"/>
+                <w:color w:val="0F172A"/>
+                <w:sz w:val="18"/>
+              </w:rPr>
+              <w:t>float-symbol</w:t>
+            </w:r>
+            <w:r>
+              <w:rPr>
+                <w:color w:val="1E293B"/>
+                <w:sz w:val="18"/>
+              </w:rPr>
+              <w:t xml:space="preserve">, unchanged from v0.28, but colour-shifted to semi-transparent RGBA values for dark background). (3) </w:t>
+            </w:r>
+            <w:r>
+              <w:rPr>
+                <w:b/>
+                <w:color w:val="1E293B"/>
+              </w:rPr>
+              <w:t>Dark overlay</w:t>
+            </w:r>
+            <w:r>
+              <w:rPr>
+                <w:color w:val="1E293B"/>
+                <w:sz w:val="18"/>
+              </w:rPr>
+              <w:t xml:space="preserve">: linear-gradient overlay adjusts dynamically — thick dark when CSS scene shows, semi-transparent when video plays. (4) </w:t>
+            </w:r>
+            <w:r>
+              <w:rPr>
+                <w:b/>
+                <w:color w:val="1E293B"/>
+              </w:rPr>
+              <w:t>Bottom white fade</w:t>
+            </w:r>
+            <w:r>
+              <w:rPr>
+                <w:color w:val="1E293B"/>
+                <w:sz w:val="18"/>
+              </w:rPr>
+              <w:t xml:space="preserve">: 28-rem </w:t>
+            </w:r>
+            <w:r>
+              <w:rPr>
+                <w:rFonts w:ascii="Courier New" w:hAnsi="Courier New"/>
+                <w:color w:val="0F172A"/>
+                <w:sz w:val="18"/>
+              </w:rPr>
+              <w:t>h-28</w:t>
+            </w:r>
+            <w:r>
+              <w:rPr>
+                <w:color w:val="1E293B"/>
+                <w:sz w:val="18"/>
+              </w:rPr>
+              <w:t xml:space="preserve"> gradient </w:t>
+            </w:r>
+            <w:r>
+              <w:rPr>
+                <w:rFonts w:ascii="Courier New" w:hAnsi="Courier New"/>
+                <w:color w:val="0F172A"/>
+                <w:sz w:val="18"/>
+              </w:rPr>
+              <w:t>transparent → #ffffff</w:t>
+            </w:r>
+            <w:r>
+              <w:rPr>
+                <w:color w:val="1E293B"/>
+                <w:sz w:val="18"/>
+              </w:rPr>
+              <w:t xml:space="preserve"> at hero bottom so hero blends into the white sections below. (5) </w:t>
+            </w:r>
+            <w:r>
+              <w:rPr>
+                <w:b/>
+                <w:color w:val="1E293B"/>
+              </w:rPr>
+              <w:t>Hero text redesigned for dark background</w:t>
+            </w:r>
+            <w:r>
+              <w:rPr>
+                <w:color w:val="1E293B"/>
+                <w:sz w:val="18"/>
+              </w:rPr>
+              <w:t xml:space="preserve">: headline in white </w:t>
+            </w:r>
+            <w:r>
+              <w:rPr>
+                <w:rFonts w:ascii="Courier New" w:hAnsi="Courier New"/>
+                <w:color w:val="0F172A"/>
+                <w:sz w:val="18"/>
+              </w:rPr>
+              <w:t>#ffffff</w:t>
+            </w:r>
+            <w:r>
+              <w:rPr>
+                <w:color w:val="1E293B"/>
+                <w:sz w:val="18"/>
+              </w:rPr>
+              <w:t xml:space="preserve">, accent span in sky-blue </w:t>
+            </w:r>
+            <w:r>
+              <w:rPr>
+                <w:rFonts w:ascii="Courier New" w:hAnsi="Courier New"/>
+                <w:color w:val="0F172A"/>
+                <w:sz w:val="18"/>
+              </w:rPr>
+              <w:t>#56DBFF</w:t>
+            </w:r>
+            <w:r>
+              <w:rPr>
+                <w:color w:val="1E293B"/>
+                <w:sz w:val="18"/>
+              </w:rPr>
+              <w:t xml:space="preserve">; subheadline at </w:t>
+            </w:r>
+            <w:r>
+              <w:rPr>
+                <w:rFonts w:ascii="Courier New" w:hAnsi="Courier New"/>
+                <w:color w:val="0F172A"/>
+                <w:sz w:val="18"/>
+              </w:rPr>
+              <w:t>rgba(255,255,255,0.72)</w:t>
+            </w:r>
+            <w:r>
+              <w:rPr>
+                <w:color w:val="1E293B"/>
+                <w:sz w:val="18"/>
+              </w:rPr>
+              <w:t>; "Australia's AI-powered exam prep platform" badge uses glass pill (</w:t>
+            </w:r>
+            <w:r>
+              <w:rPr>
+                <w:rFonts w:ascii="Courier New" w:hAnsi="Courier New"/>
+                <w:color w:val="0F172A"/>
+                <w:sz w:val="18"/>
+              </w:rPr>
+              <w:t>rgba(255,255,255,0.08)</w:t>
+            </w:r>
+            <w:r>
+              <w:rPr>
+                <w:color w:val="1E293B"/>
+                <w:sz w:val="18"/>
+              </w:rPr>
+              <w:t xml:space="preserve"> bg + </w:t>
+            </w:r>
+            <w:r>
+              <w:rPr>
+                <w:rFonts w:ascii="Courier New" w:hAnsi="Courier New"/>
+                <w:color w:val="0F172A"/>
+                <w:sz w:val="18"/>
+              </w:rPr>
+              <w:t>rgba(255,255,255,0.20)</w:t>
+            </w:r>
+            <w:r>
+              <w:rPr>
+                <w:color w:val="1E293B"/>
+                <w:sz w:val="18"/>
+              </w:rPr>
+              <w:t xml:space="preserve"> border + </w:t>
+            </w:r>
+            <w:r>
+              <w:rPr>
+                <w:rFonts w:ascii="Courier New" w:hAnsi="Courier New"/>
+                <w:color w:val="0F172A"/>
+                <w:sz w:val="18"/>
+              </w:rPr>
+              <w:t>backdropFilter: blur(8px)</w:t>
+            </w:r>
+            <w:r>
+              <w:rPr>
+                <w:color w:val="1E293B"/>
+                <w:sz w:val="18"/>
+              </w:rPr>
+              <w:t xml:space="preserve">); primary CTA changed from navy/gold to gold </w:t>
+            </w:r>
+            <w:r>
+              <w:rPr>
+                <w:rFonts w:ascii="Courier New" w:hAnsi="Courier New"/>
+                <w:color w:val="0F172A"/>
+                <w:sz w:val="18"/>
+              </w:rPr>
+              <w:t>#FDC800</w:t>
+            </w:r>
+            <w:r>
+              <w:rPr>
+                <w:color w:val="1E293B"/>
+                <w:sz w:val="18"/>
+              </w:rPr>
+              <w:t xml:space="preserve">/navy for maximum contrast on dark; secondary CTA ("I'm a student") uses </w:t>
+            </w:r>
+            <w:r>
+              <w:rPr>
+                <w:rFonts w:ascii="Courier New" w:hAnsi="Courier New"/>
+                <w:color w:val="0F172A"/>
+                <w:sz w:val="18"/>
+              </w:rPr>
+              <w:t>rgba(255,255,255,0.28)</w:t>
+            </w:r>
+            <w:r>
+              <w:rPr>
+                <w:color w:val="1E293B"/>
+                <w:sz w:val="18"/>
+              </w:rPr>
+              <w:t xml:space="preserve"> border and glass bg. (6) </w:t>
+            </w:r>
+            <w:r>
+              <w:rPr>
+                <w:b/>
+                <w:color w:val="1E293B"/>
+              </w:rPr>
+              <w:t>Frosted glass exam badge panel</w:t>
+            </w:r>
+            <w:r>
+              <w:rPr>
+                <w:color w:val="1E293B"/>
+                <w:sz w:val="18"/>
+              </w:rPr>
+              <w:t xml:space="preserve">: right column redesigned with </w:t>
+            </w:r>
+            <w:r>
+              <w:rPr>
+                <w:rFonts w:ascii="Courier New" w:hAnsi="Courier New"/>
+                <w:color w:val="0F172A"/>
+                <w:sz w:val="18"/>
+              </w:rPr>
+              <w:t>backdropFilter: blur(20px)</w:t>
+            </w:r>
+            <w:r>
+              <w:rPr>
+                <w:color w:val="1E293B"/>
+                <w:sz w:val="18"/>
+              </w:rPr>
+              <w:t xml:space="preserve"> + </w:t>
+            </w:r>
+            <w:r>
+              <w:rPr>
+                <w:rFonts w:ascii="Courier New" w:hAnsi="Courier New"/>
+                <w:color w:val="0F172A"/>
+                <w:sz w:val="18"/>
+              </w:rPr>
+              <w:t>-webkit-backdrop-filter</w:t>
+            </w:r>
+            <w:r>
+              <w:rPr>
+                <w:color w:val="1E293B"/>
+                <w:sz w:val="18"/>
+              </w:rPr>
+              <w:t xml:space="preserve"> glass card (</w:t>
+            </w:r>
+            <w:r>
+              <w:rPr>
+                <w:rFonts w:ascii="Courier New" w:hAnsi="Courier New"/>
+                <w:color w:val="0F172A"/>
+                <w:sz w:val="18"/>
+              </w:rPr>
+              <w:t>rgba(255,255,255,0.07)</w:t>
+            </w:r>
+            <w:r>
+              <w:rPr>
+                <w:color w:val="1E293B"/>
+                <w:sz w:val="18"/>
+              </w:rPr>
+              <w:t xml:space="preserve"> bg, </w:t>
+            </w:r>
+            <w:r>
+              <w:rPr>
+                <w:rFonts w:ascii="Courier New" w:hAnsi="Courier New"/>
+                <w:color w:val="0F172A"/>
+                <w:sz w:val="18"/>
+              </w:rPr>
+              <w:t>rgba(255,255,255,0.13)</w:t>
+            </w:r>
+            <w:r>
+              <w:rPr>
+                <w:color w:val="1E293B"/>
+                <w:sz w:val="18"/>
+              </w:rPr>
+              <w:t xml:space="preserve"> border, deep box-shadow </w:t>
+            </w:r>
+            <w:r>
+              <w:rPr>
+                <w:rFonts w:ascii="Courier New" w:hAnsi="Courier New"/>
+                <w:color w:val="0F172A"/>
+                <w:sz w:val="18"/>
+              </w:rPr>
+              <w:t>0 8px 48px rgba(0,0,0,0.45)</w:t>
+            </w:r>
+            <w:r>
+              <w:rPr>
+                <w:color w:val="1E293B"/>
+                <w:sz w:val="18"/>
+              </w:rPr>
+              <w:t xml:space="preserve">); badge card backgrounds changed to </w:t>
+            </w:r>
+            <w:r>
+              <w:rPr>
+                <w:rFonts w:ascii="Courier New" w:hAnsi="Courier New"/>
+                <w:color w:val="0F172A"/>
+                <w:sz w:val="18"/>
+              </w:rPr>
+              <w:t>rgba(255,255,255,0.05)</w:t>
+            </w:r>
+            <w:r>
+              <w:rPr>
+                <w:color w:val="1E293B"/>
+                <w:sz w:val="18"/>
+              </w:rPr>
+              <w:t xml:space="preserve">; badge circle glows use per-exam colour box-shadow; label text uses </w:t>
+            </w:r>
+            <w:r>
+              <w:rPr>
+                <w:rFonts w:ascii="Courier New" w:hAnsi="Courier New"/>
+                <w:color w:val="0F172A"/>
+                <w:sz w:val="18"/>
+              </w:rPr>
+              <w:t>rgba(255,255,255,0.6)</w:t>
+            </w:r>
+            <w:r>
+              <w:rPr>
+                <w:color w:val="1E293B"/>
+                <w:sz w:val="18"/>
+              </w:rPr>
+              <w:t xml:space="preserve">. New CSS keyframes added: </w:t>
+            </w:r>
+            <w:r>
+              <w:rPr>
+                <w:rFonts w:ascii="Courier New" w:hAnsi="Courier New"/>
+                <w:color w:val="0F172A"/>
+                <w:sz w:val="18"/>
+              </w:rPr>
+              <w:t>ai-orb-pulse</w:t>
+            </w:r>
+            <w:r>
+              <w:rPr>
+                <w:color w:val="1E293B"/>
+                <w:sz w:val="18"/>
+              </w:rPr>
+              <w:t xml:space="preserve">, </w:t>
+            </w:r>
+            <w:r>
+              <w:rPr>
+                <w:rFonts w:ascii="Courier New" w:hAnsi="Courier New"/>
+                <w:color w:val="0F172A"/>
+                <w:sz w:val="18"/>
+              </w:rPr>
+              <w:t>warm-glow</w:t>
+            </w:r>
+            <w:r>
+              <w:rPr>
+                <w:color w:val="1E293B"/>
+                <w:sz w:val="18"/>
+              </w:rPr>
+              <w:t xml:space="preserve">, </w:t>
+            </w:r>
+            <w:r>
+              <w:rPr>
+                <w:rFonts w:ascii="Courier New" w:hAnsi="Courier New"/>
+                <w:color w:val="0F172A"/>
+                <w:sz w:val="18"/>
+              </w:rPr>
+              <w:t>beam-pulse</w:t>
+            </w:r>
+            <w:r>
+              <w:rPr>
+                <w:color w:val="1E293B"/>
+                <w:sz w:val="18"/>
+              </w:rPr>
+              <w:t xml:space="preserve">, </w:t>
+            </w:r>
+            <w:r>
+              <w:rPr>
+                <w:rFonts w:ascii="Courier New" w:hAnsi="Courier New"/>
+                <w:color w:val="0F172A"/>
+                <w:sz w:val="18"/>
+              </w:rPr>
+              <w:t>particle-rise</w:t>
+            </w:r>
+            <w:r>
+              <w:rPr>
+                <w:color w:val="1E293B"/>
+                <w:sz w:val="18"/>
+              </w:rPr>
+              <w:t xml:space="preserve">, </w:t>
+            </w:r>
+            <w:r>
+              <w:rPr>
+                <w:rFonts w:ascii="Courier New" w:hAnsi="Courier New"/>
+                <w:color w:val="0F172A"/>
+                <w:sz w:val="18"/>
+              </w:rPr>
+              <w:t>float-equation</w:t>
+            </w:r>
+            <w:r>
+              <w:rPr>
+                <w:color w:val="1E293B"/>
+                <w:sz w:val="18"/>
+              </w:rPr>
+              <w:t xml:space="preserve">. To use a real AI-generated video: generate a 10–15 s looping MP4 (recommended prompt: "Serene warm study scene, soft-glowing blue AI hologram tutor floating near a desk, happy 10-year-old child looking up with curiosity, floating maths equations drifting around them, ambient film-quality lighting, cinematic, 4K, seamlessly loopable") using Runway Gen-3, Kling AI, or Sora; place the file at </w:t>
+            </w:r>
+            <w:r>
+              <w:rPr>
+                <w:rFonts w:ascii="Courier New" w:hAnsi="Courier New"/>
+                <w:color w:val="0F172A"/>
+                <w:sz w:val="18"/>
+              </w:rPr>
+              <w:t>public/tutor-bg.mp4</w:t>
+            </w:r>
+            <w:r>
+              <w:rPr>
+                <w:color w:val="1E293B"/>
+                <w:sz w:val="18"/>
+              </w:rPr>
+              <w:t>; no code change needed — the player activates automatically</w:t>
             </w:r>
           </w:p>
         </w:tc>
@@ -28027,7 +28568,7 @@
                 <w:b/>
                 <w:color w:val="1E293B"/>
               </w:rPr>
-              <w:t>v0.28.0</w:t>
+              <w:t>v0.29.0</w:t>
             </w:r>
           </w:p>
         </w:tc>
@@ -28077,21 +28618,7 @@
                 <w:color w:val="1E293B"/>
                 <w:sz w:val="18"/>
               </w:rPr>
-              <w:t xml:space="preserve">Landing page visual overhaul + Adventure Mode game-feel + CAPTCHA + professional diagrams — (1) </w:t>
-            </w:r>
-            <w:r>
-              <w:rPr>
-                <w:b/>
-                <w:color w:val="1E293B"/>
-              </w:rPr>
-              <w:t>Sign-in button</w:t>
-            </w:r>
-            <w:r>
-              <w:rPr>
-                <w:color w:val="1E293B"/>
-                <w:sz w:val="18"/>
-              </w:rPr>
-              <w:t xml:space="preserve"> made prominent: navy-bordered outlined button with </w:t>
+              <w:t xml:space="preserve">Guest limit reduced 20 → 10 questions/day — updated in </w:t>
             </w:r>
             <w:r>
               <w:rPr>
@@ -28099,56 +28626,14 @@
                 <w:color w:val="0F172A"/>
                 <w:sz w:val="18"/>
               </w:rPr>
-              <w:t>Sign in →</w:t>
-            </w:r>
-            <w:r>
-              <w:rPr>
-                <w:color w:val="1E293B"/>
-                <w:sz w:val="18"/>
-              </w:rPr>
-              <w:t xml:space="preserve"> text. (2) </w:t>
-            </w:r>
-            <w:r>
-              <w:rPr>
-                <w:b/>
-                <w:color w:val="1E293B"/>
-              </w:rPr>
-              <w:t>"Our story"</w:t>
-            </w:r>
-            <w:r>
-              <w:rPr>
-                <w:color w:val="1E293B"/>
-                <w:sz w:val="18"/>
-              </w:rPr>
-              <w:t xml:space="preserve"> nav link coloured blue with arrow; </w:t>
-            </w:r>
-            <w:r>
-              <w:rPr>
-                <w:b/>
-                <w:color w:val="1E293B"/>
-              </w:rPr>
-              <w:t>Pricing</w:t>
-            </w:r>
-            <w:r>
-              <w:rPr>
-                <w:color w:val="1E293B"/>
-                <w:sz w:val="18"/>
-              </w:rPr>
-              <w:t xml:space="preserve"> becomes a gold pill button. (3) </w:t>
-            </w:r>
-            <w:r>
-              <w:rPr>
-                <w:b/>
-                <w:color w:val="1E293B"/>
-              </w:rPr>
-              <w:t>Rolling banner</w:t>
-            </w:r>
-            <w:r>
-              <w:rPr>
-                <w:color w:val="1E293B"/>
-                <w:sz w:val="18"/>
-              </w:rPr>
-              <w:t xml:space="preserve"> (navy ticker) below stats strip: auto-scrolling marquee of testimonial snippets, exam names, and feature highlights using CSS </w:t>
+              <w:t>GUEST_DAILY_LIMIT</w:t>
+            </w:r>
+            <w:r>
+              <w:rPr>
+                <w:color w:val="1E293B"/>
+                <w:sz w:val="18"/>
+              </w:rPr>
+              <w:t xml:space="preserve"> constant (</w:t>
             </w:r>
             <w:r>
               <w:rPr>
@@ -28156,28 +28641,14 @@
                 <w:color w:val="0F172A"/>
                 <w:sz w:val="18"/>
               </w:rPr>
-              <w:t>marquee-scroll</w:t>
-            </w:r>
-            <w:r>
-              <w:rPr>
-                <w:color w:val="1E293B"/>
-                <w:sz w:val="18"/>
-              </w:rPr>
-              <w:t xml:space="preserve"> keyframe. (4) </w:t>
-            </w:r>
-            <w:r>
-              <w:rPr>
-                <w:b/>
-                <w:color w:val="1E293B"/>
-              </w:rPr>
-              <w:t>Animated motion background</w:t>
-            </w:r>
-            <w:r>
-              <w:rPr>
-                <w:color w:val="1E293B"/>
-                <w:sz w:val="18"/>
-              </w:rPr>
-              <w:t xml:space="preserve"> on hero: 16 floating maths symbols (π, ∑, √, ∫, Δ, etc.) drift upward with staggered fade using </w:t>
+              <w:t>app/page.tsx</w:t>
+            </w:r>
+            <w:r>
+              <w:rPr>
+                <w:color w:val="1E293B"/>
+                <w:sz w:val="18"/>
+              </w:rPr>
+              <w:t xml:space="preserve">, </w:t>
             </w:r>
             <w:r>
               <w:rPr>
@@ -28185,14 +28656,14 @@
                 <w:color w:val="0F172A"/>
                 <w:sz w:val="18"/>
               </w:rPr>
-              <w:t>float-symbol</w:t>
-            </w:r>
-            <w:r>
-              <w:rPr>
-                <w:color w:val="1E293B"/>
-                <w:sz w:val="18"/>
-              </w:rPr>
-              <w:t xml:space="preserve"> keyframe; three gradient orbs pulse with </w:t>
+              <w:t>GuestLimitModal.tsx</w:t>
+            </w:r>
+            <w:r>
+              <w:rPr>
+                <w:color w:val="1E293B"/>
+                <w:sz w:val="18"/>
+              </w:rPr>
+              <w:t xml:space="preserve">), rolling banner copy, FAQ answer, trust badge, and parent dashboard label. CAPTCHA gate on sign-up — (1) </w:t>
             </w:r>
             <w:r>
               <w:rPr>
@@ -28200,42 +28671,14 @@
                 <w:color w:val="0F172A"/>
                 <w:sz w:val="18"/>
               </w:rPr>
-              <w:t>pulse-orb</w:t>
-            </w:r>
-            <w:r>
-              <w:rPr>
-                <w:color w:val="1E293B"/>
-                <w:sz w:val="18"/>
-              </w:rPr>
-              <w:t xml:space="preserve"> animation. (5) </w:t>
-            </w:r>
-            <w:r>
-              <w:rPr>
-                <w:b/>
-                <w:color w:val="1E293B"/>
-              </w:rPr>
-              <w:t>Visual exam badges</w:t>
-            </w:r>
-            <w:r>
-              <w:rPr>
-                <w:color w:val="1E293B"/>
-                <w:sz w:val="18"/>
-              </w:rPr>
-              <w:t xml:space="preserve">: hero right panel and Exams section now display circular coloured badges with abbreviation text and emoji icon per exam instead of plain text with left-bar accent. (6) </w:t>
-            </w:r>
-            <w:r>
-              <w:rPr>
-                <w:b/>
-                <w:color w:val="1E293B"/>
-              </w:rPr>
-              <w:t>Human verification CAPTCHA</w:t>
-            </w:r>
-            <w:r>
-              <w:rPr>
-                <w:color w:val="1E293B"/>
-                <w:sz w:val="18"/>
-              </w:rPr>
-              <w:t xml:space="preserve"> on testimonial form: math challenge (</w:t>
+              <w:t>/sign-up</w:t>
+            </w:r>
+            <w:r>
+              <w:rPr>
+                <w:color w:val="1E293B"/>
+                <w:sz w:val="18"/>
+              </w:rPr>
+              <w:t xml:space="preserve"> page now shows a math CAPTCHA challenge before the Clerk </w:t>
             </w:r>
             <w:r>
               <w:rPr>
@@ -28243,28 +28686,14 @@
                 <w:color w:val="0F172A"/>
                 <w:sz w:val="18"/>
               </w:rPr>
-              <w:t>What is A + B?</w:t>
-            </w:r>
-            <w:r>
-              <w:rPr>
-                <w:color w:val="1E293B"/>
-                <w:sz w:val="18"/>
-              </w:rPr>
-              <w:t xml:space="preserve">) + invisible honeypot field. Bot submissions rejected client-side before API call. (7) </w:t>
-            </w:r>
-            <w:r>
-              <w:rPr>
-                <w:b/>
-                <w:color w:val="1E293B"/>
-              </w:rPr>
-              <w:t>Adventure Mode overhaul</w:t>
-            </w:r>
-            <w:r>
-              <w:rPr>
-                <w:color w:val="1E293B"/>
-                <w:sz w:val="18"/>
-              </w:rPr>
-              <w:t xml:space="preserve">: rank system (Novice → Explorer → Scholar → Expert → Champion → Legend) with animated rank-glow border and XP progress bar to next rank; combo multiplier system (×2 at 3-streak, ×3 at 5-streak) with </w:t>
+              <w:t>&lt;SignUp /&gt;</w:t>
+            </w:r>
+            <w:r>
+              <w:rPr>
+                <w:color w:val="1E293B"/>
+                <w:sz w:val="18"/>
+              </w:rPr>
+              <w:t xml:space="preserve"> form renders (client component with </w:t>
             </w:r>
             <w:r>
               <w:rPr>
@@ -28272,14 +28701,14 @@
                 <w:color w:val="0F172A"/>
                 <w:sz w:val="18"/>
               </w:rPr>
-              <w:t>combo-pop</w:t>
-            </w:r>
-            <w:r>
-              <w:rPr>
-                <w:color w:val="1E293B"/>
-                <w:sz w:val="18"/>
-              </w:rPr>
-              <w:t xml:space="preserve"> animation in HUD; block shake animation on wrong answer (</w:t>
+              <w:t>useState</w:t>
+            </w:r>
+            <w:r>
+              <w:rPr>
+                <w:color w:val="1E293B"/>
+                <w:sz w:val="18"/>
+              </w:rPr>
+              <w:t xml:space="preserve"> gate). (2) New </w:t>
             </w:r>
             <w:r>
               <w:rPr>
@@ -28287,14 +28716,14 @@
                 <w:color w:val="0F172A"/>
                 <w:sz w:val="18"/>
               </w:rPr>
-              <w:t>shake-x</w:t>
-            </w:r>
-            <w:r>
-              <w:rPr>
-                <w:color w:val="1E293B"/>
-                <w:sz w:val="18"/>
-              </w:rPr>
-              <w:t>); block bounce on correct answer (</w:t>
+              <w:t>CaptchaSignUpGate</w:t>
+            </w:r>
+            <w:r>
+              <w:rPr>
+                <w:color w:val="1E293B"/>
+                <w:sz w:val="18"/>
+              </w:rPr>
+              <w:t xml:space="preserve"> component (</w:t>
             </w:r>
             <w:r>
               <w:rPr>
@@ -28302,28 +28731,14 @@
                 <w:color w:val="0F172A"/>
                 <w:sz w:val="18"/>
               </w:rPr>
-              <w:t>correct-bounce</w:t>
-            </w:r>
-            <w:r>
-              <w:rPr>
-                <w:color w:val="1E293B"/>
-                <w:sz w:val="18"/>
-              </w:rPr>
-              <w:t xml:space="preserve">); spinning loader while fetching questions; chapter numbers in world map; best-combo display on stage-complete and game-over screens; animated sequential star reveal on stage-complete; animated skull bounce on game-over with red-pulse background flash. (8) </w:t>
-            </w:r>
-            <w:r>
-              <w:rPr>
-                <w:b/>
-                <w:color w:val="1E293B"/>
-              </w:rPr>
-              <w:t>DESIGN.docx</w:t>
-            </w:r>
-            <w:r>
-              <w:rPr>
-                <w:color w:val="1E293B"/>
-                <w:sz w:val="18"/>
-              </w:rPr>
-              <w:t xml:space="preserve"> now includes a visual appendix of three matplotlib-generated diagrams: system architecture (component boxes with arrows), user journey funnel, and learning modes overview — auto-generated by </w:t>
+              <w:t>app/components/CaptchaSignUpGate.tsx</w:t>
+            </w:r>
+            <w:r>
+              <w:rPr>
+                <w:color w:val="1E293B"/>
+                <w:sz w:val="18"/>
+              </w:rPr>
+              <w:t xml:space="preserve">) wraps any button with a CAPTCHA modal; uses </w:t>
             </w:r>
             <w:r>
               <w:rPr>
@@ -28331,14 +28746,14 @@
                 <w:color w:val="0F172A"/>
                 <w:sz w:val="18"/>
               </w:rPr>
-              <w:t>scripts/generate_design_doc.py</w:t>
-            </w:r>
-            <w:r>
-              <w:rPr>
-                <w:color w:val="1E293B"/>
-                <w:sz w:val="18"/>
-              </w:rPr>
-              <w:t xml:space="preserve"> when </w:t>
+              <w:t>useClerk().openSignUp()</w:t>
+            </w:r>
+            <w:r>
+              <w:rPr>
+                <w:color w:val="1E293B"/>
+                <w:sz w:val="18"/>
+              </w:rPr>
+              <w:t xml:space="preserve"> to open Clerk's sign-up modal after successful verification. </w:t>
             </w:r>
             <w:r>
               <w:rPr>
@@ -28346,14 +28761,37 @@
                 <w:color w:val="0F172A"/>
                 <w:sz w:val="18"/>
               </w:rPr>
-              <w:t>matplotlib</w:t>
-            </w:r>
-            <w:r>
-              <w:rPr>
-                <w:color w:val="1E293B"/>
-                <w:sz w:val="18"/>
-              </w:rPr>
-              <w:t xml:space="preserve"> is installed</w:t>
+              <w:t>GuestLimitModal</w:t>
+            </w:r>
+            <w:r>
+              <w:rPr>
+                <w:color w:val="1E293B"/>
+                <w:sz w:val="18"/>
+              </w:rPr>
+              <w:t xml:space="preserve">'s "Start free 7-day trial →" button now uses </w:t>
+            </w:r>
+            <w:r>
+              <w:rPr>
+                <w:rFonts w:ascii="Courier New" w:hAnsi="Courier New"/>
+                <w:color w:val="0F172A"/>
+                <w:sz w:val="18"/>
+              </w:rPr>
+              <w:t>CaptchaSignUpGate</w:t>
+            </w:r>
+            <w:r>
+              <w:rPr>
+                <w:color w:val="1E293B"/>
+                <w:sz w:val="18"/>
+              </w:rPr>
+              <w:t xml:space="preserve"> instead of </w:t>
+            </w:r>
+            <w:r>
+              <w:rPr>
+                <w:rFonts w:ascii="Courier New" w:hAnsi="Courier New"/>
+                <w:color w:val="0F172A"/>
+                <w:sz w:val="18"/>
+              </w:rPr>
+              <w:t>&lt;SignUpButton&gt;</w:t>
             </w:r>
           </w:p>
         </w:tc>
@@ -28380,7 +28818,7 @@
                 <w:b/>
                 <w:color w:val="1E293B"/>
               </w:rPr>
-              <w:t>v0.27.0</w:t>
+              <w:t>v0.28.0</w:t>
             </w:r>
           </w:p>
         </w:tc>
@@ -28430,7 +28868,283 @@
                 <w:color w:val="1E293B"/>
                 <w:sz w:val="18"/>
               </w:rPr>
-              <w:t>Landing page copy fixes — FAQ "Do I need an account?" updated to mention 20-question/day guest limit and midnight reset; correctly states Exam Mode and Adventure Mode require an account. Trust badge "Free to use / no premium tier" corrected to "Free to start / 7-day trial then $9.99/month AUD". Guest badge updated to "20 free questions a day"</w:t>
+              <w:t xml:space="preserve">Landing page visual overhaul + Adventure Mode game-feel + CAPTCHA + professional diagrams — (1) </w:t>
+            </w:r>
+            <w:r>
+              <w:rPr>
+                <w:b/>
+                <w:color w:val="1E293B"/>
+              </w:rPr>
+              <w:t>Sign-in button</w:t>
+            </w:r>
+            <w:r>
+              <w:rPr>
+                <w:color w:val="1E293B"/>
+                <w:sz w:val="18"/>
+              </w:rPr>
+              <w:t xml:space="preserve"> made prominent: navy-bordered outlined button with </w:t>
+            </w:r>
+            <w:r>
+              <w:rPr>
+                <w:rFonts w:ascii="Courier New" w:hAnsi="Courier New"/>
+                <w:color w:val="0F172A"/>
+                <w:sz w:val="18"/>
+              </w:rPr>
+              <w:t>Sign in →</w:t>
+            </w:r>
+            <w:r>
+              <w:rPr>
+                <w:color w:val="1E293B"/>
+                <w:sz w:val="18"/>
+              </w:rPr>
+              <w:t xml:space="preserve"> text. (2) </w:t>
+            </w:r>
+            <w:r>
+              <w:rPr>
+                <w:b/>
+                <w:color w:val="1E293B"/>
+              </w:rPr>
+              <w:t>"Our story"</w:t>
+            </w:r>
+            <w:r>
+              <w:rPr>
+                <w:color w:val="1E293B"/>
+                <w:sz w:val="18"/>
+              </w:rPr>
+              <w:t xml:space="preserve"> nav link coloured blue with arrow; </w:t>
+            </w:r>
+            <w:r>
+              <w:rPr>
+                <w:b/>
+                <w:color w:val="1E293B"/>
+              </w:rPr>
+              <w:t>Pricing</w:t>
+            </w:r>
+            <w:r>
+              <w:rPr>
+                <w:color w:val="1E293B"/>
+                <w:sz w:val="18"/>
+              </w:rPr>
+              <w:t xml:space="preserve"> becomes a gold pill button. (3) </w:t>
+            </w:r>
+            <w:r>
+              <w:rPr>
+                <w:b/>
+                <w:color w:val="1E293B"/>
+              </w:rPr>
+              <w:t>Rolling banner</w:t>
+            </w:r>
+            <w:r>
+              <w:rPr>
+                <w:color w:val="1E293B"/>
+                <w:sz w:val="18"/>
+              </w:rPr>
+              <w:t xml:space="preserve"> (navy ticker) below stats strip: auto-scrolling marquee of testimonial snippets, exam names, and feature highlights using CSS </w:t>
+            </w:r>
+            <w:r>
+              <w:rPr>
+                <w:rFonts w:ascii="Courier New" w:hAnsi="Courier New"/>
+                <w:color w:val="0F172A"/>
+                <w:sz w:val="18"/>
+              </w:rPr>
+              <w:t>marquee-scroll</w:t>
+            </w:r>
+            <w:r>
+              <w:rPr>
+                <w:color w:val="1E293B"/>
+                <w:sz w:val="18"/>
+              </w:rPr>
+              <w:t xml:space="preserve"> keyframe. (4) </w:t>
+            </w:r>
+            <w:r>
+              <w:rPr>
+                <w:b/>
+                <w:color w:val="1E293B"/>
+              </w:rPr>
+              <w:t>Animated motion background</w:t>
+            </w:r>
+            <w:r>
+              <w:rPr>
+                <w:color w:val="1E293B"/>
+                <w:sz w:val="18"/>
+              </w:rPr>
+              <w:t xml:space="preserve"> on hero: 16 floating maths symbols (π, ∑, √, ∫, Δ, etc.) drift upward with staggered fade using </w:t>
+            </w:r>
+            <w:r>
+              <w:rPr>
+                <w:rFonts w:ascii="Courier New" w:hAnsi="Courier New"/>
+                <w:color w:val="0F172A"/>
+                <w:sz w:val="18"/>
+              </w:rPr>
+              <w:t>float-symbol</w:t>
+            </w:r>
+            <w:r>
+              <w:rPr>
+                <w:color w:val="1E293B"/>
+                <w:sz w:val="18"/>
+              </w:rPr>
+              <w:t xml:space="preserve"> keyframe; three gradient orbs pulse with </w:t>
+            </w:r>
+            <w:r>
+              <w:rPr>
+                <w:rFonts w:ascii="Courier New" w:hAnsi="Courier New"/>
+                <w:color w:val="0F172A"/>
+                <w:sz w:val="18"/>
+              </w:rPr>
+              <w:t>pulse-orb</w:t>
+            </w:r>
+            <w:r>
+              <w:rPr>
+                <w:color w:val="1E293B"/>
+                <w:sz w:val="18"/>
+              </w:rPr>
+              <w:t xml:space="preserve"> animation. (5) </w:t>
+            </w:r>
+            <w:r>
+              <w:rPr>
+                <w:b/>
+                <w:color w:val="1E293B"/>
+              </w:rPr>
+              <w:t>Visual exam badges</w:t>
+            </w:r>
+            <w:r>
+              <w:rPr>
+                <w:color w:val="1E293B"/>
+                <w:sz w:val="18"/>
+              </w:rPr>
+              <w:t xml:space="preserve">: hero right panel and Exams section now display circular coloured badges with abbreviation text and emoji icon per exam instead of plain text with left-bar accent. (6) </w:t>
+            </w:r>
+            <w:r>
+              <w:rPr>
+                <w:b/>
+                <w:color w:val="1E293B"/>
+              </w:rPr>
+              <w:t>Human verification CAPTCHA</w:t>
+            </w:r>
+            <w:r>
+              <w:rPr>
+                <w:color w:val="1E293B"/>
+                <w:sz w:val="18"/>
+              </w:rPr>
+              <w:t xml:space="preserve"> on testimonial form: math challenge (</w:t>
+            </w:r>
+            <w:r>
+              <w:rPr>
+                <w:rFonts w:ascii="Courier New" w:hAnsi="Courier New"/>
+                <w:color w:val="0F172A"/>
+                <w:sz w:val="18"/>
+              </w:rPr>
+              <w:t>What is A + B?</w:t>
+            </w:r>
+            <w:r>
+              <w:rPr>
+                <w:color w:val="1E293B"/>
+                <w:sz w:val="18"/>
+              </w:rPr>
+              <w:t xml:space="preserve">) + invisible honeypot field. Bot submissions rejected client-side before API call. (7) </w:t>
+            </w:r>
+            <w:r>
+              <w:rPr>
+                <w:b/>
+                <w:color w:val="1E293B"/>
+              </w:rPr>
+              <w:t>Adventure Mode overhaul</w:t>
+            </w:r>
+            <w:r>
+              <w:rPr>
+                <w:color w:val="1E293B"/>
+                <w:sz w:val="18"/>
+              </w:rPr>
+              <w:t xml:space="preserve">: rank system (Novice → Explorer → Scholar → Expert → Champion → Legend) with animated rank-glow border and XP progress bar to next rank; combo multiplier system (×2 at 3-streak, ×3 at 5-streak) with </w:t>
+            </w:r>
+            <w:r>
+              <w:rPr>
+                <w:rFonts w:ascii="Courier New" w:hAnsi="Courier New"/>
+                <w:color w:val="0F172A"/>
+                <w:sz w:val="18"/>
+              </w:rPr>
+              <w:t>combo-pop</w:t>
+            </w:r>
+            <w:r>
+              <w:rPr>
+                <w:color w:val="1E293B"/>
+                <w:sz w:val="18"/>
+              </w:rPr>
+              <w:t xml:space="preserve"> animation in HUD; block shake animation on wrong answer (</w:t>
+            </w:r>
+            <w:r>
+              <w:rPr>
+                <w:rFonts w:ascii="Courier New" w:hAnsi="Courier New"/>
+                <w:color w:val="0F172A"/>
+                <w:sz w:val="18"/>
+              </w:rPr>
+              <w:t>shake-x</w:t>
+            </w:r>
+            <w:r>
+              <w:rPr>
+                <w:color w:val="1E293B"/>
+                <w:sz w:val="18"/>
+              </w:rPr>
+              <w:t>); block bounce on correct answer (</w:t>
+            </w:r>
+            <w:r>
+              <w:rPr>
+                <w:rFonts w:ascii="Courier New" w:hAnsi="Courier New"/>
+                <w:color w:val="0F172A"/>
+                <w:sz w:val="18"/>
+              </w:rPr>
+              <w:t>correct-bounce</w:t>
+            </w:r>
+            <w:r>
+              <w:rPr>
+                <w:color w:val="1E293B"/>
+                <w:sz w:val="18"/>
+              </w:rPr>
+              <w:t xml:space="preserve">); spinning loader while fetching questions; chapter numbers in world map; best-combo display on stage-complete and game-over screens; animated sequential star reveal on stage-complete; animated skull bounce on game-over with red-pulse background flash. (8) </w:t>
+            </w:r>
+            <w:r>
+              <w:rPr>
+                <w:b/>
+                <w:color w:val="1E293B"/>
+              </w:rPr>
+              <w:t>DESIGN.docx</w:t>
+            </w:r>
+            <w:r>
+              <w:rPr>
+                <w:color w:val="1E293B"/>
+                <w:sz w:val="18"/>
+              </w:rPr>
+              <w:t xml:space="preserve"> now includes a visual appendix of three matplotlib-generated diagrams: system architecture (component boxes with arrows), user journey funnel, and learning modes overview — auto-generated by </w:t>
+            </w:r>
+            <w:r>
+              <w:rPr>
+                <w:rFonts w:ascii="Courier New" w:hAnsi="Courier New"/>
+                <w:color w:val="0F172A"/>
+                <w:sz w:val="18"/>
+              </w:rPr>
+              <w:t>scripts/generate_design_doc.py</w:t>
+            </w:r>
+            <w:r>
+              <w:rPr>
+                <w:color w:val="1E293B"/>
+                <w:sz w:val="18"/>
+              </w:rPr>
+              <w:t xml:space="preserve"> when </w:t>
+            </w:r>
+            <w:r>
+              <w:rPr>
+                <w:rFonts w:ascii="Courier New" w:hAnsi="Courier New"/>
+                <w:color w:val="0F172A"/>
+                <w:sz w:val="18"/>
+              </w:rPr>
+              <w:t>matplotlib</w:t>
+            </w:r>
+            <w:r>
+              <w:rPr>
+                <w:color w:val="1E293B"/>
+                <w:sz w:val="18"/>
+              </w:rPr>
+              <w:t xml:space="preserve"> is installed</w:t>
             </w:r>
           </w:p>
         </w:tc>
@@ -28457,7 +29171,7 @@
                 <w:b/>
                 <w:color w:val="1E293B"/>
               </w:rPr>
-              <w:t>v0.26.0</w:t>
+              <w:t>v0.27.0</w:t>
             </w:r>
           </w:p>
         </w:tc>
@@ -28507,112 +29221,7 @@
                 <w:color w:val="1E293B"/>
                 <w:sz w:val="18"/>
               </w:rPr>
-              <w:t xml:space="preserve">DoS protection — three-layer defence: (1) Upstash Redis distributed rate limiting replaces the defunct in-memory </w:t>
-            </w:r>
-            <w:r>
-              <w:rPr>
-                <w:rFonts w:ascii="Courier New" w:hAnsi="Courier New"/>
-                <w:color w:val="0F172A"/>
-                <w:sz w:val="18"/>
-              </w:rPr>
-              <w:t>Map</w:t>
-            </w:r>
-            <w:r>
-              <w:rPr>
-                <w:color w:val="1E293B"/>
-                <w:sz w:val="18"/>
-              </w:rPr>
-              <w:t xml:space="preserve"> in </w:t>
-            </w:r>
-            <w:r>
-              <w:rPr>
-                <w:rFonts w:ascii="Courier New" w:hAnsi="Courier New"/>
-                <w:color w:val="0F172A"/>
-                <w:sz w:val="18"/>
-              </w:rPr>
-              <w:t>lib/ratelimit.ts</w:t>
-            </w:r>
-            <w:r>
-              <w:rPr>
-                <w:color w:val="1E293B"/>
-                <w:sz w:val="18"/>
-              </w:rPr>
-              <w:t xml:space="preserve"> — sliding window, graceful in-memory fallback when env vars absent, unique Redis prefix per endpoint. </w:t>
-            </w:r>
-            <w:r>
-              <w:rPr>
-                <w:rFonts w:ascii="Courier New" w:hAnsi="Courier New"/>
-                <w:color w:val="0F172A"/>
-                <w:sz w:val="18"/>
-              </w:rPr>
-              <w:t>middleware.ts</w:t>
-            </w:r>
-            <w:r>
-              <w:rPr>
-                <w:color w:val="1E293B"/>
-                <w:sz w:val="18"/>
-              </w:rPr>
-              <w:t xml:space="preserve"> deprecated → renamed to </w:t>
-            </w:r>
-            <w:r>
-              <w:rPr>
-                <w:rFonts w:ascii="Courier New" w:hAnsi="Courier New"/>
-                <w:color w:val="0F172A"/>
-                <w:sz w:val="18"/>
-              </w:rPr>
-              <w:t>proxy.ts</w:t>
-            </w:r>
-            <w:r>
-              <w:rPr>
-                <w:color w:val="1E293B"/>
-                <w:sz w:val="18"/>
-              </w:rPr>
-              <w:t xml:space="preserve"> per Next.js 16 proxy convention; proxy runs a blanket 120-req/60s-per-IP gate on all </w:t>
-            </w:r>
-            <w:r>
-              <w:rPr>
-                <w:rFonts w:ascii="Courier New" w:hAnsi="Courier New"/>
-                <w:color w:val="0F172A"/>
-                <w:sz w:val="18"/>
-              </w:rPr>
-              <w:t>/api/*</w:t>
-            </w:r>
-            <w:r>
-              <w:rPr>
-                <w:color w:val="1E293B"/>
-                <w:sz w:val="18"/>
-              </w:rPr>
-              <w:t xml:space="preserve"> routes before any serverless function is invoked. (2) Per-endpoint fine-grained limits: </w:t>
-            </w:r>
-            <w:r>
-              <w:rPr>
-                <w:rFonts w:ascii="Courier New" w:hAnsi="Courier New"/>
-                <w:color w:val="0F172A"/>
-                <w:sz w:val="18"/>
-              </w:rPr>
-              <w:t>/api/chat</w:t>
-            </w:r>
-            <w:r>
-              <w:rPr>
-                <w:color w:val="1E293B"/>
-                <w:sz w:val="18"/>
-              </w:rPr>
-              <w:t xml:space="preserve"> 30/60s, </w:t>
-            </w:r>
-            <w:r>
-              <w:rPr>
-                <w:rFonts w:ascii="Courier New" w:hAnsi="Courier New"/>
-                <w:color w:val="0F172A"/>
-                <w:sz w:val="18"/>
-              </w:rPr>
-              <w:t>/api/trivia</w:t>
-            </w:r>
-            <w:r>
-              <w:rPr>
-                <w:color w:val="1E293B"/>
-                <w:sz w:val="18"/>
-              </w:rPr>
-              <w:t xml:space="preserve"> 10/60s, `/api/exam/generate</w:t>
+              <w:t>Landing page copy fixes — FAQ "Do I need an account?" updated to mention 20-question/day guest limit and midnight reset; correctly states Exam Mode and Adventure Mode require an account. Trust badge "Free to use / no premium tier" corrected to "Free to start / 7-day trial then $9.99/month AUD". Guest badge updated to "20 free questions a day"</w:t>
             </w:r>
           </w:p>
         </w:tc>
@@ -28639,7 +29248,7 @@
                 <w:b/>
                 <w:color w:val="1E293B"/>
               </w:rPr>
-              <w:t>v0.25.0</w:t>
+              <w:t>v0.26.0</w:t>
             </w:r>
           </w:p>
         </w:tc>
@@ -28689,7 +29298,7 @@
                 <w:color w:val="1E293B"/>
                 <w:sz w:val="18"/>
               </w:rPr>
-              <w:t xml:space="preserve">Automated security agent — (1) </w:t>
+              <w:t xml:space="preserve">DoS protection — three-layer defence: (1) Upstash Redis distributed rate limiting replaces the defunct in-memory </w:t>
             </w:r>
             <w:r>
               <w:rPr>
@@ -28697,14 +29306,14 @@
                 <w:color w:val="0F172A"/>
                 <w:sz w:val="18"/>
               </w:rPr>
-              <w:t>next.config.ts</w:t>
-            </w:r>
-            <w:r>
-              <w:rPr>
-                <w:color w:val="1E293B"/>
-                <w:sz w:val="18"/>
-              </w:rPr>
-              <w:t xml:space="preserve"> now sets 7 HTTP security headers on every route: </w:t>
+              <w:t>Map</w:t>
+            </w:r>
+            <w:r>
+              <w:rPr>
+                <w:color w:val="1E293B"/>
+                <w:sz w:val="18"/>
+              </w:rPr>
+              <w:t xml:space="preserve"> in </w:t>
             </w:r>
             <w:r>
               <w:rPr>
@@ -28712,14 +29321,14 @@
                 <w:color w:val="0F172A"/>
                 <w:sz w:val="18"/>
               </w:rPr>
-              <w:t>X-Frame-Options: SAMEORIGIN</w:t>
-            </w:r>
-            <w:r>
-              <w:rPr>
-                <w:color w:val="1E293B"/>
-                <w:sz w:val="18"/>
-              </w:rPr>
-              <w:t xml:space="preserve">, </w:t>
+              <w:t>lib/ratelimit.ts</w:t>
+            </w:r>
+            <w:r>
+              <w:rPr>
+                <w:color w:val="1E293B"/>
+                <w:sz w:val="18"/>
+              </w:rPr>
+              <w:t xml:space="preserve"> — sliding window, graceful in-memory fallback when env vars absent, unique Redis prefix per endpoint. </w:t>
             </w:r>
             <w:r>
               <w:rPr>
@@ -28727,14 +29336,14 @@
                 <w:color w:val="0F172A"/>
                 <w:sz w:val="18"/>
               </w:rPr>
-              <w:t>X-Content-Type-Options: nosniff</w:t>
-            </w:r>
-            <w:r>
-              <w:rPr>
-                <w:color w:val="1E293B"/>
-                <w:sz w:val="18"/>
-              </w:rPr>
-              <w:t xml:space="preserve">, </w:t>
+              <w:t>middleware.ts</w:t>
+            </w:r>
+            <w:r>
+              <w:rPr>
+                <w:color w:val="1E293B"/>
+                <w:sz w:val="18"/>
+              </w:rPr>
+              <w:t xml:space="preserve"> deprecated → renamed to </w:t>
             </w:r>
             <w:r>
               <w:rPr>
@@ -28742,14 +29351,14 @@
                 <w:color w:val="0F172A"/>
                 <w:sz w:val="18"/>
               </w:rPr>
-              <w:t>Referrer-Policy: strict-origin-when-cross-origin</w:t>
-            </w:r>
-            <w:r>
-              <w:rPr>
-                <w:color w:val="1E293B"/>
-                <w:sz w:val="18"/>
-              </w:rPr>
-              <w:t xml:space="preserve">, </w:t>
+              <w:t>proxy.ts</w:t>
+            </w:r>
+            <w:r>
+              <w:rPr>
+                <w:color w:val="1E293B"/>
+                <w:sz w:val="18"/>
+              </w:rPr>
+              <w:t xml:space="preserve"> per Next.js 16 proxy convention; proxy runs a blanket 120-req/60s-per-IP gate on all </w:t>
             </w:r>
             <w:r>
               <w:rPr>
@@ -28757,14 +29366,14 @@
                 <w:color w:val="0F172A"/>
                 <w:sz w:val="18"/>
               </w:rPr>
-              <w:t>Permissions-Policy</w:t>
-            </w:r>
-            <w:r>
-              <w:rPr>
-                <w:color w:val="1E293B"/>
-                <w:sz w:val="18"/>
-              </w:rPr>
-              <w:t xml:space="preserve"> (blocks camera/mic/geo/payment), </w:t>
+              <w:t>/api/*</w:t>
+            </w:r>
+            <w:r>
+              <w:rPr>
+                <w:color w:val="1E293B"/>
+                <w:sz w:val="18"/>
+              </w:rPr>
+              <w:t xml:space="preserve"> routes before any serverless function is invoked. (2) Per-endpoint fine-grained limits: </w:t>
             </w:r>
             <w:r>
               <w:rPr>
@@ -28772,14 +29381,14 @@
                 <w:color w:val="0F172A"/>
                 <w:sz w:val="18"/>
               </w:rPr>
-              <w:t>Strict-Transport-Security</w:t>
-            </w:r>
-            <w:r>
-              <w:rPr>
-                <w:color w:val="1E293B"/>
-                <w:sz w:val="18"/>
-              </w:rPr>
-              <w:t xml:space="preserve"> (2yr + preload), </w:t>
+              <w:t>/api/chat</w:t>
+            </w:r>
+            <w:r>
+              <w:rPr>
+                <w:color w:val="1E293B"/>
+                <w:sz w:val="18"/>
+              </w:rPr>
+              <w:t xml:space="preserve"> 30/60s, </w:t>
             </w:r>
             <w:r>
               <w:rPr>
@@ -28787,44 +29396,14 @@
                 <w:color w:val="0F172A"/>
                 <w:sz w:val="18"/>
               </w:rPr>
-              <w:t>X-DNS-Prefetch-Control</w:t>
-            </w:r>
-            <w:r>
-              <w:rPr>
-                <w:color w:val="1E293B"/>
-                <w:sz w:val="18"/>
-              </w:rPr>
-              <w:t xml:space="preserve">, and a full </w:t>
-            </w:r>
-            <w:r>
-              <w:rPr>
-                <w:rFonts w:ascii="Courier New" w:hAnsi="Courier New"/>
-                <w:color w:val="0F172A"/>
-                <w:sz w:val="18"/>
-              </w:rPr>
-              <w:t>Content-Security-Policy</w:t>
-            </w:r>
-            <w:r>
-              <w:rPr>
-                <w:color w:val="1E293B"/>
-                <w:sz w:val="18"/>
-              </w:rPr>
-              <w:t xml:space="preserve"> covering script/style/font/img/connect/frame origins for Clerk, Stripe, KaTeX, Google Fonts, and Vercel Analytics. (2) </w:t>
-            </w:r>
-            <w:r>
-              <w:rPr>
-                <w:rFonts w:ascii="Courier New" w:hAnsi="Courier New"/>
-                <w:color w:val="0F172A"/>
-                <w:sz w:val="18"/>
-              </w:rPr>
-              <w:t>scripts/pentest.mjs</w:t>
-            </w:r>
-            <w:r>
-              <w:rPr>
-                <w:color w:val="1E293B"/>
-                <w:sz w:val="18"/>
-              </w:rPr>
-              <w:t xml:space="preserve"> — runnable Node.js audit that checks headers, probes 7 API endpoints for unauthenticated access, runs npm audit, scans codebase for dangerous patterns (dangerouslySetInnerHTML, eval, hardcoded secrets, SQL injection, wildcard CORS, sensitive console.log, NEXT_PUBLIC_ secrets, missing auth on API routes), and checks TLS redirect; outputs structured JSON. (3) Weekly Claude Code agent scheduled trigger (every Monday 18:00 UTC) — runs the audit, auto-fixes CRITICAL/HIGH findings, rebuilds, deploys, re-audits to confirm, updates DESIGN.md, and emails the founder a markdown report</w:t>
+              <w:t>/api/trivia</w:t>
+            </w:r>
+            <w:r>
+              <w:rPr>
+                <w:color w:val="1E293B"/>
+                <w:sz w:val="18"/>
+              </w:rPr>
+              <w:t xml:space="preserve"> 10/60s, `/api/exam/generate</w:t>
             </w:r>
           </w:p>
         </w:tc>
@@ -28851,7 +29430,7 @@
                 <w:b/>
                 <w:color w:val="1E293B"/>
               </w:rPr>
-              <w:t>v0.24.0</w:t>
+              <w:t>v0.25.0</w:t>
             </w:r>
           </w:p>
         </w:tc>
@@ -28901,7 +29480,7 @@
                 <w:color w:val="1E293B"/>
                 <w:sz w:val="18"/>
               </w:rPr>
-              <w:t>Guest 20-questions/day limit — anonymous users (no Clerk session, no child session) are now gated at 20 questions per day via localStorage (</w:t>
+              <w:t xml:space="preserve">Automated security agent — (1) </w:t>
             </w:r>
             <w:r>
               <w:rPr>
@@ -28909,14 +29488,14 @@
                 <w:color w:val="0F172A"/>
                 <w:sz w:val="18"/>
               </w:rPr>
-              <w:t>selected_guest_usage: {count, date}</w:t>
-            </w:r>
-            <w:r>
-              <w:rPr>
-                <w:color w:val="1E293B"/>
-                <w:sz w:val="18"/>
-              </w:rPr>
-              <w:t xml:space="preserve">). On limit hit or locked-mode attempt, </w:t>
+              <w:t>next.config.ts</w:t>
+            </w:r>
+            <w:r>
+              <w:rPr>
+                <w:color w:val="1E293B"/>
+                <w:sz w:val="18"/>
+              </w:rPr>
+              <w:t xml:space="preserve"> now sets 7 HTTP security headers on every route: </w:t>
             </w:r>
             <w:r>
               <w:rPr>
@@ -28924,14 +29503,14 @@
                 <w:color w:val="0F172A"/>
                 <w:sz w:val="18"/>
               </w:rPr>
-              <w:t>GuestLimitModal</w:t>
-            </w:r>
-            <w:r>
-              <w:rPr>
-                <w:color w:val="1E293B"/>
-                <w:sz w:val="18"/>
-              </w:rPr>
-              <w:t xml:space="preserve"> opens: shows reset countdown to midnight, "Start free 7-day trial" (Clerk SignUpButton modal) and "I already have an account" (SignInButton modal). Header badge shows </w:t>
+              <w:t>X-Frame-Options: SAMEORIGIN</w:t>
+            </w:r>
+            <w:r>
+              <w:rPr>
+                <w:color w:val="1E293B"/>
+                <w:sz w:val="18"/>
+              </w:rPr>
+              <w:t xml:space="preserve">, </w:t>
             </w:r>
             <w:r>
               <w:rPr>
@@ -28939,14 +29518,14 @@
                 <w:color w:val="0F172A"/>
                 <w:sz w:val="18"/>
               </w:rPr>
-              <w:t>X/20 questions today</w:t>
-            </w:r>
-            <w:r>
-              <w:rPr>
-                <w:color w:val="1E293B"/>
-                <w:sz w:val="18"/>
-              </w:rPr>
-              <w:t xml:space="preserve"> for guests (turns red at limit). Signed-in parents and child sessions continue to use server-side tracking. </w:t>
+              <w:t>X-Content-Type-Options: nosniff</w:t>
+            </w:r>
+            <w:r>
+              <w:rPr>
+                <w:color w:val="1E293B"/>
+                <w:sz w:val="18"/>
+              </w:rPr>
+              <w:t xml:space="preserve">, </w:t>
             </w:r>
             <w:r>
               <w:rPr>
@@ -28954,14 +29533,89 @@
                 <w:color w:val="0F172A"/>
                 <w:sz w:val="18"/>
               </w:rPr>
-              <w:t>app/components/GuestLimitModal.tsx</w:t>
-            </w:r>
-            <w:r>
-              <w:rPr>
-                <w:color w:val="1E293B"/>
-                <w:sz w:val="18"/>
-              </w:rPr>
-              <w:t xml:space="preserve"> added</w:t>
+              <w:t>Referrer-Policy: strict-origin-when-cross-origin</w:t>
+            </w:r>
+            <w:r>
+              <w:rPr>
+                <w:color w:val="1E293B"/>
+                <w:sz w:val="18"/>
+              </w:rPr>
+              <w:t xml:space="preserve">, </w:t>
+            </w:r>
+            <w:r>
+              <w:rPr>
+                <w:rFonts w:ascii="Courier New" w:hAnsi="Courier New"/>
+                <w:color w:val="0F172A"/>
+                <w:sz w:val="18"/>
+              </w:rPr>
+              <w:t>Permissions-Policy</w:t>
+            </w:r>
+            <w:r>
+              <w:rPr>
+                <w:color w:val="1E293B"/>
+                <w:sz w:val="18"/>
+              </w:rPr>
+              <w:t xml:space="preserve"> (blocks camera/mic/geo/payment), </w:t>
+            </w:r>
+            <w:r>
+              <w:rPr>
+                <w:rFonts w:ascii="Courier New" w:hAnsi="Courier New"/>
+                <w:color w:val="0F172A"/>
+                <w:sz w:val="18"/>
+              </w:rPr>
+              <w:t>Strict-Transport-Security</w:t>
+            </w:r>
+            <w:r>
+              <w:rPr>
+                <w:color w:val="1E293B"/>
+                <w:sz w:val="18"/>
+              </w:rPr>
+              <w:t xml:space="preserve"> (2yr + preload), </w:t>
+            </w:r>
+            <w:r>
+              <w:rPr>
+                <w:rFonts w:ascii="Courier New" w:hAnsi="Courier New"/>
+                <w:color w:val="0F172A"/>
+                <w:sz w:val="18"/>
+              </w:rPr>
+              <w:t>X-DNS-Prefetch-Control</w:t>
+            </w:r>
+            <w:r>
+              <w:rPr>
+                <w:color w:val="1E293B"/>
+                <w:sz w:val="18"/>
+              </w:rPr>
+              <w:t xml:space="preserve">, and a full </w:t>
+            </w:r>
+            <w:r>
+              <w:rPr>
+                <w:rFonts w:ascii="Courier New" w:hAnsi="Courier New"/>
+                <w:color w:val="0F172A"/>
+                <w:sz w:val="18"/>
+              </w:rPr>
+              <w:t>Content-Security-Policy</w:t>
+            </w:r>
+            <w:r>
+              <w:rPr>
+                <w:color w:val="1E293B"/>
+                <w:sz w:val="18"/>
+              </w:rPr>
+              <w:t xml:space="preserve"> covering script/style/font/img/connect/frame origins for Clerk, Stripe, KaTeX, Google Fonts, and Vercel Analytics. (2) </w:t>
+            </w:r>
+            <w:r>
+              <w:rPr>
+                <w:rFonts w:ascii="Courier New" w:hAnsi="Courier New"/>
+                <w:color w:val="0F172A"/>
+                <w:sz w:val="18"/>
+              </w:rPr>
+              <w:t>scripts/pentest.mjs</w:t>
+            </w:r>
+            <w:r>
+              <w:rPr>
+                <w:color w:val="1E293B"/>
+                <w:sz w:val="18"/>
+              </w:rPr>
+              <w:t xml:space="preserve"> — runnable Node.js audit that checks headers, probes 7 API endpoints for unauthenticated access, runs npm audit, scans codebase for dangerous patterns (dangerouslySetInnerHTML, eval, hardcoded secrets, SQL injection, wildcard CORS, sensitive console.log, NEXT_PUBLIC_ secrets, missing auth on API routes), and checks TLS redirect; outputs structured JSON. (3) Weekly Claude Code agent scheduled trigger (every Monday 18:00 UTC) — runs the audit, auto-fixes CRITICAL/HIGH findings, rebuilds, deploys, re-audits to confirm, updates DESIGN.md, and emails the founder a markdown report</w:t>
             </w:r>
           </w:p>
         </w:tc>
@@ -28988,7 +29642,7 @@
                 <w:b/>
                 <w:color w:val="1E293B"/>
               </w:rPr>
-              <w:t>v0.23.0</w:t>
+              <w:t>v0.24.0</w:t>
             </w:r>
           </w:p>
         </w:tc>
@@ -29038,6 +29692,143 @@
                 <w:color w:val="1E293B"/>
                 <w:sz w:val="18"/>
               </w:rPr>
+              <w:t>Guest 20-questions/day limit — anonymous users (no Clerk session, no child session) are now gated at 20 questions per day via localStorage (</w:t>
+            </w:r>
+            <w:r>
+              <w:rPr>
+                <w:rFonts w:ascii="Courier New" w:hAnsi="Courier New"/>
+                <w:color w:val="0F172A"/>
+                <w:sz w:val="18"/>
+              </w:rPr>
+              <w:t>selected_guest_usage: {count, date}</w:t>
+            </w:r>
+            <w:r>
+              <w:rPr>
+                <w:color w:val="1E293B"/>
+                <w:sz w:val="18"/>
+              </w:rPr>
+              <w:t xml:space="preserve">). On limit hit or locked-mode attempt, </w:t>
+            </w:r>
+            <w:r>
+              <w:rPr>
+                <w:rFonts w:ascii="Courier New" w:hAnsi="Courier New"/>
+                <w:color w:val="0F172A"/>
+                <w:sz w:val="18"/>
+              </w:rPr>
+              <w:t>GuestLimitModal</w:t>
+            </w:r>
+            <w:r>
+              <w:rPr>
+                <w:color w:val="1E293B"/>
+                <w:sz w:val="18"/>
+              </w:rPr>
+              <w:t xml:space="preserve"> opens: shows reset countdown to midnight, "Start free 7-day trial" (Clerk SignUpButton modal) and "I already have an account" (SignInButton modal). Header badge shows </w:t>
+            </w:r>
+            <w:r>
+              <w:rPr>
+                <w:rFonts w:ascii="Courier New" w:hAnsi="Courier New"/>
+                <w:color w:val="0F172A"/>
+                <w:sz w:val="18"/>
+              </w:rPr>
+              <w:t>X/20 questions today</w:t>
+            </w:r>
+            <w:r>
+              <w:rPr>
+                <w:color w:val="1E293B"/>
+                <w:sz w:val="18"/>
+              </w:rPr>
+              <w:t xml:space="preserve"> for guests (turns red at limit). Signed-in parents and child sessions continue to use server-side tracking. </w:t>
+            </w:r>
+            <w:r>
+              <w:rPr>
+                <w:rFonts w:ascii="Courier New" w:hAnsi="Courier New"/>
+                <w:color w:val="0F172A"/>
+                <w:sz w:val="18"/>
+              </w:rPr>
+              <w:t>app/components/GuestLimitModal.tsx</w:t>
+            </w:r>
+            <w:r>
+              <w:rPr>
+                <w:color w:val="1E293B"/>
+                <w:sz w:val="18"/>
+              </w:rPr>
+              <w:t xml:space="preserve"> added</w:t>
+            </w:r>
+          </w:p>
+        </w:tc>
+      </w:tr>
+      <w:tr>
+        <w:tc>
+          <w:tcPr>
+            <w:tcW w:type="dxa" w:w="3024"/>
+            <w:shd w:val="clear" w:color="auto" w:fill="FFFFFF"/>
+            <w:tcBorders>
+              <w:top w:val="single" w:sz="4" w:space="0" w:color="E2E8F0"/>
+              <w:left w:val="single" w:sz="4" w:space="0" w:color="E2E8F0"/>
+              <w:bottom w:val="single" w:sz="4" w:space="0" w:color="E2E8F0"/>
+              <w:right w:val="single" w:sz="4" w:space="0" w:color="E2E8F0"/>
+            </w:tcBorders>
+          </w:tcPr>
+          <w:p>
+            <w:pPr>
+              <w:spacing w:before="30" w:after="30"/>
+            </w:pPr>
+            <w:r/>
+            <w:r>
+              <w:rPr>
+                <w:b/>
+                <w:color w:val="1E293B"/>
+              </w:rPr>
+              <w:t>v0.23.0</w:t>
+            </w:r>
+          </w:p>
+        </w:tc>
+        <w:tc>
+          <w:tcPr>
+            <w:tcW w:type="dxa" w:w="3024"/>
+            <w:shd w:val="clear" w:color="auto" w:fill="FFFFFF"/>
+            <w:tcBorders>
+              <w:top w:val="single" w:sz="4" w:space="0" w:color="E2E8F0"/>
+              <w:left w:val="single" w:sz="4" w:space="0" w:color="E2E8F0"/>
+              <w:bottom w:val="single" w:sz="4" w:space="0" w:color="E2E8F0"/>
+              <w:right w:val="single" w:sz="4" w:space="0" w:color="E2E8F0"/>
+            </w:tcBorders>
+          </w:tcPr>
+          <w:p>
+            <w:pPr>
+              <w:spacing w:before="30" w:after="30"/>
+            </w:pPr>
+            <w:r/>
+            <w:r>
+              <w:rPr>
+                <w:color w:val="1E293B"/>
+                <w:sz w:val="18"/>
+              </w:rPr>
+              <w:t>July 2026</w:t>
+            </w:r>
+          </w:p>
+        </w:tc>
+        <w:tc>
+          <w:tcPr>
+            <w:tcW w:type="dxa" w:w="3024"/>
+            <w:shd w:val="clear" w:color="auto" w:fill="FFFFFF"/>
+            <w:tcBorders>
+              <w:top w:val="single" w:sz="4" w:space="0" w:color="E2E8F0"/>
+              <w:left w:val="single" w:sz="4" w:space="0" w:color="E2E8F0"/>
+              <w:bottom w:val="single" w:sz="4" w:space="0" w:color="E2E8F0"/>
+              <w:right w:val="single" w:sz="4" w:space="0" w:color="E2E8F0"/>
+            </w:tcBorders>
+          </w:tcPr>
+          <w:p>
+            <w:pPr>
+              <w:spacing w:before="30" w:after="30"/>
+            </w:pPr>
+            <w:r/>
+            <w:r>
+              <w:rPr>
+                <w:color w:val="1E293B"/>
+                <w:sz w:val="18"/>
+              </w:rPr>
               <w:t xml:space="preserve">Landing page: exam coverage panel, testimonials section, FAQ accordion — (1) Hero redesigned to two-column layout on desktop: text/CTAs left, exam coverage panel right. Panel shows 8 colour-coded exam badges (AMC, Olympiad, ACER, ICAS, ATAR, NAPLAN, Bebras, KSF) with name, full title, year range, and coloured accent bar. Includes legal disclaimer: "SelectEd is an independent preparation platform. Not affiliated with, endorsed by, or connected to the organisations that administer these assessments." (2) Testimonials section added (after Founder card): 3 hardcoded seed cards + fetched approved DB testimonials; "Share your experience →" opens inline form (name, location, star rating, quote); </w:t>
             </w:r>
             <w:r>
@@ -29142,7 +29933,7 @@
           <w:i/>
           <w:color w:val="1E293B"/>
         </w:rPr>
-        <w:t>Document last updated: 1 July 2026 (v0.29). Updated alongside the codebase whenever routes, components, or UX decisions change.</w:t>
+        <w:t>Document last updated: 1 July 2026 (v0.30). Updated alongside the codebase whenever routes, components, or UX decisions change.</w:t>
       </w:r>
     </w:p>
     <w:p>

--- a/DESIGN.docx
+++ b/DESIGN.docx
@@ -27777,7 +27777,7 @@
                 <w:b/>
                 <w:color w:val="1E293B"/>
               </w:rPr>
-              <w:t>v0.30.0</w:t>
+              <w:t>v0.31.0</w:t>
             </w:r>
           </w:p>
         </w:tc>
@@ -27827,21 +27827,7 @@
                 <w:color w:val="1E293B"/>
                 <w:sz w:val="18"/>
               </w:rPr>
-              <w:t xml:space="preserve">Cinematic hero background — (1) </w:t>
-            </w:r>
-            <w:r>
-              <w:rPr>
-                <w:b/>
-                <w:color w:val="1E293B"/>
-              </w:rPr>
-              <w:t>Video background infrastructure</w:t>
-            </w:r>
-            <w:r>
-              <w:rPr>
-                <w:color w:val="1E293B"/>
-                <w:sz w:val="18"/>
-              </w:rPr>
-              <w:t xml:space="preserve">: hero section now mounts an HTML5 </w:t>
+              <w:t xml:space="preserve">Custom sign-up form — phone number removal and Clerk v7 Future API migration. Replaced Clerk's built-in </w:t>
             </w:r>
             <w:r>
               <w:rPr>
@@ -27849,14 +27835,14 @@
                 <w:color w:val="0F172A"/>
                 <w:sz w:val="18"/>
               </w:rPr>
-              <w:t>&lt;video autoPlay muted loop playsInline&gt;</w:t>
-            </w:r>
-            <w:r>
-              <w:rPr>
-                <w:color w:val="1E293B"/>
-                <w:sz w:val="18"/>
-              </w:rPr>
-              <w:t xml:space="preserve"> element pointing to </w:t>
+              <w:t>&lt;SignUp /&gt;</w:t>
+            </w:r>
+            <w:r>
+              <w:rPr>
+                <w:color w:val="1E293B"/>
+                <w:sz w:val="18"/>
+              </w:rPr>
+              <w:t xml:space="preserve"> modal with a fully custom sign-up page (</w:t>
             </w:r>
             <w:r>
               <w:rPr>
@@ -27864,14 +27850,14 @@
                 <w:color w:val="0F172A"/>
                 <w:sz w:val="18"/>
               </w:rPr>
-              <w:t>/public/tutor-bg.mp4</w:t>
-            </w:r>
-            <w:r>
-              <w:rPr>
-                <w:color w:val="1E293B"/>
-                <w:sz w:val="18"/>
-              </w:rPr>
-              <w:t xml:space="preserve">. </w:t>
+              <w:t>app/sign-up/[[...sign-up]]/page.tsx</w:t>
+            </w:r>
+            <w:r>
+              <w:rPr>
+                <w:color w:val="1E293B"/>
+                <w:sz w:val="18"/>
+              </w:rPr>
+              <w:t>) using Clerk's programmatic Future API (</w:t>
             </w:r>
             <w:r>
               <w:rPr>
@@ -27879,14 +27865,14 @@
                 <w:color w:val="0F172A"/>
                 <w:sz w:val="18"/>
               </w:rPr>
-              <w:t>videoBgReady</w:t>
-            </w:r>
-            <w:r>
-              <w:rPr>
-                <w:color w:val="1E293B"/>
-                <w:sz w:val="18"/>
-              </w:rPr>
-              <w:t xml:space="preserve"> React state tracks </w:t>
+              <w:t>useSignUp()</w:t>
+            </w:r>
+            <w:r>
+              <w:rPr>
+                <w:color w:val="1E293B"/>
+                <w:sz w:val="18"/>
+              </w:rPr>
+              <w:t xml:space="preserve"> returning </w:t>
             </w:r>
             <w:r>
               <w:rPr>
@@ -27894,14 +27880,14 @@
                 <w:color w:val="0F172A"/>
                 <w:sz w:val="18"/>
               </w:rPr>
-              <w:t>onCanPlay</w:t>
-            </w:r>
-            <w:r>
-              <w:rPr>
-                <w:color w:val="1E293B"/>
-                <w:sz w:val="18"/>
-              </w:rPr>
-              <w:t xml:space="preserve">; the video fades in with a 1.2 s opacity transition once loaded. When no video file is present (or on load failure), </w:t>
+              <w:t>{ signUp, fetchStatus }</w:t>
+            </w:r>
+            <w:r>
+              <w:rPr>
+                <w:color w:val="1E293B"/>
+                <w:sz w:val="18"/>
+              </w:rPr>
+              <w:t xml:space="preserve">). Flow: email + password + optional name → </w:t>
             </w:r>
             <w:r>
               <w:rPr>
@@ -27909,14 +27895,14 @@
                 <w:color w:val="0F172A"/>
                 <w:sz w:val="18"/>
               </w:rPr>
-              <w:t>videoBgReady</w:t>
-            </w:r>
-            <w:r>
-              <w:rPr>
-                <w:color w:val="1E293B"/>
-                <w:sz w:val="18"/>
-              </w:rPr>
-              <w:t xml:space="preserve"> stays </w:t>
+              <w:t>signUp.password()</w:t>
+            </w:r>
+            <w:r>
+              <w:rPr>
+                <w:color w:val="1E293B"/>
+                <w:sz w:val="18"/>
+              </w:rPr>
+              <w:t xml:space="preserve"> → </w:t>
             </w:r>
             <w:r>
               <w:rPr>
@@ -27924,28 +27910,14 @@
                 <w:color w:val="0F172A"/>
                 <w:sz w:val="18"/>
               </w:rPr>
-              <w:t>false</w:t>
-            </w:r>
-            <w:r>
-              <w:rPr>
-                <w:color w:val="1E293B"/>
-                <w:sz w:val="18"/>
-              </w:rPr>
-              <w:t xml:space="preserve"> and the full CSS-animated scene renders instead. (2) </w:t>
-            </w:r>
-            <w:r>
-              <w:rPr>
-                <w:b/>
-                <w:color w:val="1E293B"/>
-              </w:rPr>
-              <w:t>CSS animated tutor scene</w:t>
-            </w:r>
-            <w:r>
-              <w:rPr>
-                <w:color w:val="1E293B"/>
-                <w:sz w:val="18"/>
-              </w:rPr>
-              <w:t xml:space="preserve"> (fallback + always-on decoration): deep navy base gradient (</w:t>
+              <w:t>signUp.verifications.sendEmailCode()</w:t>
+            </w:r>
+            <w:r>
+              <w:rPr>
+                <w:color w:val="1E293B"/>
+                <w:sz w:val="18"/>
+              </w:rPr>
+              <w:t xml:space="preserve"> → 6-digit OTP screen → </w:t>
             </w:r>
             <w:r>
               <w:rPr>
@@ -27953,14 +27925,14 @@
                 <w:color w:val="0F172A"/>
                 <w:sz w:val="18"/>
               </w:rPr>
-              <w:t>#000936 → #060e3f → #0c1848</w:t>
-            </w:r>
-            <w:r>
-              <w:rPr>
-                <w:color w:val="1E293B"/>
-                <w:sz w:val="18"/>
-              </w:rPr>
-              <w:t xml:space="preserve">); a large 340 px blue radial-gradient AI orb (top-left) with </w:t>
+              <w:t>signUp.verifications.verifyEmailCode({ code })</w:t>
+            </w:r>
+            <w:r>
+              <w:rPr>
+                <w:color w:val="1E293B"/>
+                <w:sz w:val="18"/>
+              </w:rPr>
+              <w:t xml:space="preserve"> → </w:t>
             </w:r>
             <w:r>
               <w:rPr>
@@ -27968,14 +27940,14 @@
                 <w:color w:val="0F172A"/>
                 <w:sz w:val="18"/>
               </w:rPr>
-              <w:t>ai-orb-pulse</w:t>
-            </w:r>
-            <w:r>
-              <w:rPr>
-                <w:color w:val="1E293B"/>
-                <w:sz w:val="18"/>
-              </w:rPr>
-              <w:t xml:space="preserve"> keyframe (scale 1 → 1.09, opacity pulse); a 520 px outer ambient glow around the orb; a 380 px warm amber/orange </w:t>
+              <w:t>signUp.finalize()</w:t>
+            </w:r>
+            <w:r>
+              <w:rPr>
+                <w:color w:val="1E293B"/>
+                <w:sz w:val="18"/>
+              </w:rPr>
+              <w:t xml:space="preserve"> → redirect to </w:t>
             </w:r>
             <w:r>
               <w:rPr>
@@ -27983,14 +27955,14 @@
                 <w:color w:val="0F172A"/>
                 <w:sz w:val="18"/>
               </w:rPr>
-              <w:t>warm-glow</w:t>
-            </w:r>
-            <w:r>
-              <w:rPr>
-                <w:color w:val="1E293B"/>
-                <w:sz w:val="18"/>
-              </w:rPr>
-              <w:t xml:space="preserve"> radial gradient (right, </w:t>
+              <w:t>/</w:t>
+            </w:r>
+            <w:r>
+              <w:rPr>
+                <w:color w:val="1E293B"/>
+                <w:sz w:val="18"/>
+              </w:rPr>
+              <w:t xml:space="preserve">. Google OAuth via </w:t>
             </w:r>
             <w:r>
               <w:rPr>
@@ -27998,14 +27970,14 @@
                 <w:color w:val="0F172A"/>
                 <w:sz w:val="18"/>
               </w:rPr>
-              <w:t>warm-glow</w:t>
-            </w:r>
-            <w:r>
-              <w:rPr>
-                <w:color w:val="1E293B"/>
-                <w:sz w:val="18"/>
-              </w:rPr>
-              <w:t xml:space="preserve"> keyframe) representing the student; a 2 px horizontal </w:t>
+              <w:t>signUp.sso({ strategy: "oauth_google", redirectUrl: "/sso-callback", redirectCallbackUrl: "/sso-callback" })</w:t>
+            </w:r>
+            <w:r>
+              <w:rPr>
+                <w:color w:val="1E293B"/>
+                <w:sz w:val="18"/>
+              </w:rPr>
+              <w:t xml:space="preserve">. </w:t>
             </w:r>
             <w:r>
               <w:rPr>
@@ -28013,14 +27985,14 @@
                 <w:color w:val="0F172A"/>
                 <w:sz w:val="18"/>
               </w:rPr>
-              <w:t>beam-pulse</w:t>
-            </w:r>
-            <w:r>
-              <w:rPr>
-                <w:color w:val="1E293B"/>
-                <w:sz w:val="18"/>
-              </w:rPr>
-              <w:t xml:space="preserve"> connection line between orb and student; 20 rising dot particles (</w:t>
+              <w:t>CaptchaSignUpGate</w:t>
+            </w:r>
+            <w:r>
+              <w:rPr>
+                <w:color w:val="1E293B"/>
+                <w:sz w:val="18"/>
+              </w:rPr>
+              <w:t xml:space="preserve"> updated to </w:t>
             </w:r>
             <w:r>
               <w:rPr>
@@ -28028,14 +28000,14 @@
                 <w:color w:val="0F172A"/>
                 <w:sz w:val="18"/>
               </w:rPr>
-              <w:t>particle-rise</w:t>
-            </w:r>
-            <w:r>
-              <w:rPr>
-                <w:color w:val="1E293B"/>
-                <w:sz w:val="18"/>
-              </w:rPr>
-              <w:t xml:space="preserve"> keyframe); 5 floating maths equations (</w:t>
+              <w:t>router.push("/sign-up")</w:t>
+            </w:r>
+            <w:r>
+              <w:rPr>
+                <w:color w:val="1E293B"/>
+                <w:sz w:val="18"/>
+              </w:rPr>
+              <w:t xml:space="preserve"> instead of </w:t>
             </w:r>
             <w:r>
               <w:rPr>
@@ -28043,14 +28015,14 @@
                 <w:color w:val="0F172A"/>
                 <w:sz w:val="18"/>
               </w:rPr>
-              <w:t>float-equation</w:t>
-            </w:r>
-            <w:r>
-              <w:rPr>
-                <w:color w:val="1E293B"/>
-                <w:sz w:val="18"/>
-              </w:rPr>
-              <w:t xml:space="preserve"> keyframe — e.g. </w:t>
+              <w:t>openSignUp()</w:t>
+            </w:r>
+            <w:r>
+              <w:rPr>
+                <w:color w:val="1E293B"/>
+                <w:sz w:val="18"/>
+              </w:rPr>
+              <w:t xml:space="preserve"> modal (modal had phone issue too). </w:t>
             </w:r>
             <w:r>
               <w:rPr>
@@ -28058,14 +28030,14 @@
                 <w:color w:val="0F172A"/>
                 <w:sz w:val="18"/>
               </w:rPr>
-              <w:t>y = mx + b</w:t>
-            </w:r>
-            <w:r>
-              <w:rPr>
-                <w:color w:val="1E293B"/>
-                <w:sz w:val="18"/>
-              </w:rPr>
-              <w:t xml:space="preserve">, </w:t>
+              <w:t>/sso-callback</w:t>
+            </w:r>
+            <w:r>
+              <w:rPr>
+                <w:color w:val="1E293B"/>
+                <w:sz w:val="18"/>
+              </w:rPr>
+              <w:t xml:space="preserve"> page (</w:t>
             </w:r>
             <w:r>
               <w:rPr>
@@ -28073,475 +28045,14 @@
                 <w:color w:val="0F172A"/>
                 <w:sz w:val="18"/>
               </w:rPr>
-              <w:t>E = mc²</w:t>
-            </w:r>
-            <w:r>
-              <w:rPr>
-                <w:color w:val="1E293B"/>
-                <w:sz w:val="18"/>
-              </w:rPr>
-              <w:t xml:space="preserve">, </w:t>
-            </w:r>
-            <w:r>
-              <w:rPr>
-                <w:rFonts w:ascii="Courier New" w:hAnsi="Courier New"/>
-                <w:color w:val="0F172A"/>
-                <w:sz w:val="18"/>
-              </w:rPr>
-              <w:t>P(A) = n(A)/n(S)</w:t>
-            </w:r>
-            <w:r>
-              <w:rPr>
-                <w:color w:val="1E293B"/>
-                <w:sz w:val="18"/>
-              </w:rPr>
-              <w:t xml:space="preserve">, </w:t>
-            </w:r>
-            <w:r>
-              <w:rPr>
-                <w:rFonts w:ascii="Courier New" w:hAnsi="Courier New"/>
-                <w:color w:val="0F172A"/>
-                <w:sz w:val="18"/>
-              </w:rPr>
-              <w:t>∫₀¹ f(x) dx</w:t>
-            </w:r>
-            <w:r>
-              <w:rPr>
-                <w:color w:val="1E293B"/>
-                <w:sz w:val="18"/>
-              </w:rPr>
-              <w:t xml:space="preserve">, </w:t>
-            </w:r>
-            <w:r>
-              <w:rPr>
-                <w:rFonts w:ascii="Courier New" w:hAnsi="Courier New"/>
-                <w:color w:val="0F172A"/>
-                <w:sz w:val="18"/>
-              </w:rPr>
-              <w:t>ax² + bx + c = 0</w:t>
-            </w:r>
-            <w:r>
-              <w:rPr>
-                <w:color w:val="1E293B"/>
-                <w:sz w:val="18"/>
-              </w:rPr>
-              <w:t>); 16 floating maths symbols (</w:t>
-            </w:r>
-            <w:r>
-              <w:rPr>
-                <w:rFonts w:ascii="Courier New" w:hAnsi="Courier New"/>
-                <w:color w:val="0F172A"/>
-                <w:sz w:val="18"/>
-              </w:rPr>
-              <w:t>float-symbol</w:t>
-            </w:r>
-            <w:r>
-              <w:rPr>
-                <w:color w:val="1E293B"/>
-                <w:sz w:val="18"/>
-              </w:rPr>
-              <w:t xml:space="preserve">, unchanged from v0.28, but colour-shifted to semi-transparent RGBA values for dark background). (3) </w:t>
-            </w:r>
-            <w:r>
-              <w:rPr>
-                <w:b/>
-                <w:color w:val="1E293B"/>
-              </w:rPr>
-              <w:t>Dark overlay</w:t>
-            </w:r>
-            <w:r>
-              <w:rPr>
-                <w:color w:val="1E293B"/>
-                <w:sz w:val="18"/>
-              </w:rPr>
-              <w:t xml:space="preserve">: linear-gradient overlay adjusts dynamically — thick dark when CSS scene shows, semi-transparent when video plays. (4) </w:t>
-            </w:r>
-            <w:r>
-              <w:rPr>
-                <w:b/>
-                <w:color w:val="1E293B"/>
-              </w:rPr>
-              <w:t>Bottom white fade</w:t>
-            </w:r>
-            <w:r>
-              <w:rPr>
-                <w:color w:val="1E293B"/>
-                <w:sz w:val="18"/>
-              </w:rPr>
-              <w:t xml:space="preserve">: 28-rem </w:t>
-            </w:r>
-            <w:r>
-              <w:rPr>
-                <w:rFonts w:ascii="Courier New" w:hAnsi="Courier New"/>
-                <w:color w:val="0F172A"/>
-                <w:sz w:val="18"/>
-              </w:rPr>
-              <w:t>h-28</w:t>
-            </w:r>
-            <w:r>
-              <w:rPr>
-                <w:color w:val="1E293B"/>
-                <w:sz w:val="18"/>
-              </w:rPr>
-              <w:t xml:space="preserve"> gradient </w:t>
-            </w:r>
-            <w:r>
-              <w:rPr>
-                <w:rFonts w:ascii="Courier New" w:hAnsi="Courier New"/>
-                <w:color w:val="0F172A"/>
-                <w:sz w:val="18"/>
-              </w:rPr>
-              <w:t>transparent → #ffffff</w:t>
-            </w:r>
-            <w:r>
-              <w:rPr>
-                <w:color w:val="1E293B"/>
-                <w:sz w:val="18"/>
-              </w:rPr>
-              <w:t xml:space="preserve"> at hero bottom so hero blends into the white sections below. (5) </w:t>
-            </w:r>
-            <w:r>
-              <w:rPr>
-                <w:b/>
-                <w:color w:val="1E293B"/>
-              </w:rPr>
-              <w:t>Hero text redesigned for dark background</w:t>
-            </w:r>
-            <w:r>
-              <w:rPr>
-                <w:color w:val="1E293B"/>
-                <w:sz w:val="18"/>
-              </w:rPr>
-              <w:t xml:space="preserve">: headline in white </w:t>
-            </w:r>
-            <w:r>
-              <w:rPr>
-                <w:rFonts w:ascii="Courier New" w:hAnsi="Courier New"/>
-                <w:color w:val="0F172A"/>
-                <w:sz w:val="18"/>
-              </w:rPr>
-              <w:t>#ffffff</w:t>
-            </w:r>
-            <w:r>
-              <w:rPr>
-                <w:color w:val="1E293B"/>
-                <w:sz w:val="18"/>
-              </w:rPr>
-              <w:t xml:space="preserve">, accent span in sky-blue </w:t>
-            </w:r>
-            <w:r>
-              <w:rPr>
-                <w:rFonts w:ascii="Courier New" w:hAnsi="Courier New"/>
-                <w:color w:val="0F172A"/>
-                <w:sz w:val="18"/>
-              </w:rPr>
-              <w:t>#56DBFF</w:t>
-            </w:r>
-            <w:r>
-              <w:rPr>
-                <w:color w:val="1E293B"/>
-                <w:sz w:val="18"/>
-              </w:rPr>
-              <w:t xml:space="preserve">; subheadline at </w:t>
-            </w:r>
-            <w:r>
-              <w:rPr>
-                <w:rFonts w:ascii="Courier New" w:hAnsi="Courier New"/>
-                <w:color w:val="0F172A"/>
-                <w:sz w:val="18"/>
-              </w:rPr>
-              <w:t>rgba(255,255,255,0.72)</w:t>
-            </w:r>
-            <w:r>
-              <w:rPr>
-                <w:color w:val="1E293B"/>
-                <w:sz w:val="18"/>
-              </w:rPr>
-              <w:t>; "Australia's AI-powered exam prep platform" badge uses glass pill (</w:t>
-            </w:r>
-            <w:r>
-              <w:rPr>
-                <w:rFonts w:ascii="Courier New" w:hAnsi="Courier New"/>
-                <w:color w:val="0F172A"/>
-                <w:sz w:val="18"/>
-              </w:rPr>
-              <w:t>rgba(255,255,255,0.08)</w:t>
-            </w:r>
-            <w:r>
-              <w:rPr>
-                <w:color w:val="1E293B"/>
-                <w:sz w:val="18"/>
-              </w:rPr>
-              <w:t xml:space="preserve"> bg + </w:t>
-            </w:r>
-            <w:r>
-              <w:rPr>
-                <w:rFonts w:ascii="Courier New" w:hAnsi="Courier New"/>
-                <w:color w:val="0F172A"/>
-                <w:sz w:val="18"/>
-              </w:rPr>
-              <w:t>rgba(255,255,255,0.20)</w:t>
-            </w:r>
-            <w:r>
-              <w:rPr>
-                <w:color w:val="1E293B"/>
-                <w:sz w:val="18"/>
-              </w:rPr>
-              <w:t xml:space="preserve"> border + </w:t>
-            </w:r>
-            <w:r>
-              <w:rPr>
-                <w:rFonts w:ascii="Courier New" w:hAnsi="Courier New"/>
-                <w:color w:val="0F172A"/>
-                <w:sz w:val="18"/>
-              </w:rPr>
-              <w:t>backdropFilter: blur(8px)</w:t>
-            </w:r>
-            <w:r>
-              <w:rPr>
-                <w:color w:val="1E293B"/>
-                <w:sz w:val="18"/>
-              </w:rPr>
-              <w:t xml:space="preserve">); primary CTA changed from navy/gold to gold </w:t>
-            </w:r>
-            <w:r>
-              <w:rPr>
-                <w:rFonts w:ascii="Courier New" w:hAnsi="Courier New"/>
-                <w:color w:val="0F172A"/>
-                <w:sz w:val="18"/>
-              </w:rPr>
-              <w:t>#FDC800</w:t>
-            </w:r>
-            <w:r>
-              <w:rPr>
-                <w:color w:val="1E293B"/>
-                <w:sz w:val="18"/>
-              </w:rPr>
-              <w:t xml:space="preserve">/navy for maximum contrast on dark; secondary CTA ("I'm a student") uses </w:t>
-            </w:r>
-            <w:r>
-              <w:rPr>
-                <w:rFonts w:ascii="Courier New" w:hAnsi="Courier New"/>
-                <w:color w:val="0F172A"/>
-                <w:sz w:val="18"/>
-              </w:rPr>
-              <w:t>rgba(255,255,255,0.28)</w:t>
-            </w:r>
-            <w:r>
-              <w:rPr>
-                <w:color w:val="1E293B"/>
-                <w:sz w:val="18"/>
-              </w:rPr>
-              <w:t xml:space="preserve"> border and glass bg. (6) </w:t>
-            </w:r>
-            <w:r>
-              <w:rPr>
-                <w:b/>
-                <w:color w:val="1E293B"/>
-              </w:rPr>
-              <w:t>Frosted glass exam badge panel</w:t>
-            </w:r>
-            <w:r>
-              <w:rPr>
-                <w:color w:val="1E293B"/>
-                <w:sz w:val="18"/>
-              </w:rPr>
-              <w:t xml:space="preserve">: right column redesigned with </w:t>
-            </w:r>
-            <w:r>
-              <w:rPr>
-                <w:rFonts w:ascii="Courier New" w:hAnsi="Courier New"/>
-                <w:color w:val="0F172A"/>
-                <w:sz w:val="18"/>
-              </w:rPr>
-              <w:t>backdropFilter: blur(20px)</w:t>
-            </w:r>
-            <w:r>
-              <w:rPr>
-                <w:color w:val="1E293B"/>
-                <w:sz w:val="18"/>
-              </w:rPr>
-              <w:t xml:space="preserve"> + </w:t>
-            </w:r>
-            <w:r>
-              <w:rPr>
-                <w:rFonts w:ascii="Courier New" w:hAnsi="Courier New"/>
-                <w:color w:val="0F172A"/>
-                <w:sz w:val="18"/>
-              </w:rPr>
-              <w:t>-webkit-backdrop-filter</w:t>
-            </w:r>
-            <w:r>
-              <w:rPr>
-                <w:color w:val="1E293B"/>
-                <w:sz w:val="18"/>
-              </w:rPr>
-              <w:t xml:space="preserve"> glass card (</w:t>
-            </w:r>
-            <w:r>
-              <w:rPr>
-                <w:rFonts w:ascii="Courier New" w:hAnsi="Courier New"/>
-                <w:color w:val="0F172A"/>
-                <w:sz w:val="18"/>
-              </w:rPr>
-              <w:t>rgba(255,255,255,0.07)</w:t>
-            </w:r>
-            <w:r>
-              <w:rPr>
-                <w:color w:val="1E293B"/>
-                <w:sz w:val="18"/>
-              </w:rPr>
-              <w:t xml:space="preserve"> bg, </w:t>
-            </w:r>
-            <w:r>
-              <w:rPr>
-                <w:rFonts w:ascii="Courier New" w:hAnsi="Courier New"/>
-                <w:color w:val="0F172A"/>
-                <w:sz w:val="18"/>
-              </w:rPr>
-              <w:t>rgba(255,255,255,0.13)</w:t>
-            </w:r>
-            <w:r>
-              <w:rPr>
-                <w:color w:val="1E293B"/>
-                <w:sz w:val="18"/>
-              </w:rPr>
-              <w:t xml:space="preserve"> border, deep box-shadow </w:t>
-            </w:r>
-            <w:r>
-              <w:rPr>
-                <w:rFonts w:ascii="Courier New" w:hAnsi="Courier New"/>
-                <w:color w:val="0F172A"/>
-                <w:sz w:val="18"/>
-              </w:rPr>
-              <w:t>0 8px 48px rgba(0,0,0,0.45)</w:t>
-            </w:r>
-            <w:r>
-              <w:rPr>
-                <w:color w:val="1E293B"/>
-                <w:sz w:val="18"/>
-              </w:rPr>
-              <w:t xml:space="preserve">); badge card backgrounds changed to </w:t>
-            </w:r>
-            <w:r>
-              <w:rPr>
-                <w:rFonts w:ascii="Courier New" w:hAnsi="Courier New"/>
-                <w:color w:val="0F172A"/>
-                <w:sz w:val="18"/>
-              </w:rPr>
-              <w:t>rgba(255,255,255,0.05)</w:t>
-            </w:r>
-            <w:r>
-              <w:rPr>
-                <w:color w:val="1E293B"/>
-                <w:sz w:val="18"/>
-              </w:rPr>
-              <w:t xml:space="preserve">; badge circle glows use per-exam colour box-shadow; label text uses </w:t>
-            </w:r>
-            <w:r>
-              <w:rPr>
-                <w:rFonts w:ascii="Courier New" w:hAnsi="Courier New"/>
-                <w:color w:val="0F172A"/>
-                <w:sz w:val="18"/>
-              </w:rPr>
-              <w:t>rgba(255,255,255,0.6)</w:t>
-            </w:r>
-            <w:r>
-              <w:rPr>
-                <w:color w:val="1E293B"/>
-                <w:sz w:val="18"/>
-              </w:rPr>
-              <w:t xml:space="preserve">. New CSS keyframes added: </w:t>
-            </w:r>
-            <w:r>
-              <w:rPr>
-                <w:rFonts w:ascii="Courier New" w:hAnsi="Courier New"/>
-                <w:color w:val="0F172A"/>
-                <w:sz w:val="18"/>
-              </w:rPr>
-              <w:t>ai-orb-pulse</w:t>
-            </w:r>
-            <w:r>
-              <w:rPr>
-                <w:color w:val="1E293B"/>
-                <w:sz w:val="18"/>
-              </w:rPr>
-              <w:t xml:space="preserve">, </w:t>
-            </w:r>
-            <w:r>
-              <w:rPr>
-                <w:rFonts w:ascii="Courier New" w:hAnsi="Courier New"/>
-                <w:color w:val="0F172A"/>
-                <w:sz w:val="18"/>
-              </w:rPr>
-              <w:t>warm-glow</w:t>
-            </w:r>
-            <w:r>
-              <w:rPr>
-                <w:color w:val="1E293B"/>
-                <w:sz w:val="18"/>
-              </w:rPr>
-              <w:t xml:space="preserve">, </w:t>
-            </w:r>
-            <w:r>
-              <w:rPr>
-                <w:rFonts w:ascii="Courier New" w:hAnsi="Courier New"/>
-                <w:color w:val="0F172A"/>
-                <w:sz w:val="18"/>
-              </w:rPr>
-              <w:t>beam-pulse</w:t>
-            </w:r>
-            <w:r>
-              <w:rPr>
-                <w:color w:val="1E293B"/>
-                <w:sz w:val="18"/>
-              </w:rPr>
-              <w:t xml:space="preserve">, </w:t>
-            </w:r>
-            <w:r>
-              <w:rPr>
-                <w:rFonts w:ascii="Courier New" w:hAnsi="Courier New"/>
-                <w:color w:val="0F172A"/>
-                <w:sz w:val="18"/>
-              </w:rPr>
-              <w:t>particle-rise</w:t>
-            </w:r>
-            <w:r>
-              <w:rPr>
-                <w:color w:val="1E293B"/>
-                <w:sz w:val="18"/>
-              </w:rPr>
-              <w:t xml:space="preserve">, </w:t>
-            </w:r>
-            <w:r>
-              <w:rPr>
-                <w:rFonts w:ascii="Courier New" w:hAnsi="Courier New"/>
-                <w:color w:val="0F172A"/>
-                <w:sz w:val="18"/>
-              </w:rPr>
-              <w:t>float-equation</w:t>
-            </w:r>
-            <w:r>
-              <w:rPr>
-                <w:color w:val="1E293B"/>
-                <w:sz w:val="18"/>
-              </w:rPr>
-              <w:t xml:space="preserve">. To use a real AI-generated video: generate a 10–15 s looping MP4 (recommended prompt: "Serene warm study scene, soft-glowing blue AI hologram tutor floating near a desk, happy 10-year-old child looking up with curiosity, floating maths equations drifting around them, ambient film-quality lighting, cinematic, 4K, seamlessly loopable") using Runway Gen-3, Kling AI, or Sora; place the file at </w:t>
-            </w:r>
-            <w:r>
-              <w:rPr>
-                <w:rFonts w:ascii="Courier New" w:hAnsi="Courier New"/>
-                <w:color w:val="0F172A"/>
-                <w:sz w:val="18"/>
-              </w:rPr>
-              <w:t>public/tutor-bg.mp4</w:t>
-            </w:r>
-            <w:r>
-              <w:rPr>
-                <w:color w:val="1E293B"/>
-                <w:sz w:val="18"/>
-              </w:rPr>
-              <w:t>; no code change needed — the player activates automatically</w:t>
+              <w:t>AuthenticateWithRedirectCallback</w:t>
+            </w:r>
+            <w:r>
+              <w:rPr>
+                <w:color w:val="1E293B"/>
+                <w:sz w:val="18"/>
+              </w:rPr>
+              <w:t>) handles OAuth redirect completion. No phone number field at any step — eliminates "phone numbers from this country are not supported" error for Australian users. Form is fully branded (SelectEd wordmark, navy/gold CTAs, white card on dark background)</w:t>
             </w:r>
           </w:p>
         </w:tc>
@@ -28568,7 +28079,7 @@
                 <w:b/>
                 <w:color w:val="1E293B"/>
               </w:rPr>
-              <w:t>v0.29.0</w:t>
+              <w:t>v0.30.0</w:t>
             </w:r>
           </w:p>
         </w:tc>
@@ -28618,7 +28129,21 @@
                 <w:color w:val="1E293B"/>
                 <w:sz w:val="18"/>
               </w:rPr>
-              <w:t xml:space="preserve">Guest limit reduced 20 → 10 questions/day — updated in </w:t>
+              <w:t xml:space="preserve">Cinematic hero background — (1) </w:t>
+            </w:r>
+            <w:r>
+              <w:rPr>
+                <w:b/>
+                <w:color w:val="1E293B"/>
+              </w:rPr>
+              <w:t>Video background infrastructure</w:t>
+            </w:r>
+            <w:r>
+              <w:rPr>
+                <w:color w:val="1E293B"/>
+                <w:sz w:val="18"/>
+              </w:rPr>
+              <w:t xml:space="preserve">: hero section now mounts an HTML5 </w:t>
             </w:r>
             <w:r>
               <w:rPr>
@@ -28626,14 +28151,14 @@
                 <w:color w:val="0F172A"/>
                 <w:sz w:val="18"/>
               </w:rPr>
-              <w:t>GUEST_DAILY_LIMIT</w:t>
-            </w:r>
-            <w:r>
-              <w:rPr>
-                <w:color w:val="1E293B"/>
-                <w:sz w:val="18"/>
-              </w:rPr>
-              <w:t xml:space="preserve"> constant (</w:t>
+              <w:t>&lt;video autoPlay muted loop playsInline&gt;</w:t>
+            </w:r>
+            <w:r>
+              <w:rPr>
+                <w:color w:val="1E293B"/>
+                <w:sz w:val="18"/>
+              </w:rPr>
+              <w:t xml:space="preserve"> element pointing to </w:t>
             </w:r>
             <w:r>
               <w:rPr>
@@ -28641,14 +28166,14 @@
                 <w:color w:val="0F172A"/>
                 <w:sz w:val="18"/>
               </w:rPr>
-              <w:t>app/page.tsx</w:t>
-            </w:r>
-            <w:r>
-              <w:rPr>
-                <w:color w:val="1E293B"/>
-                <w:sz w:val="18"/>
-              </w:rPr>
-              <w:t xml:space="preserve">, </w:t>
+              <w:t>/public/tutor-bg.mp4</w:t>
+            </w:r>
+            <w:r>
+              <w:rPr>
+                <w:color w:val="1E293B"/>
+                <w:sz w:val="18"/>
+              </w:rPr>
+              <w:t xml:space="preserve">. </w:t>
             </w:r>
             <w:r>
               <w:rPr>
@@ -28656,14 +28181,14 @@
                 <w:color w:val="0F172A"/>
                 <w:sz w:val="18"/>
               </w:rPr>
-              <w:t>GuestLimitModal.tsx</w:t>
-            </w:r>
-            <w:r>
-              <w:rPr>
-                <w:color w:val="1E293B"/>
-                <w:sz w:val="18"/>
-              </w:rPr>
-              <w:t xml:space="preserve">), rolling banner copy, FAQ answer, trust badge, and parent dashboard label. CAPTCHA gate on sign-up — (1) </w:t>
+              <w:t>videoBgReady</w:t>
+            </w:r>
+            <w:r>
+              <w:rPr>
+                <w:color w:val="1E293B"/>
+                <w:sz w:val="18"/>
+              </w:rPr>
+              <w:t xml:space="preserve"> React state tracks </w:t>
             </w:r>
             <w:r>
               <w:rPr>
@@ -28671,14 +28196,14 @@
                 <w:color w:val="0F172A"/>
                 <w:sz w:val="18"/>
               </w:rPr>
-              <w:t>/sign-up</w:t>
-            </w:r>
-            <w:r>
-              <w:rPr>
-                <w:color w:val="1E293B"/>
-                <w:sz w:val="18"/>
-              </w:rPr>
-              <w:t xml:space="preserve"> page now shows a math CAPTCHA challenge before the Clerk </w:t>
+              <w:t>onCanPlay</w:t>
+            </w:r>
+            <w:r>
+              <w:rPr>
+                <w:color w:val="1E293B"/>
+                <w:sz w:val="18"/>
+              </w:rPr>
+              <w:t xml:space="preserve">; the video fades in with a 1.2 s opacity transition once loaded. When no video file is present (or on load failure), </w:t>
             </w:r>
             <w:r>
               <w:rPr>
@@ -28686,14 +28211,14 @@
                 <w:color w:val="0F172A"/>
                 <w:sz w:val="18"/>
               </w:rPr>
-              <w:t>&lt;SignUp /&gt;</w:t>
-            </w:r>
-            <w:r>
-              <w:rPr>
-                <w:color w:val="1E293B"/>
-                <w:sz w:val="18"/>
-              </w:rPr>
-              <w:t xml:space="preserve"> form renders (client component with </w:t>
+              <w:t>videoBgReady</w:t>
+            </w:r>
+            <w:r>
+              <w:rPr>
+                <w:color w:val="1E293B"/>
+                <w:sz w:val="18"/>
+              </w:rPr>
+              <w:t xml:space="preserve"> stays </w:t>
             </w:r>
             <w:r>
               <w:rPr>
@@ -28701,14 +28226,28 @@
                 <w:color w:val="0F172A"/>
                 <w:sz w:val="18"/>
               </w:rPr>
-              <w:t>useState</w:t>
-            </w:r>
-            <w:r>
-              <w:rPr>
-                <w:color w:val="1E293B"/>
-                <w:sz w:val="18"/>
-              </w:rPr>
-              <w:t xml:space="preserve"> gate). (2) New </w:t>
+              <w:t>false</w:t>
+            </w:r>
+            <w:r>
+              <w:rPr>
+                <w:color w:val="1E293B"/>
+                <w:sz w:val="18"/>
+              </w:rPr>
+              <w:t xml:space="preserve"> and the full CSS-animated scene renders instead. (2) </w:t>
+            </w:r>
+            <w:r>
+              <w:rPr>
+                <w:b/>
+                <w:color w:val="1E293B"/>
+              </w:rPr>
+              <w:t>CSS animated tutor scene</w:t>
+            </w:r>
+            <w:r>
+              <w:rPr>
+                <w:color w:val="1E293B"/>
+                <w:sz w:val="18"/>
+              </w:rPr>
+              <w:t xml:space="preserve"> (fallback + always-on decoration): deep navy base gradient (</w:t>
             </w:r>
             <w:r>
               <w:rPr>
@@ -28716,14 +28255,14 @@
                 <w:color w:val="0F172A"/>
                 <w:sz w:val="18"/>
               </w:rPr>
-              <w:t>CaptchaSignUpGate</w:t>
-            </w:r>
-            <w:r>
-              <w:rPr>
-                <w:color w:val="1E293B"/>
-                <w:sz w:val="18"/>
-              </w:rPr>
-              <w:t xml:space="preserve"> component (</w:t>
+              <w:t>#000936 → #060e3f → #0c1848</w:t>
+            </w:r>
+            <w:r>
+              <w:rPr>
+                <w:color w:val="1E293B"/>
+                <w:sz w:val="18"/>
+              </w:rPr>
+              <w:t xml:space="preserve">); a large 340 px blue radial-gradient AI orb (top-left) with </w:t>
             </w:r>
             <w:r>
               <w:rPr>
@@ -28731,14 +28270,14 @@
                 <w:color w:val="0F172A"/>
                 <w:sz w:val="18"/>
               </w:rPr>
-              <w:t>app/components/CaptchaSignUpGate.tsx</w:t>
-            </w:r>
-            <w:r>
-              <w:rPr>
-                <w:color w:val="1E293B"/>
-                <w:sz w:val="18"/>
-              </w:rPr>
-              <w:t xml:space="preserve">) wraps any button with a CAPTCHA modal; uses </w:t>
+              <w:t>ai-orb-pulse</w:t>
+            </w:r>
+            <w:r>
+              <w:rPr>
+                <w:color w:val="1E293B"/>
+                <w:sz w:val="18"/>
+              </w:rPr>
+              <w:t xml:space="preserve"> keyframe (scale 1 → 1.09, opacity pulse); a 520 px outer ambient glow around the orb; a 380 px warm amber/orange </w:t>
             </w:r>
             <w:r>
               <w:rPr>
@@ -28746,14 +28285,14 @@
                 <w:color w:val="0F172A"/>
                 <w:sz w:val="18"/>
               </w:rPr>
-              <w:t>useClerk().openSignUp()</w:t>
-            </w:r>
-            <w:r>
-              <w:rPr>
-                <w:color w:val="1E293B"/>
-                <w:sz w:val="18"/>
-              </w:rPr>
-              <w:t xml:space="preserve"> to open Clerk's sign-up modal after successful verification. </w:t>
+              <w:t>warm-glow</w:t>
+            </w:r>
+            <w:r>
+              <w:rPr>
+                <w:color w:val="1E293B"/>
+                <w:sz w:val="18"/>
+              </w:rPr>
+              <w:t xml:space="preserve"> radial gradient (right, </w:t>
             </w:r>
             <w:r>
               <w:rPr>
@@ -28761,14 +28300,14 @@
                 <w:color w:val="0F172A"/>
                 <w:sz w:val="18"/>
               </w:rPr>
-              <w:t>GuestLimitModal</w:t>
-            </w:r>
-            <w:r>
-              <w:rPr>
-                <w:color w:val="1E293B"/>
-                <w:sz w:val="18"/>
-              </w:rPr>
-              <w:t xml:space="preserve">'s "Start free 7-day trial →" button now uses </w:t>
+              <w:t>warm-glow</w:t>
+            </w:r>
+            <w:r>
+              <w:rPr>
+                <w:color w:val="1E293B"/>
+                <w:sz w:val="18"/>
+              </w:rPr>
+              <w:t xml:space="preserve"> keyframe) representing the student; a 2 px horizontal </w:t>
             </w:r>
             <w:r>
               <w:rPr>
@@ -28776,14 +28315,14 @@
                 <w:color w:val="0F172A"/>
                 <w:sz w:val="18"/>
               </w:rPr>
-              <w:t>CaptchaSignUpGate</w:t>
-            </w:r>
-            <w:r>
-              <w:rPr>
-                <w:color w:val="1E293B"/>
-                <w:sz w:val="18"/>
-              </w:rPr>
-              <w:t xml:space="preserve"> instead of </w:t>
+              <w:t>beam-pulse</w:t>
+            </w:r>
+            <w:r>
+              <w:rPr>
+                <w:color w:val="1E293B"/>
+                <w:sz w:val="18"/>
+              </w:rPr>
+              <w:t xml:space="preserve"> connection line between orb and student; 20 rising dot particles (</w:t>
             </w:r>
             <w:r>
               <w:rPr>
@@ -28791,7 +28330,520 @@
                 <w:color w:val="0F172A"/>
                 <w:sz w:val="18"/>
               </w:rPr>
-              <w:t>&lt;SignUpButton&gt;</w:t>
+              <w:t>particle-rise</w:t>
+            </w:r>
+            <w:r>
+              <w:rPr>
+                <w:color w:val="1E293B"/>
+                <w:sz w:val="18"/>
+              </w:rPr>
+              <w:t xml:space="preserve"> keyframe); 5 floating maths equations (</w:t>
+            </w:r>
+            <w:r>
+              <w:rPr>
+                <w:rFonts w:ascii="Courier New" w:hAnsi="Courier New"/>
+                <w:color w:val="0F172A"/>
+                <w:sz w:val="18"/>
+              </w:rPr>
+              <w:t>float-equation</w:t>
+            </w:r>
+            <w:r>
+              <w:rPr>
+                <w:color w:val="1E293B"/>
+                <w:sz w:val="18"/>
+              </w:rPr>
+              <w:t xml:space="preserve"> keyframe — e.g. </w:t>
+            </w:r>
+            <w:r>
+              <w:rPr>
+                <w:rFonts w:ascii="Courier New" w:hAnsi="Courier New"/>
+                <w:color w:val="0F172A"/>
+                <w:sz w:val="18"/>
+              </w:rPr>
+              <w:t>y = mx + b</w:t>
+            </w:r>
+            <w:r>
+              <w:rPr>
+                <w:color w:val="1E293B"/>
+                <w:sz w:val="18"/>
+              </w:rPr>
+              <w:t xml:space="preserve">, </w:t>
+            </w:r>
+            <w:r>
+              <w:rPr>
+                <w:rFonts w:ascii="Courier New" w:hAnsi="Courier New"/>
+                <w:color w:val="0F172A"/>
+                <w:sz w:val="18"/>
+              </w:rPr>
+              <w:t>E = mc²</w:t>
+            </w:r>
+            <w:r>
+              <w:rPr>
+                <w:color w:val="1E293B"/>
+                <w:sz w:val="18"/>
+              </w:rPr>
+              <w:t xml:space="preserve">, </w:t>
+            </w:r>
+            <w:r>
+              <w:rPr>
+                <w:rFonts w:ascii="Courier New" w:hAnsi="Courier New"/>
+                <w:color w:val="0F172A"/>
+                <w:sz w:val="18"/>
+              </w:rPr>
+              <w:t>P(A) = n(A)/n(S)</w:t>
+            </w:r>
+            <w:r>
+              <w:rPr>
+                <w:color w:val="1E293B"/>
+                <w:sz w:val="18"/>
+              </w:rPr>
+              <w:t xml:space="preserve">, </w:t>
+            </w:r>
+            <w:r>
+              <w:rPr>
+                <w:rFonts w:ascii="Courier New" w:hAnsi="Courier New"/>
+                <w:color w:val="0F172A"/>
+                <w:sz w:val="18"/>
+              </w:rPr>
+              <w:t>∫₀¹ f(x) dx</w:t>
+            </w:r>
+            <w:r>
+              <w:rPr>
+                <w:color w:val="1E293B"/>
+                <w:sz w:val="18"/>
+              </w:rPr>
+              <w:t xml:space="preserve">, </w:t>
+            </w:r>
+            <w:r>
+              <w:rPr>
+                <w:rFonts w:ascii="Courier New" w:hAnsi="Courier New"/>
+                <w:color w:val="0F172A"/>
+                <w:sz w:val="18"/>
+              </w:rPr>
+              <w:t>ax² + bx + c = 0</w:t>
+            </w:r>
+            <w:r>
+              <w:rPr>
+                <w:color w:val="1E293B"/>
+                <w:sz w:val="18"/>
+              </w:rPr>
+              <w:t>); 16 floating maths symbols (</w:t>
+            </w:r>
+            <w:r>
+              <w:rPr>
+                <w:rFonts w:ascii="Courier New" w:hAnsi="Courier New"/>
+                <w:color w:val="0F172A"/>
+                <w:sz w:val="18"/>
+              </w:rPr>
+              <w:t>float-symbol</w:t>
+            </w:r>
+            <w:r>
+              <w:rPr>
+                <w:color w:val="1E293B"/>
+                <w:sz w:val="18"/>
+              </w:rPr>
+              <w:t xml:space="preserve">, unchanged from v0.28, but colour-shifted to semi-transparent RGBA values for dark background). (3) </w:t>
+            </w:r>
+            <w:r>
+              <w:rPr>
+                <w:b/>
+                <w:color w:val="1E293B"/>
+              </w:rPr>
+              <w:t>Dark overlay</w:t>
+            </w:r>
+            <w:r>
+              <w:rPr>
+                <w:color w:val="1E293B"/>
+                <w:sz w:val="18"/>
+              </w:rPr>
+              <w:t xml:space="preserve">: linear-gradient overlay adjusts dynamically — thick dark when CSS scene shows, semi-transparent when video plays. (4) </w:t>
+            </w:r>
+            <w:r>
+              <w:rPr>
+                <w:b/>
+                <w:color w:val="1E293B"/>
+              </w:rPr>
+              <w:t>Bottom white fade</w:t>
+            </w:r>
+            <w:r>
+              <w:rPr>
+                <w:color w:val="1E293B"/>
+                <w:sz w:val="18"/>
+              </w:rPr>
+              <w:t xml:space="preserve">: 28-rem </w:t>
+            </w:r>
+            <w:r>
+              <w:rPr>
+                <w:rFonts w:ascii="Courier New" w:hAnsi="Courier New"/>
+                <w:color w:val="0F172A"/>
+                <w:sz w:val="18"/>
+              </w:rPr>
+              <w:t>h-28</w:t>
+            </w:r>
+            <w:r>
+              <w:rPr>
+                <w:color w:val="1E293B"/>
+                <w:sz w:val="18"/>
+              </w:rPr>
+              <w:t xml:space="preserve"> gradient </w:t>
+            </w:r>
+            <w:r>
+              <w:rPr>
+                <w:rFonts w:ascii="Courier New" w:hAnsi="Courier New"/>
+                <w:color w:val="0F172A"/>
+                <w:sz w:val="18"/>
+              </w:rPr>
+              <w:t>transparent → #ffffff</w:t>
+            </w:r>
+            <w:r>
+              <w:rPr>
+                <w:color w:val="1E293B"/>
+                <w:sz w:val="18"/>
+              </w:rPr>
+              <w:t xml:space="preserve"> at hero bottom so hero blends into the white sections below. (5) </w:t>
+            </w:r>
+            <w:r>
+              <w:rPr>
+                <w:b/>
+                <w:color w:val="1E293B"/>
+              </w:rPr>
+              <w:t>Hero text redesigned for dark background</w:t>
+            </w:r>
+            <w:r>
+              <w:rPr>
+                <w:color w:val="1E293B"/>
+                <w:sz w:val="18"/>
+              </w:rPr>
+              <w:t xml:space="preserve">: headline in white </w:t>
+            </w:r>
+            <w:r>
+              <w:rPr>
+                <w:rFonts w:ascii="Courier New" w:hAnsi="Courier New"/>
+                <w:color w:val="0F172A"/>
+                <w:sz w:val="18"/>
+              </w:rPr>
+              <w:t>#ffffff</w:t>
+            </w:r>
+            <w:r>
+              <w:rPr>
+                <w:color w:val="1E293B"/>
+                <w:sz w:val="18"/>
+              </w:rPr>
+              <w:t xml:space="preserve">, accent span in sky-blue </w:t>
+            </w:r>
+            <w:r>
+              <w:rPr>
+                <w:rFonts w:ascii="Courier New" w:hAnsi="Courier New"/>
+                <w:color w:val="0F172A"/>
+                <w:sz w:val="18"/>
+              </w:rPr>
+              <w:t>#56DBFF</w:t>
+            </w:r>
+            <w:r>
+              <w:rPr>
+                <w:color w:val="1E293B"/>
+                <w:sz w:val="18"/>
+              </w:rPr>
+              <w:t xml:space="preserve">; subheadline at </w:t>
+            </w:r>
+            <w:r>
+              <w:rPr>
+                <w:rFonts w:ascii="Courier New" w:hAnsi="Courier New"/>
+                <w:color w:val="0F172A"/>
+                <w:sz w:val="18"/>
+              </w:rPr>
+              <w:t>rgba(255,255,255,0.72)</w:t>
+            </w:r>
+            <w:r>
+              <w:rPr>
+                <w:color w:val="1E293B"/>
+                <w:sz w:val="18"/>
+              </w:rPr>
+              <w:t>; "Australia's AI-powered exam prep platform" badge uses glass pill (</w:t>
+            </w:r>
+            <w:r>
+              <w:rPr>
+                <w:rFonts w:ascii="Courier New" w:hAnsi="Courier New"/>
+                <w:color w:val="0F172A"/>
+                <w:sz w:val="18"/>
+              </w:rPr>
+              <w:t>rgba(255,255,255,0.08)</w:t>
+            </w:r>
+            <w:r>
+              <w:rPr>
+                <w:color w:val="1E293B"/>
+                <w:sz w:val="18"/>
+              </w:rPr>
+              <w:t xml:space="preserve"> bg + </w:t>
+            </w:r>
+            <w:r>
+              <w:rPr>
+                <w:rFonts w:ascii="Courier New" w:hAnsi="Courier New"/>
+                <w:color w:val="0F172A"/>
+                <w:sz w:val="18"/>
+              </w:rPr>
+              <w:t>rgba(255,255,255,0.20)</w:t>
+            </w:r>
+            <w:r>
+              <w:rPr>
+                <w:color w:val="1E293B"/>
+                <w:sz w:val="18"/>
+              </w:rPr>
+              <w:t xml:space="preserve"> border + </w:t>
+            </w:r>
+            <w:r>
+              <w:rPr>
+                <w:rFonts w:ascii="Courier New" w:hAnsi="Courier New"/>
+                <w:color w:val="0F172A"/>
+                <w:sz w:val="18"/>
+              </w:rPr>
+              <w:t>backdropFilter: blur(8px)</w:t>
+            </w:r>
+            <w:r>
+              <w:rPr>
+                <w:color w:val="1E293B"/>
+                <w:sz w:val="18"/>
+              </w:rPr>
+              <w:t xml:space="preserve">); primary CTA changed from navy/gold to gold </w:t>
+            </w:r>
+            <w:r>
+              <w:rPr>
+                <w:rFonts w:ascii="Courier New" w:hAnsi="Courier New"/>
+                <w:color w:val="0F172A"/>
+                <w:sz w:val="18"/>
+              </w:rPr>
+              <w:t>#FDC800</w:t>
+            </w:r>
+            <w:r>
+              <w:rPr>
+                <w:color w:val="1E293B"/>
+                <w:sz w:val="18"/>
+              </w:rPr>
+              <w:t xml:space="preserve">/navy for maximum contrast on dark; secondary CTA ("I'm a student") uses </w:t>
+            </w:r>
+            <w:r>
+              <w:rPr>
+                <w:rFonts w:ascii="Courier New" w:hAnsi="Courier New"/>
+                <w:color w:val="0F172A"/>
+                <w:sz w:val="18"/>
+              </w:rPr>
+              <w:t>rgba(255,255,255,0.28)</w:t>
+            </w:r>
+            <w:r>
+              <w:rPr>
+                <w:color w:val="1E293B"/>
+                <w:sz w:val="18"/>
+              </w:rPr>
+              <w:t xml:space="preserve"> border and glass bg. (6) </w:t>
+            </w:r>
+            <w:r>
+              <w:rPr>
+                <w:b/>
+                <w:color w:val="1E293B"/>
+              </w:rPr>
+              <w:t>Frosted glass exam badge panel</w:t>
+            </w:r>
+            <w:r>
+              <w:rPr>
+                <w:color w:val="1E293B"/>
+                <w:sz w:val="18"/>
+              </w:rPr>
+              <w:t xml:space="preserve">: right column redesigned with </w:t>
+            </w:r>
+            <w:r>
+              <w:rPr>
+                <w:rFonts w:ascii="Courier New" w:hAnsi="Courier New"/>
+                <w:color w:val="0F172A"/>
+                <w:sz w:val="18"/>
+              </w:rPr>
+              <w:t>backdropFilter: blur(20px)</w:t>
+            </w:r>
+            <w:r>
+              <w:rPr>
+                <w:color w:val="1E293B"/>
+                <w:sz w:val="18"/>
+              </w:rPr>
+              <w:t xml:space="preserve"> + </w:t>
+            </w:r>
+            <w:r>
+              <w:rPr>
+                <w:rFonts w:ascii="Courier New" w:hAnsi="Courier New"/>
+                <w:color w:val="0F172A"/>
+                <w:sz w:val="18"/>
+              </w:rPr>
+              <w:t>-webkit-backdrop-filter</w:t>
+            </w:r>
+            <w:r>
+              <w:rPr>
+                <w:color w:val="1E293B"/>
+                <w:sz w:val="18"/>
+              </w:rPr>
+              <w:t xml:space="preserve"> glass card (</w:t>
+            </w:r>
+            <w:r>
+              <w:rPr>
+                <w:rFonts w:ascii="Courier New" w:hAnsi="Courier New"/>
+                <w:color w:val="0F172A"/>
+                <w:sz w:val="18"/>
+              </w:rPr>
+              <w:t>rgba(255,255,255,0.07)</w:t>
+            </w:r>
+            <w:r>
+              <w:rPr>
+                <w:color w:val="1E293B"/>
+                <w:sz w:val="18"/>
+              </w:rPr>
+              <w:t xml:space="preserve"> bg, </w:t>
+            </w:r>
+            <w:r>
+              <w:rPr>
+                <w:rFonts w:ascii="Courier New" w:hAnsi="Courier New"/>
+                <w:color w:val="0F172A"/>
+                <w:sz w:val="18"/>
+              </w:rPr>
+              <w:t>rgba(255,255,255,0.13)</w:t>
+            </w:r>
+            <w:r>
+              <w:rPr>
+                <w:color w:val="1E293B"/>
+                <w:sz w:val="18"/>
+              </w:rPr>
+              <w:t xml:space="preserve"> border, deep box-shadow </w:t>
+            </w:r>
+            <w:r>
+              <w:rPr>
+                <w:rFonts w:ascii="Courier New" w:hAnsi="Courier New"/>
+                <w:color w:val="0F172A"/>
+                <w:sz w:val="18"/>
+              </w:rPr>
+              <w:t>0 8px 48px rgba(0,0,0,0.45)</w:t>
+            </w:r>
+            <w:r>
+              <w:rPr>
+                <w:color w:val="1E293B"/>
+                <w:sz w:val="18"/>
+              </w:rPr>
+              <w:t xml:space="preserve">); badge card backgrounds changed to </w:t>
+            </w:r>
+            <w:r>
+              <w:rPr>
+                <w:rFonts w:ascii="Courier New" w:hAnsi="Courier New"/>
+                <w:color w:val="0F172A"/>
+                <w:sz w:val="18"/>
+              </w:rPr>
+              <w:t>rgba(255,255,255,0.05)</w:t>
+            </w:r>
+            <w:r>
+              <w:rPr>
+                <w:color w:val="1E293B"/>
+                <w:sz w:val="18"/>
+              </w:rPr>
+              <w:t xml:space="preserve">; badge circle glows use per-exam colour box-shadow; label text uses </w:t>
+            </w:r>
+            <w:r>
+              <w:rPr>
+                <w:rFonts w:ascii="Courier New" w:hAnsi="Courier New"/>
+                <w:color w:val="0F172A"/>
+                <w:sz w:val="18"/>
+              </w:rPr>
+              <w:t>rgba(255,255,255,0.6)</w:t>
+            </w:r>
+            <w:r>
+              <w:rPr>
+                <w:color w:val="1E293B"/>
+                <w:sz w:val="18"/>
+              </w:rPr>
+              <w:t xml:space="preserve">. New CSS keyframes added: </w:t>
+            </w:r>
+            <w:r>
+              <w:rPr>
+                <w:rFonts w:ascii="Courier New" w:hAnsi="Courier New"/>
+                <w:color w:val="0F172A"/>
+                <w:sz w:val="18"/>
+              </w:rPr>
+              <w:t>ai-orb-pulse</w:t>
+            </w:r>
+            <w:r>
+              <w:rPr>
+                <w:color w:val="1E293B"/>
+                <w:sz w:val="18"/>
+              </w:rPr>
+              <w:t xml:space="preserve">, </w:t>
+            </w:r>
+            <w:r>
+              <w:rPr>
+                <w:rFonts w:ascii="Courier New" w:hAnsi="Courier New"/>
+                <w:color w:val="0F172A"/>
+                <w:sz w:val="18"/>
+              </w:rPr>
+              <w:t>warm-glow</w:t>
+            </w:r>
+            <w:r>
+              <w:rPr>
+                <w:color w:val="1E293B"/>
+                <w:sz w:val="18"/>
+              </w:rPr>
+              <w:t xml:space="preserve">, </w:t>
+            </w:r>
+            <w:r>
+              <w:rPr>
+                <w:rFonts w:ascii="Courier New" w:hAnsi="Courier New"/>
+                <w:color w:val="0F172A"/>
+                <w:sz w:val="18"/>
+              </w:rPr>
+              <w:t>beam-pulse</w:t>
+            </w:r>
+            <w:r>
+              <w:rPr>
+                <w:color w:val="1E293B"/>
+                <w:sz w:val="18"/>
+              </w:rPr>
+              <w:t xml:space="preserve">, </w:t>
+            </w:r>
+            <w:r>
+              <w:rPr>
+                <w:rFonts w:ascii="Courier New" w:hAnsi="Courier New"/>
+                <w:color w:val="0F172A"/>
+                <w:sz w:val="18"/>
+              </w:rPr>
+              <w:t>particle-rise</w:t>
+            </w:r>
+            <w:r>
+              <w:rPr>
+                <w:color w:val="1E293B"/>
+                <w:sz w:val="18"/>
+              </w:rPr>
+              <w:t xml:space="preserve">, </w:t>
+            </w:r>
+            <w:r>
+              <w:rPr>
+                <w:rFonts w:ascii="Courier New" w:hAnsi="Courier New"/>
+                <w:color w:val="0F172A"/>
+                <w:sz w:val="18"/>
+              </w:rPr>
+              <w:t>float-equation</w:t>
+            </w:r>
+            <w:r>
+              <w:rPr>
+                <w:color w:val="1E293B"/>
+                <w:sz w:val="18"/>
+              </w:rPr>
+              <w:t xml:space="preserve">. To use a real AI-generated video: generate a 10–15 s looping MP4 (recommended prompt: "Serene warm study scene, soft-glowing blue AI hologram tutor floating near a desk, happy 10-year-old child looking up with curiosity, floating maths equations drifting around them, ambient film-quality lighting, cinematic, 4K, seamlessly loopable") using Runway Gen-3, Kling AI, or Sora; place the file at </w:t>
+            </w:r>
+            <w:r>
+              <w:rPr>
+                <w:rFonts w:ascii="Courier New" w:hAnsi="Courier New"/>
+                <w:color w:val="0F172A"/>
+                <w:sz w:val="18"/>
+              </w:rPr>
+              <w:t>public/tutor-bg.mp4</w:t>
+            </w:r>
+            <w:r>
+              <w:rPr>
+                <w:color w:val="1E293B"/>
+                <w:sz w:val="18"/>
+              </w:rPr>
+              <w:t>; no code change needed — the player activates automatically</w:t>
             </w:r>
           </w:p>
         </w:tc>
@@ -28818,7 +28870,7 @@
                 <w:b/>
                 <w:color w:val="1E293B"/>
               </w:rPr>
-              <w:t>v0.28.0</w:t>
+              <w:t>v0.29.0</w:t>
             </w:r>
           </w:p>
         </w:tc>
@@ -28868,21 +28920,7 @@
                 <w:color w:val="1E293B"/>
                 <w:sz w:val="18"/>
               </w:rPr>
-              <w:t xml:space="preserve">Landing page visual overhaul + Adventure Mode game-feel + CAPTCHA + professional diagrams — (1) </w:t>
-            </w:r>
-            <w:r>
-              <w:rPr>
-                <w:b/>
-                <w:color w:val="1E293B"/>
-              </w:rPr>
-              <w:t>Sign-in button</w:t>
-            </w:r>
-            <w:r>
-              <w:rPr>
-                <w:color w:val="1E293B"/>
-                <w:sz w:val="18"/>
-              </w:rPr>
-              <w:t xml:space="preserve"> made prominent: navy-bordered outlined button with </w:t>
+              <w:t xml:space="preserve">Guest limit reduced 20 → 10 questions/day — updated in </w:t>
             </w:r>
             <w:r>
               <w:rPr>
@@ -28890,56 +28928,14 @@
                 <w:color w:val="0F172A"/>
                 <w:sz w:val="18"/>
               </w:rPr>
-              <w:t>Sign in →</w:t>
-            </w:r>
-            <w:r>
-              <w:rPr>
-                <w:color w:val="1E293B"/>
-                <w:sz w:val="18"/>
-              </w:rPr>
-              <w:t xml:space="preserve"> text. (2) </w:t>
-            </w:r>
-            <w:r>
-              <w:rPr>
-                <w:b/>
-                <w:color w:val="1E293B"/>
-              </w:rPr>
-              <w:t>"Our story"</w:t>
-            </w:r>
-            <w:r>
-              <w:rPr>
-                <w:color w:val="1E293B"/>
-                <w:sz w:val="18"/>
-              </w:rPr>
-              <w:t xml:space="preserve"> nav link coloured blue with arrow; </w:t>
-            </w:r>
-            <w:r>
-              <w:rPr>
-                <w:b/>
-                <w:color w:val="1E293B"/>
-              </w:rPr>
-              <w:t>Pricing</w:t>
-            </w:r>
-            <w:r>
-              <w:rPr>
-                <w:color w:val="1E293B"/>
-                <w:sz w:val="18"/>
-              </w:rPr>
-              <w:t xml:space="preserve"> becomes a gold pill button. (3) </w:t>
-            </w:r>
-            <w:r>
-              <w:rPr>
-                <w:b/>
-                <w:color w:val="1E293B"/>
-              </w:rPr>
-              <w:t>Rolling banner</w:t>
-            </w:r>
-            <w:r>
-              <w:rPr>
-                <w:color w:val="1E293B"/>
-                <w:sz w:val="18"/>
-              </w:rPr>
-              <w:t xml:space="preserve"> (navy ticker) below stats strip: auto-scrolling marquee of testimonial snippets, exam names, and feature highlights using CSS </w:t>
+              <w:t>GUEST_DAILY_LIMIT</w:t>
+            </w:r>
+            <w:r>
+              <w:rPr>
+                <w:color w:val="1E293B"/>
+                <w:sz w:val="18"/>
+              </w:rPr>
+              <w:t xml:space="preserve"> constant (</w:t>
             </w:r>
             <w:r>
               <w:rPr>
@@ -28947,28 +28943,14 @@
                 <w:color w:val="0F172A"/>
                 <w:sz w:val="18"/>
               </w:rPr>
-              <w:t>marquee-scroll</w:t>
-            </w:r>
-            <w:r>
-              <w:rPr>
-                <w:color w:val="1E293B"/>
-                <w:sz w:val="18"/>
-              </w:rPr>
-              <w:t xml:space="preserve"> keyframe. (4) </w:t>
-            </w:r>
-            <w:r>
-              <w:rPr>
-                <w:b/>
-                <w:color w:val="1E293B"/>
-              </w:rPr>
-              <w:t>Animated motion background</w:t>
-            </w:r>
-            <w:r>
-              <w:rPr>
-                <w:color w:val="1E293B"/>
-                <w:sz w:val="18"/>
-              </w:rPr>
-              <w:t xml:space="preserve"> on hero: 16 floating maths symbols (π, ∑, √, ∫, Δ, etc.) drift upward with staggered fade using </w:t>
+              <w:t>app/page.tsx</w:t>
+            </w:r>
+            <w:r>
+              <w:rPr>
+                <w:color w:val="1E293B"/>
+                <w:sz w:val="18"/>
+              </w:rPr>
+              <w:t xml:space="preserve">, </w:t>
             </w:r>
             <w:r>
               <w:rPr>
@@ -28976,14 +28958,14 @@
                 <w:color w:val="0F172A"/>
                 <w:sz w:val="18"/>
               </w:rPr>
-              <w:t>float-symbol</w:t>
-            </w:r>
-            <w:r>
-              <w:rPr>
-                <w:color w:val="1E293B"/>
-                <w:sz w:val="18"/>
-              </w:rPr>
-              <w:t xml:space="preserve"> keyframe; three gradient orbs pulse with </w:t>
+              <w:t>GuestLimitModal.tsx</w:t>
+            </w:r>
+            <w:r>
+              <w:rPr>
+                <w:color w:val="1E293B"/>
+                <w:sz w:val="18"/>
+              </w:rPr>
+              <w:t xml:space="preserve">), rolling banner copy, FAQ answer, trust badge, and parent dashboard label. CAPTCHA gate on sign-up — (1) </w:t>
             </w:r>
             <w:r>
               <w:rPr>
@@ -28991,42 +28973,14 @@
                 <w:color w:val="0F172A"/>
                 <w:sz w:val="18"/>
               </w:rPr>
-              <w:t>pulse-orb</w:t>
-            </w:r>
-            <w:r>
-              <w:rPr>
-                <w:color w:val="1E293B"/>
-                <w:sz w:val="18"/>
-              </w:rPr>
-              <w:t xml:space="preserve"> animation. (5) </w:t>
-            </w:r>
-            <w:r>
-              <w:rPr>
-                <w:b/>
-                <w:color w:val="1E293B"/>
-              </w:rPr>
-              <w:t>Visual exam badges</w:t>
-            </w:r>
-            <w:r>
-              <w:rPr>
-                <w:color w:val="1E293B"/>
-                <w:sz w:val="18"/>
-              </w:rPr>
-              <w:t xml:space="preserve">: hero right panel and Exams section now display circular coloured badges with abbreviation text and emoji icon per exam instead of plain text with left-bar accent. (6) </w:t>
-            </w:r>
-            <w:r>
-              <w:rPr>
-                <w:b/>
-                <w:color w:val="1E293B"/>
-              </w:rPr>
-              <w:t>Human verification CAPTCHA</w:t>
-            </w:r>
-            <w:r>
-              <w:rPr>
-                <w:color w:val="1E293B"/>
-                <w:sz w:val="18"/>
-              </w:rPr>
-              <w:t xml:space="preserve"> on testimonial form: math challenge (</w:t>
+              <w:t>/sign-up</w:t>
+            </w:r>
+            <w:r>
+              <w:rPr>
+                <w:color w:val="1E293B"/>
+                <w:sz w:val="18"/>
+              </w:rPr>
+              <w:t xml:space="preserve"> page now shows a math CAPTCHA challenge before the Clerk </w:t>
             </w:r>
             <w:r>
               <w:rPr>
@@ -29034,28 +28988,14 @@
                 <w:color w:val="0F172A"/>
                 <w:sz w:val="18"/>
               </w:rPr>
-              <w:t>What is A + B?</w:t>
-            </w:r>
-            <w:r>
-              <w:rPr>
-                <w:color w:val="1E293B"/>
-                <w:sz w:val="18"/>
-              </w:rPr>
-              <w:t xml:space="preserve">) + invisible honeypot field. Bot submissions rejected client-side before API call. (7) </w:t>
-            </w:r>
-            <w:r>
-              <w:rPr>
-                <w:b/>
-                <w:color w:val="1E293B"/>
-              </w:rPr>
-              <w:t>Adventure Mode overhaul</w:t>
-            </w:r>
-            <w:r>
-              <w:rPr>
-                <w:color w:val="1E293B"/>
-                <w:sz w:val="18"/>
-              </w:rPr>
-              <w:t xml:space="preserve">: rank system (Novice → Explorer → Scholar → Expert → Champion → Legend) with animated rank-glow border and XP progress bar to next rank; combo multiplier system (×2 at 3-streak, ×3 at 5-streak) with </w:t>
+              <w:t>&lt;SignUp /&gt;</w:t>
+            </w:r>
+            <w:r>
+              <w:rPr>
+                <w:color w:val="1E293B"/>
+                <w:sz w:val="18"/>
+              </w:rPr>
+              <w:t xml:space="preserve"> form renders (client component with </w:t>
             </w:r>
             <w:r>
               <w:rPr>
@@ -29063,14 +29003,14 @@
                 <w:color w:val="0F172A"/>
                 <w:sz w:val="18"/>
               </w:rPr>
-              <w:t>combo-pop</w:t>
-            </w:r>
-            <w:r>
-              <w:rPr>
-                <w:color w:val="1E293B"/>
-                <w:sz w:val="18"/>
-              </w:rPr>
-              <w:t xml:space="preserve"> animation in HUD; block shake animation on wrong answer (</w:t>
+              <w:t>useState</w:t>
+            </w:r>
+            <w:r>
+              <w:rPr>
+                <w:color w:val="1E293B"/>
+                <w:sz w:val="18"/>
+              </w:rPr>
+              <w:t xml:space="preserve"> gate). (2) New </w:t>
             </w:r>
             <w:r>
               <w:rPr>
@@ -29078,14 +29018,14 @@
                 <w:color w:val="0F172A"/>
                 <w:sz w:val="18"/>
               </w:rPr>
-              <w:t>shake-x</w:t>
-            </w:r>
-            <w:r>
-              <w:rPr>
-                <w:color w:val="1E293B"/>
-                <w:sz w:val="18"/>
-              </w:rPr>
-              <w:t>); block bounce on correct answer (</w:t>
+              <w:t>CaptchaSignUpGate</w:t>
+            </w:r>
+            <w:r>
+              <w:rPr>
+                <w:color w:val="1E293B"/>
+                <w:sz w:val="18"/>
+              </w:rPr>
+              <w:t xml:space="preserve"> component (</w:t>
             </w:r>
             <w:r>
               <w:rPr>
@@ -29093,28 +29033,14 @@
                 <w:color w:val="0F172A"/>
                 <w:sz w:val="18"/>
               </w:rPr>
-              <w:t>correct-bounce</w:t>
-            </w:r>
-            <w:r>
-              <w:rPr>
-                <w:color w:val="1E293B"/>
-                <w:sz w:val="18"/>
-              </w:rPr>
-              <w:t xml:space="preserve">); spinning loader while fetching questions; chapter numbers in world map; best-combo display on stage-complete and game-over screens; animated sequential star reveal on stage-complete; animated skull bounce on game-over with red-pulse background flash. (8) </w:t>
-            </w:r>
-            <w:r>
-              <w:rPr>
-                <w:b/>
-                <w:color w:val="1E293B"/>
-              </w:rPr>
-              <w:t>DESIGN.docx</w:t>
-            </w:r>
-            <w:r>
-              <w:rPr>
-                <w:color w:val="1E293B"/>
-                <w:sz w:val="18"/>
-              </w:rPr>
-              <w:t xml:space="preserve"> now includes a visual appendix of three matplotlib-generated diagrams: system architecture (component boxes with arrows), user journey funnel, and learning modes overview — auto-generated by </w:t>
+              <w:t>app/components/CaptchaSignUpGate.tsx</w:t>
+            </w:r>
+            <w:r>
+              <w:rPr>
+                <w:color w:val="1E293B"/>
+                <w:sz w:val="18"/>
+              </w:rPr>
+              <w:t xml:space="preserve">) wraps any button with a CAPTCHA modal; uses </w:t>
             </w:r>
             <w:r>
               <w:rPr>
@@ -29122,14 +29048,14 @@
                 <w:color w:val="0F172A"/>
                 <w:sz w:val="18"/>
               </w:rPr>
-              <w:t>scripts/generate_design_doc.py</w:t>
-            </w:r>
-            <w:r>
-              <w:rPr>
-                <w:color w:val="1E293B"/>
-                <w:sz w:val="18"/>
-              </w:rPr>
-              <w:t xml:space="preserve"> when </w:t>
+              <w:t>useClerk().openSignUp()</w:t>
+            </w:r>
+            <w:r>
+              <w:rPr>
+                <w:color w:val="1E293B"/>
+                <w:sz w:val="18"/>
+              </w:rPr>
+              <w:t xml:space="preserve"> to open Clerk's sign-up modal after successful verification. </w:t>
             </w:r>
             <w:r>
               <w:rPr>
@@ -29137,14 +29063,37 @@
                 <w:color w:val="0F172A"/>
                 <w:sz w:val="18"/>
               </w:rPr>
-              <w:t>matplotlib</w:t>
-            </w:r>
-            <w:r>
-              <w:rPr>
-                <w:color w:val="1E293B"/>
-                <w:sz w:val="18"/>
-              </w:rPr>
-              <w:t xml:space="preserve"> is installed</w:t>
+              <w:t>GuestLimitModal</w:t>
+            </w:r>
+            <w:r>
+              <w:rPr>
+                <w:color w:val="1E293B"/>
+                <w:sz w:val="18"/>
+              </w:rPr>
+              <w:t xml:space="preserve">'s "Start free 7-day trial →" button now uses </w:t>
+            </w:r>
+            <w:r>
+              <w:rPr>
+                <w:rFonts w:ascii="Courier New" w:hAnsi="Courier New"/>
+                <w:color w:val="0F172A"/>
+                <w:sz w:val="18"/>
+              </w:rPr>
+              <w:t>CaptchaSignUpGate</w:t>
+            </w:r>
+            <w:r>
+              <w:rPr>
+                <w:color w:val="1E293B"/>
+                <w:sz w:val="18"/>
+              </w:rPr>
+              <w:t xml:space="preserve"> instead of </w:t>
+            </w:r>
+            <w:r>
+              <w:rPr>
+                <w:rFonts w:ascii="Courier New" w:hAnsi="Courier New"/>
+                <w:color w:val="0F172A"/>
+                <w:sz w:val="18"/>
+              </w:rPr>
+              <w:t>&lt;SignUpButton&gt;</w:t>
             </w:r>
           </w:p>
         </w:tc>
@@ -29171,7 +29120,7 @@
                 <w:b/>
                 <w:color w:val="1E293B"/>
               </w:rPr>
-              <w:t>v0.27.0</w:t>
+              <w:t>v0.28.0</w:t>
             </w:r>
           </w:p>
         </w:tc>
@@ -29221,7 +29170,283 @@
                 <w:color w:val="1E293B"/>
                 <w:sz w:val="18"/>
               </w:rPr>
-              <w:t>Landing page copy fixes — FAQ "Do I need an account?" updated to mention 20-question/day guest limit and midnight reset; correctly states Exam Mode and Adventure Mode require an account. Trust badge "Free to use / no premium tier" corrected to "Free to start / 7-day trial then $9.99/month AUD". Guest badge updated to "20 free questions a day"</w:t>
+              <w:t xml:space="preserve">Landing page visual overhaul + Adventure Mode game-feel + CAPTCHA + professional diagrams — (1) </w:t>
+            </w:r>
+            <w:r>
+              <w:rPr>
+                <w:b/>
+                <w:color w:val="1E293B"/>
+              </w:rPr>
+              <w:t>Sign-in button</w:t>
+            </w:r>
+            <w:r>
+              <w:rPr>
+                <w:color w:val="1E293B"/>
+                <w:sz w:val="18"/>
+              </w:rPr>
+              <w:t xml:space="preserve"> made prominent: navy-bordered outlined button with </w:t>
+            </w:r>
+            <w:r>
+              <w:rPr>
+                <w:rFonts w:ascii="Courier New" w:hAnsi="Courier New"/>
+                <w:color w:val="0F172A"/>
+                <w:sz w:val="18"/>
+              </w:rPr>
+              <w:t>Sign in →</w:t>
+            </w:r>
+            <w:r>
+              <w:rPr>
+                <w:color w:val="1E293B"/>
+                <w:sz w:val="18"/>
+              </w:rPr>
+              <w:t xml:space="preserve"> text. (2) </w:t>
+            </w:r>
+            <w:r>
+              <w:rPr>
+                <w:b/>
+                <w:color w:val="1E293B"/>
+              </w:rPr>
+              <w:t>"Our story"</w:t>
+            </w:r>
+            <w:r>
+              <w:rPr>
+                <w:color w:val="1E293B"/>
+                <w:sz w:val="18"/>
+              </w:rPr>
+              <w:t xml:space="preserve"> nav link coloured blue with arrow; </w:t>
+            </w:r>
+            <w:r>
+              <w:rPr>
+                <w:b/>
+                <w:color w:val="1E293B"/>
+              </w:rPr>
+              <w:t>Pricing</w:t>
+            </w:r>
+            <w:r>
+              <w:rPr>
+                <w:color w:val="1E293B"/>
+                <w:sz w:val="18"/>
+              </w:rPr>
+              <w:t xml:space="preserve"> becomes a gold pill button. (3) </w:t>
+            </w:r>
+            <w:r>
+              <w:rPr>
+                <w:b/>
+                <w:color w:val="1E293B"/>
+              </w:rPr>
+              <w:t>Rolling banner</w:t>
+            </w:r>
+            <w:r>
+              <w:rPr>
+                <w:color w:val="1E293B"/>
+                <w:sz w:val="18"/>
+              </w:rPr>
+              <w:t xml:space="preserve"> (navy ticker) below stats strip: auto-scrolling marquee of testimonial snippets, exam names, and feature highlights using CSS </w:t>
+            </w:r>
+            <w:r>
+              <w:rPr>
+                <w:rFonts w:ascii="Courier New" w:hAnsi="Courier New"/>
+                <w:color w:val="0F172A"/>
+                <w:sz w:val="18"/>
+              </w:rPr>
+              <w:t>marquee-scroll</w:t>
+            </w:r>
+            <w:r>
+              <w:rPr>
+                <w:color w:val="1E293B"/>
+                <w:sz w:val="18"/>
+              </w:rPr>
+              <w:t xml:space="preserve"> keyframe. (4) </w:t>
+            </w:r>
+            <w:r>
+              <w:rPr>
+                <w:b/>
+                <w:color w:val="1E293B"/>
+              </w:rPr>
+              <w:t>Animated motion background</w:t>
+            </w:r>
+            <w:r>
+              <w:rPr>
+                <w:color w:val="1E293B"/>
+                <w:sz w:val="18"/>
+              </w:rPr>
+              <w:t xml:space="preserve"> on hero: 16 floating maths symbols (π, ∑, √, ∫, Δ, etc.) drift upward with staggered fade using </w:t>
+            </w:r>
+            <w:r>
+              <w:rPr>
+                <w:rFonts w:ascii="Courier New" w:hAnsi="Courier New"/>
+                <w:color w:val="0F172A"/>
+                <w:sz w:val="18"/>
+              </w:rPr>
+              <w:t>float-symbol</w:t>
+            </w:r>
+            <w:r>
+              <w:rPr>
+                <w:color w:val="1E293B"/>
+                <w:sz w:val="18"/>
+              </w:rPr>
+              <w:t xml:space="preserve"> keyframe; three gradient orbs pulse with </w:t>
+            </w:r>
+            <w:r>
+              <w:rPr>
+                <w:rFonts w:ascii="Courier New" w:hAnsi="Courier New"/>
+                <w:color w:val="0F172A"/>
+                <w:sz w:val="18"/>
+              </w:rPr>
+              <w:t>pulse-orb</w:t>
+            </w:r>
+            <w:r>
+              <w:rPr>
+                <w:color w:val="1E293B"/>
+                <w:sz w:val="18"/>
+              </w:rPr>
+              <w:t xml:space="preserve"> animation. (5) </w:t>
+            </w:r>
+            <w:r>
+              <w:rPr>
+                <w:b/>
+                <w:color w:val="1E293B"/>
+              </w:rPr>
+              <w:t>Visual exam badges</w:t>
+            </w:r>
+            <w:r>
+              <w:rPr>
+                <w:color w:val="1E293B"/>
+                <w:sz w:val="18"/>
+              </w:rPr>
+              <w:t xml:space="preserve">: hero right panel and Exams section now display circular coloured badges with abbreviation text and emoji icon per exam instead of plain text with left-bar accent. (6) </w:t>
+            </w:r>
+            <w:r>
+              <w:rPr>
+                <w:b/>
+                <w:color w:val="1E293B"/>
+              </w:rPr>
+              <w:t>Human verification CAPTCHA</w:t>
+            </w:r>
+            <w:r>
+              <w:rPr>
+                <w:color w:val="1E293B"/>
+                <w:sz w:val="18"/>
+              </w:rPr>
+              <w:t xml:space="preserve"> on testimonial form: math challenge (</w:t>
+            </w:r>
+            <w:r>
+              <w:rPr>
+                <w:rFonts w:ascii="Courier New" w:hAnsi="Courier New"/>
+                <w:color w:val="0F172A"/>
+                <w:sz w:val="18"/>
+              </w:rPr>
+              <w:t>What is A + B?</w:t>
+            </w:r>
+            <w:r>
+              <w:rPr>
+                <w:color w:val="1E293B"/>
+                <w:sz w:val="18"/>
+              </w:rPr>
+              <w:t xml:space="preserve">) + invisible honeypot field. Bot submissions rejected client-side before API call. (7) </w:t>
+            </w:r>
+            <w:r>
+              <w:rPr>
+                <w:b/>
+                <w:color w:val="1E293B"/>
+              </w:rPr>
+              <w:t>Adventure Mode overhaul</w:t>
+            </w:r>
+            <w:r>
+              <w:rPr>
+                <w:color w:val="1E293B"/>
+                <w:sz w:val="18"/>
+              </w:rPr>
+              <w:t xml:space="preserve">: rank system (Novice → Explorer → Scholar → Expert → Champion → Legend) with animated rank-glow border and XP progress bar to next rank; combo multiplier system (×2 at 3-streak, ×3 at 5-streak) with </w:t>
+            </w:r>
+            <w:r>
+              <w:rPr>
+                <w:rFonts w:ascii="Courier New" w:hAnsi="Courier New"/>
+                <w:color w:val="0F172A"/>
+                <w:sz w:val="18"/>
+              </w:rPr>
+              <w:t>combo-pop</w:t>
+            </w:r>
+            <w:r>
+              <w:rPr>
+                <w:color w:val="1E293B"/>
+                <w:sz w:val="18"/>
+              </w:rPr>
+              <w:t xml:space="preserve"> animation in HUD; block shake animation on wrong answer (</w:t>
+            </w:r>
+            <w:r>
+              <w:rPr>
+                <w:rFonts w:ascii="Courier New" w:hAnsi="Courier New"/>
+                <w:color w:val="0F172A"/>
+                <w:sz w:val="18"/>
+              </w:rPr>
+              <w:t>shake-x</w:t>
+            </w:r>
+            <w:r>
+              <w:rPr>
+                <w:color w:val="1E293B"/>
+                <w:sz w:val="18"/>
+              </w:rPr>
+              <w:t>); block bounce on correct answer (</w:t>
+            </w:r>
+            <w:r>
+              <w:rPr>
+                <w:rFonts w:ascii="Courier New" w:hAnsi="Courier New"/>
+                <w:color w:val="0F172A"/>
+                <w:sz w:val="18"/>
+              </w:rPr>
+              <w:t>correct-bounce</w:t>
+            </w:r>
+            <w:r>
+              <w:rPr>
+                <w:color w:val="1E293B"/>
+                <w:sz w:val="18"/>
+              </w:rPr>
+              <w:t xml:space="preserve">); spinning loader while fetching questions; chapter numbers in world map; best-combo display on stage-complete and game-over screens; animated sequential star reveal on stage-complete; animated skull bounce on game-over with red-pulse background flash. (8) </w:t>
+            </w:r>
+            <w:r>
+              <w:rPr>
+                <w:b/>
+                <w:color w:val="1E293B"/>
+              </w:rPr>
+              <w:t>DESIGN.docx</w:t>
+            </w:r>
+            <w:r>
+              <w:rPr>
+                <w:color w:val="1E293B"/>
+                <w:sz w:val="18"/>
+              </w:rPr>
+              <w:t xml:space="preserve"> now includes a visual appendix of three matplotlib-generated diagrams: system architecture (component boxes with arrows), user journey funnel, and learning modes overview — auto-generated by </w:t>
+            </w:r>
+            <w:r>
+              <w:rPr>
+                <w:rFonts w:ascii="Courier New" w:hAnsi="Courier New"/>
+                <w:color w:val="0F172A"/>
+                <w:sz w:val="18"/>
+              </w:rPr>
+              <w:t>scripts/generate_design_doc.py</w:t>
+            </w:r>
+            <w:r>
+              <w:rPr>
+                <w:color w:val="1E293B"/>
+                <w:sz w:val="18"/>
+              </w:rPr>
+              <w:t xml:space="preserve"> when </w:t>
+            </w:r>
+            <w:r>
+              <w:rPr>
+                <w:rFonts w:ascii="Courier New" w:hAnsi="Courier New"/>
+                <w:color w:val="0F172A"/>
+                <w:sz w:val="18"/>
+              </w:rPr>
+              <w:t>matplotlib</w:t>
+            </w:r>
+            <w:r>
+              <w:rPr>
+                <w:color w:val="1E293B"/>
+                <w:sz w:val="18"/>
+              </w:rPr>
+              <w:t xml:space="preserve"> is installed</w:t>
             </w:r>
           </w:p>
         </w:tc>
@@ -29248,7 +29473,7 @@
                 <w:b/>
                 <w:color w:val="1E293B"/>
               </w:rPr>
-              <w:t>v0.26.0</w:t>
+              <w:t>v0.27.0</w:t>
             </w:r>
           </w:p>
         </w:tc>
@@ -29298,112 +29523,7 @@
                 <w:color w:val="1E293B"/>
                 <w:sz w:val="18"/>
               </w:rPr>
-              <w:t xml:space="preserve">DoS protection — three-layer defence: (1) Upstash Redis distributed rate limiting replaces the defunct in-memory </w:t>
-            </w:r>
-            <w:r>
-              <w:rPr>
-                <w:rFonts w:ascii="Courier New" w:hAnsi="Courier New"/>
-                <w:color w:val="0F172A"/>
-                <w:sz w:val="18"/>
-              </w:rPr>
-              <w:t>Map</w:t>
-            </w:r>
-            <w:r>
-              <w:rPr>
-                <w:color w:val="1E293B"/>
-                <w:sz w:val="18"/>
-              </w:rPr>
-              <w:t xml:space="preserve"> in </w:t>
-            </w:r>
-            <w:r>
-              <w:rPr>
-                <w:rFonts w:ascii="Courier New" w:hAnsi="Courier New"/>
-                <w:color w:val="0F172A"/>
-                <w:sz w:val="18"/>
-              </w:rPr>
-              <w:t>lib/ratelimit.ts</w:t>
-            </w:r>
-            <w:r>
-              <w:rPr>
-                <w:color w:val="1E293B"/>
-                <w:sz w:val="18"/>
-              </w:rPr>
-              <w:t xml:space="preserve"> — sliding window, graceful in-memory fallback when env vars absent, unique Redis prefix per endpoint. </w:t>
-            </w:r>
-            <w:r>
-              <w:rPr>
-                <w:rFonts w:ascii="Courier New" w:hAnsi="Courier New"/>
-                <w:color w:val="0F172A"/>
-                <w:sz w:val="18"/>
-              </w:rPr>
-              <w:t>middleware.ts</w:t>
-            </w:r>
-            <w:r>
-              <w:rPr>
-                <w:color w:val="1E293B"/>
-                <w:sz w:val="18"/>
-              </w:rPr>
-              <w:t xml:space="preserve"> deprecated → renamed to </w:t>
-            </w:r>
-            <w:r>
-              <w:rPr>
-                <w:rFonts w:ascii="Courier New" w:hAnsi="Courier New"/>
-                <w:color w:val="0F172A"/>
-                <w:sz w:val="18"/>
-              </w:rPr>
-              <w:t>proxy.ts</w:t>
-            </w:r>
-            <w:r>
-              <w:rPr>
-                <w:color w:val="1E293B"/>
-                <w:sz w:val="18"/>
-              </w:rPr>
-              <w:t xml:space="preserve"> per Next.js 16 proxy convention; proxy runs a blanket 120-req/60s-per-IP gate on all </w:t>
-            </w:r>
-            <w:r>
-              <w:rPr>
-                <w:rFonts w:ascii="Courier New" w:hAnsi="Courier New"/>
-                <w:color w:val="0F172A"/>
-                <w:sz w:val="18"/>
-              </w:rPr>
-              <w:t>/api/*</w:t>
-            </w:r>
-            <w:r>
-              <w:rPr>
-                <w:color w:val="1E293B"/>
-                <w:sz w:val="18"/>
-              </w:rPr>
-              <w:t xml:space="preserve"> routes before any serverless function is invoked. (2) Per-endpoint fine-grained limits: </w:t>
-            </w:r>
-            <w:r>
-              <w:rPr>
-                <w:rFonts w:ascii="Courier New" w:hAnsi="Courier New"/>
-                <w:color w:val="0F172A"/>
-                <w:sz w:val="18"/>
-              </w:rPr>
-              <w:t>/api/chat</w:t>
-            </w:r>
-            <w:r>
-              <w:rPr>
-                <w:color w:val="1E293B"/>
-                <w:sz w:val="18"/>
-              </w:rPr>
-              <w:t xml:space="preserve"> 30/60s, </w:t>
-            </w:r>
-            <w:r>
-              <w:rPr>
-                <w:rFonts w:ascii="Courier New" w:hAnsi="Courier New"/>
-                <w:color w:val="0F172A"/>
-                <w:sz w:val="18"/>
-              </w:rPr>
-              <w:t>/api/trivia</w:t>
-            </w:r>
-            <w:r>
-              <w:rPr>
-                <w:color w:val="1E293B"/>
-                <w:sz w:val="18"/>
-              </w:rPr>
-              <w:t xml:space="preserve"> 10/60s, `/api/exam/generate</w:t>
+              <w:t>Landing page copy fixes — FAQ "Do I need an account?" updated to mention 20-question/day guest limit and midnight reset; correctly states Exam Mode and Adventure Mode require an account. Trust badge "Free to use / no premium tier" corrected to "Free to start / 7-day trial then $9.99/month AUD". Guest badge updated to "20 free questions a day"</w:t>
             </w:r>
           </w:p>
         </w:tc>
@@ -29430,7 +29550,7 @@
                 <w:b/>
                 <w:color w:val="1E293B"/>
               </w:rPr>
-              <w:t>v0.25.0</w:t>
+              <w:t>v0.26.0</w:t>
             </w:r>
           </w:p>
         </w:tc>
@@ -29480,7 +29600,7 @@
                 <w:color w:val="1E293B"/>
                 <w:sz w:val="18"/>
               </w:rPr>
-              <w:t xml:space="preserve">Automated security agent — (1) </w:t>
+              <w:t xml:space="preserve">DoS protection — three-layer defence: (1) Upstash Redis distributed rate limiting replaces the defunct in-memory </w:t>
             </w:r>
             <w:r>
               <w:rPr>
@@ -29488,14 +29608,14 @@
                 <w:color w:val="0F172A"/>
                 <w:sz w:val="18"/>
               </w:rPr>
-              <w:t>next.config.ts</w:t>
-            </w:r>
-            <w:r>
-              <w:rPr>
-                <w:color w:val="1E293B"/>
-                <w:sz w:val="18"/>
-              </w:rPr>
-              <w:t xml:space="preserve"> now sets 7 HTTP security headers on every route: </w:t>
+              <w:t>Map</w:t>
+            </w:r>
+            <w:r>
+              <w:rPr>
+                <w:color w:val="1E293B"/>
+                <w:sz w:val="18"/>
+              </w:rPr>
+              <w:t xml:space="preserve"> in </w:t>
             </w:r>
             <w:r>
               <w:rPr>
@@ -29503,14 +29623,14 @@
                 <w:color w:val="0F172A"/>
                 <w:sz w:val="18"/>
               </w:rPr>
-              <w:t>X-Frame-Options: SAMEORIGIN</w:t>
-            </w:r>
-            <w:r>
-              <w:rPr>
-                <w:color w:val="1E293B"/>
-                <w:sz w:val="18"/>
-              </w:rPr>
-              <w:t xml:space="preserve">, </w:t>
+              <w:t>lib/ratelimit.ts</w:t>
+            </w:r>
+            <w:r>
+              <w:rPr>
+                <w:color w:val="1E293B"/>
+                <w:sz w:val="18"/>
+              </w:rPr>
+              <w:t xml:space="preserve"> — sliding window, graceful in-memory fallback when env vars absent, unique Redis prefix per endpoint. </w:t>
             </w:r>
             <w:r>
               <w:rPr>
@@ -29518,14 +29638,14 @@
                 <w:color w:val="0F172A"/>
                 <w:sz w:val="18"/>
               </w:rPr>
-              <w:t>X-Content-Type-Options: nosniff</w:t>
-            </w:r>
-            <w:r>
-              <w:rPr>
-                <w:color w:val="1E293B"/>
-                <w:sz w:val="18"/>
-              </w:rPr>
-              <w:t xml:space="preserve">, </w:t>
+              <w:t>middleware.ts</w:t>
+            </w:r>
+            <w:r>
+              <w:rPr>
+                <w:color w:val="1E293B"/>
+                <w:sz w:val="18"/>
+              </w:rPr>
+              <w:t xml:space="preserve"> deprecated → renamed to </w:t>
             </w:r>
             <w:r>
               <w:rPr>
@@ -29533,14 +29653,14 @@
                 <w:color w:val="0F172A"/>
                 <w:sz w:val="18"/>
               </w:rPr>
-              <w:t>Referrer-Policy: strict-origin-when-cross-origin</w:t>
-            </w:r>
-            <w:r>
-              <w:rPr>
-                <w:color w:val="1E293B"/>
-                <w:sz w:val="18"/>
-              </w:rPr>
-              <w:t xml:space="preserve">, </w:t>
+              <w:t>proxy.ts</w:t>
+            </w:r>
+            <w:r>
+              <w:rPr>
+                <w:color w:val="1E293B"/>
+                <w:sz w:val="18"/>
+              </w:rPr>
+              <w:t xml:space="preserve"> per Next.js 16 proxy convention; proxy runs a blanket 120-req/60s-per-IP gate on all </w:t>
             </w:r>
             <w:r>
               <w:rPr>
@@ -29548,14 +29668,14 @@
                 <w:color w:val="0F172A"/>
                 <w:sz w:val="18"/>
               </w:rPr>
-              <w:t>Permissions-Policy</w:t>
-            </w:r>
-            <w:r>
-              <w:rPr>
-                <w:color w:val="1E293B"/>
-                <w:sz w:val="18"/>
-              </w:rPr>
-              <w:t xml:space="preserve"> (blocks camera/mic/geo/payment), </w:t>
+              <w:t>/api/*</w:t>
+            </w:r>
+            <w:r>
+              <w:rPr>
+                <w:color w:val="1E293B"/>
+                <w:sz w:val="18"/>
+              </w:rPr>
+              <w:t xml:space="preserve"> routes before any serverless function is invoked. (2) Per-endpoint fine-grained limits: </w:t>
             </w:r>
             <w:r>
               <w:rPr>
@@ -29563,14 +29683,14 @@
                 <w:color w:val="0F172A"/>
                 <w:sz w:val="18"/>
               </w:rPr>
-              <w:t>Strict-Transport-Security</w:t>
-            </w:r>
-            <w:r>
-              <w:rPr>
-                <w:color w:val="1E293B"/>
-                <w:sz w:val="18"/>
-              </w:rPr>
-              <w:t xml:space="preserve"> (2yr + preload), </w:t>
+              <w:t>/api/chat</w:t>
+            </w:r>
+            <w:r>
+              <w:rPr>
+                <w:color w:val="1E293B"/>
+                <w:sz w:val="18"/>
+              </w:rPr>
+              <w:t xml:space="preserve"> 30/60s, </w:t>
             </w:r>
             <w:r>
               <w:rPr>
@@ -29578,44 +29698,14 @@
                 <w:color w:val="0F172A"/>
                 <w:sz w:val="18"/>
               </w:rPr>
-              <w:t>X-DNS-Prefetch-Control</w:t>
-            </w:r>
-            <w:r>
-              <w:rPr>
-                <w:color w:val="1E293B"/>
-                <w:sz w:val="18"/>
-              </w:rPr>
-              <w:t xml:space="preserve">, and a full </w:t>
-            </w:r>
-            <w:r>
-              <w:rPr>
-                <w:rFonts w:ascii="Courier New" w:hAnsi="Courier New"/>
-                <w:color w:val="0F172A"/>
-                <w:sz w:val="18"/>
-              </w:rPr>
-              <w:t>Content-Security-Policy</w:t>
-            </w:r>
-            <w:r>
-              <w:rPr>
-                <w:color w:val="1E293B"/>
-                <w:sz w:val="18"/>
-              </w:rPr>
-              <w:t xml:space="preserve"> covering script/style/font/img/connect/frame origins for Clerk, Stripe, KaTeX, Google Fonts, and Vercel Analytics. (2) </w:t>
-            </w:r>
-            <w:r>
-              <w:rPr>
-                <w:rFonts w:ascii="Courier New" w:hAnsi="Courier New"/>
-                <w:color w:val="0F172A"/>
-                <w:sz w:val="18"/>
-              </w:rPr>
-              <w:t>scripts/pentest.mjs</w:t>
-            </w:r>
-            <w:r>
-              <w:rPr>
-                <w:color w:val="1E293B"/>
-                <w:sz w:val="18"/>
-              </w:rPr>
-              <w:t xml:space="preserve"> — runnable Node.js audit that checks headers, probes 7 API endpoints for unauthenticated access, runs npm audit, scans codebase for dangerous patterns (dangerouslySetInnerHTML, eval, hardcoded secrets, SQL injection, wildcard CORS, sensitive console.log, NEXT_PUBLIC_ secrets, missing auth on API routes), and checks TLS redirect; outputs structured JSON. (3) Weekly Claude Code agent scheduled trigger (every Monday 18:00 UTC) — runs the audit, auto-fixes CRITICAL/HIGH findings, rebuilds, deploys, re-audits to confirm, updates DESIGN.md, and emails the founder a markdown report</w:t>
+              <w:t>/api/trivia</w:t>
+            </w:r>
+            <w:r>
+              <w:rPr>
+                <w:color w:val="1E293B"/>
+                <w:sz w:val="18"/>
+              </w:rPr>
+              <w:t xml:space="preserve"> 10/60s, `/api/exam/generate</w:t>
             </w:r>
           </w:p>
         </w:tc>
@@ -29642,7 +29732,7 @@
                 <w:b/>
                 <w:color w:val="1E293B"/>
               </w:rPr>
-              <w:t>v0.24.0</w:t>
+              <w:t>v0.25.0</w:t>
             </w:r>
           </w:p>
         </w:tc>
@@ -29692,7 +29782,7 @@
                 <w:color w:val="1E293B"/>
                 <w:sz w:val="18"/>
               </w:rPr>
-              <w:t>Guest 20-questions/day limit — anonymous users (no Clerk session, no child session) are now gated at 20 questions per day via localStorage (</w:t>
+              <w:t xml:space="preserve">Automated security agent — (1) </w:t>
             </w:r>
             <w:r>
               <w:rPr>
@@ -29700,14 +29790,14 @@
                 <w:color w:val="0F172A"/>
                 <w:sz w:val="18"/>
               </w:rPr>
-              <w:t>selected_guest_usage: {count, date}</w:t>
-            </w:r>
-            <w:r>
-              <w:rPr>
-                <w:color w:val="1E293B"/>
-                <w:sz w:val="18"/>
-              </w:rPr>
-              <w:t xml:space="preserve">). On limit hit or locked-mode attempt, </w:t>
+              <w:t>next.config.ts</w:t>
+            </w:r>
+            <w:r>
+              <w:rPr>
+                <w:color w:val="1E293B"/>
+                <w:sz w:val="18"/>
+              </w:rPr>
+              <w:t xml:space="preserve"> now sets 7 HTTP security headers on every route: </w:t>
             </w:r>
             <w:r>
               <w:rPr>
@@ -29715,14 +29805,14 @@
                 <w:color w:val="0F172A"/>
                 <w:sz w:val="18"/>
               </w:rPr>
-              <w:t>GuestLimitModal</w:t>
-            </w:r>
-            <w:r>
-              <w:rPr>
-                <w:color w:val="1E293B"/>
-                <w:sz w:val="18"/>
-              </w:rPr>
-              <w:t xml:space="preserve"> opens: shows reset countdown to midnight, "Start free 7-day trial" (Clerk SignUpButton modal) and "I already have an account" (SignInButton modal). Header badge shows </w:t>
+              <w:t>X-Frame-Options: SAMEORIGIN</w:t>
+            </w:r>
+            <w:r>
+              <w:rPr>
+                <w:color w:val="1E293B"/>
+                <w:sz w:val="18"/>
+              </w:rPr>
+              <w:t xml:space="preserve">, </w:t>
             </w:r>
             <w:r>
               <w:rPr>
@@ -29730,14 +29820,14 @@
                 <w:color w:val="0F172A"/>
                 <w:sz w:val="18"/>
               </w:rPr>
-              <w:t>X/20 questions today</w:t>
-            </w:r>
-            <w:r>
-              <w:rPr>
-                <w:color w:val="1E293B"/>
-                <w:sz w:val="18"/>
-              </w:rPr>
-              <w:t xml:space="preserve"> for guests (turns red at limit). Signed-in parents and child sessions continue to use server-side tracking. </w:t>
+              <w:t>X-Content-Type-Options: nosniff</w:t>
+            </w:r>
+            <w:r>
+              <w:rPr>
+                <w:color w:val="1E293B"/>
+                <w:sz w:val="18"/>
+              </w:rPr>
+              <w:t xml:space="preserve">, </w:t>
             </w:r>
             <w:r>
               <w:rPr>
@@ -29745,14 +29835,89 @@
                 <w:color w:val="0F172A"/>
                 <w:sz w:val="18"/>
               </w:rPr>
-              <w:t>app/components/GuestLimitModal.tsx</w:t>
-            </w:r>
-            <w:r>
-              <w:rPr>
-                <w:color w:val="1E293B"/>
-                <w:sz w:val="18"/>
-              </w:rPr>
-              <w:t xml:space="preserve"> added</w:t>
+              <w:t>Referrer-Policy: strict-origin-when-cross-origin</w:t>
+            </w:r>
+            <w:r>
+              <w:rPr>
+                <w:color w:val="1E293B"/>
+                <w:sz w:val="18"/>
+              </w:rPr>
+              <w:t xml:space="preserve">, </w:t>
+            </w:r>
+            <w:r>
+              <w:rPr>
+                <w:rFonts w:ascii="Courier New" w:hAnsi="Courier New"/>
+                <w:color w:val="0F172A"/>
+                <w:sz w:val="18"/>
+              </w:rPr>
+              <w:t>Permissions-Policy</w:t>
+            </w:r>
+            <w:r>
+              <w:rPr>
+                <w:color w:val="1E293B"/>
+                <w:sz w:val="18"/>
+              </w:rPr>
+              <w:t xml:space="preserve"> (blocks camera/mic/geo/payment), </w:t>
+            </w:r>
+            <w:r>
+              <w:rPr>
+                <w:rFonts w:ascii="Courier New" w:hAnsi="Courier New"/>
+                <w:color w:val="0F172A"/>
+                <w:sz w:val="18"/>
+              </w:rPr>
+              <w:t>Strict-Transport-Security</w:t>
+            </w:r>
+            <w:r>
+              <w:rPr>
+                <w:color w:val="1E293B"/>
+                <w:sz w:val="18"/>
+              </w:rPr>
+              <w:t xml:space="preserve"> (2yr + preload), </w:t>
+            </w:r>
+            <w:r>
+              <w:rPr>
+                <w:rFonts w:ascii="Courier New" w:hAnsi="Courier New"/>
+                <w:color w:val="0F172A"/>
+                <w:sz w:val="18"/>
+              </w:rPr>
+              <w:t>X-DNS-Prefetch-Control</w:t>
+            </w:r>
+            <w:r>
+              <w:rPr>
+                <w:color w:val="1E293B"/>
+                <w:sz w:val="18"/>
+              </w:rPr>
+              <w:t xml:space="preserve">, and a full </w:t>
+            </w:r>
+            <w:r>
+              <w:rPr>
+                <w:rFonts w:ascii="Courier New" w:hAnsi="Courier New"/>
+                <w:color w:val="0F172A"/>
+                <w:sz w:val="18"/>
+              </w:rPr>
+              <w:t>Content-Security-Policy</w:t>
+            </w:r>
+            <w:r>
+              <w:rPr>
+                <w:color w:val="1E293B"/>
+                <w:sz w:val="18"/>
+              </w:rPr>
+              <w:t xml:space="preserve"> covering script/style/font/img/connect/frame origins for Clerk, Stripe, KaTeX, Google Fonts, and Vercel Analytics. (2) </w:t>
+            </w:r>
+            <w:r>
+              <w:rPr>
+                <w:rFonts w:ascii="Courier New" w:hAnsi="Courier New"/>
+                <w:color w:val="0F172A"/>
+                <w:sz w:val="18"/>
+              </w:rPr>
+              <w:t>scripts/pentest.mjs</w:t>
+            </w:r>
+            <w:r>
+              <w:rPr>
+                <w:color w:val="1E293B"/>
+                <w:sz w:val="18"/>
+              </w:rPr>
+              <w:t xml:space="preserve"> — runnable Node.js audit that checks headers, probes 7 API endpoints for unauthenticated access, runs npm audit, scans codebase for dangerous patterns (dangerouslySetInnerHTML, eval, hardcoded secrets, SQL injection, wildcard CORS, sensitive console.log, NEXT_PUBLIC_ secrets, missing auth on API routes), and checks TLS redirect; outputs structured JSON. (3) Weekly Claude Code agent scheduled trigger (every Monday 18:00 UTC) — runs the audit, auto-fixes CRITICAL/HIGH findings, rebuilds, deploys, re-audits to confirm, updates DESIGN.md, and emails the founder a markdown report</w:t>
             </w:r>
           </w:p>
         </w:tc>
@@ -29779,7 +29944,7 @@
                 <w:b/>
                 <w:color w:val="1E293B"/>
               </w:rPr>
-              <w:t>v0.23.0</w:t>
+              <w:t>v0.24.0</w:t>
             </w:r>
           </w:p>
         </w:tc>
@@ -29829,6 +29994,143 @@
                 <w:color w:val="1E293B"/>
                 <w:sz w:val="18"/>
               </w:rPr>
+              <w:t>Guest 20-questions/day limit — anonymous users (no Clerk session, no child session) are now gated at 20 questions per day via localStorage (</w:t>
+            </w:r>
+            <w:r>
+              <w:rPr>
+                <w:rFonts w:ascii="Courier New" w:hAnsi="Courier New"/>
+                <w:color w:val="0F172A"/>
+                <w:sz w:val="18"/>
+              </w:rPr>
+              <w:t>selected_guest_usage: {count, date}</w:t>
+            </w:r>
+            <w:r>
+              <w:rPr>
+                <w:color w:val="1E293B"/>
+                <w:sz w:val="18"/>
+              </w:rPr>
+              <w:t xml:space="preserve">). On limit hit or locked-mode attempt, </w:t>
+            </w:r>
+            <w:r>
+              <w:rPr>
+                <w:rFonts w:ascii="Courier New" w:hAnsi="Courier New"/>
+                <w:color w:val="0F172A"/>
+                <w:sz w:val="18"/>
+              </w:rPr>
+              <w:t>GuestLimitModal</w:t>
+            </w:r>
+            <w:r>
+              <w:rPr>
+                <w:color w:val="1E293B"/>
+                <w:sz w:val="18"/>
+              </w:rPr>
+              <w:t xml:space="preserve"> opens: shows reset countdown to midnight, "Start free 7-day trial" (Clerk SignUpButton modal) and "I already have an account" (SignInButton modal). Header badge shows </w:t>
+            </w:r>
+            <w:r>
+              <w:rPr>
+                <w:rFonts w:ascii="Courier New" w:hAnsi="Courier New"/>
+                <w:color w:val="0F172A"/>
+                <w:sz w:val="18"/>
+              </w:rPr>
+              <w:t>X/20 questions today</w:t>
+            </w:r>
+            <w:r>
+              <w:rPr>
+                <w:color w:val="1E293B"/>
+                <w:sz w:val="18"/>
+              </w:rPr>
+              <w:t xml:space="preserve"> for guests (turns red at limit). Signed-in parents and child sessions continue to use server-side tracking. </w:t>
+            </w:r>
+            <w:r>
+              <w:rPr>
+                <w:rFonts w:ascii="Courier New" w:hAnsi="Courier New"/>
+                <w:color w:val="0F172A"/>
+                <w:sz w:val="18"/>
+              </w:rPr>
+              <w:t>app/components/GuestLimitModal.tsx</w:t>
+            </w:r>
+            <w:r>
+              <w:rPr>
+                <w:color w:val="1E293B"/>
+                <w:sz w:val="18"/>
+              </w:rPr>
+              <w:t xml:space="preserve"> added</w:t>
+            </w:r>
+          </w:p>
+        </w:tc>
+      </w:tr>
+      <w:tr>
+        <w:tc>
+          <w:tcPr>
+            <w:tcW w:type="dxa" w:w="3024"/>
+            <w:shd w:val="clear" w:color="auto" w:fill="F8FAFC"/>
+            <w:tcBorders>
+              <w:top w:val="single" w:sz="4" w:space="0" w:color="E2E8F0"/>
+              <w:left w:val="single" w:sz="4" w:space="0" w:color="E2E8F0"/>
+              <w:bottom w:val="single" w:sz="4" w:space="0" w:color="E2E8F0"/>
+              <w:right w:val="single" w:sz="4" w:space="0" w:color="E2E8F0"/>
+            </w:tcBorders>
+          </w:tcPr>
+          <w:p>
+            <w:pPr>
+              <w:spacing w:before="30" w:after="30"/>
+            </w:pPr>
+            <w:r/>
+            <w:r>
+              <w:rPr>
+                <w:b/>
+                <w:color w:val="1E293B"/>
+              </w:rPr>
+              <w:t>v0.23.0</w:t>
+            </w:r>
+          </w:p>
+        </w:tc>
+        <w:tc>
+          <w:tcPr>
+            <w:tcW w:type="dxa" w:w="3024"/>
+            <w:shd w:val="clear" w:color="auto" w:fill="F8FAFC"/>
+            <w:tcBorders>
+              <w:top w:val="single" w:sz="4" w:space="0" w:color="E2E8F0"/>
+              <w:left w:val="single" w:sz="4" w:space="0" w:color="E2E8F0"/>
+              <w:bottom w:val="single" w:sz="4" w:space="0" w:color="E2E8F0"/>
+              <w:right w:val="single" w:sz="4" w:space="0" w:color="E2E8F0"/>
+            </w:tcBorders>
+          </w:tcPr>
+          <w:p>
+            <w:pPr>
+              <w:spacing w:before="30" w:after="30"/>
+            </w:pPr>
+            <w:r/>
+            <w:r>
+              <w:rPr>
+                <w:color w:val="1E293B"/>
+                <w:sz w:val="18"/>
+              </w:rPr>
+              <w:t>July 2026</w:t>
+            </w:r>
+          </w:p>
+        </w:tc>
+        <w:tc>
+          <w:tcPr>
+            <w:tcW w:type="dxa" w:w="3024"/>
+            <w:shd w:val="clear" w:color="auto" w:fill="F8FAFC"/>
+            <w:tcBorders>
+              <w:top w:val="single" w:sz="4" w:space="0" w:color="E2E8F0"/>
+              <w:left w:val="single" w:sz="4" w:space="0" w:color="E2E8F0"/>
+              <w:bottom w:val="single" w:sz="4" w:space="0" w:color="E2E8F0"/>
+              <w:right w:val="single" w:sz="4" w:space="0" w:color="E2E8F0"/>
+            </w:tcBorders>
+          </w:tcPr>
+          <w:p>
+            <w:pPr>
+              <w:spacing w:before="30" w:after="30"/>
+            </w:pPr>
+            <w:r/>
+            <w:r>
+              <w:rPr>
+                <w:color w:val="1E293B"/>
+                <w:sz w:val="18"/>
+              </w:rPr>
               <w:t xml:space="preserve">Landing page: exam coverage panel, testimonials section, FAQ accordion — (1) Hero redesigned to two-column layout on desktop: text/CTAs left, exam coverage panel right. Panel shows 8 colour-coded exam badges (AMC, Olympiad, ACER, ICAS, ATAR, NAPLAN, Bebras, KSF) with name, full title, year range, and coloured accent bar. Includes legal disclaimer: "SelectEd is an independent preparation platform. Not affiliated with, endorsed by, or connected to the organisations that administer these assessments." (2) Testimonials section added (after Founder card): 3 hardcoded seed cards + fetched approved DB testimonials; "Share your experience →" opens inline form (name, location, star rating, quote); </w:t>
             </w:r>
             <w:r>
@@ -29933,7 +30235,7 @@
           <w:i/>
           <w:color w:val="1E293B"/>
         </w:rPr>
-        <w:t>Document last updated: 1 July 2026 (v0.30). Updated alongside the codebase whenever routes, components, or UX decisions change.</w:t>
+        <w:t>Document last updated: 1 July 2026 (v0.31). Updated alongside the codebase whenever routes, components, or UX decisions change.</w:t>
       </w:r>
     </w:p>
     <w:p>

--- a/DESIGN.docx
+++ b/DESIGN.docx
@@ -27777,7 +27777,7 @@
                 <w:b/>
                 <w:color w:val="1E293B"/>
               </w:rPr>
-              <w:t>v0.31.0</w:t>
+              <w:t>v0.32.0</w:t>
             </w:r>
           </w:p>
         </w:tc>
@@ -27827,7 +27827,7 @@
                 <w:color w:val="1E293B"/>
                 <w:sz w:val="18"/>
               </w:rPr>
-              <w:t xml:space="preserve">Custom sign-up form — phone number removal and Clerk v7 Future API migration. Replaced Clerk's built-in </w:t>
+              <w:t xml:space="preserve">Start-choice modal — all landing CTAs ("Get started", "Start free trial", "Try it free", pricing buttons) now open a modal offering two options: "Create account — 7-day free trial" (math CAPTCHA gate → </w:t>
             </w:r>
             <w:r>
               <w:rPr>
@@ -27835,224 +27835,14 @@
                 <w:color w:val="0F172A"/>
                 <w:sz w:val="18"/>
               </w:rPr>
-              <w:t>&lt;SignUp /&gt;</w:t>
-            </w:r>
-            <w:r>
-              <w:rPr>
-                <w:color w:val="1E293B"/>
-                <w:sz w:val="18"/>
-              </w:rPr>
-              <w:t xml:space="preserve"> modal with a fully custom sign-up page (</w:t>
-            </w:r>
-            <w:r>
-              <w:rPr>
-                <w:rFonts w:ascii="Courier New" w:hAnsi="Courier New"/>
-                <w:color w:val="0F172A"/>
-                <w:sz w:val="18"/>
-              </w:rPr>
-              <w:t>app/sign-up/[[...sign-up]]/page.tsx</w:t>
-            </w:r>
-            <w:r>
-              <w:rPr>
-                <w:color w:val="1E293B"/>
-                <w:sz w:val="18"/>
-              </w:rPr>
-              <w:t>) using Clerk's programmatic Future API (</w:t>
-            </w:r>
-            <w:r>
-              <w:rPr>
-                <w:rFonts w:ascii="Courier New" w:hAnsi="Courier New"/>
-                <w:color w:val="0F172A"/>
-                <w:sz w:val="18"/>
-              </w:rPr>
-              <w:t>useSignUp()</w:t>
-            </w:r>
-            <w:r>
-              <w:rPr>
-                <w:color w:val="1E293B"/>
-                <w:sz w:val="18"/>
-              </w:rPr>
-              <w:t xml:space="preserve"> returning </w:t>
-            </w:r>
-            <w:r>
-              <w:rPr>
-                <w:rFonts w:ascii="Courier New" w:hAnsi="Courier New"/>
-                <w:color w:val="0F172A"/>
-                <w:sz w:val="18"/>
-              </w:rPr>
-              <w:t>{ signUp, fetchStatus }</w:t>
-            </w:r>
-            <w:r>
-              <w:rPr>
-                <w:color w:val="1E293B"/>
-                <w:sz w:val="18"/>
-              </w:rPr>
-              <w:t xml:space="preserve">). Flow: email + password + optional name → </w:t>
-            </w:r>
-            <w:r>
-              <w:rPr>
-                <w:rFonts w:ascii="Courier New" w:hAnsi="Courier New"/>
-                <w:color w:val="0F172A"/>
-                <w:sz w:val="18"/>
-              </w:rPr>
-              <w:t>signUp.password()</w:t>
-            </w:r>
-            <w:r>
-              <w:rPr>
-                <w:color w:val="1E293B"/>
-                <w:sz w:val="18"/>
-              </w:rPr>
-              <w:t xml:space="preserve"> → </w:t>
-            </w:r>
-            <w:r>
-              <w:rPr>
-                <w:rFonts w:ascii="Courier New" w:hAnsi="Courier New"/>
-                <w:color w:val="0F172A"/>
-                <w:sz w:val="18"/>
-              </w:rPr>
-              <w:t>signUp.verifications.sendEmailCode()</w:t>
-            </w:r>
-            <w:r>
-              <w:rPr>
-                <w:color w:val="1E293B"/>
-                <w:sz w:val="18"/>
-              </w:rPr>
-              <w:t xml:space="preserve"> → 6-digit OTP screen → </w:t>
-            </w:r>
-            <w:r>
-              <w:rPr>
-                <w:rFonts w:ascii="Courier New" w:hAnsi="Courier New"/>
-                <w:color w:val="0F172A"/>
-                <w:sz w:val="18"/>
-              </w:rPr>
-              <w:t>signUp.verifications.verifyEmailCode({ code })</w:t>
-            </w:r>
-            <w:r>
-              <w:rPr>
-                <w:color w:val="1E293B"/>
-                <w:sz w:val="18"/>
-              </w:rPr>
-              <w:t xml:space="preserve"> → </w:t>
-            </w:r>
-            <w:r>
-              <w:rPr>
-                <w:rFonts w:ascii="Courier New" w:hAnsi="Courier New"/>
-                <w:color w:val="0F172A"/>
-                <w:sz w:val="18"/>
-              </w:rPr>
-              <w:t>signUp.finalize()</w:t>
-            </w:r>
-            <w:r>
-              <w:rPr>
-                <w:color w:val="1E293B"/>
-                <w:sz w:val="18"/>
-              </w:rPr>
-              <w:t xml:space="preserve"> → redirect to </w:t>
-            </w:r>
-            <w:r>
-              <w:rPr>
-                <w:rFonts w:ascii="Courier New" w:hAnsi="Courier New"/>
-                <w:color w:val="0F172A"/>
-                <w:sz w:val="18"/>
-              </w:rPr>
-              <w:t>/</w:t>
-            </w:r>
-            <w:r>
-              <w:rPr>
-                <w:color w:val="1E293B"/>
-                <w:sz w:val="18"/>
-              </w:rPr>
-              <w:t xml:space="preserve">. Google OAuth via </w:t>
-            </w:r>
-            <w:r>
-              <w:rPr>
-                <w:rFonts w:ascii="Courier New" w:hAnsi="Courier New"/>
-                <w:color w:val="0F172A"/>
-                <w:sz w:val="18"/>
-              </w:rPr>
-              <w:t>signUp.sso({ strategy: "oauth_google", redirectUrl: "/sso-callback", redirectCallbackUrl: "/sso-callback" })</w:t>
-            </w:r>
-            <w:r>
-              <w:rPr>
-                <w:color w:val="1E293B"/>
-                <w:sz w:val="18"/>
-              </w:rPr>
-              <w:t xml:space="preserve">. </w:t>
-            </w:r>
-            <w:r>
-              <w:rPr>
-                <w:rFonts w:ascii="Courier New" w:hAnsi="Courier New"/>
-                <w:color w:val="0F172A"/>
-                <w:sz w:val="18"/>
-              </w:rPr>
-              <w:t>CaptchaSignUpGate</w:t>
-            </w:r>
-            <w:r>
-              <w:rPr>
-                <w:color w:val="1E293B"/>
-                <w:sz w:val="18"/>
-              </w:rPr>
-              <w:t xml:space="preserve"> updated to </w:t>
-            </w:r>
-            <w:r>
-              <w:rPr>
-                <w:rFonts w:ascii="Courier New" w:hAnsi="Courier New"/>
-                <w:color w:val="0F172A"/>
-                <w:sz w:val="18"/>
-              </w:rPr>
-              <w:t>router.push("/sign-up")</w:t>
-            </w:r>
-            <w:r>
-              <w:rPr>
-                <w:color w:val="1E293B"/>
-                <w:sz w:val="18"/>
-              </w:rPr>
-              <w:t xml:space="preserve"> instead of </w:t>
-            </w:r>
-            <w:r>
-              <w:rPr>
-                <w:rFonts w:ascii="Courier New" w:hAnsi="Courier New"/>
-                <w:color w:val="0F172A"/>
-                <w:sz w:val="18"/>
-              </w:rPr>
-              <w:t>openSignUp()</w:t>
-            </w:r>
-            <w:r>
-              <w:rPr>
-                <w:color w:val="1E293B"/>
-                <w:sz w:val="18"/>
-              </w:rPr>
-              <w:t xml:space="preserve"> modal (modal had phone issue too). </w:t>
-            </w:r>
-            <w:r>
-              <w:rPr>
-                <w:rFonts w:ascii="Courier New" w:hAnsi="Courier New"/>
-                <w:color w:val="0F172A"/>
-                <w:sz w:val="18"/>
-              </w:rPr>
-              <w:t>/sso-callback</w:t>
-            </w:r>
-            <w:r>
-              <w:rPr>
-                <w:color w:val="1E293B"/>
-                <w:sz w:val="18"/>
-              </w:rPr>
-              <w:t xml:space="preserve"> page (</w:t>
-            </w:r>
-            <w:r>
-              <w:rPr>
-                <w:rFonts w:ascii="Courier New" w:hAnsi="Courier New"/>
-                <w:color w:val="0F172A"/>
-                <w:sz w:val="18"/>
-              </w:rPr>
-              <w:t>AuthenticateWithRedirectCallback</w:t>
-            </w:r>
-            <w:r>
-              <w:rPr>
-                <w:color w:val="1E293B"/>
-                <w:sz w:val="18"/>
-              </w:rPr>
-              <w:t>) handles OAuth redirect completion. No phone number field at any step — eliminates "phone numbers from this country are not supported" error for Australian users. Form is fully branded (SelectEd wordmark, navy/gold CTAs, white card on dark background)</w:t>
+              <w:t>/sign-up</w:t>
+            </w:r>
+            <w:r>
+              <w:rPr>
+                <w:color w:val="1E293B"/>
+                <w:sz w:val="18"/>
+              </w:rPr>
+              <w:t>) or "Continue as guest (10 questions/day)" (enters app directly). Previously, every CTA bypassed to guest mode with no sign-up prompt. Signed-in users' "Open app →" button is unchanged. Phone number removed from Clerk auth (disabled in Clerk Dashboard: User &amp; Authentication → Email, Phone, Username → Phone number toggled off)</w:t>
             </w:r>
           </w:p>
         </w:tc>
@@ -28079,7 +27869,7 @@
                 <w:b/>
                 <w:color w:val="1E293B"/>
               </w:rPr>
-              <w:t>v0.30.0</w:t>
+              <w:t>v0.31.0</w:t>
             </w:r>
           </w:p>
         </w:tc>
@@ -28129,21 +27919,7 @@
                 <w:color w:val="1E293B"/>
                 <w:sz w:val="18"/>
               </w:rPr>
-              <w:t xml:space="preserve">Cinematic hero background — (1) </w:t>
-            </w:r>
-            <w:r>
-              <w:rPr>
-                <w:b/>
-                <w:color w:val="1E293B"/>
-              </w:rPr>
-              <w:t>Video background infrastructure</w:t>
-            </w:r>
-            <w:r>
-              <w:rPr>
-                <w:color w:val="1E293B"/>
-                <w:sz w:val="18"/>
-              </w:rPr>
-              <w:t xml:space="preserve">: hero section now mounts an HTML5 </w:t>
+              <w:t xml:space="preserve">Custom sign-up form — phone number removal and Clerk v7 Future API migration. Replaced Clerk's built-in </w:t>
             </w:r>
             <w:r>
               <w:rPr>
@@ -28151,14 +27927,14 @@
                 <w:color w:val="0F172A"/>
                 <w:sz w:val="18"/>
               </w:rPr>
-              <w:t>&lt;video autoPlay muted loop playsInline&gt;</w:t>
-            </w:r>
-            <w:r>
-              <w:rPr>
-                <w:color w:val="1E293B"/>
-                <w:sz w:val="18"/>
-              </w:rPr>
-              <w:t xml:space="preserve"> element pointing to </w:t>
+              <w:t>&lt;SignUp /&gt;</w:t>
+            </w:r>
+            <w:r>
+              <w:rPr>
+                <w:color w:val="1E293B"/>
+                <w:sz w:val="18"/>
+              </w:rPr>
+              <w:t xml:space="preserve"> modal with a fully custom sign-up page (</w:t>
             </w:r>
             <w:r>
               <w:rPr>
@@ -28166,14 +27942,14 @@
                 <w:color w:val="0F172A"/>
                 <w:sz w:val="18"/>
               </w:rPr>
-              <w:t>/public/tutor-bg.mp4</w:t>
-            </w:r>
-            <w:r>
-              <w:rPr>
-                <w:color w:val="1E293B"/>
-                <w:sz w:val="18"/>
-              </w:rPr>
-              <w:t xml:space="preserve">. </w:t>
+              <w:t>app/sign-up/[[...sign-up]]/page.tsx</w:t>
+            </w:r>
+            <w:r>
+              <w:rPr>
+                <w:color w:val="1E293B"/>
+                <w:sz w:val="18"/>
+              </w:rPr>
+              <w:t>) using Clerk's programmatic Future API (</w:t>
             </w:r>
             <w:r>
               <w:rPr>
@@ -28181,14 +27957,14 @@
                 <w:color w:val="0F172A"/>
                 <w:sz w:val="18"/>
               </w:rPr>
-              <w:t>videoBgReady</w:t>
-            </w:r>
-            <w:r>
-              <w:rPr>
-                <w:color w:val="1E293B"/>
-                <w:sz w:val="18"/>
-              </w:rPr>
-              <w:t xml:space="preserve"> React state tracks </w:t>
+              <w:t>useSignUp()</w:t>
+            </w:r>
+            <w:r>
+              <w:rPr>
+                <w:color w:val="1E293B"/>
+                <w:sz w:val="18"/>
+              </w:rPr>
+              <w:t xml:space="preserve"> returning </w:t>
             </w:r>
             <w:r>
               <w:rPr>
@@ -28196,14 +27972,14 @@
                 <w:color w:val="0F172A"/>
                 <w:sz w:val="18"/>
               </w:rPr>
-              <w:t>onCanPlay</w:t>
-            </w:r>
-            <w:r>
-              <w:rPr>
-                <w:color w:val="1E293B"/>
-                <w:sz w:val="18"/>
-              </w:rPr>
-              <w:t xml:space="preserve">; the video fades in with a 1.2 s opacity transition once loaded. When no video file is present (or on load failure), </w:t>
+              <w:t>{ signUp, fetchStatus }</w:t>
+            </w:r>
+            <w:r>
+              <w:rPr>
+                <w:color w:val="1E293B"/>
+                <w:sz w:val="18"/>
+              </w:rPr>
+              <w:t xml:space="preserve">). Flow: email + password + optional name → </w:t>
             </w:r>
             <w:r>
               <w:rPr>
@@ -28211,14 +27987,14 @@
                 <w:color w:val="0F172A"/>
                 <w:sz w:val="18"/>
               </w:rPr>
-              <w:t>videoBgReady</w:t>
-            </w:r>
-            <w:r>
-              <w:rPr>
-                <w:color w:val="1E293B"/>
-                <w:sz w:val="18"/>
-              </w:rPr>
-              <w:t xml:space="preserve"> stays </w:t>
+              <w:t>signUp.password()</w:t>
+            </w:r>
+            <w:r>
+              <w:rPr>
+                <w:color w:val="1E293B"/>
+                <w:sz w:val="18"/>
+              </w:rPr>
+              <w:t xml:space="preserve"> → </w:t>
             </w:r>
             <w:r>
               <w:rPr>
@@ -28226,28 +28002,14 @@
                 <w:color w:val="0F172A"/>
                 <w:sz w:val="18"/>
               </w:rPr>
-              <w:t>false</w:t>
-            </w:r>
-            <w:r>
-              <w:rPr>
-                <w:color w:val="1E293B"/>
-                <w:sz w:val="18"/>
-              </w:rPr>
-              <w:t xml:space="preserve"> and the full CSS-animated scene renders instead. (2) </w:t>
-            </w:r>
-            <w:r>
-              <w:rPr>
-                <w:b/>
-                <w:color w:val="1E293B"/>
-              </w:rPr>
-              <w:t>CSS animated tutor scene</w:t>
-            </w:r>
-            <w:r>
-              <w:rPr>
-                <w:color w:val="1E293B"/>
-                <w:sz w:val="18"/>
-              </w:rPr>
-              <w:t xml:space="preserve"> (fallback + always-on decoration): deep navy base gradient (</w:t>
+              <w:t>signUp.verifications.sendEmailCode()</w:t>
+            </w:r>
+            <w:r>
+              <w:rPr>
+                <w:color w:val="1E293B"/>
+                <w:sz w:val="18"/>
+              </w:rPr>
+              <w:t xml:space="preserve"> → 6-digit OTP screen → </w:t>
             </w:r>
             <w:r>
               <w:rPr>
@@ -28255,14 +28017,14 @@
                 <w:color w:val="0F172A"/>
                 <w:sz w:val="18"/>
               </w:rPr>
-              <w:t>#000936 → #060e3f → #0c1848</w:t>
-            </w:r>
-            <w:r>
-              <w:rPr>
-                <w:color w:val="1E293B"/>
-                <w:sz w:val="18"/>
-              </w:rPr>
-              <w:t xml:space="preserve">); a large 340 px blue radial-gradient AI orb (top-left) with </w:t>
+              <w:t>signUp.verifications.verifyEmailCode({ code })</w:t>
+            </w:r>
+            <w:r>
+              <w:rPr>
+                <w:color w:val="1E293B"/>
+                <w:sz w:val="18"/>
+              </w:rPr>
+              <w:t xml:space="preserve"> → </w:t>
             </w:r>
             <w:r>
               <w:rPr>
@@ -28270,14 +28032,14 @@
                 <w:color w:val="0F172A"/>
                 <w:sz w:val="18"/>
               </w:rPr>
-              <w:t>ai-orb-pulse</w:t>
-            </w:r>
-            <w:r>
-              <w:rPr>
-                <w:color w:val="1E293B"/>
-                <w:sz w:val="18"/>
-              </w:rPr>
-              <w:t xml:space="preserve"> keyframe (scale 1 → 1.09, opacity pulse); a 520 px outer ambient glow around the orb; a 380 px warm amber/orange </w:t>
+              <w:t>signUp.finalize()</w:t>
+            </w:r>
+            <w:r>
+              <w:rPr>
+                <w:color w:val="1E293B"/>
+                <w:sz w:val="18"/>
+              </w:rPr>
+              <w:t xml:space="preserve"> → redirect to </w:t>
             </w:r>
             <w:r>
               <w:rPr>
@@ -28285,14 +28047,14 @@
                 <w:color w:val="0F172A"/>
                 <w:sz w:val="18"/>
               </w:rPr>
-              <w:t>warm-glow</w:t>
-            </w:r>
-            <w:r>
-              <w:rPr>
-                <w:color w:val="1E293B"/>
-                <w:sz w:val="18"/>
-              </w:rPr>
-              <w:t xml:space="preserve"> radial gradient (right, </w:t>
+              <w:t>/</w:t>
+            </w:r>
+            <w:r>
+              <w:rPr>
+                <w:color w:val="1E293B"/>
+                <w:sz w:val="18"/>
+              </w:rPr>
+              <w:t xml:space="preserve">. Google OAuth via </w:t>
             </w:r>
             <w:r>
               <w:rPr>
@@ -28300,14 +28062,14 @@
                 <w:color w:val="0F172A"/>
                 <w:sz w:val="18"/>
               </w:rPr>
-              <w:t>warm-glow</w:t>
-            </w:r>
-            <w:r>
-              <w:rPr>
-                <w:color w:val="1E293B"/>
-                <w:sz w:val="18"/>
-              </w:rPr>
-              <w:t xml:space="preserve"> keyframe) representing the student; a 2 px horizontal </w:t>
+              <w:t>signUp.sso({ strategy: "oauth_google", redirectUrl: "/sso-callback", redirectCallbackUrl: "/sso-callback" })</w:t>
+            </w:r>
+            <w:r>
+              <w:rPr>
+                <w:color w:val="1E293B"/>
+                <w:sz w:val="18"/>
+              </w:rPr>
+              <w:t xml:space="preserve">. </w:t>
             </w:r>
             <w:r>
               <w:rPr>
@@ -28315,14 +28077,14 @@
                 <w:color w:val="0F172A"/>
                 <w:sz w:val="18"/>
               </w:rPr>
-              <w:t>beam-pulse</w:t>
-            </w:r>
-            <w:r>
-              <w:rPr>
-                <w:color w:val="1E293B"/>
-                <w:sz w:val="18"/>
-              </w:rPr>
-              <w:t xml:space="preserve"> connection line between orb and student; 20 rising dot particles (</w:t>
+              <w:t>CaptchaSignUpGate</w:t>
+            </w:r>
+            <w:r>
+              <w:rPr>
+                <w:color w:val="1E293B"/>
+                <w:sz w:val="18"/>
+              </w:rPr>
+              <w:t xml:space="preserve"> updated to </w:t>
             </w:r>
             <w:r>
               <w:rPr>
@@ -28330,14 +28092,14 @@
                 <w:color w:val="0F172A"/>
                 <w:sz w:val="18"/>
               </w:rPr>
-              <w:t>particle-rise</w:t>
-            </w:r>
-            <w:r>
-              <w:rPr>
-                <w:color w:val="1E293B"/>
-                <w:sz w:val="18"/>
-              </w:rPr>
-              <w:t xml:space="preserve"> keyframe); 5 floating maths equations (</w:t>
+              <w:t>router.push("/sign-up")</w:t>
+            </w:r>
+            <w:r>
+              <w:rPr>
+                <w:color w:val="1E293B"/>
+                <w:sz w:val="18"/>
+              </w:rPr>
+              <w:t xml:space="preserve"> instead of </w:t>
             </w:r>
             <w:r>
               <w:rPr>
@@ -28345,14 +28107,14 @@
                 <w:color w:val="0F172A"/>
                 <w:sz w:val="18"/>
               </w:rPr>
-              <w:t>float-equation</w:t>
-            </w:r>
-            <w:r>
-              <w:rPr>
-                <w:color w:val="1E293B"/>
-                <w:sz w:val="18"/>
-              </w:rPr>
-              <w:t xml:space="preserve"> keyframe — e.g. </w:t>
+              <w:t>openSignUp()</w:t>
+            </w:r>
+            <w:r>
+              <w:rPr>
+                <w:color w:val="1E293B"/>
+                <w:sz w:val="18"/>
+              </w:rPr>
+              <w:t xml:space="preserve"> modal (modal had phone issue too). </w:t>
             </w:r>
             <w:r>
               <w:rPr>
@@ -28360,14 +28122,14 @@
                 <w:color w:val="0F172A"/>
                 <w:sz w:val="18"/>
               </w:rPr>
-              <w:t>y = mx + b</w:t>
-            </w:r>
-            <w:r>
-              <w:rPr>
-                <w:color w:val="1E293B"/>
-                <w:sz w:val="18"/>
-              </w:rPr>
-              <w:t xml:space="preserve">, </w:t>
+              <w:t>/sso-callback</w:t>
+            </w:r>
+            <w:r>
+              <w:rPr>
+                <w:color w:val="1E293B"/>
+                <w:sz w:val="18"/>
+              </w:rPr>
+              <w:t xml:space="preserve"> page (</w:t>
             </w:r>
             <w:r>
               <w:rPr>
@@ -28375,475 +28137,14 @@
                 <w:color w:val="0F172A"/>
                 <w:sz w:val="18"/>
               </w:rPr>
-              <w:t>E = mc²</w:t>
-            </w:r>
-            <w:r>
-              <w:rPr>
-                <w:color w:val="1E293B"/>
-                <w:sz w:val="18"/>
-              </w:rPr>
-              <w:t xml:space="preserve">, </w:t>
-            </w:r>
-            <w:r>
-              <w:rPr>
-                <w:rFonts w:ascii="Courier New" w:hAnsi="Courier New"/>
-                <w:color w:val="0F172A"/>
-                <w:sz w:val="18"/>
-              </w:rPr>
-              <w:t>P(A) = n(A)/n(S)</w:t>
-            </w:r>
-            <w:r>
-              <w:rPr>
-                <w:color w:val="1E293B"/>
-                <w:sz w:val="18"/>
-              </w:rPr>
-              <w:t xml:space="preserve">, </w:t>
-            </w:r>
-            <w:r>
-              <w:rPr>
-                <w:rFonts w:ascii="Courier New" w:hAnsi="Courier New"/>
-                <w:color w:val="0F172A"/>
-                <w:sz w:val="18"/>
-              </w:rPr>
-              <w:t>∫₀¹ f(x) dx</w:t>
-            </w:r>
-            <w:r>
-              <w:rPr>
-                <w:color w:val="1E293B"/>
-                <w:sz w:val="18"/>
-              </w:rPr>
-              <w:t xml:space="preserve">, </w:t>
-            </w:r>
-            <w:r>
-              <w:rPr>
-                <w:rFonts w:ascii="Courier New" w:hAnsi="Courier New"/>
-                <w:color w:val="0F172A"/>
-                <w:sz w:val="18"/>
-              </w:rPr>
-              <w:t>ax² + bx + c = 0</w:t>
-            </w:r>
-            <w:r>
-              <w:rPr>
-                <w:color w:val="1E293B"/>
-                <w:sz w:val="18"/>
-              </w:rPr>
-              <w:t>); 16 floating maths symbols (</w:t>
-            </w:r>
-            <w:r>
-              <w:rPr>
-                <w:rFonts w:ascii="Courier New" w:hAnsi="Courier New"/>
-                <w:color w:val="0F172A"/>
-                <w:sz w:val="18"/>
-              </w:rPr>
-              <w:t>float-symbol</w:t>
-            </w:r>
-            <w:r>
-              <w:rPr>
-                <w:color w:val="1E293B"/>
-                <w:sz w:val="18"/>
-              </w:rPr>
-              <w:t xml:space="preserve">, unchanged from v0.28, but colour-shifted to semi-transparent RGBA values for dark background). (3) </w:t>
-            </w:r>
-            <w:r>
-              <w:rPr>
-                <w:b/>
-                <w:color w:val="1E293B"/>
-              </w:rPr>
-              <w:t>Dark overlay</w:t>
-            </w:r>
-            <w:r>
-              <w:rPr>
-                <w:color w:val="1E293B"/>
-                <w:sz w:val="18"/>
-              </w:rPr>
-              <w:t xml:space="preserve">: linear-gradient overlay adjusts dynamically — thick dark when CSS scene shows, semi-transparent when video plays. (4) </w:t>
-            </w:r>
-            <w:r>
-              <w:rPr>
-                <w:b/>
-                <w:color w:val="1E293B"/>
-              </w:rPr>
-              <w:t>Bottom white fade</w:t>
-            </w:r>
-            <w:r>
-              <w:rPr>
-                <w:color w:val="1E293B"/>
-                <w:sz w:val="18"/>
-              </w:rPr>
-              <w:t xml:space="preserve">: 28-rem </w:t>
-            </w:r>
-            <w:r>
-              <w:rPr>
-                <w:rFonts w:ascii="Courier New" w:hAnsi="Courier New"/>
-                <w:color w:val="0F172A"/>
-                <w:sz w:val="18"/>
-              </w:rPr>
-              <w:t>h-28</w:t>
-            </w:r>
-            <w:r>
-              <w:rPr>
-                <w:color w:val="1E293B"/>
-                <w:sz w:val="18"/>
-              </w:rPr>
-              <w:t xml:space="preserve"> gradient </w:t>
-            </w:r>
-            <w:r>
-              <w:rPr>
-                <w:rFonts w:ascii="Courier New" w:hAnsi="Courier New"/>
-                <w:color w:val="0F172A"/>
-                <w:sz w:val="18"/>
-              </w:rPr>
-              <w:t>transparent → #ffffff</w:t>
-            </w:r>
-            <w:r>
-              <w:rPr>
-                <w:color w:val="1E293B"/>
-                <w:sz w:val="18"/>
-              </w:rPr>
-              <w:t xml:space="preserve"> at hero bottom so hero blends into the white sections below. (5) </w:t>
-            </w:r>
-            <w:r>
-              <w:rPr>
-                <w:b/>
-                <w:color w:val="1E293B"/>
-              </w:rPr>
-              <w:t>Hero text redesigned for dark background</w:t>
-            </w:r>
-            <w:r>
-              <w:rPr>
-                <w:color w:val="1E293B"/>
-                <w:sz w:val="18"/>
-              </w:rPr>
-              <w:t xml:space="preserve">: headline in white </w:t>
-            </w:r>
-            <w:r>
-              <w:rPr>
-                <w:rFonts w:ascii="Courier New" w:hAnsi="Courier New"/>
-                <w:color w:val="0F172A"/>
-                <w:sz w:val="18"/>
-              </w:rPr>
-              <w:t>#ffffff</w:t>
-            </w:r>
-            <w:r>
-              <w:rPr>
-                <w:color w:val="1E293B"/>
-                <w:sz w:val="18"/>
-              </w:rPr>
-              <w:t xml:space="preserve">, accent span in sky-blue </w:t>
-            </w:r>
-            <w:r>
-              <w:rPr>
-                <w:rFonts w:ascii="Courier New" w:hAnsi="Courier New"/>
-                <w:color w:val="0F172A"/>
-                <w:sz w:val="18"/>
-              </w:rPr>
-              <w:t>#56DBFF</w:t>
-            </w:r>
-            <w:r>
-              <w:rPr>
-                <w:color w:val="1E293B"/>
-                <w:sz w:val="18"/>
-              </w:rPr>
-              <w:t xml:space="preserve">; subheadline at </w:t>
-            </w:r>
-            <w:r>
-              <w:rPr>
-                <w:rFonts w:ascii="Courier New" w:hAnsi="Courier New"/>
-                <w:color w:val="0F172A"/>
-                <w:sz w:val="18"/>
-              </w:rPr>
-              <w:t>rgba(255,255,255,0.72)</w:t>
-            </w:r>
-            <w:r>
-              <w:rPr>
-                <w:color w:val="1E293B"/>
-                <w:sz w:val="18"/>
-              </w:rPr>
-              <w:t>; "Australia's AI-powered exam prep platform" badge uses glass pill (</w:t>
-            </w:r>
-            <w:r>
-              <w:rPr>
-                <w:rFonts w:ascii="Courier New" w:hAnsi="Courier New"/>
-                <w:color w:val="0F172A"/>
-                <w:sz w:val="18"/>
-              </w:rPr>
-              <w:t>rgba(255,255,255,0.08)</w:t>
-            </w:r>
-            <w:r>
-              <w:rPr>
-                <w:color w:val="1E293B"/>
-                <w:sz w:val="18"/>
-              </w:rPr>
-              <w:t xml:space="preserve"> bg + </w:t>
-            </w:r>
-            <w:r>
-              <w:rPr>
-                <w:rFonts w:ascii="Courier New" w:hAnsi="Courier New"/>
-                <w:color w:val="0F172A"/>
-                <w:sz w:val="18"/>
-              </w:rPr>
-              <w:t>rgba(255,255,255,0.20)</w:t>
-            </w:r>
-            <w:r>
-              <w:rPr>
-                <w:color w:val="1E293B"/>
-                <w:sz w:val="18"/>
-              </w:rPr>
-              <w:t xml:space="preserve"> border + </w:t>
-            </w:r>
-            <w:r>
-              <w:rPr>
-                <w:rFonts w:ascii="Courier New" w:hAnsi="Courier New"/>
-                <w:color w:val="0F172A"/>
-                <w:sz w:val="18"/>
-              </w:rPr>
-              <w:t>backdropFilter: blur(8px)</w:t>
-            </w:r>
-            <w:r>
-              <w:rPr>
-                <w:color w:val="1E293B"/>
-                <w:sz w:val="18"/>
-              </w:rPr>
-              <w:t xml:space="preserve">); primary CTA changed from navy/gold to gold </w:t>
-            </w:r>
-            <w:r>
-              <w:rPr>
-                <w:rFonts w:ascii="Courier New" w:hAnsi="Courier New"/>
-                <w:color w:val="0F172A"/>
-                <w:sz w:val="18"/>
-              </w:rPr>
-              <w:t>#FDC800</w:t>
-            </w:r>
-            <w:r>
-              <w:rPr>
-                <w:color w:val="1E293B"/>
-                <w:sz w:val="18"/>
-              </w:rPr>
-              <w:t xml:space="preserve">/navy for maximum contrast on dark; secondary CTA ("I'm a student") uses </w:t>
-            </w:r>
-            <w:r>
-              <w:rPr>
-                <w:rFonts w:ascii="Courier New" w:hAnsi="Courier New"/>
-                <w:color w:val="0F172A"/>
-                <w:sz w:val="18"/>
-              </w:rPr>
-              <w:t>rgba(255,255,255,0.28)</w:t>
-            </w:r>
-            <w:r>
-              <w:rPr>
-                <w:color w:val="1E293B"/>
-                <w:sz w:val="18"/>
-              </w:rPr>
-              <w:t xml:space="preserve"> border and glass bg. (6) </w:t>
-            </w:r>
-            <w:r>
-              <w:rPr>
-                <w:b/>
-                <w:color w:val="1E293B"/>
-              </w:rPr>
-              <w:t>Frosted glass exam badge panel</w:t>
-            </w:r>
-            <w:r>
-              <w:rPr>
-                <w:color w:val="1E293B"/>
-                <w:sz w:val="18"/>
-              </w:rPr>
-              <w:t xml:space="preserve">: right column redesigned with </w:t>
-            </w:r>
-            <w:r>
-              <w:rPr>
-                <w:rFonts w:ascii="Courier New" w:hAnsi="Courier New"/>
-                <w:color w:val="0F172A"/>
-                <w:sz w:val="18"/>
-              </w:rPr>
-              <w:t>backdropFilter: blur(20px)</w:t>
-            </w:r>
-            <w:r>
-              <w:rPr>
-                <w:color w:val="1E293B"/>
-                <w:sz w:val="18"/>
-              </w:rPr>
-              <w:t xml:space="preserve"> + </w:t>
-            </w:r>
-            <w:r>
-              <w:rPr>
-                <w:rFonts w:ascii="Courier New" w:hAnsi="Courier New"/>
-                <w:color w:val="0F172A"/>
-                <w:sz w:val="18"/>
-              </w:rPr>
-              <w:t>-webkit-backdrop-filter</w:t>
-            </w:r>
-            <w:r>
-              <w:rPr>
-                <w:color w:val="1E293B"/>
-                <w:sz w:val="18"/>
-              </w:rPr>
-              <w:t xml:space="preserve"> glass card (</w:t>
-            </w:r>
-            <w:r>
-              <w:rPr>
-                <w:rFonts w:ascii="Courier New" w:hAnsi="Courier New"/>
-                <w:color w:val="0F172A"/>
-                <w:sz w:val="18"/>
-              </w:rPr>
-              <w:t>rgba(255,255,255,0.07)</w:t>
-            </w:r>
-            <w:r>
-              <w:rPr>
-                <w:color w:val="1E293B"/>
-                <w:sz w:val="18"/>
-              </w:rPr>
-              <w:t xml:space="preserve"> bg, </w:t>
-            </w:r>
-            <w:r>
-              <w:rPr>
-                <w:rFonts w:ascii="Courier New" w:hAnsi="Courier New"/>
-                <w:color w:val="0F172A"/>
-                <w:sz w:val="18"/>
-              </w:rPr>
-              <w:t>rgba(255,255,255,0.13)</w:t>
-            </w:r>
-            <w:r>
-              <w:rPr>
-                <w:color w:val="1E293B"/>
-                <w:sz w:val="18"/>
-              </w:rPr>
-              <w:t xml:space="preserve"> border, deep box-shadow </w:t>
-            </w:r>
-            <w:r>
-              <w:rPr>
-                <w:rFonts w:ascii="Courier New" w:hAnsi="Courier New"/>
-                <w:color w:val="0F172A"/>
-                <w:sz w:val="18"/>
-              </w:rPr>
-              <w:t>0 8px 48px rgba(0,0,0,0.45)</w:t>
-            </w:r>
-            <w:r>
-              <w:rPr>
-                <w:color w:val="1E293B"/>
-                <w:sz w:val="18"/>
-              </w:rPr>
-              <w:t xml:space="preserve">); badge card backgrounds changed to </w:t>
-            </w:r>
-            <w:r>
-              <w:rPr>
-                <w:rFonts w:ascii="Courier New" w:hAnsi="Courier New"/>
-                <w:color w:val="0F172A"/>
-                <w:sz w:val="18"/>
-              </w:rPr>
-              <w:t>rgba(255,255,255,0.05)</w:t>
-            </w:r>
-            <w:r>
-              <w:rPr>
-                <w:color w:val="1E293B"/>
-                <w:sz w:val="18"/>
-              </w:rPr>
-              <w:t xml:space="preserve">; badge circle glows use per-exam colour box-shadow; label text uses </w:t>
-            </w:r>
-            <w:r>
-              <w:rPr>
-                <w:rFonts w:ascii="Courier New" w:hAnsi="Courier New"/>
-                <w:color w:val="0F172A"/>
-                <w:sz w:val="18"/>
-              </w:rPr>
-              <w:t>rgba(255,255,255,0.6)</w:t>
-            </w:r>
-            <w:r>
-              <w:rPr>
-                <w:color w:val="1E293B"/>
-                <w:sz w:val="18"/>
-              </w:rPr>
-              <w:t xml:space="preserve">. New CSS keyframes added: </w:t>
-            </w:r>
-            <w:r>
-              <w:rPr>
-                <w:rFonts w:ascii="Courier New" w:hAnsi="Courier New"/>
-                <w:color w:val="0F172A"/>
-                <w:sz w:val="18"/>
-              </w:rPr>
-              <w:t>ai-orb-pulse</w:t>
-            </w:r>
-            <w:r>
-              <w:rPr>
-                <w:color w:val="1E293B"/>
-                <w:sz w:val="18"/>
-              </w:rPr>
-              <w:t xml:space="preserve">, </w:t>
-            </w:r>
-            <w:r>
-              <w:rPr>
-                <w:rFonts w:ascii="Courier New" w:hAnsi="Courier New"/>
-                <w:color w:val="0F172A"/>
-                <w:sz w:val="18"/>
-              </w:rPr>
-              <w:t>warm-glow</w:t>
-            </w:r>
-            <w:r>
-              <w:rPr>
-                <w:color w:val="1E293B"/>
-                <w:sz w:val="18"/>
-              </w:rPr>
-              <w:t xml:space="preserve">, </w:t>
-            </w:r>
-            <w:r>
-              <w:rPr>
-                <w:rFonts w:ascii="Courier New" w:hAnsi="Courier New"/>
-                <w:color w:val="0F172A"/>
-                <w:sz w:val="18"/>
-              </w:rPr>
-              <w:t>beam-pulse</w:t>
-            </w:r>
-            <w:r>
-              <w:rPr>
-                <w:color w:val="1E293B"/>
-                <w:sz w:val="18"/>
-              </w:rPr>
-              <w:t xml:space="preserve">, </w:t>
-            </w:r>
-            <w:r>
-              <w:rPr>
-                <w:rFonts w:ascii="Courier New" w:hAnsi="Courier New"/>
-                <w:color w:val="0F172A"/>
-                <w:sz w:val="18"/>
-              </w:rPr>
-              <w:t>particle-rise</w:t>
-            </w:r>
-            <w:r>
-              <w:rPr>
-                <w:color w:val="1E293B"/>
-                <w:sz w:val="18"/>
-              </w:rPr>
-              <w:t xml:space="preserve">, </w:t>
-            </w:r>
-            <w:r>
-              <w:rPr>
-                <w:rFonts w:ascii="Courier New" w:hAnsi="Courier New"/>
-                <w:color w:val="0F172A"/>
-                <w:sz w:val="18"/>
-              </w:rPr>
-              <w:t>float-equation</w:t>
-            </w:r>
-            <w:r>
-              <w:rPr>
-                <w:color w:val="1E293B"/>
-                <w:sz w:val="18"/>
-              </w:rPr>
-              <w:t xml:space="preserve">. To use a real AI-generated video: generate a 10–15 s looping MP4 (recommended prompt: "Serene warm study scene, soft-glowing blue AI hologram tutor floating near a desk, happy 10-year-old child looking up with curiosity, floating maths equations drifting around them, ambient film-quality lighting, cinematic, 4K, seamlessly loopable") using Runway Gen-3, Kling AI, or Sora; place the file at </w:t>
-            </w:r>
-            <w:r>
-              <w:rPr>
-                <w:rFonts w:ascii="Courier New" w:hAnsi="Courier New"/>
-                <w:color w:val="0F172A"/>
-                <w:sz w:val="18"/>
-              </w:rPr>
-              <w:t>public/tutor-bg.mp4</w:t>
-            </w:r>
-            <w:r>
-              <w:rPr>
-                <w:color w:val="1E293B"/>
-                <w:sz w:val="18"/>
-              </w:rPr>
-              <w:t>; no code change needed — the player activates automatically</w:t>
+              <w:t>AuthenticateWithRedirectCallback</w:t>
+            </w:r>
+            <w:r>
+              <w:rPr>
+                <w:color w:val="1E293B"/>
+                <w:sz w:val="18"/>
+              </w:rPr>
+              <w:t>) handles OAuth redirect completion. No phone number field at any step — eliminates "phone numbers from this country are not supported" error for Australian users. Form is fully branded (SelectEd wordmark, navy/gold CTAs, white card on dark background)</w:t>
             </w:r>
           </w:p>
         </w:tc>
@@ -28870,7 +28171,7 @@
                 <w:b/>
                 <w:color w:val="1E293B"/>
               </w:rPr>
-              <w:t>v0.29.0</w:t>
+              <w:t>v0.30.0</w:t>
             </w:r>
           </w:p>
         </w:tc>
@@ -28920,7 +28221,21 @@
                 <w:color w:val="1E293B"/>
                 <w:sz w:val="18"/>
               </w:rPr>
-              <w:t xml:space="preserve">Guest limit reduced 20 → 10 questions/day — updated in </w:t>
+              <w:t xml:space="preserve">Cinematic hero background — (1) </w:t>
+            </w:r>
+            <w:r>
+              <w:rPr>
+                <w:b/>
+                <w:color w:val="1E293B"/>
+              </w:rPr>
+              <w:t>Video background infrastructure</w:t>
+            </w:r>
+            <w:r>
+              <w:rPr>
+                <w:color w:val="1E293B"/>
+                <w:sz w:val="18"/>
+              </w:rPr>
+              <w:t xml:space="preserve">: hero section now mounts an HTML5 </w:t>
             </w:r>
             <w:r>
               <w:rPr>
@@ -28928,14 +28243,14 @@
                 <w:color w:val="0F172A"/>
                 <w:sz w:val="18"/>
               </w:rPr>
-              <w:t>GUEST_DAILY_LIMIT</w:t>
-            </w:r>
-            <w:r>
-              <w:rPr>
-                <w:color w:val="1E293B"/>
-                <w:sz w:val="18"/>
-              </w:rPr>
-              <w:t xml:space="preserve"> constant (</w:t>
+              <w:t>&lt;video autoPlay muted loop playsInline&gt;</w:t>
+            </w:r>
+            <w:r>
+              <w:rPr>
+                <w:color w:val="1E293B"/>
+                <w:sz w:val="18"/>
+              </w:rPr>
+              <w:t xml:space="preserve"> element pointing to </w:t>
             </w:r>
             <w:r>
               <w:rPr>
@@ -28943,14 +28258,14 @@
                 <w:color w:val="0F172A"/>
                 <w:sz w:val="18"/>
               </w:rPr>
-              <w:t>app/page.tsx</w:t>
-            </w:r>
-            <w:r>
-              <w:rPr>
-                <w:color w:val="1E293B"/>
-                <w:sz w:val="18"/>
-              </w:rPr>
-              <w:t xml:space="preserve">, </w:t>
+              <w:t>/public/tutor-bg.mp4</w:t>
+            </w:r>
+            <w:r>
+              <w:rPr>
+                <w:color w:val="1E293B"/>
+                <w:sz w:val="18"/>
+              </w:rPr>
+              <w:t xml:space="preserve">. </w:t>
             </w:r>
             <w:r>
               <w:rPr>
@@ -28958,14 +28273,14 @@
                 <w:color w:val="0F172A"/>
                 <w:sz w:val="18"/>
               </w:rPr>
-              <w:t>GuestLimitModal.tsx</w:t>
-            </w:r>
-            <w:r>
-              <w:rPr>
-                <w:color w:val="1E293B"/>
-                <w:sz w:val="18"/>
-              </w:rPr>
-              <w:t xml:space="preserve">), rolling banner copy, FAQ answer, trust badge, and parent dashboard label. CAPTCHA gate on sign-up — (1) </w:t>
+              <w:t>videoBgReady</w:t>
+            </w:r>
+            <w:r>
+              <w:rPr>
+                <w:color w:val="1E293B"/>
+                <w:sz w:val="18"/>
+              </w:rPr>
+              <w:t xml:space="preserve"> React state tracks </w:t>
             </w:r>
             <w:r>
               <w:rPr>
@@ -28973,14 +28288,14 @@
                 <w:color w:val="0F172A"/>
                 <w:sz w:val="18"/>
               </w:rPr>
-              <w:t>/sign-up</w:t>
-            </w:r>
-            <w:r>
-              <w:rPr>
-                <w:color w:val="1E293B"/>
-                <w:sz w:val="18"/>
-              </w:rPr>
-              <w:t xml:space="preserve"> page now shows a math CAPTCHA challenge before the Clerk </w:t>
+              <w:t>onCanPlay</w:t>
+            </w:r>
+            <w:r>
+              <w:rPr>
+                <w:color w:val="1E293B"/>
+                <w:sz w:val="18"/>
+              </w:rPr>
+              <w:t xml:space="preserve">; the video fades in with a 1.2 s opacity transition once loaded. When no video file is present (or on load failure), </w:t>
             </w:r>
             <w:r>
               <w:rPr>
@@ -28988,14 +28303,14 @@
                 <w:color w:val="0F172A"/>
                 <w:sz w:val="18"/>
               </w:rPr>
-              <w:t>&lt;SignUp /&gt;</w:t>
-            </w:r>
-            <w:r>
-              <w:rPr>
-                <w:color w:val="1E293B"/>
-                <w:sz w:val="18"/>
-              </w:rPr>
-              <w:t xml:space="preserve"> form renders (client component with </w:t>
+              <w:t>videoBgReady</w:t>
+            </w:r>
+            <w:r>
+              <w:rPr>
+                <w:color w:val="1E293B"/>
+                <w:sz w:val="18"/>
+              </w:rPr>
+              <w:t xml:space="preserve"> stays </w:t>
             </w:r>
             <w:r>
               <w:rPr>
@@ -29003,14 +28318,28 @@
                 <w:color w:val="0F172A"/>
                 <w:sz w:val="18"/>
               </w:rPr>
-              <w:t>useState</w:t>
-            </w:r>
-            <w:r>
-              <w:rPr>
-                <w:color w:val="1E293B"/>
-                <w:sz w:val="18"/>
-              </w:rPr>
-              <w:t xml:space="preserve"> gate). (2) New </w:t>
+              <w:t>false</w:t>
+            </w:r>
+            <w:r>
+              <w:rPr>
+                <w:color w:val="1E293B"/>
+                <w:sz w:val="18"/>
+              </w:rPr>
+              <w:t xml:space="preserve"> and the full CSS-animated scene renders instead. (2) </w:t>
+            </w:r>
+            <w:r>
+              <w:rPr>
+                <w:b/>
+                <w:color w:val="1E293B"/>
+              </w:rPr>
+              <w:t>CSS animated tutor scene</w:t>
+            </w:r>
+            <w:r>
+              <w:rPr>
+                <w:color w:val="1E293B"/>
+                <w:sz w:val="18"/>
+              </w:rPr>
+              <w:t xml:space="preserve"> (fallback + always-on decoration): deep navy base gradient (</w:t>
             </w:r>
             <w:r>
               <w:rPr>
@@ -29018,14 +28347,14 @@
                 <w:color w:val="0F172A"/>
                 <w:sz w:val="18"/>
               </w:rPr>
-              <w:t>CaptchaSignUpGate</w:t>
-            </w:r>
-            <w:r>
-              <w:rPr>
-                <w:color w:val="1E293B"/>
-                <w:sz w:val="18"/>
-              </w:rPr>
-              <w:t xml:space="preserve"> component (</w:t>
+              <w:t>#000936 → #060e3f → #0c1848</w:t>
+            </w:r>
+            <w:r>
+              <w:rPr>
+                <w:color w:val="1E293B"/>
+                <w:sz w:val="18"/>
+              </w:rPr>
+              <w:t xml:space="preserve">); a large 340 px blue radial-gradient AI orb (top-left) with </w:t>
             </w:r>
             <w:r>
               <w:rPr>
@@ -29033,14 +28362,14 @@
                 <w:color w:val="0F172A"/>
                 <w:sz w:val="18"/>
               </w:rPr>
-              <w:t>app/components/CaptchaSignUpGate.tsx</w:t>
-            </w:r>
-            <w:r>
-              <w:rPr>
-                <w:color w:val="1E293B"/>
-                <w:sz w:val="18"/>
-              </w:rPr>
-              <w:t xml:space="preserve">) wraps any button with a CAPTCHA modal; uses </w:t>
+              <w:t>ai-orb-pulse</w:t>
+            </w:r>
+            <w:r>
+              <w:rPr>
+                <w:color w:val="1E293B"/>
+                <w:sz w:val="18"/>
+              </w:rPr>
+              <w:t xml:space="preserve"> keyframe (scale 1 → 1.09, opacity pulse); a 520 px outer ambient glow around the orb; a 380 px warm amber/orange </w:t>
             </w:r>
             <w:r>
               <w:rPr>
@@ -29048,14 +28377,14 @@
                 <w:color w:val="0F172A"/>
                 <w:sz w:val="18"/>
               </w:rPr>
-              <w:t>useClerk().openSignUp()</w:t>
-            </w:r>
-            <w:r>
-              <w:rPr>
-                <w:color w:val="1E293B"/>
-                <w:sz w:val="18"/>
-              </w:rPr>
-              <w:t xml:space="preserve"> to open Clerk's sign-up modal after successful verification. </w:t>
+              <w:t>warm-glow</w:t>
+            </w:r>
+            <w:r>
+              <w:rPr>
+                <w:color w:val="1E293B"/>
+                <w:sz w:val="18"/>
+              </w:rPr>
+              <w:t xml:space="preserve"> radial gradient (right, </w:t>
             </w:r>
             <w:r>
               <w:rPr>
@@ -29063,14 +28392,14 @@
                 <w:color w:val="0F172A"/>
                 <w:sz w:val="18"/>
               </w:rPr>
-              <w:t>GuestLimitModal</w:t>
-            </w:r>
-            <w:r>
-              <w:rPr>
-                <w:color w:val="1E293B"/>
-                <w:sz w:val="18"/>
-              </w:rPr>
-              <w:t xml:space="preserve">'s "Start free 7-day trial →" button now uses </w:t>
+              <w:t>warm-glow</w:t>
+            </w:r>
+            <w:r>
+              <w:rPr>
+                <w:color w:val="1E293B"/>
+                <w:sz w:val="18"/>
+              </w:rPr>
+              <w:t xml:space="preserve"> keyframe) representing the student; a 2 px horizontal </w:t>
             </w:r>
             <w:r>
               <w:rPr>
@@ -29078,14 +28407,14 @@
                 <w:color w:val="0F172A"/>
                 <w:sz w:val="18"/>
               </w:rPr>
-              <w:t>CaptchaSignUpGate</w:t>
-            </w:r>
-            <w:r>
-              <w:rPr>
-                <w:color w:val="1E293B"/>
-                <w:sz w:val="18"/>
-              </w:rPr>
-              <w:t xml:space="preserve"> instead of </w:t>
+              <w:t>beam-pulse</w:t>
+            </w:r>
+            <w:r>
+              <w:rPr>
+                <w:color w:val="1E293B"/>
+                <w:sz w:val="18"/>
+              </w:rPr>
+              <w:t xml:space="preserve"> connection line between orb and student; 20 rising dot particles (</w:t>
             </w:r>
             <w:r>
               <w:rPr>
@@ -29093,7 +28422,520 @@
                 <w:color w:val="0F172A"/>
                 <w:sz w:val="18"/>
               </w:rPr>
-              <w:t>&lt;SignUpButton&gt;</w:t>
+              <w:t>particle-rise</w:t>
+            </w:r>
+            <w:r>
+              <w:rPr>
+                <w:color w:val="1E293B"/>
+                <w:sz w:val="18"/>
+              </w:rPr>
+              <w:t xml:space="preserve"> keyframe); 5 floating maths equations (</w:t>
+            </w:r>
+            <w:r>
+              <w:rPr>
+                <w:rFonts w:ascii="Courier New" w:hAnsi="Courier New"/>
+                <w:color w:val="0F172A"/>
+                <w:sz w:val="18"/>
+              </w:rPr>
+              <w:t>float-equation</w:t>
+            </w:r>
+            <w:r>
+              <w:rPr>
+                <w:color w:val="1E293B"/>
+                <w:sz w:val="18"/>
+              </w:rPr>
+              <w:t xml:space="preserve"> keyframe — e.g. </w:t>
+            </w:r>
+            <w:r>
+              <w:rPr>
+                <w:rFonts w:ascii="Courier New" w:hAnsi="Courier New"/>
+                <w:color w:val="0F172A"/>
+                <w:sz w:val="18"/>
+              </w:rPr>
+              <w:t>y = mx + b</w:t>
+            </w:r>
+            <w:r>
+              <w:rPr>
+                <w:color w:val="1E293B"/>
+                <w:sz w:val="18"/>
+              </w:rPr>
+              <w:t xml:space="preserve">, </w:t>
+            </w:r>
+            <w:r>
+              <w:rPr>
+                <w:rFonts w:ascii="Courier New" w:hAnsi="Courier New"/>
+                <w:color w:val="0F172A"/>
+                <w:sz w:val="18"/>
+              </w:rPr>
+              <w:t>E = mc²</w:t>
+            </w:r>
+            <w:r>
+              <w:rPr>
+                <w:color w:val="1E293B"/>
+                <w:sz w:val="18"/>
+              </w:rPr>
+              <w:t xml:space="preserve">, </w:t>
+            </w:r>
+            <w:r>
+              <w:rPr>
+                <w:rFonts w:ascii="Courier New" w:hAnsi="Courier New"/>
+                <w:color w:val="0F172A"/>
+                <w:sz w:val="18"/>
+              </w:rPr>
+              <w:t>P(A) = n(A)/n(S)</w:t>
+            </w:r>
+            <w:r>
+              <w:rPr>
+                <w:color w:val="1E293B"/>
+                <w:sz w:val="18"/>
+              </w:rPr>
+              <w:t xml:space="preserve">, </w:t>
+            </w:r>
+            <w:r>
+              <w:rPr>
+                <w:rFonts w:ascii="Courier New" w:hAnsi="Courier New"/>
+                <w:color w:val="0F172A"/>
+                <w:sz w:val="18"/>
+              </w:rPr>
+              <w:t>∫₀¹ f(x) dx</w:t>
+            </w:r>
+            <w:r>
+              <w:rPr>
+                <w:color w:val="1E293B"/>
+                <w:sz w:val="18"/>
+              </w:rPr>
+              <w:t xml:space="preserve">, </w:t>
+            </w:r>
+            <w:r>
+              <w:rPr>
+                <w:rFonts w:ascii="Courier New" w:hAnsi="Courier New"/>
+                <w:color w:val="0F172A"/>
+                <w:sz w:val="18"/>
+              </w:rPr>
+              <w:t>ax² + bx + c = 0</w:t>
+            </w:r>
+            <w:r>
+              <w:rPr>
+                <w:color w:val="1E293B"/>
+                <w:sz w:val="18"/>
+              </w:rPr>
+              <w:t>); 16 floating maths symbols (</w:t>
+            </w:r>
+            <w:r>
+              <w:rPr>
+                <w:rFonts w:ascii="Courier New" w:hAnsi="Courier New"/>
+                <w:color w:val="0F172A"/>
+                <w:sz w:val="18"/>
+              </w:rPr>
+              <w:t>float-symbol</w:t>
+            </w:r>
+            <w:r>
+              <w:rPr>
+                <w:color w:val="1E293B"/>
+                <w:sz w:val="18"/>
+              </w:rPr>
+              <w:t xml:space="preserve">, unchanged from v0.28, but colour-shifted to semi-transparent RGBA values for dark background). (3) </w:t>
+            </w:r>
+            <w:r>
+              <w:rPr>
+                <w:b/>
+                <w:color w:val="1E293B"/>
+              </w:rPr>
+              <w:t>Dark overlay</w:t>
+            </w:r>
+            <w:r>
+              <w:rPr>
+                <w:color w:val="1E293B"/>
+                <w:sz w:val="18"/>
+              </w:rPr>
+              <w:t xml:space="preserve">: linear-gradient overlay adjusts dynamically — thick dark when CSS scene shows, semi-transparent when video plays. (4) </w:t>
+            </w:r>
+            <w:r>
+              <w:rPr>
+                <w:b/>
+                <w:color w:val="1E293B"/>
+              </w:rPr>
+              <w:t>Bottom white fade</w:t>
+            </w:r>
+            <w:r>
+              <w:rPr>
+                <w:color w:val="1E293B"/>
+                <w:sz w:val="18"/>
+              </w:rPr>
+              <w:t xml:space="preserve">: 28-rem </w:t>
+            </w:r>
+            <w:r>
+              <w:rPr>
+                <w:rFonts w:ascii="Courier New" w:hAnsi="Courier New"/>
+                <w:color w:val="0F172A"/>
+                <w:sz w:val="18"/>
+              </w:rPr>
+              <w:t>h-28</w:t>
+            </w:r>
+            <w:r>
+              <w:rPr>
+                <w:color w:val="1E293B"/>
+                <w:sz w:val="18"/>
+              </w:rPr>
+              <w:t xml:space="preserve"> gradient </w:t>
+            </w:r>
+            <w:r>
+              <w:rPr>
+                <w:rFonts w:ascii="Courier New" w:hAnsi="Courier New"/>
+                <w:color w:val="0F172A"/>
+                <w:sz w:val="18"/>
+              </w:rPr>
+              <w:t>transparent → #ffffff</w:t>
+            </w:r>
+            <w:r>
+              <w:rPr>
+                <w:color w:val="1E293B"/>
+                <w:sz w:val="18"/>
+              </w:rPr>
+              <w:t xml:space="preserve"> at hero bottom so hero blends into the white sections below. (5) </w:t>
+            </w:r>
+            <w:r>
+              <w:rPr>
+                <w:b/>
+                <w:color w:val="1E293B"/>
+              </w:rPr>
+              <w:t>Hero text redesigned for dark background</w:t>
+            </w:r>
+            <w:r>
+              <w:rPr>
+                <w:color w:val="1E293B"/>
+                <w:sz w:val="18"/>
+              </w:rPr>
+              <w:t xml:space="preserve">: headline in white </w:t>
+            </w:r>
+            <w:r>
+              <w:rPr>
+                <w:rFonts w:ascii="Courier New" w:hAnsi="Courier New"/>
+                <w:color w:val="0F172A"/>
+                <w:sz w:val="18"/>
+              </w:rPr>
+              <w:t>#ffffff</w:t>
+            </w:r>
+            <w:r>
+              <w:rPr>
+                <w:color w:val="1E293B"/>
+                <w:sz w:val="18"/>
+              </w:rPr>
+              <w:t xml:space="preserve">, accent span in sky-blue </w:t>
+            </w:r>
+            <w:r>
+              <w:rPr>
+                <w:rFonts w:ascii="Courier New" w:hAnsi="Courier New"/>
+                <w:color w:val="0F172A"/>
+                <w:sz w:val="18"/>
+              </w:rPr>
+              <w:t>#56DBFF</w:t>
+            </w:r>
+            <w:r>
+              <w:rPr>
+                <w:color w:val="1E293B"/>
+                <w:sz w:val="18"/>
+              </w:rPr>
+              <w:t xml:space="preserve">; subheadline at </w:t>
+            </w:r>
+            <w:r>
+              <w:rPr>
+                <w:rFonts w:ascii="Courier New" w:hAnsi="Courier New"/>
+                <w:color w:val="0F172A"/>
+                <w:sz w:val="18"/>
+              </w:rPr>
+              <w:t>rgba(255,255,255,0.72)</w:t>
+            </w:r>
+            <w:r>
+              <w:rPr>
+                <w:color w:val="1E293B"/>
+                <w:sz w:val="18"/>
+              </w:rPr>
+              <w:t>; "Australia's AI-powered exam prep platform" badge uses glass pill (</w:t>
+            </w:r>
+            <w:r>
+              <w:rPr>
+                <w:rFonts w:ascii="Courier New" w:hAnsi="Courier New"/>
+                <w:color w:val="0F172A"/>
+                <w:sz w:val="18"/>
+              </w:rPr>
+              <w:t>rgba(255,255,255,0.08)</w:t>
+            </w:r>
+            <w:r>
+              <w:rPr>
+                <w:color w:val="1E293B"/>
+                <w:sz w:val="18"/>
+              </w:rPr>
+              <w:t xml:space="preserve"> bg + </w:t>
+            </w:r>
+            <w:r>
+              <w:rPr>
+                <w:rFonts w:ascii="Courier New" w:hAnsi="Courier New"/>
+                <w:color w:val="0F172A"/>
+                <w:sz w:val="18"/>
+              </w:rPr>
+              <w:t>rgba(255,255,255,0.20)</w:t>
+            </w:r>
+            <w:r>
+              <w:rPr>
+                <w:color w:val="1E293B"/>
+                <w:sz w:val="18"/>
+              </w:rPr>
+              <w:t xml:space="preserve"> border + </w:t>
+            </w:r>
+            <w:r>
+              <w:rPr>
+                <w:rFonts w:ascii="Courier New" w:hAnsi="Courier New"/>
+                <w:color w:val="0F172A"/>
+                <w:sz w:val="18"/>
+              </w:rPr>
+              <w:t>backdropFilter: blur(8px)</w:t>
+            </w:r>
+            <w:r>
+              <w:rPr>
+                <w:color w:val="1E293B"/>
+                <w:sz w:val="18"/>
+              </w:rPr>
+              <w:t xml:space="preserve">); primary CTA changed from navy/gold to gold </w:t>
+            </w:r>
+            <w:r>
+              <w:rPr>
+                <w:rFonts w:ascii="Courier New" w:hAnsi="Courier New"/>
+                <w:color w:val="0F172A"/>
+                <w:sz w:val="18"/>
+              </w:rPr>
+              <w:t>#FDC800</w:t>
+            </w:r>
+            <w:r>
+              <w:rPr>
+                <w:color w:val="1E293B"/>
+                <w:sz w:val="18"/>
+              </w:rPr>
+              <w:t xml:space="preserve">/navy for maximum contrast on dark; secondary CTA ("I'm a student") uses </w:t>
+            </w:r>
+            <w:r>
+              <w:rPr>
+                <w:rFonts w:ascii="Courier New" w:hAnsi="Courier New"/>
+                <w:color w:val="0F172A"/>
+                <w:sz w:val="18"/>
+              </w:rPr>
+              <w:t>rgba(255,255,255,0.28)</w:t>
+            </w:r>
+            <w:r>
+              <w:rPr>
+                <w:color w:val="1E293B"/>
+                <w:sz w:val="18"/>
+              </w:rPr>
+              <w:t xml:space="preserve"> border and glass bg. (6) </w:t>
+            </w:r>
+            <w:r>
+              <w:rPr>
+                <w:b/>
+                <w:color w:val="1E293B"/>
+              </w:rPr>
+              <w:t>Frosted glass exam badge panel</w:t>
+            </w:r>
+            <w:r>
+              <w:rPr>
+                <w:color w:val="1E293B"/>
+                <w:sz w:val="18"/>
+              </w:rPr>
+              <w:t xml:space="preserve">: right column redesigned with </w:t>
+            </w:r>
+            <w:r>
+              <w:rPr>
+                <w:rFonts w:ascii="Courier New" w:hAnsi="Courier New"/>
+                <w:color w:val="0F172A"/>
+                <w:sz w:val="18"/>
+              </w:rPr>
+              <w:t>backdropFilter: blur(20px)</w:t>
+            </w:r>
+            <w:r>
+              <w:rPr>
+                <w:color w:val="1E293B"/>
+                <w:sz w:val="18"/>
+              </w:rPr>
+              <w:t xml:space="preserve"> + </w:t>
+            </w:r>
+            <w:r>
+              <w:rPr>
+                <w:rFonts w:ascii="Courier New" w:hAnsi="Courier New"/>
+                <w:color w:val="0F172A"/>
+                <w:sz w:val="18"/>
+              </w:rPr>
+              <w:t>-webkit-backdrop-filter</w:t>
+            </w:r>
+            <w:r>
+              <w:rPr>
+                <w:color w:val="1E293B"/>
+                <w:sz w:val="18"/>
+              </w:rPr>
+              <w:t xml:space="preserve"> glass card (</w:t>
+            </w:r>
+            <w:r>
+              <w:rPr>
+                <w:rFonts w:ascii="Courier New" w:hAnsi="Courier New"/>
+                <w:color w:val="0F172A"/>
+                <w:sz w:val="18"/>
+              </w:rPr>
+              <w:t>rgba(255,255,255,0.07)</w:t>
+            </w:r>
+            <w:r>
+              <w:rPr>
+                <w:color w:val="1E293B"/>
+                <w:sz w:val="18"/>
+              </w:rPr>
+              <w:t xml:space="preserve"> bg, </w:t>
+            </w:r>
+            <w:r>
+              <w:rPr>
+                <w:rFonts w:ascii="Courier New" w:hAnsi="Courier New"/>
+                <w:color w:val="0F172A"/>
+                <w:sz w:val="18"/>
+              </w:rPr>
+              <w:t>rgba(255,255,255,0.13)</w:t>
+            </w:r>
+            <w:r>
+              <w:rPr>
+                <w:color w:val="1E293B"/>
+                <w:sz w:val="18"/>
+              </w:rPr>
+              <w:t xml:space="preserve"> border, deep box-shadow </w:t>
+            </w:r>
+            <w:r>
+              <w:rPr>
+                <w:rFonts w:ascii="Courier New" w:hAnsi="Courier New"/>
+                <w:color w:val="0F172A"/>
+                <w:sz w:val="18"/>
+              </w:rPr>
+              <w:t>0 8px 48px rgba(0,0,0,0.45)</w:t>
+            </w:r>
+            <w:r>
+              <w:rPr>
+                <w:color w:val="1E293B"/>
+                <w:sz w:val="18"/>
+              </w:rPr>
+              <w:t xml:space="preserve">); badge card backgrounds changed to </w:t>
+            </w:r>
+            <w:r>
+              <w:rPr>
+                <w:rFonts w:ascii="Courier New" w:hAnsi="Courier New"/>
+                <w:color w:val="0F172A"/>
+                <w:sz w:val="18"/>
+              </w:rPr>
+              <w:t>rgba(255,255,255,0.05)</w:t>
+            </w:r>
+            <w:r>
+              <w:rPr>
+                <w:color w:val="1E293B"/>
+                <w:sz w:val="18"/>
+              </w:rPr>
+              <w:t xml:space="preserve">; badge circle glows use per-exam colour box-shadow; label text uses </w:t>
+            </w:r>
+            <w:r>
+              <w:rPr>
+                <w:rFonts w:ascii="Courier New" w:hAnsi="Courier New"/>
+                <w:color w:val="0F172A"/>
+                <w:sz w:val="18"/>
+              </w:rPr>
+              <w:t>rgba(255,255,255,0.6)</w:t>
+            </w:r>
+            <w:r>
+              <w:rPr>
+                <w:color w:val="1E293B"/>
+                <w:sz w:val="18"/>
+              </w:rPr>
+              <w:t xml:space="preserve">. New CSS keyframes added: </w:t>
+            </w:r>
+            <w:r>
+              <w:rPr>
+                <w:rFonts w:ascii="Courier New" w:hAnsi="Courier New"/>
+                <w:color w:val="0F172A"/>
+                <w:sz w:val="18"/>
+              </w:rPr>
+              <w:t>ai-orb-pulse</w:t>
+            </w:r>
+            <w:r>
+              <w:rPr>
+                <w:color w:val="1E293B"/>
+                <w:sz w:val="18"/>
+              </w:rPr>
+              <w:t xml:space="preserve">, </w:t>
+            </w:r>
+            <w:r>
+              <w:rPr>
+                <w:rFonts w:ascii="Courier New" w:hAnsi="Courier New"/>
+                <w:color w:val="0F172A"/>
+                <w:sz w:val="18"/>
+              </w:rPr>
+              <w:t>warm-glow</w:t>
+            </w:r>
+            <w:r>
+              <w:rPr>
+                <w:color w:val="1E293B"/>
+                <w:sz w:val="18"/>
+              </w:rPr>
+              <w:t xml:space="preserve">, </w:t>
+            </w:r>
+            <w:r>
+              <w:rPr>
+                <w:rFonts w:ascii="Courier New" w:hAnsi="Courier New"/>
+                <w:color w:val="0F172A"/>
+                <w:sz w:val="18"/>
+              </w:rPr>
+              <w:t>beam-pulse</w:t>
+            </w:r>
+            <w:r>
+              <w:rPr>
+                <w:color w:val="1E293B"/>
+                <w:sz w:val="18"/>
+              </w:rPr>
+              <w:t xml:space="preserve">, </w:t>
+            </w:r>
+            <w:r>
+              <w:rPr>
+                <w:rFonts w:ascii="Courier New" w:hAnsi="Courier New"/>
+                <w:color w:val="0F172A"/>
+                <w:sz w:val="18"/>
+              </w:rPr>
+              <w:t>particle-rise</w:t>
+            </w:r>
+            <w:r>
+              <w:rPr>
+                <w:color w:val="1E293B"/>
+                <w:sz w:val="18"/>
+              </w:rPr>
+              <w:t xml:space="preserve">, </w:t>
+            </w:r>
+            <w:r>
+              <w:rPr>
+                <w:rFonts w:ascii="Courier New" w:hAnsi="Courier New"/>
+                <w:color w:val="0F172A"/>
+                <w:sz w:val="18"/>
+              </w:rPr>
+              <w:t>float-equation</w:t>
+            </w:r>
+            <w:r>
+              <w:rPr>
+                <w:color w:val="1E293B"/>
+                <w:sz w:val="18"/>
+              </w:rPr>
+              <w:t xml:space="preserve">. To use a real AI-generated video: generate a 10–15 s looping MP4 (recommended prompt: "Serene warm study scene, soft-glowing blue AI hologram tutor floating near a desk, happy 10-year-old child looking up with curiosity, floating maths equations drifting around them, ambient film-quality lighting, cinematic, 4K, seamlessly loopable") using Runway Gen-3, Kling AI, or Sora; place the file at </w:t>
+            </w:r>
+            <w:r>
+              <w:rPr>
+                <w:rFonts w:ascii="Courier New" w:hAnsi="Courier New"/>
+                <w:color w:val="0F172A"/>
+                <w:sz w:val="18"/>
+              </w:rPr>
+              <w:t>public/tutor-bg.mp4</w:t>
+            </w:r>
+            <w:r>
+              <w:rPr>
+                <w:color w:val="1E293B"/>
+                <w:sz w:val="18"/>
+              </w:rPr>
+              <w:t>; no code change needed — the player activates automatically</w:t>
             </w:r>
           </w:p>
         </w:tc>
@@ -29120,7 +28962,7 @@
                 <w:b/>
                 <w:color w:val="1E293B"/>
               </w:rPr>
-              <w:t>v0.28.0</w:t>
+              <w:t>v0.29.0</w:t>
             </w:r>
           </w:p>
         </w:tc>
@@ -29170,21 +29012,7 @@
                 <w:color w:val="1E293B"/>
                 <w:sz w:val="18"/>
               </w:rPr>
-              <w:t xml:space="preserve">Landing page visual overhaul + Adventure Mode game-feel + CAPTCHA + professional diagrams — (1) </w:t>
-            </w:r>
-            <w:r>
-              <w:rPr>
-                <w:b/>
-                <w:color w:val="1E293B"/>
-              </w:rPr>
-              <w:t>Sign-in button</w:t>
-            </w:r>
-            <w:r>
-              <w:rPr>
-                <w:color w:val="1E293B"/>
-                <w:sz w:val="18"/>
-              </w:rPr>
-              <w:t xml:space="preserve"> made prominent: navy-bordered outlined button with </w:t>
+              <w:t xml:space="preserve">Guest limit reduced 20 → 10 questions/day — updated in </w:t>
             </w:r>
             <w:r>
               <w:rPr>
@@ -29192,56 +29020,14 @@
                 <w:color w:val="0F172A"/>
                 <w:sz w:val="18"/>
               </w:rPr>
-              <w:t>Sign in →</w:t>
-            </w:r>
-            <w:r>
-              <w:rPr>
-                <w:color w:val="1E293B"/>
-                <w:sz w:val="18"/>
-              </w:rPr>
-              <w:t xml:space="preserve"> text. (2) </w:t>
-            </w:r>
-            <w:r>
-              <w:rPr>
-                <w:b/>
-                <w:color w:val="1E293B"/>
-              </w:rPr>
-              <w:t>"Our story"</w:t>
-            </w:r>
-            <w:r>
-              <w:rPr>
-                <w:color w:val="1E293B"/>
-                <w:sz w:val="18"/>
-              </w:rPr>
-              <w:t xml:space="preserve"> nav link coloured blue with arrow; </w:t>
-            </w:r>
-            <w:r>
-              <w:rPr>
-                <w:b/>
-                <w:color w:val="1E293B"/>
-              </w:rPr>
-              <w:t>Pricing</w:t>
-            </w:r>
-            <w:r>
-              <w:rPr>
-                <w:color w:val="1E293B"/>
-                <w:sz w:val="18"/>
-              </w:rPr>
-              <w:t xml:space="preserve"> becomes a gold pill button. (3) </w:t>
-            </w:r>
-            <w:r>
-              <w:rPr>
-                <w:b/>
-                <w:color w:val="1E293B"/>
-              </w:rPr>
-              <w:t>Rolling banner</w:t>
-            </w:r>
-            <w:r>
-              <w:rPr>
-                <w:color w:val="1E293B"/>
-                <w:sz w:val="18"/>
-              </w:rPr>
-              <w:t xml:space="preserve"> (navy ticker) below stats strip: auto-scrolling marquee of testimonial snippets, exam names, and feature highlights using CSS </w:t>
+              <w:t>GUEST_DAILY_LIMIT</w:t>
+            </w:r>
+            <w:r>
+              <w:rPr>
+                <w:color w:val="1E293B"/>
+                <w:sz w:val="18"/>
+              </w:rPr>
+              <w:t xml:space="preserve"> constant (</w:t>
             </w:r>
             <w:r>
               <w:rPr>
@@ -29249,28 +29035,14 @@
                 <w:color w:val="0F172A"/>
                 <w:sz w:val="18"/>
               </w:rPr>
-              <w:t>marquee-scroll</w:t>
-            </w:r>
-            <w:r>
-              <w:rPr>
-                <w:color w:val="1E293B"/>
-                <w:sz w:val="18"/>
-              </w:rPr>
-              <w:t xml:space="preserve"> keyframe. (4) </w:t>
-            </w:r>
-            <w:r>
-              <w:rPr>
-                <w:b/>
-                <w:color w:val="1E293B"/>
-              </w:rPr>
-              <w:t>Animated motion background</w:t>
-            </w:r>
-            <w:r>
-              <w:rPr>
-                <w:color w:val="1E293B"/>
-                <w:sz w:val="18"/>
-              </w:rPr>
-              <w:t xml:space="preserve"> on hero: 16 floating maths symbols (π, ∑, √, ∫, Δ, etc.) drift upward with staggered fade using </w:t>
+              <w:t>app/page.tsx</w:t>
+            </w:r>
+            <w:r>
+              <w:rPr>
+                <w:color w:val="1E293B"/>
+                <w:sz w:val="18"/>
+              </w:rPr>
+              <w:t xml:space="preserve">, </w:t>
             </w:r>
             <w:r>
               <w:rPr>
@@ -29278,14 +29050,14 @@
                 <w:color w:val="0F172A"/>
                 <w:sz w:val="18"/>
               </w:rPr>
-              <w:t>float-symbol</w:t>
-            </w:r>
-            <w:r>
-              <w:rPr>
-                <w:color w:val="1E293B"/>
-                <w:sz w:val="18"/>
-              </w:rPr>
-              <w:t xml:space="preserve"> keyframe; three gradient orbs pulse with </w:t>
+              <w:t>GuestLimitModal.tsx</w:t>
+            </w:r>
+            <w:r>
+              <w:rPr>
+                <w:color w:val="1E293B"/>
+                <w:sz w:val="18"/>
+              </w:rPr>
+              <w:t xml:space="preserve">), rolling banner copy, FAQ answer, trust badge, and parent dashboard label. CAPTCHA gate on sign-up — (1) </w:t>
             </w:r>
             <w:r>
               <w:rPr>
@@ -29293,42 +29065,14 @@
                 <w:color w:val="0F172A"/>
                 <w:sz w:val="18"/>
               </w:rPr>
-              <w:t>pulse-orb</w:t>
-            </w:r>
-            <w:r>
-              <w:rPr>
-                <w:color w:val="1E293B"/>
-                <w:sz w:val="18"/>
-              </w:rPr>
-              <w:t xml:space="preserve"> animation. (5) </w:t>
-            </w:r>
-            <w:r>
-              <w:rPr>
-                <w:b/>
-                <w:color w:val="1E293B"/>
-              </w:rPr>
-              <w:t>Visual exam badges</w:t>
-            </w:r>
-            <w:r>
-              <w:rPr>
-                <w:color w:val="1E293B"/>
-                <w:sz w:val="18"/>
-              </w:rPr>
-              <w:t xml:space="preserve">: hero right panel and Exams section now display circular coloured badges with abbreviation text and emoji icon per exam instead of plain text with left-bar accent. (6) </w:t>
-            </w:r>
-            <w:r>
-              <w:rPr>
-                <w:b/>
-                <w:color w:val="1E293B"/>
-              </w:rPr>
-              <w:t>Human verification CAPTCHA</w:t>
-            </w:r>
-            <w:r>
-              <w:rPr>
-                <w:color w:val="1E293B"/>
-                <w:sz w:val="18"/>
-              </w:rPr>
-              <w:t xml:space="preserve"> on testimonial form: math challenge (</w:t>
+              <w:t>/sign-up</w:t>
+            </w:r>
+            <w:r>
+              <w:rPr>
+                <w:color w:val="1E293B"/>
+                <w:sz w:val="18"/>
+              </w:rPr>
+              <w:t xml:space="preserve"> page now shows a math CAPTCHA challenge before the Clerk </w:t>
             </w:r>
             <w:r>
               <w:rPr>
@@ -29336,28 +29080,14 @@
                 <w:color w:val="0F172A"/>
                 <w:sz w:val="18"/>
               </w:rPr>
-              <w:t>What is A + B?</w:t>
-            </w:r>
-            <w:r>
-              <w:rPr>
-                <w:color w:val="1E293B"/>
-                <w:sz w:val="18"/>
-              </w:rPr>
-              <w:t xml:space="preserve">) + invisible honeypot field. Bot submissions rejected client-side before API call. (7) </w:t>
-            </w:r>
-            <w:r>
-              <w:rPr>
-                <w:b/>
-                <w:color w:val="1E293B"/>
-              </w:rPr>
-              <w:t>Adventure Mode overhaul</w:t>
-            </w:r>
-            <w:r>
-              <w:rPr>
-                <w:color w:val="1E293B"/>
-                <w:sz w:val="18"/>
-              </w:rPr>
-              <w:t xml:space="preserve">: rank system (Novice → Explorer → Scholar → Expert → Champion → Legend) with animated rank-glow border and XP progress bar to next rank; combo multiplier system (×2 at 3-streak, ×3 at 5-streak) with </w:t>
+              <w:t>&lt;SignUp /&gt;</w:t>
+            </w:r>
+            <w:r>
+              <w:rPr>
+                <w:color w:val="1E293B"/>
+                <w:sz w:val="18"/>
+              </w:rPr>
+              <w:t xml:space="preserve"> form renders (client component with </w:t>
             </w:r>
             <w:r>
               <w:rPr>
@@ -29365,14 +29095,14 @@
                 <w:color w:val="0F172A"/>
                 <w:sz w:val="18"/>
               </w:rPr>
-              <w:t>combo-pop</w:t>
-            </w:r>
-            <w:r>
-              <w:rPr>
-                <w:color w:val="1E293B"/>
-                <w:sz w:val="18"/>
-              </w:rPr>
-              <w:t xml:space="preserve"> animation in HUD; block shake animation on wrong answer (</w:t>
+              <w:t>useState</w:t>
+            </w:r>
+            <w:r>
+              <w:rPr>
+                <w:color w:val="1E293B"/>
+                <w:sz w:val="18"/>
+              </w:rPr>
+              <w:t xml:space="preserve"> gate). (2) New </w:t>
             </w:r>
             <w:r>
               <w:rPr>
@@ -29380,14 +29110,14 @@
                 <w:color w:val="0F172A"/>
                 <w:sz w:val="18"/>
               </w:rPr>
-              <w:t>shake-x</w:t>
-            </w:r>
-            <w:r>
-              <w:rPr>
-                <w:color w:val="1E293B"/>
-                <w:sz w:val="18"/>
-              </w:rPr>
-              <w:t>); block bounce on correct answer (</w:t>
+              <w:t>CaptchaSignUpGate</w:t>
+            </w:r>
+            <w:r>
+              <w:rPr>
+                <w:color w:val="1E293B"/>
+                <w:sz w:val="18"/>
+              </w:rPr>
+              <w:t xml:space="preserve"> component (</w:t>
             </w:r>
             <w:r>
               <w:rPr>
@@ -29395,28 +29125,14 @@
                 <w:color w:val="0F172A"/>
                 <w:sz w:val="18"/>
               </w:rPr>
-              <w:t>correct-bounce</w:t>
-            </w:r>
-            <w:r>
-              <w:rPr>
-                <w:color w:val="1E293B"/>
-                <w:sz w:val="18"/>
-              </w:rPr>
-              <w:t xml:space="preserve">); spinning loader while fetching questions; chapter numbers in world map; best-combo display on stage-complete and game-over screens; animated sequential star reveal on stage-complete; animated skull bounce on game-over with red-pulse background flash. (8) </w:t>
-            </w:r>
-            <w:r>
-              <w:rPr>
-                <w:b/>
-                <w:color w:val="1E293B"/>
-              </w:rPr>
-              <w:t>DESIGN.docx</w:t>
-            </w:r>
-            <w:r>
-              <w:rPr>
-                <w:color w:val="1E293B"/>
-                <w:sz w:val="18"/>
-              </w:rPr>
-              <w:t xml:space="preserve"> now includes a visual appendix of three matplotlib-generated diagrams: system architecture (component boxes with arrows), user journey funnel, and learning modes overview — auto-generated by </w:t>
+              <w:t>app/components/CaptchaSignUpGate.tsx</w:t>
+            </w:r>
+            <w:r>
+              <w:rPr>
+                <w:color w:val="1E293B"/>
+                <w:sz w:val="18"/>
+              </w:rPr>
+              <w:t xml:space="preserve">) wraps any button with a CAPTCHA modal; uses </w:t>
             </w:r>
             <w:r>
               <w:rPr>
@@ -29424,14 +29140,14 @@
                 <w:color w:val="0F172A"/>
                 <w:sz w:val="18"/>
               </w:rPr>
-              <w:t>scripts/generate_design_doc.py</w:t>
-            </w:r>
-            <w:r>
-              <w:rPr>
-                <w:color w:val="1E293B"/>
-                <w:sz w:val="18"/>
-              </w:rPr>
-              <w:t xml:space="preserve"> when </w:t>
+              <w:t>useClerk().openSignUp()</w:t>
+            </w:r>
+            <w:r>
+              <w:rPr>
+                <w:color w:val="1E293B"/>
+                <w:sz w:val="18"/>
+              </w:rPr>
+              <w:t xml:space="preserve"> to open Clerk's sign-up modal after successful verification. </w:t>
             </w:r>
             <w:r>
               <w:rPr>
@@ -29439,14 +29155,37 @@
                 <w:color w:val="0F172A"/>
                 <w:sz w:val="18"/>
               </w:rPr>
-              <w:t>matplotlib</w:t>
-            </w:r>
-            <w:r>
-              <w:rPr>
-                <w:color w:val="1E293B"/>
-                <w:sz w:val="18"/>
-              </w:rPr>
-              <w:t xml:space="preserve"> is installed</w:t>
+              <w:t>GuestLimitModal</w:t>
+            </w:r>
+            <w:r>
+              <w:rPr>
+                <w:color w:val="1E293B"/>
+                <w:sz w:val="18"/>
+              </w:rPr>
+              <w:t xml:space="preserve">'s "Start free 7-day trial →" button now uses </w:t>
+            </w:r>
+            <w:r>
+              <w:rPr>
+                <w:rFonts w:ascii="Courier New" w:hAnsi="Courier New"/>
+                <w:color w:val="0F172A"/>
+                <w:sz w:val="18"/>
+              </w:rPr>
+              <w:t>CaptchaSignUpGate</w:t>
+            </w:r>
+            <w:r>
+              <w:rPr>
+                <w:color w:val="1E293B"/>
+                <w:sz w:val="18"/>
+              </w:rPr>
+              <w:t xml:space="preserve"> instead of </w:t>
+            </w:r>
+            <w:r>
+              <w:rPr>
+                <w:rFonts w:ascii="Courier New" w:hAnsi="Courier New"/>
+                <w:color w:val="0F172A"/>
+                <w:sz w:val="18"/>
+              </w:rPr>
+              <w:t>&lt;SignUpButton&gt;</w:t>
             </w:r>
           </w:p>
         </w:tc>
@@ -29473,7 +29212,7 @@
                 <w:b/>
                 <w:color w:val="1E293B"/>
               </w:rPr>
-              <w:t>v0.27.0</w:t>
+              <w:t>v0.28.0</w:t>
             </w:r>
           </w:p>
         </w:tc>
@@ -29523,7 +29262,283 @@
                 <w:color w:val="1E293B"/>
                 <w:sz w:val="18"/>
               </w:rPr>
-              <w:t>Landing page copy fixes — FAQ "Do I need an account?" updated to mention 20-question/day guest limit and midnight reset; correctly states Exam Mode and Adventure Mode require an account. Trust badge "Free to use / no premium tier" corrected to "Free to start / 7-day trial then $9.99/month AUD". Guest badge updated to "20 free questions a day"</w:t>
+              <w:t xml:space="preserve">Landing page visual overhaul + Adventure Mode game-feel + CAPTCHA + professional diagrams — (1) </w:t>
+            </w:r>
+            <w:r>
+              <w:rPr>
+                <w:b/>
+                <w:color w:val="1E293B"/>
+              </w:rPr>
+              <w:t>Sign-in button</w:t>
+            </w:r>
+            <w:r>
+              <w:rPr>
+                <w:color w:val="1E293B"/>
+                <w:sz w:val="18"/>
+              </w:rPr>
+              <w:t xml:space="preserve"> made prominent: navy-bordered outlined button with </w:t>
+            </w:r>
+            <w:r>
+              <w:rPr>
+                <w:rFonts w:ascii="Courier New" w:hAnsi="Courier New"/>
+                <w:color w:val="0F172A"/>
+                <w:sz w:val="18"/>
+              </w:rPr>
+              <w:t>Sign in →</w:t>
+            </w:r>
+            <w:r>
+              <w:rPr>
+                <w:color w:val="1E293B"/>
+                <w:sz w:val="18"/>
+              </w:rPr>
+              <w:t xml:space="preserve"> text. (2) </w:t>
+            </w:r>
+            <w:r>
+              <w:rPr>
+                <w:b/>
+                <w:color w:val="1E293B"/>
+              </w:rPr>
+              <w:t>"Our story"</w:t>
+            </w:r>
+            <w:r>
+              <w:rPr>
+                <w:color w:val="1E293B"/>
+                <w:sz w:val="18"/>
+              </w:rPr>
+              <w:t xml:space="preserve"> nav link coloured blue with arrow; </w:t>
+            </w:r>
+            <w:r>
+              <w:rPr>
+                <w:b/>
+                <w:color w:val="1E293B"/>
+              </w:rPr>
+              <w:t>Pricing</w:t>
+            </w:r>
+            <w:r>
+              <w:rPr>
+                <w:color w:val="1E293B"/>
+                <w:sz w:val="18"/>
+              </w:rPr>
+              <w:t xml:space="preserve"> becomes a gold pill button. (3) </w:t>
+            </w:r>
+            <w:r>
+              <w:rPr>
+                <w:b/>
+                <w:color w:val="1E293B"/>
+              </w:rPr>
+              <w:t>Rolling banner</w:t>
+            </w:r>
+            <w:r>
+              <w:rPr>
+                <w:color w:val="1E293B"/>
+                <w:sz w:val="18"/>
+              </w:rPr>
+              <w:t xml:space="preserve"> (navy ticker) below stats strip: auto-scrolling marquee of testimonial snippets, exam names, and feature highlights using CSS </w:t>
+            </w:r>
+            <w:r>
+              <w:rPr>
+                <w:rFonts w:ascii="Courier New" w:hAnsi="Courier New"/>
+                <w:color w:val="0F172A"/>
+                <w:sz w:val="18"/>
+              </w:rPr>
+              <w:t>marquee-scroll</w:t>
+            </w:r>
+            <w:r>
+              <w:rPr>
+                <w:color w:val="1E293B"/>
+                <w:sz w:val="18"/>
+              </w:rPr>
+              <w:t xml:space="preserve"> keyframe. (4) </w:t>
+            </w:r>
+            <w:r>
+              <w:rPr>
+                <w:b/>
+                <w:color w:val="1E293B"/>
+              </w:rPr>
+              <w:t>Animated motion background</w:t>
+            </w:r>
+            <w:r>
+              <w:rPr>
+                <w:color w:val="1E293B"/>
+                <w:sz w:val="18"/>
+              </w:rPr>
+              <w:t xml:space="preserve"> on hero: 16 floating maths symbols (π, ∑, √, ∫, Δ, etc.) drift upward with staggered fade using </w:t>
+            </w:r>
+            <w:r>
+              <w:rPr>
+                <w:rFonts w:ascii="Courier New" w:hAnsi="Courier New"/>
+                <w:color w:val="0F172A"/>
+                <w:sz w:val="18"/>
+              </w:rPr>
+              <w:t>float-symbol</w:t>
+            </w:r>
+            <w:r>
+              <w:rPr>
+                <w:color w:val="1E293B"/>
+                <w:sz w:val="18"/>
+              </w:rPr>
+              <w:t xml:space="preserve"> keyframe; three gradient orbs pulse with </w:t>
+            </w:r>
+            <w:r>
+              <w:rPr>
+                <w:rFonts w:ascii="Courier New" w:hAnsi="Courier New"/>
+                <w:color w:val="0F172A"/>
+                <w:sz w:val="18"/>
+              </w:rPr>
+              <w:t>pulse-orb</w:t>
+            </w:r>
+            <w:r>
+              <w:rPr>
+                <w:color w:val="1E293B"/>
+                <w:sz w:val="18"/>
+              </w:rPr>
+              <w:t xml:space="preserve"> animation. (5) </w:t>
+            </w:r>
+            <w:r>
+              <w:rPr>
+                <w:b/>
+                <w:color w:val="1E293B"/>
+              </w:rPr>
+              <w:t>Visual exam badges</w:t>
+            </w:r>
+            <w:r>
+              <w:rPr>
+                <w:color w:val="1E293B"/>
+                <w:sz w:val="18"/>
+              </w:rPr>
+              <w:t xml:space="preserve">: hero right panel and Exams section now display circular coloured badges with abbreviation text and emoji icon per exam instead of plain text with left-bar accent. (6) </w:t>
+            </w:r>
+            <w:r>
+              <w:rPr>
+                <w:b/>
+                <w:color w:val="1E293B"/>
+              </w:rPr>
+              <w:t>Human verification CAPTCHA</w:t>
+            </w:r>
+            <w:r>
+              <w:rPr>
+                <w:color w:val="1E293B"/>
+                <w:sz w:val="18"/>
+              </w:rPr>
+              <w:t xml:space="preserve"> on testimonial form: math challenge (</w:t>
+            </w:r>
+            <w:r>
+              <w:rPr>
+                <w:rFonts w:ascii="Courier New" w:hAnsi="Courier New"/>
+                <w:color w:val="0F172A"/>
+                <w:sz w:val="18"/>
+              </w:rPr>
+              <w:t>What is A + B?</w:t>
+            </w:r>
+            <w:r>
+              <w:rPr>
+                <w:color w:val="1E293B"/>
+                <w:sz w:val="18"/>
+              </w:rPr>
+              <w:t xml:space="preserve">) + invisible honeypot field. Bot submissions rejected client-side before API call. (7) </w:t>
+            </w:r>
+            <w:r>
+              <w:rPr>
+                <w:b/>
+                <w:color w:val="1E293B"/>
+              </w:rPr>
+              <w:t>Adventure Mode overhaul</w:t>
+            </w:r>
+            <w:r>
+              <w:rPr>
+                <w:color w:val="1E293B"/>
+                <w:sz w:val="18"/>
+              </w:rPr>
+              <w:t xml:space="preserve">: rank system (Novice → Explorer → Scholar → Expert → Champion → Legend) with animated rank-glow border and XP progress bar to next rank; combo multiplier system (×2 at 3-streak, ×3 at 5-streak) with </w:t>
+            </w:r>
+            <w:r>
+              <w:rPr>
+                <w:rFonts w:ascii="Courier New" w:hAnsi="Courier New"/>
+                <w:color w:val="0F172A"/>
+                <w:sz w:val="18"/>
+              </w:rPr>
+              <w:t>combo-pop</w:t>
+            </w:r>
+            <w:r>
+              <w:rPr>
+                <w:color w:val="1E293B"/>
+                <w:sz w:val="18"/>
+              </w:rPr>
+              <w:t xml:space="preserve"> animation in HUD; block shake animation on wrong answer (</w:t>
+            </w:r>
+            <w:r>
+              <w:rPr>
+                <w:rFonts w:ascii="Courier New" w:hAnsi="Courier New"/>
+                <w:color w:val="0F172A"/>
+                <w:sz w:val="18"/>
+              </w:rPr>
+              <w:t>shake-x</w:t>
+            </w:r>
+            <w:r>
+              <w:rPr>
+                <w:color w:val="1E293B"/>
+                <w:sz w:val="18"/>
+              </w:rPr>
+              <w:t>); block bounce on correct answer (</w:t>
+            </w:r>
+            <w:r>
+              <w:rPr>
+                <w:rFonts w:ascii="Courier New" w:hAnsi="Courier New"/>
+                <w:color w:val="0F172A"/>
+                <w:sz w:val="18"/>
+              </w:rPr>
+              <w:t>correct-bounce</w:t>
+            </w:r>
+            <w:r>
+              <w:rPr>
+                <w:color w:val="1E293B"/>
+                <w:sz w:val="18"/>
+              </w:rPr>
+              <w:t xml:space="preserve">); spinning loader while fetching questions; chapter numbers in world map; best-combo display on stage-complete and game-over screens; animated sequential star reveal on stage-complete; animated skull bounce on game-over with red-pulse background flash. (8) </w:t>
+            </w:r>
+            <w:r>
+              <w:rPr>
+                <w:b/>
+                <w:color w:val="1E293B"/>
+              </w:rPr>
+              <w:t>DESIGN.docx</w:t>
+            </w:r>
+            <w:r>
+              <w:rPr>
+                <w:color w:val="1E293B"/>
+                <w:sz w:val="18"/>
+              </w:rPr>
+              <w:t xml:space="preserve"> now includes a visual appendix of three matplotlib-generated diagrams: system architecture (component boxes with arrows), user journey funnel, and learning modes overview — auto-generated by </w:t>
+            </w:r>
+            <w:r>
+              <w:rPr>
+                <w:rFonts w:ascii="Courier New" w:hAnsi="Courier New"/>
+                <w:color w:val="0F172A"/>
+                <w:sz w:val="18"/>
+              </w:rPr>
+              <w:t>scripts/generate_design_doc.py</w:t>
+            </w:r>
+            <w:r>
+              <w:rPr>
+                <w:color w:val="1E293B"/>
+                <w:sz w:val="18"/>
+              </w:rPr>
+              <w:t xml:space="preserve"> when </w:t>
+            </w:r>
+            <w:r>
+              <w:rPr>
+                <w:rFonts w:ascii="Courier New" w:hAnsi="Courier New"/>
+                <w:color w:val="0F172A"/>
+                <w:sz w:val="18"/>
+              </w:rPr>
+              <w:t>matplotlib</w:t>
+            </w:r>
+            <w:r>
+              <w:rPr>
+                <w:color w:val="1E293B"/>
+                <w:sz w:val="18"/>
+              </w:rPr>
+              <w:t xml:space="preserve"> is installed</w:t>
             </w:r>
           </w:p>
         </w:tc>
@@ -29550,7 +29565,7 @@
                 <w:b/>
                 <w:color w:val="1E293B"/>
               </w:rPr>
-              <w:t>v0.26.0</w:t>
+              <w:t>v0.27.0</w:t>
             </w:r>
           </w:p>
         </w:tc>
@@ -29600,112 +29615,7 @@
                 <w:color w:val="1E293B"/>
                 <w:sz w:val="18"/>
               </w:rPr>
-              <w:t xml:space="preserve">DoS protection — three-layer defence: (1) Upstash Redis distributed rate limiting replaces the defunct in-memory </w:t>
-            </w:r>
-            <w:r>
-              <w:rPr>
-                <w:rFonts w:ascii="Courier New" w:hAnsi="Courier New"/>
-                <w:color w:val="0F172A"/>
-                <w:sz w:val="18"/>
-              </w:rPr>
-              <w:t>Map</w:t>
-            </w:r>
-            <w:r>
-              <w:rPr>
-                <w:color w:val="1E293B"/>
-                <w:sz w:val="18"/>
-              </w:rPr>
-              <w:t xml:space="preserve"> in </w:t>
-            </w:r>
-            <w:r>
-              <w:rPr>
-                <w:rFonts w:ascii="Courier New" w:hAnsi="Courier New"/>
-                <w:color w:val="0F172A"/>
-                <w:sz w:val="18"/>
-              </w:rPr>
-              <w:t>lib/ratelimit.ts</w:t>
-            </w:r>
-            <w:r>
-              <w:rPr>
-                <w:color w:val="1E293B"/>
-                <w:sz w:val="18"/>
-              </w:rPr>
-              <w:t xml:space="preserve"> — sliding window, graceful in-memory fallback when env vars absent, unique Redis prefix per endpoint. </w:t>
-            </w:r>
-            <w:r>
-              <w:rPr>
-                <w:rFonts w:ascii="Courier New" w:hAnsi="Courier New"/>
-                <w:color w:val="0F172A"/>
-                <w:sz w:val="18"/>
-              </w:rPr>
-              <w:t>middleware.ts</w:t>
-            </w:r>
-            <w:r>
-              <w:rPr>
-                <w:color w:val="1E293B"/>
-                <w:sz w:val="18"/>
-              </w:rPr>
-              <w:t xml:space="preserve"> deprecated → renamed to </w:t>
-            </w:r>
-            <w:r>
-              <w:rPr>
-                <w:rFonts w:ascii="Courier New" w:hAnsi="Courier New"/>
-                <w:color w:val="0F172A"/>
-                <w:sz w:val="18"/>
-              </w:rPr>
-              <w:t>proxy.ts</w:t>
-            </w:r>
-            <w:r>
-              <w:rPr>
-                <w:color w:val="1E293B"/>
-                <w:sz w:val="18"/>
-              </w:rPr>
-              <w:t xml:space="preserve"> per Next.js 16 proxy convention; proxy runs a blanket 120-req/60s-per-IP gate on all </w:t>
-            </w:r>
-            <w:r>
-              <w:rPr>
-                <w:rFonts w:ascii="Courier New" w:hAnsi="Courier New"/>
-                <w:color w:val="0F172A"/>
-                <w:sz w:val="18"/>
-              </w:rPr>
-              <w:t>/api/*</w:t>
-            </w:r>
-            <w:r>
-              <w:rPr>
-                <w:color w:val="1E293B"/>
-                <w:sz w:val="18"/>
-              </w:rPr>
-              <w:t xml:space="preserve"> routes before any serverless function is invoked. (2) Per-endpoint fine-grained limits: </w:t>
-            </w:r>
-            <w:r>
-              <w:rPr>
-                <w:rFonts w:ascii="Courier New" w:hAnsi="Courier New"/>
-                <w:color w:val="0F172A"/>
-                <w:sz w:val="18"/>
-              </w:rPr>
-              <w:t>/api/chat</w:t>
-            </w:r>
-            <w:r>
-              <w:rPr>
-                <w:color w:val="1E293B"/>
-                <w:sz w:val="18"/>
-              </w:rPr>
-              <w:t xml:space="preserve"> 30/60s, </w:t>
-            </w:r>
-            <w:r>
-              <w:rPr>
-                <w:rFonts w:ascii="Courier New" w:hAnsi="Courier New"/>
-                <w:color w:val="0F172A"/>
-                <w:sz w:val="18"/>
-              </w:rPr>
-              <w:t>/api/trivia</w:t>
-            </w:r>
-            <w:r>
-              <w:rPr>
-                <w:color w:val="1E293B"/>
-                <w:sz w:val="18"/>
-              </w:rPr>
-              <w:t xml:space="preserve"> 10/60s, `/api/exam/generate</w:t>
+              <w:t>Landing page copy fixes — FAQ "Do I need an account?" updated to mention 20-question/day guest limit and midnight reset; correctly states Exam Mode and Adventure Mode require an account. Trust badge "Free to use / no premium tier" corrected to "Free to start / 7-day trial then $9.99/month AUD". Guest badge updated to "20 free questions a day"</w:t>
             </w:r>
           </w:p>
         </w:tc>
@@ -29732,7 +29642,7 @@
                 <w:b/>
                 <w:color w:val="1E293B"/>
               </w:rPr>
-              <w:t>v0.25.0</w:t>
+              <w:t>v0.26.0</w:t>
             </w:r>
           </w:p>
         </w:tc>
@@ -29782,7 +29692,7 @@
                 <w:color w:val="1E293B"/>
                 <w:sz w:val="18"/>
               </w:rPr>
-              <w:t xml:space="preserve">Automated security agent — (1) </w:t>
+              <w:t xml:space="preserve">DoS protection — three-layer defence: (1) Upstash Redis distributed rate limiting replaces the defunct in-memory </w:t>
             </w:r>
             <w:r>
               <w:rPr>
@@ -29790,14 +29700,14 @@
                 <w:color w:val="0F172A"/>
                 <w:sz w:val="18"/>
               </w:rPr>
-              <w:t>next.config.ts</w:t>
-            </w:r>
-            <w:r>
-              <w:rPr>
-                <w:color w:val="1E293B"/>
-                <w:sz w:val="18"/>
-              </w:rPr>
-              <w:t xml:space="preserve"> now sets 7 HTTP security headers on every route: </w:t>
+              <w:t>Map</w:t>
+            </w:r>
+            <w:r>
+              <w:rPr>
+                <w:color w:val="1E293B"/>
+                <w:sz w:val="18"/>
+              </w:rPr>
+              <w:t xml:space="preserve"> in </w:t>
             </w:r>
             <w:r>
               <w:rPr>
@@ -29805,14 +29715,14 @@
                 <w:color w:val="0F172A"/>
                 <w:sz w:val="18"/>
               </w:rPr>
-              <w:t>X-Frame-Options: SAMEORIGIN</w:t>
-            </w:r>
-            <w:r>
-              <w:rPr>
-                <w:color w:val="1E293B"/>
-                <w:sz w:val="18"/>
-              </w:rPr>
-              <w:t xml:space="preserve">, </w:t>
+              <w:t>lib/ratelimit.ts</w:t>
+            </w:r>
+            <w:r>
+              <w:rPr>
+                <w:color w:val="1E293B"/>
+                <w:sz w:val="18"/>
+              </w:rPr>
+              <w:t xml:space="preserve"> — sliding window, graceful in-memory fallback when env vars absent, unique Redis prefix per endpoint. </w:t>
             </w:r>
             <w:r>
               <w:rPr>
@@ -29820,14 +29730,14 @@
                 <w:color w:val="0F172A"/>
                 <w:sz w:val="18"/>
               </w:rPr>
-              <w:t>X-Content-Type-Options: nosniff</w:t>
-            </w:r>
-            <w:r>
-              <w:rPr>
-                <w:color w:val="1E293B"/>
-                <w:sz w:val="18"/>
-              </w:rPr>
-              <w:t xml:space="preserve">, </w:t>
+              <w:t>middleware.ts</w:t>
+            </w:r>
+            <w:r>
+              <w:rPr>
+                <w:color w:val="1E293B"/>
+                <w:sz w:val="18"/>
+              </w:rPr>
+              <w:t xml:space="preserve"> deprecated → renamed to </w:t>
             </w:r>
             <w:r>
               <w:rPr>
@@ -29835,14 +29745,14 @@
                 <w:color w:val="0F172A"/>
                 <w:sz w:val="18"/>
               </w:rPr>
-              <w:t>Referrer-Policy: strict-origin-when-cross-origin</w:t>
-            </w:r>
-            <w:r>
-              <w:rPr>
-                <w:color w:val="1E293B"/>
-                <w:sz w:val="18"/>
-              </w:rPr>
-              <w:t xml:space="preserve">, </w:t>
+              <w:t>proxy.ts</w:t>
+            </w:r>
+            <w:r>
+              <w:rPr>
+                <w:color w:val="1E293B"/>
+                <w:sz w:val="18"/>
+              </w:rPr>
+              <w:t xml:space="preserve"> per Next.js 16 proxy convention; proxy runs a blanket 120-req/60s-per-IP gate on all </w:t>
             </w:r>
             <w:r>
               <w:rPr>
@@ -29850,14 +29760,14 @@
                 <w:color w:val="0F172A"/>
                 <w:sz w:val="18"/>
               </w:rPr>
-              <w:t>Permissions-Policy</w:t>
-            </w:r>
-            <w:r>
-              <w:rPr>
-                <w:color w:val="1E293B"/>
-                <w:sz w:val="18"/>
-              </w:rPr>
-              <w:t xml:space="preserve"> (blocks camera/mic/geo/payment), </w:t>
+              <w:t>/api/*</w:t>
+            </w:r>
+            <w:r>
+              <w:rPr>
+                <w:color w:val="1E293B"/>
+                <w:sz w:val="18"/>
+              </w:rPr>
+              <w:t xml:space="preserve"> routes before any serverless function is invoked. (2) Per-endpoint fine-grained limits: </w:t>
             </w:r>
             <w:r>
               <w:rPr>
@@ -29865,14 +29775,14 @@
                 <w:color w:val="0F172A"/>
                 <w:sz w:val="18"/>
               </w:rPr>
-              <w:t>Strict-Transport-Security</w:t>
-            </w:r>
-            <w:r>
-              <w:rPr>
-                <w:color w:val="1E293B"/>
-                <w:sz w:val="18"/>
-              </w:rPr>
-              <w:t xml:space="preserve"> (2yr + preload), </w:t>
+              <w:t>/api/chat</w:t>
+            </w:r>
+            <w:r>
+              <w:rPr>
+                <w:color w:val="1E293B"/>
+                <w:sz w:val="18"/>
+              </w:rPr>
+              <w:t xml:space="preserve"> 30/60s, </w:t>
             </w:r>
             <w:r>
               <w:rPr>
@@ -29880,44 +29790,14 @@
                 <w:color w:val="0F172A"/>
                 <w:sz w:val="18"/>
               </w:rPr>
-              <w:t>X-DNS-Prefetch-Control</w:t>
-            </w:r>
-            <w:r>
-              <w:rPr>
-                <w:color w:val="1E293B"/>
-                <w:sz w:val="18"/>
-              </w:rPr>
-              <w:t xml:space="preserve">, and a full </w:t>
-            </w:r>
-            <w:r>
-              <w:rPr>
-                <w:rFonts w:ascii="Courier New" w:hAnsi="Courier New"/>
-                <w:color w:val="0F172A"/>
-                <w:sz w:val="18"/>
-              </w:rPr>
-              <w:t>Content-Security-Policy</w:t>
-            </w:r>
-            <w:r>
-              <w:rPr>
-                <w:color w:val="1E293B"/>
-                <w:sz w:val="18"/>
-              </w:rPr>
-              <w:t xml:space="preserve"> covering script/style/font/img/connect/frame origins for Clerk, Stripe, KaTeX, Google Fonts, and Vercel Analytics. (2) </w:t>
-            </w:r>
-            <w:r>
-              <w:rPr>
-                <w:rFonts w:ascii="Courier New" w:hAnsi="Courier New"/>
-                <w:color w:val="0F172A"/>
-                <w:sz w:val="18"/>
-              </w:rPr>
-              <w:t>scripts/pentest.mjs</w:t>
-            </w:r>
-            <w:r>
-              <w:rPr>
-                <w:color w:val="1E293B"/>
-                <w:sz w:val="18"/>
-              </w:rPr>
-              <w:t xml:space="preserve"> — runnable Node.js audit that checks headers, probes 7 API endpoints for unauthenticated access, runs npm audit, scans codebase for dangerous patterns (dangerouslySetInnerHTML, eval, hardcoded secrets, SQL injection, wildcard CORS, sensitive console.log, NEXT_PUBLIC_ secrets, missing auth on API routes), and checks TLS redirect; outputs structured JSON. (3) Weekly Claude Code agent scheduled trigger (every Monday 18:00 UTC) — runs the audit, auto-fixes CRITICAL/HIGH findings, rebuilds, deploys, re-audits to confirm, updates DESIGN.md, and emails the founder a markdown report</w:t>
+              <w:t>/api/trivia</w:t>
+            </w:r>
+            <w:r>
+              <w:rPr>
+                <w:color w:val="1E293B"/>
+                <w:sz w:val="18"/>
+              </w:rPr>
+              <w:t xml:space="preserve"> 10/60s, `/api/exam/generate</w:t>
             </w:r>
           </w:p>
         </w:tc>
@@ -29944,7 +29824,7 @@
                 <w:b/>
                 <w:color w:val="1E293B"/>
               </w:rPr>
-              <w:t>v0.24.0</w:t>
+              <w:t>v0.25.0</w:t>
             </w:r>
           </w:p>
         </w:tc>
@@ -29994,7 +29874,7 @@
                 <w:color w:val="1E293B"/>
                 <w:sz w:val="18"/>
               </w:rPr>
-              <w:t>Guest 20-questions/day limit — anonymous users (no Clerk session, no child session) are now gated at 20 questions per day via localStorage (</w:t>
+              <w:t xml:space="preserve">Automated security agent — (1) </w:t>
             </w:r>
             <w:r>
               <w:rPr>
@@ -30002,14 +29882,14 @@
                 <w:color w:val="0F172A"/>
                 <w:sz w:val="18"/>
               </w:rPr>
-              <w:t>selected_guest_usage: {count, date}</w:t>
-            </w:r>
-            <w:r>
-              <w:rPr>
-                <w:color w:val="1E293B"/>
-                <w:sz w:val="18"/>
-              </w:rPr>
-              <w:t xml:space="preserve">). On limit hit or locked-mode attempt, </w:t>
+              <w:t>next.config.ts</w:t>
+            </w:r>
+            <w:r>
+              <w:rPr>
+                <w:color w:val="1E293B"/>
+                <w:sz w:val="18"/>
+              </w:rPr>
+              <w:t xml:space="preserve"> now sets 7 HTTP security headers on every route: </w:t>
             </w:r>
             <w:r>
               <w:rPr>
@@ -30017,14 +29897,14 @@
                 <w:color w:val="0F172A"/>
                 <w:sz w:val="18"/>
               </w:rPr>
-              <w:t>GuestLimitModal</w:t>
-            </w:r>
-            <w:r>
-              <w:rPr>
-                <w:color w:val="1E293B"/>
-                <w:sz w:val="18"/>
-              </w:rPr>
-              <w:t xml:space="preserve"> opens: shows reset countdown to midnight, "Start free 7-day trial" (Clerk SignUpButton modal) and "I already have an account" (SignInButton modal). Header badge shows </w:t>
+              <w:t>X-Frame-Options: SAMEORIGIN</w:t>
+            </w:r>
+            <w:r>
+              <w:rPr>
+                <w:color w:val="1E293B"/>
+                <w:sz w:val="18"/>
+              </w:rPr>
+              <w:t xml:space="preserve">, </w:t>
             </w:r>
             <w:r>
               <w:rPr>
@@ -30032,14 +29912,14 @@
                 <w:color w:val="0F172A"/>
                 <w:sz w:val="18"/>
               </w:rPr>
-              <w:t>X/20 questions today</w:t>
-            </w:r>
-            <w:r>
-              <w:rPr>
-                <w:color w:val="1E293B"/>
-                <w:sz w:val="18"/>
-              </w:rPr>
-              <w:t xml:space="preserve"> for guests (turns red at limit). Signed-in parents and child sessions continue to use server-side tracking. </w:t>
+              <w:t>X-Content-Type-Options: nosniff</w:t>
+            </w:r>
+            <w:r>
+              <w:rPr>
+                <w:color w:val="1E293B"/>
+                <w:sz w:val="18"/>
+              </w:rPr>
+              <w:t xml:space="preserve">, </w:t>
             </w:r>
             <w:r>
               <w:rPr>
@@ -30047,14 +29927,89 @@
                 <w:color w:val="0F172A"/>
                 <w:sz w:val="18"/>
               </w:rPr>
-              <w:t>app/components/GuestLimitModal.tsx</w:t>
-            </w:r>
-            <w:r>
-              <w:rPr>
-                <w:color w:val="1E293B"/>
-                <w:sz w:val="18"/>
-              </w:rPr>
-              <w:t xml:space="preserve"> added</w:t>
+              <w:t>Referrer-Policy: strict-origin-when-cross-origin</w:t>
+            </w:r>
+            <w:r>
+              <w:rPr>
+                <w:color w:val="1E293B"/>
+                <w:sz w:val="18"/>
+              </w:rPr>
+              <w:t xml:space="preserve">, </w:t>
+            </w:r>
+            <w:r>
+              <w:rPr>
+                <w:rFonts w:ascii="Courier New" w:hAnsi="Courier New"/>
+                <w:color w:val="0F172A"/>
+                <w:sz w:val="18"/>
+              </w:rPr>
+              <w:t>Permissions-Policy</w:t>
+            </w:r>
+            <w:r>
+              <w:rPr>
+                <w:color w:val="1E293B"/>
+                <w:sz w:val="18"/>
+              </w:rPr>
+              <w:t xml:space="preserve"> (blocks camera/mic/geo/payment), </w:t>
+            </w:r>
+            <w:r>
+              <w:rPr>
+                <w:rFonts w:ascii="Courier New" w:hAnsi="Courier New"/>
+                <w:color w:val="0F172A"/>
+                <w:sz w:val="18"/>
+              </w:rPr>
+              <w:t>Strict-Transport-Security</w:t>
+            </w:r>
+            <w:r>
+              <w:rPr>
+                <w:color w:val="1E293B"/>
+                <w:sz w:val="18"/>
+              </w:rPr>
+              <w:t xml:space="preserve"> (2yr + preload), </w:t>
+            </w:r>
+            <w:r>
+              <w:rPr>
+                <w:rFonts w:ascii="Courier New" w:hAnsi="Courier New"/>
+                <w:color w:val="0F172A"/>
+                <w:sz w:val="18"/>
+              </w:rPr>
+              <w:t>X-DNS-Prefetch-Control</w:t>
+            </w:r>
+            <w:r>
+              <w:rPr>
+                <w:color w:val="1E293B"/>
+                <w:sz w:val="18"/>
+              </w:rPr>
+              <w:t xml:space="preserve">, and a full </w:t>
+            </w:r>
+            <w:r>
+              <w:rPr>
+                <w:rFonts w:ascii="Courier New" w:hAnsi="Courier New"/>
+                <w:color w:val="0F172A"/>
+                <w:sz w:val="18"/>
+              </w:rPr>
+              <w:t>Content-Security-Policy</w:t>
+            </w:r>
+            <w:r>
+              <w:rPr>
+                <w:color w:val="1E293B"/>
+                <w:sz w:val="18"/>
+              </w:rPr>
+              <w:t xml:space="preserve"> covering script/style/font/img/connect/frame origins for Clerk, Stripe, KaTeX, Google Fonts, and Vercel Analytics. (2) </w:t>
+            </w:r>
+            <w:r>
+              <w:rPr>
+                <w:rFonts w:ascii="Courier New" w:hAnsi="Courier New"/>
+                <w:color w:val="0F172A"/>
+                <w:sz w:val="18"/>
+              </w:rPr>
+              <w:t>scripts/pentest.mjs</w:t>
+            </w:r>
+            <w:r>
+              <w:rPr>
+                <w:color w:val="1E293B"/>
+                <w:sz w:val="18"/>
+              </w:rPr>
+              <w:t xml:space="preserve"> — runnable Node.js audit that checks headers, probes 7 API endpoints for unauthenticated access, runs npm audit, scans codebase for dangerous patterns (dangerouslySetInnerHTML, eval, hardcoded secrets, SQL injection, wildcard CORS, sensitive console.log, NEXT_PUBLIC_ secrets, missing auth on API routes), and checks TLS redirect; outputs structured JSON. (3) Weekly Claude Code agent scheduled trigger (every Monday 18:00 UTC) — runs the audit, auto-fixes CRITICAL/HIGH findings, rebuilds, deploys, re-audits to confirm, updates DESIGN.md, and emails the founder a markdown report</w:t>
             </w:r>
           </w:p>
         </w:tc>
@@ -30081,7 +30036,7 @@
                 <w:b/>
                 <w:color w:val="1E293B"/>
               </w:rPr>
-              <w:t>v0.23.0</w:t>
+              <w:t>v0.24.0</w:t>
             </w:r>
           </w:p>
         </w:tc>
@@ -30131,6 +30086,143 @@
                 <w:color w:val="1E293B"/>
                 <w:sz w:val="18"/>
               </w:rPr>
+              <w:t>Guest 20-questions/day limit — anonymous users (no Clerk session, no child session) are now gated at 20 questions per day via localStorage (</w:t>
+            </w:r>
+            <w:r>
+              <w:rPr>
+                <w:rFonts w:ascii="Courier New" w:hAnsi="Courier New"/>
+                <w:color w:val="0F172A"/>
+                <w:sz w:val="18"/>
+              </w:rPr>
+              <w:t>selected_guest_usage: {count, date}</w:t>
+            </w:r>
+            <w:r>
+              <w:rPr>
+                <w:color w:val="1E293B"/>
+                <w:sz w:val="18"/>
+              </w:rPr>
+              <w:t xml:space="preserve">). On limit hit or locked-mode attempt, </w:t>
+            </w:r>
+            <w:r>
+              <w:rPr>
+                <w:rFonts w:ascii="Courier New" w:hAnsi="Courier New"/>
+                <w:color w:val="0F172A"/>
+                <w:sz w:val="18"/>
+              </w:rPr>
+              <w:t>GuestLimitModal</w:t>
+            </w:r>
+            <w:r>
+              <w:rPr>
+                <w:color w:val="1E293B"/>
+                <w:sz w:val="18"/>
+              </w:rPr>
+              <w:t xml:space="preserve"> opens: shows reset countdown to midnight, "Start free 7-day trial" (Clerk SignUpButton modal) and "I already have an account" (SignInButton modal). Header badge shows </w:t>
+            </w:r>
+            <w:r>
+              <w:rPr>
+                <w:rFonts w:ascii="Courier New" w:hAnsi="Courier New"/>
+                <w:color w:val="0F172A"/>
+                <w:sz w:val="18"/>
+              </w:rPr>
+              <w:t>X/20 questions today</w:t>
+            </w:r>
+            <w:r>
+              <w:rPr>
+                <w:color w:val="1E293B"/>
+                <w:sz w:val="18"/>
+              </w:rPr>
+              <w:t xml:space="preserve"> for guests (turns red at limit). Signed-in parents and child sessions continue to use server-side tracking. </w:t>
+            </w:r>
+            <w:r>
+              <w:rPr>
+                <w:rFonts w:ascii="Courier New" w:hAnsi="Courier New"/>
+                <w:color w:val="0F172A"/>
+                <w:sz w:val="18"/>
+              </w:rPr>
+              <w:t>app/components/GuestLimitModal.tsx</w:t>
+            </w:r>
+            <w:r>
+              <w:rPr>
+                <w:color w:val="1E293B"/>
+                <w:sz w:val="18"/>
+              </w:rPr>
+              <w:t xml:space="preserve"> added</w:t>
+            </w:r>
+          </w:p>
+        </w:tc>
+      </w:tr>
+      <w:tr>
+        <w:tc>
+          <w:tcPr>
+            <w:tcW w:type="dxa" w:w="3024"/>
+            <w:shd w:val="clear" w:color="auto" w:fill="FFFFFF"/>
+            <w:tcBorders>
+              <w:top w:val="single" w:sz="4" w:space="0" w:color="E2E8F0"/>
+              <w:left w:val="single" w:sz="4" w:space="0" w:color="E2E8F0"/>
+              <w:bottom w:val="single" w:sz="4" w:space="0" w:color="E2E8F0"/>
+              <w:right w:val="single" w:sz="4" w:space="0" w:color="E2E8F0"/>
+            </w:tcBorders>
+          </w:tcPr>
+          <w:p>
+            <w:pPr>
+              <w:spacing w:before="30" w:after="30"/>
+            </w:pPr>
+            <w:r/>
+            <w:r>
+              <w:rPr>
+                <w:b/>
+                <w:color w:val="1E293B"/>
+              </w:rPr>
+              <w:t>v0.23.0</w:t>
+            </w:r>
+          </w:p>
+        </w:tc>
+        <w:tc>
+          <w:tcPr>
+            <w:tcW w:type="dxa" w:w="3024"/>
+            <w:shd w:val="clear" w:color="auto" w:fill="FFFFFF"/>
+            <w:tcBorders>
+              <w:top w:val="single" w:sz="4" w:space="0" w:color="E2E8F0"/>
+              <w:left w:val="single" w:sz="4" w:space="0" w:color="E2E8F0"/>
+              <w:bottom w:val="single" w:sz="4" w:space="0" w:color="E2E8F0"/>
+              <w:right w:val="single" w:sz="4" w:space="0" w:color="E2E8F0"/>
+            </w:tcBorders>
+          </w:tcPr>
+          <w:p>
+            <w:pPr>
+              <w:spacing w:before="30" w:after="30"/>
+            </w:pPr>
+            <w:r/>
+            <w:r>
+              <w:rPr>
+                <w:color w:val="1E293B"/>
+                <w:sz w:val="18"/>
+              </w:rPr>
+              <w:t>July 2026</w:t>
+            </w:r>
+          </w:p>
+        </w:tc>
+        <w:tc>
+          <w:tcPr>
+            <w:tcW w:type="dxa" w:w="3024"/>
+            <w:shd w:val="clear" w:color="auto" w:fill="FFFFFF"/>
+            <w:tcBorders>
+              <w:top w:val="single" w:sz="4" w:space="0" w:color="E2E8F0"/>
+              <w:left w:val="single" w:sz="4" w:space="0" w:color="E2E8F0"/>
+              <w:bottom w:val="single" w:sz="4" w:space="0" w:color="E2E8F0"/>
+              <w:right w:val="single" w:sz="4" w:space="0" w:color="E2E8F0"/>
+            </w:tcBorders>
+          </w:tcPr>
+          <w:p>
+            <w:pPr>
+              <w:spacing w:before="30" w:after="30"/>
+            </w:pPr>
+            <w:r/>
+            <w:r>
+              <w:rPr>
+                <w:color w:val="1E293B"/>
+                <w:sz w:val="18"/>
+              </w:rPr>
               <w:t xml:space="preserve">Landing page: exam coverage panel, testimonials section, FAQ accordion — (1) Hero redesigned to two-column layout on desktop: text/CTAs left, exam coverage panel right. Panel shows 8 colour-coded exam badges (AMC, Olympiad, ACER, ICAS, ATAR, NAPLAN, Bebras, KSF) with name, full title, year range, and coloured accent bar. Includes legal disclaimer: "SelectEd is an independent preparation platform. Not affiliated with, endorsed by, or connected to the organisations that administer these assessments." (2) Testimonials section added (after Founder card): 3 hardcoded seed cards + fetched approved DB testimonials; "Share your experience →" opens inline form (name, location, star rating, quote); </w:t>
             </w:r>
             <w:r>
@@ -30235,7 +30327,7 @@
           <w:i/>
           <w:color w:val="1E293B"/>
         </w:rPr>
-        <w:t>Document last updated: 1 July 2026 (v0.31). Updated alongside the codebase whenever routes, components, or UX decisions change.</w:t>
+        <w:t>Document last updated: 1 July 2026 (v0.32). Updated alongside the codebase whenever routes, components, or UX decisions change.</w:t>
       </w:r>
     </w:p>
     <w:p>

--- a/DESIGN.docx
+++ b/DESIGN.docx
@@ -30305,6 +30305,94 @@
       </w:tr>
     </w:tbl>
     <w:p/>
+    <w:tbl>
+      <w:tblPr>
+        <w:tblStyle w:val="TableGrid"/>
+        <w:tblW w:type="auto" w:w="0"/>
+        <w:jc w:val="left"/>
+        <w:tblLook w:firstColumn="1" w:firstRow="1" w:lastColumn="0" w:lastRow="0" w:noHBand="0" w:noVBand="1" w:val="04A0"/>
+      </w:tblPr>
+      <w:tblGrid>
+        <w:gridCol w:w="3024"/>
+        <w:gridCol w:w="3024"/>
+        <w:gridCol w:w="3024"/>
+      </w:tblGrid>
+      <w:tr>
+        <w:tc>
+          <w:tcPr>
+            <w:tcW w:type="dxa" w:w="3024"/>
+            <w:shd w:val="clear" w:color="auto" w:fill="000936"/>
+            <w:tcBorders>
+              <w:top w:val="single" w:sz="4" w:space="0" w:color="000936"/>
+              <w:left w:val="single" w:sz="4" w:space="0" w:color="000936"/>
+              <w:bottom w:val="single" w:sz="4" w:space="0" w:color="000936"/>
+              <w:right w:val="single" w:sz="4" w:space="0" w:color="000936"/>
+            </w:tcBorders>
+          </w:tcPr>
+          <w:p>
+            <w:r/>
+            <w:r>
+              <w:rPr>
+                <w:rFonts w:ascii="Calibri" w:hAnsi="Calibri"/>
+                <w:b/>
+                <w:color w:val="FFFFFF"/>
+                <w:sz w:val="19"/>
+              </w:rPr>
+              <w:t>**v0.33.0**</w:t>
+            </w:r>
+          </w:p>
+        </w:tc>
+        <w:tc>
+          <w:tcPr>
+            <w:tcW w:type="dxa" w:w="3024"/>
+            <w:shd w:val="clear" w:color="auto" w:fill="000936"/>
+            <w:tcBorders>
+              <w:top w:val="single" w:sz="4" w:space="0" w:color="000936"/>
+              <w:left w:val="single" w:sz="4" w:space="0" w:color="000936"/>
+              <w:bottom w:val="single" w:sz="4" w:space="0" w:color="000936"/>
+              <w:right w:val="single" w:sz="4" w:space="0" w:color="000936"/>
+            </w:tcBorders>
+          </w:tcPr>
+          <w:p>
+            <w:r/>
+            <w:r>
+              <w:rPr>
+                <w:rFonts w:ascii="Calibri" w:hAnsi="Calibri"/>
+                <w:b/>
+                <w:color w:val="FFFFFF"/>
+                <w:sz w:val="19"/>
+              </w:rPr>
+              <w:t>July 2026</w:t>
+            </w:r>
+          </w:p>
+        </w:tc>
+        <w:tc>
+          <w:tcPr>
+            <w:tcW w:type="dxa" w:w="3024"/>
+            <w:shd w:val="clear" w:color="auto" w:fill="000936"/>
+            <w:tcBorders>
+              <w:top w:val="single" w:sz="4" w:space="0" w:color="000936"/>
+              <w:left w:val="single" w:sz="4" w:space="0" w:color="000936"/>
+              <w:bottom w:val="single" w:sz="4" w:space="0" w:color="000936"/>
+              <w:right w:val="single" w:sz="4" w:space="0" w:color="000936"/>
+            </w:tcBorders>
+          </w:tcPr>
+          <w:p>
+            <w:r/>
+            <w:r>
+              <w:rPr>
+                <w:rFonts w:ascii="Calibri" w:hAnsi="Calibri"/>
+                <w:b/>
+                <w:color w:val="FFFFFF"/>
+                <w:sz w:val="19"/>
+              </w:rPr>
+              <w:t>Age verification on sign-up + founder dashboard fixes — (1) **Sign-up age gate**: year of birth dropdown (1940–2008) and "I confirm I am 18 years of age or older" checkbox added to `app/sign-up/[[...sign-up]]/page.tsx`. Both fields must be completed before the email form's submit button or the Google OAuth button become active. Client-side validation blocks submission if either is missing. Prevents under-18 users from creating accounts directly; parents/guardians create accounts on behalf of their children. (2) **Founder dashboard display fixes**: all `sub.isPremium`-only checks in `app/parent/page.tsx` now also check `sub.isFounder` — affects child profile limit display ("Unlimited questions/day"), daily limit placeholder text, edit-limit placeholder, and the "Upgrade for more" button visibility. Subscription API (`/api/subscription`) already returned `isPremium: true, isFounder: true` for the founder; the dashboard UI was simply not propagating the founder status to these secondary fields</w:t>
+            </w:r>
+          </w:p>
+        </w:tc>
+      </w:tr>
+    </w:tbl>
+    <w:p/>
     <w:p>
       <w:pPr>
         <w:spacing w:before="60" w:after="60"/>
@@ -30327,7 +30415,7 @@
           <w:i/>
           <w:color w:val="1E293B"/>
         </w:rPr>
-        <w:t>Document last updated: 1 July 2026 (v0.32). Updated alongside the codebase whenever routes, components, or UX decisions change.</w:t>
+        <w:t>Document last updated: 2 July 2026 (v0.33). Updated alongside the codebase whenever routes, components, or UX decisions change.</w:t>
       </w:r>
     </w:p>
     <w:p>

--- a/DESIGN.docx
+++ b/DESIGN.docx
@@ -30338,7 +30338,7 @@
                 <w:color w:val="FFFFFF"/>
                 <w:sz w:val="19"/>
               </w:rPr>
-              <w:t>**v0.33.0**</w:t>
+              <w:t>**v0.34.0**</w:t>
             </w:r>
           </w:p>
         </w:tc>
@@ -30386,13 +30386,101 @@
                 <w:color w:val="FFFFFF"/>
                 <w:sz w:val="19"/>
               </w:rPr>
-              <w:t>Age verification on sign-up + founder dashboard fixes — (1) **Sign-up age gate**: year of birth dropdown (1940–2008) and "I confirm I am 18 years of age or older" checkbox added to `app/sign-up/[[...sign-up]]/page.tsx`. Both fields must be completed before the email form's submit button or the Google OAuth button become active. Client-side validation blocks submission if either is missing. Prevents under-18 users from creating accounts directly; parents/guardians create accounts on behalf of their children. (2) **Founder dashboard display fixes**: all `sub.isPremium`-only checks in `app/parent/page.tsx` now also check `sub.isFounder` — affects child profile limit display ("Unlimited questions/day"), daily limit placeholder text, edit-limit placeholder, and the "Upgrade for more" button visibility. Subscription API (`/api/subscription`) already returned `isPremium: true, isFounder: true` for the founder; the dashboard UI was simply not propagating the founder status to these secondary fields</w:t>
+              <w:t>Study Mode (chapter-based 4-phase learning) + rich parent analytics + PDF reports — (1) **Study Mode**: new `📖 Study` tab added to the sidebar mode picker. Renders `StudyMode` component (`app/components/study/StudyMode.tsx`) with full 4-phase auto-prompted flow: **Theory** (textbook-style markdown + LaTeX + SVG from `/api/chapter/theory`) → **Examples** (3 graduated worked examples with hidden solutions from `/api/chapter/examples`) → **Practice** (5 AI-generated MCQ questions with Socratic feedback from `/api/chapter/practice` + `/api/chapter/feedback`) → **Test** (5-question sealed end-of-chapter test from `/api/chapter/test`; answers hidden until submission). (2) **Chapter taxonomy** (`lib/chapters.ts`): 8 exams × 6-8 chapters each, keyed by exact subject name. (3) **Chapter progress API** (`/api/chapter/progress` GET+POST): stores per-chapter phase progress and test scores in the new `ChapterProgress` Prisma model (`userId`, `childId`, `exam`, `chapter`, `phase`, `completed`, `testScore`, `testTotal`). Supports both Clerk parent auth and child JWT auth via `x-child-token` header. Chapter picker shows completion status and test scores per chapter with progress bar. (4) **Parent analytics** (`app/components/parent/AnalyticsPanel.tsx`): clicking `📊 Analytics` button on any child card in the parent dashboard expands a rich inline analytics panel with: 4 stat cards (questions today, this week, practice accuracy, exams taken); 7-day bar chart (SVG, zero-library); subject donut chart (SVG); exam score history line chart (SVG); practice accuracy progress bars per subject. All charts are hand-drawn SVG — zero bundle cost, SSR-compatible. (5) **PDF report download** (`app/components/parent/downloadChildReport.ts`): dynamically imported `jsPDF` + `jspdf-autotable`; generates branded A4 PDF with SelectEd navy header, stat summary boxes, 7-day usage table, exam results table, and practice-by-subject accuracy table; footer with page numbers and site URL. `Download PDF` button appears in analytics panel header. (6) **New API routes**: `/api/chapter/theory` (POST), `/api/chapter/examples` (POST), `/api/chapter/practice` (POST), `/api/chapter/feedback` (POST), `/api/chapter/test` (POST), `/api/chapter/progress` (GET+POST). (7) **Sign-in redirect**: `NEXT_PUBLIC_CLERK_SIGN_IN_FORCE_REDIRECT_URL=/parent` and `NEXT_PUBLIC_CLERK_SIGN_UP_FORCE_REDIRECT_URL=/parent` set in Vercel production env — parents land directly on the dashboard after auth. Custom sign-up page also `router.push("/parent")` on success</w:t>
             </w:r>
           </w:p>
         </w:tc>
       </w:tr>
     </w:tbl>
     <w:p/>
+    <w:tbl>
+      <w:tblPr>
+        <w:tblStyle w:val="TableGrid"/>
+        <w:tblW w:type="auto" w:w="0"/>
+        <w:jc w:val="left"/>
+        <w:tblLook w:firstColumn="1" w:firstRow="1" w:lastColumn="0" w:lastRow="0" w:noHBand="0" w:noVBand="1" w:val="04A0"/>
+      </w:tblPr>
+      <w:tblGrid>
+        <w:gridCol w:w="3024"/>
+        <w:gridCol w:w="3024"/>
+        <w:gridCol w:w="3024"/>
+      </w:tblGrid>
+      <w:tr>
+        <w:tc>
+          <w:tcPr>
+            <w:tcW w:type="dxa" w:w="3024"/>
+            <w:shd w:val="clear" w:color="auto" w:fill="000936"/>
+            <w:tcBorders>
+              <w:top w:val="single" w:sz="4" w:space="0" w:color="000936"/>
+              <w:left w:val="single" w:sz="4" w:space="0" w:color="000936"/>
+              <w:bottom w:val="single" w:sz="4" w:space="0" w:color="000936"/>
+              <w:right w:val="single" w:sz="4" w:space="0" w:color="000936"/>
+            </w:tcBorders>
+          </w:tcPr>
+          <w:p>
+            <w:r/>
+            <w:r>
+              <w:rPr>
+                <w:rFonts w:ascii="Calibri" w:hAnsi="Calibri"/>
+                <w:b/>
+                <w:color w:val="FFFFFF"/>
+                <w:sz w:val="19"/>
+              </w:rPr>
+              <w:t>**v0.33.0**</w:t>
+            </w:r>
+          </w:p>
+        </w:tc>
+        <w:tc>
+          <w:tcPr>
+            <w:tcW w:type="dxa" w:w="3024"/>
+            <w:shd w:val="clear" w:color="auto" w:fill="000936"/>
+            <w:tcBorders>
+              <w:top w:val="single" w:sz="4" w:space="0" w:color="000936"/>
+              <w:left w:val="single" w:sz="4" w:space="0" w:color="000936"/>
+              <w:bottom w:val="single" w:sz="4" w:space="0" w:color="000936"/>
+              <w:right w:val="single" w:sz="4" w:space="0" w:color="000936"/>
+            </w:tcBorders>
+          </w:tcPr>
+          <w:p>
+            <w:r/>
+            <w:r>
+              <w:rPr>
+                <w:rFonts w:ascii="Calibri" w:hAnsi="Calibri"/>
+                <w:b/>
+                <w:color w:val="FFFFFF"/>
+                <w:sz w:val="19"/>
+              </w:rPr>
+              <w:t>July 2026</w:t>
+            </w:r>
+          </w:p>
+        </w:tc>
+        <w:tc>
+          <w:tcPr>
+            <w:tcW w:type="dxa" w:w="3024"/>
+            <w:shd w:val="clear" w:color="auto" w:fill="000936"/>
+            <w:tcBorders>
+              <w:top w:val="single" w:sz="4" w:space="0" w:color="000936"/>
+              <w:left w:val="single" w:sz="4" w:space="0" w:color="000936"/>
+              <w:bottom w:val="single" w:sz="4" w:space="0" w:color="000936"/>
+              <w:right w:val="single" w:sz="4" w:space="0" w:color="000936"/>
+            </w:tcBorders>
+          </w:tcPr>
+          <w:p>
+            <w:r/>
+            <w:r>
+              <w:rPr>
+                <w:rFonts w:ascii="Calibri" w:hAnsi="Calibri"/>
+                <w:b/>
+                <w:color w:val="FFFFFF"/>
+                <w:sz w:val="19"/>
+              </w:rPr>
+              <w:t>Age verification on sign-up + founder dashboard fixes — (1) **Sign-up age gate**: year of birth dropdown (1940–2008) and "I confirm I am 18 years of age or older" checkbox added to `app/sign-up/[[...sign-up]]/page.tsx`. Both fields must be completed before the email form's submit button or the Google OAuth button become active. Client-side validation blocks submission if either is missing. Prevents under-18 users from creating accounts directly; parents/guardians create accounts on behalf of their children. (2) **Founder dashboard display fixes**: all `sub.isPremium`-only checks in `app/parent/page.tsx` now also check `sub.isFounder` — affects child profile limit display ("Unlimited questions/day"), daily limit placeholder text, edit-limit placeholder, and the "Upgrade for more" button visibility. Subscription API (`/api/subscription`) already returned `isPremium: true, isFounder: true` for the founder; the dashboard UI was simply not propagating the founder status to these secondary fields</w:t>
+            </w:r>
+          </w:p>
+        </w:tc>
+      </w:tr>
+    </w:tbl>
+    <w:p/>
     <w:p>
       <w:pPr>
         <w:spacing w:before="60" w:after="60"/>
@@ -30415,7 +30503,7 @@
           <w:i/>
           <w:color w:val="1E293B"/>
         </w:rPr>
-        <w:t>Document last updated: 2 July 2026 (v0.33). Updated alongside the codebase whenever routes, components, or UX decisions change.</w:t>
+        <w:t>Document last updated: 2 July 2026 (v0.34). Updated alongside the codebase whenever routes, components, or UX decisions change.</w:t>
       </w:r>
     </w:p>
     <w:p>

--- a/DESIGN.docx
+++ b/DESIGN.docx
@@ -30338,7 +30338,7 @@
                 <w:color w:val="FFFFFF"/>
                 <w:sz w:val="19"/>
               </w:rPr>
-              <w:t>**v0.34.0**</w:t>
+              <w:t>**v0.35.0**</w:t>
             </w:r>
           </w:p>
         </w:tc>
@@ -30386,7 +30386,7 @@
                 <w:color w:val="FFFFFF"/>
                 <w:sz w:val="19"/>
               </w:rPr>
-              <w:t>Study Mode (chapter-based 4-phase learning) + rich parent analytics + PDF reports — (1) **Study Mode**: new `📖 Study` tab added to the sidebar mode picker. Renders `StudyMode` component (`app/components/study/StudyMode.tsx`) with full 4-phase auto-prompted flow: **Theory** (textbook-style markdown + LaTeX + SVG from `/api/chapter/theory`) → **Examples** (3 graduated worked examples with hidden solutions from `/api/chapter/examples`) → **Practice** (5 AI-generated MCQ questions with Socratic feedback from `/api/chapter/practice` + `/api/chapter/feedback`) → **Test** (5-question sealed end-of-chapter test from `/api/chapter/test`; answers hidden until submission). (2) **Chapter taxonomy** (`lib/chapters.ts`): 8 exams × 6-8 chapters each, keyed by exact subject name. (3) **Chapter progress API** (`/api/chapter/progress` GET+POST): stores per-chapter phase progress and test scores in the new `ChapterProgress` Prisma model (`userId`, `childId`, `exam`, `chapter`, `phase`, `completed`, `testScore`, `testTotal`). Supports both Clerk parent auth and child JWT auth via `x-child-token` header. Chapter picker shows completion status and test scores per chapter with progress bar. (4) **Parent analytics** (`app/components/parent/AnalyticsPanel.tsx`): clicking `📊 Analytics` button on any child card in the parent dashboard expands a rich inline analytics panel with: 4 stat cards (questions today, this week, practice accuracy, exams taken); 7-day bar chart (SVG, zero-library); subject donut chart (SVG); exam score history line chart (SVG); practice accuracy progress bars per subject. All charts are hand-drawn SVG — zero bundle cost, SSR-compatible. (5) **PDF report download** (`app/components/parent/downloadChildReport.ts`): dynamically imported `jsPDF` + `jspdf-autotable`; generates branded A4 PDF with SelectEd navy header, stat summary boxes, 7-day usage table, exam results table, and practice-by-subject accuracy table; footer with page numbers and site URL. `Download PDF` button appears in analytics panel header. (6) **New API routes**: `/api/chapter/theory` (POST), `/api/chapter/examples` (POST), `/api/chapter/practice` (POST), `/api/chapter/feedback` (POST), `/api/chapter/test` (POST), `/api/chapter/progress` (GET+POST). (7) **Sign-in redirect**: `NEXT_PUBLIC_CLERK_SIGN_IN_FORCE_REDIRECT_URL=/parent` and `NEXT_PUBLIC_CLERK_SIGN_UP_FORCE_REDIRECT_URL=/parent` set in Vercel production env — parents land directly on the dashboard after auth. Custom sign-up page also `router.push("/parent")` on success</w:t>
+              <w:t>Exam improvements, Study Mode 80% gate, points + levels — (1) **Exam question count scales with duration**: 30 min → 10 Qs, 45 min → 15 Qs, 60 min → 20 Qs; `questionCount` now passed to `/api/exam/generate` and used in the prompt. (2) **Friendly difficulty picker on exam setup**: three options — Warm-Up 🌱 (accessible, confidence-building), Real Exam 🎯 (matches actual exam style), Challenge 🔥 (harder than the exam). `difficulty` passed to generate API and controls the prompt instruction. (3) **Study Mode default**: opening the study area now defaults to `📖 Study` tab instead of Chat. (4) **80% gate on chapter progression**: chapters are sequential — a chapter only unlocks when the previous chapter's test was completed at ≥80%. ChapterPicker shows locked chapters with a 🔒 badge. ChapterResults shows a clear retry prompt when below 80%, and only marks `completed: true` in the DB when the gate is passed. (5) **Points and level system**: completing each chapter earns `(chapterIndex+1) × 100` base points + accuracy bonus (+25 for ≥90%, +50 for 100%). Six levels shown in ChapterPicker header: Starter ⭐ (0), Scholar 📚 (200), Explorer 🧭 (500), Expert 🎯 (1000), Champion 🏆 (2000), Legend 👑 (4000). Level progress bar updates in real time from ChapterProgress data. Points and badge shown on ChapterResults page. `lib/studyPoints.ts` added as shared utility</w:t>
             </w:r>
           </w:p>
         </w:tc>
@@ -30426,7 +30426,7 @@
                 <w:color w:val="FFFFFF"/>
                 <w:sz w:val="19"/>
               </w:rPr>
-              <w:t>**v0.33.0**</w:t>
+              <w:t>**v0.34.0**</w:t>
             </w:r>
           </w:p>
         </w:tc>
@@ -30474,13 +30474,101 @@
                 <w:color w:val="FFFFFF"/>
                 <w:sz w:val="19"/>
               </w:rPr>
-              <w:t>Age verification on sign-up + founder dashboard fixes — (1) **Sign-up age gate**: year of birth dropdown (1940–2008) and "I confirm I am 18 years of age or older" checkbox added to `app/sign-up/[[...sign-up]]/page.tsx`. Both fields must be completed before the email form's submit button or the Google OAuth button become active. Client-side validation blocks submission if either is missing. Prevents under-18 users from creating accounts directly; parents/guardians create accounts on behalf of their children. (2) **Founder dashboard display fixes**: all `sub.isPremium`-only checks in `app/parent/page.tsx` now also check `sub.isFounder` — affects child profile limit display ("Unlimited questions/day"), daily limit placeholder text, edit-limit placeholder, and the "Upgrade for more" button visibility. Subscription API (`/api/subscription`) already returned `isPremium: true, isFounder: true` for the founder; the dashboard UI was simply not propagating the founder status to these secondary fields</w:t>
+              <w:t>Study Mode (chapter-based 4-phase learning) + rich parent analytics + PDF reports — (1) **Study Mode**: new `📖 Study` tab added to the sidebar mode picker. Renders `StudyMode` component (`app/components/study/StudyMode.tsx`) with full 4-phase auto-prompted flow: **Theory** (textbook-style markdown + LaTeX + SVG from `/api/chapter/theory`) → **Examples** (3 graduated worked examples with hidden solutions from `/api/chapter/examples`) → **Practice** (5 AI-generated MCQ questions with Socratic feedback from `/api/chapter/practice` + `/api/chapter/feedback`) → **Test** (5-question sealed end-of-chapter test from `/api/chapter/test`; answers hidden until submission). (2) **Chapter taxonomy** (`lib/chapters.ts`): 8 exams × 6-8 chapters each, keyed by exact subject name. (3) **Chapter progress API** (`/api/chapter/progress` GET+POST): stores per-chapter phase progress and test scores in the new `ChapterProgress` Prisma model (`userId`, `childId`, `exam`, `chapter`, `phase`, `completed`, `testScore`, `testTotal`). Supports both Clerk parent auth and child JWT auth via `x-child-token` header. Chapter picker shows completion status and test scores per chapter with progress bar. (4) **Parent analytics** (`app/components/parent/AnalyticsPanel.tsx`): clicking `📊 Analytics` button on any child card in the parent dashboard expands a rich inline analytics panel with: 4 stat cards (questions today, this week, practice accuracy, exams taken); 7-day bar chart (SVG, zero-library); subject donut chart (SVG); exam score history line chart (SVG); practice accuracy progress bars per subject. All charts are hand-drawn SVG — zero bundle cost, SSR-compatible. (5) **PDF report download** (`app/components/parent/downloadChildReport.ts`): dynamically imported `jsPDF` + `jspdf-autotable`; generates branded A4 PDF with SelectEd navy header, stat summary boxes, 7-day usage table, exam results table, and practice-by-subject accuracy table; footer with page numbers and site URL. `Download PDF` button appears in analytics panel header. (6) **New API routes**: `/api/chapter/theory` (POST), `/api/chapter/examples` (POST), `/api/chapter/practice` (POST), `/api/chapter/feedback` (POST), `/api/chapter/test` (POST), `/api/chapter/progress` (GET+POST). (7) **Sign-in redirect**: `NEXT_PUBLIC_CLERK_SIGN_IN_FORCE_REDIRECT_URL=/parent` and `NEXT_PUBLIC_CLERK_SIGN_UP_FORCE_REDIRECT_URL=/parent` set in Vercel production env — parents land directly on the dashboard after auth. Custom sign-up page also `router.push("/parent")` on success</w:t>
             </w:r>
           </w:p>
         </w:tc>
       </w:tr>
     </w:tbl>
     <w:p/>
+    <w:tbl>
+      <w:tblPr>
+        <w:tblStyle w:val="TableGrid"/>
+        <w:tblW w:type="auto" w:w="0"/>
+        <w:jc w:val="left"/>
+        <w:tblLook w:firstColumn="1" w:firstRow="1" w:lastColumn="0" w:lastRow="0" w:noHBand="0" w:noVBand="1" w:val="04A0"/>
+      </w:tblPr>
+      <w:tblGrid>
+        <w:gridCol w:w="3024"/>
+        <w:gridCol w:w="3024"/>
+        <w:gridCol w:w="3024"/>
+      </w:tblGrid>
+      <w:tr>
+        <w:tc>
+          <w:tcPr>
+            <w:tcW w:type="dxa" w:w="3024"/>
+            <w:shd w:val="clear" w:color="auto" w:fill="000936"/>
+            <w:tcBorders>
+              <w:top w:val="single" w:sz="4" w:space="0" w:color="000936"/>
+              <w:left w:val="single" w:sz="4" w:space="0" w:color="000936"/>
+              <w:bottom w:val="single" w:sz="4" w:space="0" w:color="000936"/>
+              <w:right w:val="single" w:sz="4" w:space="0" w:color="000936"/>
+            </w:tcBorders>
+          </w:tcPr>
+          <w:p>
+            <w:r/>
+            <w:r>
+              <w:rPr>
+                <w:rFonts w:ascii="Calibri" w:hAnsi="Calibri"/>
+                <w:b/>
+                <w:color w:val="FFFFFF"/>
+                <w:sz w:val="19"/>
+              </w:rPr>
+              <w:t>**v0.33.0**</w:t>
+            </w:r>
+          </w:p>
+        </w:tc>
+        <w:tc>
+          <w:tcPr>
+            <w:tcW w:type="dxa" w:w="3024"/>
+            <w:shd w:val="clear" w:color="auto" w:fill="000936"/>
+            <w:tcBorders>
+              <w:top w:val="single" w:sz="4" w:space="0" w:color="000936"/>
+              <w:left w:val="single" w:sz="4" w:space="0" w:color="000936"/>
+              <w:bottom w:val="single" w:sz="4" w:space="0" w:color="000936"/>
+              <w:right w:val="single" w:sz="4" w:space="0" w:color="000936"/>
+            </w:tcBorders>
+          </w:tcPr>
+          <w:p>
+            <w:r/>
+            <w:r>
+              <w:rPr>
+                <w:rFonts w:ascii="Calibri" w:hAnsi="Calibri"/>
+                <w:b/>
+                <w:color w:val="FFFFFF"/>
+                <w:sz w:val="19"/>
+              </w:rPr>
+              <w:t>July 2026</w:t>
+            </w:r>
+          </w:p>
+        </w:tc>
+        <w:tc>
+          <w:tcPr>
+            <w:tcW w:type="dxa" w:w="3024"/>
+            <w:shd w:val="clear" w:color="auto" w:fill="000936"/>
+            <w:tcBorders>
+              <w:top w:val="single" w:sz="4" w:space="0" w:color="000936"/>
+              <w:left w:val="single" w:sz="4" w:space="0" w:color="000936"/>
+              <w:bottom w:val="single" w:sz="4" w:space="0" w:color="000936"/>
+              <w:right w:val="single" w:sz="4" w:space="0" w:color="000936"/>
+            </w:tcBorders>
+          </w:tcPr>
+          <w:p>
+            <w:r/>
+            <w:r>
+              <w:rPr>
+                <w:rFonts w:ascii="Calibri" w:hAnsi="Calibri"/>
+                <w:b/>
+                <w:color w:val="FFFFFF"/>
+                <w:sz w:val="19"/>
+              </w:rPr>
+              <w:t>Age verification on sign-up + founder dashboard fixes — (1) **Sign-up age gate**: year of birth dropdown (1940–2008) and "I confirm I am 18 years of age or older" checkbox added to `app/sign-up/[[...sign-up]]/page.tsx`. Both fields must be completed before the email form's submit button or the Google OAuth button become active. Client-side validation blocks submission if either is missing. Prevents under-18 users from creating accounts directly; parents/guardians create accounts on behalf of their children. (2) **Founder dashboard display fixes**: all `sub.isPremium`-only checks in `app/parent/page.tsx` now also check `sub.isFounder` — affects child profile limit display ("Unlimited questions/day"), daily limit placeholder text, edit-limit placeholder, and the "Upgrade for more" button visibility. Subscription API (`/api/subscription`) already returned `isPremium: true, isFounder: true` for the founder; the dashboard UI was simply not propagating the founder status to these secondary fields</w:t>
+            </w:r>
+          </w:p>
+        </w:tc>
+      </w:tr>
+    </w:tbl>
+    <w:p/>
     <w:p>
       <w:pPr>
         <w:spacing w:before="60" w:after="60"/>
@@ -30503,7 +30591,7 @@
           <w:i/>
           <w:color w:val="1E293B"/>
         </w:rPr>
-        <w:t>Document last updated: 2 July 2026 (v0.34). Updated alongside the codebase whenever routes, components, or UX decisions change.</w:t>
+        <w:t>Document last updated: 2 July 2026 (v0.35). Updated alongside the codebase whenever routes, components, or UX decisions change.</w:t>
       </w:r>
     </w:p>
     <w:p>

--- a/DESIGN.docx
+++ b/DESIGN.docx
@@ -30569,6 +30569,1255 @@
       </w:tr>
     </w:tbl>
     <w:p/>
+    <w:tbl>
+      <w:tblPr>
+        <w:tblStyle w:val="TableGrid"/>
+        <w:tblW w:type="auto" w:w="0"/>
+        <w:jc w:val="left"/>
+        <w:tblLook w:firstColumn="1" w:firstRow="1" w:lastColumn="0" w:lastRow="0" w:noHBand="0" w:noVBand="1" w:val="04A0"/>
+      </w:tblPr>
+      <w:tblGrid>
+        <w:gridCol w:w="3024"/>
+        <w:gridCol w:w="3024"/>
+        <w:gridCol w:w="3024"/>
+      </w:tblGrid>
+      <w:tr>
+        <w:tc>
+          <w:tcPr>
+            <w:tcW w:type="dxa" w:w="3024"/>
+            <w:shd w:val="clear" w:color="auto" w:fill="000936"/>
+            <w:tcBorders>
+              <w:top w:val="single" w:sz="4" w:space="0" w:color="000936"/>
+              <w:left w:val="single" w:sz="4" w:space="0" w:color="000936"/>
+              <w:bottom w:val="single" w:sz="4" w:space="0" w:color="000936"/>
+              <w:right w:val="single" w:sz="4" w:space="0" w:color="000936"/>
+            </w:tcBorders>
+          </w:tcPr>
+          <w:p>
+            <w:r/>
+            <w:r>
+              <w:rPr>
+                <w:rFonts w:ascii="Calibri" w:hAnsi="Calibri"/>
+                <w:b/>
+                <w:color w:val="FFFFFF"/>
+                <w:sz w:val="19"/>
+              </w:rPr>
+              <w:t>**v0.41.0**</w:t>
+            </w:r>
+          </w:p>
+        </w:tc>
+        <w:tc>
+          <w:tcPr>
+            <w:tcW w:type="dxa" w:w="3024"/>
+            <w:shd w:val="clear" w:color="auto" w:fill="000936"/>
+            <w:tcBorders>
+              <w:top w:val="single" w:sz="4" w:space="0" w:color="000936"/>
+              <w:left w:val="single" w:sz="4" w:space="0" w:color="000936"/>
+              <w:bottom w:val="single" w:sz="4" w:space="0" w:color="000936"/>
+              <w:right w:val="single" w:sz="4" w:space="0" w:color="000936"/>
+            </w:tcBorders>
+          </w:tcPr>
+          <w:p>
+            <w:r/>
+            <w:r>
+              <w:rPr>
+                <w:rFonts w:ascii="Calibri" w:hAnsi="Calibri"/>
+                <w:b/>
+                <w:color w:val="FFFFFF"/>
+                <w:sz w:val="19"/>
+              </w:rPr>
+              <w:t>July 2026</w:t>
+            </w:r>
+          </w:p>
+        </w:tc>
+        <w:tc>
+          <w:tcPr>
+            <w:tcW w:type="dxa" w:w="3024"/>
+            <w:shd w:val="clear" w:color="auto" w:fill="000936"/>
+            <w:tcBorders>
+              <w:top w:val="single" w:sz="4" w:space="0" w:color="000936"/>
+              <w:left w:val="single" w:sz="4" w:space="0" w:color="000936"/>
+              <w:bottom w:val="single" w:sz="4" w:space="0" w:color="000936"/>
+              <w:right w:val="single" w:sz="4" w:space="0" w:color="000936"/>
+            </w:tcBorders>
+          </w:tcPr>
+          <w:p>
+            <w:r/>
+            <w:r>
+              <w:rPr>
+                <w:rFonts w:ascii="Calibri" w:hAnsi="Calibri"/>
+                <w:b/>
+                <w:color w:val="FFFFFF"/>
+                <w:sz w:val="19"/>
+              </w:rPr>
+              <w:t>OpenAI TTS nova voice — replaced Web Speech API with OpenAI `tts-1` + `nova` voice at 0.88× speed. TTS queue pattern (`ttsQueueRef`, `drainTtsQueue`, `speakOneChunk`) with `AbortController` for cancellation. Web Speech fallback. `/api/tts` route with 60 req/min rate limiting. `stripForSpeech()` cleans markdown, LaTeX, box-drawing chars, ellipsis, em-dashes before synthesis</w:t>
+            </w:r>
+          </w:p>
+        </w:tc>
+      </w:tr>
+      <w:tr>
+        <w:tc>
+          <w:tcPr>
+            <w:tcW w:type="dxa" w:w="3024"/>
+            <w:shd w:val="clear" w:color="auto" w:fill="F8FAFC"/>
+            <w:tcBorders>
+              <w:top w:val="single" w:sz="4" w:space="0" w:color="E2E8F0"/>
+              <w:left w:val="single" w:sz="4" w:space="0" w:color="E2E8F0"/>
+              <w:bottom w:val="single" w:sz="4" w:space="0" w:color="E2E8F0"/>
+              <w:right w:val="single" w:sz="4" w:space="0" w:color="E2E8F0"/>
+            </w:tcBorders>
+          </w:tcPr>
+          <w:p>
+            <w:pPr>
+              <w:spacing w:before="30" w:after="30"/>
+            </w:pPr>
+            <w:r/>
+            <w:r>
+              <w:rPr>
+                <w:b/>
+                <w:color w:val="1E293B"/>
+              </w:rPr>
+              <w:t>v0.42.0</w:t>
+            </w:r>
+          </w:p>
+        </w:tc>
+        <w:tc>
+          <w:tcPr>
+            <w:tcW w:type="dxa" w:w="3024"/>
+            <w:shd w:val="clear" w:color="auto" w:fill="F8FAFC"/>
+            <w:tcBorders>
+              <w:top w:val="single" w:sz="4" w:space="0" w:color="E2E8F0"/>
+              <w:left w:val="single" w:sz="4" w:space="0" w:color="E2E8F0"/>
+              <w:bottom w:val="single" w:sz="4" w:space="0" w:color="E2E8F0"/>
+              <w:right w:val="single" w:sz="4" w:space="0" w:color="E2E8F0"/>
+            </w:tcBorders>
+          </w:tcPr>
+          <w:p>
+            <w:pPr>
+              <w:spacing w:before="30" w:after="30"/>
+            </w:pPr>
+            <w:r/>
+            <w:r>
+              <w:rPr>
+                <w:color w:val="1E293B"/>
+                <w:sz w:val="18"/>
+              </w:rPr>
+              <w:t>July 2026</w:t>
+            </w:r>
+          </w:p>
+        </w:tc>
+        <w:tc>
+          <w:tcPr>
+            <w:tcW w:type="dxa" w:w="3024"/>
+            <w:shd w:val="clear" w:color="auto" w:fill="F8FAFC"/>
+            <w:tcBorders>
+              <w:top w:val="single" w:sz="4" w:space="0" w:color="E2E8F0"/>
+              <w:left w:val="single" w:sz="4" w:space="0" w:color="E2E8F0"/>
+              <w:bottom w:val="single" w:sz="4" w:space="0" w:color="E2E8F0"/>
+              <w:right w:val="single" w:sz="4" w:space="0" w:color="E2E8F0"/>
+            </w:tcBorders>
+          </w:tcPr>
+          <w:p>
+            <w:pPr>
+              <w:spacing w:before="30" w:after="30"/>
+            </w:pPr>
+            <w:r/>
+            <w:r>
+              <w:rPr>
+                <w:color w:val="1E293B"/>
+                <w:sz w:val="18"/>
+              </w:rPr>
+              <w:t xml:space="preserve">Student dashboard, name+PIN login, brain break mode — (1) </w:t>
+            </w:r>
+            <w:r>
+              <w:rPr>
+                <w:rFonts w:ascii="Courier New" w:hAnsi="Courier New"/>
+                <w:color w:val="0F172A"/>
+                <w:sz w:val="18"/>
+              </w:rPr>
+              <w:t>ChildLoginScreen</w:t>
+            </w:r>
+            <w:r>
+              <w:rPr>
+                <w:color w:val="1E293B"/>
+                <w:sz w:val="18"/>
+              </w:rPr>
+              <w:t xml:space="preserve"> rewritten: name text input + 4-digit PIN boxes, no profile picker. </w:t>
+            </w:r>
+            <w:r>
+              <w:rPr>
+                <w:rFonts w:ascii="Courier New" w:hAnsi="Courier New"/>
+                <w:color w:val="0F172A"/>
+                <w:sz w:val="18"/>
+              </w:rPr>
+              <w:t>/api/child-auth</w:t>
+            </w:r>
+            <w:r>
+              <w:rPr>
+                <w:color w:val="1E293B"/>
+                <w:sz w:val="18"/>
+              </w:rPr>
+              <w:t xml:space="preserve"> POST accepts </w:t>
+            </w:r>
+            <w:r>
+              <w:rPr>
+                <w:rFonts w:ascii="Courier New" w:hAnsi="Courier New"/>
+                <w:color w:val="0F172A"/>
+                <w:sz w:val="18"/>
+              </w:rPr>
+              <w:t>{name, pin, parentId}</w:t>
+            </w:r>
+            <w:r>
+              <w:rPr>
+                <w:color w:val="1E293B"/>
+                <w:sz w:val="18"/>
+              </w:rPr>
+              <w:t xml:space="preserve"> with case-insensitive name search + </w:t>
+            </w:r>
+            <w:r>
+              <w:rPr>
+                <w:rFonts w:ascii="Courier New" w:hAnsi="Courier New"/>
+                <w:color w:val="0F172A"/>
+                <w:sz w:val="18"/>
+              </w:rPr>
+              <w:t>pinVerified</w:t>
+            </w:r>
+            <w:r>
+              <w:rPr>
+                <w:color w:val="1E293B"/>
+                <w:sz w:val="18"/>
+              </w:rPr>
+              <w:t xml:space="preserve"> flag. (2) Student dashboard (</w:t>
+            </w:r>
+            <w:r>
+              <w:rPr>
+                <w:rFonts w:ascii="Courier New" w:hAnsi="Courier New"/>
+                <w:color w:val="0F172A"/>
+                <w:sz w:val="18"/>
+              </w:rPr>
+              <w:t>StudentDashboard.tsx</w:t>
+            </w:r>
+            <w:r>
+              <w:rPr>
+                <w:color w:val="1E293B"/>
+                <w:sz w:val="18"/>
+              </w:rPr>
+              <w:t xml:space="preserve"> + </w:t>
+            </w:r>
+            <w:r>
+              <w:rPr>
+                <w:rFonts w:ascii="Courier New" w:hAnsi="Courier New"/>
+                <w:color w:val="0F172A"/>
+                <w:sz w:val="18"/>
+              </w:rPr>
+              <w:t>/api/student/dashboard</w:t>
+            </w:r>
+            <w:r>
+              <w:rPr>
+                <w:color w:val="1E293B"/>
+                <w:sz w:val="18"/>
+              </w:rPr>
+              <w:t xml:space="preserve">): shows chapters done, test score, accuracy %, per-exam progress bars, recent activity, "Start Studying" button. (3) </w:t>
+            </w:r>
+            <w:r>
+              <w:rPr>
+                <w:rFonts w:ascii="Courier New" w:hAnsi="Courier New"/>
+                <w:color w:val="0F172A"/>
+                <w:sz w:val="18"/>
+              </w:rPr>
+              <w:t>BreakZone</w:t>
+            </w:r>
+            <w:r>
+              <w:rPr>
+                <w:color w:val="1E293B"/>
+                <w:sz w:val="18"/>
+              </w:rPr>
+              <w:t xml:space="preserve"> gets </w:t>
+            </w:r>
+            <w:r>
+              <w:rPr>
+                <w:rFonts w:ascii="Courier New" w:hAnsi="Courier New"/>
+                <w:color w:val="0F172A"/>
+                <w:sz w:val="18"/>
+              </w:rPr>
+              <w:t>forceOpen</w:t>
+            </w:r>
+            <w:r>
+              <w:rPr>
+                <w:color w:val="1E293B"/>
+                <w:sz w:val="18"/>
+              </w:rPr>
+              <w:t xml:space="preserve"> prop; "Break" mode tab added to sidebar. (4) Mobile header overlap fix: Sign in hidden on mobile (</w:t>
+            </w:r>
+            <w:r>
+              <w:rPr>
+                <w:rFonts w:ascii="Courier New" w:hAnsi="Courier New"/>
+                <w:color w:val="0F172A"/>
+                <w:sz w:val="18"/>
+              </w:rPr>
+              <w:t>hidden sm:block</w:t>
+            </w:r>
+            <w:r>
+              <w:rPr>
+                <w:color w:val="1E293B"/>
+                <w:sz w:val="18"/>
+              </w:rPr>
+              <w:t xml:space="preserve">). (5) </w:t>
+            </w:r>
+            <w:r>
+              <w:rPr>
+                <w:rFonts w:ascii="Courier New" w:hAnsi="Courier New"/>
+                <w:color w:val="0F172A"/>
+                <w:sz w:val="18"/>
+              </w:rPr>
+              <w:t>prevSignedInRef</w:t>
+            </w:r>
+            <w:r>
+              <w:rPr>
+                <w:color w:val="1E293B"/>
+                <w:sz w:val="18"/>
+              </w:rPr>
+              <w:t xml:space="preserve"> pattern to detect sign-out transition</w:t>
+            </w:r>
+          </w:p>
+        </w:tc>
+      </w:tr>
+      <w:tr>
+        <w:tc>
+          <w:tcPr>
+            <w:tcW w:type="dxa" w:w="3024"/>
+            <w:shd w:val="clear" w:color="auto" w:fill="FFFFFF"/>
+            <w:tcBorders>
+              <w:top w:val="single" w:sz="4" w:space="0" w:color="E2E8F0"/>
+              <w:left w:val="single" w:sz="4" w:space="0" w:color="E2E8F0"/>
+              <w:bottom w:val="single" w:sz="4" w:space="0" w:color="E2E8F0"/>
+              <w:right w:val="single" w:sz="4" w:space="0" w:color="E2E8F0"/>
+            </w:tcBorders>
+          </w:tcPr>
+          <w:p>
+            <w:pPr>
+              <w:spacing w:before="30" w:after="30"/>
+            </w:pPr>
+            <w:r/>
+            <w:r>
+              <w:rPr>
+                <w:b/>
+                <w:color w:val="1E293B"/>
+              </w:rPr>
+              <w:t>v0.43.0</w:t>
+            </w:r>
+          </w:p>
+        </w:tc>
+        <w:tc>
+          <w:tcPr>
+            <w:tcW w:type="dxa" w:w="3024"/>
+            <w:shd w:val="clear" w:color="auto" w:fill="FFFFFF"/>
+            <w:tcBorders>
+              <w:top w:val="single" w:sz="4" w:space="0" w:color="E2E8F0"/>
+              <w:left w:val="single" w:sz="4" w:space="0" w:color="E2E8F0"/>
+              <w:bottom w:val="single" w:sz="4" w:space="0" w:color="E2E8F0"/>
+              <w:right w:val="single" w:sz="4" w:space="0" w:color="E2E8F0"/>
+            </w:tcBorders>
+          </w:tcPr>
+          <w:p>
+            <w:pPr>
+              <w:spacing w:before="30" w:after="30"/>
+            </w:pPr>
+            <w:r/>
+            <w:r>
+              <w:rPr>
+                <w:color w:val="1E293B"/>
+                <w:sz w:val="18"/>
+              </w:rPr>
+              <w:t>July 2026</w:t>
+            </w:r>
+          </w:p>
+        </w:tc>
+        <w:tc>
+          <w:tcPr>
+            <w:tcW w:type="dxa" w:w="3024"/>
+            <w:shd w:val="clear" w:color="auto" w:fill="FFFFFF"/>
+            <w:tcBorders>
+              <w:top w:val="single" w:sz="4" w:space="0" w:color="E2E8F0"/>
+              <w:left w:val="single" w:sz="4" w:space="0" w:color="E2E8F0"/>
+              <w:bottom w:val="single" w:sz="4" w:space="0" w:color="E2E8F0"/>
+              <w:right w:val="single" w:sz="4" w:space="0" w:color="E2E8F0"/>
+            </w:tcBorders>
+          </w:tcPr>
+          <w:p>
+            <w:pPr>
+              <w:spacing w:before="30" w:after="30"/>
+            </w:pPr>
+            <w:r/>
+            <w:r>
+              <w:rPr>
+                <w:color w:val="1E293B"/>
+                <w:sz w:val="18"/>
+              </w:rPr>
+              <w:t xml:space="preserve">Practice label fix, TTS symbol strip, mic native popup — (1) Practice placeholder uses exam acronym extracted from </w:t>
+            </w:r>
+            <w:r>
+              <w:rPr>
+                <w:rFonts w:ascii="Courier New" w:hAnsi="Courier New"/>
+                <w:color w:val="0F172A"/>
+                <w:sz w:val="18"/>
+              </w:rPr>
+              <w:t>subject.match(/\(([^)]+)\)/)?.[1]</w:t>
+            </w:r>
+            <w:r>
+              <w:rPr>
+                <w:color w:val="1E293B"/>
+                <w:sz w:val="18"/>
+              </w:rPr>
+              <w:t xml:space="preserve">. (2) TTS </w:t>
+            </w:r>
+            <w:r>
+              <w:rPr>
+                <w:rFonts w:ascii="Courier New" w:hAnsi="Courier New"/>
+                <w:color w:val="0F172A"/>
+                <w:sz w:val="18"/>
+              </w:rPr>
+              <w:t>stripForSpeech()</w:t>
+            </w:r>
+            <w:r>
+              <w:rPr>
+                <w:color w:val="1E293B"/>
+                <w:sz w:val="18"/>
+              </w:rPr>
+              <w:t xml:space="preserve"> extended: removes box-drawing characters, horizontal rules, </w:t>
+            </w:r>
+            <w:r>
+              <w:rPr>
+                <w:rFonts w:ascii="Courier New" w:hAnsi="Courier New"/>
+                <w:color w:val="0F172A"/>
+                <w:sz w:val="18"/>
+              </w:rPr>
+              <w:t>[square bracket]</w:t>
+            </w:r>
+            <w:r>
+              <w:rPr>
+                <w:color w:val="1E293B"/>
+                <w:sz w:val="18"/>
+              </w:rPr>
+              <w:t xml:space="preserve"> text, </w:t>
+            </w:r>
+            <w:r>
+              <w:rPr>
+                <w:rFonts w:ascii="Courier New" w:hAnsi="Courier New"/>
+                <w:color w:val="0F172A"/>
+                <w:sz w:val="18"/>
+              </w:rPr>
+              <w:t>(Type A, B, C, or D)</w:t>
+            </w:r>
+            <w:r>
+              <w:rPr>
+                <w:color w:val="1E293B"/>
+                <w:sz w:val="18"/>
+              </w:rPr>
+              <w:t xml:space="preserve">, numbered list markers, ellipsis→".", em/en-dash→",". (3) Mic permission: replaced </w:t>
+            </w:r>
+            <w:r>
+              <w:rPr>
+                <w:rFonts w:ascii="Courier New" w:hAnsi="Courier New"/>
+                <w:color w:val="0F172A"/>
+                <w:sz w:val="18"/>
+              </w:rPr>
+              <w:t>navigator.permissions.query()</w:t>
+            </w:r>
+            <w:r>
+              <w:rPr>
+                <w:color w:val="1E293B"/>
+                <w:sz w:val="18"/>
+              </w:rPr>
+              <w:t xml:space="preserve"> with </w:t>
+            </w:r>
+            <w:r>
+              <w:rPr>
+                <w:rFonts w:ascii="Courier New" w:hAnsi="Courier New"/>
+                <w:color w:val="0F172A"/>
+                <w:sz w:val="18"/>
+              </w:rPr>
+              <w:t>getUserMedia()</w:t>
+            </w:r>
+            <w:r>
+              <w:rPr>
+                <w:color w:val="1E293B"/>
+                <w:sz w:val="18"/>
+              </w:rPr>
+              <w:t xml:space="preserve"> directly — triggers native browser permission popup</w:t>
+            </w:r>
+          </w:p>
+        </w:tc>
+      </w:tr>
+      <w:tr>
+        <w:tc>
+          <w:tcPr>
+            <w:tcW w:type="dxa" w:w="3024"/>
+            <w:shd w:val="clear" w:color="auto" w:fill="F8FAFC"/>
+            <w:tcBorders>
+              <w:top w:val="single" w:sz="4" w:space="0" w:color="E2E8F0"/>
+              <w:left w:val="single" w:sz="4" w:space="0" w:color="E2E8F0"/>
+              <w:bottom w:val="single" w:sz="4" w:space="0" w:color="E2E8F0"/>
+              <w:right w:val="single" w:sz="4" w:space="0" w:color="E2E8F0"/>
+            </w:tcBorders>
+          </w:tcPr>
+          <w:p>
+            <w:pPr>
+              <w:spacing w:before="30" w:after="30"/>
+            </w:pPr>
+            <w:r/>
+            <w:r>
+              <w:rPr>
+                <w:b/>
+                <w:color w:val="1E293B"/>
+              </w:rPr>
+              <w:t>v0.44.0</w:t>
+            </w:r>
+          </w:p>
+        </w:tc>
+        <w:tc>
+          <w:tcPr>
+            <w:tcW w:type="dxa" w:w="3024"/>
+            <w:shd w:val="clear" w:color="auto" w:fill="F8FAFC"/>
+            <w:tcBorders>
+              <w:top w:val="single" w:sz="4" w:space="0" w:color="E2E8F0"/>
+              <w:left w:val="single" w:sz="4" w:space="0" w:color="E2E8F0"/>
+              <w:bottom w:val="single" w:sz="4" w:space="0" w:color="E2E8F0"/>
+              <w:right w:val="single" w:sz="4" w:space="0" w:color="E2E8F0"/>
+            </w:tcBorders>
+          </w:tcPr>
+          <w:p>
+            <w:pPr>
+              <w:spacing w:before="30" w:after="30"/>
+            </w:pPr>
+            <w:r/>
+            <w:r>
+              <w:rPr>
+                <w:color w:val="1E293B"/>
+                <w:sz w:val="18"/>
+              </w:rPr>
+              <w:t>July 2026</w:t>
+            </w:r>
+          </w:p>
+        </w:tc>
+        <w:tc>
+          <w:tcPr>
+            <w:tcW w:type="dxa" w:w="3024"/>
+            <w:shd w:val="clear" w:color="auto" w:fill="F8FAFC"/>
+            <w:tcBorders>
+              <w:top w:val="single" w:sz="4" w:space="0" w:color="E2E8F0"/>
+              <w:left w:val="single" w:sz="4" w:space="0" w:color="E2E8F0"/>
+              <w:bottom w:val="single" w:sz="4" w:space="0" w:color="E2E8F0"/>
+              <w:right w:val="single" w:sz="4" w:space="0" w:color="E2E8F0"/>
+            </w:tcBorders>
+          </w:tcPr>
+          <w:p>
+            <w:pPr>
+              <w:spacing w:before="30" w:after="30"/>
+            </w:pPr>
+            <w:r/>
+            <w:r>
+              <w:rPr>
+                <w:color w:val="1E293B"/>
+                <w:sz w:val="18"/>
+              </w:rPr>
+              <w:t xml:space="preserve">Sign-out redirect fix (critical) — Root cause: Clerk does a full page REDIRECT on sign-out before any React </w:t>
+            </w:r>
+            <w:r>
+              <w:rPr>
+                <w:rFonts w:ascii="Courier New" w:hAnsi="Courier New"/>
+                <w:color w:val="0F172A"/>
+                <w:sz w:val="18"/>
+              </w:rPr>
+              <w:t>useEffect</w:t>
+            </w:r>
+            <w:r>
+              <w:rPr>
+                <w:color w:val="1E293B"/>
+                <w:sz w:val="18"/>
+              </w:rPr>
+              <w:t xml:space="preserve"> runs. Fixed by proactively removing </w:t>
+            </w:r>
+            <w:r>
+              <w:rPr>
+                <w:rFonts w:ascii="Courier New" w:hAnsi="Courier New"/>
+                <w:color w:val="0F172A"/>
+                <w:sz w:val="18"/>
+              </w:rPr>
+              <w:t>selected_intro_seen</w:t>
+            </w:r>
+            <w:r>
+              <w:rPr>
+                <w:color w:val="1E293B"/>
+                <w:sz w:val="18"/>
+              </w:rPr>
+              <w:t xml:space="preserve"> from localStorage when </w:t>
+            </w:r>
+            <w:r>
+              <w:rPr>
+                <w:rFonts w:ascii="Courier New" w:hAnsi="Courier New"/>
+                <w:color w:val="0F172A"/>
+                <w:sz w:val="18"/>
+              </w:rPr>
+              <w:t>isSignedIn === true</w:t>
+            </w:r>
+            <w:r>
+              <w:rPr>
+                <w:color w:val="1E293B"/>
+                <w:sz w:val="18"/>
+              </w:rPr>
+              <w:t xml:space="preserve"> (not on sign-out). The flag is absent before any redirect occurs. Merged all auth state into one unified </w:t>
+            </w:r>
+            <w:r>
+              <w:rPr>
+                <w:rFonts w:ascii="Courier New" w:hAnsi="Courier New"/>
+                <w:color w:val="0F172A"/>
+                <w:sz w:val="18"/>
+              </w:rPr>
+              <w:t>useEffect</w:t>
+            </w:r>
+          </w:p>
+        </w:tc>
+      </w:tr>
+      <w:tr>
+        <w:tc>
+          <w:tcPr>
+            <w:tcW w:type="dxa" w:w="3024"/>
+            <w:shd w:val="clear" w:color="auto" w:fill="FFFFFF"/>
+            <w:tcBorders>
+              <w:top w:val="single" w:sz="4" w:space="0" w:color="E2E8F0"/>
+              <w:left w:val="single" w:sz="4" w:space="0" w:color="E2E8F0"/>
+              <w:bottom w:val="single" w:sz="4" w:space="0" w:color="E2E8F0"/>
+              <w:right w:val="single" w:sz="4" w:space="0" w:color="E2E8F0"/>
+            </w:tcBorders>
+          </w:tcPr>
+          <w:p>
+            <w:pPr>
+              <w:spacing w:before="30" w:after="30"/>
+            </w:pPr>
+            <w:r/>
+            <w:r>
+              <w:rPr>
+                <w:b/>
+                <w:color w:val="1E293B"/>
+              </w:rPr>
+              <w:t>v0.50.0</w:t>
+            </w:r>
+          </w:p>
+        </w:tc>
+        <w:tc>
+          <w:tcPr>
+            <w:tcW w:type="dxa" w:w="3024"/>
+            <w:shd w:val="clear" w:color="auto" w:fill="FFFFFF"/>
+            <w:tcBorders>
+              <w:top w:val="single" w:sz="4" w:space="0" w:color="E2E8F0"/>
+              <w:left w:val="single" w:sz="4" w:space="0" w:color="E2E8F0"/>
+              <w:bottom w:val="single" w:sz="4" w:space="0" w:color="E2E8F0"/>
+              <w:right w:val="single" w:sz="4" w:space="0" w:color="E2E8F0"/>
+            </w:tcBorders>
+          </w:tcPr>
+          <w:p>
+            <w:pPr>
+              <w:spacing w:before="30" w:after="30"/>
+            </w:pPr>
+            <w:r/>
+            <w:r>
+              <w:rPr>
+                <w:color w:val="1E293B"/>
+                <w:sz w:val="18"/>
+              </w:rPr>
+              <w:t>July 2026</w:t>
+            </w:r>
+          </w:p>
+        </w:tc>
+        <w:tc>
+          <w:tcPr>
+            <w:tcW w:type="dxa" w:w="3024"/>
+            <w:shd w:val="clear" w:color="auto" w:fill="FFFFFF"/>
+            <w:tcBorders>
+              <w:top w:val="single" w:sz="4" w:space="0" w:color="E2E8F0"/>
+              <w:left w:val="single" w:sz="4" w:space="0" w:color="E2E8F0"/>
+              <w:bottom w:val="single" w:sz="4" w:space="0" w:color="E2E8F0"/>
+              <w:right w:val="single" w:sz="4" w:space="0" w:color="E2E8F0"/>
+            </w:tcBorders>
+          </w:tcPr>
+          <w:p>
+            <w:pPr>
+              <w:spacing w:before="30" w:after="30"/>
+            </w:pPr>
+            <w:r/>
+            <w:r>
+              <w:rPr>
+                <w:color w:val="1E293B"/>
+                <w:sz w:val="18"/>
+              </w:rPr>
+              <w:t xml:space="preserve">Full landing page redesign + Playwright regression test suite — (1) </w:t>
+            </w:r>
+            <w:r>
+              <w:rPr>
+                <w:b/>
+                <w:color w:val="1E293B"/>
+              </w:rPr>
+              <w:t>Landing page overhaul</w:t>
+            </w:r>
+            <w:r>
+              <w:rPr>
+                <w:color w:val="1E293B"/>
+                <w:sz w:val="18"/>
+              </w:rPr>
+              <w:t xml:space="preserve">: 15 new components in </w:t>
+            </w:r>
+            <w:r>
+              <w:rPr>
+                <w:rFonts w:ascii="Courier New" w:hAnsi="Courier New"/>
+                <w:color w:val="0F172A"/>
+                <w:sz w:val="18"/>
+              </w:rPr>
+              <w:t>app/components/landing/</w:t>
+            </w:r>
+            <w:r>
+              <w:rPr>
+                <w:color w:val="1E293B"/>
+                <w:sz w:val="18"/>
+              </w:rPr>
+              <w:t xml:space="preserve">. New fonts: Plus Jakarta Sans (800 weight headings) + Inter (body), </w:t>
+            </w:r>
+            <w:r>
+              <w:rPr>
+                <w:rFonts w:ascii="Courier New" w:hAnsi="Courier New"/>
+                <w:color w:val="0F172A"/>
+                <w:sz w:val="18"/>
+              </w:rPr>
+              <w:t>--font-jakarta</w:t>
+            </w:r>
+            <w:r>
+              <w:rPr>
+                <w:color w:val="1E293B"/>
+                <w:sz w:val="18"/>
+              </w:rPr>
+              <w:t>/</w:t>
+            </w:r>
+            <w:r>
+              <w:rPr>
+                <w:rFonts w:ascii="Courier New" w:hAnsi="Courier New"/>
+                <w:color w:val="0F172A"/>
+                <w:sz w:val="18"/>
+              </w:rPr>
+              <w:t>--font-inter</w:t>
+            </w:r>
+            <w:r>
+              <w:rPr>
+                <w:color w:val="1E293B"/>
+                <w:sz w:val="18"/>
+              </w:rPr>
+              <w:t xml:space="preserve"> CSS variables. </w:t>
+            </w:r>
+            <w:r>
+              <w:rPr>
+                <w:rFonts w:ascii="Courier New" w:hAnsi="Courier New"/>
+                <w:color w:val="0F172A"/>
+                <w:sz w:val="18"/>
+              </w:rPr>
+              <w:t>LandingNav</w:t>
+            </w:r>
+            <w:r>
+              <w:rPr>
+                <w:color w:val="1E293B"/>
+                <w:sz w:val="18"/>
+              </w:rPr>
+              <w:t xml:space="preserve">: sticky with scroll shadow, mobile hamburger drawer (Framer Motion AnimatePresence), anchor links (#how-it-works, #exams, #pricing). </w:t>
+            </w:r>
+            <w:r>
+              <w:rPr>
+                <w:rFonts w:ascii="Courier New" w:hAnsi="Courier New"/>
+                <w:color w:val="0F172A"/>
+                <w:sz w:val="18"/>
+              </w:rPr>
+              <w:t>HeroSection</w:t>
+            </w:r>
+            <w:r>
+              <w:rPr>
+                <w:color w:val="1E293B"/>
+                <w:sz w:val="18"/>
+              </w:rPr>
+              <w:t xml:space="preserve">: two-column layout, eyebrow/H1 ("Your child's own tutor…"), trust row, exam pills, </w:t>
+            </w:r>
+            <w:r>
+              <w:rPr>
+                <w:rFonts w:ascii="Courier New" w:hAnsi="Courier New"/>
+                <w:color w:val="0F172A"/>
+                <w:sz w:val="18"/>
+              </w:rPr>
+              <w:t>&lt;InteractiveDemo&gt;</w:t>
+            </w:r>
+            <w:r>
+              <w:rPr>
+                <w:color w:val="1E293B"/>
+                <w:sz w:val="18"/>
+              </w:rPr>
+              <w:t xml:space="preserve"> on right. </w:t>
+            </w:r>
+            <w:r>
+              <w:rPr>
+                <w:rFonts w:ascii="Courier New" w:hAnsi="Courier New"/>
+                <w:color w:val="0F172A"/>
+                <w:sz w:val="18"/>
+              </w:rPr>
+              <w:t>InteractiveDemo</w:t>
+            </w:r>
+            <w:r>
+              <w:rPr>
+                <w:color w:val="1E293B"/>
+                <w:sz w:val="18"/>
+              </w:rPr>
+              <w:t xml:space="preserve">: scripted Socratic demo state machine (question → typing → followup → done), simulated character streaming, no live API call. </w:t>
+            </w:r>
+            <w:r>
+              <w:rPr>
+                <w:rFonts w:ascii="Courier New" w:hAnsi="Courier New"/>
+                <w:color w:val="0F172A"/>
+                <w:sz w:val="18"/>
+              </w:rPr>
+              <w:t>StatsBar</w:t>
+            </w:r>
+            <w:r>
+              <w:rPr>
+                <w:color w:val="1E293B"/>
+                <w:sz w:val="18"/>
+              </w:rPr>
+              <w:t xml:space="preserve">, </w:t>
+            </w:r>
+            <w:r>
+              <w:rPr>
+                <w:rFonts w:ascii="Courier New" w:hAnsi="Courier New"/>
+                <w:color w:val="0F172A"/>
+                <w:sz w:val="18"/>
+              </w:rPr>
+              <w:t>HowItWorks</w:t>
+            </w:r>
+            <w:r>
+              <w:rPr>
+                <w:color w:val="1E293B"/>
+                <w:sz w:val="18"/>
+              </w:rPr>
+              <w:t xml:space="preserve"> (3-step with dashed connector), </w:t>
+            </w:r>
+            <w:r>
+              <w:rPr>
+                <w:rFonts w:ascii="Courier New" w:hAnsi="Courier New"/>
+                <w:color w:val="0F172A"/>
+                <w:sz w:val="18"/>
+              </w:rPr>
+              <w:t>ModesTabs</w:t>
+            </w:r>
+            <w:r>
+              <w:rPr>
+                <w:color w:val="1E293B"/>
+                <w:sz w:val="18"/>
+              </w:rPr>
+              <w:t xml:space="preserve"> (4-tab AnimatePresence crossfade), </w:t>
+            </w:r>
+            <w:r>
+              <w:rPr>
+                <w:rFonts w:ascii="Courier New" w:hAnsi="Courier New"/>
+                <w:color w:val="0F172A"/>
+                <w:sz w:val="18"/>
+              </w:rPr>
+              <w:t>ProofBlock</w:t>
+            </w:r>
+            <w:r>
+              <w:rPr>
+                <w:color w:val="1E293B"/>
+                <w:sz w:val="18"/>
+              </w:rPr>
+              <w:t xml:space="preserve"> (annotated Socratic chat mockup), </w:t>
+            </w:r>
+            <w:r>
+              <w:rPr>
+                <w:rFonts w:ascii="Courier New" w:hAnsi="Courier New"/>
+                <w:color w:val="0F172A"/>
+                <w:sz w:val="18"/>
+              </w:rPr>
+              <w:t>ExamGrid</w:t>
+            </w:r>
+            <w:r>
+              <w:rPr>
+                <w:color w:val="1E293B"/>
+                <w:sz w:val="18"/>
+              </w:rPr>
+              <w:t xml:space="preserve"> (8 exam cards), </w:t>
+            </w:r>
+            <w:r>
+              <w:rPr>
+                <w:rFonts w:ascii="Courier New" w:hAnsi="Courier New"/>
+                <w:color w:val="0F172A"/>
+                <w:sz w:val="18"/>
+              </w:rPr>
+              <w:t>FounderSection</w:t>
+            </w:r>
+            <w:r>
+              <w:rPr>
+                <w:color w:val="1E293B"/>
+                <w:sz w:val="18"/>
+              </w:rPr>
+              <w:t xml:space="preserve">, </w:t>
+            </w:r>
+            <w:r>
+              <w:rPr>
+                <w:rFonts w:ascii="Courier New" w:hAnsi="Courier New"/>
+                <w:color w:val="0F172A"/>
+                <w:sz w:val="18"/>
+              </w:rPr>
+              <w:t>PricingSection</w:t>
+            </w:r>
+            <w:r>
+              <w:rPr>
+                <w:color w:val="1E293B"/>
+                <w:sz w:val="18"/>
+              </w:rPr>
+              <w:t xml:space="preserve"> (corrected: Exam + Adventure are </w:t>
+            </w:r>
+            <w:r>
+              <w:rPr>
+                <w:b/>
+                <w:color w:val="1E293B"/>
+              </w:rPr>
+              <w:t>Premium-only</w:t>
+            </w:r>
+            <w:r>
+              <w:rPr>
+                <w:color w:val="1E293B"/>
+                <w:sz w:val="18"/>
+              </w:rPr>
+              <w:t xml:space="preserve">; Free = Chat + Practice only), </w:t>
+            </w:r>
+            <w:r>
+              <w:rPr>
+                <w:rFonts w:ascii="Courier New" w:hAnsi="Courier New"/>
+                <w:color w:val="0F172A"/>
+                <w:sz w:val="18"/>
+              </w:rPr>
+              <w:t>FAQSection</w:t>
+            </w:r>
+            <w:r>
+              <w:rPr>
+                <w:color w:val="1E293B"/>
+                <w:sz w:val="18"/>
+              </w:rPr>
+              <w:t xml:space="preserve"> (6 Framer Motion accordion items), </w:t>
+            </w:r>
+            <w:r>
+              <w:rPr>
+                <w:rFonts w:ascii="Courier New" w:hAnsi="Courier New"/>
+                <w:color w:val="0F172A"/>
+                <w:sz w:val="18"/>
+              </w:rPr>
+              <w:t>FinalCTA</w:t>
+            </w:r>
+            <w:r>
+              <w:rPr>
+                <w:color w:val="1E293B"/>
+                <w:sz w:val="18"/>
+              </w:rPr>
+              <w:t xml:space="preserve"> (dark navy + </w:t>
+            </w:r>
+            <w:r>
+              <w:rPr>
+                <w:rFonts w:ascii="Courier New" w:hAnsi="Courier New"/>
+                <w:color w:val="0F172A"/>
+                <w:sz w:val="18"/>
+              </w:rPr>
+              <w:t>#FDC800</w:t>
+            </w:r>
+            <w:r>
+              <w:rPr>
+                <w:color w:val="1E293B"/>
+                <w:sz w:val="18"/>
+              </w:rPr>
+              <w:t xml:space="preserve"> CTA), </w:t>
+            </w:r>
+            <w:r>
+              <w:rPr>
+                <w:rFonts w:ascii="Courier New" w:hAnsi="Courier New"/>
+                <w:color w:val="0F172A"/>
+                <w:sz w:val="18"/>
+              </w:rPr>
+              <w:t>LandingFooter</w:t>
+            </w:r>
+            <w:r>
+              <w:rPr>
+                <w:color w:val="1E293B"/>
+                <w:sz w:val="18"/>
+              </w:rPr>
+              <w:t xml:space="preserve">, </w:t>
+            </w:r>
+            <w:r>
+              <w:rPr>
+                <w:rFonts w:ascii="Courier New" w:hAnsi="Courier New"/>
+                <w:color w:val="0F172A"/>
+                <w:sz w:val="18"/>
+              </w:rPr>
+              <w:t>MobileBottomBar</w:t>
+            </w:r>
+            <w:r>
+              <w:rPr>
+                <w:color w:val="1E293B"/>
+                <w:sz w:val="18"/>
+              </w:rPr>
+              <w:t xml:space="preserve"> (IntersectionObserver, slide-up). All animations gated with </w:t>
+            </w:r>
+            <w:r>
+              <w:rPr>
+                <w:rFonts w:ascii="Courier New" w:hAnsi="Courier New"/>
+                <w:color w:val="0F172A"/>
+                <w:sz w:val="18"/>
+              </w:rPr>
+              <w:t>useReducedMotion()</w:t>
+            </w:r>
+            <w:r>
+              <w:rPr>
+                <w:color w:val="1E293B"/>
+                <w:sz w:val="18"/>
+              </w:rPr>
+              <w:t xml:space="preserve">. Removed: fake testimonials, testimonial submission form, back-to-top button, particle animations, video background, dead legacy hero block. (2) </w:t>
+            </w:r>
+            <w:r>
+              <w:rPr>
+                <w:b/>
+                <w:color w:val="1E293B"/>
+              </w:rPr>
+              <w:t>Playwright regression test suite</w:t>
+            </w:r>
+            <w:r>
+              <w:rPr>
+                <w:color w:val="1E293B"/>
+                <w:sz w:val="18"/>
+              </w:rPr>
+              <w:t xml:space="preserve"> (</w:t>
+            </w:r>
+            <w:r>
+              <w:rPr>
+                <w:rFonts w:ascii="Courier New" w:hAnsi="Courier New"/>
+                <w:color w:val="0F172A"/>
+                <w:sz w:val="18"/>
+              </w:rPr>
+              <w:t>@playwright/test</w:t>
+            </w:r>
+            <w:r>
+              <w:rPr>
+                <w:color w:val="1E293B"/>
+                <w:sz w:val="18"/>
+              </w:rPr>
+              <w:t xml:space="preserve">): </w:t>
+            </w:r>
+            <w:r>
+              <w:rPr>
+                <w:rFonts w:ascii="Courier New" w:hAnsi="Courier New"/>
+                <w:color w:val="0F172A"/>
+                <w:sz w:val="18"/>
+              </w:rPr>
+              <w:t>playwright.config.ts</w:t>
+            </w:r>
+            <w:r>
+              <w:rPr>
+                <w:color w:val="1E293B"/>
+                <w:sz w:val="18"/>
+              </w:rPr>
+              <w:t xml:space="preserve"> (Chromium, Pixel 7, iPhone 14; webServer auto-starts </w:t>
+            </w:r>
+            <w:r>
+              <w:rPr>
+                <w:rFonts w:ascii="Courier New" w:hAnsi="Courier New"/>
+                <w:color w:val="0F172A"/>
+                <w:sz w:val="18"/>
+              </w:rPr>
+              <w:t>npm run dev</w:t>
+            </w:r>
+            <w:r>
+              <w:rPr>
+                <w:color w:val="1E293B"/>
+                <w:sz w:val="18"/>
+              </w:rPr>
+              <w:t xml:space="preserve">); </w:t>
+            </w:r>
+            <w:r>
+              <w:rPr>
+                <w:rFonts w:ascii="Courier New" w:hAnsi="Courier New"/>
+                <w:color w:val="0F172A"/>
+                <w:sz w:val="18"/>
+              </w:rPr>
+              <w:t>tests/helpers.ts</w:t>
+            </w:r>
+            <w:r>
+              <w:rPr>
+                <w:color w:val="1E293B"/>
+                <w:sz w:val="18"/>
+              </w:rPr>
+              <w:t xml:space="preserve"> (localStorage utilities); 6 spec files — </w:t>
+            </w:r>
+            <w:r>
+              <w:rPr>
+                <w:rFonts w:ascii="Courier New" w:hAnsi="Courier New"/>
+                <w:color w:val="0F172A"/>
+                <w:sz w:val="18"/>
+              </w:rPr>
+              <w:t>landing.spec.ts</w:t>
+            </w:r>
+            <w:r>
+              <w:rPr>
+                <w:color w:val="1E293B"/>
+                <w:sz w:val="18"/>
+              </w:rPr>
+              <w:t xml:space="preserve"> (hero copy, nav, hamburger, exam strip, pricing, FAQ, CTA), </w:t>
+            </w:r>
+            <w:r>
+              <w:rPr>
+                <w:rFonts w:ascii="Courier New" w:hAnsi="Courier New"/>
+                <w:color w:val="0F172A"/>
+                <w:sz w:val="18"/>
+              </w:rPr>
+              <w:t>navigation.spec.ts</w:t>
+            </w:r>
+            <w:r>
+              <w:rPr>
+                <w:color w:val="1E293B"/>
+                <w:sz w:val="18"/>
+              </w:rPr>
+              <w:t xml:space="preserve"> (anchor links, hamburger drawer, sticky nav, Escape key close), </w:t>
+            </w:r>
+            <w:r>
+              <w:rPr>
+                <w:rFonts w:ascii="Courier New" w:hAnsi="Courier New"/>
+                <w:color w:val="0F172A"/>
+                <w:sz w:val="18"/>
+              </w:rPr>
+              <w:t>auth.spec.ts</w:t>
+            </w:r>
+            <w:r>
+              <w:rPr>
+                <w:color w:val="1E293B"/>
+                <w:sz w:val="18"/>
+              </w:rPr>
+              <w:t xml:space="preserve"> (localStorage gate, sign-out clears flag), </w:t>
+            </w:r>
+            <w:r>
+              <w:rPr>
+                <w:rFonts w:ascii="Courier New" w:hAnsi="Courier New"/>
+                <w:color w:val="0F172A"/>
+                <w:sz w:val="18"/>
+              </w:rPr>
+              <w:t>student.spec.ts</w:t>
+            </w:r>
+            <w:r>
+              <w:rPr>
+                <w:color w:val="1E293B"/>
+                <w:sz w:val="18"/>
+              </w:rPr>
+              <w:t xml:space="preserve"> (name+PIN form, wrong credentials, exit flow), </w:t>
+            </w:r>
+            <w:r>
+              <w:rPr>
+                <w:rFonts w:ascii="Courier New" w:hAnsi="Courier New"/>
+                <w:color w:val="0F172A"/>
+                <w:sz w:val="18"/>
+              </w:rPr>
+              <w:t>app.spec.ts</w:t>
+            </w:r>
+            <w:r>
+              <w:rPr>
+                <w:color w:val="1E293B"/>
+                <w:sz w:val="18"/>
+              </w:rPr>
+              <w:t xml:space="preserve"> (mode tabs, brain break, voice toggle, practice label), </w:t>
+            </w:r>
+            <w:r>
+              <w:rPr>
+                <w:rFonts w:ascii="Courier New" w:hAnsi="Courier New"/>
+                <w:color w:val="0F172A"/>
+                <w:sz w:val="18"/>
+              </w:rPr>
+              <w:t>accessibility.spec.ts</w:t>
+            </w:r>
+            <w:r>
+              <w:rPr>
+                <w:color w:val="1E293B"/>
+                <w:sz w:val="18"/>
+              </w:rPr>
+              <w:t xml:space="preserve"> (font sizes, button labels, landmark structure). </w:t>
+            </w:r>
+            <w:r>
+              <w:rPr>
+                <w:rFonts w:ascii="Courier New" w:hAnsi="Courier New"/>
+                <w:color w:val="0F172A"/>
+                <w:sz w:val="18"/>
+              </w:rPr>
+              <w:t>mobile.spec.ts</w:t>
+            </w:r>
+            <w:r>
+              <w:rPr>
+                <w:color w:val="1E293B"/>
+                <w:sz w:val="18"/>
+              </w:rPr>
+              <w:t xml:space="preserve"> covers viewport, tap targets, card stacking. npm scripts: </w:t>
+            </w:r>
+            <w:r>
+              <w:rPr>
+                <w:rFonts w:ascii="Courier New" w:hAnsi="Courier New"/>
+                <w:color w:val="0F172A"/>
+                <w:sz w:val="18"/>
+              </w:rPr>
+              <w:t>test</w:t>
+            </w:r>
+            <w:r>
+              <w:rPr>
+                <w:color w:val="1E293B"/>
+                <w:sz w:val="18"/>
+              </w:rPr>
+              <w:t xml:space="preserve">, </w:t>
+            </w:r>
+            <w:r>
+              <w:rPr>
+                <w:rFonts w:ascii="Courier New" w:hAnsi="Courier New"/>
+                <w:color w:val="0F172A"/>
+                <w:sz w:val="18"/>
+              </w:rPr>
+              <w:t>test:ui</w:t>
+            </w:r>
+            <w:r>
+              <w:rPr>
+                <w:color w:val="1E293B"/>
+                <w:sz w:val="18"/>
+              </w:rPr>
+              <w:t xml:space="preserve">, </w:t>
+            </w:r>
+            <w:r>
+              <w:rPr>
+                <w:rFonts w:ascii="Courier New" w:hAnsi="Courier New"/>
+                <w:color w:val="0F172A"/>
+                <w:sz w:val="18"/>
+              </w:rPr>
+              <w:t>test:headed</w:t>
+            </w:r>
+            <w:r>
+              <w:rPr>
+                <w:color w:val="1E293B"/>
+                <w:sz w:val="18"/>
+              </w:rPr>
+              <w:t xml:space="preserve">, </w:t>
+            </w:r>
+            <w:r>
+              <w:rPr>
+                <w:rFonts w:ascii="Courier New" w:hAnsi="Courier New"/>
+                <w:color w:val="0F172A"/>
+                <w:sz w:val="18"/>
+              </w:rPr>
+              <w:t>test:report</w:t>
+            </w:r>
+          </w:p>
+        </w:tc>
+      </w:tr>
+    </w:tbl>
+    <w:p/>
     <w:p>
       <w:pPr>
         <w:spacing w:before="60" w:after="60"/>
@@ -30591,7 +31840,7 @@
           <w:i/>
           <w:color w:val="1E293B"/>
         </w:rPr>
-        <w:t>Document last updated: 2 July 2026 (v0.35). Updated alongside the codebase whenever routes, components, or UX decisions change.</w:t>
+        <w:t>Document last updated: 2 July 2026 (v0.50). Updated alongside the codebase whenever routes, components, or UX decisions change.</w:t>
       </w:r>
     </w:p>
     <w:p>
